--- a/EXPORTS/DOCX/published/niveau2/English/Ghana.docx
+++ b/EXPORTS/DOCX/published/niveau2/English/Ghana.docx
@@ -424,7 +424,7 @@
           <w:rFonts w:ascii="Charis SIL Regular" w:hAnsi="Charis SIL Regular" w:eastAsia="Charis SIL Regular"/>
           <w:b w:val="0"/>
           <w:i w:val="0"/>
-          <w:color w:val="0066CC"/>
+          <w:color w:val="0000FF"/>
           <w:sz w:val="24"/>
           <w:u w:val="single"/>
         </w:rPr>
@@ -512,7 +512,7 @@
           <w:rFonts w:ascii="Charis SIL Regular" w:hAnsi="Charis SIL Regular" w:eastAsia="Charis SIL Regular"/>
           <w:b w:val="0"/>
           <w:i w:val="0"/>
-          <w:color w:val="0066CC"/>
+          <w:color w:val="0000FF"/>
           <w:sz w:val="24"/>
           <w:u w:val="single"/>
         </w:rPr>
@@ -530,7 +530,7 @@
           <w:rFonts w:ascii="Charis SIL Regular" w:hAnsi="Charis SIL Regular" w:eastAsia="Charis SIL Regular"/>
           <w:b w:val="0"/>
           <w:i w:val="0"/>
-          <w:color w:val="0066CC"/>
+          <w:color w:val="0000FF"/>
           <w:sz w:val="24"/>
           <w:u w:val="single"/>
         </w:rPr>
@@ -541,7 +541,7 @@
           <w:rFonts w:ascii="Charis SIL Regular" w:hAnsi="Charis SIL Regular" w:eastAsia="Charis SIL Regular"/>
           <w:b w:val="0"/>
           <w:i w:val="0"/>
-          <w:color w:val="0066CC"/>
+          <w:color w:val="0000FF"/>
           <w:sz w:val="24"/>
           <w:u w:val="single"/>
         </w:rPr>
@@ -576,7 +576,7 @@
       </w:r>
       <w:r>
         <w:rPr>
-          <w:u w:val="single" w:color="0066cc"/>
+          <w:u w:val="single" w:color="0000ff"/>
           <w:rFonts w:ascii="Charis SIL Regular" w:hAnsi="Charis SIL Regular" w:eastAsia="Charis SIL Regular"/>
           <w:b w:val="0"/>
           <w:i w:val="0"/>
@@ -594,7 +594,7 @@
       </w:r>
       <w:r>
         <w:rPr>
-          <w:u w:val="single" w:color="0066cc"/>
+          <w:u w:val="single" w:color="0000ff"/>
           <w:rFonts w:ascii="Charis SIL Regular" w:hAnsi="Charis SIL Regular" w:eastAsia="Charis SIL Regular"/>
           <w:b w:val="0"/>
           <w:i w:val="0"/>
@@ -612,7 +612,7 @@
       </w:r>
       <w:r>
         <w:rPr>
-          <w:u w:val="single" w:color="0066cc"/>
+          <w:u w:val="single" w:color="0000ff"/>
           <w:rFonts w:ascii="Charis SIL Regular" w:hAnsi="Charis SIL Regular" w:eastAsia="Charis SIL Regular"/>
           <w:b w:val="0"/>
           <w:i w:val="0"/>
@@ -653,7 +653,7 @@
           <w:rFonts w:ascii="Charis SIL Regular" w:hAnsi="Charis SIL Regular" w:eastAsia="Charis SIL Regular"/>
           <w:b w:val="0"/>
           <w:i w:val="0"/>
-          <w:color w:val="0066CC"/>
+          <w:color w:val="0000FF"/>
           <w:sz w:val="24"/>
           <w:u w:val="single"/>
         </w:rPr>
@@ -688,7 +688,7 @@
       </w:r>
       <w:r>
         <w:rPr>
-          <w:u w:val="single" w:color="0066cc"/>
+          <w:u w:val="single" w:color="0000ff"/>
           <w:rFonts w:ascii="Charis SIL Regular" w:hAnsi="Charis SIL Regular" w:eastAsia="Charis SIL Regular"/>
           <w:b w:val="0"/>
           <w:i w:val="0"/>
@@ -749,7 +749,7 @@
           <w:rFonts w:ascii="Charis SIL Regular" w:hAnsi="Charis SIL Regular" w:eastAsia="Charis SIL Regular"/>
           <w:b w:val="0"/>
           <w:i w:val="0"/>
-          <w:color w:val="0066CC"/>
+          <w:color w:val="0000FF"/>
           <w:sz w:val="24"/>
           <w:u w:val="single"/>
         </w:rPr>
@@ -767,7 +767,7 @@
           <w:rFonts w:ascii="Charis SIL Regular" w:hAnsi="Charis SIL Regular" w:eastAsia="Charis SIL Regular"/>
           <w:b w:val="0"/>
           <w:i w:val="0"/>
-          <w:color w:val="0066CC"/>
+          <w:color w:val="0000FF"/>
           <w:sz w:val="24"/>
           <w:u w:val="single"/>
         </w:rPr>
@@ -778,7 +778,7 @@
           <w:rFonts w:ascii="Charis SIL Regular" w:hAnsi="Charis SIL Regular" w:eastAsia="Charis SIL Regular"/>
           <w:b w:val="0"/>
           <w:i w:val="0"/>
-          <w:color w:val="0066CC"/>
+          <w:color w:val="0000FF"/>
           <w:sz w:val="24"/>
           <w:u w:val="single"/>
         </w:rPr>
@@ -796,7 +796,7 @@
           <w:rFonts w:ascii="Charis SIL Regular" w:hAnsi="Charis SIL Regular" w:eastAsia="Charis SIL Regular"/>
           <w:b w:val="0"/>
           <w:i w:val="0"/>
-          <w:color w:val="0066CC"/>
+          <w:color w:val="0000FF"/>
           <w:sz w:val="24"/>
           <w:u w:val="single"/>
         </w:rPr>
@@ -807,7 +807,7 @@
           <w:rFonts w:ascii="Charis SIL Regular" w:hAnsi="Charis SIL Regular" w:eastAsia="Charis SIL Regular"/>
           <w:b w:val="0"/>
           <w:i w:val="0"/>
-          <w:color w:val="0066CC"/>
+          <w:color w:val="0000FF"/>
           <w:sz w:val="24"/>
           <w:u w:val="single"/>
         </w:rPr>
@@ -894,7 +894,7 @@
           <w:rFonts w:ascii="Charis SIL Regular" w:hAnsi="Charis SIL Regular" w:eastAsia="Charis SIL Regular"/>
           <w:b w:val="0"/>
           <w:i w:val="0"/>
-          <w:color w:val="0066CC"/>
+          <w:color w:val="0000FF"/>
           <w:sz w:val="24"/>
           <w:u w:val="single"/>
         </w:rPr>
@@ -912,7 +912,7 @@
           <w:rFonts w:ascii="Charis SIL Regular" w:hAnsi="Charis SIL Regular" w:eastAsia="Charis SIL Regular"/>
           <w:b w:val="0"/>
           <w:i w:val="0"/>
-          <w:color w:val="0066CC"/>
+          <w:color w:val="0000FF"/>
           <w:sz w:val="24"/>
           <w:u w:val="single"/>
         </w:rPr>
@@ -923,7 +923,7 @@
           <w:rFonts w:ascii="Charis SIL Regular" w:hAnsi="Charis SIL Regular" w:eastAsia="Charis SIL Regular"/>
           <w:b w:val="0"/>
           <w:i w:val="0"/>
-          <w:color w:val="0066CC"/>
+          <w:color w:val="0000FF"/>
           <w:sz w:val="24"/>
           <w:u w:val="single"/>
         </w:rPr>
@@ -941,7 +941,7 @@
           <w:rFonts w:ascii="Charis SIL Regular" w:hAnsi="Charis SIL Regular" w:eastAsia="Charis SIL Regular"/>
           <w:b w:val="0"/>
           <w:i w:val="0"/>
-          <w:color w:val="0066CC"/>
+          <w:color w:val="0000FF"/>
           <w:sz w:val="24"/>
           <w:u w:val="single"/>
         </w:rPr>
@@ -952,7 +952,7 @@
           <w:rFonts w:ascii="Charis SIL Regular" w:hAnsi="Charis SIL Regular" w:eastAsia="Charis SIL Regular"/>
           <w:b w:val="0"/>
           <w:i w:val="0"/>
-          <w:color w:val="0066CC"/>
+          <w:color w:val="0000FF"/>
           <w:sz w:val="24"/>
           <w:u w:val="single"/>
         </w:rPr>
@@ -970,7 +970,7 @@
           <w:rFonts w:ascii="Charis SIL Regular" w:hAnsi="Charis SIL Regular" w:eastAsia="Charis SIL Regular"/>
           <w:b w:val="0"/>
           <w:i w:val="0"/>
-          <w:color w:val="0066CC"/>
+          <w:color w:val="0000FF"/>
           <w:sz w:val="24"/>
           <w:u w:val="single"/>
         </w:rPr>
@@ -981,7 +981,7 @@
           <w:rFonts w:ascii="Charis SIL Regular" w:hAnsi="Charis SIL Regular" w:eastAsia="Charis SIL Regular"/>
           <w:b w:val="0"/>
           <w:i w:val="0"/>
-          <w:color w:val="0066CC"/>
+          <w:color w:val="0000FF"/>
           <w:sz w:val="24"/>
           <w:u w:val="single"/>
         </w:rPr>
@@ -1016,25 +1016,18 @@
       </w:r>
       <w:r>
         <w:rPr>
-          <w:u w:val="single" w:color="0066cc"/>
+          <w:u w:val="single" w:color="0000ff"/>
           <w:rFonts w:ascii="Charis SIL Regular" w:hAnsi="Charis SIL Regular" w:eastAsia="Charis SIL Regular"/>
           <w:b w:val="0"/>
           <w:i w:val="0"/>
           <w:color w:val="000000"/>
           <w:sz w:val="24"/>
         </w:rPr>
-        <w:hyperlink r:id="rId13" w:history="1">
-          <w:r>
-            <w:rPr>
-              <w:rStyle w:val="Hyperlink"/>
-            </w:rPr>
-            <w:t>hich D</w:t>
-          </w:r>
-        </w:hyperlink>
-      </w:r>
-      <w:r>
-        <w:rPr>
-          <w:u w:val="single" w:color="0066cc"/>
+        <w:t>hich D</w:t>
+      </w:r>
+      <w:r>
+        <w:rPr>
+          <w:u w:val="single" w:color="0000ff"/>
           <w:rFonts w:ascii="Charis SIL Regular" w:hAnsi="Charis SIL Regular" w:eastAsia="Charis SIL Regular"/>
           <w:b w:val="0"/>
           <w:i w:val="0"/>
@@ -1052,7 +1045,7 @@
       </w:r>
       <w:r>
         <w:rPr>
-          <w:u w:val="single" w:color="0066cc"/>
+          <w:u w:val="single" w:color="0000ff"/>
           <w:rFonts w:ascii="Charis SIL Regular" w:hAnsi="Charis SIL Regular" w:eastAsia="Charis SIL Regular"/>
           <w:b w:val="0"/>
           <w:i w:val="0"/>
@@ -1063,25 +1056,18 @@
       </w:r>
       <w:r>
         <w:rPr>
-          <w:u w:val="single" w:color="0066cc"/>
+          <w:u w:val="single" w:color="0000ff"/>
           <w:rFonts w:ascii="Charis SIL Regular" w:hAnsi="Charis SIL Regular" w:eastAsia="Charis SIL Regular"/>
           <w:b w:val="0"/>
           <w:i w:val="0"/>
           <w:color w:val="000000"/>
           <w:sz w:val="24"/>
         </w:rPr>
-        <w:hyperlink r:id="rId13" w:history="1">
-          <w:r>
-            <w:rPr>
-              <w:rStyle w:val="Hyperlink"/>
-            </w:rPr>
-            <w:t>tra</w:t>
-          </w:r>
-        </w:hyperlink>
-      </w:r>
-      <w:r>
-        <w:rPr>
-          <w:u w:val="single" w:color="0066cc"/>
+        <w:t>tra</w:t>
+      </w:r>
+      <w:r>
+        <w:rPr>
+          <w:u w:val="single" w:color="0000ff"/>
           <w:rFonts w:ascii="Charis SIL Regular" w:hAnsi="Charis SIL Regular" w:eastAsia="Charis SIL Regular"/>
           <w:b w:val="0"/>
           <w:i w:val="0"/>
@@ -1132,7 +1118,7 @@
           <w:rFonts w:ascii="Charis SIL Regular" w:hAnsi="Charis SIL Regular" w:eastAsia="Charis SIL Regular"/>
           <w:b w:val="0"/>
           <w:i w:val="0"/>
-          <w:color w:val="0066CC"/>
+          <w:color w:val="0000FF"/>
           <w:sz w:val="24"/>
           <w:u w:val="single"/>
         </w:rPr>
@@ -1150,7 +1136,7 @@
           <w:rFonts w:ascii="Charis SIL Regular" w:hAnsi="Charis SIL Regular" w:eastAsia="Charis SIL Regular"/>
           <w:b w:val="0"/>
           <w:i w:val="0"/>
-          <w:color w:val="0066CC"/>
+          <w:color w:val="0000FF"/>
           <w:sz w:val="24"/>
           <w:u w:val="single"/>
         </w:rPr>
@@ -1161,7 +1147,7 @@
           <w:rFonts w:ascii="Charis SIL Regular" w:hAnsi="Charis SIL Regular" w:eastAsia="Charis SIL Regular"/>
           <w:b w:val="0"/>
           <w:i w:val="0"/>
-          <w:color w:val="0066CC"/>
+          <w:color w:val="0000FF"/>
           <w:sz w:val="24"/>
           <w:u w:val="single"/>
         </w:rPr>
@@ -1179,7 +1165,7 @@
           <w:rFonts w:ascii="Charis SIL Regular" w:hAnsi="Charis SIL Regular" w:eastAsia="Charis SIL Regular"/>
           <w:b w:val="0"/>
           <w:i w:val="0"/>
-          <w:color w:val="0066CC"/>
+          <w:color w:val="0000FF"/>
           <w:sz w:val="24"/>
           <w:u w:val="single"/>
         </w:rPr>
@@ -1190,7 +1176,7 @@
           <w:rFonts w:ascii="Charis SIL Regular" w:hAnsi="Charis SIL Regular" w:eastAsia="Charis SIL Regular"/>
           <w:b w:val="0"/>
           <w:i w:val="0"/>
-          <w:color w:val="0066CC"/>
+          <w:color w:val="0000FF"/>
           <w:sz w:val="24"/>
           <w:u w:val="single"/>
         </w:rPr>
@@ -1208,7 +1194,7 @@
           <w:rFonts w:ascii="Charis SIL Regular" w:hAnsi="Charis SIL Regular" w:eastAsia="Charis SIL Regular"/>
           <w:b w:val="0"/>
           <w:i w:val="0"/>
-          <w:color w:val="0066CC"/>
+          <w:color w:val="0000FF"/>
           <w:sz w:val="24"/>
           <w:u w:val="single"/>
         </w:rPr>
@@ -1219,7 +1205,7 @@
           <w:rFonts w:ascii="Charis SIL Regular" w:hAnsi="Charis SIL Regular" w:eastAsia="Charis SIL Regular"/>
           <w:b w:val="0"/>
           <w:i w:val="0"/>
-          <w:color w:val="0066CC"/>
+          <w:color w:val="0000FF"/>
           <w:sz w:val="24"/>
           <w:u w:val="single"/>
         </w:rPr>
@@ -1237,7 +1223,7 @@
           <w:rFonts w:ascii="Charis SIL Regular" w:hAnsi="Charis SIL Regular" w:eastAsia="Charis SIL Regular"/>
           <w:b w:val="0"/>
           <w:i w:val="0"/>
-          <w:color w:val="0066CC"/>
+          <w:color w:val="0000FF"/>
           <w:sz w:val="24"/>
           <w:u w:val="single"/>
         </w:rPr>
@@ -1248,7 +1234,7 @@
           <w:rFonts w:ascii="Charis SIL Regular" w:hAnsi="Charis SIL Regular" w:eastAsia="Charis SIL Regular"/>
           <w:b w:val="0"/>
           <w:i w:val="0"/>
-          <w:color w:val="0066CC"/>
+          <w:color w:val="0000FF"/>
           <w:sz w:val="24"/>
           <w:u w:val="single"/>
         </w:rPr>
@@ -1266,7 +1252,7 @@
           <w:rFonts w:ascii="Charis SIL Regular" w:hAnsi="Charis SIL Regular" w:eastAsia="Charis SIL Regular"/>
           <w:b w:val="0"/>
           <w:i w:val="0"/>
-          <w:color w:val="0066CC"/>
+          <w:color w:val="0000FF"/>
           <w:sz w:val="24"/>
           <w:u w:val="single"/>
         </w:rPr>
@@ -1277,7 +1263,7 @@
           <w:rFonts w:ascii="Charis SIL Regular" w:hAnsi="Charis SIL Regular" w:eastAsia="Charis SIL Regular"/>
           <w:b w:val="0"/>
           <w:i w:val="0"/>
-          <w:color w:val="0066CC"/>
+          <w:color w:val="0000FF"/>
           <w:sz w:val="24"/>
           <w:u w:val="single"/>
         </w:rPr>
@@ -1286,7 +1272,7 @@
             <w:rPr>
               <w:rStyle w:val="Hyperlink"/>
             </w:rPr>
-            <w:t>buffa</w:t>
+            <w:t>buffal</w:t>
           </w:r>
         </w:hyperlink>
       </w:r>
@@ -1295,15 +1281,38 @@
           <w:rFonts w:ascii="Charis SIL Regular" w:hAnsi="Charis SIL Regular" w:eastAsia="Charis SIL Regular"/>
           <w:b w:val="0"/>
           <w:i w:val="0"/>
-          <w:color w:val="0066CC"/>
-          <w:sz w:val="24"/>
+          <w:color w:val="0000FF"/>
+          <w:sz w:val="24"/>
+          <w:u w:val="single"/>
+        </w:rPr>
+        <w:t>o</w:t>
+      </w:r>
+      <w:r>
+        <w:rPr>
+          <w:rFonts w:ascii="Charis SIL Regular" w:hAnsi="Charis SIL Regular" w:eastAsia="Charis SIL Regular"/>
+          <w:b w:val="0"/>
+          <w:i w:val="0"/>
+          <w:color w:val="0000FF"/>
+          <w:sz w:val="24"/>
+          <w:u w:val="single"/>
+        </w:rPr>
+        <w:t xml:space="preserve"> </w:t>
+      </w:r>
+      <w:r>
+        <w:rPr>
+          <w:rFonts w:ascii="Charis SIL Regular" w:hAnsi="Charis SIL Regular" w:eastAsia="Charis SIL Regular"/>
+          <w:b w:val="0"/>
+          <w:i w:val="0"/>
+          <w:color w:val="0000FF"/>
+          <w:sz w:val="24"/>
+          <w:u w:val="single"/>
         </w:rPr>
         <w:hyperlink r:id="rId14" w:history="1">
           <w:r>
             <w:rPr>
               <w:rStyle w:val="Hyperlink"/>
             </w:rPr>
-            <w:t>l</w:t>
+            <w:t>hor</w:t>
           </w:r>
         </w:hyperlink>
       </w:r>
@@ -1312,39 +1321,10 @@
           <w:rFonts w:ascii="Charis SIL Regular" w:hAnsi="Charis SIL Regular" w:eastAsia="Charis SIL Regular"/>
           <w:b w:val="0"/>
           <w:i w:val="0"/>
-          <w:color w:val="0066CC"/>
-          <w:sz w:val="24"/>
-        </w:rPr>
-        <w:t>o</w:t>
-      </w:r>
-      <w:r>
-        <w:rPr>
-          <w:rFonts w:ascii="Charis SIL Regular" w:hAnsi="Charis SIL Regular" w:eastAsia="Charis SIL Regular"/>
-          <w:b w:val="0"/>
-          <w:i w:val="0"/>
-          <w:color w:val="0066CC"/>
-          <w:sz w:val="24"/>
-          <w:u w:val="single"/>
-        </w:rPr>
-        <w:t xml:space="preserve"> </w:t>
-      </w:r>
-      <w:r>
-        <w:rPr>
-          <w:rFonts w:ascii="Charis SIL Regular" w:hAnsi="Charis SIL Regular" w:eastAsia="Charis SIL Regular"/>
-          <w:b w:val="0"/>
-          <w:i w:val="0"/>
-          <w:color w:val="0066CC"/>
-          <w:sz w:val="24"/>
-          <w:u w:val="single"/>
-        </w:rPr>
-        <w:hyperlink r:id="rId14" w:history="1">
-          <w:r>
-            <w:rPr>
-              <w:rStyle w:val="Hyperlink"/>
-            </w:rPr>
-            <w:t>horn</w:t>
-          </w:r>
-        </w:hyperlink>
+          <w:color w:val="0000FF"/>
+          <w:sz w:val="24"/>
+        </w:rPr>
+        <w:t>n</w:t>
       </w:r>
       <w:r>
         <w:rPr>
@@ -1368,7 +1348,7 @@
       </w:r>
       <w:r>
         <w:rPr>
-          <w:u w:val="single" w:color="0066cc"/>
+          <w:u w:val="single" w:color="0000ff"/>
           <w:rFonts w:ascii="Charis SIL Regular" w:hAnsi="Charis SIL Regular" w:eastAsia="Charis SIL Regular"/>
           <w:b w:val="0"/>
           <w:i w:val="0"/>
@@ -1379,7 +1359,7 @@
       </w:r>
       <w:r>
         <w:rPr>
-          <w:u w:val="single" w:color="0066cc"/>
+          <w:u w:val="single" w:color="0000ff"/>
           <w:rFonts w:ascii="Charis SIL Regular" w:hAnsi="Charis SIL Regular" w:eastAsia="Charis SIL Regular"/>
           <w:b w:val="0"/>
           <w:i w:val="0"/>
@@ -1397,7 +1377,7 @@
       </w:r>
       <w:r>
         <w:rPr>
-          <w:u w:val="single" w:color="0066cc"/>
+          <w:u w:val="single" w:color="0000ff"/>
           <w:rFonts w:ascii="Charis SIL Regular" w:hAnsi="Charis SIL Regular" w:eastAsia="Charis SIL Regular"/>
           <w:b w:val="0"/>
           <w:i w:val="0"/>
@@ -1415,7 +1395,7 @@
       </w:r>
       <w:r>
         <w:rPr>
-          <w:u w:val="single" w:color="0066cc"/>
+          <w:u w:val="single" w:color="0000ff"/>
           <w:rFonts w:ascii="Charis SIL Regular" w:hAnsi="Charis SIL Regular" w:eastAsia="Charis SIL Regular"/>
           <w:b w:val="0"/>
           <w:i w:val="0"/>
@@ -1433,7 +1413,7 @@
       </w:r>
       <w:r>
         <w:rPr>
-          <w:u w:val="single" w:color="0066cc"/>
+          <w:u w:val="single" w:color="0000ff"/>
           <w:rFonts w:ascii="Charis SIL Regular" w:hAnsi="Charis SIL Regular" w:eastAsia="Charis SIL Regular"/>
           <w:b w:val="0"/>
           <w:i w:val="0"/>
@@ -1451,7 +1431,7 @@
       </w:r>
       <w:r>
         <w:rPr>
-          <w:u w:val="single" w:color="0066cc"/>
+          <w:u w:val="single" w:color="0000ff"/>
           <w:rFonts w:ascii="Charis SIL Regular" w:hAnsi="Charis SIL Regular" w:eastAsia="Charis SIL Regular"/>
           <w:b w:val="0"/>
           <w:i w:val="0"/>
@@ -1469,7 +1449,7 @@
       </w:r>
       <w:r>
         <w:rPr>
-          <w:u w:val="single" w:color="0066cc"/>
+          <w:u w:val="single" w:color="0000ff"/>
           <w:rFonts w:ascii="Charis SIL Regular" w:hAnsi="Charis SIL Regular" w:eastAsia="Charis SIL Regular"/>
           <w:b w:val="0"/>
           <w:i w:val="0"/>
@@ -1487,7 +1467,7 @@
       </w:r>
       <w:r>
         <w:rPr>
-          <w:u w:val="single" w:color="0066cc"/>
+          <w:u w:val="single" w:color="0000ff"/>
           <w:rFonts w:ascii="Charis SIL Regular" w:hAnsi="Charis SIL Regular" w:eastAsia="Charis SIL Regular"/>
           <w:b w:val="0"/>
           <w:i w:val="0"/>
@@ -1505,7 +1485,7 @@
       </w:r>
       <w:r>
         <w:rPr>
-          <w:u w:val="single" w:color="0066cc"/>
+          <w:u w:val="single" w:color="0000ff"/>
           <w:rFonts w:ascii="Charis SIL Regular" w:hAnsi="Charis SIL Regular" w:eastAsia="Charis SIL Regular"/>
           <w:b w:val="0"/>
           <w:i w:val="0"/>
@@ -1523,7 +1503,7 @@
       </w:r>
       <w:r>
         <w:rPr>
-          <w:u w:val="single" w:color="0066cc"/>
+          <w:u w:val="single" w:color="0000ff"/>
           <w:rFonts w:ascii="Charis SIL Regular" w:hAnsi="Charis SIL Regular" w:eastAsia="Charis SIL Regular"/>
           <w:b w:val="0"/>
           <w:i w:val="0"/>
@@ -1541,7 +1521,7 @@
       </w:r>
       <w:r>
         <w:rPr>
-          <w:u w:val="single" w:color="0066cc"/>
+          <w:u w:val="single" w:color="0000ff"/>
           <w:rFonts w:ascii="Charis SIL Regular" w:hAnsi="Charis SIL Regular" w:eastAsia="Charis SIL Regular"/>
           <w:b w:val="0"/>
           <w:i w:val="0"/>
@@ -1725,7 +1705,7 @@
           <w:rFonts w:ascii="Charis SIL Regular" w:hAnsi="Charis SIL Regular" w:eastAsia="Charis SIL Regular"/>
           <w:b w:val="0"/>
           <w:i w:val="0"/>
-          <w:color w:val="0066CC"/>
+          <w:color w:val="0000FF"/>
           <w:sz w:val="24"/>
           <w:u w:val="single"/>
         </w:rPr>
@@ -1743,7 +1723,7 @@
           <w:rFonts w:ascii="Charis SIL Regular" w:hAnsi="Charis SIL Regular" w:eastAsia="Charis SIL Regular"/>
           <w:b w:val="0"/>
           <w:i w:val="0"/>
-          <w:color w:val="0066CC"/>
+          <w:color w:val="0000FF"/>
           <w:sz w:val="24"/>
           <w:u w:val="single"/>
         </w:rPr>
@@ -1761,7 +1741,7 @@
           <w:rFonts w:ascii="Charis SIL Regular" w:hAnsi="Charis SIL Regular" w:eastAsia="Charis SIL Regular"/>
           <w:b w:val="0"/>
           <w:i w:val="0"/>
-          <w:color w:val="0066CC"/>
+          <w:color w:val="0000FF"/>
           <w:sz w:val="24"/>
           <w:u w:val="single"/>
         </w:rPr>
@@ -1772,7 +1752,7 @@
           <w:rFonts w:ascii="Charis SIL Regular" w:hAnsi="Charis SIL Regular" w:eastAsia="Charis SIL Regular"/>
           <w:b w:val="0"/>
           <w:i w:val="0"/>
-          <w:color w:val="0066CC"/>
+          <w:color w:val="0000FF"/>
           <w:sz w:val="24"/>
           <w:u w:val="single"/>
         </w:rPr>
@@ -1790,7 +1770,7 @@
           <w:rFonts w:ascii="Charis SIL Regular" w:hAnsi="Charis SIL Regular" w:eastAsia="Charis SIL Regular"/>
           <w:b w:val="0"/>
           <w:i w:val="0"/>
-          <w:color w:val="0066CC"/>
+          <w:color w:val="0000FF"/>
           <w:sz w:val="24"/>
         </w:rPr>
         <w:t>f</w:t>
@@ -1830,7 +1810,7 @@
           <w:rFonts w:ascii="Charis SIL Regular" w:hAnsi="Charis SIL Regular" w:eastAsia="Charis SIL Regular"/>
           <w:b w:val="0"/>
           <w:i w:val="0"/>
-          <w:color w:val="0066CC"/>
+          <w:color w:val="0000FF"/>
           <w:sz w:val="24"/>
           <w:u w:val="single"/>
         </w:rPr>
@@ -1848,7 +1828,7 @@
           <w:rFonts w:ascii="Charis SIL Regular" w:hAnsi="Charis SIL Regular" w:eastAsia="Charis SIL Regular"/>
           <w:b w:val="0"/>
           <w:i w:val="0"/>
-          <w:color w:val="0066CC"/>
+          <w:color w:val="0000FF"/>
           <w:sz w:val="24"/>
           <w:u w:val="single"/>
         </w:rPr>
@@ -1859,7 +1839,7 @@
           <w:rFonts w:ascii="Charis SIL Regular" w:hAnsi="Charis SIL Regular" w:eastAsia="Charis SIL Regular"/>
           <w:b w:val="0"/>
           <w:i w:val="0"/>
-          <w:color w:val="0066CC"/>
+          <w:color w:val="0000FF"/>
           <w:sz w:val="24"/>
           <w:u w:val="single"/>
         </w:rPr>
@@ -1877,7 +1857,7 @@
           <w:rFonts w:ascii="Charis SIL Regular" w:hAnsi="Charis SIL Regular" w:eastAsia="Charis SIL Regular"/>
           <w:b w:val="0"/>
           <w:i w:val="0"/>
-          <w:color w:val="0066CC"/>
+          <w:color w:val="0000FF"/>
           <w:sz w:val="24"/>
           <w:u w:val="single"/>
         </w:rPr>
@@ -1888,7 +1868,7 @@
           <w:rFonts w:ascii="Charis SIL Regular" w:hAnsi="Charis SIL Regular" w:eastAsia="Charis SIL Regular"/>
           <w:b w:val="0"/>
           <w:i w:val="0"/>
-          <w:color w:val="0066CC"/>
+          <w:color w:val="0000FF"/>
           <w:sz w:val="24"/>
           <w:u w:val="single"/>
         </w:rPr>
@@ -1916,7 +1896,7 @@
           <w:rFonts w:ascii="Charis SIL Regular" w:hAnsi="Charis SIL Regular" w:eastAsia="Charis SIL Regular"/>
           <w:b w:val="0"/>
           <w:i w:val="0"/>
-          <w:color w:val="0066CC"/>
+          <w:color w:val="0000FF"/>
           <w:sz w:val="24"/>
           <w:u w:val="single"/>
         </w:rPr>
@@ -1934,7 +1914,7 @@
           <w:rFonts w:ascii="Charis SIL Regular" w:hAnsi="Charis SIL Regular" w:eastAsia="Charis SIL Regular"/>
           <w:b w:val="0"/>
           <w:i w:val="0"/>
-          <w:color w:val="0066CC"/>
+          <w:color w:val="0000FF"/>
           <w:sz w:val="24"/>
           <w:u w:val="single"/>
         </w:rPr>
@@ -1945,7 +1925,7 @@
           <w:rFonts w:ascii="Charis SIL Regular" w:hAnsi="Charis SIL Regular" w:eastAsia="Charis SIL Regular"/>
           <w:b w:val="0"/>
           <w:i w:val="0"/>
-          <w:color w:val="0066CC"/>
+          <w:color w:val="0000FF"/>
           <w:sz w:val="24"/>
           <w:u w:val="single"/>
         </w:rPr>
@@ -1963,7 +1943,7 @@
           <w:rFonts w:ascii="Charis SIL Regular" w:hAnsi="Charis SIL Regular" w:eastAsia="Charis SIL Regular"/>
           <w:b w:val="0"/>
           <w:i w:val="0"/>
-          <w:color w:val="0066CC"/>
+          <w:color w:val="0000FF"/>
           <w:sz w:val="24"/>
           <w:u w:val="single"/>
         </w:rPr>
@@ -1974,7 +1954,7 @@
           <w:rFonts w:ascii="Charis SIL Regular" w:hAnsi="Charis SIL Regular" w:eastAsia="Charis SIL Regular"/>
           <w:b w:val="0"/>
           <w:i w:val="0"/>
-          <w:color w:val="0066CC"/>
+          <w:color w:val="0000FF"/>
           <w:sz w:val="24"/>
           <w:u w:val="single"/>
         </w:rPr>
@@ -1992,7 +1972,7 @@
           <w:rFonts w:ascii="Charis SIL Regular" w:hAnsi="Charis SIL Regular" w:eastAsia="Charis SIL Regular"/>
           <w:b w:val="0"/>
           <w:i w:val="0"/>
-          <w:color w:val="0066CC"/>
+          <w:color w:val="0000FF"/>
           <w:sz w:val="24"/>
           <w:u w:val="single"/>
         </w:rPr>
@@ -2003,7 +1983,7 @@
           <w:rFonts w:ascii="Charis SIL Regular" w:hAnsi="Charis SIL Regular" w:eastAsia="Charis SIL Regular"/>
           <w:b w:val="0"/>
           <w:i w:val="0"/>
-          <w:color w:val="0066CC"/>
+          <w:color w:val="0000FF"/>
           <w:sz w:val="24"/>
           <w:u w:val="single"/>
         </w:rPr>
@@ -2021,7 +2001,7 @@
           <w:rFonts w:ascii="Charis SIL Regular" w:hAnsi="Charis SIL Regular" w:eastAsia="Charis SIL Regular"/>
           <w:b w:val="0"/>
           <w:i w:val="0"/>
-          <w:color w:val="0066CC"/>
+          <w:color w:val="0000FF"/>
           <w:sz w:val="24"/>
           <w:u w:val="single"/>
         </w:rPr>
@@ -2032,7 +2012,7 @@
           <w:rFonts w:ascii="Charis SIL Regular" w:hAnsi="Charis SIL Regular" w:eastAsia="Charis SIL Regular"/>
           <w:b w:val="0"/>
           <w:i w:val="0"/>
-          <w:color w:val="0066CC"/>
+          <w:color w:val="0000FF"/>
           <w:sz w:val="24"/>
           <w:u w:val="single"/>
         </w:rPr>
@@ -2100,7 +2080,7 @@
           <w:rFonts w:ascii="Charis SIL Regular" w:hAnsi="Charis SIL Regular" w:eastAsia="Charis SIL Regular"/>
           <w:b w:val="0"/>
           <w:i w:val="0"/>
-          <w:color w:val="0066CC"/>
+          <w:color w:val="0000FF"/>
           <w:sz w:val="24"/>
           <w:u w:val="single"/>
         </w:rPr>
@@ -2118,7 +2098,7 @@
           <w:rFonts w:ascii="Charis SIL Regular" w:hAnsi="Charis SIL Regular" w:eastAsia="Charis SIL Regular"/>
           <w:b w:val="0"/>
           <w:i w:val="0"/>
-          <w:color w:val="0066CC"/>
+          <w:color w:val="0000FF"/>
           <w:sz w:val="24"/>
           <w:u w:val="single"/>
         </w:rPr>
@@ -2129,7 +2109,7 @@
           <w:rFonts w:ascii="Charis SIL Regular" w:hAnsi="Charis SIL Regular" w:eastAsia="Charis SIL Regular"/>
           <w:b w:val="0"/>
           <w:i w:val="0"/>
-          <w:color w:val="0066CC"/>
+          <w:color w:val="0000FF"/>
           <w:sz w:val="24"/>
           <w:u w:val="single"/>
         </w:rPr>
@@ -2147,7 +2127,7 @@
           <w:rFonts w:ascii="Charis SIL Regular" w:hAnsi="Charis SIL Regular" w:eastAsia="Charis SIL Regular"/>
           <w:b w:val="0"/>
           <w:i w:val="0"/>
-          <w:color w:val="0066CC"/>
+          <w:color w:val="0000FF"/>
           <w:sz w:val="24"/>
           <w:u w:val="single"/>
         </w:rPr>
@@ -2158,7 +2138,7 @@
           <w:rFonts w:ascii="Charis SIL Regular" w:hAnsi="Charis SIL Regular" w:eastAsia="Charis SIL Regular"/>
           <w:b w:val="0"/>
           <w:i w:val="0"/>
-          <w:color w:val="0066CC"/>
+          <w:color w:val="0000FF"/>
           <w:sz w:val="24"/>
           <w:u w:val="single"/>
         </w:rPr>
@@ -2176,7 +2156,7 @@
           <w:rFonts w:ascii="Charis SIL Regular" w:hAnsi="Charis SIL Regular" w:eastAsia="Charis SIL Regular"/>
           <w:b w:val="0"/>
           <w:i w:val="0"/>
-          <w:color w:val="0066CC"/>
+          <w:color w:val="0000FF"/>
           <w:sz w:val="24"/>
           <w:u w:val="single"/>
         </w:rPr>
@@ -2187,7 +2167,7 @@
           <w:rFonts w:ascii="Charis SIL Regular" w:hAnsi="Charis SIL Regular" w:eastAsia="Charis SIL Regular"/>
           <w:b w:val="0"/>
           <w:i w:val="0"/>
-          <w:color w:val="0066CC"/>
+          <w:color w:val="0000FF"/>
           <w:sz w:val="24"/>
           <w:u w:val="single"/>
         </w:rPr>
@@ -2205,7 +2185,7 @@
           <w:rFonts w:ascii="Charis SIL Regular" w:hAnsi="Charis SIL Regular" w:eastAsia="Charis SIL Regular"/>
           <w:b w:val="0"/>
           <w:i w:val="0"/>
-          <w:color w:val="0066CC"/>
+          <w:color w:val="0000FF"/>
           <w:sz w:val="24"/>
           <w:u w:val="single"/>
         </w:rPr>
@@ -2230,7 +2210,7 @@
       </w:r>
       <w:r>
         <w:rPr>
-          <w:u w:val="single" w:color="0066cc"/>
+          <w:u w:val="single" w:color="0000ff"/>
           <w:rFonts w:ascii="Charis SIL Regular" w:hAnsi="Charis SIL Regular" w:eastAsia="Charis SIL Regular"/>
           <w:b w:val="0"/>
           <w:i w:val="0"/>
@@ -2241,7 +2221,7 @@
       </w:r>
       <w:r>
         <w:rPr>
-          <w:u w:val="single" w:color="0066cc"/>
+          <w:u w:val="single" w:color="0000ff"/>
           <w:rFonts w:ascii="Charis SIL Regular" w:hAnsi="Charis SIL Regular" w:eastAsia="Charis SIL Regular"/>
           <w:b w:val="0"/>
           <w:i w:val="0"/>
@@ -2259,7 +2239,7 @@
       </w:r>
       <w:r>
         <w:rPr>
-          <w:u w:val="single" w:color="0066cc"/>
+          <w:u w:val="single" w:color="0000ff"/>
           <w:rFonts w:ascii="Charis SIL Regular" w:hAnsi="Charis SIL Regular" w:eastAsia="Charis SIL Regular"/>
           <w:b w:val="0"/>
           <w:i w:val="0"/>
@@ -2277,7 +2257,7 @@
       </w:r>
       <w:r>
         <w:rPr>
-          <w:u w:val="single" w:color="0066cc"/>
+          <w:u w:val="single" w:color="0000ff"/>
           <w:rFonts w:ascii="Charis SIL Regular" w:hAnsi="Charis SIL Regular" w:eastAsia="Charis SIL Regular"/>
           <w:b w:val="0"/>
           <w:i w:val="0"/>
@@ -2295,7 +2275,7 @@
       </w:r>
       <w:r>
         <w:rPr>
-          <w:u w:val="single" w:color="0066cc"/>
+          <w:u w:val="single" w:color="0000ff"/>
           <w:rFonts w:ascii="Charis SIL Regular" w:hAnsi="Charis SIL Regular" w:eastAsia="Charis SIL Regular"/>
           <w:b w:val="0"/>
           <w:i w:val="0"/>
@@ -2313,7 +2293,7 @@
       </w:r>
       <w:r>
         <w:rPr>
-          <w:u w:val="single" w:color="0066cc"/>
+          <w:u w:val="single" w:color="0000ff"/>
           <w:rFonts w:ascii="Charis SIL Regular" w:hAnsi="Charis SIL Regular" w:eastAsia="Charis SIL Regular"/>
           <w:b w:val="0"/>
           <w:i w:val="0"/>
@@ -2331,7 +2311,7 @@
       </w:r>
       <w:r>
         <w:rPr>
-          <w:u w:val="single" w:color="0066cc"/>
+          <w:u w:val="single" w:color="0000ff"/>
           <w:rFonts w:ascii="Charis SIL Regular" w:hAnsi="Charis SIL Regular" w:eastAsia="Charis SIL Regular"/>
           <w:b w:val="0"/>
           <w:i w:val="0"/>
@@ -2349,7 +2329,7 @@
       </w:r>
       <w:r>
         <w:rPr>
-          <w:u w:val="single" w:color="0066cc"/>
+          <w:u w:val="single" w:color="0000ff"/>
           <w:rFonts w:ascii="Charis SIL Regular" w:hAnsi="Charis SIL Regular" w:eastAsia="Charis SIL Regular"/>
           <w:b w:val="0"/>
           <w:i w:val="0"/>
@@ -2500,7 +2480,7 @@
           <w:rFonts w:ascii="Charis SIL Italic" w:hAnsi="Charis SIL Italic" w:eastAsia="Charis SIL Italic"/>
           <w:b w:val="0"/>
           <w:i/>
-          <w:color w:val="0066CC"/>
+          <w:color w:val="0000FF"/>
           <w:sz w:val="24"/>
           <w:u w:val="single"/>
         </w:rPr>
@@ -2518,7 +2498,7 @@
           <w:rFonts w:ascii="Charis SIL Italic" w:hAnsi="Charis SIL Italic" w:eastAsia="Charis SIL Italic"/>
           <w:b w:val="0"/>
           <w:i/>
-          <w:color w:val="0066CC"/>
+          <w:color w:val="0000FF"/>
           <w:sz w:val="24"/>
           <w:u w:val="single"/>
         </w:rPr>
@@ -2529,7 +2509,7 @@
           <w:rFonts w:ascii="Charis SIL Italic" w:hAnsi="Charis SIL Italic" w:eastAsia="Charis SIL Italic"/>
           <w:b w:val="0"/>
           <w:i/>
-          <w:color w:val="0066CC"/>
+          <w:color w:val="0000FF"/>
           <w:sz w:val="24"/>
           <w:u w:val="single"/>
         </w:rPr>
@@ -2547,7 +2527,7 @@
           <w:rFonts w:ascii="Charis SIL Italic" w:hAnsi="Charis SIL Italic" w:eastAsia="Charis SIL Italic"/>
           <w:b w:val="0"/>
           <w:i/>
-          <w:color w:val="0066CC"/>
+          <w:color w:val="0000FF"/>
           <w:sz w:val="24"/>
           <w:u w:val="single"/>
         </w:rPr>
@@ -2558,7 +2538,7 @@
           <w:rFonts w:ascii="Charis SIL Italic" w:hAnsi="Charis SIL Italic" w:eastAsia="Charis SIL Italic"/>
           <w:b w:val="0"/>
           <w:i/>
-          <w:color w:val="0066CC"/>
+          <w:color w:val="0000FF"/>
           <w:sz w:val="24"/>
           <w:u w:val="single"/>
         </w:rPr>
@@ -2576,7 +2556,7 @@
           <w:rFonts w:ascii="Charis SIL Italic" w:hAnsi="Charis SIL Italic" w:eastAsia="Charis SIL Italic"/>
           <w:b w:val="0"/>
           <w:i/>
-          <w:color w:val="0066CC"/>
+          <w:color w:val="0000FF"/>
           <w:sz w:val="24"/>
           <w:u w:val="single"/>
         </w:rPr>
@@ -2594,7 +2574,7 @@
           <w:rFonts w:ascii="Charis SIL Italic" w:hAnsi="Charis SIL Italic" w:eastAsia="Charis SIL Italic"/>
           <w:b w:val="0"/>
           <w:i/>
-          <w:color w:val="0066CC"/>
+          <w:color w:val="0000FF"/>
           <w:sz w:val="24"/>
           <w:u w:val="single"/>
         </w:rPr>
@@ -2605,7 +2585,7 @@
           <w:rFonts w:ascii="Charis SIL Italic" w:hAnsi="Charis SIL Italic" w:eastAsia="Charis SIL Italic"/>
           <w:b w:val="0"/>
           <w:i/>
-          <w:color w:val="0066CC"/>
+          <w:color w:val="0000FF"/>
           <w:sz w:val="24"/>
           <w:u w:val="single"/>
         </w:rPr>
@@ -2623,7 +2603,7 @@
           <w:rFonts w:ascii="Charis SIL Italic" w:hAnsi="Charis SIL Italic" w:eastAsia="Charis SIL Italic"/>
           <w:b w:val="0"/>
           <w:i/>
-          <w:color w:val="0066CC"/>
+          <w:color w:val="0000FF"/>
           <w:sz w:val="24"/>
           <w:u w:val="single"/>
         </w:rPr>
@@ -2634,7 +2614,7 @@
           <w:rFonts w:ascii="Charis SIL Italic" w:hAnsi="Charis SIL Italic" w:eastAsia="Charis SIL Italic"/>
           <w:b w:val="0"/>
           <w:i/>
-          <w:color w:val="0066CC"/>
+          <w:color w:val="0000FF"/>
           <w:sz w:val="24"/>
           <w:u w:val="single"/>
         </w:rPr>
@@ -2652,7 +2632,7 @@
           <w:rFonts w:ascii="Charis SIL Italic" w:hAnsi="Charis SIL Italic" w:eastAsia="Charis SIL Italic"/>
           <w:b w:val="0"/>
           <w:i/>
-          <w:color w:val="0066CC"/>
+          <w:color w:val="0000FF"/>
           <w:sz w:val="24"/>
           <w:u w:val="single"/>
         </w:rPr>
@@ -2663,7 +2643,7 @@
           <w:rFonts w:ascii="Charis SIL Italic" w:hAnsi="Charis SIL Italic" w:eastAsia="Charis SIL Italic"/>
           <w:b w:val="0"/>
           <w:i/>
-          <w:color w:val="0066CC"/>
+          <w:color w:val="0000FF"/>
           <w:sz w:val="24"/>
           <w:u w:val="single"/>
         </w:rPr>
@@ -2681,7 +2661,7 @@
           <w:rFonts w:ascii="Charis SIL Italic" w:hAnsi="Charis SIL Italic" w:eastAsia="Charis SIL Italic"/>
           <w:b w:val="0"/>
           <w:i/>
-          <w:color w:val="0066CC"/>
+          <w:color w:val="0000FF"/>
           <w:sz w:val="24"/>
           <w:u w:val="single"/>
         </w:rPr>
@@ -2692,7 +2672,7 @@
           <w:rFonts w:ascii="Charis SIL Italic" w:hAnsi="Charis SIL Italic" w:eastAsia="Charis SIL Italic"/>
           <w:b w:val="0"/>
           <w:i/>
-          <w:color w:val="0066CC"/>
+          <w:color w:val="0000FF"/>
           <w:sz w:val="24"/>
           <w:u w:val="single"/>
         </w:rPr>
@@ -2710,7 +2690,7 @@
           <w:rFonts w:ascii="Charis SIL Italic" w:hAnsi="Charis SIL Italic" w:eastAsia="Charis SIL Italic"/>
           <w:b w:val="0"/>
           <w:i/>
-          <w:color w:val="0066CC"/>
+          <w:color w:val="0000FF"/>
           <w:sz w:val="24"/>
           <w:u w:val="single"/>
         </w:rPr>
@@ -2721,7 +2701,7 @@
           <w:rFonts w:ascii="Charis SIL Italic" w:hAnsi="Charis SIL Italic" w:eastAsia="Charis SIL Italic"/>
           <w:b w:val="0"/>
           <w:i/>
-          <w:color w:val="0066CC"/>
+          <w:color w:val="0000FF"/>
           <w:sz w:val="24"/>
           <w:u w:val="single"/>
         </w:rPr>
@@ -2739,7 +2719,7 @@
           <w:rFonts w:ascii="Charis SIL Italic" w:hAnsi="Charis SIL Italic" w:eastAsia="Charis SIL Italic"/>
           <w:b w:val="0"/>
           <w:i/>
-          <w:color w:val="0066CC"/>
+          <w:color w:val="0000FF"/>
           <w:sz w:val="24"/>
           <w:u w:val="single"/>
         </w:rPr>
@@ -2750,7 +2730,7 @@
           <w:rFonts w:ascii="Charis SIL Italic" w:hAnsi="Charis SIL Italic" w:eastAsia="Charis SIL Italic"/>
           <w:b w:val="0"/>
           <w:i/>
-          <w:color w:val="0066CC"/>
+          <w:color w:val="0000FF"/>
           <w:sz w:val="24"/>
           <w:u w:val="single"/>
         </w:rPr>
@@ -2775,7 +2755,7 @@
       </w:r>
       <w:r>
         <w:rPr>
-          <w:u w:val="single" w:color="0066cc"/>
+          <w:u w:val="single" w:color="0000ff"/>
           <w:rFonts w:ascii="Charis SIL Regular" w:hAnsi="Charis SIL Regular" w:eastAsia="Charis SIL Regular"/>
           <w:b w:val="0"/>
           <w:i w:val="0"/>
@@ -2793,43 +2773,17 @@
       </w:r>
       <w:r>
         <w:rPr>
-          <w:u w:val="single" w:color="0066cc"/>
           <w:rFonts w:ascii="Charis SIL Regular" w:hAnsi="Charis SIL Regular" w:eastAsia="Charis SIL Regular"/>
           <w:b w:val="0"/>
           <w:i w:val="0"/>
           <w:color w:val="000000"/>
           <w:sz w:val="24"/>
         </w:rPr>
-        <w:hyperlink r:id="rId19" w:history="1">
-          <w:r>
-            <w:rPr>
-              <w:rStyle w:val="Hyperlink"/>
-            </w:rPr>
-            <w:t>publish</w:t>
-          </w:r>
-        </w:hyperlink>
-      </w:r>
-      <w:r>
-        <w:rPr>
-          <w:u w:val="single" w:color="0066cc"/>
-          <w:rFonts w:ascii="Charis SIL Regular" w:hAnsi="Charis SIL Regular" w:eastAsia="Charis SIL Regular"/>
-          <w:b w:val="0"/>
-          <w:i w:val="0"/>
-          <w:color w:val="000000"/>
-          <w:sz w:val="24"/>
-        </w:rPr>
-        <w:hyperlink r:id="rId19" w:history="1">
-          <w:r>
-            <w:rPr>
-              <w:rStyle w:val="Hyperlink"/>
-            </w:rPr>
-            <w:t>ed in 2</w:t>
-          </w:r>
-        </w:hyperlink>
-      </w:r>
-      <w:r>
-        <w:rPr>
-          <w:u w:val="single" w:color="0066cc"/>
+        <w:t>published in 2</w:t>
+      </w:r>
+      <w:r>
+        <w:rPr>
+          <w:u w:val="single" w:color="0000ff"/>
           <w:rFonts w:ascii="Charis SIL Regular" w:hAnsi="Charis SIL Regular" w:eastAsia="Charis SIL Regular"/>
           <w:b w:val="0"/>
           <w:i w:val="0"/>
@@ -2847,7 +2801,7 @@
       </w:r>
       <w:r>
         <w:rPr>
-          <w:u w:val="single" w:color="0066cc"/>
+          <w:u w:val="single" w:color="0000ff"/>
           <w:rFonts w:ascii="Charis SIL Regular" w:hAnsi="Charis SIL Regular" w:eastAsia="Charis SIL Regular"/>
           <w:b w:val="0"/>
           <w:i w:val="0"/>
@@ -2865,7 +2819,7 @@
       </w:r>
       <w:r>
         <w:rPr>
-          <w:u w:val="single" w:color="0066cc"/>
+          <w:u w:val="single" w:color="0000ff"/>
           <w:rFonts w:ascii="Charis SIL Regular" w:hAnsi="Charis SIL Regular" w:eastAsia="Charis SIL Regular"/>
           <w:b w:val="0"/>
           <w:i w:val="0"/>
@@ -2876,7 +2830,7 @@
       </w:r>
       <w:r>
         <w:rPr>
-          <w:u w:val="single" w:color="0066cc"/>
+          <w:u w:val="single" w:color="0000ff"/>
           <w:rFonts w:ascii="Charis SIL Regular" w:hAnsi="Charis SIL Regular" w:eastAsia="Charis SIL Regular"/>
           <w:b w:val="0"/>
           <w:i w:val="0"/>
@@ -2894,7 +2848,7 @@
       </w:r>
       <w:r>
         <w:rPr>
-          <w:u w:val="single" w:color="0066cc"/>
+          <w:u w:val="single" w:color="0000ff"/>
           <w:rFonts w:ascii="Charis SIL Regular" w:hAnsi="Charis SIL Regular" w:eastAsia="Charis SIL Regular"/>
           <w:b w:val="0"/>
           <w:i w:val="0"/>
@@ -2912,7 +2866,7 @@
       </w:r>
       <w:r>
         <w:rPr>
-          <w:u w:val="single" w:color="0066cc"/>
+          <w:u w:val="single" w:color="0000ff"/>
           <w:rFonts w:ascii="Charis SIL Regular" w:hAnsi="Charis SIL Regular" w:eastAsia="Charis SIL Regular"/>
           <w:b w:val="0"/>
           <w:i w:val="0"/>
@@ -2930,7 +2884,7 @@
       </w:r>
       <w:r>
         <w:rPr>
-          <w:u w:val="single" w:color="0066cc"/>
+          <w:u w:val="single" w:color="0000ff"/>
           <w:rFonts w:ascii="Charis SIL Regular" w:hAnsi="Charis SIL Regular" w:eastAsia="Charis SIL Regular"/>
           <w:b w:val="0"/>
           <w:i w:val="0"/>
@@ -2948,7 +2902,7 @@
       </w:r>
       <w:r>
         <w:rPr>
-          <w:u w:val="single" w:color="0066cc"/>
+          <w:u w:val="single" w:color="0000ff"/>
           <w:rFonts w:ascii="Charis SIL Regular" w:hAnsi="Charis SIL Regular" w:eastAsia="Charis SIL Regular"/>
           <w:b w:val="0"/>
           <w:i w:val="0"/>
@@ -2989,7 +2943,7 @@
           <w:rFonts w:ascii="Charis SIL Regular" w:hAnsi="Charis SIL Regular" w:eastAsia="Charis SIL Regular"/>
           <w:b w:val="0"/>
           <w:i w:val="0"/>
-          <w:color w:val="0066CC"/>
+          <w:color w:val="0000FF"/>
           <w:sz w:val="24"/>
           <w:u w:val="single"/>
         </w:rPr>
@@ -3007,7 +2961,7 @@
           <w:rFonts w:ascii="Charis SIL Regular" w:hAnsi="Charis SIL Regular" w:eastAsia="Charis SIL Regular"/>
           <w:b w:val="0"/>
           <w:i w:val="0"/>
-          <w:color w:val="0066CC"/>
+          <w:color w:val="0000FF"/>
           <w:sz w:val="24"/>
           <w:u w:val="single"/>
         </w:rPr>
@@ -3025,7 +2979,7 @@
           <w:rFonts w:ascii="Charis SIL Regular" w:hAnsi="Charis SIL Regular" w:eastAsia="Charis SIL Regular"/>
           <w:b w:val="0"/>
           <w:i w:val="0"/>
-          <w:color w:val="0066CC"/>
+          <w:color w:val="0000FF"/>
           <w:sz w:val="24"/>
           <w:u w:val="single"/>
         </w:rPr>
@@ -3036,7 +2990,7 @@
           <w:rFonts w:ascii="Charis SIL Regular" w:hAnsi="Charis SIL Regular" w:eastAsia="Charis SIL Regular"/>
           <w:b w:val="0"/>
           <w:i w:val="0"/>
-          <w:color w:val="0066CC"/>
+          <w:color w:val="0000FF"/>
           <w:sz w:val="24"/>
           <w:u w:val="single"/>
         </w:rPr>
@@ -3054,7 +3008,7 @@
           <w:rFonts w:ascii="Charis SIL Regular" w:hAnsi="Charis SIL Regular" w:eastAsia="Charis SIL Regular"/>
           <w:b w:val="0"/>
           <w:i w:val="0"/>
-          <w:color w:val="0066CC"/>
+          <w:color w:val="0000FF"/>
           <w:sz w:val="24"/>
           <w:u w:val="single"/>
         </w:rPr>
@@ -3065,7 +3019,7 @@
           <w:rFonts w:ascii="Charis SIL Regular" w:hAnsi="Charis SIL Regular" w:eastAsia="Charis SIL Regular"/>
           <w:b w:val="0"/>
           <w:i w:val="0"/>
-          <w:color w:val="0066CC"/>
+          <w:color w:val="0000FF"/>
           <w:sz w:val="24"/>
           <w:u w:val="single"/>
         </w:rPr>
@@ -3083,7 +3037,7 @@
           <w:rFonts w:ascii="Charis SIL Regular" w:hAnsi="Charis SIL Regular" w:eastAsia="Charis SIL Regular"/>
           <w:b w:val="0"/>
           <w:i w:val="0"/>
-          <w:color w:val="0066CC"/>
+          <w:color w:val="0000FF"/>
           <w:sz w:val="24"/>
           <w:u w:val="single"/>
         </w:rPr>
@@ -3094,7 +3048,7 @@
           <w:rFonts w:ascii="Charis SIL Regular" w:hAnsi="Charis SIL Regular" w:eastAsia="Charis SIL Regular"/>
           <w:b w:val="0"/>
           <w:i w:val="0"/>
-          <w:color w:val="0066CC"/>
+          <w:color w:val="0000FF"/>
           <w:sz w:val="24"/>
           <w:u w:val="single"/>
         </w:rPr>
@@ -3112,7 +3066,7 @@
           <w:rFonts w:ascii="Charis SIL Regular" w:hAnsi="Charis SIL Regular" w:eastAsia="Charis SIL Regular"/>
           <w:b w:val="0"/>
           <w:i w:val="0"/>
-          <w:color w:val="0066CC"/>
+          <w:color w:val="0000FF"/>
           <w:sz w:val="24"/>
           <w:u w:val="single"/>
         </w:rPr>
@@ -3123,7 +3077,7 @@
           <w:rFonts w:ascii="Charis SIL Regular" w:hAnsi="Charis SIL Regular" w:eastAsia="Charis SIL Regular"/>
           <w:b w:val="0"/>
           <w:i w:val="0"/>
-          <w:color w:val="0066CC"/>
+          <w:color w:val="0000FF"/>
           <w:sz w:val="24"/>
           <w:u w:val="single"/>
         </w:rPr>
@@ -3141,7 +3095,7 @@
           <w:rFonts w:ascii="Charis SIL Regular" w:hAnsi="Charis SIL Regular" w:eastAsia="Charis SIL Regular"/>
           <w:b w:val="0"/>
           <w:i w:val="0"/>
-          <w:color w:val="0066CC"/>
+          <w:color w:val="0000FF"/>
           <w:sz w:val="24"/>
           <w:u w:val="single"/>
         </w:rPr>
@@ -3152,7 +3106,7 @@
           <w:rFonts w:ascii="Charis SIL Regular" w:hAnsi="Charis SIL Regular" w:eastAsia="Charis SIL Regular"/>
           <w:b w:val="0"/>
           <w:i w:val="0"/>
-          <w:color w:val="0066CC"/>
+          <w:color w:val="0000FF"/>
           <w:sz w:val="24"/>
           <w:u w:val="single"/>
         </w:rPr>
@@ -3170,7 +3124,7 @@
           <w:rFonts w:ascii="Charis SIL Regular" w:hAnsi="Charis SIL Regular" w:eastAsia="Charis SIL Regular"/>
           <w:b w:val="0"/>
           <w:i w:val="0"/>
-          <w:color w:val="0066CC"/>
+          <w:color w:val="0000FF"/>
           <w:sz w:val="24"/>
           <w:u w:val="single"/>
         </w:rPr>
@@ -3181,7 +3135,7 @@
           <w:rFonts w:ascii="Charis SIL Regular" w:hAnsi="Charis SIL Regular" w:eastAsia="Charis SIL Regular"/>
           <w:b w:val="0"/>
           <w:i w:val="0"/>
-          <w:color w:val="0066CC"/>
+          <w:color w:val="0000FF"/>
           <w:sz w:val="24"/>
           <w:u w:val="single"/>
         </w:rPr>
@@ -3199,7 +3153,7 @@
           <w:rFonts w:ascii="Charis SIL Regular" w:hAnsi="Charis SIL Regular" w:eastAsia="Charis SIL Regular"/>
           <w:b w:val="0"/>
           <w:i w:val="0"/>
-          <w:color w:val="0066CC"/>
+          <w:color w:val="0000FF"/>
           <w:sz w:val="24"/>
           <w:u w:val="single"/>
         </w:rPr>
@@ -3210,7 +3164,7 @@
           <w:rFonts w:ascii="Charis SIL Regular" w:hAnsi="Charis SIL Regular" w:eastAsia="Charis SIL Regular"/>
           <w:b w:val="0"/>
           <w:i w:val="0"/>
-          <w:color w:val="0066CC"/>
+          <w:color w:val="0000FF"/>
           <w:sz w:val="24"/>
           <w:u w:val="single"/>
         </w:rPr>
@@ -3228,7 +3182,7 @@
           <w:rFonts w:ascii="Charis SIL Regular" w:hAnsi="Charis SIL Regular" w:eastAsia="Charis SIL Regular"/>
           <w:b w:val="0"/>
           <w:i w:val="0"/>
-          <w:color w:val="0066CC"/>
+          <w:color w:val="0000FF"/>
           <w:sz w:val="24"/>
           <w:u w:val="single"/>
         </w:rPr>
@@ -3239,7 +3193,7 @@
           <w:rFonts w:ascii="Charis SIL Regular" w:hAnsi="Charis SIL Regular" w:eastAsia="Charis SIL Regular"/>
           <w:b w:val="0"/>
           <w:i w:val="0"/>
-          <w:color w:val="0066CC"/>
+          <w:color w:val="0000FF"/>
           <w:sz w:val="24"/>
           <w:u w:val="single"/>
         </w:rPr>
@@ -3257,7 +3211,7 @@
           <w:rFonts w:ascii="Charis SIL Regular" w:hAnsi="Charis SIL Regular" w:eastAsia="Charis SIL Regular"/>
           <w:b w:val="0"/>
           <w:i w:val="0"/>
-          <w:color w:val="0066CC"/>
+          <w:color w:val="0000FF"/>
           <w:sz w:val="24"/>
           <w:u w:val="single"/>
         </w:rPr>
@@ -3268,7 +3222,7 @@
           <w:rFonts w:ascii="Charis SIL Regular" w:hAnsi="Charis SIL Regular" w:eastAsia="Charis SIL Regular"/>
           <w:b w:val="0"/>
           <w:i w:val="0"/>
-          <w:color w:val="0066CC"/>
+          <w:color w:val="0000FF"/>
           <w:sz w:val="24"/>
           <w:u w:val="single"/>
         </w:rPr>
@@ -3293,7 +3247,7 @@
       </w:r>
       <w:r>
         <w:rPr>
-          <w:u w:val="single" w:color="0066cc"/>
+          <w:u w:val="single" w:color="0000ff"/>
           <w:rFonts w:ascii="Charis SIL Regular" w:hAnsi="Charis SIL Regular" w:eastAsia="Charis SIL Regular"/>
           <w:b w:val="0"/>
           <w:i w:val="0"/>
@@ -3344,7 +3298,7 @@
           <w:rFonts w:ascii="Charis SIL Regular" w:hAnsi="Charis SIL Regular" w:eastAsia="Charis SIL Regular"/>
           <w:b w:val="0"/>
           <w:i w:val="0"/>
-          <w:color w:val="0066CC"/>
+          <w:color w:val="0000FF"/>
           <w:sz w:val="24"/>
           <w:u w:val="single"/>
         </w:rPr>
@@ -3362,7 +3316,7 @@
           <w:rFonts w:ascii="Charis SIL Regular" w:hAnsi="Charis SIL Regular" w:eastAsia="Charis SIL Regular"/>
           <w:b w:val="0"/>
           <w:i w:val="0"/>
-          <w:color w:val="0066CC"/>
+          <w:color w:val="0000FF"/>
           <w:sz w:val="24"/>
           <w:u w:val="single"/>
         </w:rPr>
@@ -3373,7 +3327,7 @@
           <w:rFonts w:ascii="Charis SIL Regular" w:hAnsi="Charis SIL Regular" w:eastAsia="Charis SIL Regular"/>
           <w:b w:val="0"/>
           <w:i w:val="0"/>
-          <w:color w:val="0066CC"/>
+          <w:color w:val="0000FF"/>
           <w:sz w:val="24"/>
           <w:u w:val="single"/>
         </w:rPr>
@@ -3391,7 +3345,7 @@
           <w:rFonts w:ascii="Charis SIL Regular" w:hAnsi="Charis SIL Regular" w:eastAsia="Charis SIL Regular"/>
           <w:b w:val="0"/>
           <w:i w:val="0"/>
-          <w:color w:val="0066CC"/>
+          <w:color w:val="0000FF"/>
           <w:sz w:val="24"/>
           <w:u w:val="single"/>
         </w:rPr>
@@ -3402,7 +3356,7 @@
           <w:rFonts w:ascii="Charis SIL Regular" w:hAnsi="Charis SIL Regular" w:eastAsia="Charis SIL Regular"/>
           <w:b w:val="0"/>
           <w:i w:val="0"/>
-          <w:color w:val="0066CC"/>
+          <w:color w:val="0000FF"/>
           <w:sz w:val="24"/>
           <w:u w:val="single"/>
         </w:rPr>
@@ -3420,7 +3374,7 @@
           <w:rFonts w:ascii="Charis SIL Regular" w:hAnsi="Charis SIL Regular" w:eastAsia="Charis SIL Regular"/>
           <w:b w:val="0"/>
           <w:i w:val="0"/>
-          <w:color w:val="0066CC"/>
+          <w:color w:val="0000FF"/>
           <w:sz w:val="24"/>
           <w:u w:val="single"/>
         </w:rPr>
@@ -3431,7 +3385,7 @@
           <w:rFonts w:ascii="Charis SIL Regular" w:hAnsi="Charis SIL Regular" w:eastAsia="Charis SIL Regular"/>
           <w:b w:val="0"/>
           <w:i w:val="0"/>
-          <w:color w:val="0066CC"/>
+          <w:color w:val="0000FF"/>
           <w:sz w:val="24"/>
           <w:u w:val="single"/>
         </w:rPr>
@@ -3449,7 +3403,7 @@
           <w:rFonts w:ascii="Charis SIL Regular" w:hAnsi="Charis SIL Regular" w:eastAsia="Charis SIL Regular"/>
           <w:b w:val="0"/>
           <w:i w:val="0"/>
-          <w:color w:val="0066CC"/>
+          <w:color w:val="0000FF"/>
           <w:sz w:val="24"/>
           <w:u w:val="single"/>
         </w:rPr>
@@ -3460,7 +3414,7 @@
           <w:rFonts w:ascii="Charis SIL Regular" w:hAnsi="Charis SIL Regular" w:eastAsia="Charis SIL Regular"/>
           <w:b w:val="0"/>
           <w:i w:val="0"/>
-          <w:color w:val="0066CC"/>
+          <w:color w:val="0000FF"/>
           <w:sz w:val="24"/>
           <w:u w:val="single"/>
         </w:rPr>
@@ -3478,7 +3432,7 @@
           <w:rFonts w:ascii="Charis SIL Regular" w:hAnsi="Charis SIL Regular" w:eastAsia="Charis SIL Regular"/>
           <w:b w:val="0"/>
           <w:i w:val="0"/>
-          <w:color w:val="0066CC"/>
+          <w:color w:val="0000FF"/>
           <w:sz w:val="24"/>
           <w:u w:val="single"/>
         </w:rPr>
@@ -3489,7 +3443,7 @@
           <w:rFonts w:ascii="Charis SIL Regular" w:hAnsi="Charis SIL Regular" w:eastAsia="Charis SIL Regular"/>
           <w:b w:val="0"/>
           <w:i w:val="0"/>
-          <w:color w:val="0066CC"/>
+          <w:color w:val="0000FF"/>
           <w:sz w:val="24"/>
           <w:u w:val="single"/>
         </w:rPr>
@@ -3517,7 +3471,7 @@
           <w:rFonts w:ascii="Charis SIL Regular" w:hAnsi="Charis SIL Regular" w:eastAsia="Charis SIL Regular"/>
           <w:b w:val="0"/>
           <w:i w:val="0"/>
-          <w:color w:val="0066CC"/>
+          <w:color w:val="0000FF"/>
           <w:sz w:val="24"/>
           <w:u w:val="single"/>
         </w:rPr>
@@ -3535,7 +3489,7 @@
           <w:rFonts w:ascii="Charis SIL Regular" w:hAnsi="Charis SIL Regular" w:eastAsia="Charis SIL Regular"/>
           <w:b w:val="0"/>
           <w:i w:val="0"/>
-          <w:color w:val="0066CC"/>
+          <w:color w:val="0000FF"/>
           <w:sz w:val="24"/>
           <w:u w:val="single"/>
         </w:rPr>
@@ -3546,7 +3500,7 @@
           <w:rFonts w:ascii="Charis SIL Regular" w:hAnsi="Charis SIL Regular" w:eastAsia="Charis SIL Regular"/>
           <w:b w:val="0"/>
           <w:i w:val="0"/>
-          <w:color w:val="0066CC"/>
+          <w:color w:val="0000FF"/>
           <w:sz w:val="24"/>
           <w:u w:val="single"/>
         </w:rPr>
@@ -3564,7 +3518,7 @@
           <w:rFonts w:ascii="Charis SIL Regular" w:hAnsi="Charis SIL Regular" w:eastAsia="Charis SIL Regular"/>
           <w:b w:val="0"/>
           <w:i w:val="0"/>
-          <w:color w:val="0066CC"/>
+          <w:color w:val="0000FF"/>
           <w:sz w:val="24"/>
           <w:u w:val="single"/>
         </w:rPr>
@@ -3575,7 +3529,7 @@
           <w:rFonts w:ascii="Charis SIL Regular" w:hAnsi="Charis SIL Regular" w:eastAsia="Charis SIL Regular"/>
           <w:b w:val="0"/>
           <w:i w:val="0"/>
-          <w:color w:val="0066CC"/>
+          <w:color w:val="0000FF"/>
           <w:sz w:val="24"/>
           <w:u w:val="single"/>
         </w:rPr>
@@ -3600,7 +3554,7 @@
       </w:r>
       <w:r>
         <w:rPr>
-          <w:u w:val="single" w:color="0066cc"/>
+          <w:u w:val="single" w:color="0000ff"/>
           <w:rFonts w:ascii="Charis SIL Regular" w:hAnsi="Charis SIL Regular" w:eastAsia="Charis SIL Regular"/>
           <w:b w:val="0"/>
           <w:i w:val="0"/>
@@ -3618,7 +3572,7 @@
       </w:r>
       <w:r>
         <w:rPr>
-          <w:u w:val="single" w:color="0066cc"/>
+          <w:u w:val="single" w:color="0000ff"/>
           <w:rFonts w:ascii="Charis SIL Regular" w:hAnsi="Charis SIL Regular" w:eastAsia="Charis SIL Regular"/>
           <w:b w:val="0"/>
           <w:i w:val="0"/>
@@ -3636,7 +3590,7 @@
       </w:r>
       <w:r>
         <w:rPr>
-          <w:u w:val="single" w:color="0066cc"/>
+          <w:u w:val="single" w:color="0000ff"/>
           <w:rFonts w:ascii="Charis SIL Regular" w:hAnsi="Charis SIL Regular" w:eastAsia="Charis SIL Regular"/>
           <w:b w:val="0"/>
           <w:i w:val="0"/>
@@ -3654,7 +3608,7 @@
       </w:r>
       <w:r>
         <w:rPr>
-          <w:u w:val="single" w:color="0066cc"/>
+          <w:u w:val="single" w:color="0000ff"/>
           <w:rFonts w:ascii="Charis SIL Regular" w:hAnsi="Charis SIL Regular" w:eastAsia="Charis SIL Regular"/>
           <w:b w:val="0"/>
           <w:i w:val="0"/>
@@ -3672,7 +3626,7 @@
       </w:r>
       <w:r>
         <w:rPr>
-          <w:u w:val="single" w:color="0066cc"/>
+          <w:u w:val="single" w:color="0000ff"/>
           <w:rFonts w:ascii="Charis SIL Regular" w:hAnsi="Charis SIL Regular" w:eastAsia="Charis SIL Regular"/>
           <w:b w:val="0"/>
           <w:i w:val="0"/>
@@ -3690,7 +3644,7 @@
       </w:r>
       <w:r>
         <w:rPr>
-          <w:u w:val="single" w:color="0066cc"/>
+          <w:u w:val="single" w:color="0000ff"/>
           <w:rFonts w:ascii="Charis SIL Regular" w:hAnsi="Charis SIL Regular" w:eastAsia="Charis SIL Regular"/>
           <w:b w:val="0"/>
           <w:i w:val="0"/>
@@ -3708,7 +3662,7 @@
       </w:r>
       <w:r>
         <w:rPr>
-          <w:u w:val="single" w:color="0066cc"/>
+          <w:u w:val="single" w:color="0000ff"/>
           <w:rFonts w:ascii="Charis SIL Regular" w:hAnsi="Charis SIL Regular" w:eastAsia="Charis SIL Regular"/>
           <w:b w:val="0"/>
           <w:i w:val="0"/>
@@ -3736,7 +3690,7 @@
       </w:r>
       <w:r>
         <w:rPr>
-          <w:u w:val="single" w:color="0066cc"/>
+          <w:u w:val="single" w:color="0000ff"/>
           <w:rFonts w:ascii="Charis SIL Regular" w:hAnsi="Charis SIL Regular" w:eastAsia="Charis SIL Regular"/>
           <w:b w:val="0"/>
           <w:i w:val="0"/>
@@ -3747,7 +3701,7 @@
       </w:r>
       <w:r>
         <w:rPr>
-          <w:u w:val="single" w:color="0066cc"/>
+          <w:u w:val="single" w:color="0000ff"/>
           <w:rFonts w:ascii="Charis SIL Regular" w:hAnsi="Charis SIL Regular" w:eastAsia="Charis SIL Regular"/>
           <w:b w:val="0"/>
           <w:i w:val="0"/>
@@ -3765,7 +3719,7 @@
       </w:r>
       <w:r>
         <w:rPr>
-          <w:u w:val="single" w:color="0066cc"/>
+          <w:u w:val="single" w:color="0000ff"/>
           <w:rFonts w:ascii="Charis SIL Regular" w:hAnsi="Charis SIL Regular" w:eastAsia="Charis SIL Regular"/>
           <w:b w:val="0"/>
           <w:i w:val="0"/>
@@ -3783,7 +3737,7 @@
       </w:r>
       <w:r>
         <w:rPr>
-          <w:u w:val="single" w:color="0066cc"/>
+          <w:u w:val="single" w:color="0000ff"/>
           <w:rFonts w:ascii="Charis SIL Regular" w:hAnsi="Charis SIL Regular" w:eastAsia="Charis SIL Regular"/>
           <w:b w:val="0"/>
           <w:i w:val="0"/>
@@ -3801,7 +3755,7 @@
       </w:r>
       <w:r>
         <w:rPr>
-          <w:u w:val="single" w:color="0066cc"/>
+          <w:u w:val="single" w:color="0000ff"/>
           <w:rFonts w:ascii="Charis SIL Regular" w:hAnsi="Charis SIL Regular" w:eastAsia="Charis SIL Regular"/>
           <w:b w:val="0"/>
           <w:i w:val="0"/>
@@ -3901,7 +3855,7 @@
           <w:rFonts w:ascii="Charis SIL Regular" w:hAnsi="Charis SIL Regular" w:eastAsia="Charis SIL Regular"/>
           <w:b w:val="0"/>
           <w:i w:val="0"/>
-          <w:color w:val="0066CC"/>
+          <w:color w:val="0000FF"/>
           <w:sz w:val="24"/>
           <w:u w:val="single"/>
         </w:rPr>
@@ -3925,7 +3879,7 @@
           <w:rFonts w:ascii="Charis SIL Regular" w:hAnsi="Charis SIL Regular" w:eastAsia="Charis SIL Regular"/>
           <w:b w:val="0"/>
           <w:i w:val="0"/>
-          <w:color w:val="0066CC"/>
+          <w:color w:val="0000FF"/>
           <w:sz w:val="24"/>
           <w:u w:val="single"/>
         </w:rPr>
@@ -3936,21 +3890,21 @@
           <w:rFonts w:ascii="Charis SIL Regular" w:hAnsi="Charis SIL Regular" w:eastAsia="Charis SIL Regular"/>
           <w:b w:val="0"/>
           <w:i w:val="0"/>
-          <w:color w:val="0066CC"/>
+          <w:color w:val="0000FF"/>
+          <w:sz w:val="24"/>
+        </w:rPr>
+        <w:t>i</w:t>
+      </w:r>
+      <w:r>
+        <w:rPr>
+          <w:rFonts w:ascii="Charis SIL Regular" w:hAnsi="Charis SIL Regular" w:eastAsia="Charis SIL Regular"/>
+          <w:b w:val="0"/>
+          <w:i w:val="0"/>
+          <w:color w:val="0000FF"/>
           <w:sz w:val="24"/>
           <w:u w:val="single"/>
         </w:rPr>
-        <w:t>ic Societ</w:t>
-      </w:r>
-      <w:r>
-        <w:rPr>
-          <w:rFonts w:ascii="Charis SIL Regular" w:hAnsi="Charis SIL Regular" w:eastAsia="Charis SIL Regular"/>
-          <w:b w:val="0"/>
-          <w:i w:val="0"/>
-          <w:color w:val="0066CC"/>
-          <w:sz w:val="24"/>
-        </w:rPr>
-        <w:t>y</w:t>
+        <w:t>c Society</w:t>
       </w:r>
       <w:r>
         <w:br/>
@@ -3970,7 +3924,7 @@
           <w:rFonts w:ascii="Charis SIL Regular" w:hAnsi="Charis SIL Regular" w:eastAsia="Charis SIL Regular"/>
           <w:b w:val="0"/>
           <w:i w:val="0"/>
-          <w:color w:val="0066CC"/>
+          <w:color w:val="0000FF"/>
           <w:sz w:val="24"/>
           <w:u w:val="single"/>
         </w:rPr>
@@ -3981,7 +3935,7 @@
           <w:rFonts w:ascii="Charis SIL Regular" w:hAnsi="Charis SIL Regular" w:eastAsia="Charis SIL Regular"/>
           <w:b w:val="0"/>
           <w:i w:val="0"/>
-          <w:color w:val="0066CC"/>
+          <w:color w:val="0000FF"/>
           <w:sz w:val="24"/>
           <w:u w:val="single"/>
         </w:rPr>
@@ -4005,7 +3959,7 @@
           <w:rFonts w:ascii="Charis SIL Regular" w:hAnsi="Charis SIL Regular" w:eastAsia="Charis SIL Regular"/>
           <w:b w:val="0"/>
           <w:i w:val="0"/>
-          <w:color w:val="0066CC"/>
+          <w:color w:val="0000FF"/>
           <w:sz w:val="24"/>
           <w:u w:val="single"/>
         </w:rPr>
@@ -4016,7 +3970,7 @@
           <w:rFonts w:ascii="Charis SIL Regular" w:hAnsi="Charis SIL Regular" w:eastAsia="Charis SIL Regular"/>
           <w:b w:val="0"/>
           <w:i w:val="0"/>
-          <w:color w:val="0066CC"/>
+          <w:color w:val="0000FF"/>
           <w:sz w:val="24"/>
           <w:u w:val="single"/>
         </w:rPr>
@@ -4027,7 +3981,7 @@
           <w:rFonts w:ascii="Charis SIL Regular" w:hAnsi="Charis SIL Regular" w:eastAsia="Charis SIL Regular"/>
           <w:b w:val="0"/>
           <w:i w:val="0"/>
-          <w:color w:val="0066CC"/>
+          <w:color w:val="0000FF"/>
           <w:sz w:val="24"/>
         </w:rPr>
         <w:t>s</w:t>
@@ -4050,7 +4004,7 @@
           <w:rFonts w:ascii="Charis SIL Regular" w:hAnsi="Charis SIL Regular" w:eastAsia="Charis SIL Regular"/>
           <w:b w:val="0"/>
           <w:i w:val="0"/>
-          <w:color w:val="0066CC"/>
+          <w:color w:val="0000FF"/>
           <w:sz w:val="24"/>
           <w:u w:val="single"/>
         </w:rPr>
@@ -4074,7 +4028,7 @@
           <w:rFonts w:ascii="Charis SIL Regular" w:hAnsi="Charis SIL Regular" w:eastAsia="Charis SIL Regular"/>
           <w:b w:val="0"/>
           <w:i w:val="0"/>
-          <w:color w:val="0066CC"/>
+          <w:color w:val="0000FF"/>
           <w:sz w:val="24"/>
           <w:u w:val="single"/>
         </w:rPr>
@@ -4098,7 +4052,7 @@
           <w:rFonts w:ascii="Charis SIL Regular" w:hAnsi="Charis SIL Regular" w:eastAsia="Charis SIL Regular"/>
           <w:b w:val="0"/>
           <w:i w:val="0"/>
-          <w:color w:val="0066CC"/>
+          <w:color w:val="0000FF"/>
           <w:sz w:val="24"/>
           <w:u w:val="single"/>
         </w:rPr>
@@ -4109,7 +4063,7 @@
           <w:rFonts w:ascii="Charis SIL Regular" w:hAnsi="Charis SIL Regular" w:eastAsia="Charis SIL Regular"/>
           <w:b w:val="0"/>
           <w:i w:val="0"/>
-          <w:color w:val="0066CC"/>
+          <w:color w:val="0000FF"/>
           <w:sz w:val="24"/>
           <w:u w:val="single"/>
         </w:rPr>
@@ -4263,7 +4217,7 @@
           <w:rFonts w:ascii="Charis SIL Regular" w:hAnsi="Charis SIL Regular" w:eastAsia="Charis SIL Regular"/>
           <w:b w:val="0"/>
           <w:i w:val="0"/>
-          <w:color w:val="0066CC"/>
+          <w:color w:val="0000FF"/>
           <w:sz w:val="24"/>
           <w:u w:val="single"/>
         </w:rPr>
@@ -4281,7 +4235,7 @@
           <w:rFonts w:ascii="Charis SIL Regular" w:hAnsi="Charis SIL Regular" w:eastAsia="Charis SIL Regular"/>
           <w:b w:val="0"/>
           <w:i w:val="0"/>
-          <w:color w:val="0066CC"/>
+          <w:color w:val="0000FF"/>
           <w:sz w:val="24"/>
           <w:u w:val="single"/>
         </w:rPr>
@@ -4299,7 +4253,7 @@
           <w:rFonts w:ascii="Charis SIL Regular" w:hAnsi="Charis SIL Regular" w:eastAsia="Charis SIL Regular"/>
           <w:b w:val="0"/>
           <w:i w:val="0"/>
-          <w:color w:val="0066CC"/>
+          <w:color w:val="0000FF"/>
           <w:sz w:val="24"/>
           <w:u w:val="single"/>
         </w:rPr>
@@ -4317,7 +4271,7 @@
           <w:rFonts w:ascii="Charis SIL Regular" w:hAnsi="Charis SIL Regular" w:eastAsia="Charis SIL Regular"/>
           <w:b w:val="0"/>
           <w:i w:val="0"/>
-          <w:color w:val="0066CC"/>
+          <w:color w:val="0000FF"/>
           <w:sz w:val="24"/>
           <w:u w:val="single"/>
         </w:rPr>
@@ -4345,7 +4299,7 @@
           <w:rFonts w:ascii="Charis SIL Regular" w:hAnsi="Charis SIL Regular" w:eastAsia="Charis SIL Regular"/>
           <w:b w:val="0"/>
           <w:i w:val="0"/>
-          <w:color w:val="0066CC"/>
+          <w:color w:val="0000FF"/>
           <w:sz w:val="24"/>
           <w:u w:val="single"/>
         </w:rPr>
@@ -4363,11 +4317,11 @@
           <w:rFonts w:ascii="Charis SIL Regular" w:hAnsi="Charis SIL Regular" w:eastAsia="Charis SIL Regular"/>
           <w:b w:val="0"/>
           <w:i w:val="0"/>
-          <w:color w:val="0066CC"/>
+          <w:color w:val="0000FF"/>
           <w:sz w:val="24"/>
           <w:u w:val="single"/>
         </w:rPr>
-        <w:hyperlink r:id="rId23" w:history="1">
+        <w:hyperlink r:id="rId24" w:history="1">
           <w:r>
             <w:rPr>
               <w:rStyle w:val="Hyperlink"/>
@@ -4381,11 +4335,11 @@
           <w:rFonts w:ascii="Charis SIL Regular" w:hAnsi="Charis SIL Regular" w:eastAsia="Charis SIL Regular"/>
           <w:b w:val="0"/>
           <w:i w:val="0"/>
-          <w:color w:val="0066CC"/>
+          <w:color w:val="0000FF"/>
           <w:sz w:val="24"/>
           <w:u w:val="single"/>
         </w:rPr>
-        <w:hyperlink r:id="rId24" w:history="1">
+        <w:hyperlink r:id="rId23" w:history="1">
           <w:r>
             <w:rPr>
               <w:rStyle w:val="Hyperlink"/>
@@ -4396,7 +4350,7 @@
       </w:r>
       <w:r>
         <w:rPr>
-          <w:u w:val="single" w:color="0066cc"/>
+          <w:u w:val="single" w:color="0000ff"/>
           <w:rFonts w:ascii="Charis SIL Regular" w:hAnsi="Charis SIL Regular" w:eastAsia="Charis SIL Regular"/>
           <w:b w:val="0"/>
           <w:i w:val="0"/>
@@ -4427,11 +4381,11 @@
           <w:rFonts w:ascii="Charis SIL Regular" w:hAnsi="Charis SIL Regular" w:eastAsia="Charis SIL Regular"/>
           <w:b w:val="0"/>
           <w:i w:val="0"/>
-          <w:color w:val="0066CC"/>
+          <w:color w:val="0000FF"/>
           <w:sz w:val="24"/>
           <w:u w:val="single"/>
         </w:rPr>
-        <w:hyperlink r:id="rId25" w:history="1">
+        <w:hyperlink r:id="rId23" w:history="1">
           <w:r>
             <w:rPr>
               <w:rStyle w:val="Hyperlink"/>
@@ -4445,11 +4399,11 @@
           <w:rFonts w:ascii="Charis SIL Regular" w:hAnsi="Charis SIL Regular" w:eastAsia="Charis SIL Regular"/>
           <w:b w:val="0"/>
           <w:i w:val="0"/>
-          <w:color w:val="0066CC"/>
+          <w:color w:val="0000FF"/>
           <w:sz w:val="24"/>
           <w:u w:val="single"/>
         </w:rPr>
-        <w:hyperlink r:id="rId25" w:history="1">
+        <w:hyperlink r:id="rId23" w:history="1">
           <w:r>
             <w:rPr>
               <w:rStyle w:val="Hyperlink"/>
@@ -4463,7 +4417,7 @@
           <w:rFonts w:ascii="Charis SIL Regular" w:hAnsi="Charis SIL Regular" w:eastAsia="Charis SIL Regular"/>
           <w:b w:val="0"/>
           <w:i w:val="0"/>
-          <w:color w:val="0066CC"/>
+          <w:color w:val="0000FF"/>
           <w:sz w:val="24"/>
           <w:u w:val="single"/>
         </w:rPr>
@@ -4474,7 +4428,7 @@
           <w:rFonts w:ascii="Charis SIL Regular" w:hAnsi="Charis SIL Regular" w:eastAsia="Charis SIL Regular"/>
           <w:b w:val="0"/>
           <w:i w:val="0"/>
-          <w:color w:val="0066CC"/>
+          <w:color w:val="0000FF"/>
           <w:sz w:val="24"/>
           <w:u w:val="single"/>
         </w:rPr>
@@ -4552,11 +4506,11 @@
           <w:rFonts w:ascii="Charis SIL Regular" w:hAnsi="Charis SIL Regular" w:eastAsia="Charis SIL Regular"/>
           <w:b w:val="0"/>
           <w:i w:val="0"/>
-          <w:color w:val="0066CC"/>
+          <w:color w:val="0000FF"/>
           <w:sz w:val="24"/>
           <w:u w:val="single"/>
         </w:rPr>
-        <w:hyperlink r:id="rId26" w:history="1">
+        <w:hyperlink r:id="rId25" w:history="1">
           <w:r>
             <w:rPr>
               <w:rStyle w:val="Hyperlink"/>
@@ -4570,11 +4524,11 @@
           <w:rFonts w:ascii="Charis SIL Regular" w:hAnsi="Charis SIL Regular" w:eastAsia="Charis SIL Regular"/>
           <w:b w:val="0"/>
           <w:i w:val="0"/>
-          <w:color w:val="0066CC"/>
+          <w:color w:val="0000FF"/>
           <w:sz w:val="24"/>
           <w:u w:val="single"/>
         </w:rPr>
-        <w:hyperlink r:id="rId26" w:history="1">
+        <w:hyperlink r:id="rId25" w:history="1">
           <w:r>
             <w:rPr>
               <w:rStyle w:val="Hyperlink"/>
@@ -4588,11 +4542,11 @@
           <w:rFonts w:ascii="Charis SIL Regular" w:hAnsi="Charis SIL Regular" w:eastAsia="Charis SIL Regular"/>
           <w:b w:val="0"/>
           <w:i w:val="0"/>
-          <w:color w:val="0066CC"/>
+          <w:color w:val="0000FF"/>
           <w:sz w:val="24"/>
           <w:u w:val="single"/>
         </w:rPr>
-        <w:hyperlink r:id="rId26" w:history="1">
+        <w:hyperlink r:id="rId25" w:history="1">
           <w:r>
             <w:rPr>
               <w:rStyle w:val="Hyperlink"/>
@@ -4606,11 +4560,11 @@
           <w:rFonts w:ascii="Charis SIL Regular" w:hAnsi="Charis SIL Regular" w:eastAsia="Charis SIL Regular"/>
           <w:b w:val="0"/>
           <w:i w:val="0"/>
-          <w:color w:val="0066CC"/>
+          <w:color w:val="0000FF"/>
           <w:sz w:val="24"/>
           <w:u w:val="single"/>
         </w:rPr>
-        <w:hyperlink r:id="rId26" w:history="1">
+        <w:hyperlink r:id="rId25" w:history="1">
           <w:r>
             <w:rPr>
               <w:rStyle w:val="Hyperlink"/>
@@ -4624,11 +4578,11 @@
           <w:rFonts w:ascii="Charis SIL Regular" w:hAnsi="Charis SIL Regular" w:eastAsia="Charis SIL Regular"/>
           <w:b w:val="0"/>
           <w:i w:val="0"/>
-          <w:color w:val="0066CC"/>
+          <w:color w:val="0000FF"/>
           <w:sz w:val="24"/>
           <w:u w:val="single"/>
         </w:rPr>
-        <w:hyperlink r:id="rId26" w:history="1">
+        <w:hyperlink r:id="rId25" w:history="1">
           <w:r>
             <w:rPr>
               <w:rStyle w:val="Hyperlink"/>
@@ -4642,11 +4596,11 @@
           <w:rFonts w:ascii="Charis SIL Regular" w:hAnsi="Charis SIL Regular" w:eastAsia="Charis SIL Regular"/>
           <w:b w:val="0"/>
           <w:i w:val="0"/>
-          <w:color w:val="0066CC"/>
+          <w:color w:val="0000FF"/>
           <w:sz w:val="24"/>
           <w:u w:val="single"/>
         </w:rPr>
-        <w:hyperlink r:id="rId26" w:history="1">
+        <w:hyperlink r:id="rId25" w:history="1">
           <w:r>
             <w:rPr>
               <w:rStyle w:val="Hyperlink"/>
@@ -4660,18 +4614,10 @@
           <w:rFonts w:ascii="Charis SIL Regular" w:hAnsi="Charis SIL Regular" w:eastAsia="Charis SIL Regular"/>
           <w:b w:val="0"/>
           <w:i w:val="0"/>
-          <w:color w:val="0066CC"/>
-          <w:sz w:val="24"/>
-          <w:u w:val="single"/>
-        </w:rPr>
-        <w:hyperlink r:id="rId26" w:history="1">
-          <w:r>
-            <w:rPr>
-              <w:rStyle w:val="Hyperlink"/>
-            </w:rPr>
-            <w:t>page/31</w:t>
-          </w:r>
-        </w:hyperlink>
+          <w:color w:val="0000FF"/>
+          <w:sz w:val="24"/>
+        </w:rPr>
+        <w:t>page/31</w:t>
       </w:r>
     </w:p>
     <w:p>
@@ -4758,7 +4704,7 @@
           <w:rFonts w:ascii="Charis SIL Regular" w:hAnsi="Charis SIL Regular" w:eastAsia="Charis SIL Regular"/>
           <w:b w:val="0"/>
           <w:i w:val="0"/>
-          <w:color w:val="0066CC"/>
+          <w:color w:val="0000FF"/>
           <w:sz w:val="24"/>
           <w:u w:val="single"/>
         </w:rPr>
@@ -4776,7 +4722,7 @@
           <w:rFonts w:ascii="Charis SIL Regular" w:hAnsi="Charis SIL Regular" w:eastAsia="Charis SIL Regular"/>
           <w:b w:val="0"/>
           <w:i w:val="0"/>
-          <w:color w:val="0066CC"/>
+          <w:color w:val="0000FF"/>
           <w:sz w:val="24"/>
           <w:u w:val="single"/>
         </w:rPr>
@@ -4794,7 +4740,7 @@
           <w:rFonts w:ascii="Charis SIL Regular" w:hAnsi="Charis SIL Regular" w:eastAsia="Charis SIL Regular"/>
           <w:b w:val="0"/>
           <w:i w:val="0"/>
-          <w:color w:val="0066CC"/>
+          <w:color w:val="0000FF"/>
           <w:sz w:val="24"/>
           <w:u w:val="single"/>
         </w:rPr>
@@ -4812,7 +4758,7 @@
           <w:rFonts w:ascii="Charis SIL Regular" w:hAnsi="Charis SIL Regular" w:eastAsia="Charis SIL Regular"/>
           <w:b w:val="0"/>
           <w:i w:val="0"/>
-          <w:color w:val="0066CC"/>
+          <w:color w:val="0000FF"/>
           <w:sz w:val="24"/>
           <w:u w:val="single"/>
         </w:rPr>
@@ -4830,7 +4776,7 @@
           <w:rFonts w:ascii="Charis SIL Regular" w:hAnsi="Charis SIL Regular" w:eastAsia="Charis SIL Regular"/>
           <w:b w:val="0"/>
           <w:i w:val="0"/>
-          <w:color w:val="0066CC"/>
+          <w:color w:val="0000FF"/>
           <w:sz w:val="24"/>
           <w:u w:val="single"/>
         </w:rPr>
@@ -4848,7 +4794,7 @@
           <w:rFonts w:ascii="Charis SIL Regular" w:hAnsi="Charis SIL Regular" w:eastAsia="Charis SIL Regular"/>
           <w:b w:val="0"/>
           <w:i w:val="0"/>
-          <w:color w:val="0066CC"/>
+          <w:color w:val="0000FF"/>
           <w:sz w:val="24"/>
           <w:u w:val="single"/>
         </w:rPr>
@@ -4866,7 +4812,7 @@
           <w:rFonts w:ascii="Charis SIL Regular" w:hAnsi="Charis SIL Regular" w:eastAsia="Charis SIL Regular"/>
           <w:b w:val="0"/>
           <w:i w:val="0"/>
-          <w:color w:val="0066CC"/>
+          <w:color w:val="0000FF"/>
           <w:sz w:val="24"/>
           <w:u w:val="single"/>
         </w:rPr>
@@ -4884,7 +4830,7 @@
           <w:rFonts w:ascii="Charis SIL Regular" w:hAnsi="Charis SIL Regular" w:eastAsia="Charis SIL Regular"/>
           <w:b w:val="0"/>
           <w:i w:val="0"/>
-          <w:color w:val="0066CC"/>
+          <w:color w:val="0000FF"/>
           <w:sz w:val="24"/>
           <w:u w:val="single"/>
         </w:rPr>
@@ -4895,39 +4841,31 @@
           <w:rFonts w:ascii="Charis SIL Regular" w:hAnsi="Charis SIL Regular" w:eastAsia="Charis SIL Regular"/>
           <w:b w:val="0"/>
           <w:i w:val="0"/>
-          <w:color w:val="0066CC"/>
+          <w:color w:val="0000FF"/>
           <w:sz w:val="24"/>
         </w:rPr>
         <w:t>e</w:t>
       </w:r>
       <w:r>
         <w:rPr>
-          <w:u w:val="single" w:color="0066cc"/>
           <w:rFonts w:ascii="Charis SIL Regular" w:hAnsi="Charis SIL Regular" w:eastAsia="Charis SIL Regular"/>
           <w:b w:val="0"/>
           <w:i w:val="0"/>
           <w:color w:val="000000"/>
           <w:sz w:val="24"/>
         </w:rPr>
-        <w:hyperlink r:id="rId19" w:history="1">
-          <w:r>
-            <w:rPr>
-              <w:rStyle w:val="Hyperlink"/>
-            </w:rPr>
-            <w:t xml:space="preserve">, </w:t>
-          </w:r>
-        </w:hyperlink>
-      </w:r>
-      <w:r>
-        <w:rPr>
-          <w:rFonts w:ascii="Charis SIL Regular" w:hAnsi="Charis SIL Regular" w:eastAsia="Charis SIL Regular"/>
-          <w:b w:val="0"/>
-          <w:i w:val="0"/>
-          <w:color w:val="0066CC"/>
+        <w:t xml:space="preserve">, </w:t>
+      </w:r>
+      <w:r>
+        <w:rPr>
+          <w:rFonts w:ascii="Charis SIL Regular" w:hAnsi="Charis SIL Regular" w:eastAsia="Charis SIL Regular"/>
+          <w:b w:val="0"/>
+          <w:i w:val="0"/>
+          <w:color w:val="0000FF"/>
           <w:sz w:val="24"/>
           <w:u w:val="single"/>
         </w:rPr>
-        <w:hyperlink r:id="rId19" w:history="1">
+        <w:hyperlink r:id="rId26" w:history="1">
           <w:r>
             <w:rPr>
               <w:rStyle w:val="Hyperlink"/>
@@ -4941,11 +4879,11 @@
           <w:rFonts w:ascii="Charis SIL Regular" w:hAnsi="Charis SIL Regular" w:eastAsia="Charis SIL Regular"/>
           <w:b w:val="0"/>
           <w:i w:val="0"/>
-          <w:color w:val="0066CC"/>
+          <w:color w:val="0000FF"/>
           <w:sz w:val="24"/>
           <w:u w:val="single"/>
         </w:rPr>
-        <w:hyperlink r:id="rId27" w:history="1">
+        <w:hyperlink r:id="rId26" w:history="1">
           <w:r>
             <w:rPr>
               <w:rStyle w:val="Hyperlink"/>
@@ -4959,7 +4897,7 @@
           <w:rFonts w:ascii="Charis SIL Regular" w:hAnsi="Charis SIL Regular" w:eastAsia="Charis SIL Regular"/>
           <w:b w:val="0"/>
           <w:i w:val="0"/>
-          <w:color w:val="0066CC"/>
+          <w:color w:val="0000FF"/>
           <w:sz w:val="24"/>
           <w:u w:val="single"/>
         </w:rPr>
@@ -4970,11 +4908,11 @@
           <w:rFonts w:ascii="Charis SIL Regular" w:hAnsi="Charis SIL Regular" w:eastAsia="Charis SIL Regular"/>
           <w:b w:val="0"/>
           <w:i w:val="0"/>
-          <w:color w:val="0066CC"/>
+          <w:color w:val="0000FF"/>
           <w:sz w:val="24"/>
           <w:u w:val="single"/>
         </w:rPr>
-        <w:hyperlink r:id="rId27" w:history="1">
+        <w:hyperlink r:id="rId26" w:history="1">
           <w:r>
             <w:rPr>
               <w:rStyle w:val="Hyperlink"/>
@@ -4985,6 +4923,7 @@
       </w:r>
       <w:r>
         <w:rPr>
+          <w:u w:val="single" w:color="0000ff"/>
           <w:rFonts w:ascii="Charis SIL Regular" w:hAnsi="Charis SIL Regular" w:eastAsia="Charis SIL Regular"/>
           <w:b w:val="0"/>
           <w:i w:val="0"/>
@@ -4998,11 +4937,11 @@
           <w:rFonts w:ascii="Charis SIL Regular" w:hAnsi="Charis SIL Regular" w:eastAsia="Charis SIL Regular"/>
           <w:b w:val="0"/>
           <w:i w:val="0"/>
-          <w:color w:val="0066CC"/>
+          <w:color w:val="0000FF"/>
           <w:sz w:val="24"/>
           <w:u w:val="single"/>
         </w:rPr>
-        <w:hyperlink r:id="rId19" w:history="1">
+        <w:hyperlink r:id="rId27" w:history="1">
           <w:r>
             <w:rPr>
               <w:rStyle w:val="Hyperlink"/>
@@ -5016,7 +4955,7 @@
           <w:rFonts w:ascii="Charis SIL Regular" w:hAnsi="Charis SIL Regular" w:eastAsia="Charis SIL Regular"/>
           <w:b w:val="0"/>
           <w:i w:val="0"/>
-          <w:color w:val="0066CC"/>
+          <w:color w:val="0000FF"/>
           <w:sz w:val="24"/>
           <w:u w:val="single"/>
         </w:rPr>
@@ -5034,7 +4973,7 @@
           <w:rFonts w:ascii="Charis SIL Regular" w:hAnsi="Charis SIL Regular" w:eastAsia="Charis SIL Regular"/>
           <w:b w:val="0"/>
           <w:i w:val="0"/>
-          <w:color w:val="0066CC"/>
+          <w:color w:val="0000FF"/>
           <w:sz w:val="24"/>
           <w:u w:val="single"/>
         </w:rPr>
@@ -5045,11 +4984,11 @@
           <w:rFonts w:ascii="Charis SIL Regular" w:hAnsi="Charis SIL Regular" w:eastAsia="Charis SIL Regular"/>
           <w:b w:val="0"/>
           <w:i w:val="0"/>
-          <w:color w:val="0066CC"/>
+          <w:color w:val="0000FF"/>
           <w:sz w:val="24"/>
           <w:u w:val="single"/>
         </w:rPr>
-        <w:hyperlink r:id="rId28" w:history="1">
+        <w:hyperlink r:id="rId19" w:history="1">
           <w:r>
             <w:rPr>
               <w:rStyle w:val="Hyperlink"/>
@@ -5063,11 +5002,11 @@
           <w:rFonts w:ascii="Charis SIL Regular" w:hAnsi="Charis SIL Regular" w:eastAsia="Charis SIL Regular"/>
           <w:b w:val="0"/>
           <w:i w:val="0"/>
-          <w:color w:val="0066CC"/>
+          <w:color w:val="0000FF"/>
           <w:sz w:val="24"/>
           <w:u w:val="single"/>
         </w:rPr>
-        <w:hyperlink r:id="rId28" w:history="1">
+        <w:hyperlink r:id="rId19" w:history="1">
           <w:r>
             <w:rPr>
               <w:rStyle w:val="Hyperlink"/>
@@ -5194,11 +5133,11 @@
           <w:rFonts w:ascii="Charis SIL Regular" w:hAnsi="Charis SIL Regular" w:eastAsia="Charis SIL Regular"/>
           <w:b w:val="0"/>
           <w:i w:val="0"/>
-          <w:color w:val="0066CC"/>
+          <w:color w:val="0000FF"/>
           <w:sz w:val="24"/>
           <w:u w:val="single"/>
         </w:rPr>
-        <w:hyperlink r:id="rId29" w:history="1">
+        <w:hyperlink r:id="rId28" w:history="1">
           <w:r>
             <w:rPr>
               <w:rStyle w:val="Hyperlink"/>
@@ -5212,11 +5151,11 @@
           <w:rFonts w:ascii="Charis SIL Regular" w:hAnsi="Charis SIL Regular" w:eastAsia="Charis SIL Regular"/>
           <w:b w:val="0"/>
           <w:i w:val="0"/>
-          <w:color w:val="0066CC"/>
+          <w:color w:val="0000FF"/>
           <w:sz w:val="24"/>
           <w:u w:val="single"/>
         </w:rPr>
-        <w:hyperlink r:id="rId29" w:history="1">
+        <w:hyperlink r:id="rId28" w:history="1">
           <w:r>
             <w:rPr>
               <w:rStyle w:val="Hyperlink"/>
@@ -5230,11 +5169,11 @@
           <w:rFonts w:ascii="Charis SIL Regular" w:hAnsi="Charis SIL Regular" w:eastAsia="Charis SIL Regular"/>
           <w:b w:val="0"/>
           <w:i w:val="0"/>
-          <w:color w:val="0066CC"/>
+          <w:color w:val="0000FF"/>
           <w:sz w:val="24"/>
           <w:u w:val="single"/>
         </w:rPr>
-        <w:hyperlink r:id="rId29" w:history="1">
+        <w:hyperlink r:id="rId28" w:history="1">
           <w:r>
             <w:rPr>
               <w:rStyle w:val="Hyperlink"/>
@@ -5248,11 +5187,11 @@
           <w:rFonts w:ascii="Charis SIL Regular" w:hAnsi="Charis SIL Regular" w:eastAsia="Charis SIL Regular"/>
           <w:b w:val="0"/>
           <w:i w:val="0"/>
-          <w:color w:val="0066CC"/>
+          <w:color w:val="0000FF"/>
           <w:sz w:val="24"/>
           <w:u w:val="single"/>
         </w:rPr>
-        <w:hyperlink r:id="rId29" w:history="1">
+        <w:hyperlink r:id="rId28" w:history="1">
           <w:r>
             <w:rPr>
               <w:rStyle w:val="Hyperlink"/>
@@ -5276,11 +5215,11 @@
           <w:rFonts w:ascii="Charis SIL Regular" w:hAnsi="Charis SIL Regular" w:eastAsia="Charis SIL Regular"/>
           <w:b w:val="0"/>
           <w:i w:val="0"/>
-          <w:color w:val="0066CC"/>
+          <w:color w:val="0000FF"/>
           <w:sz w:val="24"/>
           <w:u w:val="single"/>
         </w:rPr>
-        <w:hyperlink r:id="rId29" w:history="1">
+        <w:hyperlink r:id="rId28" w:history="1">
           <w:r>
             <w:rPr>
               <w:rStyle w:val="Hyperlink"/>
@@ -5294,11 +5233,11 @@
           <w:rFonts w:ascii="Charis SIL Regular" w:hAnsi="Charis SIL Regular" w:eastAsia="Charis SIL Regular"/>
           <w:b w:val="0"/>
           <w:i w:val="0"/>
-          <w:color w:val="0066CC"/>
+          <w:color w:val="0000FF"/>
           <w:sz w:val="24"/>
           <w:u w:val="single"/>
         </w:rPr>
-        <w:hyperlink r:id="rId29" w:history="1">
+        <w:hyperlink r:id="rId28" w:history="1">
           <w:r>
             <w:rPr>
               <w:rStyle w:val="Hyperlink"/>
@@ -5312,7 +5251,7 @@
           <w:rFonts w:ascii="Charis SIL Regular" w:hAnsi="Charis SIL Regular" w:eastAsia="Charis SIL Regular"/>
           <w:b w:val="0"/>
           <w:i w:val="0"/>
-          <w:color w:val="0066CC"/>
+          <w:color w:val="0000FF"/>
           <w:sz w:val="24"/>
           <w:u w:val="single"/>
         </w:rPr>
@@ -5323,11 +5262,11 @@
           <w:rFonts w:ascii="Charis SIL Regular" w:hAnsi="Charis SIL Regular" w:eastAsia="Charis SIL Regular"/>
           <w:b w:val="0"/>
           <w:i w:val="0"/>
-          <w:color w:val="0066CC"/>
+          <w:color w:val="0000FF"/>
           <w:sz w:val="24"/>
           <w:u w:val="single"/>
         </w:rPr>
-        <w:hyperlink r:id="rId30" w:history="1">
+        <w:hyperlink r:id="rId28" w:history="1">
           <w:r>
             <w:rPr>
               <w:rStyle w:val="Hyperlink"/>
@@ -5430,11 +5369,11 @@
           <w:rFonts w:ascii="Charis SIL Regular" w:hAnsi="Charis SIL Regular" w:eastAsia="Charis SIL Regular"/>
           <w:b w:val="0"/>
           <w:i w:val="0"/>
-          <w:color w:val="0066CC"/>
+          <w:color w:val="0000FF"/>
           <w:sz w:val="24"/>
           <w:u w:val="single"/>
         </w:rPr>
-        <w:hyperlink r:id="rId31" w:history="1">
+        <w:hyperlink r:id="rId29" w:history="1">
           <w:r>
             <w:rPr>
               <w:rStyle w:val="Hyperlink"/>
@@ -5448,7 +5387,7 @@
           <w:rFonts w:ascii="Charis SIL Regular" w:hAnsi="Charis SIL Regular" w:eastAsia="Charis SIL Regular"/>
           <w:b w:val="0"/>
           <w:i w:val="0"/>
-          <w:color w:val="0066CC"/>
+          <w:color w:val="0000FF"/>
           <w:sz w:val="24"/>
           <w:u w:val="single"/>
         </w:rPr>
@@ -5459,11 +5398,11 @@
           <w:rFonts w:ascii="Charis SIL Regular" w:hAnsi="Charis SIL Regular" w:eastAsia="Charis SIL Regular"/>
           <w:b w:val="0"/>
           <w:i w:val="0"/>
-          <w:color w:val="0066CC"/>
+          <w:color w:val="0000FF"/>
           <w:sz w:val="24"/>
           <w:u w:val="single"/>
         </w:rPr>
-        <w:hyperlink r:id="rId31" w:history="1">
+        <w:hyperlink r:id="rId29" w:history="1">
           <w:r>
             <w:rPr>
               <w:rStyle w:val="Hyperlink"/>
@@ -5487,11 +5426,11 @@
           <w:rFonts w:ascii="Charis SIL Regular" w:hAnsi="Charis SIL Regular" w:eastAsia="Charis SIL Regular"/>
           <w:b w:val="0"/>
           <w:i w:val="0"/>
-          <w:color w:val="0066CC"/>
+          <w:color w:val="0000FF"/>
           <w:sz w:val="24"/>
           <w:u w:val="single"/>
         </w:rPr>
-        <w:hyperlink r:id="rId32" w:history="1">
+        <w:hyperlink r:id="rId30" w:history="1">
           <w:r>
             <w:rPr>
               <w:rStyle w:val="Hyperlink"/>
@@ -5505,7 +5444,7 @@
           <w:rFonts w:ascii="Charis SIL Regular" w:hAnsi="Charis SIL Regular" w:eastAsia="Charis SIL Regular"/>
           <w:b w:val="0"/>
           <w:i w:val="0"/>
-          <w:color w:val="0066CC"/>
+          <w:color w:val="0000FF"/>
           <w:sz w:val="24"/>
           <w:u w:val="single"/>
         </w:rPr>
@@ -5516,11 +5455,11 @@
           <w:rFonts w:ascii="Charis SIL Regular" w:hAnsi="Charis SIL Regular" w:eastAsia="Charis SIL Regular"/>
           <w:b w:val="0"/>
           <w:i w:val="0"/>
-          <w:color w:val="0066CC"/>
+          <w:color w:val="0000FF"/>
           <w:sz w:val="24"/>
           <w:u w:val="single"/>
         </w:rPr>
-        <w:hyperlink r:id="rId32" w:history="1">
+        <w:hyperlink r:id="rId30" w:history="1">
           <w:r>
             <w:rPr>
               <w:rStyle w:val="Hyperlink"/>
@@ -5640,11 +5579,11 @@
           <w:rFonts w:ascii="Charis SIL Regular" w:hAnsi="Charis SIL Regular" w:eastAsia="Charis SIL Regular"/>
           <w:b w:val="0"/>
           <w:i w:val="0"/>
-          <w:color w:val="0066CC"/>
+          <w:color w:val="0000FF"/>
           <w:sz w:val="24"/>
           <w:u w:val="single"/>
         </w:rPr>
-        <w:hyperlink r:id="rId33" w:history="1">
+        <w:hyperlink r:id="rId31" w:history="1">
           <w:r>
             <w:rPr>
               <w:rStyle w:val="Hyperlink"/>
@@ -5658,11 +5597,11 @@
           <w:rFonts w:ascii="Charis SIL Regular" w:hAnsi="Charis SIL Regular" w:eastAsia="Charis SIL Regular"/>
           <w:b w:val="0"/>
           <w:i w:val="0"/>
-          <w:color w:val="0066CC"/>
+          <w:color w:val="0000FF"/>
           <w:sz w:val="24"/>
           <w:u w:val="single"/>
         </w:rPr>
-        <w:hyperlink r:id="rId33" w:history="1">
+        <w:hyperlink r:id="rId31" w:history="1">
           <w:r>
             <w:rPr>
               <w:rStyle w:val="Hyperlink"/>
@@ -5676,11 +5615,11 @@
           <w:rFonts w:ascii="Charis SIL Regular" w:hAnsi="Charis SIL Regular" w:eastAsia="Charis SIL Regular"/>
           <w:b w:val="0"/>
           <w:i w:val="0"/>
-          <w:color w:val="0066CC"/>
+          <w:color w:val="0000FF"/>
           <w:sz w:val="24"/>
           <w:u w:val="single"/>
         </w:rPr>
-        <w:hyperlink r:id="rId33" w:history="1">
+        <w:hyperlink r:id="rId31" w:history="1">
           <w:r>
             <w:rPr>
               <w:rStyle w:val="Hyperlink"/>
@@ -5857,11 +5796,11 @@
           <w:rFonts w:ascii="Charis SIL Regular" w:hAnsi="Charis SIL Regular" w:eastAsia="Charis SIL Regular"/>
           <w:b w:val="0"/>
           <w:i w:val="0"/>
-          <w:color w:val="0066CC"/>
+          <w:color w:val="0000FF"/>
           <w:sz w:val="24"/>
           <w:u w:val="single"/>
         </w:rPr>
-        <w:hyperlink r:id="rId34" w:history="1">
+        <w:hyperlink r:id="rId32" w:history="1">
           <w:r>
             <w:rPr>
               <w:rStyle w:val="Hyperlink"/>
@@ -5875,11 +5814,11 @@
           <w:rFonts w:ascii="Charis SIL Regular" w:hAnsi="Charis SIL Regular" w:eastAsia="Charis SIL Regular"/>
           <w:b w:val="0"/>
           <w:i w:val="0"/>
-          <w:color w:val="0066CC"/>
+          <w:color w:val="0000FF"/>
           <w:sz w:val="24"/>
           <w:u w:val="single"/>
         </w:rPr>
-        <w:hyperlink r:id="rId34" w:history="1">
+        <w:hyperlink r:id="rId32" w:history="1">
           <w:r>
             <w:rPr>
               <w:rStyle w:val="Hyperlink"/>
@@ -5893,11 +5832,11 @@
           <w:rFonts w:ascii="Charis SIL Regular" w:hAnsi="Charis SIL Regular" w:eastAsia="Charis SIL Regular"/>
           <w:b w:val="0"/>
           <w:i w:val="0"/>
-          <w:color w:val="0066CC"/>
+          <w:color w:val="0000FF"/>
           <w:sz w:val="24"/>
           <w:u w:val="single"/>
         </w:rPr>
-        <w:hyperlink r:id="rId34" w:history="1">
+        <w:hyperlink r:id="rId32" w:history="1">
           <w:r>
             <w:rPr>
               <w:rStyle w:val="Hyperlink"/>
@@ -5911,11 +5850,11 @@
           <w:rFonts w:ascii="Charis SIL Regular" w:hAnsi="Charis SIL Regular" w:eastAsia="Charis SIL Regular"/>
           <w:b w:val="0"/>
           <w:i w:val="0"/>
-          <w:color w:val="0066CC"/>
+          <w:color w:val="0000FF"/>
           <w:sz w:val="24"/>
           <w:u w:val="single"/>
         </w:rPr>
-        <w:hyperlink r:id="rId34" w:history="1">
+        <w:hyperlink r:id="rId32" w:history="1">
           <w:r>
             <w:rPr>
               <w:rStyle w:val="Hyperlink"/>
@@ -5929,11 +5868,11 @@
           <w:rFonts w:ascii="Charis SIL Regular" w:hAnsi="Charis SIL Regular" w:eastAsia="Charis SIL Regular"/>
           <w:b w:val="0"/>
           <w:i w:val="0"/>
-          <w:color w:val="0066CC"/>
+          <w:color w:val="0000FF"/>
           <w:sz w:val="24"/>
           <w:u w:val="single"/>
         </w:rPr>
-        <w:hyperlink r:id="rId34" w:history="1">
+        <w:hyperlink r:id="rId32" w:history="1">
           <w:r>
             <w:rPr>
               <w:rStyle w:val="Hyperlink"/>
@@ -5947,11 +5886,11 @@
           <w:rFonts w:ascii="Charis SIL Regular" w:hAnsi="Charis SIL Regular" w:eastAsia="Charis SIL Regular"/>
           <w:b w:val="0"/>
           <w:i w:val="0"/>
-          <w:color w:val="0066CC"/>
+          <w:color w:val="0000FF"/>
           <w:sz w:val="24"/>
           <w:u w:val="single"/>
         </w:rPr>
-        <w:hyperlink r:id="rId34" w:history="1">
+        <w:hyperlink r:id="rId32" w:history="1">
           <w:r>
             <w:rPr>
               <w:rStyle w:val="Hyperlink"/>
@@ -5965,11 +5904,11 @@
           <w:rFonts w:ascii="Charis SIL Regular" w:hAnsi="Charis SIL Regular" w:eastAsia="Charis SIL Regular"/>
           <w:b w:val="0"/>
           <w:i w:val="0"/>
-          <w:color w:val="0066CC"/>
+          <w:color w:val="0000FF"/>
           <w:sz w:val="24"/>
           <w:u w:val="single"/>
         </w:rPr>
-        <w:hyperlink r:id="rId34" w:history="1">
+        <w:hyperlink r:id="rId32" w:history="1">
           <w:r>
             <w:rPr>
               <w:rStyle w:val="Hyperlink"/>
@@ -5983,11 +5922,11 @@
           <w:rFonts w:ascii="Charis SIL Regular" w:hAnsi="Charis SIL Regular" w:eastAsia="Charis SIL Regular"/>
           <w:b w:val="0"/>
           <w:i w:val="0"/>
-          <w:color w:val="0066CC"/>
+          <w:color w:val="0000FF"/>
           <w:sz w:val="24"/>
           <w:u w:val="single"/>
         </w:rPr>
-        <w:hyperlink r:id="rId34" w:history="1">
+        <w:hyperlink r:id="rId32" w:history="1">
           <w:r>
             <w:rPr>
               <w:rStyle w:val="Hyperlink"/>
@@ -6001,10 +5940,10 @@
           <w:rFonts w:ascii="Charis SIL Regular" w:hAnsi="Charis SIL Regular" w:eastAsia="Charis SIL Regular"/>
           <w:b w:val="0"/>
           <w:i w:val="0"/>
-          <w:color w:val="0066CC"/>
-          <w:sz w:val="24"/>
-        </w:rPr>
-        <w:hyperlink r:id="rId34" w:history="1">
+          <w:color w:val="0000FF"/>
+          <w:sz w:val="24"/>
+        </w:rPr>
+        <w:hyperlink r:id="rId32" w:history="1">
           <w:r>
             <w:rPr>
               <w:rStyle w:val="Hyperlink"/>
@@ -6018,7 +5957,7 @@
           <w:rFonts w:ascii="Charis SIL Regular" w:hAnsi="Charis SIL Regular" w:eastAsia="Charis SIL Regular"/>
           <w:b w:val="0"/>
           <w:i w:val="0"/>
-          <w:color w:val="0066CC"/>
+          <w:color w:val="0000FF"/>
           <w:sz w:val="24"/>
         </w:rPr>
         <w:t>-</w:t>
@@ -6028,11 +5967,11 @@
           <w:rFonts w:ascii="Charis SIL Regular" w:hAnsi="Charis SIL Regular" w:eastAsia="Charis SIL Regular"/>
           <w:b w:val="0"/>
           <w:i w:val="0"/>
-          <w:color w:val="0066CC"/>
+          <w:color w:val="0000FF"/>
           <w:sz w:val="24"/>
           <w:u w:val="single"/>
         </w:rPr>
-        <w:hyperlink r:id="rId34" w:history="1">
+        <w:hyperlink r:id="rId32" w:history="1">
           <w:r>
             <w:rPr>
               <w:rStyle w:val="Hyperlink"/>
@@ -6046,11 +5985,11 @@
           <w:rFonts w:ascii="Charis SIL Regular" w:hAnsi="Charis SIL Regular" w:eastAsia="Charis SIL Regular"/>
           <w:b w:val="0"/>
           <w:i w:val="0"/>
-          <w:color w:val="0066CC"/>
+          <w:color w:val="0000FF"/>
           <w:sz w:val="24"/>
           <w:u w:val="single"/>
         </w:rPr>
-        <w:hyperlink r:id="rId34" w:history="1">
+        <w:hyperlink r:id="rId32" w:history="1">
           <w:r>
             <w:rPr>
               <w:rStyle w:val="Hyperlink"/>
@@ -6064,11 +6003,11 @@
           <w:rFonts w:ascii="Charis SIL Regular" w:hAnsi="Charis SIL Regular" w:eastAsia="Charis SIL Regular"/>
           <w:b w:val="0"/>
           <w:i w:val="0"/>
-          <w:color w:val="0066CC"/>
+          <w:color w:val="0000FF"/>
           <w:sz w:val="24"/>
           <w:u w:val="single"/>
         </w:rPr>
-        <w:hyperlink r:id="rId34" w:history="1">
+        <w:hyperlink r:id="rId32" w:history="1">
           <w:r>
             <w:rPr>
               <w:rStyle w:val="Hyperlink"/>
@@ -6082,11 +6021,11 @@
           <w:rFonts w:ascii="Charis SIL Regular" w:hAnsi="Charis SIL Regular" w:eastAsia="Charis SIL Regular"/>
           <w:b w:val="0"/>
           <w:i w:val="0"/>
-          <w:color w:val="0066CC"/>
+          <w:color w:val="0000FF"/>
           <w:sz w:val="24"/>
           <w:u w:val="single"/>
         </w:rPr>
-        <w:hyperlink r:id="rId34" w:history="1">
+        <w:hyperlink r:id="rId32" w:history="1">
           <w:r>
             <w:rPr>
               <w:rStyle w:val="Hyperlink"/>
@@ -6100,11 +6039,11 @@
           <w:rFonts w:ascii="Charis SIL Regular" w:hAnsi="Charis SIL Regular" w:eastAsia="Charis SIL Regular"/>
           <w:b w:val="0"/>
           <w:i w:val="0"/>
-          <w:color w:val="0066CC"/>
+          <w:color w:val="0000FF"/>
           <w:sz w:val="24"/>
           <w:u w:val="single"/>
         </w:rPr>
-        <w:hyperlink r:id="rId34" w:history="1">
+        <w:hyperlink r:id="rId32" w:history="1">
           <w:r>
             <w:rPr>
               <w:rStyle w:val="Hyperlink"/>
@@ -6221,11 +6160,11 @@
           <w:rFonts w:ascii="Charis SIL Regular" w:hAnsi="Charis SIL Regular" w:eastAsia="Charis SIL Regular"/>
           <w:b w:val="0"/>
           <w:i w:val="0"/>
-          <w:color w:val="0066CC"/>
+          <w:color w:val="0000FF"/>
           <w:sz w:val="24"/>
           <w:u w:val="single"/>
         </w:rPr>
-        <w:hyperlink r:id="rId35" w:history="1">
+        <w:hyperlink r:id="rId33" w:history="1">
           <w:r>
             <w:rPr>
               <w:rStyle w:val="Hyperlink"/>
@@ -6239,7 +6178,7 @@
           <w:rFonts w:ascii="Charis SIL Regular" w:hAnsi="Charis SIL Regular" w:eastAsia="Charis SIL Regular"/>
           <w:b w:val="0"/>
           <w:i w:val="0"/>
-          <w:color w:val="0066CC"/>
+          <w:color w:val="0000FF"/>
           <w:sz w:val="24"/>
           <w:u w:val="single"/>
         </w:rPr>
@@ -6250,11 +6189,11 @@
           <w:rFonts w:ascii="Charis SIL Regular" w:hAnsi="Charis SIL Regular" w:eastAsia="Charis SIL Regular"/>
           <w:b w:val="0"/>
           <w:i w:val="0"/>
-          <w:color w:val="0066CC"/>
+          <w:color w:val="0000FF"/>
           <w:sz w:val="24"/>
           <w:u w:val="single"/>
         </w:rPr>
-        <w:hyperlink r:id="rId35" w:history="1">
+        <w:hyperlink r:id="rId33" w:history="1">
           <w:r>
             <w:rPr>
               <w:rStyle w:val="Hyperlink"/>
@@ -6278,11 +6217,11 @@
           <w:rFonts w:ascii="Charis SIL Regular" w:hAnsi="Charis SIL Regular" w:eastAsia="Charis SIL Regular"/>
           <w:b w:val="0"/>
           <w:i w:val="0"/>
-          <w:color w:val="0066CC"/>
+          <w:color w:val="0000FF"/>
           <w:sz w:val="24"/>
           <w:u w:val="single"/>
         </w:rPr>
-        <w:hyperlink r:id="rId36" w:history="1">
+        <w:hyperlink r:id="rId34" w:history="1">
           <w:r>
             <w:rPr>
               <w:rStyle w:val="Hyperlink"/>
@@ -6296,7 +6235,7 @@
           <w:rFonts w:ascii="Charis SIL Regular" w:hAnsi="Charis SIL Regular" w:eastAsia="Charis SIL Regular"/>
           <w:b w:val="0"/>
           <w:i w:val="0"/>
-          <w:color w:val="0066CC"/>
+          <w:color w:val="0000FF"/>
           <w:sz w:val="24"/>
           <w:u w:val="single"/>
         </w:rPr>
@@ -6307,11 +6246,11 @@
           <w:rFonts w:ascii="Charis SIL Regular" w:hAnsi="Charis SIL Regular" w:eastAsia="Charis SIL Regular"/>
           <w:b w:val="0"/>
           <w:i w:val="0"/>
-          <w:color w:val="0066CC"/>
+          <w:color w:val="0000FF"/>
           <w:sz w:val="24"/>
           <w:u w:val="single"/>
         </w:rPr>
-        <w:hyperlink r:id="rId36" w:history="1">
+        <w:hyperlink r:id="rId34" w:history="1">
           <w:r>
             <w:rPr>
               <w:rStyle w:val="Hyperlink"/>

--- a/EXPORTS/DOCX/published/niveau2/English/Ghana.docx
+++ b/EXPORTS/DOCX/published/niveau2/English/Ghana.docx
@@ -1023,7 +1023,14 @@
           <w:color w:val="000000"/>
           <w:sz w:val="24"/>
         </w:rPr>
-        <w:t>hich D</w:t>
+        <w:hyperlink r:id="rId13" w:history="1">
+          <w:r>
+            <w:rPr>
+              <w:rStyle w:val="Hyperlink"/>
+            </w:rPr>
+            <w:t>hich D</w:t>
+          </w:r>
+        </w:hyperlink>
       </w:r>
       <w:r>
         <w:rPr>
@@ -1063,7 +1070,14 @@
           <w:color w:val="000000"/>
           <w:sz w:val="24"/>
         </w:rPr>
-        <w:t>tra</w:t>
+        <w:hyperlink r:id="rId13" w:history="1">
+          <w:r>
+            <w:rPr>
+              <w:rStyle w:val="Hyperlink"/>
+            </w:rPr>
+            <w:t>tra</w:t>
+          </w:r>
+        </w:hyperlink>
       </w:r>
       <w:r>
         <w:rPr>
@@ -2773,13 +2787,39 @@
       </w:r>
       <w:r>
         <w:rPr>
+          <w:u w:val="single" w:color="0000ff"/>
           <w:rFonts w:ascii="Charis SIL Regular" w:hAnsi="Charis SIL Regular" w:eastAsia="Charis SIL Regular"/>
           <w:b w:val="0"/>
           <w:i w:val="0"/>
           <w:color w:val="000000"/>
           <w:sz w:val="24"/>
         </w:rPr>
-        <w:t>published in 2</w:t>
+        <w:hyperlink r:id="rId19" w:history="1">
+          <w:r>
+            <w:rPr>
+              <w:rStyle w:val="Hyperlink"/>
+            </w:rPr>
+            <w:t>publish</w:t>
+          </w:r>
+        </w:hyperlink>
+      </w:r>
+      <w:r>
+        <w:rPr>
+          <w:u w:val="single" w:color="0000ff"/>
+          <w:rFonts w:ascii="Charis SIL Regular" w:hAnsi="Charis SIL Regular" w:eastAsia="Charis SIL Regular"/>
+          <w:b w:val="0"/>
+          <w:i w:val="0"/>
+          <w:color w:val="000000"/>
+          <w:sz w:val="24"/>
+        </w:rPr>
+        <w:hyperlink r:id="rId19" w:history="1">
+          <w:r>
+            <w:rPr>
+              <w:rStyle w:val="Hyperlink"/>
+            </w:rPr>
+            <w:t>ed in 2</w:t>
+          </w:r>
+        </w:hyperlink>
       </w:r>
       <w:r>
         <w:rPr>
@@ -4339,7 +4379,7 @@
           <w:sz w:val="24"/>
           <w:u w:val="single"/>
         </w:rPr>
-        <w:hyperlink r:id="rId23" w:history="1">
+        <w:hyperlink r:id="rId24" w:history="1">
           <w:r>
             <w:rPr>
               <w:rStyle w:val="Hyperlink"/>
@@ -4616,8 +4656,16 @@
           <w:i w:val="0"/>
           <w:color w:val="0000FF"/>
           <w:sz w:val="24"/>
-        </w:rPr>
-        <w:t>page/31</w:t>
+          <w:u w:val="single"/>
+        </w:rPr>
+        <w:hyperlink r:id="rId25" w:history="1">
+          <w:r>
+            <w:rPr>
+              <w:rStyle w:val="Hyperlink"/>
+            </w:rPr>
+            <w:t>page/31</w:t>
+          </w:r>
+        </w:hyperlink>
       </w:r>
     </w:p>
     <w:p>
@@ -4832,9 +4880,15 @@
           <w:i w:val="0"/>
           <w:color w:val="0000FF"/>
           <w:sz w:val="24"/>
-          <w:u w:val="single"/>
-        </w:rPr>
-        <w:t>l</w:t>
+        </w:rPr>
+        <w:hyperlink r:id="rId19" w:history="1">
+          <w:r>
+            <w:rPr>
+              <w:rStyle w:val="Hyperlink"/>
+            </w:rPr>
+            <w:t>l</w:t>
+          </w:r>
+        </w:hyperlink>
       </w:r>
       <w:r>
         <w:rPr>
@@ -4959,7 +5013,7 @@
           <w:sz w:val="24"/>
           <w:u w:val="single"/>
         </w:rPr>
-        <w:hyperlink r:id="rId19" w:history="1">
+        <w:hyperlink r:id="rId27" w:history="1">
           <w:r>
             <w:rPr>
               <w:rStyle w:val="Hyperlink"/>
@@ -4988,7 +5042,7 @@
           <w:sz w:val="24"/>
           <w:u w:val="single"/>
         </w:rPr>
-        <w:hyperlink r:id="rId19" w:history="1">
+        <w:hyperlink r:id="rId27" w:history="1">
           <w:r>
             <w:rPr>
               <w:rStyle w:val="Hyperlink"/>
@@ -5006,7 +5060,7 @@
           <w:sz w:val="24"/>
           <w:u w:val="single"/>
         </w:rPr>
-        <w:hyperlink r:id="rId19" w:history="1">
+        <w:hyperlink r:id="rId27" w:history="1">
           <w:r>
             <w:rPr>
               <w:rStyle w:val="Hyperlink"/>
@@ -5219,7 +5273,7 @@
           <w:sz w:val="24"/>
           <w:u w:val="single"/>
         </w:rPr>
-        <w:hyperlink r:id="rId28" w:history="1">
+        <w:hyperlink r:id="rId29" w:history="1">
           <w:r>
             <w:rPr>
               <w:rStyle w:val="Hyperlink"/>
@@ -5237,7 +5291,7 @@
           <w:sz w:val="24"/>
           <w:u w:val="single"/>
         </w:rPr>
-        <w:hyperlink r:id="rId28" w:history="1">
+        <w:hyperlink r:id="rId29" w:history="1">
           <w:r>
             <w:rPr>
               <w:rStyle w:val="Hyperlink"/>
@@ -5266,7 +5320,7 @@
           <w:sz w:val="24"/>
           <w:u w:val="single"/>
         </w:rPr>
-        <w:hyperlink r:id="rId28" w:history="1">
+        <w:hyperlink r:id="rId29" w:history="1">
           <w:r>
             <w:rPr>
               <w:rStyle w:val="Hyperlink"/>
@@ -5373,7 +5427,7 @@
           <w:sz w:val="24"/>
           <w:u w:val="single"/>
         </w:rPr>
-        <w:hyperlink r:id="rId29" w:history="1">
+        <w:hyperlink r:id="rId30" w:history="1">
           <w:r>
             <w:rPr>
               <w:rStyle w:val="Hyperlink"/>
@@ -5402,7 +5456,7 @@
           <w:sz w:val="24"/>
           <w:u w:val="single"/>
         </w:rPr>
-        <w:hyperlink r:id="rId29" w:history="1">
+        <w:hyperlink r:id="rId30" w:history="1">
           <w:r>
             <w:rPr>
               <w:rStyle w:val="Hyperlink"/>
@@ -5430,7 +5484,7 @@
           <w:sz w:val="24"/>
           <w:u w:val="single"/>
         </w:rPr>
-        <w:hyperlink r:id="rId30" w:history="1">
+        <w:hyperlink r:id="rId31" w:history="1">
           <w:r>
             <w:rPr>
               <w:rStyle w:val="Hyperlink"/>
@@ -5459,7 +5513,7 @@
           <w:sz w:val="24"/>
           <w:u w:val="single"/>
         </w:rPr>
-        <w:hyperlink r:id="rId30" w:history="1">
+        <w:hyperlink r:id="rId31" w:history="1">
           <w:r>
             <w:rPr>
               <w:rStyle w:val="Hyperlink"/>
@@ -5583,7 +5637,7 @@
           <w:sz w:val="24"/>
           <w:u w:val="single"/>
         </w:rPr>
-        <w:hyperlink r:id="rId31" w:history="1">
+        <w:hyperlink r:id="rId32" w:history="1">
           <w:r>
             <w:rPr>
               <w:rStyle w:val="Hyperlink"/>
@@ -5601,7 +5655,7 @@
           <w:sz w:val="24"/>
           <w:u w:val="single"/>
         </w:rPr>
-        <w:hyperlink r:id="rId31" w:history="1">
+        <w:hyperlink r:id="rId32" w:history="1">
           <w:r>
             <w:rPr>
               <w:rStyle w:val="Hyperlink"/>
@@ -5619,7 +5673,7 @@
           <w:sz w:val="24"/>
           <w:u w:val="single"/>
         </w:rPr>
-        <w:hyperlink r:id="rId31" w:history="1">
+        <w:hyperlink r:id="rId32" w:history="1">
           <w:r>
             <w:rPr>
               <w:rStyle w:val="Hyperlink"/>
@@ -5800,7 +5854,7 @@
           <w:sz w:val="24"/>
           <w:u w:val="single"/>
         </w:rPr>
-        <w:hyperlink r:id="rId32" w:history="1">
+        <w:hyperlink r:id="rId33" w:history="1">
           <w:r>
             <w:rPr>
               <w:rStyle w:val="Hyperlink"/>
@@ -5818,7 +5872,7 @@
           <w:sz w:val="24"/>
           <w:u w:val="single"/>
         </w:rPr>
-        <w:hyperlink r:id="rId32" w:history="1">
+        <w:hyperlink r:id="rId33" w:history="1">
           <w:r>
             <w:rPr>
               <w:rStyle w:val="Hyperlink"/>
@@ -5836,7 +5890,7 @@
           <w:sz w:val="24"/>
           <w:u w:val="single"/>
         </w:rPr>
-        <w:hyperlink r:id="rId32" w:history="1">
+        <w:hyperlink r:id="rId33" w:history="1">
           <w:r>
             <w:rPr>
               <w:rStyle w:val="Hyperlink"/>
@@ -5854,7 +5908,7 @@
           <w:sz w:val="24"/>
           <w:u w:val="single"/>
         </w:rPr>
-        <w:hyperlink r:id="rId32" w:history="1">
+        <w:hyperlink r:id="rId33" w:history="1">
           <w:r>
             <w:rPr>
               <w:rStyle w:val="Hyperlink"/>
@@ -5872,7 +5926,7 @@
           <w:sz w:val="24"/>
           <w:u w:val="single"/>
         </w:rPr>
-        <w:hyperlink r:id="rId32" w:history="1">
+        <w:hyperlink r:id="rId33" w:history="1">
           <w:r>
             <w:rPr>
               <w:rStyle w:val="Hyperlink"/>
@@ -5890,7 +5944,7 @@
           <w:sz w:val="24"/>
           <w:u w:val="single"/>
         </w:rPr>
-        <w:hyperlink r:id="rId32" w:history="1">
+        <w:hyperlink r:id="rId33" w:history="1">
           <w:r>
             <w:rPr>
               <w:rStyle w:val="Hyperlink"/>
@@ -5908,7 +5962,7 @@
           <w:sz w:val="24"/>
           <w:u w:val="single"/>
         </w:rPr>
-        <w:hyperlink r:id="rId32" w:history="1">
+        <w:hyperlink r:id="rId33" w:history="1">
           <w:r>
             <w:rPr>
               <w:rStyle w:val="Hyperlink"/>
@@ -5926,7 +5980,7 @@
           <w:sz w:val="24"/>
           <w:u w:val="single"/>
         </w:rPr>
-        <w:hyperlink r:id="rId32" w:history="1">
+        <w:hyperlink r:id="rId33" w:history="1">
           <w:r>
             <w:rPr>
               <w:rStyle w:val="Hyperlink"/>
@@ -5942,15 +5996,9 @@
           <w:i w:val="0"/>
           <w:color w:val="0000FF"/>
           <w:sz w:val="24"/>
-        </w:rPr>
-        <w:hyperlink r:id="rId32" w:history="1">
-          <w:r>
-            <w:rPr>
-              <w:rStyle w:val="Hyperlink"/>
-            </w:rPr>
-            <w:t>l</w:t>
-          </w:r>
-        </w:hyperlink>
+          <w:u w:val="single"/>
+        </w:rPr>
+        <w:t>l</w:t>
       </w:r>
       <w:r>
         <w:rPr>
@@ -5971,7 +6019,7 @@
           <w:sz w:val="24"/>
           <w:u w:val="single"/>
         </w:rPr>
-        <w:hyperlink r:id="rId32" w:history="1">
+        <w:hyperlink r:id="rId33" w:history="1">
           <w:r>
             <w:rPr>
               <w:rStyle w:val="Hyperlink"/>
@@ -5989,7 +6037,7 @@
           <w:sz w:val="24"/>
           <w:u w:val="single"/>
         </w:rPr>
-        <w:hyperlink r:id="rId32" w:history="1">
+        <w:hyperlink r:id="rId33" w:history="1">
           <w:r>
             <w:rPr>
               <w:rStyle w:val="Hyperlink"/>
@@ -6007,7 +6055,7 @@
           <w:sz w:val="24"/>
           <w:u w:val="single"/>
         </w:rPr>
-        <w:hyperlink r:id="rId32" w:history="1">
+        <w:hyperlink r:id="rId33" w:history="1">
           <w:r>
             <w:rPr>
               <w:rStyle w:val="Hyperlink"/>
@@ -6025,7 +6073,7 @@
           <w:sz w:val="24"/>
           <w:u w:val="single"/>
         </w:rPr>
-        <w:hyperlink r:id="rId32" w:history="1">
+        <w:hyperlink r:id="rId33" w:history="1">
           <w:r>
             <w:rPr>
               <w:rStyle w:val="Hyperlink"/>
@@ -6043,7 +6091,7 @@
           <w:sz w:val="24"/>
           <w:u w:val="single"/>
         </w:rPr>
-        <w:hyperlink r:id="rId32" w:history="1">
+        <w:hyperlink r:id="rId33" w:history="1">
           <w:r>
             <w:rPr>
               <w:rStyle w:val="Hyperlink"/>
@@ -6164,7 +6212,7 @@
           <w:sz w:val="24"/>
           <w:u w:val="single"/>
         </w:rPr>
-        <w:hyperlink r:id="rId33" w:history="1">
+        <w:hyperlink r:id="rId34" w:history="1">
           <w:r>
             <w:rPr>
               <w:rStyle w:val="Hyperlink"/>
@@ -6193,7 +6241,7 @@
           <w:sz w:val="24"/>
           <w:u w:val="single"/>
         </w:rPr>
-        <w:hyperlink r:id="rId33" w:history="1">
+        <w:hyperlink r:id="rId34" w:history="1">
           <w:r>
             <w:rPr>
               <w:rStyle w:val="Hyperlink"/>
@@ -6221,7 +6269,7 @@
           <w:sz w:val="24"/>
           <w:u w:val="single"/>
         </w:rPr>
-        <w:hyperlink r:id="rId34" w:history="1">
+        <w:hyperlink r:id="rId35" w:history="1">
           <w:r>
             <w:rPr>
               <w:rStyle w:val="Hyperlink"/>
@@ -6250,7 +6298,7 @@
           <w:sz w:val="24"/>
           <w:u w:val="single"/>
         </w:rPr>
-        <w:hyperlink r:id="rId34" w:history="1">
+        <w:hyperlink r:id="rId35" w:history="1">
           <w:r>
             <w:rPr>
               <w:rStyle w:val="Hyperlink"/>

--- a/EXPORTS/DOCX/published/niveau2/English/Ghana.docx
+++ b/EXPORTS/DOCX/published/niveau2/English/Ghana.docx
@@ -3590,79 +3590,7 @@
           <w:color w:val="000000"/>
           <w:sz w:val="24"/>
         </w:rPr>
-        <w:t>contains documents relat</w:t>
-      </w:r>
-      <w:r>
-        <w:rPr>
-          <w:u w:val="single" w:color="0000ff"/>
-          <w:rFonts w:ascii="Charis SIL Regular" w:hAnsi="Charis SIL Regular" w:eastAsia="Charis SIL Regular"/>
-          <w:b w:val="0"/>
-          <w:i w:val="0"/>
-          <w:color w:val="000000"/>
-          <w:sz w:val="24"/>
-        </w:rPr>
-        <w:hyperlink r:id="rId21" w:history="1">
-          <w:r>
-            <w:rPr>
-              <w:rStyle w:val="Hyperlink"/>
-            </w:rPr>
-            <w:t>ing to th</w:t>
-          </w:r>
-        </w:hyperlink>
-      </w:r>
-      <w:r>
-        <w:rPr>
-          <w:u w:val="single" w:color="0000ff"/>
-          <w:rFonts w:ascii="Charis SIL Regular" w:hAnsi="Charis SIL Regular" w:eastAsia="Charis SIL Regular"/>
-          <w:b w:val="0"/>
-          <w:i w:val="0"/>
-          <w:color w:val="000000"/>
-          <w:sz w:val="24"/>
-        </w:rPr>
-        <w:hyperlink r:id="rId21" w:history="1">
-          <w:r>
-            <w:rPr>
-              <w:rStyle w:val="Hyperlink"/>
-            </w:rPr>
-            <w:t>e co</w:t>
-          </w:r>
-        </w:hyperlink>
-      </w:r>
-      <w:r>
-        <w:rPr>
-          <w:u w:val="single" w:color="0000ff"/>
-          <w:rFonts w:ascii="Charis SIL Regular" w:hAnsi="Charis SIL Regular" w:eastAsia="Charis SIL Regular"/>
-          <w:b w:val="0"/>
-          <w:i w:val="0"/>
-          <w:color w:val="000000"/>
-          <w:sz w:val="24"/>
-        </w:rPr>
-        <w:hyperlink r:id="rId21" w:history="1">
-          <w:r>
-            <w:rPr>
-              <w:rStyle w:val="Hyperlink"/>
-            </w:rPr>
-            <w:t xml:space="preserve">llection </w:t>
-          </w:r>
-        </w:hyperlink>
-      </w:r>
-      <w:r>
-        <w:rPr>
-          <w:u w:val="single" w:color="0000ff"/>
-          <w:rFonts w:ascii="Charis SIL Regular" w:hAnsi="Charis SIL Regular" w:eastAsia="Charis SIL Regular"/>
-          <w:b w:val="0"/>
-          <w:i w:val="0"/>
-          <w:color w:val="000000"/>
-          <w:sz w:val="24"/>
-        </w:rPr>
-        <w:hyperlink r:id="rId21" w:history="1">
-          <w:r>
-            <w:rPr>
-              <w:rStyle w:val="Hyperlink"/>
-            </w:rPr>
-            <w:t xml:space="preserve">of </w:t>
-          </w:r>
-        </w:hyperlink>
+        <w:t xml:space="preserve">contains documents relating to the collection of </w:t>
       </w:r>
       <w:r>
         <w:rPr>
@@ -3932,8 +3860,9 @@
           <w:i w:val="0"/>
           <w:color w:val="0000FF"/>
           <w:sz w:val="24"/>
-        </w:rPr>
-        <w:t>i</w:t>
+          <w:u w:val="single"/>
+        </w:rPr>
+        <w:t>ic Societ</w:t>
       </w:r>
       <w:r>
         <w:rPr>
@@ -3942,9 +3871,8 @@
           <w:i w:val="0"/>
           <w:color w:val="0000FF"/>
           <w:sz w:val="24"/>
-          <w:u w:val="single"/>
-        </w:rPr>
-        <w:t>c Society</w:t>
+        </w:rPr>
+        <w:t>y</w:t>
       </w:r>
       <w:r>
         <w:br/>
@@ -4880,15 +4808,9 @@
           <w:i w:val="0"/>
           <w:color w:val="0000FF"/>
           <w:sz w:val="24"/>
-        </w:rPr>
-        <w:hyperlink r:id="rId19" w:history="1">
-          <w:r>
-            <w:rPr>
-              <w:rStyle w:val="Hyperlink"/>
-            </w:rPr>
-            <w:t>l</w:t>
-          </w:r>
-        </w:hyperlink>
+          <w:u w:val="single"/>
+        </w:rPr>
+        <w:t>l</w:t>
       </w:r>
       <w:r>
         <w:rPr>
@@ -5060,7 +4982,7 @@
           <w:sz w:val="24"/>
           <w:u w:val="single"/>
         </w:rPr>
-        <w:hyperlink r:id="rId27" w:history="1">
+        <w:hyperlink r:id="rId19" w:history="1">
           <w:r>
             <w:rPr>
               <w:rStyle w:val="Hyperlink"/>
@@ -5291,7 +5213,7 @@
           <w:sz w:val="24"/>
           <w:u w:val="single"/>
         </w:rPr>
-        <w:hyperlink r:id="rId29" w:history="1">
+        <w:hyperlink r:id="rId28" w:history="1">
           <w:r>
             <w:rPr>
               <w:rStyle w:val="Hyperlink"/>
@@ -5320,7 +5242,7 @@
           <w:sz w:val="24"/>
           <w:u w:val="single"/>
         </w:rPr>
-        <w:hyperlink r:id="rId29" w:history="1">
+        <w:hyperlink r:id="rId28" w:history="1">
           <w:r>
             <w:rPr>
               <w:rStyle w:val="Hyperlink"/>
@@ -5996,9 +5918,15 @@
           <w:i w:val="0"/>
           <w:color w:val="0000FF"/>
           <w:sz w:val="24"/>
-          <w:u w:val="single"/>
-        </w:rPr>
-        <w:t>l</w:t>
+        </w:rPr>
+        <w:hyperlink r:id="rId33" w:history="1">
+          <w:r>
+            <w:rPr>
+              <w:rStyle w:val="Hyperlink"/>
+            </w:rPr>
+            <w:t>l</w:t>
+          </w:r>
+        </w:hyperlink>
       </w:r>
       <w:r>
         <w:rPr>

--- a/EXPORTS/DOCX/published/niveau2/English/Ghana.docx
+++ b/EXPORTS/DOCX/published/niveau2/English/Ghana.docx
@@ -3590,7 +3590,79 @@
           <w:color w:val="000000"/>
           <w:sz w:val="24"/>
         </w:rPr>
-        <w:t xml:space="preserve">contains documents relating to the collection of </w:t>
+        <w:t>contains documents relat</w:t>
+      </w:r>
+      <w:r>
+        <w:rPr>
+          <w:u w:val="single" w:color="0000ff"/>
+          <w:rFonts w:ascii="Charis SIL Regular" w:hAnsi="Charis SIL Regular" w:eastAsia="Charis SIL Regular"/>
+          <w:b w:val="0"/>
+          <w:i w:val="0"/>
+          <w:color w:val="000000"/>
+          <w:sz w:val="24"/>
+        </w:rPr>
+        <w:hyperlink r:id="rId21" w:history="1">
+          <w:r>
+            <w:rPr>
+              <w:rStyle w:val="Hyperlink"/>
+            </w:rPr>
+            <w:t>ing to th</w:t>
+          </w:r>
+        </w:hyperlink>
+      </w:r>
+      <w:r>
+        <w:rPr>
+          <w:u w:val="single" w:color="0000ff"/>
+          <w:rFonts w:ascii="Charis SIL Regular" w:hAnsi="Charis SIL Regular" w:eastAsia="Charis SIL Regular"/>
+          <w:b w:val="0"/>
+          <w:i w:val="0"/>
+          <w:color w:val="000000"/>
+          <w:sz w:val="24"/>
+        </w:rPr>
+        <w:hyperlink r:id="rId21" w:history="1">
+          <w:r>
+            <w:rPr>
+              <w:rStyle w:val="Hyperlink"/>
+            </w:rPr>
+            <w:t>e co</w:t>
+          </w:r>
+        </w:hyperlink>
+      </w:r>
+      <w:r>
+        <w:rPr>
+          <w:u w:val="single" w:color="0000ff"/>
+          <w:rFonts w:ascii="Charis SIL Regular" w:hAnsi="Charis SIL Regular" w:eastAsia="Charis SIL Regular"/>
+          <w:b w:val="0"/>
+          <w:i w:val="0"/>
+          <w:color w:val="000000"/>
+          <w:sz w:val="24"/>
+        </w:rPr>
+        <w:hyperlink r:id="rId21" w:history="1">
+          <w:r>
+            <w:rPr>
+              <w:rStyle w:val="Hyperlink"/>
+            </w:rPr>
+            <w:t xml:space="preserve">llection </w:t>
+          </w:r>
+        </w:hyperlink>
+      </w:r>
+      <w:r>
+        <w:rPr>
+          <w:u w:val="single" w:color="0000ff"/>
+          <w:rFonts w:ascii="Charis SIL Regular" w:hAnsi="Charis SIL Regular" w:eastAsia="Charis SIL Regular"/>
+          <w:b w:val="0"/>
+          <w:i w:val="0"/>
+          <w:color w:val="000000"/>
+          <w:sz w:val="24"/>
+        </w:rPr>
+        <w:hyperlink r:id="rId21" w:history="1">
+          <w:r>
+            <w:rPr>
+              <w:rStyle w:val="Hyperlink"/>
+            </w:rPr>
+            <w:t xml:space="preserve">of </w:t>
+          </w:r>
+        </w:hyperlink>
       </w:r>
       <w:r>
         <w:rPr>
@@ -4307,7 +4379,7 @@
           <w:sz w:val="24"/>
           <w:u w:val="single"/>
         </w:rPr>
-        <w:hyperlink r:id="rId24" w:history="1">
+        <w:hyperlink r:id="rId23" w:history="1">
           <w:r>
             <w:rPr>
               <w:rStyle w:val="Hyperlink"/>
@@ -4318,31 +4390,13 @@
       </w:r>
       <w:r>
         <w:rPr>
-          <w:u w:val="single" w:color="0000ff"/>
           <w:rFonts w:ascii="Charis SIL Regular" w:hAnsi="Charis SIL Regular" w:eastAsia="Charis SIL Regular"/>
           <w:b w:val="0"/>
           <w:i w:val="0"/>
           <w:color w:val="000000"/>
           <w:sz w:val="24"/>
         </w:rPr>
-        <w:hyperlink r:id="rId23" w:history="1">
-          <w:r>
-            <w:rPr>
-              <w:rStyle w:val="Hyperlink"/>
-            </w:rPr>
-            <w:t>,</w:t>
-          </w:r>
-        </w:hyperlink>
-      </w:r>
-      <w:r>
-        <w:rPr>
-          <w:rFonts w:ascii="Charis SIL Regular" w:hAnsi="Charis SIL Regular" w:eastAsia="Charis SIL Regular"/>
-          <w:b w:val="0"/>
-          <w:i w:val="0"/>
-          <w:color w:val="000000"/>
-          <w:sz w:val="24"/>
-        </w:rPr>
-        <w:t xml:space="preserve"> </w:t>
+        <w:t xml:space="preserve">, </w:t>
       </w:r>
       <w:r>
         <w:rPr>
@@ -4584,16 +4638,8 @@
           <w:i w:val="0"/>
           <w:color w:val="0000FF"/>
           <w:sz w:val="24"/>
-          <w:u w:val="single"/>
-        </w:rPr>
-        <w:hyperlink r:id="rId25" w:history="1">
-          <w:r>
-            <w:rPr>
-              <w:rStyle w:val="Hyperlink"/>
-            </w:rPr>
-            <w:t>page/31</w:t>
-          </w:r>
-        </w:hyperlink>
+        </w:rPr>
+        <w:t>page/31</w:t>
       </w:r>
     </w:p>
     <w:p>
@@ -4792,14 +4838,7 @@
           <w:sz w:val="24"/>
           <w:u w:val="single"/>
         </w:rPr>
-        <w:hyperlink r:id="rId19" w:history="1">
-          <w:r>
-            <w:rPr>
-              <w:rStyle w:val="Hyperlink"/>
-            </w:rPr>
-            <w:t>i</w:t>
-          </w:r>
-        </w:hyperlink>
+        <w:t>i</w:t>
       </w:r>
       <w:r>
         <w:rPr>
@@ -4824,6 +4863,7 @@
       </w:r>
       <w:r>
         <w:rPr>
+          <w:u w:val="single" w:color="0000ff"/>
           <w:rFonts w:ascii="Charis SIL Regular" w:hAnsi="Charis SIL Regular" w:eastAsia="Charis SIL Regular"/>
           <w:b w:val="0"/>
           <w:i w:val="0"/>
@@ -4935,7 +4975,7 @@
           <w:sz w:val="24"/>
           <w:u w:val="single"/>
         </w:rPr>
-        <w:hyperlink r:id="rId27" w:history="1">
+        <w:hyperlink r:id="rId19" w:history="1">
           <w:r>
             <w:rPr>
               <w:rStyle w:val="Hyperlink"/>
@@ -4964,7 +5004,7 @@
           <w:sz w:val="24"/>
           <w:u w:val="single"/>
         </w:rPr>
-        <w:hyperlink r:id="rId27" w:history="1">
+        <w:hyperlink r:id="rId19" w:history="1">
           <w:r>
             <w:rPr>
               <w:rStyle w:val="Hyperlink"/>
@@ -5701,7 +5741,7 @@
         <w:autoSpaceDE w:val="0"/>
         <w:widowControl/>
         <w:spacing w:line="288" w:lineRule="exact" w:before="240" w:after="0"/>
-        <w:ind w:left="800" w:right="1008" w:firstLine="0"/>
+        <w:ind w:left="800" w:right="1152" w:firstLine="0"/>
         <w:jc w:val="left"/>
       </w:pPr>
       <w:r>
@@ -5725,7 +5765,7 @@
           <w:color w:val="000000"/>
           <w:sz w:val="24"/>
         </w:rPr>
-        <w:t xml:space="preserve">collectieprofielen Museum Volkenkunde, Leiden. Leiden: Museum Volkendkunde, </w:t>
+        <w:t xml:space="preserve">collectieprofielen Museum Volkenkunde, Leiden. Leiden: Museum Volkenkunde, </w:t>
       </w:r>
       <w:r>
         <w:rPr>
@@ -5935,6 +5975,7 @@
           <w:i w:val="0"/>
           <w:color w:val="0000FF"/>
           <w:sz w:val="24"/>
+          <w:u w:val="single"/>
         </w:rPr>
         <w:t>-</w:t>
       </w:r>

--- a/EXPORTS/DOCX/published/niveau2/English/Ghana.docx
+++ b/EXPORTS/DOCX/published/niveau2/English/Ghana.docx
@@ -4379,7 +4379,7 @@
           <w:sz w:val="24"/>
           <w:u w:val="single"/>
         </w:rPr>
-        <w:hyperlink r:id="rId23" w:history="1">
+        <w:hyperlink r:id="rId24" w:history="1">
           <w:r>
             <w:rPr>
               <w:rStyle w:val="Hyperlink"/>
@@ -4390,13 +4390,31 @@
       </w:r>
       <w:r>
         <w:rPr>
+          <w:u w:val="single" w:color="0000ff"/>
           <w:rFonts w:ascii="Charis SIL Regular" w:hAnsi="Charis SIL Regular" w:eastAsia="Charis SIL Regular"/>
           <w:b w:val="0"/>
           <w:i w:val="0"/>
           <w:color w:val="000000"/>
           <w:sz w:val="24"/>
         </w:rPr>
-        <w:t xml:space="preserve">, </w:t>
+        <w:hyperlink r:id="rId23" w:history="1">
+          <w:r>
+            <w:rPr>
+              <w:rStyle w:val="Hyperlink"/>
+            </w:rPr>
+            <w:t>,</w:t>
+          </w:r>
+        </w:hyperlink>
+      </w:r>
+      <w:r>
+        <w:rPr>
+          <w:rFonts w:ascii="Charis SIL Regular" w:hAnsi="Charis SIL Regular" w:eastAsia="Charis SIL Regular"/>
+          <w:b w:val="0"/>
+          <w:i w:val="0"/>
+          <w:color w:val="000000"/>
+          <w:sz w:val="24"/>
+        </w:rPr>
+        <w:t xml:space="preserve"> </w:t>
       </w:r>
       <w:r>
         <w:rPr>
@@ -4638,8 +4656,16 @@
           <w:i w:val="0"/>
           <w:color w:val="0000FF"/>
           <w:sz w:val="24"/>
-        </w:rPr>
-        <w:t>page/31</w:t>
+          <w:u w:val="single"/>
+        </w:rPr>
+        <w:hyperlink r:id="rId25" w:history="1">
+          <w:r>
+            <w:rPr>
+              <w:rStyle w:val="Hyperlink"/>
+            </w:rPr>
+            <w:t>page/31</w:t>
+          </w:r>
+        </w:hyperlink>
       </w:r>
     </w:p>
     <w:p>
@@ -4838,7 +4864,14 @@
           <w:sz w:val="24"/>
           <w:u w:val="single"/>
         </w:rPr>
-        <w:t>i</w:t>
+        <w:hyperlink r:id="rId19" w:history="1">
+          <w:r>
+            <w:rPr>
+              <w:rStyle w:val="Hyperlink"/>
+            </w:rPr>
+            <w:t>i</w:t>
+          </w:r>
+        </w:hyperlink>
       </w:r>
       <w:r>
         <w:rPr>
@@ -4863,7 +4896,6 @@
       </w:r>
       <w:r>
         <w:rPr>
-          <w:u w:val="single" w:color="0000ff"/>
           <w:rFonts w:ascii="Charis SIL Regular" w:hAnsi="Charis SIL Regular" w:eastAsia="Charis SIL Regular"/>
           <w:b w:val="0"/>
           <w:i w:val="0"/>
@@ -4975,7 +5007,7 @@
           <w:sz w:val="24"/>
           <w:u w:val="single"/>
         </w:rPr>
-        <w:hyperlink r:id="rId19" w:history="1">
+        <w:hyperlink r:id="rId27" w:history="1">
           <w:r>
             <w:rPr>
               <w:rStyle w:val="Hyperlink"/>
@@ -5004,7 +5036,7 @@
           <w:sz w:val="24"/>
           <w:u w:val="single"/>
         </w:rPr>
-        <w:hyperlink r:id="rId19" w:history="1">
+        <w:hyperlink r:id="rId27" w:history="1">
           <w:r>
             <w:rPr>
               <w:rStyle w:val="Hyperlink"/>
@@ -5253,7 +5285,7 @@
           <w:sz w:val="24"/>
           <w:u w:val="single"/>
         </w:rPr>
-        <w:hyperlink r:id="rId28" w:history="1">
+        <w:hyperlink r:id="rId29" w:history="1">
           <w:r>
             <w:rPr>
               <w:rStyle w:val="Hyperlink"/>
@@ -5282,7 +5314,7 @@
           <w:sz w:val="24"/>
           <w:u w:val="single"/>
         </w:rPr>
-        <w:hyperlink r:id="rId28" w:history="1">
+        <w:hyperlink r:id="rId29" w:history="1">
           <w:r>
             <w:rPr>
               <w:rStyle w:val="Hyperlink"/>
@@ -5975,7 +6007,6 @@
           <w:i w:val="0"/>
           <w:color w:val="0000FF"/>
           <w:sz w:val="24"/>
-          <w:u w:val="single"/>
         </w:rPr>
         <w:t>-</w:t>
       </w:r>

--- a/EXPORTS/DOCX/published/niveau2/English/Ghana.docx
+++ b/EXPORTS/DOCX/published/niveau2/English/Ghana.docx
@@ -1286,7 +1286,7 @@
             <w:rPr>
               <w:rStyle w:val="Hyperlink"/>
             </w:rPr>
-            <w:t>buffal</w:t>
+            <w:t>buffa</w:t>
           </w:r>
         </w:hyperlink>
       </w:r>
@@ -1297,36 +1297,13 @@
           <w:i w:val="0"/>
           <w:color w:val="0000FF"/>
           <w:sz w:val="24"/>
-          <w:u w:val="single"/>
-        </w:rPr>
-        <w:t>o</w:t>
-      </w:r>
-      <w:r>
-        <w:rPr>
-          <w:rFonts w:ascii="Charis SIL Regular" w:hAnsi="Charis SIL Regular" w:eastAsia="Charis SIL Regular"/>
-          <w:b w:val="0"/>
-          <w:i w:val="0"/>
-          <w:color w:val="0000FF"/>
-          <w:sz w:val="24"/>
-          <w:u w:val="single"/>
-        </w:rPr>
-        <w:t xml:space="preserve"> </w:t>
-      </w:r>
-      <w:r>
-        <w:rPr>
-          <w:rFonts w:ascii="Charis SIL Regular" w:hAnsi="Charis SIL Regular" w:eastAsia="Charis SIL Regular"/>
-          <w:b w:val="0"/>
-          <w:i w:val="0"/>
-          <w:color w:val="0000FF"/>
-          <w:sz w:val="24"/>
-          <w:u w:val="single"/>
         </w:rPr>
         <w:hyperlink r:id="rId14" w:history="1">
           <w:r>
             <w:rPr>
               <w:rStyle w:val="Hyperlink"/>
             </w:rPr>
-            <w:t>hor</w:t>
+            <w:t>l</w:t>
           </w:r>
         </w:hyperlink>
       </w:r>
@@ -1338,7 +1315,36 @@
           <w:color w:val="0000FF"/>
           <w:sz w:val="24"/>
         </w:rPr>
-        <w:t>n</w:t>
+        <w:t>o</w:t>
+      </w:r>
+      <w:r>
+        <w:rPr>
+          <w:rFonts w:ascii="Charis SIL Regular" w:hAnsi="Charis SIL Regular" w:eastAsia="Charis SIL Regular"/>
+          <w:b w:val="0"/>
+          <w:i w:val="0"/>
+          <w:color w:val="0000FF"/>
+          <w:sz w:val="24"/>
+          <w:u w:val="single"/>
+        </w:rPr>
+        <w:t xml:space="preserve"> </w:t>
+      </w:r>
+      <w:r>
+        <w:rPr>
+          <w:rFonts w:ascii="Charis SIL Regular" w:hAnsi="Charis SIL Regular" w:eastAsia="Charis SIL Regular"/>
+          <w:b w:val="0"/>
+          <w:i w:val="0"/>
+          <w:color w:val="0000FF"/>
+          <w:sz w:val="24"/>
+          <w:u w:val="single"/>
+        </w:rPr>
+        <w:hyperlink r:id="rId14" w:history="1">
+          <w:r>
+            <w:rPr>
+              <w:rStyle w:val="Hyperlink"/>
+            </w:rPr>
+            <w:t>horn</w:t>
+          </w:r>
+        </w:hyperlink>
       </w:r>
       <w:r>
         <w:rPr>
@@ -4390,31 +4396,13 @@
       </w:r>
       <w:r>
         <w:rPr>
-          <w:u w:val="single" w:color="0000ff"/>
           <w:rFonts w:ascii="Charis SIL Regular" w:hAnsi="Charis SIL Regular" w:eastAsia="Charis SIL Regular"/>
           <w:b w:val="0"/>
           <w:i w:val="0"/>
           <w:color w:val="000000"/>
           <w:sz w:val="24"/>
         </w:rPr>
-        <w:hyperlink r:id="rId23" w:history="1">
-          <w:r>
-            <w:rPr>
-              <w:rStyle w:val="Hyperlink"/>
-            </w:rPr>
-            <w:t>,</w:t>
-          </w:r>
-        </w:hyperlink>
-      </w:r>
-      <w:r>
-        <w:rPr>
-          <w:rFonts w:ascii="Charis SIL Regular" w:hAnsi="Charis SIL Regular" w:eastAsia="Charis SIL Regular"/>
-          <w:b w:val="0"/>
-          <w:i w:val="0"/>
-          <w:color w:val="000000"/>
-          <w:sz w:val="24"/>
-        </w:rPr>
-        <w:t xml:space="preserve"> </w:t>
+        <w:t xml:space="preserve">, </w:t>
       </w:r>
       <w:r>
         <w:rPr>
@@ -4425,7 +4413,7 @@
           <w:sz w:val="24"/>
           <w:u w:val="single"/>
         </w:rPr>
-        <w:hyperlink r:id="rId23" w:history="1">
+        <w:hyperlink r:id="rId25" w:history="1">
           <w:r>
             <w:rPr>
               <w:rStyle w:val="Hyperlink"/>
@@ -4443,7 +4431,7 @@
           <w:sz w:val="24"/>
           <w:u w:val="single"/>
         </w:rPr>
-        <w:hyperlink r:id="rId23" w:history="1">
+        <w:hyperlink r:id="rId25" w:history="1">
           <w:r>
             <w:rPr>
               <w:rStyle w:val="Hyperlink"/>
@@ -4472,7 +4460,7 @@
           <w:sz w:val="24"/>
           <w:u w:val="single"/>
         </w:rPr>
-        <w:hyperlink r:id="rId23" w:history="1">
+        <w:hyperlink r:id="rId25" w:history="1">
           <w:r>
             <w:rPr>
               <w:rStyle w:val="Hyperlink"/>
@@ -4550,7 +4538,7 @@
           <w:sz w:val="24"/>
           <w:u w:val="single"/>
         </w:rPr>
-        <w:hyperlink r:id="rId25" w:history="1">
+        <w:hyperlink r:id="rId26" w:history="1">
           <w:r>
             <w:rPr>
               <w:rStyle w:val="Hyperlink"/>
@@ -4568,7 +4556,7 @@
           <w:sz w:val="24"/>
           <w:u w:val="single"/>
         </w:rPr>
-        <w:hyperlink r:id="rId25" w:history="1">
+        <w:hyperlink r:id="rId26" w:history="1">
           <w:r>
             <w:rPr>
               <w:rStyle w:val="Hyperlink"/>
@@ -4586,7 +4574,7 @@
           <w:sz w:val="24"/>
           <w:u w:val="single"/>
         </w:rPr>
-        <w:hyperlink r:id="rId25" w:history="1">
+        <w:hyperlink r:id="rId26" w:history="1">
           <w:r>
             <w:rPr>
               <w:rStyle w:val="Hyperlink"/>
@@ -4604,7 +4592,7 @@
           <w:sz w:val="24"/>
           <w:u w:val="single"/>
         </w:rPr>
-        <w:hyperlink r:id="rId25" w:history="1">
+        <w:hyperlink r:id="rId26" w:history="1">
           <w:r>
             <w:rPr>
               <w:rStyle w:val="Hyperlink"/>
@@ -4622,7 +4610,7 @@
           <w:sz w:val="24"/>
           <w:u w:val="single"/>
         </w:rPr>
-        <w:hyperlink r:id="rId25" w:history="1">
+        <w:hyperlink r:id="rId26" w:history="1">
           <w:r>
             <w:rPr>
               <w:rStyle w:val="Hyperlink"/>
@@ -4640,7 +4628,7 @@
           <w:sz w:val="24"/>
           <w:u w:val="single"/>
         </w:rPr>
-        <w:hyperlink r:id="rId25" w:history="1">
+        <w:hyperlink r:id="rId26" w:history="1">
           <w:r>
             <w:rPr>
               <w:rStyle w:val="Hyperlink"/>
@@ -4658,7 +4646,7 @@
           <w:sz w:val="24"/>
           <w:u w:val="single"/>
         </w:rPr>
-        <w:hyperlink r:id="rId25" w:history="1">
+        <w:hyperlink r:id="rId26" w:history="1">
           <w:r>
             <w:rPr>
               <w:rStyle w:val="Hyperlink"/>
@@ -4913,7 +4901,7 @@
           <w:sz w:val="24"/>
           <w:u w:val="single"/>
         </w:rPr>
-        <w:hyperlink r:id="rId26" w:history="1">
+        <w:hyperlink r:id="rId27" w:history="1">
           <w:r>
             <w:rPr>
               <w:rStyle w:val="Hyperlink"/>
@@ -4931,7 +4919,7 @@
           <w:sz w:val="24"/>
           <w:u w:val="single"/>
         </w:rPr>
-        <w:hyperlink r:id="rId26" w:history="1">
+        <w:hyperlink r:id="rId27" w:history="1">
           <w:r>
             <w:rPr>
               <w:rStyle w:val="Hyperlink"/>
@@ -4960,7 +4948,7 @@
           <w:sz w:val="24"/>
           <w:u w:val="single"/>
         </w:rPr>
-        <w:hyperlink r:id="rId26" w:history="1">
+        <w:hyperlink r:id="rId27" w:history="1">
           <w:r>
             <w:rPr>
               <w:rStyle w:val="Hyperlink"/>
@@ -4989,7 +4977,7 @@
           <w:sz w:val="24"/>
           <w:u w:val="single"/>
         </w:rPr>
-        <w:hyperlink r:id="rId27" w:history="1">
+        <w:hyperlink r:id="rId28" w:history="1">
           <w:r>
             <w:rPr>
               <w:rStyle w:val="Hyperlink"/>
@@ -5007,7 +4995,7 @@
           <w:sz w:val="24"/>
           <w:u w:val="single"/>
         </w:rPr>
-        <w:hyperlink r:id="rId27" w:history="1">
+        <w:hyperlink r:id="rId28" w:history="1">
           <w:r>
             <w:rPr>
               <w:rStyle w:val="Hyperlink"/>
@@ -5036,7 +5024,7 @@
           <w:sz w:val="24"/>
           <w:u w:val="single"/>
         </w:rPr>
-        <w:hyperlink r:id="rId27" w:history="1">
+        <w:hyperlink r:id="rId28" w:history="1">
           <w:r>
             <w:rPr>
               <w:rStyle w:val="Hyperlink"/>
@@ -5054,7 +5042,7 @@
           <w:sz w:val="24"/>
           <w:u w:val="single"/>
         </w:rPr>
-        <w:hyperlink r:id="rId19" w:history="1">
+        <w:hyperlink r:id="rId28" w:history="1">
           <w:r>
             <w:rPr>
               <w:rStyle w:val="Hyperlink"/>
@@ -5185,7 +5173,7 @@
           <w:sz w:val="24"/>
           <w:u w:val="single"/>
         </w:rPr>
-        <w:hyperlink r:id="rId28" w:history="1">
+        <w:hyperlink r:id="rId29" w:history="1">
           <w:r>
             <w:rPr>
               <w:rStyle w:val="Hyperlink"/>
@@ -5203,7 +5191,7 @@
           <w:sz w:val="24"/>
           <w:u w:val="single"/>
         </w:rPr>
-        <w:hyperlink r:id="rId28" w:history="1">
+        <w:hyperlink r:id="rId29" w:history="1">
           <w:r>
             <w:rPr>
               <w:rStyle w:val="Hyperlink"/>
@@ -5221,7 +5209,7 @@
           <w:sz w:val="24"/>
           <w:u w:val="single"/>
         </w:rPr>
-        <w:hyperlink r:id="rId28" w:history="1">
+        <w:hyperlink r:id="rId29" w:history="1">
           <w:r>
             <w:rPr>
               <w:rStyle w:val="Hyperlink"/>
@@ -5239,7 +5227,7 @@
           <w:sz w:val="24"/>
           <w:u w:val="single"/>
         </w:rPr>
-        <w:hyperlink r:id="rId28" w:history="1">
+        <w:hyperlink r:id="rId29" w:history="1">
           <w:r>
             <w:rPr>
               <w:rStyle w:val="Hyperlink"/>
@@ -5314,7 +5302,7 @@
           <w:sz w:val="24"/>
           <w:u w:val="single"/>
         </w:rPr>
-        <w:hyperlink r:id="rId29" w:history="1">
+        <w:hyperlink r:id="rId30" w:history="1">
           <w:r>
             <w:rPr>
               <w:rStyle w:val="Hyperlink"/>
@@ -5421,7 +5409,7 @@
           <w:sz w:val="24"/>
           <w:u w:val="single"/>
         </w:rPr>
-        <w:hyperlink r:id="rId30" w:history="1">
+        <w:hyperlink r:id="rId31" w:history="1">
           <w:r>
             <w:rPr>
               <w:rStyle w:val="Hyperlink"/>
@@ -5450,7 +5438,7 @@
           <w:sz w:val="24"/>
           <w:u w:val="single"/>
         </w:rPr>
-        <w:hyperlink r:id="rId30" w:history="1">
+        <w:hyperlink r:id="rId31" w:history="1">
           <w:r>
             <w:rPr>
               <w:rStyle w:val="Hyperlink"/>
@@ -5478,7 +5466,7 @@
           <w:sz w:val="24"/>
           <w:u w:val="single"/>
         </w:rPr>
-        <w:hyperlink r:id="rId31" w:history="1">
+        <w:hyperlink r:id="rId32" w:history="1">
           <w:r>
             <w:rPr>
               <w:rStyle w:val="Hyperlink"/>
@@ -5507,7 +5495,7 @@
           <w:sz w:val="24"/>
           <w:u w:val="single"/>
         </w:rPr>
-        <w:hyperlink r:id="rId31" w:history="1">
+        <w:hyperlink r:id="rId32" w:history="1">
           <w:r>
             <w:rPr>
               <w:rStyle w:val="Hyperlink"/>
@@ -5631,7 +5619,7 @@
           <w:sz w:val="24"/>
           <w:u w:val="single"/>
         </w:rPr>
-        <w:hyperlink r:id="rId32" w:history="1">
+        <w:hyperlink r:id="rId33" w:history="1">
           <w:r>
             <w:rPr>
               <w:rStyle w:val="Hyperlink"/>
@@ -5649,7 +5637,7 @@
           <w:sz w:val="24"/>
           <w:u w:val="single"/>
         </w:rPr>
-        <w:hyperlink r:id="rId32" w:history="1">
+        <w:hyperlink r:id="rId33" w:history="1">
           <w:r>
             <w:rPr>
               <w:rStyle w:val="Hyperlink"/>
@@ -5667,7 +5655,7 @@
           <w:sz w:val="24"/>
           <w:u w:val="single"/>
         </w:rPr>
-        <w:hyperlink r:id="rId32" w:history="1">
+        <w:hyperlink r:id="rId33" w:history="1">
           <w:r>
             <w:rPr>
               <w:rStyle w:val="Hyperlink"/>
@@ -5848,7 +5836,7 @@
           <w:sz w:val="24"/>
           <w:u w:val="single"/>
         </w:rPr>
-        <w:hyperlink r:id="rId33" w:history="1">
+        <w:hyperlink r:id="rId34" w:history="1">
           <w:r>
             <w:rPr>
               <w:rStyle w:val="Hyperlink"/>
@@ -5866,7 +5854,7 @@
           <w:sz w:val="24"/>
           <w:u w:val="single"/>
         </w:rPr>
-        <w:hyperlink r:id="rId33" w:history="1">
+        <w:hyperlink r:id="rId34" w:history="1">
           <w:r>
             <w:rPr>
               <w:rStyle w:val="Hyperlink"/>
@@ -5884,7 +5872,7 @@
           <w:sz w:val="24"/>
           <w:u w:val="single"/>
         </w:rPr>
-        <w:hyperlink r:id="rId33" w:history="1">
+        <w:hyperlink r:id="rId34" w:history="1">
           <w:r>
             <w:rPr>
               <w:rStyle w:val="Hyperlink"/>
@@ -5902,7 +5890,7 @@
           <w:sz w:val="24"/>
           <w:u w:val="single"/>
         </w:rPr>
-        <w:hyperlink r:id="rId33" w:history="1">
+        <w:hyperlink r:id="rId34" w:history="1">
           <w:r>
             <w:rPr>
               <w:rStyle w:val="Hyperlink"/>
@@ -5920,7 +5908,7 @@
           <w:sz w:val="24"/>
           <w:u w:val="single"/>
         </w:rPr>
-        <w:hyperlink r:id="rId33" w:history="1">
+        <w:hyperlink r:id="rId34" w:history="1">
           <w:r>
             <w:rPr>
               <w:rStyle w:val="Hyperlink"/>
@@ -5938,7 +5926,7 @@
           <w:sz w:val="24"/>
           <w:u w:val="single"/>
         </w:rPr>
-        <w:hyperlink r:id="rId33" w:history="1">
+        <w:hyperlink r:id="rId34" w:history="1">
           <w:r>
             <w:rPr>
               <w:rStyle w:val="Hyperlink"/>
@@ -5956,7 +5944,7 @@
           <w:sz w:val="24"/>
           <w:u w:val="single"/>
         </w:rPr>
-        <w:hyperlink r:id="rId33" w:history="1">
+        <w:hyperlink r:id="rId34" w:history="1">
           <w:r>
             <w:rPr>
               <w:rStyle w:val="Hyperlink"/>
@@ -5974,12 +5962,12 @@
           <w:sz w:val="24"/>
           <w:u w:val="single"/>
         </w:rPr>
-        <w:hyperlink r:id="rId33" w:history="1">
+        <w:hyperlink r:id="rId34" w:history="1">
           <w:r>
             <w:rPr>
               <w:rStyle w:val="Hyperlink"/>
             </w:rPr>
-            <w:t>profie</w:t>
+            <w:t>profiel</w:t>
           </w:r>
         </w:hyperlink>
       </w:r>
@@ -5990,13 +5978,25 @@
           <w:i w:val="0"/>
           <w:color w:val="0000FF"/>
           <w:sz w:val="24"/>
-        </w:rPr>
-        <w:hyperlink r:id="rId33" w:history="1">
+          <w:u w:val="single"/>
+        </w:rPr>
+        <w:t>-</w:t>
+      </w:r>
+      <w:r>
+        <w:rPr>
+          <w:rFonts w:ascii="Charis SIL Regular" w:hAnsi="Charis SIL Regular" w:eastAsia="Charis SIL Regular"/>
+          <w:b w:val="0"/>
+          <w:i w:val="0"/>
+          <w:color w:val="0000FF"/>
+          <w:sz w:val="24"/>
+          <w:u w:val="single"/>
+        </w:rPr>
+        <w:hyperlink r:id="rId34" w:history="1">
           <w:r>
             <w:rPr>
               <w:rStyle w:val="Hyperlink"/>
             </w:rPr>
-            <w:t>l</w:t>
+            <w:t>als</w:t>
           </w:r>
         </w:hyperlink>
       </w:r>
@@ -6019,25 +6019,7 @@
           <w:sz w:val="24"/>
           <w:u w:val="single"/>
         </w:rPr>
-        <w:hyperlink r:id="rId33" w:history="1">
-          <w:r>
-            <w:rPr>
-              <w:rStyle w:val="Hyperlink"/>
-            </w:rPr>
-            <w:t>als-</w:t>
-          </w:r>
-        </w:hyperlink>
-      </w:r>
-      <w:r>
-        <w:rPr>
-          <w:rFonts w:ascii="Charis SIL Regular" w:hAnsi="Charis SIL Regular" w:eastAsia="Charis SIL Regular"/>
-          <w:b w:val="0"/>
-          <w:i w:val="0"/>
-          <w:color w:val="0000FF"/>
-          <w:sz w:val="24"/>
-          <w:u w:val="single"/>
-        </w:rPr>
-        <w:hyperlink r:id="rId33" w:history="1">
+        <w:hyperlink r:id="rId34" w:history="1">
           <w:r>
             <w:rPr>
               <w:rStyle w:val="Hyperlink"/>
@@ -6055,7 +6037,7 @@
           <w:sz w:val="24"/>
           <w:u w:val="single"/>
         </w:rPr>
-        <w:hyperlink r:id="rId33" w:history="1">
+        <w:hyperlink r:id="rId34" w:history="1">
           <w:r>
             <w:rPr>
               <w:rStyle w:val="Hyperlink"/>
@@ -6073,7 +6055,7 @@
           <w:sz w:val="24"/>
           <w:u w:val="single"/>
         </w:rPr>
-        <w:hyperlink r:id="rId33" w:history="1">
+        <w:hyperlink r:id="rId34" w:history="1">
           <w:r>
             <w:rPr>
               <w:rStyle w:val="Hyperlink"/>
@@ -6091,7 +6073,7 @@
           <w:sz w:val="24"/>
           <w:u w:val="single"/>
         </w:rPr>
-        <w:hyperlink r:id="rId33" w:history="1">
+        <w:hyperlink r:id="rId34" w:history="1">
           <w:r>
             <w:rPr>
               <w:rStyle w:val="Hyperlink"/>
@@ -6212,7 +6194,7 @@
           <w:sz w:val="24"/>
           <w:u w:val="single"/>
         </w:rPr>
-        <w:hyperlink r:id="rId34" w:history="1">
+        <w:hyperlink r:id="rId35" w:history="1">
           <w:r>
             <w:rPr>
               <w:rStyle w:val="Hyperlink"/>
@@ -6241,7 +6223,7 @@
           <w:sz w:val="24"/>
           <w:u w:val="single"/>
         </w:rPr>
-        <w:hyperlink r:id="rId34" w:history="1">
+        <w:hyperlink r:id="rId35" w:history="1">
           <w:r>
             <w:rPr>
               <w:rStyle w:val="Hyperlink"/>
@@ -6269,7 +6251,7 @@
           <w:sz w:val="24"/>
           <w:u w:val="single"/>
         </w:rPr>
-        <w:hyperlink r:id="rId35" w:history="1">
+        <w:hyperlink r:id="rId36" w:history="1">
           <w:r>
             <w:rPr>
               <w:rStyle w:val="Hyperlink"/>
@@ -6298,7 +6280,7 @@
           <w:sz w:val="24"/>
           <w:u w:val="single"/>
         </w:rPr>
-        <w:hyperlink r:id="rId35" w:history="1">
+        <w:hyperlink r:id="rId36" w:history="1">
           <w:r>
             <w:rPr>
               <w:rStyle w:val="Hyperlink"/>

--- a/EXPORTS/DOCX/published/niveau2/English/Ghana.docx
+++ b/EXPORTS/DOCX/published/niveau2/English/Ghana.docx
@@ -3938,19 +3938,19 @@
           <w:i w:val="0"/>
           <w:color w:val="0000FF"/>
           <w:sz w:val="24"/>
+        </w:rPr>
+        <w:t>i</w:t>
+      </w:r>
+      <w:r>
+        <w:rPr>
+          <w:rFonts w:ascii="Charis SIL Regular" w:hAnsi="Charis SIL Regular" w:eastAsia="Charis SIL Regular"/>
+          <w:b w:val="0"/>
+          <w:i w:val="0"/>
+          <w:color w:val="0000FF"/>
+          <w:sz w:val="24"/>
           <w:u w:val="single"/>
         </w:rPr>
-        <w:t>ic Societ</w:t>
-      </w:r>
-      <w:r>
-        <w:rPr>
-          <w:rFonts w:ascii="Charis SIL Regular" w:hAnsi="Charis SIL Regular" w:eastAsia="Charis SIL Regular"/>
-          <w:b w:val="0"/>
-          <w:i w:val="0"/>
-          <w:color w:val="0000FF"/>
-          <w:sz w:val="24"/>
-        </w:rPr>
-        <w:t>y</w:t>
+        <w:t>c Society</w:t>
       </w:r>
       <w:r>
         <w:br/>
@@ -4868,9 +4868,15 @@
           <w:i w:val="0"/>
           <w:color w:val="0000FF"/>
           <w:sz w:val="24"/>
-          <w:u w:val="single"/>
-        </w:rPr>
-        <w:t>l</w:t>
+        </w:rPr>
+        <w:hyperlink r:id="rId19" w:history="1">
+          <w:r>
+            <w:rPr>
+              <w:rStyle w:val="Hyperlink"/>
+            </w:rPr>
+            <w:t>l</w:t>
+          </w:r>
+        </w:hyperlink>
       </w:r>
       <w:r>
         <w:rPr>
@@ -5255,7 +5261,7 @@
           <w:sz w:val="24"/>
           <w:u w:val="single"/>
         </w:rPr>
-        <w:hyperlink r:id="rId29" w:history="1">
+        <w:hyperlink r:id="rId30" w:history="1">
           <w:r>
             <w:rPr>
               <w:rStyle w:val="Hyperlink"/>
@@ -5273,7 +5279,7 @@
           <w:sz w:val="24"/>
           <w:u w:val="single"/>
         </w:rPr>
-        <w:hyperlink r:id="rId29" w:history="1">
+        <w:hyperlink r:id="rId30" w:history="1">
           <w:r>
             <w:rPr>
               <w:rStyle w:val="Hyperlink"/>
@@ -5967,7 +5973,7 @@
             <w:rPr>
               <w:rStyle w:val="Hyperlink"/>
             </w:rPr>
-            <w:t>profiel</w:t>
+            <w:t>profie</w:t>
           </w:r>
         </w:hyperlink>
       </w:r>
@@ -5978,25 +5984,13 @@
           <w:i w:val="0"/>
           <w:color w:val="0000FF"/>
           <w:sz w:val="24"/>
-          <w:u w:val="single"/>
-        </w:rPr>
-        <w:t>-</w:t>
-      </w:r>
-      <w:r>
-        <w:rPr>
-          <w:rFonts w:ascii="Charis SIL Regular" w:hAnsi="Charis SIL Regular" w:eastAsia="Charis SIL Regular"/>
-          <w:b w:val="0"/>
-          <w:i w:val="0"/>
-          <w:color w:val="0000FF"/>
-          <w:sz w:val="24"/>
-          <w:u w:val="single"/>
         </w:rPr>
         <w:hyperlink r:id="rId34" w:history="1">
           <w:r>
             <w:rPr>
               <w:rStyle w:val="Hyperlink"/>
             </w:rPr>
-            <w:t>als</w:t>
+            <w:t>l</w:t>
           </w:r>
         </w:hyperlink>
       </w:r>
@@ -6009,6 +6003,24 @@
           <w:sz w:val="24"/>
         </w:rPr>
         <w:t>-</w:t>
+      </w:r>
+      <w:r>
+        <w:rPr>
+          <w:rFonts w:ascii="Charis SIL Regular" w:hAnsi="Charis SIL Regular" w:eastAsia="Charis SIL Regular"/>
+          <w:b w:val="0"/>
+          <w:i w:val="0"/>
+          <w:color w:val="0000FF"/>
+          <w:sz w:val="24"/>
+          <w:u w:val="single"/>
+        </w:rPr>
+        <w:hyperlink r:id="rId34" w:history="1">
+          <w:r>
+            <w:rPr>
+              <w:rStyle w:val="Hyperlink"/>
+            </w:rPr>
+            <w:t>als-</w:t>
+          </w:r>
+        </w:hyperlink>
       </w:r>
       <w:r>
         <w:rPr>

--- a/EXPORTS/DOCX/published/niveau2/English/Ghana.docx
+++ b/EXPORTS/DOCX/published/niveau2/English/Ghana.docx
@@ -1286,7 +1286,7 @@
             <w:rPr>
               <w:rStyle w:val="Hyperlink"/>
             </w:rPr>
-            <w:t>buffa</w:t>
+            <w:t>buffal</w:t>
           </w:r>
         </w:hyperlink>
       </w:r>
@@ -1297,13 +1297,36 @@
           <w:i w:val="0"/>
           <w:color w:val="0000FF"/>
           <w:sz w:val="24"/>
+          <w:u w:val="single"/>
+        </w:rPr>
+        <w:t>o</w:t>
+      </w:r>
+      <w:r>
+        <w:rPr>
+          <w:rFonts w:ascii="Charis SIL Regular" w:hAnsi="Charis SIL Regular" w:eastAsia="Charis SIL Regular"/>
+          <w:b w:val="0"/>
+          <w:i w:val="0"/>
+          <w:color w:val="0000FF"/>
+          <w:sz w:val="24"/>
+          <w:u w:val="single"/>
+        </w:rPr>
+        <w:t xml:space="preserve"> </w:t>
+      </w:r>
+      <w:r>
+        <w:rPr>
+          <w:rFonts w:ascii="Charis SIL Regular" w:hAnsi="Charis SIL Regular" w:eastAsia="Charis SIL Regular"/>
+          <w:b w:val="0"/>
+          <w:i w:val="0"/>
+          <w:color w:val="0000FF"/>
+          <w:sz w:val="24"/>
+          <w:u w:val="single"/>
         </w:rPr>
         <w:hyperlink r:id="rId14" w:history="1">
           <w:r>
             <w:rPr>
               <w:rStyle w:val="Hyperlink"/>
             </w:rPr>
-            <w:t>l</w:t>
+            <w:t>hor</w:t>
           </w:r>
         </w:hyperlink>
       </w:r>
@@ -1315,36 +1338,7 @@
           <w:color w:val="0000FF"/>
           <w:sz w:val="24"/>
         </w:rPr>
-        <w:t>o</w:t>
-      </w:r>
-      <w:r>
-        <w:rPr>
-          <w:rFonts w:ascii="Charis SIL Regular" w:hAnsi="Charis SIL Regular" w:eastAsia="Charis SIL Regular"/>
-          <w:b w:val="0"/>
-          <w:i w:val="0"/>
-          <w:color w:val="0000FF"/>
-          <w:sz w:val="24"/>
-          <w:u w:val="single"/>
-        </w:rPr>
-        <w:t xml:space="preserve"> </w:t>
-      </w:r>
-      <w:r>
-        <w:rPr>
-          <w:rFonts w:ascii="Charis SIL Regular" w:hAnsi="Charis SIL Regular" w:eastAsia="Charis SIL Regular"/>
-          <w:b w:val="0"/>
-          <w:i w:val="0"/>
-          <w:color w:val="0000FF"/>
-          <w:sz w:val="24"/>
-          <w:u w:val="single"/>
-        </w:rPr>
-        <w:hyperlink r:id="rId14" w:history="1">
-          <w:r>
-            <w:rPr>
-              <w:rStyle w:val="Hyperlink"/>
-            </w:rPr>
-            <w:t>horn</w:t>
-          </w:r>
-        </w:hyperlink>
+        <w:t>n</w:t>
       </w:r>
       <w:r>
         <w:rPr>
@@ -4431,7 +4425,7 @@
           <w:sz w:val="24"/>
           <w:u w:val="single"/>
         </w:rPr>
-        <w:hyperlink r:id="rId25" w:history="1">
+        <w:hyperlink r:id="rId23" w:history="1">
           <w:r>
             <w:rPr>
               <w:rStyle w:val="Hyperlink"/>
@@ -4460,7 +4454,7 @@
           <w:sz w:val="24"/>
           <w:u w:val="single"/>
         </w:rPr>
-        <w:hyperlink r:id="rId25" w:history="1">
+        <w:hyperlink r:id="rId23" w:history="1">
           <w:r>
             <w:rPr>
               <w:rStyle w:val="Hyperlink"/>
@@ -5973,7 +5967,7 @@
             <w:rPr>
               <w:rStyle w:val="Hyperlink"/>
             </w:rPr>
-            <w:t>profie</w:t>
+            <w:t>profiel</w:t>
           </w:r>
         </w:hyperlink>
       </w:r>
@@ -5984,13 +5978,25 @@
           <w:i w:val="0"/>
           <w:color w:val="0000FF"/>
           <w:sz w:val="24"/>
+          <w:u w:val="single"/>
+        </w:rPr>
+        <w:t>-</w:t>
+      </w:r>
+      <w:r>
+        <w:rPr>
+          <w:rFonts w:ascii="Charis SIL Regular" w:hAnsi="Charis SIL Regular" w:eastAsia="Charis SIL Regular"/>
+          <w:b w:val="0"/>
+          <w:i w:val="0"/>
+          <w:color w:val="0000FF"/>
+          <w:sz w:val="24"/>
+          <w:u w:val="single"/>
         </w:rPr>
         <w:hyperlink r:id="rId34" w:history="1">
           <w:r>
             <w:rPr>
               <w:rStyle w:val="Hyperlink"/>
             </w:rPr>
-            <w:t>l</w:t>
+            <w:t>als</w:t>
           </w:r>
         </w:hyperlink>
       </w:r>
@@ -6003,24 +6009,6 @@
           <w:sz w:val="24"/>
         </w:rPr>
         <w:t>-</w:t>
-      </w:r>
-      <w:r>
-        <w:rPr>
-          <w:rFonts w:ascii="Charis SIL Regular" w:hAnsi="Charis SIL Regular" w:eastAsia="Charis SIL Regular"/>
-          <w:b w:val="0"/>
-          <w:i w:val="0"/>
-          <w:color w:val="0000FF"/>
-          <w:sz w:val="24"/>
-          <w:u w:val="single"/>
-        </w:rPr>
-        <w:hyperlink r:id="rId34" w:history="1">
-          <w:r>
-            <w:rPr>
-              <w:rStyle w:val="Hyperlink"/>
-            </w:rPr>
-            <w:t>als-</w:t>
-          </w:r>
-        </w:hyperlink>
       </w:r>
       <w:r>
         <w:rPr>

--- a/EXPORTS/DOCX/published/niveau2/English/Ghana.docx
+++ b/EXPORTS/DOCX/published/niveau2/English/Ghana.docx
@@ -1286,7 +1286,7 @@
             <w:rPr>
               <w:rStyle w:val="Hyperlink"/>
             </w:rPr>
-            <w:t>buffal</w:t>
+            <w:t>buffa</w:t>
           </w:r>
         </w:hyperlink>
       </w:r>
@@ -1297,36 +1297,13 @@
           <w:i w:val="0"/>
           <w:color w:val="0000FF"/>
           <w:sz w:val="24"/>
-          <w:u w:val="single"/>
-        </w:rPr>
-        <w:t>o</w:t>
-      </w:r>
-      <w:r>
-        <w:rPr>
-          <w:rFonts w:ascii="Charis SIL Regular" w:hAnsi="Charis SIL Regular" w:eastAsia="Charis SIL Regular"/>
-          <w:b w:val="0"/>
-          <w:i w:val="0"/>
-          <w:color w:val="0000FF"/>
-          <w:sz w:val="24"/>
-          <w:u w:val="single"/>
-        </w:rPr>
-        <w:t xml:space="preserve"> </w:t>
-      </w:r>
-      <w:r>
-        <w:rPr>
-          <w:rFonts w:ascii="Charis SIL Regular" w:hAnsi="Charis SIL Regular" w:eastAsia="Charis SIL Regular"/>
-          <w:b w:val="0"/>
-          <w:i w:val="0"/>
-          <w:color w:val="0000FF"/>
-          <w:sz w:val="24"/>
-          <w:u w:val="single"/>
         </w:rPr>
         <w:hyperlink r:id="rId14" w:history="1">
           <w:r>
             <w:rPr>
               <w:rStyle w:val="Hyperlink"/>
             </w:rPr>
-            <w:t>hor</w:t>
+            <w:t>l</w:t>
           </w:r>
         </w:hyperlink>
       </w:r>
@@ -1338,7 +1315,36 @@
           <w:color w:val="0000FF"/>
           <w:sz w:val="24"/>
         </w:rPr>
-        <w:t>n</w:t>
+        <w:t>o</w:t>
+      </w:r>
+      <w:r>
+        <w:rPr>
+          <w:rFonts w:ascii="Charis SIL Regular" w:hAnsi="Charis SIL Regular" w:eastAsia="Charis SIL Regular"/>
+          <w:b w:val="0"/>
+          <w:i w:val="0"/>
+          <w:color w:val="0000FF"/>
+          <w:sz w:val="24"/>
+          <w:u w:val="single"/>
+        </w:rPr>
+        <w:t xml:space="preserve"> </w:t>
+      </w:r>
+      <w:r>
+        <w:rPr>
+          <w:rFonts w:ascii="Charis SIL Regular" w:hAnsi="Charis SIL Regular" w:eastAsia="Charis SIL Regular"/>
+          <w:b w:val="0"/>
+          <w:i w:val="0"/>
+          <w:color w:val="0000FF"/>
+          <w:sz w:val="24"/>
+          <w:u w:val="single"/>
+        </w:rPr>
+        <w:hyperlink r:id="rId14" w:history="1">
+          <w:r>
+            <w:rPr>
+              <w:rStyle w:val="Hyperlink"/>
+            </w:rPr>
+            <w:t>horn</w:t>
+          </w:r>
+        </w:hyperlink>
       </w:r>
       <w:r>
         <w:rPr>
@@ -4361,7 +4367,7 @@
           <w:sz w:val="24"/>
           <w:u w:val="single"/>
         </w:rPr>
-        <w:hyperlink r:id="rId24" w:history="1">
+        <w:hyperlink r:id="rId23" w:history="1">
           <w:r>
             <w:rPr>
               <w:rStyle w:val="Hyperlink"/>
@@ -4379,7 +4385,7 @@
           <w:sz w:val="24"/>
           <w:u w:val="single"/>
         </w:rPr>
-        <w:hyperlink r:id="rId24" w:history="1">
+        <w:hyperlink r:id="rId23" w:history="1">
           <w:r>
             <w:rPr>
               <w:rStyle w:val="Hyperlink"/>
@@ -4407,7 +4413,7 @@
           <w:sz w:val="24"/>
           <w:u w:val="single"/>
         </w:rPr>
-        <w:hyperlink r:id="rId25" w:history="1">
+        <w:hyperlink r:id="rId23" w:history="1">
           <w:r>
             <w:rPr>
               <w:rStyle w:val="Hyperlink"/>
@@ -4425,7 +4431,7 @@
           <w:sz w:val="24"/>
           <w:u w:val="single"/>
         </w:rPr>
-        <w:hyperlink r:id="rId23" w:history="1">
+        <w:hyperlink r:id="rId25" w:history="1">
           <w:r>
             <w:rPr>
               <w:rStyle w:val="Hyperlink"/>
@@ -4454,7 +4460,7 @@
           <w:sz w:val="24"/>
           <w:u w:val="single"/>
         </w:rPr>
-        <w:hyperlink r:id="rId23" w:history="1">
+        <w:hyperlink r:id="rId25" w:history="1">
           <w:r>
             <w:rPr>
               <w:rStyle w:val="Hyperlink"/>
@@ -4846,51 +4852,46 @@
           <w:sz w:val="24"/>
           <w:u w:val="single"/>
         </w:rPr>
+        <w:t>i</w:t>
+      </w:r>
+      <w:r>
+        <w:rPr>
+          <w:rFonts w:ascii="Charis SIL Regular" w:hAnsi="Charis SIL Regular" w:eastAsia="Charis SIL Regular"/>
+          <w:b w:val="0"/>
+          <w:i w:val="0"/>
+          <w:color w:val="0000FF"/>
+          <w:sz w:val="24"/>
+          <w:u w:val="single"/>
+        </w:rPr>
+        <w:t>l</w:t>
+      </w:r>
+      <w:r>
+        <w:rPr>
+          <w:rFonts w:ascii="Charis SIL Regular" w:hAnsi="Charis SIL Regular" w:eastAsia="Charis SIL Regular"/>
+          <w:b w:val="0"/>
+          <w:i w:val="0"/>
+          <w:color w:val="0000FF"/>
+          <w:sz w:val="24"/>
+        </w:rPr>
+        <w:t>e</w:t>
+      </w:r>
+      <w:r>
+        <w:rPr>
+          <w:u w:val="single" w:color="0000ff"/>
+          <w:rFonts w:ascii="Charis SIL Regular" w:hAnsi="Charis SIL Regular" w:eastAsia="Charis SIL Regular"/>
+          <w:b w:val="0"/>
+          <w:i w:val="0"/>
+          <w:color w:val="000000"/>
+          <w:sz w:val="24"/>
+        </w:rPr>
         <w:hyperlink r:id="rId19" w:history="1">
           <w:r>
             <w:rPr>
               <w:rStyle w:val="Hyperlink"/>
             </w:rPr>
-            <w:t>i</w:t>
+            <w:t xml:space="preserve">, </w:t>
           </w:r>
         </w:hyperlink>
-      </w:r>
-      <w:r>
-        <w:rPr>
-          <w:rFonts w:ascii="Charis SIL Regular" w:hAnsi="Charis SIL Regular" w:eastAsia="Charis SIL Regular"/>
-          <w:b w:val="0"/>
-          <w:i w:val="0"/>
-          <w:color w:val="0000FF"/>
-          <w:sz w:val="24"/>
-        </w:rPr>
-        <w:hyperlink r:id="rId19" w:history="1">
-          <w:r>
-            <w:rPr>
-              <w:rStyle w:val="Hyperlink"/>
-            </w:rPr>
-            <w:t>l</w:t>
-          </w:r>
-        </w:hyperlink>
-      </w:r>
-      <w:r>
-        <w:rPr>
-          <w:rFonts w:ascii="Charis SIL Regular" w:hAnsi="Charis SIL Regular" w:eastAsia="Charis SIL Regular"/>
-          <w:b w:val="0"/>
-          <w:i w:val="0"/>
-          <w:color w:val="0000FF"/>
-          <w:sz w:val="24"/>
-        </w:rPr>
-        <w:t>e</w:t>
-      </w:r>
-      <w:r>
-        <w:rPr>
-          <w:rFonts w:ascii="Charis SIL Regular" w:hAnsi="Charis SIL Regular" w:eastAsia="Charis SIL Regular"/>
-          <w:b w:val="0"/>
-          <w:i w:val="0"/>
-          <w:color w:val="000000"/>
-          <w:sz w:val="24"/>
-        </w:rPr>
-        <w:t xml:space="preserve">, </w:t>
       </w:r>
       <w:r>
         <w:rPr>
@@ -4948,7 +4949,7 @@
           <w:sz w:val="24"/>
           <w:u w:val="single"/>
         </w:rPr>
-        <w:hyperlink r:id="rId27" w:history="1">
+        <w:hyperlink r:id="rId19" w:history="1">
           <w:r>
             <w:rPr>
               <w:rStyle w:val="Hyperlink"/>
@@ -5024,7 +5025,7 @@
           <w:sz w:val="24"/>
           <w:u w:val="single"/>
         </w:rPr>
-        <w:hyperlink r:id="rId28" w:history="1">
+        <w:hyperlink r:id="rId19" w:history="1">
           <w:r>
             <w:rPr>
               <w:rStyle w:val="Hyperlink"/>
@@ -5042,7 +5043,7 @@
           <w:sz w:val="24"/>
           <w:u w:val="single"/>
         </w:rPr>
-        <w:hyperlink r:id="rId28" w:history="1">
+        <w:hyperlink r:id="rId19" w:history="1">
           <w:r>
             <w:rPr>
               <w:rStyle w:val="Hyperlink"/>
@@ -5255,7 +5256,7 @@
           <w:sz w:val="24"/>
           <w:u w:val="single"/>
         </w:rPr>
-        <w:hyperlink r:id="rId30" w:history="1">
+        <w:hyperlink r:id="rId29" w:history="1">
           <w:r>
             <w:rPr>
               <w:rStyle w:val="Hyperlink"/>
@@ -5273,7 +5274,7 @@
           <w:sz w:val="24"/>
           <w:u w:val="single"/>
         </w:rPr>
-        <w:hyperlink r:id="rId30" w:history="1">
+        <w:hyperlink r:id="rId29" w:history="1">
           <w:r>
             <w:rPr>
               <w:rStyle w:val="Hyperlink"/>

--- a/EXPORTS/DOCX/published/niveau2/English/Ghana.docx
+++ b/EXPORTS/DOCX/published/niveau2/English/Ghana.docx
@@ -1286,7 +1286,7 @@
             <w:rPr>
               <w:rStyle w:val="Hyperlink"/>
             </w:rPr>
-            <w:t>buffa</w:t>
+            <w:t>buffal</w:t>
           </w:r>
         </w:hyperlink>
       </w:r>
@@ -1297,13 +1297,36 @@
           <w:i w:val="0"/>
           <w:color w:val="0000FF"/>
           <w:sz w:val="24"/>
+          <w:u w:val="single"/>
+        </w:rPr>
+        <w:t>o</w:t>
+      </w:r>
+      <w:r>
+        <w:rPr>
+          <w:rFonts w:ascii="Charis SIL Regular" w:hAnsi="Charis SIL Regular" w:eastAsia="Charis SIL Regular"/>
+          <w:b w:val="0"/>
+          <w:i w:val="0"/>
+          <w:color w:val="0000FF"/>
+          <w:sz w:val="24"/>
+          <w:u w:val="single"/>
+        </w:rPr>
+        <w:t xml:space="preserve"> </w:t>
+      </w:r>
+      <w:r>
+        <w:rPr>
+          <w:rFonts w:ascii="Charis SIL Regular" w:hAnsi="Charis SIL Regular" w:eastAsia="Charis SIL Regular"/>
+          <w:b w:val="0"/>
+          <w:i w:val="0"/>
+          <w:color w:val="0000FF"/>
+          <w:sz w:val="24"/>
+          <w:u w:val="single"/>
         </w:rPr>
         <w:hyperlink r:id="rId14" w:history="1">
           <w:r>
             <w:rPr>
               <w:rStyle w:val="Hyperlink"/>
             </w:rPr>
-            <w:t>l</w:t>
+            <w:t>hor</w:t>
           </w:r>
         </w:hyperlink>
       </w:r>
@@ -1315,36 +1338,7 @@
           <w:color w:val="0000FF"/>
           <w:sz w:val="24"/>
         </w:rPr>
-        <w:t>o</w:t>
-      </w:r>
-      <w:r>
-        <w:rPr>
-          <w:rFonts w:ascii="Charis SIL Regular" w:hAnsi="Charis SIL Regular" w:eastAsia="Charis SIL Regular"/>
-          <w:b w:val="0"/>
-          <w:i w:val="0"/>
-          <w:color w:val="0000FF"/>
-          <w:sz w:val="24"/>
-          <w:u w:val="single"/>
-        </w:rPr>
-        <w:t xml:space="preserve"> </w:t>
-      </w:r>
-      <w:r>
-        <w:rPr>
-          <w:rFonts w:ascii="Charis SIL Regular" w:hAnsi="Charis SIL Regular" w:eastAsia="Charis SIL Regular"/>
-          <w:b w:val="0"/>
-          <w:i w:val="0"/>
-          <w:color w:val="0000FF"/>
-          <w:sz w:val="24"/>
-          <w:u w:val="single"/>
-        </w:rPr>
-        <w:hyperlink r:id="rId14" w:history="1">
-          <w:r>
-            <w:rPr>
-              <w:rStyle w:val="Hyperlink"/>
-            </w:rPr>
-            <w:t>horn</w:t>
-          </w:r>
-        </w:hyperlink>
+        <w:t>n</w:t>
       </w:r>
       <w:r>
         <w:rPr>
@@ -3938,8 +3932,9 @@
           <w:i w:val="0"/>
           <w:color w:val="0000FF"/>
           <w:sz w:val="24"/>
-        </w:rPr>
-        <w:t>i</w:t>
+          <w:u w:val="single"/>
+        </w:rPr>
+        <w:t>ic Societ</w:t>
       </w:r>
       <w:r>
         <w:rPr>
@@ -3948,9 +3943,8 @@
           <w:i w:val="0"/>
           <w:color w:val="0000FF"/>
           <w:sz w:val="24"/>
-          <w:u w:val="single"/>
-        </w:rPr>
-        <w:t>c Society</w:t>
+        </w:rPr>
+        <w:t>y</w:t>
       </w:r>
       <w:r>
         <w:br/>
@@ -4367,7 +4361,7 @@
           <w:sz w:val="24"/>
           <w:u w:val="single"/>
         </w:rPr>
-        <w:hyperlink r:id="rId23" w:history="1">
+        <w:hyperlink r:id="rId24" w:history="1">
           <w:r>
             <w:rPr>
               <w:rStyle w:val="Hyperlink"/>
@@ -4396,13 +4390,31 @@
       </w:r>
       <w:r>
         <w:rPr>
+          <w:u w:val="single" w:color="0000ff"/>
           <w:rFonts w:ascii="Charis SIL Regular" w:hAnsi="Charis SIL Regular" w:eastAsia="Charis SIL Regular"/>
           <w:b w:val="0"/>
           <w:i w:val="0"/>
           <w:color w:val="000000"/>
           <w:sz w:val="24"/>
         </w:rPr>
-        <w:t xml:space="preserve">, </w:t>
+        <w:hyperlink r:id="rId23" w:history="1">
+          <w:r>
+            <w:rPr>
+              <w:rStyle w:val="Hyperlink"/>
+            </w:rPr>
+            <w:t>,</w:t>
+          </w:r>
+        </w:hyperlink>
+      </w:r>
+      <w:r>
+        <w:rPr>
+          <w:rFonts w:ascii="Charis SIL Regular" w:hAnsi="Charis SIL Regular" w:eastAsia="Charis SIL Regular"/>
+          <w:b w:val="0"/>
+          <w:i w:val="0"/>
+          <w:color w:val="000000"/>
+          <w:sz w:val="24"/>
+        </w:rPr>
+        <w:t xml:space="preserve"> </w:t>
       </w:r>
       <w:r>
         <w:rPr>
@@ -4431,7 +4443,7 @@
           <w:sz w:val="24"/>
           <w:u w:val="single"/>
         </w:rPr>
-        <w:hyperlink r:id="rId25" w:history="1">
+        <w:hyperlink r:id="rId23" w:history="1">
           <w:r>
             <w:rPr>
               <w:rStyle w:val="Hyperlink"/>
@@ -4460,7 +4472,7 @@
           <w:sz w:val="24"/>
           <w:u w:val="single"/>
         </w:rPr>
-        <w:hyperlink r:id="rId25" w:history="1">
+        <w:hyperlink r:id="rId23" w:history="1">
           <w:r>
             <w:rPr>
               <w:rStyle w:val="Hyperlink"/>
@@ -4538,7 +4550,7 @@
           <w:sz w:val="24"/>
           <w:u w:val="single"/>
         </w:rPr>
-        <w:hyperlink r:id="rId26" w:history="1">
+        <w:hyperlink r:id="rId25" w:history="1">
           <w:r>
             <w:rPr>
               <w:rStyle w:val="Hyperlink"/>
@@ -4556,7 +4568,7 @@
           <w:sz w:val="24"/>
           <w:u w:val="single"/>
         </w:rPr>
-        <w:hyperlink r:id="rId26" w:history="1">
+        <w:hyperlink r:id="rId25" w:history="1">
           <w:r>
             <w:rPr>
               <w:rStyle w:val="Hyperlink"/>
@@ -4574,7 +4586,7 @@
           <w:sz w:val="24"/>
           <w:u w:val="single"/>
         </w:rPr>
-        <w:hyperlink r:id="rId26" w:history="1">
+        <w:hyperlink r:id="rId25" w:history="1">
           <w:r>
             <w:rPr>
               <w:rStyle w:val="Hyperlink"/>
@@ -4592,7 +4604,7 @@
           <w:sz w:val="24"/>
           <w:u w:val="single"/>
         </w:rPr>
-        <w:hyperlink r:id="rId26" w:history="1">
+        <w:hyperlink r:id="rId25" w:history="1">
           <w:r>
             <w:rPr>
               <w:rStyle w:val="Hyperlink"/>
@@ -4610,7 +4622,7 @@
           <w:sz w:val="24"/>
           <w:u w:val="single"/>
         </w:rPr>
-        <w:hyperlink r:id="rId26" w:history="1">
+        <w:hyperlink r:id="rId25" w:history="1">
           <w:r>
             <w:rPr>
               <w:rStyle w:val="Hyperlink"/>
@@ -4628,7 +4640,7 @@
           <w:sz w:val="24"/>
           <w:u w:val="single"/>
         </w:rPr>
-        <w:hyperlink r:id="rId26" w:history="1">
+        <w:hyperlink r:id="rId25" w:history="1">
           <w:r>
             <w:rPr>
               <w:rStyle w:val="Hyperlink"/>
@@ -4644,16 +4656,8 @@
           <w:i w:val="0"/>
           <w:color w:val="0000FF"/>
           <w:sz w:val="24"/>
-          <w:u w:val="single"/>
-        </w:rPr>
-        <w:hyperlink r:id="rId26" w:history="1">
-          <w:r>
-            <w:rPr>
-              <w:rStyle w:val="Hyperlink"/>
-            </w:rPr>
-            <w:t>page/31</w:t>
-          </w:r>
-        </w:hyperlink>
+        </w:rPr>
+        <w:t>page/31</w:t>
       </w:r>
     </w:p>
     <w:p>
@@ -4852,44 +4856,12 @@
           <w:sz w:val="24"/>
           <w:u w:val="single"/>
         </w:rPr>
-        <w:t>i</w:t>
-      </w:r>
-      <w:r>
-        <w:rPr>
-          <w:rFonts w:ascii="Charis SIL Regular" w:hAnsi="Charis SIL Regular" w:eastAsia="Charis SIL Regular"/>
-          <w:b w:val="0"/>
-          <w:i w:val="0"/>
-          <w:color w:val="0000FF"/>
-          <w:sz w:val="24"/>
-          <w:u w:val="single"/>
-        </w:rPr>
-        <w:t>l</w:t>
-      </w:r>
-      <w:r>
-        <w:rPr>
-          <w:rFonts w:ascii="Charis SIL Regular" w:hAnsi="Charis SIL Regular" w:eastAsia="Charis SIL Regular"/>
-          <w:b w:val="0"/>
-          <w:i w:val="0"/>
-          <w:color w:val="0000FF"/>
-          <w:sz w:val="24"/>
-        </w:rPr>
-        <w:t>e</w:t>
-      </w:r>
-      <w:r>
-        <w:rPr>
-          <w:u w:val="single" w:color="0000ff"/>
-          <w:rFonts w:ascii="Charis SIL Regular" w:hAnsi="Charis SIL Regular" w:eastAsia="Charis SIL Regular"/>
-          <w:b w:val="0"/>
-          <w:i w:val="0"/>
-          <w:color w:val="000000"/>
-          <w:sz w:val="24"/>
-        </w:rPr>
         <w:hyperlink r:id="rId19" w:history="1">
           <w:r>
             <w:rPr>
               <w:rStyle w:val="Hyperlink"/>
             </w:rPr>
-            <w:t xml:space="preserve">, </w:t>
+            <w:t>i</w:t>
           </w:r>
         </w:hyperlink>
       </w:r>
@@ -4902,7 +4874,38 @@
           <w:sz w:val="24"/>
           <w:u w:val="single"/>
         </w:rPr>
-        <w:hyperlink r:id="rId27" w:history="1">
+        <w:t>l</w:t>
+      </w:r>
+      <w:r>
+        <w:rPr>
+          <w:rFonts w:ascii="Charis SIL Regular" w:hAnsi="Charis SIL Regular" w:eastAsia="Charis SIL Regular"/>
+          <w:b w:val="0"/>
+          <w:i w:val="0"/>
+          <w:color w:val="0000FF"/>
+          <w:sz w:val="24"/>
+        </w:rPr>
+        <w:t>e</w:t>
+      </w:r>
+      <w:r>
+        <w:rPr>
+          <w:rFonts w:ascii="Charis SIL Regular" w:hAnsi="Charis SIL Regular" w:eastAsia="Charis SIL Regular"/>
+          <w:b w:val="0"/>
+          <w:i w:val="0"/>
+          <w:color w:val="000000"/>
+          <w:sz w:val="24"/>
+        </w:rPr>
+        <w:t xml:space="preserve">, </w:t>
+      </w:r>
+      <w:r>
+        <w:rPr>
+          <w:rFonts w:ascii="Charis SIL Regular" w:hAnsi="Charis SIL Regular" w:eastAsia="Charis SIL Regular"/>
+          <w:b w:val="0"/>
+          <w:i w:val="0"/>
+          <w:color w:val="0000FF"/>
+          <w:sz w:val="24"/>
+          <w:u w:val="single"/>
+        </w:rPr>
+        <w:hyperlink r:id="rId26" w:history="1">
           <w:r>
             <w:rPr>
               <w:rStyle w:val="Hyperlink"/>
@@ -4920,7 +4923,7 @@
           <w:sz w:val="24"/>
           <w:u w:val="single"/>
         </w:rPr>
-        <w:hyperlink r:id="rId27" w:history="1">
+        <w:hyperlink r:id="rId26" w:history="1">
           <w:r>
             <w:rPr>
               <w:rStyle w:val="Hyperlink"/>
@@ -4949,7 +4952,7 @@
           <w:sz w:val="24"/>
           <w:u w:val="single"/>
         </w:rPr>
-        <w:hyperlink r:id="rId19" w:history="1">
+        <w:hyperlink r:id="rId26" w:history="1">
           <w:r>
             <w:rPr>
               <w:rStyle w:val="Hyperlink"/>
@@ -4978,7 +4981,7 @@
           <w:sz w:val="24"/>
           <w:u w:val="single"/>
         </w:rPr>
-        <w:hyperlink r:id="rId28" w:history="1">
+        <w:hyperlink r:id="rId27" w:history="1">
           <w:r>
             <w:rPr>
               <w:rStyle w:val="Hyperlink"/>
@@ -4996,7 +4999,7 @@
           <w:sz w:val="24"/>
           <w:u w:val="single"/>
         </w:rPr>
-        <w:hyperlink r:id="rId28" w:history="1">
+        <w:hyperlink r:id="rId19" w:history="1">
           <w:r>
             <w:rPr>
               <w:rStyle w:val="Hyperlink"/>
@@ -5174,7 +5177,7 @@
           <w:sz w:val="24"/>
           <w:u w:val="single"/>
         </w:rPr>
-        <w:hyperlink r:id="rId29" w:history="1">
+        <w:hyperlink r:id="rId28" w:history="1">
           <w:r>
             <w:rPr>
               <w:rStyle w:val="Hyperlink"/>
@@ -5192,7 +5195,7 @@
           <w:sz w:val="24"/>
           <w:u w:val="single"/>
         </w:rPr>
-        <w:hyperlink r:id="rId29" w:history="1">
+        <w:hyperlink r:id="rId28" w:history="1">
           <w:r>
             <w:rPr>
               <w:rStyle w:val="Hyperlink"/>
@@ -5210,7 +5213,7 @@
           <w:sz w:val="24"/>
           <w:u w:val="single"/>
         </w:rPr>
-        <w:hyperlink r:id="rId29" w:history="1">
+        <w:hyperlink r:id="rId28" w:history="1">
           <w:r>
             <w:rPr>
               <w:rStyle w:val="Hyperlink"/>
@@ -5228,7 +5231,7 @@
           <w:sz w:val="24"/>
           <w:u w:val="single"/>
         </w:rPr>
-        <w:hyperlink r:id="rId29" w:history="1">
+        <w:hyperlink r:id="rId28" w:history="1">
           <w:r>
             <w:rPr>
               <w:rStyle w:val="Hyperlink"/>
@@ -5256,7 +5259,7 @@
           <w:sz w:val="24"/>
           <w:u w:val="single"/>
         </w:rPr>
-        <w:hyperlink r:id="rId29" w:history="1">
+        <w:hyperlink r:id="rId28" w:history="1">
           <w:r>
             <w:rPr>
               <w:rStyle w:val="Hyperlink"/>
@@ -5274,7 +5277,7 @@
           <w:sz w:val="24"/>
           <w:u w:val="single"/>
         </w:rPr>
-        <w:hyperlink r:id="rId29" w:history="1">
+        <w:hyperlink r:id="rId28" w:history="1">
           <w:r>
             <w:rPr>
               <w:rStyle w:val="Hyperlink"/>
@@ -5303,7 +5306,7 @@
           <w:sz w:val="24"/>
           <w:u w:val="single"/>
         </w:rPr>
-        <w:hyperlink r:id="rId30" w:history="1">
+        <w:hyperlink r:id="rId28" w:history="1">
           <w:r>
             <w:rPr>
               <w:rStyle w:val="Hyperlink"/>
@@ -5410,7 +5413,7 @@
           <w:sz w:val="24"/>
           <w:u w:val="single"/>
         </w:rPr>
-        <w:hyperlink r:id="rId31" w:history="1">
+        <w:hyperlink r:id="rId29" w:history="1">
           <w:r>
             <w:rPr>
               <w:rStyle w:val="Hyperlink"/>
@@ -5439,7 +5442,7 @@
           <w:sz w:val="24"/>
           <w:u w:val="single"/>
         </w:rPr>
-        <w:hyperlink r:id="rId31" w:history="1">
+        <w:hyperlink r:id="rId29" w:history="1">
           <w:r>
             <w:rPr>
               <w:rStyle w:val="Hyperlink"/>
@@ -5467,7 +5470,7 @@
           <w:sz w:val="24"/>
           <w:u w:val="single"/>
         </w:rPr>
-        <w:hyperlink r:id="rId32" w:history="1">
+        <w:hyperlink r:id="rId30" w:history="1">
           <w:r>
             <w:rPr>
               <w:rStyle w:val="Hyperlink"/>
@@ -5496,7 +5499,7 @@
           <w:sz w:val="24"/>
           <w:u w:val="single"/>
         </w:rPr>
-        <w:hyperlink r:id="rId32" w:history="1">
+        <w:hyperlink r:id="rId30" w:history="1">
           <w:r>
             <w:rPr>
               <w:rStyle w:val="Hyperlink"/>
@@ -5620,7 +5623,7 @@
           <w:sz w:val="24"/>
           <w:u w:val="single"/>
         </w:rPr>
-        <w:hyperlink r:id="rId33" w:history="1">
+        <w:hyperlink r:id="rId31" w:history="1">
           <w:r>
             <w:rPr>
               <w:rStyle w:val="Hyperlink"/>
@@ -5638,7 +5641,7 @@
           <w:sz w:val="24"/>
           <w:u w:val="single"/>
         </w:rPr>
-        <w:hyperlink r:id="rId33" w:history="1">
+        <w:hyperlink r:id="rId31" w:history="1">
           <w:r>
             <w:rPr>
               <w:rStyle w:val="Hyperlink"/>
@@ -5656,7 +5659,7 @@
           <w:sz w:val="24"/>
           <w:u w:val="single"/>
         </w:rPr>
-        <w:hyperlink r:id="rId33" w:history="1">
+        <w:hyperlink r:id="rId31" w:history="1">
           <w:r>
             <w:rPr>
               <w:rStyle w:val="Hyperlink"/>
@@ -5837,7 +5840,7 @@
           <w:sz w:val="24"/>
           <w:u w:val="single"/>
         </w:rPr>
-        <w:hyperlink r:id="rId34" w:history="1">
+        <w:hyperlink r:id="rId32" w:history="1">
           <w:r>
             <w:rPr>
               <w:rStyle w:val="Hyperlink"/>
@@ -5855,7 +5858,7 @@
           <w:sz w:val="24"/>
           <w:u w:val="single"/>
         </w:rPr>
-        <w:hyperlink r:id="rId34" w:history="1">
+        <w:hyperlink r:id="rId32" w:history="1">
           <w:r>
             <w:rPr>
               <w:rStyle w:val="Hyperlink"/>
@@ -5873,7 +5876,7 @@
           <w:sz w:val="24"/>
           <w:u w:val="single"/>
         </w:rPr>
-        <w:hyperlink r:id="rId34" w:history="1">
+        <w:hyperlink r:id="rId32" w:history="1">
           <w:r>
             <w:rPr>
               <w:rStyle w:val="Hyperlink"/>
@@ -5891,7 +5894,7 @@
           <w:sz w:val="24"/>
           <w:u w:val="single"/>
         </w:rPr>
-        <w:hyperlink r:id="rId34" w:history="1">
+        <w:hyperlink r:id="rId32" w:history="1">
           <w:r>
             <w:rPr>
               <w:rStyle w:val="Hyperlink"/>
@@ -5909,7 +5912,7 @@
           <w:sz w:val="24"/>
           <w:u w:val="single"/>
         </w:rPr>
-        <w:hyperlink r:id="rId34" w:history="1">
+        <w:hyperlink r:id="rId32" w:history="1">
           <w:r>
             <w:rPr>
               <w:rStyle w:val="Hyperlink"/>
@@ -5927,7 +5930,7 @@
           <w:sz w:val="24"/>
           <w:u w:val="single"/>
         </w:rPr>
-        <w:hyperlink r:id="rId34" w:history="1">
+        <w:hyperlink r:id="rId32" w:history="1">
           <w:r>
             <w:rPr>
               <w:rStyle w:val="Hyperlink"/>
@@ -5945,7 +5948,7 @@
           <w:sz w:val="24"/>
           <w:u w:val="single"/>
         </w:rPr>
-        <w:hyperlink r:id="rId34" w:history="1">
+        <w:hyperlink r:id="rId32" w:history="1">
           <w:r>
             <w:rPr>
               <w:rStyle w:val="Hyperlink"/>
@@ -5963,7 +5966,7 @@
           <w:sz w:val="24"/>
           <w:u w:val="single"/>
         </w:rPr>
-        <w:hyperlink r:id="rId34" w:history="1">
+        <w:hyperlink r:id="rId32" w:history="1">
           <w:r>
             <w:rPr>
               <w:rStyle w:val="Hyperlink"/>
@@ -5992,7 +5995,7 @@
           <w:sz w:val="24"/>
           <w:u w:val="single"/>
         </w:rPr>
-        <w:hyperlink r:id="rId34" w:history="1">
+        <w:hyperlink r:id="rId32" w:history="1">
           <w:r>
             <w:rPr>
               <w:rStyle w:val="Hyperlink"/>
@@ -6020,7 +6023,7 @@
           <w:sz w:val="24"/>
           <w:u w:val="single"/>
         </w:rPr>
-        <w:hyperlink r:id="rId34" w:history="1">
+        <w:hyperlink r:id="rId32" w:history="1">
           <w:r>
             <w:rPr>
               <w:rStyle w:val="Hyperlink"/>
@@ -6038,7 +6041,7 @@
           <w:sz w:val="24"/>
           <w:u w:val="single"/>
         </w:rPr>
-        <w:hyperlink r:id="rId34" w:history="1">
+        <w:hyperlink r:id="rId32" w:history="1">
           <w:r>
             <w:rPr>
               <w:rStyle w:val="Hyperlink"/>
@@ -6056,7 +6059,7 @@
           <w:sz w:val="24"/>
           <w:u w:val="single"/>
         </w:rPr>
-        <w:hyperlink r:id="rId34" w:history="1">
+        <w:hyperlink r:id="rId32" w:history="1">
           <w:r>
             <w:rPr>
               <w:rStyle w:val="Hyperlink"/>
@@ -6074,7 +6077,7 @@
           <w:sz w:val="24"/>
           <w:u w:val="single"/>
         </w:rPr>
-        <w:hyperlink r:id="rId34" w:history="1">
+        <w:hyperlink r:id="rId32" w:history="1">
           <w:r>
             <w:rPr>
               <w:rStyle w:val="Hyperlink"/>
@@ -6195,7 +6198,7 @@
           <w:sz w:val="24"/>
           <w:u w:val="single"/>
         </w:rPr>
-        <w:hyperlink r:id="rId35" w:history="1">
+        <w:hyperlink r:id="rId33" w:history="1">
           <w:r>
             <w:rPr>
               <w:rStyle w:val="Hyperlink"/>
@@ -6224,7 +6227,7 @@
           <w:sz w:val="24"/>
           <w:u w:val="single"/>
         </w:rPr>
-        <w:hyperlink r:id="rId35" w:history="1">
+        <w:hyperlink r:id="rId33" w:history="1">
           <w:r>
             <w:rPr>
               <w:rStyle w:val="Hyperlink"/>
@@ -6252,7 +6255,7 @@
           <w:sz w:val="24"/>
           <w:u w:val="single"/>
         </w:rPr>
-        <w:hyperlink r:id="rId36" w:history="1">
+        <w:hyperlink r:id="rId34" w:history="1">
           <w:r>
             <w:rPr>
               <w:rStyle w:val="Hyperlink"/>
@@ -6281,7 +6284,7 @@
           <w:sz w:val="24"/>
           <w:u w:val="single"/>
         </w:rPr>
-        <w:hyperlink r:id="rId36" w:history="1">
+        <w:hyperlink r:id="rId34" w:history="1">
           <w:r>
             <w:rPr>
               <w:rStyle w:val="Hyperlink"/>

--- a/EXPORTS/DOCX/published/niveau2/English/Ghana.docx
+++ b/EXPORTS/DOCX/published/niveau2/English/Ghana.docx
@@ -3590,61 +3590,7 @@
           <w:color w:val="000000"/>
           <w:sz w:val="24"/>
         </w:rPr>
-        <w:t>contains documents relat</w:t>
-      </w:r>
-      <w:r>
-        <w:rPr>
-          <w:u w:val="single" w:color="0000ff"/>
-          <w:rFonts w:ascii="Charis SIL Regular" w:hAnsi="Charis SIL Regular" w:eastAsia="Charis SIL Regular"/>
-          <w:b w:val="0"/>
-          <w:i w:val="0"/>
-          <w:color w:val="000000"/>
-          <w:sz w:val="24"/>
-        </w:rPr>
-        <w:hyperlink r:id="rId21" w:history="1">
-          <w:r>
-            <w:rPr>
-              <w:rStyle w:val="Hyperlink"/>
-            </w:rPr>
-            <w:t>ing to th</w:t>
-          </w:r>
-        </w:hyperlink>
-      </w:r>
-      <w:r>
-        <w:rPr>
-          <w:u w:val="single" w:color="0000ff"/>
-          <w:rFonts w:ascii="Charis SIL Regular" w:hAnsi="Charis SIL Regular" w:eastAsia="Charis SIL Regular"/>
-          <w:b w:val="0"/>
-          <w:i w:val="0"/>
-          <w:color w:val="000000"/>
-          <w:sz w:val="24"/>
-        </w:rPr>
-        <w:hyperlink r:id="rId21" w:history="1">
-          <w:r>
-            <w:rPr>
-              <w:rStyle w:val="Hyperlink"/>
-            </w:rPr>
-            <w:t>e co</w:t>
-          </w:r>
-        </w:hyperlink>
-      </w:r>
-      <w:r>
-        <w:rPr>
-          <w:u w:val="single" w:color="0000ff"/>
-          <w:rFonts w:ascii="Charis SIL Regular" w:hAnsi="Charis SIL Regular" w:eastAsia="Charis SIL Regular"/>
-          <w:b w:val="0"/>
-          <w:i w:val="0"/>
-          <w:color w:val="000000"/>
-          <w:sz w:val="24"/>
-        </w:rPr>
-        <w:hyperlink r:id="rId21" w:history="1">
-          <w:r>
-            <w:rPr>
-              <w:rStyle w:val="Hyperlink"/>
-            </w:rPr>
-            <w:t xml:space="preserve">llection </w:t>
-          </w:r>
-        </w:hyperlink>
+        <w:t xml:space="preserve">contains documents relating to the collection </w:t>
       </w:r>
       <w:r>
         <w:rPr>
@@ -3932,19 +3878,19 @@
           <w:i w:val="0"/>
           <w:color w:val="0000FF"/>
           <w:sz w:val="24"/>
+        </w:rPr>
+        <w:t>i</w:t>
+      </w:r>
+      <w:r>
+        <w:rPr>
+          <w:rFonts w:ascii="Charis SIL Regular" w:hAnsi="Charis SIL Regular" w:eastAsia="Charis SIL Regular"/>
+          <w:b w:val="0"/>
+          <w:i w:val="0"/>
+          <w:color w:val="0000FF"/>
+          <w:sz w:val="24"/>
           <w:u w:val="single"/>
         </w:rPr>
-        <w:t>ic Societ</w:t>
-      </w:r>
-      <w:r>
-        <w:rPr>
-          <w:rFonts w:ascii="Charis SIL Regular" w:hAnsi="Charis SIL Regular" w:eastAsia="Charis SIL Regular"/>
-          <w:b w:val="0"/>
-          <w:i w:val="0"/>
-          <w:color w:val="0000FF"/>
-          <w:sz w:val="24"/>
-        </w:rPr>
-        <w:t>y</w:t>
+        <w:t>c Society</w:t>
       </w:r>
       <w:r>
         <w:br/>
@@ -4872,40 +4818,53 @@
           <w:i w:val="0"/>
           <w:color w:val="0000FF"/>
           <w:sz w:val="24"/>
+        </w:rPr>
+        <w:hyperlink r:id="rId19" w:history="1">
+          <w:r>
+            <w:rPr>
+              <w:rStyle w:val="Hyperlink"/>
+            </w:rPr>
+            <w:t>l</w:t>
+          </w:r>
+        </w:hyperlink>
+      </w:r>
+      <w:r>
+        <w:rPr>
+          <w:rFonts w:ascii="Charis SIL Regular" w:hAnsi="Charis SIL Regular" w:eastAsia="Charis SIL Regular"/>
+          <w:b w:val="0"/>
+          <w:i w:val="0"/>
+          <w:color w:val="0000FF"/>
+          <w:sz w:val="24"/>
+        </w:rPr>
+        <w:t>e</w:t>
+      </w:r>
+      <w:r>
+        <w:rPr>
+          <w:rFonts w:ascii="Charis SIL Regular" w:hAnsi="Charis SIL Regular" w:eastAsia="Charis SIL Regular"/>
+          <w:b w:val="0"/>
+          <w:i w:val="0"/>
+          <w:color w:val="000000"/>
+          <w:sz w:val="24"/>
+        </w:rPr>
+        <w:hyperlink r:id="rId19" w:history="1">
+          <w:r>
+            <w:rPr>
+              <w:rStyle w:val="Hyperlink"/>
+            </w:rPr>
+            <w:t xml:space="preserve">, </w:t>
+          </w:r>
+        </w:hyperlink>
+      </w:r>
+      <w:r>
+        <w:rPr>
+          <w:rFonts w:ascii="Charis SIL Regular" w:hAnsi="Charis SIL Regular" w:eastAsia="Charis SIL Regular"/>
+          <w:b w:val="0"/>
+          <w:i w:val="0"/>
+          <w:color w:val="0000FF"/>
+          <w:sz w:val="24"/>
           <w:u w:val="single"/>
         </w:rPr>
-        <w:t>l</w:t>
-      </w:r>
-      <w:r>
-        <w:rPr>
-          <w:rFonts w:ascii="Charis SIL Regular" w:hAnsi="Charis SIL Regular" w:eastAsia="Charis SIL Regular"/>
-          <w:b w:val="0"/>
-          <w:i w:val="0"/>
-          <w:color w:val="0000FF"/>
-          <w:sz w:val="24"/>
-        </w:rPr>
-        <w:t>e</w:t>
-      </w:r>
-      <w:r>
-        <w:rPr>
-          <w:rFonts w:ascii="Charis SIL Regular" w:hAnsi="Charis SIL Regular" w:eastAsia="Charis SIL Regular"/>
-          <w:b w:val="0"/>
-          <w:i w:val="0"/>
-          <w:color w:val="000000"/>
-          <w:sz w:val="24"/>
-        </w:rPr>
-        <w:t xml:space="preserve">, </w:t>
-      </w:r>
-      <w:r>
-        <w:rPr>
-          <w:rFonts w:ascii="Charis SIL Regular" w:hAnsi="Charis SIL Regular" w:eastAsia="Charis SIL Regular"/>
-          <w:b w:val="0"/>
-          <w:i w:val="0"/>
-          <w:color w:val="0000FF"/>
-          <w:sz w:val="24"/>
-          <w:u w:val="single"/>
-        </w:rPr>
-        <w:hyperlink r:id="rId26" w:history="1">
+        <w:hyperlink r:id="rId19" w:history="1">
           <w:r>
             <w:rPr>
               <w:rStyle w:val="Hyperlink"/>
@@ -4923,7 +4882,7 @@
           <w:sz w:val="24"/>
           <w:u w:val="single"/>
         </w:rPr>
-        <w:hyperlink r:id="rId26" w:history="1">
+        <w:hyperlink r:id="rId19" w:history="1">
           <w:r>
             <w:rPr>
               <w:rStyle w:val="Hyperlink"/>
@@ -4952,7 +4911,7 @@
           <w:sz w:val="24"/>
           <w:u w:val="single"/>
         </w:rPr>
-        <w:hyperlink r:id="rId26" w:history="1">
+        <w:hyperlink r:id="rId19" w:history="1">
           <w:r>
             <w:rPr>
               <w:rStyle w:val="Hyperlink"/>
@@ -4963,14 +4922,20 @@
       </w:r>
       <w:r>
         <w:rPr>
-          <w:u w:val="single" w:color="0000ff"/>
           <w:rFonts w:ascii="Charis SIL Regular" w:hAnsi="Charis SIL Regular" w:eastAsia="Charis SIL Regular"/>
           <w:b w:val="0"/>
           <w:i w:val="0"/>
           <w:color w:val="000000"/>
           <w:sz w:val="24"/>
         </w:rPr>
-        <w:t xml:space="preserve">, </w:t>
+        <w:hyperlink r:id="rId19" w:history="1">
+          <w:r>
+            <w:rPr>
+              <w:rStyle w:val="Hyperlink"/>
+            </w:rPr>
+            <w:t xml:space="preserve">, </w:t>
+          </w:r>
+        </w:hyperlink>
       </w:r>
       <w:r>
         <w:rPr>
@@ -4981,7 +4946,7 @@
           <w:sz w:val="24"/>
           <w:u w:val="single"/>
         </w:rPr>
-        <w:hyperlink r:id="rId27" w:history="1">
+        <w:hyperlink r:id="rId26" w:history="1">
           <w:r>
             <w:rPr>
               <w:rStyle w:val="Hyperlink"/>
@@ -4999,7 +4964,7 @@
           <w:sz w:val="24"/>
           <w:u w:val="single"/>
         </w:rPr>
-        <w:hyperlink r:id="rId19" w:history="1">
+        <w:hyperlink r:id="rId26" w:history="1">
           <w:r>
             <w:rPr>
               <w:rStyle w:val="Hyperlink"/>
@@ -5028,7 +4993,7 @@
           <w:sz w:val="24"/>
           <w:u w:val="single"/>
         </w:rPr>
-        <w:hyperlink r:id="rId19" w:history="1">
+        <w:hyperlink r:id="rId26" w:history="1">
           <w:r>
             <w:rPr>
               <w:rStyle w:val="Hyperlink"/>
@@ -5046,7 +5011,7 @@
           <w:sz w:val="24"/>
           <w:u w:val="single"/>
         </w:rPr>
-        <w:hyperlink r:id="rId19" w:history="1">
+        <w:hyperlink r:id="rId26" w:history="1">
           <w:r>
             <w:rPr>
               <w:rStyle w:val="Hyperlink"/>
@@ -5177,7 +5142,7 @@
           <w:sz w:val="24"/>
           <w:u w:val="single"/>
         </w:rPr>
-        <w:hyperlink r:id="rId28" w:history="1">
+        <w:hyperlink r:id="rId27" w:history="1">
           <w:r>
             <w:rPr>
               <w:rStyle w:val="Hyperlink"/>
@@ -5195,7 +5160,7 @@
           <w:sz w:val="24"/>
           <w:u w:val="single"/>
         </w:rPr>
-        <w:hyperlink r:id="rId28" w:history="1">
+        <w:hyperlink r:id="rId27" w:history="1">
           <w:r>
             <w:rPr>
               <w:rStyle w:val="Hyperlink"/>
@@ -5213,7 +5178,7 @@
           <w:sz w:val="24"/>
           <w:u w:val="single"/>
         </w:rPr>
-        <w:hyperlink r:id="rId28" w:history="1">
+        <w:hyperlink r:id="rId27" w:history="1">
           <w:r>
             <w:rPr>
               <w:rStyle w:val="Hyperlink"/>
@@ -5231,7 +5196,7 @@
           <w:sz w:val="24"/>
           <w:u w:val="single"/>
         </w:rPr>
-        <w:hyperlink r:id="rId28" w:history="1">
+        <w:hyperlink r:id="rId27" w:history="1">
           <w:r>
             <w:rPr>
               <w:rStyle w:val="Hyperlink"/>
@@ -5259,7 +5224,7 @@
           <w:sz w:val="24"/>
           <w:u w:val="single"/>
         </w:rPr>
-        <w:hyperlink r:id="rId28" w:history="1">
+        <w:hyperlink r:id="rId27" w:history="1">
           <w:r>
             <w:rPr>
               <w:rStyle w:val="Hyperlink"/>
@@ -5277,7 +5242,7 @@
           <w:sz w:val="24"/>
           <w:u w:val="single"/>
         </w:rPr>
-        <w:hyperlink r:id="rId28" w:history="1">
+        <w:hyperlink r:id="rId27" w:history="1">
           <w:r>
             <w:rPr>
               <w:rStyle w:val="Hyperlink"/>
@@ -5306,7 +5271,7 @@
           <w:sz w:val="24"/>
           <w:u w:val="single"/>
         </w:rPr>
-        <w:hyperlink r:id="rId28" w:history="1">
+        <w:hyperlink r:id="rId27" w:history="1">
           <w:r>
             <w:rPr>
               <w:rStyle w:val="Hyperlink"/>
@@ -5413,7 +5378,7 @@
           <w:sz w:val="24"/>
           <w:u w:val="single"/>
         </w:rPr>
-        <w:hyperlink r:id="rId29" w:history="1">
+        <w:hyperlink r:id="rId28" w:history="1">
           <w:r>
             <w:rPr>
               <w:rStyle w:val="Hyperlink"/>
@@ -5442,7 +5407,7 @@
           <w:sz w:val="24"/>
           <w:u w:val="single"/>
         </w:rPr>
-        <w:hyperlink r:id="rId29" w:history="1">
+        <w:hyperlink r:id="rId28" w:history="1">
           <w:r>
             <w:rPr>
               <w:rStyle w:val="Hyperlink"/>
@@ -5470,7 +5435,7 @@
           <w:sz w:val="24"/>
           <w:u w:val="single"/>
         </w:rPr>
-        <w:hyperlink r:id="rId30" w:history="1">
+        <w:hyperlink r:id="rId29" w:history="1">
           <w:r>
             <w:rPr>
               <w:rStyle w:val="Hyperlink"/>
@@ -5499,7 +5464,7 @@
           <w:sz w:val="24"/>
           <w:u w:val="single"/>
         </w:rPr>
-        <w:hyperlink r:id="rId30" w:history="1">
+        <w:hyperlink r:id="rId29" w:history="1">
           <w:r>
             <w:rPr>
               <w:rStyle w:val="Hyperlink"/>
@@ -5623,7 +5588,7 @@
           <w:sz w:val="24"/>
           <w:u w:val="single"/>
         </w:rPr>
-        <w:hyperlink r:id="rId31" w:history="1">
+        <w:hyperlink r:id="rId30" w:history="1">
           <w:r>
             <w:rPr>
               <w:rStyle w:val="Hyperlink"/>
@@ -5641,7 +5606,7 @@
           <w:sz w:val="24"/>
           <w:u w:val="single"/>
         </w:rPr>
-        <w:hyperlink r:id="rId31" w:history="1">
+        <w:hyperlink r:id="rId30" w:history="1">
           <w:r>
             <w:rPr>
               <w:rStyle w:val="Hyperlink"/>
@@ -5659,7 +5624,7 @@
           <w:sz w:val="24"/>
           <w:u w:val="single"/>
         </w:rPr>
-        <w:hyperlink r:id="rId31" w:history="1">
+        <w:hyperlink r:id="rId30" w:history="1">
           <w:r>
             <w:rPr>
               <w:rStyle w:val="Hyperlink"/>
@@ -5840,7 +5805,7 @@
           <w:sz w:val="24"/>
           <w:u w:val="single"/>
         </w:rPr>
-        <w:hyperlink r:id="rId32" w:history="1">
+        <w:hyperlink r:id="rId31" w:history="1">
           <w:r>
             <w:rPr>
               <w:rStyle w:val="Hyperlink"/>
@@ -5858,7 +5823,7 @@
           <w:sz w:val="24"/>
           <w:u w:val="single"/>
         </w:rPr>
-        <w:hyperlink r:id="rId32" w:history="1">
+        <w:hyperlink r:id="rId31" w:history="1">
           <w:r>
             <w:rPr>
               <w:rStyle w:val="Hyperlink"/>
@@ -5876,7 +5841,7 @@
           <w:sz w:val="24"/>
           <w:u w:val="single"/>
         </w:rPr>
-        <w:hyperlink r:id="rId32" w:history="1">
+        <w:hyperlink r:id="rId31" w:history="1">
           <w:r>
             <w:rPr>
               <w:rStyle w:val="Hyperlink"/>
@@ -5894,7 +5859,7 @@
           <w:sz w:val="24"/>
           <w:u w:val="single"/>
         </w:rPr>
-        <w:hyperlink r:id="rId32" w:history="1">
+        <w:hyperlink r:id="rId31" w:history="1">
           <w:r>
             <w:rPr>
               <w:rStyle w:val="Hyperlink"/>
@@ -5912,7 +5877,7 @@
           <w:sz w:val="24"/>
           <w:u w:val="single"/>
         </w:rPr>
-        <w:hyperlink r:id="rId32" w:history="1">
+        <w:hyperlink r:id="rId31" w:history="1">
           <w:r>
             <w:rPr>
               <w:rStyle w:val="Hyperlink"/>
@@ -5930,7 +5895,7 @@
           <w:sz w:val="24"/>
           <w:u w:val="single"/>
         </w:rPr>
-        <w:hyperlink r:id="rId32" w:history="1">
+        <w:hyperlink r:id="rId31" w:history="1">
           <w:r>
             <w:rPr>
               <w:rStyle w:val="Hyperlink"/>
@@ -5948,7 +5913,7 @@
           <w:sz w:val="24"/>
           <w:u w:val="single"/>
         </w:rPr>
-        <w:hyperlink r:id="rId32" w:history="1">
+        <w:hyperlink r:id="rId31" w:history="1">
           <w:r>
             <w:rPr>
               <w:rStyle w:val="Hyperlink"/>
@@ -5966,12 +5931,12 @@
           <w:sz w:val="24"/>
           <w:u w:val="single"/>
         </w:rPr>
-        <w:hyperlink r:id="rId32" w:history="1">
+        <w:hyperlink r:id="rId31" w:history="1">
           <w:r>
             <w:rPr>
               <w:rStyle w:val="Hyperlink"/>
             </w:rPr>
-            <w:t>profiel</w:t>
+            <w:t>profie</w:t>
           </w:r>
         </w:hyperlink>
       </w:r>
@@ -5982,25 +5947,13 @@
           <w:i w:val="0"/>
           <w:color w:val="0000FF"/>
           <w:sz w:val="24"/>
-          <w:u w:val="single"/>
-        </w:rPr>
-        <w:t>-</w:t>
-      </w:r>
-      <w:r>
-        <w:rPr>
-          <w:rFonts w:ascii="Charis SIL Regular" w:hAnsi="Charis SIL Regular" w:eastAsia="Charis SIL Regular"/>
-          <w:b w:val="0"/>
-          <w:i w:val="0"/>
-          <w:color w:val="0000FF"/>
-          <w:sz w:val="24"/>
-          <w:u w:val="single"/>
-        </w:rPr>
-        <w:hyperlink r:id="rId32" w:history="1">
+        </w:rPr>
+        <w:hyperlink r:id="rId31" w:history="1">
           <w:r>
             <w:rPr>
               <w:rStyle w:val="Hyperlink"/>
             </w:rPr>
-            <w:t>als</w:t>
+            <w:t>l</w:t>
           </w:r>
         </w:hyperlink>
       </w:r>
@@ -6023,7 +5976,25 @@
           <w:sz w:val="24"/>
           <w:u w:val="single"/>
         </w:rPr>
-        <w:hyperlink r:id="rId32" w:history="1">
+        <w:hyperlink r:id="rId31" w:history="1">
+          <w:r>
+            <w:rPr>
+              <w:rStyle w:val="Hyperlink"/>
+            </w:rPr>
+            <w:t>als-</w:t>
+          </w:r>
+        </w:hyperlink>
+      </w:r>
+      <w:r>
+        <w:rPr>
+          <w:rFonts w:ascii="Charis SIL Regular" w:hAnsi="Charis SIL Regular" w:eastAsia="Charis SIL Regular"/>
+          <w:b w:val="0"/>
+          <w:i w:val="0"/>
+          <w:color w:val="0000FF"/>
+          <w:sz w:val="24"/>
+          <w:u w:val="single"/>
+        </w:rPr>
+        <w:hyperlink r:id="rId31" w:history="1">
           <w:r>
             <w:rPr>
               <w:rStyle w:val="Hyperlink"/>
@@ -6041,7 +6012,7 @@
           <w:sz w:val="24"/>
           <w:u w:val="single"/>
         </w:rPr>
-        <w:hyperlink r:id="rId32" w:history="1">
+        <w:hyperlink r:id="rId31" w:history="1">
           <w:r>
             <w:rPr>
               <w:rStyle w:val="Hyperlink"/>
@@ -6059,7 +6030,7 @@
           <w:sz w:val="24"/>
           <w:u w:val="single"/>
         </w:rPr>
-        <w:hyperlink r:id="rId32" w:history="1">
+        <w:hyperlink r:id="rId31" w:history="1">
           <w:r>
             <w:rPr>
               <w:rStyle w:val="Hyperlink"/>
@@ -6077,7 +6048,7 @@
           <w:sz w:val="24"/>
           <w:u w:val="single"/>
         </w:rPr>
-        <w:hyperlink r:id="rId32" w:history="1">
+        <w:hyperlink r:id="rId31" w:history="1">
           <w:r>
             <w:rPr>
               <w:rStyle w:val="Hyperlink"/>
@@ -6198,7 +6169,7 @@
           <w:sz w:val="24"/>
           <w:u w:val="single"/>
         </w:rPr>
-        <w:hyperlink r:id="rId33" w:history="1">
+        <w:hyperlink r:id="rId32" w:history="1">
           <w:r>
             <w:rPr>
               <w:rStyle w:val="Hyperlink"/>
@@ -6227,7 +6198,7 @@
           <w:sz w:val="24"/>
           <w:u w:val="single"/>
         </w:rPr>
-        <w:hyperlink r:id="rId33" w:history="1">
+        <w:hyperlink r:id="rId32" w:history="1">
           <w:r>
             <w:rPr>
               <w:rStyle w:val="Hyperlink"/>
@@ -6255,7 +6226,7 @@
           <w:sz w:val="24"/>
           <w:u w:val="single"/>
         </w:rPr>
-        <w:hyperlink r:id="rId34" w:history="1">
+        <w:hyperlink r:id="rId33" w:history="1">
           <w:r>
             <w:rPr>
               <w:rStyle w:val="Hyperlink"/>
@@ -6284,7 +6255,7 @@
           <w:sz w:val="24"/>
           <w:u w:val="single"/>
         </w:rPr>
-        <w:hyperlink r:id="rId34" w:history="1">
+        <w:hyperlink r:id="rId33" w:history="1">
           <w:r>
             <w:rPr>
               <w:rStyle w:val="Hyperlink"/>

--- a/EXPORTS/DOCX/published/niveau2/English/Ghana.docx
+++ b/EXPORTS/DOCX/published/niveau2/English/Ghana.docx
@@ -3590,7 +3590,61 @@
           <w:color w:val="000000"/>
           <w:sz w:val="24"/>
         </w:rPr>
-        <w:t xml:space="preserve">contains documents relating to the collection </w:t>
+        <w:t>contains documents relat</w:t>
+      </w:r>
+      <w:r>
+        <w:rPr>
+          <w:u w:val="single" w:color="0000ff"/>
+          <w:rFonts w:ascii="Charis SIL Regular" w:hAnsi="Charis SIL Regular" w:eastAsia="Charis SIL Regular"/>
+          <w:b w:val="0"/>
+          <w:i w:val="0"/>
+          <w:color w:val="000000"/>
+          <w:sz w:val="24"/>
+        </w:rPr>
+        <w:hyperlink r:id="rId21" w:history="1">
+          <w:r>
+            <w:rPr>
+              <w:rStyle w:val="Hyperlink"/>
+            </w:rPr>
+            <w:t>ing to th</w:t>
+          </w:r>
+        </w:hyperlink>
+      </w:r>
+      <w:r>
+        <w:rPr>
+          <w:u w:val="single" w:color="0000ff"/>
+          <w:rFonts w:ascii="Charis SIL Regular" w:hAnsi="Charis SIL Regular" w:eastAsia="Charis SIL Regular"/>
+          <w:b w:val="0"/>
+          <w:i w:val="0"/>
+          <w:color w:val="000000"/>
+          <w:sz w:val="24"/>
+        </w:rPr>
+        <w:hyperlink r:id="rId21" w:history="1">
+          <w:r>
+            <w:rPr>
+              <w:rStyle w:val="Hyperlink"/>
+            </w:rPr>
+            <w:t>e co</w:t>
+          </w:r>
+        </w:hyperlink>
+      </w:r>
+      <w:r>
+        <w:rPr>
+          <w:u w:val="single" w:color="0000ff"/>
+          <w:rFonts w:ascii="Charis SIL Regular" w:hAnsi="Charis SIL Regular" w:eastAsia="Charis SIL Regular"/>
+          <w:b w:val="0"/>
+          <w:i w:val="0"/>
+          <w:color w:val="000000"/>
+          <w:sz w:val="24"/>
+        </w:rPr>
+        <w:hyperlink r:id="rId21" w:history="1">
+          <w:r>
+            <w:rPr>
+              <w:rStyle w:val="Hyperlink"/>
+            </w:rPr>
+            <w:t xml:space="preserve">llection </w:t>
+          </w:r>
+        </w:hyperlink>
       </w:r>
       <w:r>
         <w:rPr>
@@ -4325,7 +4379,7 @@
           <w:sz w:val="24"/>
           <w:u w:val="single"/>
         </w:rPr>
-        <w:hyperlink r:id="rId23" w:history="1">
+        <w:hyperlink r:id="rId24" w:history="1">
           <w:r>
             <w:rPr>
               <w:rStyle w:val="Hyperlink"/>
@@ -4336,31 +4390,13 @@
       </w:r>
       <w:r>
         <w:rPr>
-          <w:u w:val="single" w:color="0000ff"/>
           <w:rFonts w:ascii="Charis SIL Regular" w:hAnsi="Charis SIL Regular" w:eastAsia="Charis SIL Regular"/>
           <w:b w:val="0"/>
           <w:i w:val="0"/>
           <w:color w:val="000000"/>
           <w:sz w:val="24"/>
         </w:rPr>
-        <w:hyperlink r:id="rId23" w:history="1">
-          <w:r>
-            <w:rPr>
-              <w:rStyle w:val="Hyperlink"/>
-            </w:rPr>
-            <w:t>,</w:t>
-          </w:r>
-        </w:hyperlink>
-      </w:r>
-      <w:r>
-        <w:rPr>
-          <w:rFonts w:ascii="Charis SIL Regular" w:hAnsi="Charis SIL Regular" w:eastAsia="Charis SIL Regular"/>
-          <w:b w:val="0"/>
-          <w:i w:val="0"/>
-          <w:color w:val="000000"/>
-          <w:sz w:val="24"/>
-        </w:rPr>
-        <w:t xml:space="preserve"> </w:t>
+        <w:t xml:space="preserve">, </w:t>
       </w:r>
       <w:r>
         <w:rPr>
@@ -4371,7 +4407,7 @@
           <w:sz w:val="24"/>
           <w:u w:val="single"/>
         </w:rPr>
-        <w:hyperlink r:id="rId23" w:history="1">
+        <w:hyperlink r:id="rId25" w:history="1">
           <w:r>
             <w:rPr>
               <w:rStyle w:val="Hyperlink"/>
@@ -4496,7 +4532,7 @@
           <w:sz w:val="24"/>
           <w:u w:val="single"/>
         </w:rPr>
-        <w:hyperlink r:id="rId25" w:history="1">
+        <w:hyperlink r:id="rId26" w:history="1">
           <w:r>
             <w:rPr>
               <w:rStyle w:val="Hyperlink"/>
@@ -4514,7 +4550,7 @@
           <w:sz w:val="24"/>
           <w:u w:val="single"/>
         </w:rPr>
-        <w:hyperlink r:id="rId25" w:history="1">
+        <w:hyperlink r:id="rId26" w:history="1">
           <w:r>
             <w:rPr>
               <w:rStyle w:val="Hyperlink"/>
@@ -4532,7 +4568,7 @@
           <w:sz w:val="24"/>
           <w:u w:val="single"/>
         </w:rPr>
-        <w:hyperlink r:id="rId25" w:history="1">
+        <w:hyperlink r:id="rId26" w:history="1">
           <w:r>
             <w:rPr>
               <w:rStyle w:val="Hyperlink"/>
@@ -4550,7 +4586,7 @@
           <w:sz w:val="24"/>
           <w:u w:val="single"/>
         </w:rPr>
-        <w:hyperlink r:id="rId25" w:history="1">
+        <w:hyperlink r:id="rId26" w:history="1">
           <w:r>
             <w:rPr>
               <w:rStyle w:val="Hyperlink"/>
@@ -4568,7 +4604,7 @@
           <w:sz w:val="24"/>
           <w:u w:val="single"/>
         </w:rPr>
-        <w:hyperlink r:id="rId25" w:history="1">
+        <w:hyperlink r:id="rId26" w:history="1">
           <w:r>
             <w:rPr>
               <w:rStyle w:val="Hyperlink"/>
@@ -4586,7 +4622,7 @@
           <w:sz w:val="24"/>
           <w:u w:val="single"/>
         </w:rPr>
-        <w:hyperlink r:id="rId25" w:history="1">
+        <w:hyperlink r:id="rId26" w:history="1">
           <w:r>
             <w:rPr>
               <w:rStyle w:val="Hyperlink"/>
@@ -4602,8 +4638,16 @@
           <w:i w:val="0"/>
           <w:color w:val="0000FF"/>
           <w:sz w:val="24"/>
-        </w:rPr>
-        <w:t>page/31</w:t>
+          <w:u w:val="single"/>
+        </w:rPr>
+        <w:hyperlink r:id="rId26" w:history="1">
+          <w:r>
+            <w:rPr>
+              <w:rStyle w:val="Hyperlink"/>
+            </w:rPr>
+            <w:t>page/31</w:t>
+          </w:r>
+        </w:hyperlink>
       </w:r>
     </w:p>
     <w:p>
@@ -4846,14 +4890,7 @@
           <w:color w:val="000000"/>
           <w:sz w:val="24"/>
         </w:rPr>
-        <w:hyperlink r:id="rId19" w:history="1">
-          <w:r>
-            <w:rPr>
-              <w:rStyle w:val="Hyperlink"/>
-            </w:rPr>
-            <w:t xml:space="preserve">, </w:t>
-          </w:r>
-        </w:hyperlink>
+        <w:t xml:space="preserve">, </w:t>
       </w:r>
       <w:r>
         <w:rPr>
@@ -4864,7 +4901,7 @@
           <w:sz w:val="24"/>
           <w:u w:val="single"/>
         </w:rPr>
-        <w:hyperlink r:id="rId19" w:history="1">
+        <w:hyperlink r:id="rId27" w:history="1">
           <w:r>
             <w:rPr>
               <w:rStyle w:val="Hyperlink"/>
@@ -4882,7 +4919,7 @@
           <w:sz w:val="24"/>
           <w:u w:val="single"/>
         </w:rPr>
-        <w:hyperlink r:id="rId19" w:history="1">
+        <w:hyperlink r:id="rId27" w:history="1">
           <w:r>
             <w:rPr>
               <w:rStyle w:val="Hyperlink"/>
@@ -4911,7 +4948,7 @@
           <w:sz w:val="24"/>
           <w:u w:val="single"/>
         </w:rPr>
-        <w:hyperlink r:id="rId19" w:history="1">
+        <w:hyperlink r:id="rId27" w:history="1">
           <w:r>
             <w:rPr>
               <w:rStyle w:val="Hyperlink"/>
@@ -4922,20 +4959,14 @@
       </w:r>
       <w:r>
         <w:rPr>
+          <w:u w:val="single" w:color="0000ff"/>
           <w:rFonts w:ascii="Charis SIL Regular" w:hAnsi="Charis SIL Regular" w:eastAsia="Charis SIL Regular"/>
           <w:b w:val="0"/>
           <w:i w:val="0"/>
           <w:color w:val="000000"/>
           <w:sz w:val="24"/>
         </w:rPr>
-        <w:hyperlink r:id="rId19" w:history="1">
-          <w:r>
-            <w:rPr>
-              <w:rStyle w:val="Hyperlink"/>
-            </w:rPr>
-            <w:t xml:space="preserve">, </w:t>
-          </w:r>
-        </w:hyperlink>
+        <w:t xml:space="preserve">, </w:t>
       </w:r>
       <w:r>
         <w:rPr>
@@ -4946,7 +4977,7 @@
           <w:sz w:val="24"/>
           <w:u w:val="single"/>
         </w:rPr>
-        <w:hyperlink r:id="rId26" w:history="1">
+        <w:hyperlink r:id="rId28" w:history="1">
           <w:r>
             <w:rPr>
               <w:rStyle w:val="Hyperlink"/>
@@ -4964,7 +4995,7 @@
           <w:sz w:val="24"/>
           <w:u w:val="single"/>
         </w:rPr>
-        <w:hyperlink r:id="rId26" w:history="1">
+        <w:hyperlink r:id="rId28" w:history="1">
           <w:r>
             <w:rPr>
               <w:rStyle w:val="Hyperlink"/>
@@ -4993,7 +5024,7 @@
           <w:sz w:val="24"/>
           <w:u w:val="single"/>
         </w:rPr>
-        <w:hyperlink r:id="rId26" w:history="1">
+        <w:hyperlink r:id="rId28" w:history="1">
           <w:r>
             <w:rPr>
               <w:rStyle w:val="Hyperlink"/>
@@ -5011,7 +5042,7 @@
           <w:sz w:val="24"/>
           <w:u w:val="single"/>
         </w:rPr>
-        <w:hyperlink r:id="rId26" w:history="1">
+        <w:hyperlink r:id="rId28" w:history="1">
           <w:r>
             <w:rPr>
               <w:rStyle w:val="Hyperlink"/>
@@ -5142,7 +5173,7 @@
           <w:sz w:val="24"/>
           <w:u w:val="single"/>
         </w:rPr>
-        <w:hyperlink r:id="rId27" w:history="1">
+        <w:hyperlink r:id="rId29" w:history="1">
           <w:r>
             <w:rPr>
               <w:rStyle w:val="Hyperlink"/>
@@ -5160,7 +5191,7 @@
           <w:sz w:val="24"/>
           <w:u w:val="single"/>
         </w:rPr>
-        <w:hyperlink r:id="rId27" w:history="1">
+        <w:hyperlink r:id="rId29" w:history="1">
           <w:r>
             <w:rPr>
               <w:rStyle w:val="Hyperlink"/>
@@ -5178,7 +5209,7 @@
           <w:sz w:val="24"/>
           <w:u w:val="single"/>
         </w:rPr>
-        <w:hyperlink r:id="rId27" w:history="1">
+        <w:hyperlink r:id="rId29" w:history="1">
           <w:r>
             <w:rPr>
               <w:rStyle w:val="Hyperlink"/>
@@ -5196,7 +5227,7 @@
           <w:sz w:val="24"/>
           <w:u w:val="single"/>
         </w:rPr>
-        <w:hyperlink r:id="rId27" w:history="1">
+        <w:hyperlink r:id="rId29" w:history="1">
           <w:r>
             <w:rPr>
               <w:rStyle w:val="Hyperlink"/>
@@ -5224,7 +5255,7 @@
           <w:sz w:val="24"/>
           <w:u w:val="single"/>
         </w:rPr>
-        <w:hyperlink r:id="rId27" w:history="1">
+        <w:hyperlink r:id="rId30" w:history="1">
           <w:r>
             <w:rPr>
               <w:rStyle w:val="Hyperlink"/>
@@ -5242,7 +5273,7 @@
           <w:sz w:val="24"/>
           <w:u w:val="single"/>
         </w:rPr>
-        <w:hyperlink r:id="rId27" w:history="1">
+        <w:hyperlink r:id="rId30" w:history="1">
           <w:r>
             <w:rPr>
               <w:rStyle w:val="Hyperlink"/>
@@ -5271,7 +5302,7 @@
           <w:sz w:val="24"/>
           <w:u w:val="single"/>
         </w:rPr>
-        <w:hyperlink r:id="rId27" w:history="1">
+        <w:hyperlink r:id="rId30" w:history="1">
           <w:r>
             <w:rPr>
               <w:rStyle w:val="Hyperlink"/>
@@ -5378,7 +5409,7 @@
           <w:sz w:val="24"/>
           <w:u w:val="single"/>
         </w:rPr>
-        <w:hyperlink r:id="rId28" w:history="1">
+        <w:hyperlink r:id="rId31" w:history="1">
           <w:r>
             <w:rPr>
               <w:rStyle w:val="Hyperlink"/>
@@ -5407,7 +5438,7 @@
           <w:sz w:val="24"/>
           <w:u w:val="single"/>
         </w:rPr>
-        <w:hyperlink r:id="rId28" w:history="1">
+        <w:hyperlink r:id="rId31" w:history="1">
           <w:r>
             <w:rPr>
               <w:rStyle w:val="Hyperlink"/>
@@ -5435,7 +5466,7 @@
           <w:sz w:val="24"/>
           <w:u w:val="single"/>
         </w:rPr>
-        <w:hyperlink r:id="rId29" w:history="1">
+        <w:hyperlink r:id="rId32" w:history="1">
           <w:r>
             <w:rPr>
               <w:rStyle w:val="Hyperlink"/>
@@ -5464,7 +5495,7 @@
           <w:sz w:val="24"/>
           <w:u w:val="single"/>
         </w:rPr>
-        <w:hyperlink r:id="rId29" w:history="1">
+        <w:hyperlink r:id="rId32" w:history="1">
           <w:r>
             <w:rPr>
               <w:rStyle w:val="Hyperlink"/>
@@ -5588,7 +5619,7 @@
           <w:sz w:val="24"/>
           <w:u w:val="single"/>
         </w:rPr>
-        <w:hyperlink r:id="rId30" w:history="1">
+        <w:hyperlink r:id="rId33" w:history="1">
           <w:r>
             <w:rPr>
               <w:rStyle w:val="Hyperlink"/>
@@ -5606,7 +5637,7 @@
           <w:sz w:val="24"/>
           <w:u w:val="single"/>
         </w:rPr>
-        <w:hyperlink r:id="rId30" w:history="1">
+        <w:hyperlink r:id="rId33" w:history="1">
           <w:r>
             <w:rPr>
               <w:rStyle w:val="Hyperlink"/>
@@ -5624,7 +5655,7 @@
           <w:sz w:val="24"/>
           <w:u w:val="single"/>
         </w:rPr>
-        <w:hyperlink r:id="rId30" w:history="1">
+        <w:hyperlink r:id="rId33" w:history="1">
           <w:r>
             <w:rPr>
               <w:rStyle w:val="Hyperlink"/>
@@ -5805,7 +5836,7 @@
           <w:sz w:val="24"/>
           <w:u w:val="single"/>
         </w:rPr>
-        <w:hyperlink r:id="rId31" w:history="1">
+        <w:hyperlink r:id="rId34" w:history="1">
           <w:r>
             <w:rPr>
               <w:rStyle w:val="Hyperlink"/>
@@ -5823,7 +5854,7 @@
           <w:sz w:val="24"/>
           <w:u w:val="single"/>
         </w:rPr>
-        <w:hyperlink r:id="rId31" w:history="1">
+        <w:hyperlink r:id="rId34" w:history="1">
           <w:r>
             <w:rPr>
               <w:rStyle w:val="Hyperlink"/>
@@ -5841,7 +5872,7 @@
           <w:sz w:val="24"/>
           <w:u w:val="single"/>
         </w:rPr>
-        <w:hyperlink r:id="rId31" w:history="1">
+        <w:hyperlink r:id="rId34" w:history="1">
           <w:r>
             <w:rPr>
               <w:rStyle w:val="Hyperlink"/>
@@ -5859,7 +5890,7 @@
           <w:sz w:val="24"/>
           <w:u w:val="single"/>
         </w:rPr>
-        <w:hyperlink r:id="rId31" w:history="1">
+        <w:hyperlink r:id="rId34" w:history="1">
           <w:r>
             <w:rPr>
               <w:rStyle w:val="Hyperlink"/>
@@ -5877,7 +5908,7 @@
           <w:sz w:val="24"/>
           <w:u w:val="single"/>
         </w:rPr>
-        <w:hyperlink r:id="rId31" w:history="1">
+        <w:hyperlink r:id="rId34" w:history="1">
           <w:r>
             <w:rPr>
               <w:rStyle w:val="Hyperlink"/>
@@ -5895,7 +5926,7 @@
           <w:sz w:val="24"/>
           <w:u w:val="single"/>
         </w:rPr>
-        <w:hyperlink r:id="rId31" w:history="1">
+        <w:hyperlink r:id="rId34" w:history="1">
           <w:r>
             <w:rPr>
               <w:rStyle w:val="Hyperlink"/>
@@ -5913,7 +5944,7 @@
           <w:sz w:val="24"/>
           <w:u w:val="single"/>
         </w:rPr>
-        <w:hyperlink r:id="rId31" w:history="1">
+        <w:hyperlink r:id="rId34" w:history="1">
           <w:r>
             <w:rPr>
               <w:rStyle w:val="Hyperlink"/>
@@ -5931,7 +5962,7 @@
           <w:sz w:val="24"/>
           <w:u w:val="single"/>
         </w:rPr>
-        <w:hyperlink r:id="rId31" w:history="1">
+        <w:hyperlink r:id="rId34" w:history="1">
           <w:r>
             <w:rPr>
               <w:rStyle w:val="Hyperlink"/>
@@ -5948,7 +5979,7 @@
           <w:color w:val="0000FF"/>
           <w:sz w:val="24"/>
         </w:rPr>
-        <w:hyperlink r:id="rId31" w:history="1">
+        <w:hyperlink r:id="rId34" w:history="1">
           <w:r>
             <w:rPr>
               <w:rStyle w:val="Hyperlink"/>
@@ -5976,7 +6007,7 @@
           <w:sz w:val="24"/>
           <w:u w:val="single"/>
         </w:rPr>
-        <w:hyperlink r:id="rId31" w:history="1">
+        <w:hyperlink r:id="rId34" w:history="1">
           <w:r>
             <w:rPr>
               <w:rStyle w:val="Hyperlink"/>
@@ -5994,7 +6025,7 @@
           <w:sz w:val="24"/>
           <w:u w:val="single"/>
         </w:rPr>
-        <w:hyperlink r:id="rId31" w:history="1">
+        <w:hyperlink r:id="rId34" w:history="1">
           <w:r>
             <w:rPr>
               <w:rStyle w:val="Hyperlink"/>
@@ -6012,7 +6043,7 @@
           <w:sz w:val="24"/>
           <w:u w:val="single"/>
         </w:rPr>
-        <w:hyperlink r:id="rId31" w:history="1">
+        <w:hyperlink r:id="rId34" w:history="1">
           <w:r>
             <w:rPr>
               <w:rStyle w:val="Hyperlink"/>
@@ -6030,7 +6061,7 @@
           <w:sz w:val="24"/>
           <w:u w:val="single"/>
         </w:rPr>
-        <w:hyperlink r:id="rId31" w:history="1">
+        <w:hyperlink r:id="rId34" w:history="1">
           <w:r>
             <w:rPr>
               <w:rStyle w:val="Hyperlink"/>
@@ -6048,7 +6079,7 @@
           <w:sz w:val="24"/>
           <w:u w:val="single"/>
         </w:rPr>
-        <w:hyperlink r:id="rId31" w:history="1">
+        <w:hyperlink r:id="rId34" w:history="1">
           <w:r>
             <w:rPr>
               <w:rStyle w:val="Hyperlink"/>
@@ -6169,7 +6200,7 @@
           <w:sz w:val="24"/>
           <w:u w:val="single"/>
         </w:rPr>
-        <w:hyperlink r:id="rId32" w:history="1">
+        <w:hyperlink r:id="rId35" w:history="1">
           <w:r>
             <w:rPr>
               <w:rStyle w:val="Hyperlink"/>
@@ -6198,7 +6229,7 @@
           <w:sz w:val="24"/>
           <w:u w:val="single"/>
         </w:rPr>
-        <w:hyperlink r:id="rId32" w:history="1">
+        <w:hyperlink r:id="rId35" w:history="1">
           <w:r>
             <w:rPr>
               <w:rStyle w:val="Hyperlink"/>
@@ -6226,7 +6257,7 @@
           <w:sz w:val="24"/>
           <w:u w:val="single"/>
         </w:rPr>
-        <w:hyperlink r:id="rId33" w:history="1">
+        <w:hyperlink r:id="rId36" w:history="1">
           <w:r>
             <w:rPr>
               <w:rStyle w:val="Hyperlink"/>
@@ -6255,7 +6286,7 @@
           <w:sz w:val="24"/>
           <w:u w:val="single"/>
         </w:rPr>
-        <w:hyperlink r:id="rId33" w:history="1">
+        <w:hyperlink r:id="rId36" w:history="1">
           <w:r>
             <w:rPr>
               <w:rStyle w:val="Hyperlink"/>

--- a/EXPORTS/DOCX/published/niveau2/English/Ghana.docx
+++ b/EXPORTS/DOCX/published/niveau2/English/Ghana.docx
@@ -2823,21 +2823,13 @@
       </w:r>
       <w:r>
         <w:rPr>
-          <w:u w:val="single" w:color="0000ff"/>
           <w:rFonts w:ascii="Charis SIL Regular" w:hAnsi="Charis SIL Regular" w:eastAsia="Charis SIL Regular"/>
           <w:b w:val="0"/>
           <w:i w:val="0"/>
           <w:color w:val="000000"/>
           <w:sz w:val="24"/>
         </w:rPr>
-        <w:hyperlink r:id="rId19" w:history="1">
-          <w:r>
-            <w:rPr>
-              <w:rStyle w:val="Hyperlink"/>
-            </w:rPr>
-            <w:t>00</w:t>
-          </w:r>
-        </w:hyperlink>
+        <w:t>00</w:t>
       </w:r>
       <w:r>
         <w:rPr>
@@ -3726,36 +3718,7 @@
           <w:color w:val="000000"/>
           <w:sz w:val="24"/>
         </w:rPr>
-        <w:t>y obj</w:t>
-      </w:r>
-      <w:r>
-        <w:rPr>
-          <w:u w:val="single" w:color="0000ff"/>
-          <w:rFonts w:ascii="Charis SIL Regular" w:hAnsi="Charis SIL Regular" w:eastAsia="Charis SIL Regular"/>
-          <w:b w:val="0"/>
-          <w:i w:val="0"/>
-          <w:color w:val="000000"/>
-          <w:sz w:val="24"/>
-        </w:rPr>
-        <w:t>e</w:t>
-      </w:r>
-      <w:r>
-        <w:rPr>
-          <w:u w:val="single" w:color="0000ff"/>
-          <w:rFonts w:ascii="Charis SIL Regular" w:hAnsi="Charis SIL Regular" w:eastAsia="Charis SIL Regular"/>
-          <w:b w:val="0"/>
-          <w:i w:val="0"/>
-          <w:color w:val="000000"/>
-          <w:sz w:val="24"/>
-        </w:rPr>
-        <w:hyperlink r:id="rId22" w:history="1">
-          <w:r>
-            <w:rPr>
-              <w:rStyle w:val="Hyperlink"/>
-            </w:rPr>
-            <w:t>cts in the</w:t>
-          </w:r>
-        </w:hyperlink>
+        <w:t>y objects in the</w:t>
       </w:r>
       <w:r>
         <w:rPr>
@@ -4361,7 +4324,7 @@
           <w:sz w:val="24"/>
           <w:u w:val="single"/>
         </w:rPr>
-        <w:hyperlink r:id="rId24" w:history="1">
+        <w:hyperlink r:id="rId23" w:history="1">
           <w:r>
             <w:rPr>
               <w:rStyle w:val="Hyperlink"/>
@@ -4379,7 +4342,7 @@
           <w:sz w:val="24"/>
           <w:u w:val="single"/>
         </w:rPr>
-        <w:hyperlink r:id="rId24" w:history="1">
+        <w:hyperlink r:id="rId23" w:history="1">
           <w:r>
             <w:rPr>
               <w:rStyle w:val="Hyperlink"/>
@@ -4390,13 +4353,31 @@
       </w:r>
       <w:r>
         <w:rPr>
+          <w:u w:val="single" w:color="0000ff"/>
           <w:rFonts w:ascii="Charis SIL Regular" w:hAnsi="Charis SIL Regular" w:eastAsia="Charis SIL Regular"/>
           <w:b w:val="0"/>
           <w:i w:val="0"/>
           <w:color w:val="000000"/>
           <w:sz w:val="24"/>
         </w:rPr>
-        <w:t xml:space="preserve">, </w:t>
+        <w:hyperlink r:id="rId23" w:history="1">
+          <w:r>
+            <w:rPr>
+              <w:rStyle w:val="Hyperlink"/>
+            </w:rPr>
+            <w:t>,</w:t>
+          </w:r>
+        </w:hyperlink>
+      </w:r>
+      <w:r>
+        <w:rPr>
+          <w:rFonts w:ascii="Charis SIL Regular" w:hAnsi="Charis SIL Regular" w:eastAsia="Charis SIL Regular"/>
+          <w:b w:val="0"/>
+          <w:i w:val="0"/>
+          <w:color w:val="000000"/>
+          <w:sz w:val="24"/>
+        </w:rPr>
+        <w:t xml:space="preserve"> </w:t>
       </w:r>
       <w:r>
         <w:rPr>
@@ -4407,7 +4388,7 @@
           <w:sz w:val="24"/>
           <w:u w:val="single"/>
         </w:rPr>
-        <w:hyperlink r:id="rId25" w:history="1">
+        <w:hyperlink r:id="rId23" w:history="1">
           <w:r>
             <w:rPr>
               <w:rStyle w:val="Hyperlink"/>
@@ -4532,7 +4513,7 @@
           <w:sz w:val="24"/>
           <w:u w:val="single"/>
         </w:rPr>
-        <w:hyperlink r:id="rId26" w:history="1">
+        <w:hyperlink r:id="rId25" w:history="1">
           <w:r>
             <w:rPr>
               <w:rStyle w:val="Hyperlink"/>
@@ -4550,7 +4531,7 @@
           <w:sz w:val="24"/>
           <w:u w:val="single"/>
         </w:rPr>
-        <w:hyperlink r:id="rId26" w:history="1">
+        <w:hyperlink r:id="rId25" w:history="1">
           <w:r>
             <w:rPr>
               <w:rStyle w:val="Hyperlink"/>
@@ -4568,7 +4549,7 @@
           <w:sz w:val="24"/>
           <w:u w:val="single"/>
         </w:rPr>
-        <w:hyperlink r:id="rId26" w:history="1">
+        <w:hyperlink r:id="rId25" w:history="1">
           <w:r>
             <w:rPr>
               <w:rStyle w:val="Hyperlink"/>
@@ -4586,7 +4567,7 @@
           <w:sz w:val="24"/>
           <w:u w:val="single"/>
         </w:rPr>
-        <w:hyperlink r:id="rId26" w:history="1">
+        <w:hyperlink r:id="rId25" w:history="1">
           <w:r>
             <w:rPr>
               <w:rStyle w:val="Hyperlink"/>
@@ -4604,7 +4585,7 @@
           <w:sz w:val="24"/>
           <w:u w:val="single"/>
         </w:rPr>
-        <w:hyperlink r:id="rId26" w:history="1">
+        <w:hyperlink r:id="rId25" w:history="1">
           <w:r>
             <w:rPr>
               <w:rStyle w:val="Hyperlink"/>
@@ -4622,7 +4603,7 @@
           <w:sz w:val="24"/>
           <w:u w:val="single"/>
         </w:rPr>
-        <w:hyperlink r:id="rId26" w:history="1">
+        <w:hyperlink r:id="rId25" w:history="1">
           <w:r>
             <w:rPr>
               <w:rStyle w:val="Hyperlink"/>
@@ -4640,7 +4621,7 @@
           <w:sz w:val="24"/>
           <w:u w:val="single"/>
         </w:rPr>
-        <w:hyperlink r:id="rId26" w:history="1">
+        <w:hyperlink r:id="rId25" w:history="1">
           <w:r>
             <w:rPr>
               <w:rStyle w:val="Hyperlink"/>
@@ -4862,15 +4843,9 @@
           <w:i w:val="0"/>
           <w:color w:val="0000FF"/>
           <w:sz w:val="24"/>
-        </w:rPr>
-        <w:hyperlink r:id="rId19" w:history="1">
-          <w:r>
-            <w:rPr>
-              <w:rStyle w:val="Hyperlink"/>
-            </w:rPr>
-            <w:t>l</w:t>
-          </w:r>
-        </w:hyperlink>
+          <w:u w:val="single"/>
+        </w:rPr>
+        <w:t>l</w:t>
       </w:r>
       <w:r>
         <w:rPr>
@@ -4901,7 +4876,7 @@
           <w:sz w:val="24"/>
           <w:u w:val="single"/>
         </w:rPr>
-        <w:hyperlink r:id="rId27" w:history="1">
+        <w:hyperlink r:id="rId26" w:history="1">
           <w:r>
             <w:rPr>
               <w:rStyle w:val="Hyperlink"/>
@@ -4919,7 +4894,7 @@
           <w:sz w:val="24"/>
           <w:u w:val="single"/>
         </w:rPr>
-        <w:hyperlink r:id="rId27" w:history="1">
+        <w:hyperlink r:id="rId19" w:history="1">
           <w:r>
             <w:rPr>
               <w:rStyle w:val="Hyperlink"/>
@@ -4948,7 +4923,7 @@
           <w:sz w:val="24"/>
           <w:u w:val="single"/>
         </w:rPr>
-        <w:hyperlink r:id="rId27" w:history="1">
+        <w:hyperlink r:id="rId19" w:history="1">
           <w:r>
             <w:rPr>
               <w:rStyle w:val="Hyperlink"/>
@@ -4966,7 +4941,14 @@
           <w:color w:val="000000"/>
           <w:sz w:val="24"/>
         </w:rPr>
-        <w:t xml:space="preserve">, </w:t>
+        <w:hyperlink r:id="rId19" w:history="1">
+          <w:r>
+            <w:rPr>
+              <w:rStyle w:val="Hyperlink"/>
+            </w:rPr>
+            <w:t xml:space="preserve">, </w:t>
+          </w:r>
+        </w:hyperlink>
       </w:r>
       <w:r>
         <w:rPr>
@@ -4977,7 +4959,7 @@
           <w:sz w:val="24"/>
           <w:u w:val="single"/>
         </w:rPr>
-        <w:hyperlink r:id="rId28" w:history="1">
+        <w:hyperlink r:id="rId19" w:history="1">
           <w:r>
             <w:rPr>
               <w:rStyle w:val="Hyperlink"/>
@@ -4995,7 +4977,7 @@
           <w:sz w:val="24"/>
           <w:u w:val="single"/>
         </w:rPr>
-        <w:hyperlink r:id="rId28" w:history="1">
+        <w:hyperlink r:id="rId19" w:history="1">
           <w:r>
             <w:rPr>
               <w:rStyle w:val="Hyperlink"/>
@@ -5024,7 +5006,7 @@
           <w:sz w:val="24"/>
           <w:u w:val="single"/>
         </w:rPr>
-        <w:hyperlink r:id="rId28" w:history="1">
+        <w:hyperlink r:id="rId27" w:history="1">
           <w:r>
             <w:rPr>
               <w:rStyle w:val="Hyperlink"/>
@@ -5042,7 +5024,7 @@
           <w:sz w:val="24"/>
           <w:u w:val="single"/>
         </w:rPr>
-        <w:hyperlink r:id="rId28" w:history="1">
+        <w:hyperlink r:id="rId27" w:history="1">
           <w:r>
             <w:rPr>
               <w:rStyle w:val="Hyperlink"/>
@@ -5173,7 +5155,7 @@
           <w:sz w:val="24"/>
           <w:u w:val="single"/>
         </w:rPr>
-        <w:hyperlink r:id="rId29" w:history="1">
+        <w:hyperlink r:id="rId28" w:history="1">
           <w:r>
             <w:rPr>
               <w:rStyle w:val="Hyperlink"/>
@@ -5191,7 +5173,7 @@
           <w:sz w:val="24"/>
           <w:u w:val="single"/>
         </w:rPr>
-        <w:hyperlink r:id="rId29" w:history="1">
+        <w:hyperlink r:id="rId28" w:history="1">
           <w:r>
             <w:rPr>
               <w:rStyle w:val="Hyperlink"/>
@@ -5209,7 +5191,7 @@
           <w:sz w:val="24"/>
           <w:u w:val="single"/>
         </w:rPr>
-        <w:hyperlink r:id="rId29" w:history="1">
+        <w:hyperlink r:id="rId28" w:history="1">
           <w:r>
             <w:rPr>
               <w:rStyle w:val="Hyperlink"/>
@@ -5227,7 +5209,7 @@
           <w:sz w:val="24"/>
           <w:u w:val="single"/>
         </w:rPr>
-        <w:hyperlink r:id="rId29" w:history="1">
+        <w:hyperlink r:id="rId28" w:history="1">
           <w:r>
             <w:rPr>
               <w:rStyle w:val="Hyperlink"/>
@@ -5255,7 +5237,7 @@
           <w:sz w:val="24"/>
           <w:u w:val="single"/>
         </w:rPr>
-        <w:hyperlink r:id="rId30" w:history="1">
+        <w:hyperlink r:id="rId28" w:history="1">
           <w:r>
             <w:rPr>
               <w:rStyle w:val="Hyperlink"/>
@@ -5273,7 +5255,7 @@
           <w:sz w:val="24"/>
           <w:u w:val="single"/>
         </w:rPr>
-        <w:hyperlink r:id="rId30" w:history="1">
+        <w:hyperlink r:id="rId28" w:history="1">
           <w:r>
             <w:rPr>
               <w:rStyle w:val="Hyperlink"/>
@@ -5302,7 +5284,7 @@
           <w:sz w:val="24"/>
           <w:u w:val="single"/>
         </w:rPr>
-        <w:hyperlink r:id="rId30" w:history="1">
+        <w:hyperlink r:id="rId28" w:history="1">
           <w:r>
             <w:rPr>
               <w:rStyle w:val="Hyperlink"/>
@@ -5409,7 +5391,7 @@
           <w:sz w:val="24"/>
           <w:u w:val="single"/>
         </w:rPr>
-        <w:hyperlink r:id="rId31" w:history="1">
+        <w:hyperlink r:id="rId29" w:history="1">
           <w:r>
             <w:rPr>
               <w:rStyle w:val="Hyperlink"/>
@@ -5438,7 +5420,7 @@
           <w:sz w:val="24"/>
           <w:u w:val="single"/>
         </w:rPr>
-        <w:hyperlink r:id="rId31" w:history="1">
+        <w:hyperlink r:id="rId29" w:history="1">
           <w:r>
             <w:rPr>
               <w:rStyle w:val="Hyperlink"/>
@@ -5466,7 +5448,7 @@
           <w:sz w:val="24"/>
           <w:u w:val="single"/>
         </w:rPr>
-        <w:hyperlink r:id="rId32" w:history="1">
+        <w:hyperlink r:id="rId30" w:history="1">
           <w:r>
             <w:rPr>
               <w:rStyle w:val="Hyperlink"/>
@@ -5495,7 +5477,7 @@
           <w:sz w:val="24"/>
           <w:u w:val="single"/>
         </w:rPr>
-        <w:hyperlink r:id="rId32" w:history="1">
+        <w:hyperlink r:id="rId30" w:history="1">
           <w:r>
             <w:rPr>
               <w:rStyle w:val="Hyperlink"/>
@@ -5619,7 +5601,7 @@
           <w:sz w:val="24"/>
           <w:u w:val="single"/>
         </w:rPr>
-        <w:hyperlink r:id="rId33" w:history="1">
+        <w:hyperlink r:id="rId31" w:history="1">
           <w:r>
             <w:rPr>
               <w:rStyle w:val="Hyperlink"/>
@@ -5637,7 +5619,7 @@
           <w:sz w:val="24"/>
           <w:u w:val="single"/>
         </w:rPr>
-        <w:hyperlink r:id="rId33" w:history="1">
+        <w:hyperlink r:id="rId31" w:history="1">
           <w:r>
             <w:rPr>
               <w:rStyle w:val="Hyperlink"/>
@@ -5655,7 +5637,7 @@
           <w:sz w:val="24"/>
           <w:u w:val="single"/>
         </w:rPr>
-        <w:hyperlink r:id="rId33" w:history="1">
+        <w:hyperlink r:id="rId31" w:history="1">
           <w:r>
             <w:rPr>
               <w:rStyle w:val="Hyperlink"/>
@@ -5836,7 +5818,7 @@
           <w:sz w:val="24"/>
           <w:u w:val="single"/>
         </w:rPr>
-        <w:hyperlink r:id="rId34" w:history="1">
+        <w:hyperlink r:id="rId32" w:history="1">
           <w:r>
             <w:rPr>
               <w:rStyle w:val="Hyperlink"/>
@@ -5854,7 +5836,7 @@
           <w:sz w:val="24"/>
           <w:u w:val="single"/>
         </w:rPr>
-        <w:hyperlink r:id="rId34" w:history="1">
+        <w:hyperlink r:id="rId32" w:history="1">
           <w:r>
             <w:rPr>
               <w:rStyle w:val="Hyperlink"/>
@@ -5872,7 +5854,7 @@
           <w:sz w:val="24"/>
           <w:u w:val="single"/>
         </w:rPr>
-        <w:hyperlink r:id="rId34" w:history="1">
+        <w:hyperlink r:id="rId32" w:history="1">
           <w:r>
             <w:rPr>
               <w:rStyle w:val="Hyperlink"/>
@@ -5890,7 +5872,7 @@
           <w:sz w:val="24"/>
           <w:u w:val="single"/>
         </w:rPr>
-        <w:hyperlink r:id="rId34" w:history="1">
+        <w:hyperlink r:id="rId32" w:history="1">
           <w:r>
             <w:rPr>
               <w:rStyle w:val="Hyperlink"/>
@@ -5908,7 +5890,7 @@
           <w:sz w:val="24"/>
           <w:u w:val="single"/>
         </w:rPr>
-        <w:hyperlink r:id="rId34" w:history="1">
+        <w:hyperlink r:id="rId32" w:history="1">
           <w:r>
             <w:rPr>
               <w:rStyle w:val="Hyperlink"/>
@@ -5926,7 +5908,7 @@
           <w:sz w:val="24"/>
           <w:u w:val="single"/>
         </w:rPr>
-        <w:hyperlink r:id="rId34" w:history="1">
+        <w:hyperlink r:id="rId32" w:history="1">
           <w:r>
             <w:rPr>
               <w:rStyle w:val="Hyperlink"/>
@@ -5944,7 +5926,7 @@
           <w:sz w:val="24"/>
           <w:u w:val="single"/>
         </w:rPr>
-        <w:hyperlink r:id="rId34" w:history="1">
+        <w:hyperlink r:id="rId32" w:history="1">
           <w:r>
             <w:rPr>
               <w:rStyle w:val="Hyperlink"/>
@@ -5962,7 +5944,7 @@
           <w:sz w:val="24"/>
           <w:u w:val="single"/>
         </w:rPr>
-        <w:hyperlink r:id="rId34" w:history="1">
+        <w:hyperlink r:id="rId32" w:history="1">
           <w:r>
             <w:rPr>
               <w:rStyle w:val="Hyperlink"/>
@@ -5979,7 +5961,7 @@
           <w:color w:val="0000FF"/>
           <w:sz w:val="24"/>
         </w:rPr>
-        <w:hyperlink r:id="rId34" w:history="1">
+        <w:hyperlink r:id="rId32" w:history="1">
           <w:r>
             <w:rPr>
               <w:rStyle w:val="Hyperlink"/>
@@ -6007,7 +5989,7 @@
           <w:sz w:val="24"/>
           <w:u w:val="single"/>
         </w:rPr>
-        <w:hyperlink r:id="rId34" w:history="1">
+        <w:hyperlink r:id="rId32" w:history="1">
           <w:r>
             <w:rPr>
               <w:rStyle w:val="Hyperlink"/>
@@ -6025,7 +6007,7 @@
           <w:sz w:val="24"/>
           <w:u w:val="single"/>
         </w:rPr>
-        <w:hyperlink r:id="rId34" w:history="1">
+        <w:hyperlink r:id="rId32" w:history="1">
           <w:r>
             <w:rPr>
               <w:rStyle w:val="Hyperlink"/>
@@ -6043,7 +6025,7 @@
           <w:sz w:val="24"/>
           <w:u w:val="single"/>
         </w:rPr>
-        <w:hyperlink r:id="rId34" w:history="1">
+        <w:hyperlink r:id="rId32" w:history="1">
           <w:r>
             <w:rPr>
               <w:rStyle w:val="Hyperlink"/>
@@ -6061,7 +6043,7 @@
           <w:sz w:val="24"/>
           <w:u w:val="single"/>
         </w:rPr>
-        <w:hyperlink r:id="rId34" w:history="1">
+        <w:hyperlink r:id="rId32" w:history="1">
           <w:r>
             <w:rPr>
               <w:rStyle w:val="Hyperlink"/>
@@ -6079,7 +6061,7 @@
           <w:sz w:val="24"/>
           <w:u w:val="single"/>
         </w:rPr>
-        <w:hyperlink r:id="rId34" w:history="1">
+        <w:hyperlink r:id="rId32" w:history="1">
           <w:r>
             <w:rPr>
               <w:rStyle w:val="Hyperlink"/>
@@ -6200,7 +6182,7 @@
           <w:sz w:val="24"/>
           <w:u w:val="single"/>
         </w:rPr>
-        <w:hyperlink r:id="rId35" w:history="1">
+        <w:hyperlink r:id="rId33" w:history="1">
           <w:r>
             <w:rPr>
               <w:rStyle w:val="Hyperlink"/>
@@ -6229,7 +6211,7 @@
           <w:sz w:val="24"/>
           <w:u w:val="single"/>
         </w:rPr>
-        <w:hyperlink r:id="rId35" w:history="1">
+        <w:hyperlink r:id="rId33" w:history="1">
           <w:r>
             <w:rPr>
               <w:rStyle w:val="Hyperlink"/>
@@ -6257,7 +6239,7 @@
           <w:sz w:val="24"/>
           <w:u w:val="single"/>
         </w:rPr>
-        <w:hyperlink r:id="rId36" w:history="1">
+        <w:hyperlink r:id="rId34" w:history="1">
           <w:r>
             <w:rPr>
               <w:rStyle w:val="Hyperlink"/>
@@ -6286,7 +6268,7 @@
           <w:sz w:val="24"/>
           <w:u w:val="single"/>
         </w:rPr>
-        <w:hyperlink r:id="rId36" w:history="1">
+        <w:hyperlink r:id="rId34" w:history="1">
           <w:r>
             <w:rPr>
               <w:rStyle w:val="Hyperlink"/>

--- a/EXPORTS/DOCX/published/niveau2/English/Ghana.docx
+++ b/EXPORTS/DOCX/published/niveau2/English/Ghana.docx
@@ -2823,13 +2823,21 @@
       </w:r>
       <w:r>
         <w:rPr>
+          <w:u w:val="single" w:color="0000ff"/>
           <w:rFonts w:ascii="Charis SIL Regular" w:hAnsi="Charis SIL Regular" w:eastAsia="Charis SIL Regular"/>
           <w:b w:val="0"/>
           <w:i w:val="0"/>
           <w:color w:val="000000"/>
           <w:sz w:val="24"/>
         </w:rPr>
-        <w:t>00</w:t>
+        <w:hyperlink r:id="rId19" w:history="1">
+          <w:r>
+            <w:rPr>
+              <w:rStyle w:val="Hyperlink"/>
+            </w:rPr>
+            <w:t>00</w:t>
+          </w:r>
+        </w:hyperlink>
       </w:r>
       <w:r>
         <w:rPr>
@@ -3718,7 +3726,36 @@
           <w:color w:val="000000"/>
           <w:sz w:val="24"/>
         </w:rPr>
-        <w:t>y objects in the</w:t>
+        <w:t>y obj</w:t>
+      </w:r>
+      <w:r>
+        <w:rPr>
+          <w:u w:val="single" w:color="0000ff"/>
+          <w:rFonts w:ascii="Charis SIL Regular" w:hAnsi="Charis SIL Regular" w:eastAsia="Charis SIL Regular"/>
+          <w:b w:val="0"/>
+          <w:i w:val="0"/>
+          <w:color w:val="000000"/>
+          <w:sz w:val="24"/>
+        </w:rPr>
+        <w:t>e</w:t>
+      </w:r>
+      <w:r>
+        <w:rPr>
+          <w:u w:val="single" w:color="0000ff"/>
+          <w:rFonts w:ascii="Charis SIL Regular" w:hAnsi="Charis SIL Regular" w:eastAsia="Charis SIL Regular"/>
+          <w:b w:val="0"/>
+          <w:i w:val="0"/>
+          <w:color w:val="000000"/>
+          <w:sz w:val="24"/>
+        </w:rPr>
+        <w:hyperlink r:id="rId22" w:history="1">
+          <w:r>
+            <w:rPr>
+              <w:rStyle w:val="Hyperlink"/>
+            </w:rPr>
+            <w:t>cts in the</w:t>
+          </w:r>
+        </w:hyperlink>
       </w:r>
       <w:r>
         <w:rPr>
@@ -4435,7 +4472,7 @@
           <w:sz w:val="24"/>
           <w:u w:val="single"/>
         </w:rPr>
-        <w:hyperlink r:id="rId23" w:history="1">
+        <w:hyperlink r:id="rId25" w:history="1">
           <w:r>
             <w:rPr>
               <w:rStyle w:val="Hyperlink"/>
@@ -4513,7 +4550,7 @@
           <w:sz w:val="24"/>
           <w:u w:val="single"/>
         </w:rPr>
-        <w:hyperlink r:id="rId25" w:history="1">
+        <w:hyperlink r:id="rId26" w:history="1">
           <w:r>
             <w:rPr>
               <w:rStyle w:val="Hyperlink"/>
@@ -4531,7 +4568,7 @@
           <w:sz w:val="24"/>
           <w:u w:val="single"/>
         </w:rPr>
-        <w:hyperlink r:id="rId25" w:history="1">
+        <w:hyperlink r:id="rId26" w:history="1">
           <w:r>
             <w:rPr>
               <w:rStyle w:val="Hyperlink"/>
@@ -4549,7 +4586,7 @@
           <w:sz w:val="24"/>
           <w:u w:val="single"/>
         </w:rPr>
-        <w:hyperlink r:id="rId25" w:history="1">
+        <w:hyperlink r:id="rId26" w:history="1">
           <w:r>
             <w:rPr>
               <w:rStyle w:val="Hyperlink"/>
@@ -4567,7 +4604,7 @@
           <w:sz w:val="24"/>
           <w:u w:val="single"/>
         </w:rPr>
-        <w:hyperlink r:id="rId25" w:history="1">
+        <w:hyperlink r:id="rId26" w:history="1">
           <w:r>
             <w:rPr>
               <w:rStyle w:val="Hyperlink"/>
@@ -4585,7 +4622,7 @@
           <w:sz w:val="24"/>
           <w:u w:val="single"/>
         </w:rPr>
-        <w:hyperlink r:id="rId25" w:history="1">
+        <w:hyperlink r:id="rId26" w:history="1">
           <w:r>
             <w:rPr>
               <w:rStyle w:val="Hyperlink"/>
@@ -4603,7 +4640,7 @@
           <w:sz w:val="24"/>
           <w:u w:val="single"/>
         </w:rPr>
-        <w:hyperlink r:id="rId25" w:history="1">
+        <w:hyperlink r:id="rId26" w:history="1">
           <w:r>
             <w:rPr>
               <w:rStyle w:val="Hyperlink"/>
@@ -4621,7 +4658,7 @@
           <w:sz w:val="24"/>
           <w:u w:val="single"/>
         </w:rPr>
-        <w:hyperlink r:id="rId25" w:history="1">
+        <w:hyperlink r:id="rId26" w:history="1">
           <w:r>
             <w:rPr>
               <w:rStyle w:val="Hyperlink"/>
@@ -4843,40 +4880,46 @@
           <w:i w:val="0"/>
           <w:color w:val="0000FF"/>
           <w:sz w:val="24"/>
+        </w:rPr>
+        <w:hyperlink r:id="rId19" w:history="1">
+          <w:r>
+            <w:rPr>
+              <w:rStyle w:val="Hyperlink"/>
+            </w:rPr>
+            <w:t>l</w:t>
+          </w:r>
+        </w:hyperlink>
+      </w:r>
+      <w:r>
+        <w:rPr>
+          <w:rFonts w:ascii="Charis SIL Regular" w:hAnsi="Charis SIL Regular" w:eastAsia="Charis SIL Regular"/>
+          <w:b w:val="0"/>
+          <w:i w:val="0"/>
+          <w:color w:val="0000FF"/>
+          <w:sz w:val="24"/>
+        </w:rPr>
+        <w:t>e</w:t>
+      </w:r>
+      <w:r>
+        <w:rPr>
+          <w:rFonts w:ascii="Charis SIL Regular" w:hAnsi="Charis SIL Regular" w:eastAsia="Charis SIL Regular"/>
+          <w:b w:val="0"/>
+          <w:i w:val="0"/>
+          <w:color w:val="000000"/>
+          <w:sz w:val="24"/>
+        </w:rPr>
+        <w:t xml:space="preserve">, </w:t>
+      </w:r>
+      <w:r>
+        <w:rPr>
+          <w:rFonts w:ascii="Charis SIL Regular" w:hAnsi="Charis SIL Regular" w:eastAsia="Charis SIL Regular"/>
+          <w:b w:val="0"/>
+          <w:i w:val="0"/>
+          <w:color w:val="0000FF"/>
+          <w:sz w:val="24"/>
           <w:u w:val="single"/>
         </w:rPr>
-        <w:t>l</w:t>
-      </w:r>
-      <w:r>
-        <w:rPr>
-          <w:rFonts w:ascii="Charis SIL Regular" w:hAnsi="Charis SIL Regular" w:eastAsia="Charis SIL Regular"/>
-          <w:b w:val="0"/>
-          <w:i w:val="0"/>
-          <w:color w:val="0000FF"/>
-          <w:sz w:val="24"/>
-        </w:rPr>
-        <w:t>e</w:t>
-      </w:r>
-      <w:r>
-        <w:rPr>
-          <w:rFonts w:ascii="Charis SIL Regular" w:hAnsi="Charis SIL Regular" w:eastAsia="Charis SIL Regular"/>
-          <w:b w:val="0"/>
-          <w:i w:val="0"/>
-          <w:color w:val="000000"/>
-          <w:sz w:val="24"/>
-        </w:rPr>
-        <w:t xml:space="preserve">, </w:t>
-      </w:r>
-      <w:r>
-        <w:rPr>
-          <w:rFonts w:ascii="Charis SIL Regular" w:hAnsi="Charis SIL Regular" w:eastAsia="Charis SIL Regular"/>
-          <w:b w:val="0"/>
-          <w:i w:val="0"/>
-          <w:color w:val="0000FF"/>
-          <w:sz w:val="24"/>
-          <w:u w:val="single"/>
-        </w:rPr>
-        <w:hyperlink r:id="rId26" w:history="1">
+        <w:hyperlink r:id="rId27" w:history="1">
           <w:r>
             <w:rPr>
               <w:rStyle w:val="Hyperlink"/>
@@ -5006,7 +5049,7 @@
           <w:sz w:val="24"/>
           <w:u w:val="single"/>
         </w:rPr>
-        <w:hyperlink r:id="rId27" w:history="1">
+        <w:hyperlink r:id="rId19" w:history="1">
           <w:r>
             <w:rPr>
               <w:rStyle w:val="Hyperlink"/>
@@ -5024,7 +5067,7 @@
           <w:sz w:val="24"/>
           <w:u w:val="single"/>
         </w:rPr>
-        <w:hyperlink r:id="rId27" w:history="1">
+        <w:hyperlink r:id="rId19" w:history="1">
           <w:r>
             <w:rPr>
               <w:rStyle w:val="Hyperlink"/>
@@ -5237,7 +5280,7 @@
           <w:sz w:val="24"/>
           <w:u w:val="single"/>
         </w:rPr>
-        <w:hyperlink r:id="rId28" w:history="1">
+        <w:hyperlink r:id="rId29" w:history="1">
           <w:r>
             <w:rPr>
               <w:rStyle w:val="Hyperlink"/>
@@ -5255,7 +5298,7 @@
           <w:sz w:val="24"/>
           <w:u w:val="single"/>
         </w:rPr>
-        <w:hyperlink r:id="rId28" w:history="1">
+        <w:hyperlink r:id="rId29" w:history="1">
           <w:r>
             <w:rPr>
               <w:rStyle w:val="Hyperlink"/>
@@ -5284,7 +5327,7 @@
           <w:sz w:val="24"/>
           <w:u w:val="single"/>
         </w:rPr>
-        <w:hyperlink r:id="rId28" w:history="1">
+        <w:hyperlink r:id="rId29" w:history="1">
           <w:r>
             <w:rPr>
               <w:rStyle w:val="Hyperlink"/>
@@ -5391,7 +5434,7 @@
           <w:sz w:val="24"/>
           <w:u w:val="single"/>
         </w:rPr>
-        <w:hyperlink r:id="rId29" w:history="1">
+        <w:hyperlink r:id="rId30" w:history="1">
           <w:r>
             <w:rPr>
               <w:rStyle w:val="Hyperlink"/>
@@ -5420,7 +5463,7 @@
           <w:sz w:val="24"/>
           <w:u w:val="single"/>
         </w:rPr>
-        <w:hyperlink r:id="rId29" w:history="1">
+        <w:hyperlink r:id="rId30" w:history="1">
           <w:r>
             <w:rPr>
               <w:rStyle w:val="Hyperlink"/>
@@ -5448,7 +5491,7 @@
           <w:sz w:val="24"/>
           <w:u w:val="single"/>
         </w:rPr>
-        <w:hyperlink r:id="rId30" w:history="1">
+        <w:hyperlink r:id="rId31" w:history="1">
           <w:r>
             <w:rPr>
               <w:rStyle w:val="Hyperlink"/>
@@ -5477,7 +5520,7 @@
           <w:sz w:val="24"/>
           <w:u w:val="single"/>
         </w:rPr>
-        <w:hyperlink r:id="rId30" w:history="1">
+        <w:hyperlink r:id="rId31" w:history="1">
           <w:r>
             <w:rPr>
               <w:rStyle w:val="Hyperlink"/>
@@ -5601,7 +5644,7 @@
           <w:sz w:val="24"/>
           <w:u w:val="single"/>
         </w:rPr>
-        <w:hyperlink r:id="rId31" w:history="1">
+        <w:hyperlink r:id="rId32" w:history="1">
           <w:r>
             <w:rPr>
               <w:rStyle w:val="Hyperlink"/>
@@ -5619,7 +5662,7 @@
           <w:sz w:val="24"/>
           <w:u w:val="single"/>
         </w:rPr>
-        <w:hyperlink r:id="rId31" w:history="1">
+        <w:hyperlink r:id="rId32" w:history="1">
           <w:r>
             <w:rPr>
               <w:rStyle w:val="Hyperlink"/>
@@ -5637,7 +5680,7 @@
           <w:sz w:val="24"/>
           <w:u w:val="single"/>
         </w:rPr>
-        <w:hyperlink r:id="rId31" w:history="1">
+        <w:hyperlink r:id="rId32" w:history="1">
           <w:r>
             <w:rPr>
               <w:rStyle w:val="Hyperlink"/>
@@ -5818,7 +5861,7 @@
           <w:sz w:val="24"/>
           <w:u w:val="single"/>
         </w:rPr>
-        <w:hyperlink r:id="rId32" w:history="1">
+        <w:hyperlink r:id="rId33" w:history="1">
           <w:r>
             <w:rPr>
               <w:rStyle w:val="Hyperlink"/>
@@ -5836,7 +5879,7 @@
           <w:sz w:val="24"/>
           <w:u w:val="single"/>
         </w:rPr>
-        <w:hyperlink r:id="rId32" w:history="1">
+        <w:hyperlink r:id="rId33" w:history="1">
           <w:r>
             <w:rPr>
               <w:rStyle w:val="Hyperlink"/>
@@ -5854,7 +5897,7 @@
           <w:sz w:val="24"/>
           <w:u w:val="single"/>
         </w:rPr>
-        <w:hyperlink r:id="rId32" w:history="1">
+        <w:hyperlink r:id="rId33" w:history="1">
           <w:r>
             <w:rPr>
               <w:rStyle w:val="Hyperlink"/>
@@ -5872,7 +5915,7 @@
           <w:sz w:val="24"/>
           <w:u w:val="single"/>
         </w:rPr>
-        <w:hyperlink r:id="rId32" w:history="1">
+        <w:hyperlink r:id="rId33" w:history="1">
           <w:r>
             <w:rPr>
               <w:rStyle w:val="Hyperlink"/>
@@ -5890,7 +5933,7 @@
           <w:sz w:val="24"/>
           <w:u w:val="single"/>
         </w:rPr>
-        <w:hyperlink r:id="rId32" w:history="1">
+        <w:hyperlink r:id="rId33" w:history="1">
           <w:r>
             <w:rPr>
               <w:rStyle w:val="Hyperlink"/>
@@ -5908,7 +5951,7 @@
           <w:sz w:val="24"/>
           <w:u w:val="single"/>
         </w:rPr>
-        <w:hyperlink r:id="rId32" w:history="1">
+        <w:hyperlink r:id="rId33" w:history="1">
           <w:r>
             <w:rPr>
               <w:rStyle w:val="Hyperlink"/>
@@ -5926,7 +5969,7 @@
           <w:sz w:val="24"/>
           <w:u w:val="single"/>
         </w:rPr>
-        <w:hyperlink r:id="rId32" w:history="1">
+        <w:hyperlink r:id="rId33" w:history="1">
           <w:r>
             <w:rPr>
               <w:rStyle w:val="Hyperlink"/>
@@ -5944,12 +5987,12 @@
           <w:sz w:val="24"/>
           <w:u w:val="single"/>
         </w:rPr>
-        <w:hyperlink r:id="rId32" w:history="1">
+        <w:hyperlink r:id="rId33" w:history="1">
           <w:r>
             <w:rPr>
               <w:rStyle w:val="Hyperlink"/>
             </w:rPr>
-            <w:t>profie</w:t>
+            <w:t>profiel</w:t>
           </w:r>
         </w:hyperlink>
       </w:r>
@@ -5960,13 +6003,25 @@
           <w:i w:val="0"/>
           <w:color w:val="0000FF"/>
           <w:sz w:val="24"/>
-        </w:rPr>
-        <w:hyperlink r:id="rId32" w:history="1">
+          <w:u w:val="single"/>
+        </w:rPr>
+        <w:t>-</w:t>
+      </w:r>
+      <w:r>
+        <w:rPr>
+          <w:rFonts w:ascii="Charis SIL Regular" w:hAnsi="Charis SIL Regular" w:eastAsia="Charis SIL Regular"/>
+          <w:b w:val="0"/>
+          <w:i w:val="0"/>
+          <w:color w:val="0000FF"/>
+          <w:sz w:val="24"/>
+          <w:u w:val="single"/>
+        </w:rPr>
+        <w:hyperlink r:id="rId33" w:history="1">
           <w:r>
             <w:rPr>
               <w:rStyle w:val="Hyperlink"/>
             </w:rPr>
-            <w:t>l</w:t>
+            <w:t>als</w:t>
           </w:r>
         </w:hyperlink>
       </w:r>
@@ -5989,25 +6044,7 @@
           <w:sz w:val="24"/>
           <w:u w:val="single"/>
         </w:rPr>
-        <w:hyperlink r:id="rId32" w:history="1">
-          <w:r>
-            <w:rPr>
-              <w:rStyle w:val="Hyperlink"/>
-            </w:rPr>
-            <w:t>als-</w:t>
-          </w:r>
-        </w:hyperlink>
-      </w:r>
-      <w:r>
-        <w:rPr>
-          <w:rFonts w:ascii="Charis SIL Regular" w:hAnsi="Charis SIL Regular" w:eastAsia="Charis SIL Regular"/>
-          <w:b w:val="0"/>
-          <w:i w:val="0"/>
-          <w:color w:val="0000FF"/>
-          <w:sz w:val="24"/>
-          <w:u w:val="single"/>
-        </w:rPr>
-        <w:hyperlink r:id="rId32" w:history="1">
+        <w:hyperlink r:id="rId33" w:history="1">
           <w:r>
             <w:rPr>
               <w:rStyle w:val="Hyperlink"/>
@@ -6025,7 +6062,7 @@
           <w:sz w:val="24"/>
           <w:u w:val="single"/>
         </w:rPr>
-        <w:hyperlink r:id="rId32" w:history="1">
+        <w:hyperlink r:id="rId33" w:history="1">
           <w:r>
             <w:rPr>
               <w:rStyle w:val="Hyperlink"/>
@@ -6043,7 +6080,7 @@
           <w:sz w:val="24"/>
           <w:u w:val="single"/>
         </w:rPr>
-        <w:hyperlink r:id="rId32" w:history="1">
+        <w:hyperlink r:id="rId33" w:history="1">
           <w:r>
             <w:rPr>
               <w:rStyle w:val="Hyperlink"/>
@@ -6061,7 +6098,7 @@
           <w:sz w:val="24"/>
           <w:u w:val="single"/>
         </w:rPr>
-        <w:hyperlink r:id="rId32" w:history="1">
+        <w:hyperlink r:id="rId33" w:history="1">
           <w:r>
             <w:rPr>
               <w:rStyle w:val="Hyperlink"/>
@@ -6182,7 +6219,7 @@
           <w:sz w:val="24"/>
           <w:u w:val="single"/>
         </w:rPr>
-        <w:hyperlink r:id="rId33" w:history="1">
+        <w:hyperlink r:id="rId34" w:history="1">
           <w:r>
             <w:rPr>
               <w:rStyle w:val="Hyperlink"/>
@@ -6211,7 +6248,7 @@
           <w:sz w:val="24"/>
           <w:u w:val="single"/>
         </w:rPr>
-        <w:hyperlink r:id="rId33" w:history="1">
+        <w:hyperlink r:id="rId34" w:history="1">
           <w:r>
             <w:rPr>
               <w:rStyle w:val="Hyperlink"/>
@@ -6239,7 +6276,7 @@
           <w:sz w:val="24"/>
           <w:u w:val="single"/>
         </w:rPr>
-        <w:hyperlink r:id="rId34" w:history="1">
+        <w:hyperlink r:id="rId35" w:history="1">
           <w:r>
             <w:rPr>
               <w:rStyle w:val="Hyperlink"/>
@@ -6268,7 +6305,7 @@
           <w:sz w:val="24"/>
           <w:u w:val="single"/>
         </w:rPr>
-        <w:hyperlink r:id="rId34" w:history="1">
+        <w:hyperlink r:id="rId35" w:history="1">
           <w:r>
             <w:rPr>
               <w:rStyle w:val="Hyperlink"/>

--- a/EXPORTS/DOCX/published/niveau2/English/Ghana.docx
+++ b/EXPORTS/DOCX/published/niveau2/English/Ghana.docx
@@ -4361,7 +4361,7 @@
           <w:sz w:val="24"/>
           <w:u w:val="single"/>
         </w:rPr>
-        <w:hyperlink r:id="rId23" w:history="1">
+        <w:hyperlink r:id="rId24" w:history="1">
           <w:r>
             <w:rPr>
               <w:rStyle w:val="Hyperlink"/>
@@ -4379,7 +4379,7 @@
           <w:sz w:val="24"/>
           <w:u w:val="single"/>
         </w:rPr>
-        <w:hyperlink r:id="rId23" w:history="1">
+        <w:hyperlink r:id="rId24" w:history="1">
           <w:r>
             <w:rPr>
               <w:rStyle w:val="Hyperlink"/>
@@ -4472,7 +4472,7 @@
           <w:sz w:val="24"/>
           <w:u w:val="single"/>
         </w:rPr>
-        <w:hyperlink r:id="rId25" w:history="1">
+        <w:hyperlink r:id="rId23" w:history="1">
           <w:r>
             <w:rPr>
               <w:rStyle w:val="Hyperlink"/>
@@ -4550,7 +4550,7 @@
           <w:sz w:val="24"/>
           <w:u w:val="single"/>
         </w:rPr>
-        <w:hyperlink r:id="rId26" w:history="1">
+        <w:hyperlink r:id="rId25" w:history="1">
           <w:r>
             <w:rPr>
               <w:rStyle w:val="Hyperlink"/>
@@ -4568,7 +4568,7 @@
           <w:sz w:val="24"/>
           <w:u w:val="single"/>
         </w:rPr>
-        <w:hyperlink r:id="rId26" w:history="1">
+        <w:hyperlink r:id="rId25" w:history="1">
           <w:r>
             <w:rPr>
               <w:rStyle w:val="Hyperlink"/>
@@ -4586,7 +4586,7 @@
           <w:sz w:val="24"/>
           <w:u w:val="single"/>
         </w:rPr>
-        <w:hyperlink r:id="rId26" w:history="1">
+        <w:hyperlink r:id="rId25" w:history="1">
           <w:r>
             <w:rPr>
               <w:rStyle w:val="Hyperlink"/>
@@ -4604,7 +4604,7 @@
           <w:sz w:val="24"/>
           <w:u w:val="single"/>
         </w:rPr>
-        <w:hyperlink r:id="rId26" w:history="1">
+        <w:hyperlink r:id="rId25" w:history="1">
           <w:r>
             <w:rPr>
               <w:rStyle w:val="Hyperlink"/>
@@ -4622,7 +4622,7 @@
           <w:sz w:val="24"/>
           <w:u w:val="single"/>
         </w:rPr>
-        <w:hyperlink r:id="rId26" w:history="1">
+        <w:hyperlink r:id="rId25" w:history="1">
           <w:r>
             <w:rPr>
               <w:rStyle w:val="Hyperlink"/>
@@ -4640,7 +4640,7 @@
           <w:sz w:val="24"/>
           <w:u w:val="single"/>
         </w:rPr>
-        <w:hyperlink r:id="rId26" w:history="1">
+        <w:hyperlink r:id="rId25" w:history="1">
           <w:r>
             <w:rPr>
               <w:rStyle w:val="Hyperlink"/>
@@ -4656,16 +4656,8 @@
           <w:i w:val="0"/>
           <w:color w:val="0000FF"/>
           <w:sz w:val="24"/>
-          <w:u w:val="single"/>
-        </w:rPr>
-        <w:hyperlink r:id="rId26" w:history="1">
-          <w:r>
-            <w:rPr>
-              <w:rStyle w:val="Hyperlink"/>
-            </w:rPr>
-            <w:t>page/31</w:t>
-          </w:r>
-        </w:hyperlink>
+        </w:rPr>
+        <w:t>page/31</w:t>
       </w:r>
     </w:p>
     <w:p>
@@ -4864,14 +4856,7 @@
           <w:sz w:val="24"/>
           <w:u w:val="single"/>
         </w:rPr>
-        <w:hyperlink r:id="rId19" w:history="1">
-          <w:r>
-            <w:rPr>
-              <w:rStyle w:val="Hyperlink"/>
-            </w:rPr>
-            <w:t>i</w:t>
-          </w:r>
-        </w:hyperlink>
+        <w:t>i</w:t>
       </w:r>
       <w:r>
         <w:rPr>
@@ -4880,15 +4865,9 @@
           <w:i w:val="0"/>
           <w:color w:val="0000FF"/>
           <w:sz w:val="24"/>
-        </w:rPr>
-        <w:hyperlink r:id="rId19" w:history="1">
-          <w:r>
-            <w:rPr>
-              <w:rStyle w:val="Hyperlink"/>
-            </w:rPr>
-            <w:t>l</w:t>
-          </w:r>
-        </w:hyperlink>
+          <w:u w:val="single"/>
+        </w:rPr>
+        <w:t>l</w:t>
       </w:r>
       <w:r>
         <w:rPr>
@@ -4919,7 +4898,7 @@
           <w:sz w:val="24"/>
           <w:u w:val="single"/>
         </w:rPr>
-        <w:hyperlink r:id="rId27" w:history="1">
+        <w:hyperlink r:id="rId26" w:history="1">
           <w:r>
             <w:rPr>
               <w:rStyle w:val="Hyperlink"/>
@@ -4937,7 +4916,7 @@
           <w:sz w:val="24"/>
           <w:u w:val="single"/>
         </w:rPr>
-        <w:hyperlink r:id="rId19" w:history="1">
+        <w:hyperlink r:id="rId26" w:history="1">
           <w:r>
             <w:rPr>
               <w:rStyle w:val="Hyperlink"/>
@@ -4966,7 +4945,7 @@
           <w:sz w:val="24"/>
           <w:u w:val="single"/>
         </w:rPr>
-        <w:hyperlink r:id="rId19" w:history="1">
+        <w:hyperlink r:id="rId26" w:history="1">
           <w:r>
             <w:rPr>
               <w:rStyle w:val="Hyperlink"/>
@@ -4984,14 +4963,7 @@
           <w:color w:val="000000"/>
           <w:sz w:val="24"/>
         </w:rPr>
-        <w:hyperlink r:id="rId19" w:history="1">
-          <w:r>
-            <w:rPr>
-              <w:rStyle w:val="Hyperlink"/>
-            </w:rPr>
-            <w:t xml:space="preserve">, </w:t>
-          </w:r>
-        </w:hyperlink>
+        <w:t xml:space="preserve">, </w:t>
       </w:r>
       <w:r>
         <w:rPr>
@@ -5002,7 +4974,7 @@
           <w:sz w:val="24"/>
           <w:u w:val="single"/>
         </w:rPr>
-        <w:hyperlink r:id="rId19" w:history="1">
+        <w:hyperlink r:id="rId27" w:history="1">
           <w:r>
             <w:rPr>
               <w:rStyle w:val="Hyperlink"/>
@@ -5298,7 +5270,7 @@
           <w:sz w:val="24"/>
           <w:u w:val="single"/>
         </w:rPr>
-        <w:hyperlink r:id="rId29" w:history="1">
+        <w:hyperlink r:id="rId28" w:history="1">
           <w:r>
             <w:rPr>
               <w:rStyle w:val="Hyperlink"/>
@@ -5327,7 +5299,7 @@
           <w:sz w:val="24"/>
           <w:u w:val="single"/>
         </w:rPr>
-        <w:hyperlink r:id="rId29" w:history="1">
+        <w:hyperlink r:id="rId28" w:history="1">
           <w:r>
             <w:rPr>
               <w:rStyle w:val="Hyperlink"/>

--- a/EXPORTS/DOCX/published/niveau2/English/Ghana.docx
+++ b/EXPORTS/DOCX/published/niveau2/English/Ghana.docx
@@ -3590,25 +3590,7 @@
           <w:color w:val="000000"/>
           <w:sz w:val="24"/>
         </w:rPr>
-        <w:t>contains documents relat</w:t>
-      </w:r>
-      <w:r>
-        <w:rPr>
-          <w:u w:val="single" w:color="0000ff"/>
-          <w:rFonts w:ascii="Charis SIL Regular" w:hAnsi="Charis SIL Regular" w:eastAsia="Charis SIL Regular"/>
-          <w:b w:val="0"/>
-          <w:i w:val="0"/>
-          <w:color w:val="000000"/>
-          <w:sz w:val="24"/>
-        </w:rPr>
-        <w:hyperlink r:id="rId21" w:history="1">
-          <w:r>
-            <w:rPr>
-              <w:rStyle w:val="Hyperlink"/>
-            </w:rPr>
-            <w:t>ing to th</w:t>
-          </w:r>
-        </w:hyperlink>
+        <w:t>contains documents relating to th</w:t>
       </w:r>
       <w:r>
         <w:rPr>
@@ -3932,8 +3914,9 @@
           <w:i w:val="0"/>
           <w:color w:val="0000FF"/>
           <w:sz w:val="24"/>
-        </w:rPr>
-        <w:t>i</w:t>
+          <w:u w:val="single"/>
+        </w:rPr>
+        <w:t>ic Societ</w:t>
       </w:r>
       <w:r>
         <w:rPr>
@@ -3942,9 +3925,8 @@
           <w:i w:val="0"/>
           <w:color w:val="0000FF"/>
           <w:sz w:val="24"/>
-          <w:u w:val="single"/>
-        </w:rPr>
-        <w:t>c Society</w:t>
+        </w:rPr>
+        <w:t>y</w:t>
       </w:r>
       <w:r>
         <w:br/>
@@ -4408,6 +4390,7 @@
       </w:r>
       <w:r>
         <w:rPr>
+          <w:u w:val="single" w:color="0000ff"/>
           <w:rFonts w:ascii="Charis SIL Regular" w:hAnsi="Charis SIL Regular" w:eastAsia="Charis SIL Regular"/>
           <w:b w:val="0"/>
           <w:i w:val="0"/>
@@ -4425,7 +4408,7 @@
           <w:sz w:val="24"/>
           <w:u w:val="single"/>
         </w:rPr>
-        <w:hyperlink r:id="rId23" w:history="1">
+        <w:hyperlink r:id="rId25" w:history="1">
           <w:r>
             <w:rPr>
               <w:rStyle w:val="Hyperlink"/>
@@ -4443,7 +4426,7 @@
           <w:sz w:val="24"/>
           <w:u w:val="single"/>
         </w:rPr>
-        <w:hyperlink r:id="rId23" w:history="1">
+        <w:hyperlink r:id="rId25" w:history="1">
           <w:r>
             <w:rPr>
               <w:rStyle w:val="Hyperlink"/>
@@ -4472,7 +4455,7 @@
           <w:sz w:val="24"/>
           <w:u w:val="single"/>
         </w:rPr>
-        <w:hyperlink r:id="rId23" w:history="1">
+        <w:hyperlink r:id="rId25" w:history="1">
           <w:r>
             <w:rPr>
               <w:rStyle w:val="Hyperlink"/>
@@ -4550,7 +4533,7 @@
           <w:sz w:val="24"/>
           <w:u w:val="single"/>
         </w:rPr>
-        <w:hyperlink r:id="rId25" w:history="1">
+        <w:hyperlink r:id="rId26" w:history="1">
           <w:r>
             <w:rPr>
               <w:rStyle w:val="Hyperlink"/>
@@ -4568,7 +4551,7 @@
           <w:sz w:val="24"/>
           <w:u w:val="single"/>
         </w:rPr>
-        <w:hyperlink r:id="rId25" w:history="1">
+        <w:hyperlink r:id="rId26" w:history="1">
           <w:r>
             <w:rPr>
               <w:rStyle w:val="Hyperlink"/>
@@ -4586,7 +4569,7 @@
           <w:sz w:val="24"/>
           <w:u w:val="single"/>
         </w:rPr>
-        <w:hyperlink r:id="rId25" w:history="1">
+        <w:hyperlink r:id="rId26" w:history="1">
           <w:r>
             <w:rPr>
               <w:rStyle w:val="Hyperlink"/>
@@ -4604,7 +4587,7 @@
           <w:sz w:val="24"/>
           <w:u w:val="single"/>
         </w:rPr>
-        <w:hyperlink r:id="rId25" w:history="1">
+        <w:hyperlink r:id="rId26" w:history="1">
           <w:r>
             <w:rPr>
               <w:rStyle w:val="Hyperlink"/>
@@ -4622,7 +4605,7 @@
           <w:sz w:val="24"/>
           <w:u w:val="single"/>
         </w:rPr>
-        <w:hyperlink r:id="rId25" w:history="1">
+        <w:hyperlink r:id="rId26" w:history="1">
           <w:r>
             <w:rPr>
               <w:rStyle w:val="Hyperlink"/>
@@ -4640,7 +4623,7 @@
           <w:sz w:val="24"/>
           <w:u w:val="single"/>
         </w:rPr>
-        <w:hyperlink r:id="rId25" w:history="1">
+        <w:hyperlink r:id="rId26" w:history="1">
           <w:r>
             <w:rPr>
               <w:rStyle w:val="Hyperlink"/>
@@ -4656,8 +4639,16 @@
           <w:i w:val="0"/>
           <w:color w:val="0000FF"/>
           <w:sz w:val="24"/>
-        </w:rPr>
-        <w:t>page/31</w:t>
+          <w:u w:val="single"/>
+        </w:rPr>
+        <w:hyperlink r:id="rId26" w:history="1">
+          <w:r>
+            <w:rPr>
+              <w:rStyle w:val="Hyperlink"/>
+            </w:rPr>
+            <w:t>page/31</w:t>
+          </w:r>
+        </w:hyperlink>
       </w:r>
     </w:p>
     <w:p>
@@ -4856,7 +4847,14 @@
           <w:sz w:val="24"/>
           <w:u w:val="single"/>
         </w:rPr>
-        <w:t>i</w:t>
+        <w:hyperlink r:id="rId19" w:history="1">
+          <w:r>
+            <w:rPr>
+              <w:rStyle w:val="Hyperlink"/>
+            </w:rPr>
+            <w:t>i</w:t>
+          </w:r>
+        </w:hyperlink>
       </w:r>
       <w:r>
         <w:rPr>
@@ -4865,40 +4863,53 @@
           <w:i w:val="0"/>
           <w:color w:val="0000FF"/>
           <w:sz w:val="24"/>
+        </w:rPr>
+        <w:hyperlink r:id="rId19" w:history="1">
+          <w:r>
+            <w:rPr>
+              <w:rStyle w:val="Hyperlink"/>
+            </w:rPr>
+            <w:t>l</w:t>
+          </w:r>
+        </w:hyperlink>
+      </w:r>
+      <w:r>
+        <w:rPr>
+          <w:rFonts w:ascii="Charis SIL Regular" w:hAnsi="Charis SIL Regular" w:eastAsia="Charis SIL Regular"/>
+          <w:b w:val="0"/>
+          <w:i w:val="0"/>
+          <w:color w:val="0000FF"/>
+          <w:sz w:val="24"/>
+        </w:rPr>
+        <w:t>e</w:t>
+      </w:r>
+      <w:r>
+        <w:rPr>
+          <w:rFonts w:ascii="Charis SIL Regular" w:hAnsi="Charis SIL Regular" w:eastAsia="Charis SIL Regular"/>
+          <w:b w:val="0"/>
+          <w:i w:val="0"/>
+          <w:color w:val="000000"/>
+          <w:sz w:val="24"/>
+        </w:rPr>
+        <w:hyperlink r:id="rId19" w:history="1">
+          <w:r>
+            <w:rPr>
+              <w:rStyle w:val="Hyperlink"/>
+            </w:rPr>
+            <w:t xml:space="preserve">, </w:t>
+          </w:r>
+        </w:hyperlink>
+      </w:r>
+      <w:r>
+        <w:rPr>
+          <w:rFonts w:ascii="Charis SIL Regular" w:hAnsi="Charis SIL Regular" w:eastAsia="Charis SIL Regular"/>
+          <w:b w:val="0"/>
+          <w:i w:val="0"/>
+          <w:color w:val="0000FF"/>
+          <w:sz w:val="24"/>
           <w:u w:val="single"/>
         </w:rPr>
-        <w:t>l</w:t>
-      </w:r>
-      <w:r>
-        <w:rPr>
-          <w:rFonts w:ascii="Charis SIL Regular" w:hAnsi="Charis SIL Regular" w:eastAsia="Charis SIL Regular"/>
-          <w:b w:val="0"/>
-          <w:i w:val="0"/>
-          <w:color w:val="0000FF"/>
-          <w:sz w:val="24"/>
-        </w:rPr>
-        <w:t>e</w:t>
-      </w:r>
-      <w:r>
-        <w:rPr>
-          <w:rFonts w:ascii="Charis SIL Regular" w:hAnsi="Charis SIL Regular" w:eastAsia="Charis SIL Regular"/>
-          <w:b w:val="0"/>
-          <w:i w:val="0"/>
-          <w:color w:val="000000"/>
-          <w:sz w:val="24"/>
-        </w:rPr>
-        <w:t xml:space="preserve">, </w:t>
-      </w:r>
-      <w:r>
-        <w:rPr>
-          <w:rFonts w:ascii="Charis SIL Regular" w:hAnsi="Charis SIL Regular" w:eastAsia="Charis SIL Regular"/>
-          <w:b w:val="0"/>
-          <w:i w:val="0"/>
-          <w:color w:val="0000FF"/>
-          <w:sz w:val="24"/>
-          <w:u w:val="single"/>
-        </w:rPr>
-        <w:hyperlink r:id="rId26" w:history="1">
+        <w:hyperlink r:id="rId19" w:history="1">
           <w:r>
             <w:rPr>
               <w:rStyle w:val="Hyperlink"/>
@@ -4916,7 +4927,7 @@
           <w:sz w:val="24"/>
           <w:u w:val="single"/>
         </w:rPr>
-        <w:hyperlink r:id="rId26" w:history="1">
+        <w:hyperlink r:id="rId19" w:history="1">
           <w:r>
             <w:rPr>
               <w:rStyle w:val="Hyperlink"/>
@@ -4945,7 +4956,7 @@
           <w:sz w:val="24"/>
           <w:u w:val="single"/>
         </w:rPr>
-        <w:hyperlink r:id="rId26" w:history="1">
+        <w:hyperlink r:id="rId27" w:history="1">
           <w:r>
             <w:rPr>
               <w:rStyle w:val="Hyperlink"/>
@@ -4956,7 +4967,6 @@
       </w:r>
       <w:r>
         <w:rPr>
-          <w:u w:val="single" w:color="0000ff"/>
           <w:rFonts w:ascii="Charis SIL Regular" w:hAnsi="Charis SIL Regular" w:eastAsia="Charis SIL Regular"/>
           <w:b w:val="0"/>
           <w:i w:val="0"/>
@@ -4974,7 +4984,7 @@
           <w:sz w:val="24"/>
           <w:u w:val="single"/>
         </w:rPr>
-        <w:hyperlink r:id="rId27" w:history="1">
+        <w:hyperlink r:id="rId28" w:history="1">
           <w:r>
             <w:rPr>
               <w:rStyle w:val="Hyperlink"/>
@@ -4992,7 +5002,7 @@
           <w:sz w:val="24"/>
           <w:u w:val="single"/>
         </w:rPr>
-        <w:hyperlink r:id="rId19" w:history="1">
+        <w:hyperlink r:id="rId28" w:history="1">
           <w:r>
             <w:rPr>
               <w:rStyle w:val="Hyperlink"/>
@@ -5021,7 +5031,7 @@
           <w:sz w:val="24"/>
           <w:u w:val="single"/>
         </w:rPr>
-        <w:hyperlink r:id="rId19" w:history="1">
+        <w:hyperlink r:id="rId28" w:history="1">
           <w:r>
             <w:rPr>
               <w:rStyle w:val="Hyperlink"/>
@@ -5039,7 +5049,7 @@
           <w:sz w:val="24"/>
           <w:u w:val="single"/>
         </w:rPr>
-        <w:hyperlink r:id="rId19" w:history="1">
+        <w:hyperlink r:id="rId28" w:history="1">
           <w:r>
             <w:rPr>
               <w:rStyle w:val="Hyperlink"/>
@@ -5170,7 +5180,7 @@
           <w:sz w:val="24"/>
           <w:u w:val="single"/>
         </w:rPr>
-        <w:hyperlink r:id="rId28" w:history="1">
+        <w:hyperlink r:id="rId29" w:history="1">
           <w:r>
             <w:rPr>
               <w:rStyle w:val="Hyperlink"/>
@@ -5188,7 +5198,7 @@
           <w:sz w:val="24"/>
           <w:u w:val="single"/>
         </w:rPr>
-        <w:hyperlink r:id="rId28" w:history="1">
+        <w:hyperlink r:id="rId29" w:history="1">
           <w:r>
             <w:rPr>
               <w:rStyle w:val="Hyperlink"/>
@@ -5206,7 +5216,7 @@
           <w:sz w:val="24"/>
           <w:u w:val="single"/>
         </w:rPr>
-        <w:hyperlink r:id="rId28" w:history="1">
+        <w:hyperlink r:id="rId29" w:history="1">
           <w:r>
             <w:rPr>
               <w:rStyle w:val="Hyperlink"/>
@@ -5224,7 +5234,7 @@
           <w:sz w:val="24"/>
           <w:u w:val="single"/>
         </w:rPr>
-        <w:hyperlink r:id="rId28" w:history="1">
+        <w:hyperlink r:id="rId29" w:history="1">
           <w:r>
             <w:rPr>
               <w:rStyle w:val="Hyperlink"/>
@@ -5270,7 +5280,7 @@
           <w:sz w:val="24"/>
           <w:u w:val="single"/>
         </w:rPr>
-        <w:hyperlink r:id="rId28" w:history="1">
+        <w:hyperlink r:id="rId29" w:history="1">
           <w:r>
             <w:rPr>
               <w:rStyle w:val="Hyperlink"/>
@@ -5299,7 +5309,7 @@
           <w:sz w:val="24"/>
           <w:u w:val="single"/>
         </w:rPr>
-        <w:hyperlink r:id="rId28" w:history="1">
+        <w:hyperlink r:id="rId30" w:history="1">
           <w:r>
             <w:rPr>
               <w:rStyle w:val="Hyperlink"/>
@@ -5406,7 +5416,7 @@
           <w:sz w:val="24"/>
           <w:u w:val="single"/>
         </w:rPr>
-        <w:hyperlink r:id="rId30" w:history="1">
+        <w:hyperlink r:id="rId31" w:history="1">
           <w:r>
             <w:rPr>
               <w:rStyle w:val="Hyperlink"/>
@@ -5435,7 +5445,7 @@
           <w:sz w:val="24"/>
           <w:u w:val="single"/>
         </w:rPr>
-        <w:hyperlink r:id="rId30" w:history="1">
+        <w:hyperlink r:id="rId31" w:history="1">
           <w:r>
             <w:rPr>
               <w:rStyle w:val="Hyperlink"/>
@@ -5463,7 +5473,7 @@
           <w:sz w:val="24"/>
           <w:u w:val="single"/>
         </w:rPr>
-        <w:hyperlink r:id="rId31" w:history="1">
+        <w:hyperlink r:id="rId32" w:history="1">
           <w:r>
             <w:rPr>
               <w:rStyle w:val="Hyperlink"/>
@@ -5492,7 +5502,7 @@
           <w:sz w:val="24"/>
           <w:u w:val="single"/>
         </w:rPr>
-        <w:hyperlink r:id="rId31" w:history="1">
+        <w:hyperlink r:id="rId32" w:history="1">
           <w:r>
             <w:rPr>
               <w:rStyle w:val="Hyperlink"/>
@@ -5616,7 +5626,7 @@
           <w:sz w:val="24"/>
           <w:u w:val="single"/>
         </w:rPr>
-        <w:hyperlink r:id="rId32" w:history="1">
+        <w:hyperlink r:id="rId33" w:history="1">
           <w:r>
             <w:rPr>
               <w:rStyle w:val="Hyperlink"/>
@@ -5634,7 +5644,7 @@
           <w:sz w:val="24"/>
           <w:u w:val="single"/>
         </w:rPr>
-        <w:hyperlink r:id="rId32" w:history="1">
+        <w:hyperlink r:id="rId33" w:history="1">
           <w:r>
             <w:rPr>
               <w:rStyle w:val="Hyperlink"/>
@@ -5652,7 +5662,7 @@
           <w:sz w:val="24"/>
           <w:u w:val="single"/>
         </w:rPr>
-        <w:hyperlink r:id="rId32" w:history="1">
+        <w:hyperlink r:id="rId33" w:history="1">
           <w:r>
             <w:rPr>
               <w:rStyle w:val="Hyperlink"/>
@@ -5833,7 +5843,7 @@
           <w:sz w:val="24"/>
           <w:u w:val="single"/>
         </w:rPr>
-        <w:hyperlink r:id="rId33" w:history="1">
+        <w:hyperlink r:id="rId34" w:history="1">
           <w:r>
             <w:rPr>
               <w:rStyle w:val="Hyperlink"/>
@@ -5851,7 +5861,7 @@
           <w:sz w:val="24"/>
           <w:u w:val="single"/>
         </w:rPr>
-        <w:hyperlink r:id="rId33" w:history="1">
+        <w:hyperlink r:id="rId34" w:history="1">
           <w:r>
             <w:rPr>
               <w:rStyle w:val="Hyperlink"/>
@@ -5869,7 +5879,7 @@
           <w:sz w:val="24"/>
           <w:u w:val="single"/>
         </w:rPr>
-        <w:hyperlink r:id="rId33" w:history="1">
+        <w:hyperlink r:id="rId34" w:history="1">
           <w:r>
             <w:rPr>
               <w:rStyle w:val="Hyperlink"/>
@@ -5887,7 +5897,7 @@
           <w:sz w:val="24"/>
           <w:u w:val="single"/>
         </w:rPr>
-        <w:hyperlink r:id="rId33" w:history="1">
+        <w:hyperlink r:id="rId34" w:history="1">
           <w:r>
             <w:rPr>
               <w:rStyle w:val="Hyperlink"/>
@@ -5905,7 +5915,7 @@
           <w:sz w:val="24"/>
           <w:u w:val="single"/>
         </w:rPr>
-        <w:hyperlink r:id="rId33" w:history="1">
+        <w:hyperlink r:id="rId34" w:history="1">
           <w:r>
             <w:rPr>
               <w:rStyle w:val="Hyperlink"/>
@@ -5923,7 +5933,7 @@
           <w:sz w:val="24"/>
           <w:u w:val="single"/>
         </w:rPr>
-        <w:hyperlink r:id="rId33" w:history="1">
+        <w:hyperlink r:id="rId34" w:history="1">
           <w:r>
             <w:rPr>
               <w:rStyle w:val="Hyperlink"/>
@@ -5941,7 +5951,7 @@
           <w:sz w:val="24"/>
           <w:u w:val="single"/>
         </w:rPr>
-        <w:hyperlink r:id="rId33" w:history="1">
+        <w:hyperlink r:id="rId34" w:history="1">
           <w:r>
             <w:rPr>
               <w:rStyle w:val="Hyperlink"/>
@@ -5959,12 +5969,12 @@
           <w:sz w:val="24"/>
           <w:u w:val="single"/>
         </w:rPr>
-        <w:hyperlink r:id="rId33" w:history="1">
+        <w:hyperlink r:id="rId34" w:history="1">
           <w:r>
             <w:rPr>
               <w:rStyle w:val="Hyperlink"/>
             </w:rPr>
-            <w:t>profiel</w:t>
+            <w:t>profie</w:t>
           </w:r>
         </w:hyperlink>
       </w:r>
@@ -5977,6 +5987,16 @@
           <w:sz w:val="24"/>
           <w:u w:val="single"/>
         </w:rPr>
+        <w:t>l</w:t>
+      </w:r>
+      <w:r>
+        <w:rPr>
+          <w:rFonts w:ascii="Charis SIL Regular" w:hAnsi="Charis SIL Regular" w:eastAsia="Charis SIL Regular"/>
+          <w:b w:val="0"/>
+          <w:i w:val="0"/>
+          <w:color w:val="0000FF"/>
+          <w:sz w:val="24"/>
+        </w:rPr>
         <w:t>-</w:t>
       </w:r>
       <w:r>
@@ -5988,12 +6008,12 @@
           <w:sz w:val="24"/>
           <w:u w:val="single"/>
         </w:rPr>
-        <w:hyperlink r:id="rId33" w:history="1">
+        <w:hyperlink r:id="rId34" w:history="1">
           <w:r>
             <w:rPr>
               <w:rStyle w:val="Hyperlink"/>
             </w:rPr>
-            <w:t>als</w:t>
+            <w:t>als-</w:t>
           </w:r>
         </w:hyperlink>
       </w:r>
@@ -6004,19 +6024,9 @@
           <w:i w:val="0"/>
           <w:color w:val="0000FF"/>
           <w:sz w:val="24"/>
-        </w:rPr>
-        <w:t>-</w:t>
-      </w:r>
-      <w:r>
-        <w:rPr>
-          <w:rFonts w:ascii="Charis SIL Regular" w:hAnsi="Charis SIL Regular" w:eastAsia="Charis SIL Regular"/>
-          <w:b w:val="0"/>
-          <w:i w:val="0"/>
-          <w:color w:val="0000FF"/>
-          <w:sz w:val="24"/>
           <w:u w:val="single"/>
         </w:rPr>
-        <w:hyperlink r:id="rId33" w:history="1">
+        <w:hyperlink r:id="rId34" w:history="1">
           <w:r>
             <w:rPr>
               <w:rStyle w:val="Hyperlink"/>
@@ -6034,7 +6044,7 @@
           <w:sz w:val="24"/>
           <w:u w:val="single"/>
         </w:rPr>
-        <w:hyperlink r:id="rId33" w:history="1">
+        <w:hyperlink r:id="rId34" w:history="1">
           <w:r>
             <w:rPr>
               <w:rStyle w:val="Hyperlink"/>
@@ -6052,7 +6062,7 @@
           <w:sz w:val="24"/>
           <w:u w:val="single"/>
         </w:rPr>
-        <w:hyperlink r:id="rId33" w:history="1">
+        <w:hyperlink r:id="rId34" w:history="1">
           <w:r>
             <w:rPr>
               <w:rStyle w:val="Hyperlink"/>
@@ -6070,7 +6080,7 @@
           <w:sz w:val="24"/>
           <w:u w:val="single"/>
         </w:rPr>
-        <w:hyperlink r:id="rId33" w:history="1">
+        <w:hyperlink r:id="rId34" w:history="1">
           <w:r>
             <w:rPr>
               <w:rStyle w:val="Hyperlink"/>
@@ -6191,7 +6201,7 @@
           <w:sz w:val="24"/>
           <w:u w:val="single"/>
         </w:rPr>
-        <w:hyperlink r:id="rId34" w:history="1">
+        <w:hyperlink r:id="rId35" w:history="1">
           <w:r>
             <w:rPr>
               <w:rStyle w:val="Hyperlink"/>
@@ -6220,7 +6230,7 @@
           <w:sz w:val="24"/>
           <w:u w:val="single"/>
         </w:rPr>
-        <w:hyperlink r:id="rId34" w:history="1">
+        <w:hyperlink r:id="rId35" w:history="1">
           <w:r>
             <w:rPr>
               <w:rStyle w:val="Hyperlink"/>
@@ -6248,7 +6258,7 @@
           <w:sz w:val="24"/>
           <w:u w:val="single"/>
         </w:rPr>
-        <w:hyperlink r:id="rId35" w:history="1">
+        <w:hyperlink r:id="rId36" w:history="1">
           <w:r>
             <w:rPr>
               <w:rStyle w:val="Hyperlink"/>
@@ -6277,7 +6287,7 @@
           <w:sz w:val="24"/>
           <w:u w:val="single"/>
         </w:rPr>
-        <w:hyperlink r:id="rId35" w:history="1">
+        <w:hyperlink r:id="rId36" w:history="1">
           <w:r>
             <w:rPr>
               <w:rStyle w:val="Hyperlink"/>

--- a/EXPORTS/DOCX/published/niveau2/English/Ghana.docx
+++ b/EXPORTS/DOCX/published/niveau2/English/Ghana.docx
@@ -3590,7 +3590,25 @@
           <w:color w:val="000000"/>
           <w:sz w:val="24"/>
         </w:rPr>
-        <w:t>contains documents relating to th</w:t>
+        <w:t>contains documents relat</w:t>
+      </w:r>
+      <w:r>
+        <w:rPr>
+          <w:u w:val="single" w:color="0000ff"/>
+          <w:rFonts w:ascii="Charis SIL Regular" w:hAnsi="Charis SIL Regular" w:eastAsia="Charis SIL Regular"/>
+          <w:b w:val="0"/>
+          <w:i w:val="0"/>
+          <w:color w:val="000000"/>
+          <w:sz w:val="24"/>
+        </w:rPr>
+        <w:hyperlink r:id="rId21" w:history="1">
+          <w:r>
+            <w:rPr>
+              <w:rStyle w:val="Hyperlink"/>
+            </w:rPr>
+            <w:t>ing to th</w:t>
+          </w:r>
+        </w:hyperlink>
       </w:r>
       <w:r>
         <w:rPr>
@@ -3914,19 +3932,19 @@
           <w:i w:val="0"/>
           <w:color w:val="0000FF"/>
           <w:sz w:val="24"/>
+        </w:rPr>
+        <w:t>i</w:t>
+      </w:r>
+      <w:r>
+        <w:rPr>
+          <w:rFonts w:ascii="Charis SIL Regular" w:hAnsi="Charis SIL Regular" w:eastAsia="Charis SIL Regular"/>
+          <w:b w:val="0"/>
+          <w:i w:val="0"/>
+          <w:color w:val="0000FF"/>
+          <w:sz w:val="24"/>
           <w:u w:val="single"/>
         </w:rPr>
-        <w:t>ic Societ</w:t>
-      </w:r>
-      <w:r>
-        <w:rPr>
-          <w:rFonts w:ascii="Charis SIL Regular" w:hAnsi="Charis SIL Regular" w:eastAsia="Charis SIL Regular"/>
-          <w:b w:val="0"/>
-          <w:i w:val="0"/>
-          <w:color w:val="0000FF"/>
-          <w:sz w:val="24"/>
-        </w:rPr>
-        <w:t>y</w:t>
+        <w:t>c Society</w:t>
       </w:r>
       <w:r>
         <w:br/>
@@ -4361,7 +4379,7 @@
           <w:sz w:val="24"/>
           <w:u w:val="single"/>
         </w:rPr>
-        <w:hyperlink r:id="rId24" w:history="1">
+        <w:hyperlink r:id="rId23" w:history="1">
           <w:r>
             <w:rPr>
               <w:rStyle w:val="Hyperlink"/>
@@ -4390,7 +4408,6 @@
       </w:r>
       <w:r>
         <w:rPr>
-          <w:u w:val="single" w:color="0000ff"/>
           <w:rFonts w:ascii="Charis SIL Regular" w:hAnsi="Charis SIL Regular" w:eastAsia="Charis SIL Regular"/>
           <w:b w:val="0"/>
           <w:i w:val="0"/>
@@ -4408,7 +4425,7 @@
           <w:sz w:val="24"/>
           <w:u w:val="single"/>
         </w:rPr>
-        <w:hyperlink r:id="rId25" w:history="1">
+        <w:hyperlink r:id="rId23" w:history="1">
           <w:r>
             <w:rPr>
               <w:rStyle w:val="Hyperlink"/>
@@ -4426,7 +4443,7 @@
           <w:sz w:val="24"/>
           <w:u w:val="single"/>
         </w:rPr>
-        <w:hyperlink r:id="rId25" w:history="1">
+        <w:hyperlink r:id="rId23" w:history="1">
           <w:r>
             <w:rPr>
               <w:rStyle w:val="Hyperlink"/>
@@ -4455,7 +4472,7 @@
           <w:sz w:val="24"/>
           <w:u w:val="single"/>
         </w:rPr>
-        <w:hyperlink r:id="rId25" w:history="1">
+        <w:hyperlink r:id="rId23" w:history="1">
           <w:r>
             <w:rPr>
               <w:rStyle w:val="Hyperlink"/>
@@ -4533,7 +4550,7 @@
           <w:sz w:val="24"/>
           <w:u w:val="single"/>
         </w:rPr>
-        <w:hyperlink r:id="rId26" w:history="1">
+        <w:hyperlink r:id="rId25" w:history="1">
           <w:r>
             <w:rPr>
               <w:rStyle w:val="Hyperlink"/>
@@ -4551,7 +4568,7 @@
           <w:sz w:val="24"/>
           <w:u w:val="single"/>
         </w:rPr>
-        <w:hyperlink r:id="rId26" w:history="1">
+        <w:hyperlink r:id="rId25" w:history="1">
           <w:r>
             <w:rPr>
               <w:rStyle w:val="Hyperlink"/>
@@ -4569,7 +4586,7 @@
           <w:sz w:val="24"/>
           <w:u w:val="single"/>
         </w:rPr>
-        <w:hyperlink r:id="rId26" w:history="1">
+        <w:hyperlink r:id="rId25" w:history="1">
           <w:r>
             <w:rPr>
               <w:rStyle w:val="Hyperlink"/>
@@ -4587,7 +4604,7 @@
           <w:sz w:val="24"/>
           <w:u w:val="single"/>
         </w:rPr>
-        <w:hyperlink r:id="rId26" w:history="1">
+        <w:hyperlink r:id="rId25" w:history="1">
           <w:r>
             <w:rPr>
               <w:rStyle w:val="Hyperlink"/>
@@ -4605,7 +4622,7 @@
           <w:sz w:val="24"/>
           <w:u w:val="single"/>
         </w:rPr>
-        <w:hyperlink r:id="rId26" w:history="1">
+        <w:hyperlink r:id="rId25" w:history="1">
           <w:r>
             <w:rPr>
               <w:rStyle w:val="Hyperlink"/>
@@ -4623,7 +4640,7 @@
           <w:sz w:val="24"/>
           <w:u w:val="single"/>
         </w:rPr>
-        <w:hyperlink r:id="rId26" w:history="1">
+        <w:hyperlink r:id="rId25" w:history="1">
           <w:r>
             <w:rPr>
               <w:rStyle w:val="Hyperlink"/>
@@ -4641,7 +4658,7 @@
           <w:sz w:val="24"/>
           <w:u w:val="single"/>
         </w:rPr>
-        <w:hyperlink r:id="rId26" w:history="1">
+        <w:hyperlink r:id="rId25" w:history="1">
           <w:r>
             <w:rPr>
               <w:rStyle w:val="Hyperlink"/>
@@ -4863,15 +4880,9 @@
           <w:i w:val="0"/>
           <w:color w:val="0000FF"/>
           <w:sz w:val="24"/>
-        </w:rPr>
-        <w:hyperlink r:id="rId19" w:history="1">
-          <w:r>
-            <w:rPr>
-              <w:rStyle w:val="Hyperlink"/>
-            </w:rPr>
-            <w:t>l</w:t>
-          </w:r>
-        </w:hyperlink>
+          <w:u w:val="single"/>
+        </w:rPr>
+        <w:t>l</w:t>
       </w:r>
       <w:r>
         <w:rPr>
@@ -4891,14 +4902,7 @@
           <w:color w:val="000000"/>
           <w:sz w:val="24"/>
         </w:rPr>
-        <w:hyperlink r:id="rId19" w:history="1">
-          <w:r>
-            <w:rPr>
-              <w:rStyle w:val="Hyperlink"/>
-            </w:rPr>
-            <w:t xml:space="preserve">, </w:t>
-          </w:r>
-        </w:hyperlink>
+        <w:t xml:space="preserve">, </w:t>
       </w:r>
       <w:r>
         <w:rPr>
@@ -4909,7 +4913,7 @@
           <w:sz w:val="24"/>
           <w:u w:val="single"/>
         </w:rPr>
-        <w:hyperlink r:id="rId19" w:history="1">
+        <w:hyperlink r:id="rId26" w:history="1">
           <w:r>
             <w:rPr>
               <w:rStyle w:val="Hyperlink"/>
@@ -4927,7 +4931,7 @@
           <w:sz w:val="24"/>
           <w:u w:val="single"/>
         </w:rPr>
-        <w:hyperlink r:id="rId19" w:history="1">
+        <w:hyperlink r:id="rId26" w:history="1">
           <w:r>
             <w:rPr>
               <w:rStyle w:val="Hyperlink"/>
@@ -4956,7 +4960,7 @@
           <w:sz w:val="24"/>
           <w:u w:val="single"/>
         </w:rPr>
-        <w:hyperlink r:id="rId27" w:history="1">
+        <w:hyperlink r:id="rId26" w:history="1">
           <w:r>
             <w:rPr>
               <w:rStyle w:val="Hyperlink"/>
@@ -4967,6 +4971,7 @@
       </w:r>
       <w:r>
         <w:rPr>
+          <w:u w:val="single" w:color="0000ff"/>
           <w:rFonts w:ascii="Charis SIL Regular" w:hAnsi="Charis SIL Regular" w:eastAsia="Charis SIL Regular"/>
           <w:b w:val="0"/>
           <w:i w:val="0"/>
@@ -4984,7 +4989,7 @@
           <w:sz w:val="24"/>
           <w:u w:val="single"/>
         </w:rPr>
-        <w:hyperlink r:id="rId28" w:history="1">
+        <w:hyperlink r:id="rId27" w:history="1">
           <w:r>
             <w:rPr>
               <w:rStyle w:val="Hyperlink"/>
@@ -5002,7 +5007,7 @@
           <w:sz w:val="24"/>
           <w:u w:val="single"/>
         </w:rPr>
-        <w:hyperlink r:id="rId28" w:history="1">
+        <w:hyperlink r:id="rId19" w:history="1">
           <w:r>
             <w:rPr>
               <w:rStyle w:val="Hyperlink"/>
@@ -5031,7 +5036,7 @@
           <w:sz w:val="24"/>
           <w:u w:val="single"/>
         </w:rPr>
-        <w:hyperlink r:id="rId28" w:history="1">
+        <w:hyperlink r:id="rId19" w:history="1">
           <w:r>
             <w:rPr>
               <w:rStyle w:val="Hyperlink"/>
@@ -5049,7 +5054,7 @@
           <w:sz w:val="24"/>
           <w:u w:val="single"/>
         </w:rPr>
-        <w:hyperlink r:id="rId28" w:history="1">
+        <w:hyperlink r:id="rId19" w:history="1">
           <w:r>
             <w:rPr>
               <w:rStyle w:val="Hyperlink"/>
@@ -5180,7 +5185,7 @@
           <w:sz w:val="24"/>
           <w:u w:val="single"/>
         </w:rPr>
-        <w:hyperlink r:id="rId29" w:history="1">
+        <w:hyperlink r:id="rId28" w:history="1">
           <w:r>
             <w:rPr>
               <w:rStyle w:val="Hyperlink"/>
@@ -5198,7 +5203,7 @@
           <w:sz w:val="24"/>
           <w:u w:val="single"/>
         </w:rPr>
-        <w:hyperlink r:id="rId29" w:history="1">
+        <w:hyperlink r:id="rId28" w:history="1">
           <w:r>
             <w:rPr>
               <w:rStyle w:val="Hyperlink"/>
@@ -5216,7 +5221,7 @@
           <w:sz w:val="24"/>
           <w:u w:val="single"/>
         </w:rPr>
-        <w:hyperlink r:id="rId29" w:history="1">
+        <w:hyperlink r:id="rId28" w:history="1">
           <w:r>
             <w:rPr>
               <w:rStyle w:val="Hyperlink"/>
@@ -5234,7 +5239,7 @@
           <w:sz w:val="24"/>
           <w:u w:val="single"/>
         </w:rPr>
-        <w:hyperlink r:id="rId29" w:history="1">
+        <w:hyperlink r:id="rId28" w:history="1">
           <w:r>
             <w:rPr>
               <w:rStyle w:val="Hyperlink"/>
@@ -5280,7 +5285,7 @@
           <w:sz w:val="24"/>
           <w:u w:val="single"/>
         </w:rPr>
-        <w:hyperlink r:id="rId29" w:history="1">
+        <w:hyperlink r:id="rId28" w:history="1">
           <w:r>
             <w:rPr>
               <w:rStyle w:val="Hyperlink"/>
@@ -5309,7 +5314,7 @@
           <w:sz w:val="24"/>
           <w:u w:val="single"/>
         </w:rPr>
-        <w:hyperlink r:id="rId30" w:history="1">
+        <w:hyperlink r:id="rId28" w:history="1">
           <w:r>
             <w:rPr>
               <w:rStyle w:val="Hyperlink"/>
@@ -5416,7 +5421,7 @@
           <w:sz w:val="24"/>
           <w:u w:val="single"/>
         </w:rPr>
-        <w:hyperlink r:id="rId31" w:history="1">
+        <w:hyperlink r:id="rId30" w:history="1">
           <w:r>
             <w:rPr>
               <w:rStyle w:val="Hyperlink"/>
@@ -5445,7 +5450,7 @@
           <w:sz w:val="24"/>
           <w:u w:val="single"/>
         </w:rPr>
-        <w:hyperlink r:id="rId31" w:history="1">
+        <w:hyperlink r:id="rId30" w:history="1">
           <w:r>
             <w:rPr>
               <w:rStyle w:val="Hyperlink"/>
@@ -5473,7 +5478,7 @@
           <w:sz w:val="24"/>
           <w:u w:val="single"/>
         </w:rPr>
-        <w:hyperlink r:id="rId32" w:history="1">
+        <w:hyperlink r:id="rId31" w:history="1">
           <w:r>
             <w:rPr>
               <w:rStyle w:val="Hyperlink"/>
@@ -5502,7 +5507,7 @@
           <w:sz w:val="24"/>
           <w:u w:val="single"/>
         </w:rPr>
-        <w:hyperlink r:id="rId32" w:history="1">
+        <w:hyperlink r:id="rId31" w:history="1">
           <w:r>
             <w:rPr>
               <w:rStyle w:val="Hyperlink"/>
@@ -5626,7 +5631,7 @@
           <w:sz w:val="24"/>
           <w:u w:val="single"/>
         </w:rPr>
-        <w:hyperlink r:id="rId33" w:history="1">
+        <w:hyperlink r:id="rId32" w:history="1">
           <w:r>
             <w:rPr>
               <w:rStyle w:val="Hyperlink"/>
@@ -5644,7 +5649,7 @@
           <w:sz w:val="24"/>
           <w:u w:val="single"/>
         </w:rPr>
-        <w:hyperlink r:id="rId33" w:history="1">
+        <w:hyperlink r:id="rId32" w:history="1">
           <w:r>
             <w:rPr>
               <w:rStyle w:val="Hyperlink"/>
@@ -5662,7 +5667,7 @@
           <w:sz w:val="24"/>
           <w:u w:val="single"/>
         </w:rPr>
-        <w:hyperlink r:id="rId33" w:history="1">
+        <w:hyperlink r:id="rId32" w:history="1">
           <w:r>
             <w:rPr>
               <w:rStyle w:val="Hyperlink"/>
@@ -5843,7 +5848,7 @@
           <w:sz w:val="24"/>
           <w:u w:val="single"/>
         </w:rPr>
-        <w:hyperlink r:id="rId34" w:history="1">
+        <w:hyperlink r:id="rId33" w:history="1">
           <w:r>
             <w:rPr>
               <w:rStyle w:val="Hyperlink"/>
@@ -5861,7 +5866,7 @@
           <w:sz w:val="24"/>
           <w:u w:val="single"/>
         </w:rPr>
-        <w:hyperlink r:id="rId34" w:history="1">
+        <w:hyperlink r:id="rId33" w:history="1">
           <w:r>
             <w:rPr>
               <w:rStyle w:val="Hyperlink"/>
@@ -5879,7 +5884,7 @@
           <w:sz w:val="24"/>
           <w:u w:val="single"/>
         </w:rPr>
-        <w:hyperlink r:id="rId34" w:history="1">
+        <w:hyperlink r:id="rId33" w:history="1">
           <w:r>
             <w:rPr>
               <w:rStyle w:val="Hyperlink"/>
@@ -5897,7 +5902,7 @@
           <w:sz w:val="24"/>
           <w:u w:val="single"/>
         </w:rPr>
-        <w:hyperlink r:id="rId34" w:history="1">
+        <w:hyperlink r:id="rId33" w:history="1">
           <w:r>
             <w:rPr>
               <w:rStyle w:val="Hyperlink"/>
@@ -5915,7 +5920,7 @@
           <w:sz w:val="24"/>
           <w:u w:val="single"/>
         </w:rPr>
-        <w:hyperlink r:id="rId34" w:history="1">
+        <w:hyperlink r:id="rId33" w:history="1">
           <w:r>
             <w:rPr>
               <w:rStyle w:val="Hyperlink"/>
@@ -5933,7 +5938,7 @@
           <w:sz w:val="24"/>
           <w:u w:val="single"/>
         </w:rPr>
-        <w:hyperlink r:id="rId34" w:history="1">
+        <w:hyperlink r:id="rId33" w:history="1">
           <w:r>
             <w:rPr>
               <w:rStyle w:val="Hyperlink"/>
@@ -5951,7 +5956,7 @@
           <w:sz w:val="24"/>
           <w:u w:val="single"/>
         </w:rPr>
-        <w:hyperlink r:id="rId34" w:history="1">
+        <w:hyperlink r:id="rId33" w:history="1">
           <w:r>
             <w:rPr>
               <w:rStyle w:val="Hyperlink"/>
@@ -5969,12 +5974,12 @@
           <w:sz w:val="24"/>
           <w:u w:val="single"/>
         </w:rPr>
-        <w:hyperlink r:id="rId34" w:history="1">
+        <w:hyperlink r:id="rId33" w:history="1">
           <w:r>
             <w:rPr>
               <w:rStyle w:val="Hyperlink"/>
             </w:rPr>
-            <w:t>profie</w:t>
+            <w:t>profiel</w:t>
           </w:r>
         </w:hyperlink>
       </w:r>
@@ -5987,7 +5992,7 @@
           <w:sz w:val="24"/>
           <w:u w:val="single"/>
         </w:rPr>
-        <w:t>l</w:t>
+        <w:t>-</w:t>
       </w:r>
       <w:r>
         <w:rPr>
@@ -5996,24 +6001,14 @@
           <w:i w:val="0"/>
           <w:color w:val="0000FF"/>
           <w:sz w:val="24"/>
-        </w:rPr>
-        <w:t>-</w:t>
-      </w:r>
-      <w:r>
-        <w:rPr>
-          <w:rFonts w:ascii="Charis SIL Regular" w:hAnsi="Charis SIL Regular" w:eastAsia="Charis SIL Regular"/>
-          <w:b w:val="0"/>
-          <w:i w:val="0"/>
-          <w:color w:val="0000FF"/>
-          <w:sz w:val="24"/>
           <w:u w:val="single"/>
         </w:rPr>
-        <w:hyperlink r:id="rId34" w:history="1">
+        <w:hyperlink r:id="rId33" w:history="1">
           <w:r>
             <w:rPr>
               <w:rStyle w:val="Hyperlink"/>
             </w:rPr>
-            <w:t>als-</w:t>
+            <w:t>als</w:t>
           </w:r>
         </w:hyperlink>
       </w:r>
@@ -6024,9 +6019,19 @@
           <w:i w:val="0"/>
           <w:color w:val="0000FF"/>
           <w:sz w:val="24"/>
+        </w:rPr>
+        <w:t>-</w:t>
+      </w:r>
+      <w:r>
+        <w:rPr>
+          <w:rFonts w:ascii="Charis SIL Regular" w:hAnsi="Charis SIL Regular" w:eastAsia="Charis SIL Regular"/>
+          <w:b w:val="0"/>
+          <w:i w:val="0"/>
+          <w:color w:val="0000FF"/>
+          <w:sz w:val="24"/>
           <w:u w:val="single"/>
         </w:rPr>
-        <w:hyperlink r:id="rId34" w:history="1">
+        <w:hyperlink r:id="rId33" w:history="1">
           <w:r>
             <w:rPr>
               <w:rStyle w:val="Hyperlink"/>
@@ -6044,7 +6049,7 @@
           <w:sz w:val="24"/>
           <w:u w:val="single"/>
         </w:rPr>
-        <w:hyperlink r:id="rId34" w:history="1">
+        <w:hyperlink r:id="rId33" w:history="1">
           <w:r>
             <w:rPr>
               <w:rStyle w:val="Hyperlink"/>
@@ -6062,7 +6067,7 @@
           <w:sz w:val="24"/>
           <w:u w:val="single"/>
         </w:rPr>
-        <w:hyperlink r:id="rId34" w:history="1">
+        <w:hyperlink r:id="rId33" w:history="1">
           <w:r>
             <w:rPr>
               <w:rStyle w:val="Hyperlink"/>
@@ -6080,7 +6085,7 @@
           <w:sz w:val="24"/>
           <w:u w:val="single"/>
         </w:rPr>
-        <w:hyperlink r:id="rId34" w:history="1">
+        <w:hyperlink r:id="rId33" w:history="1">
           <w:r>
             <w:rPr>
               <w:rStyle w:val="Hyperlink"/>
@@ -6201,7 +6206,7 @@
           <w:sz w:val="24"/>
           <w:u w:val="single"/>
         </w:rPr>
-        <w:hyperlink r:id="rId35" w:history="1">
+        <w:hyperlink r:id="rId34" w:history="1">
           <w:r>
             <w:rPr>
               <w:rStyle w:val="Hyperlink"/>
@@ -6230,7 +6235,7 @@
           <w:sz w:val="24"/>
           <w:u w:val="single"/>
         </w:rPr>
-        <w:hyperlink r:id="rId35" w:history="1">
+        <w:hyperlink r:id="rId34" w:history="1">
           <w:r>
             <w:rPr>
               <w:rStyle w:val="Hyperlink"/>
@@ -6258,7 +6263,7 @@
           <w:sz w:val="24"/>
           <w:u w:val="single"/>
         </w:rPr>
-        <w:hyperlink r:id="rId36" w:history="1">
+        <w:hyperlink r:id="rId35" w:history="1">
           <w:r>
             <w:rPr>
               <w:rStyle w:val="Hyperlink"/>
@@ -6287,7 +6292,7 @@
           <w:sz w:val="24"/>
           <w:u w:val="single"/>
         </w:rPr>
-        <w:hyperlink r:id="rId36" w:history="1">
+        <w:hyperlink r:id="rId35" w:history="1">
           <w:r>
             <w:rPr>
               <w:rStyle w:val="Hyperlink"/>

--- a/EXPORTS/DOCX/published/niveau2/English/Ghana.docx
+++ b/EXPORTS/DOCX/published/niveau2/English/Ghana.docx
@@ -4379,7 +4379,7 @@
           <w:sz w:val="24"/>
           <w:u w:val="single"/>
         </w:rPr>
-        <w:hyperlink r:id="rId23" w:history="1">
+        <w:hyperlink r:id="rId24" w:history="1">
           <w:r>
             <w:rPr>
               <w:rStyle w:val="Hyperlink"/>
@@ -4880,9 +4880,15 @@
           <w:i w:val="0"/>
           <w:color w:val="0000FF"/>
           <w:sz w:val="24"/>
-          <w:u w:val="single"/>
-        </w:rPr>
-        <w:t>l</w:t>
+        </w:rPr>
+        <w:hyperlink r:id="rId19" w:history="1">
+          <w:r>
+            <w:rPr>
+              <w:rStyle w:val="Hyperlink"/>
+            </w:rPr>
+            <w:t>l</w:t>
+          </w:r>
+        </w:hyperlink>
       </w:r>
       <w:r>
         <w:rPr>
@@ -4971,7 +4977,6 @@
       </w:r>
       <w:r>
         <w:rPr>
-          <w:u w:val="single" w:color="0000ff"/>
           <w:rFonts w:ascii="Charis SIL Regular" w:hAnsi="Charis SIL Regular" w:eastAsia="Charis SIL Regular"/>
           <w:b w:val="0"/>
           <w:i w:val="0"/>
@@ -5007,7 +5012,7 @@
           <w:sz w:val="24"/>
           <w:u w:val="single"/>
         </w:rPr>
-        <w:hyperlink r:id="rId19" w:history="1">
+        <w:hyperlink r:id="rId27" w:history="1">
           <w:r>
             <w:rPr>
               <w:rStyle w:val="Hyperlink"/>
@@ -5036,7 +5041,7 @@
           <w:sz w:val="24"/>
           <w:u w:val="single"/>
         </w:rPr>
-        <w:hyperlink r:id="rId19" w:history="1">
+        <w:hyperlink r:id="rId27" w:history="1">
           <w:r>
             <w:rPr>
               <w:rStyle w:val="Hyperlink"/>
@@ -5285,7 +5290,7 @@
           <w:sz w:val="24"/>
           <w:u w:val="single"/>
         </w:rPr>
-        <w:hyperlink r:id="rId28" w:history="1">
+        <w:hyperlink r:id="rId29" w:history="1">
           <w:r>
             <w:rPr>
               <w:rStyle w:val="Hyperlink"/>
@@ -5314,7 +5319,7 @@
           <w:sz w:val="24"/>
           <w:u w:val="single"/>
         </w:rPr>
-        <w:hyperlink r:id="rId28" w:history="1">
+        <w:hyperlink r:id="rId29" w:history="1">
           <w:r>
             <w:rPr>
               <w:rStyle w:val="Hyperlink"/>
@@ -5979,7 +5984,7 @@
             <w:rPr>
               <w:rStyle w:val="Hyperlink"/>
             </w:rPr>
-            <w:t>profiel</w:t>
+            <w:t>profie</w:t>
           </w:r>
         </w:hyperlink>
       </w:r>
@@ -5990,25 +5995,13 @@
           <w:i w:val="0"/>
           <w:color w:val="0000FF"/>
           <w:sz w:val="24"/>
-          <w:u w:val="single"/>
-        </w:rPr>
-        <w:t>-</w:t>
-      </w:r>
-      <w:r>
-        <w:rPr>
-          <w:rFonts w:ascii="Charis SIL Regular" w:hAnsi="Charis SIL Regular" w:eastAsia="Charis SIL Regular"/>
-          <w:b w:val="0"/>
-          <w:i w:val="0"/>
-          <w:color w:val="0000FF"/>
-          <w:sz w:val="24"/>
-          <w:u w:val="single"/>
         </w:rPr>
         <w:hyperlink r:id="rId33" w:history="1">
           <w:r>
             <w:rPr>
               <w:rStyle w:val="Hyperlink"/>
             </w:rPr>
-            <w:t>als</w:t>
+            <w:t>l</w:t>
           </w:r>
         </w:hyperlink>
       </w:r>
@@ -6021,6 +6014,24 @@
           <w:sz w:val="24"/>
         </w:rPr>
         <w:t>-</w:t>
+      </w:r>
+      <w:r>
+        <w:rPr>
+          <w:rFonts w:ascii="Charis SIL Regular" w:hAnsi="Charis SIL Regular" w:eastAsia="Charis SIL Regular"/>
+          <w:b w:val="0"/>
+          <w:i w:val="0"/>
+          <w:color w:val="0000FF"/>
+          <w:sz w:val="24"/>
+          <w:u w:val="single"/>
+        </w:rPr>
+        <w:hyperlink r:id="rId33" w:history="1">
+          <w:r>
+            <w:rPr>
+              <w:rStyle w:val="Hyperlink"/>
+            </w:rPr>
+            <w:t>als-</w:t>
+          </w:r>
+        </w:hyperlink>
       </w:r>
       <w:r>
         <w:rPr>

--- a/EXPORTS/DOCX/published/niveau2/English/Ghana.docx
+++ b/EXPORTS/DOCX/published/niveau2/English/Ghana.docx
@@ -1369,25 +1369,7 @@
           <w:color w:val="000000"/>
           <w:sz w:val="24"/>
         </w:rPr>
-        <w:t>s</w:t>
-      </w:r>
-      <w:r>
-        <w:rPr>
-          <w:u w:val="single" w:color="0000ff"/>
-          <w:rFonts w:ascii="Charis SIL Regular" w:hAnsi="Charis SIL Regular" w:eastAsia="Charis SIL Regular"/>
-          <w:b w:val="0"/>
-          <w:i w:val="0"/>
-          <w:color w:val="000000"/>
-          <w:sz w:val="24"/>
-        </w:rPr>
-        <w:hyperlink r:id="rId14" w:history="1">
-          <w:r>
-            <w:rPr>
-              <w:rStyle w:val="Hyperlink"/>
-            </w:rPr>
-            <w:t>or ended u</w:t>
-          </w:r>
-        </w:hyperlink>
+        <w:t>sor ended u</w:t>
       </w:r>
       <w:r>
         <w:rPr>
@@ -3932,8 +3914,9 @@
           <w:i w:val="0"/>
           <w:color w:val="0000FF"/>
           <w:sz w:val="24"/>
-        </w:rPr>
-        <w:t>i</w:t>
+          <w:u w:val="single"/>
+        </w:rPr>
+        <w:t>ic Societ</w:t>
       </w:r>
       <w:r>
         <w:rPr>
@@ -3942,9 +3925,8 @@
           <w:i w:val="0"/>
           <w:color w:val="0000FF"/>
           <w:sz w:val="24"/>
-          <w:u w:val="single"/>
-        </w:rPr>
-        <w:t>c Society</w:t>
+        </w:rPr>
+        <w:t>y</w:t>
       </w:r>
       <w:r>
         <w:br/>
@@ -4880,15 +4862,9 @@
           <w:i w:val="0"/>
           <w:color w:val="0000FF"/>
           <w:sz w:val="24"/>
-        </w:rPr>
-        <w:hyperlink r:id="rId19" w:history="1">
-          <w:r>
-            <w:rPr>
-              <w:rStyle w:val="Hyperlink"/>
-            </w:rPr>
-            <w:t>l</w:t>
-          </w:r>
-        </w:hyperlink>
+          <w:u w:val="single"/>
+        </w:rPr>
+        <w:t>l</w:t>
       </w:r>
       <w:r>
         <w:rPr>
@@ -4977,6 +4953,7 @@
       </w:r>
       <w:r>
         <w:rPr>
+          <w:u w:val="single" w:color="0000ff"/>
           <w:rFonts w:ascii="Charis SIL Regular" w:hAnsi="Charis SIL Regular" w:eastAsia="Charis SIL Regular"/>
           <w:b w:val="0"/>
           <w:i w:val="0"/>
@@ -5012,7 +4989,7 @@
           <w:sz w:val="24"/>
           <w:u w:val="single"/>
         </w:rPr>
-        <w:hyperlink r:id="rId27" w:history="1">
+        <w:hyperlink r:id="rId19" w:history="1">
           <w:r>
             <w:rPr>
               <w:rStyle w:val="Hyperlink"/>
@@ -5041,7 +5018,7 @@
           <w:sz w:val="24"/>
           <w:u w:val="single"/>
         </w:rPr>
-        <w:hyperlink r:id="rId27" w:history="1">
+        <w:hyperlink r:id="rId19" w:history="1">
           <w:r>
             <w:rPr>
               <w:rStyle w:val="Hyperlink"/>
@@ -5290,7 +5267,7 @@
           <w:sz w:val="24"/>
           <w:u w:val="single"/>
         </w:rPr>
-        <w:hyperlink r:id="rId29" w:history="1">
+        <w:hyperlink r:id="rId28" w:history="1">
           <w:r>
             <w:rPr>
               <w:rStyle w:val="Hyperlink"/>
@@ -5319,7 +5296,7 @@
           <w:sz w:val="24"/>
           <w:u w:val="single"/>
         </w:rPr>
-        <w:hyperlink r:id="rId29" w:history="1">
+        <w:hyperlink r:id="rId28" w:history="1">
           <w:r>
             <w:rPr>
               <w:rStyle w:val="Hyperlink"/>

--- a/EXPORTS/DOCX/published/niveau2/English/Ghana.docx
+++ b/EXPORTS/DOCX/published/niveau2/English/Ghana.docx
@@ -1369,7 +1369,25 @@
           <w:color w:val="000000"/>
           <w:sz w:val="24"/>
         </w:rPr>
-        <w:t>sor ended u</w:t>
+        <w:t>s</w:t>
+      </w:r>
+      <w:r>
+        <w:rPr>
+          <w:u w:val="single" w:color="0000ff"/>
+          <w:rFonts w:ascii="Charis SIL Regular" w:hAnsi="Charis SIL Regular" w:eastAsia="Charis SIL Regular"/>
+          <w:b w:val="0"/>
+          <w:i w:val="0"/>
+          <w:color w:val="000000"/>
+          <w:sz w:val="24"/>
+        </w:rPr>
+        <w:hyperlink r:id="rId14" w:history="1">
+          <w:r>
+            <w:rPr>
+              <w:rStyle w:val="Hyperlink"/>
+            </w:rPr>
+            <w:t>or ended u</w:t>
+          </w:r>
+        </w:hyperlink>
       </w:r>
       <w:r>
         <w:rPr>
@@ -3914,19 +3932,19 @@
           <w:i w:val="0"/>
           <w:color w:val="0000FF"/>
           <w:sz w:val="24"/>
+        </w:rPr>
+        <w:t>i</w:t>
+      </w:r>
+      <w:r>
+        <w:rPr>
+          <w:rFonts w:ascii="Charis SIL Regular" w:hAnsi="Charis SIL Regular" w:eastAsia="Charis SIL Regular"/>
+          <w:b w:val="0"/>
+          <w:i w:val="0"/>
+          <w:color w:val="0000FF"/>
+          <w:sz w:val="24"/>
           <w:u w:val="single"/>
         </w:rPr>
-        <w:t>ic Societ</w:t>
-      </w:r>
-      <w:r>
-        <w:rPr>
-          <w:rFonts w:ascii="Charis SIL Regular" w:hAnsi="Charis SIL Regular" w:eastAsia="Charis SIL Regular"/>
-          <w:b w:val="0"/>
-          <w:i w:val="0"/>
-          <w:color w:val="0000FF"/>
-          <w:sz w:val="24"/>
-        </w:rPr>
-        <w:t>y</w:t>
+        <w:t>c Society</w:t>
       </w:r>
       <w:r>
         <w:br/>
@@ -4372,31 +4390,13 @@
       </w:r>
       <w:r>
         <w:rPr>
-          <w:u w:val="single" w:color="0000ff"/>
           <w:rFonts w:ascii="Charis SIL Regular" w:hAnsi="Charis SIL Regular" w:eastAsia="Charis SIL Regular"/>
           <w:b w:val="0"/>
           <w:i w:val="0"/>
           <w:color w:val="000000"/>
           <w:sz w:val="24"/>
         </w:rPr>
-        <w:hyperlink r:id="rId23" w:history="1">
-          <w:r>
-            <w:rPr>
-              <w:rStyle w:val="Hyperlink"/>
-            </w:rPr>
-            <w:t>,</w:t>
-          </w:r>
-        </w:hyperlink>
-      </w:r>
-      <w:r>
-        <w:rPr>
-          <w:rFonts w:ascii="Charis SIL Regular" w:hAnsi="Charis SIL Regular" w:eastAsia="Charis SIL Regular"/>
-          <w:b w:val="0"/>
-          <w:i w:val="0"/>
-          <w:color w:val="000000"/>
-          <w:sz w:val="24"/>
-        </w:rPr>
-        <w:t xml:space="preserve"> </w:t>
+        <w:t xml:space="preserve">, </w:t>
       </w:r>
       <w:r>
         <w:rPr>
@@ -4407,7 +4407,7 @@
           <w:sz w:val="24"/>
           <w:u w:val="single"/>
         </w:rPr>
-        <w:hyperlink r:id="rId23" w:history="1">
+        <w:hyperlink r:id="rId25" w:history="1">
           <w:r>
             <w:rPr>
               <w:rStyle w:val="Hyperlink"/>
@@ -4532,7 +4532,7 @@
           <w:sz w:val="24"/>
           <w:u w:val="single"/>
         </w:rPr>
-        <w:hyperlink r:id="rId25" w:history="1">
+        <w:hyperlink r:id="rId26" w:history="1">
           <w:r>
             <w:rPr>
               <w:rStyle w:val="Hyperlink"/>
@@ -4550,7 +4550,7 @@
           <w:sz w:val="24"/>
           <w:u w:val="single"/>
         </w:rPr>
-        <w:hyperlink r:id="rId25" w:history="1">
+        <w:hyperlink r:id="rId26" w:history="1">
           <w:r>
             <w:rPr>
               <w:rStyle w:val="Hyperlink"/>
@@ -4568,7 +4568,7 @@
           <w:sz w:val="24"/>
           <w:u w:val="single"/>
         </w:rPr>
-        <w:hyperlink r:id="rId25" w:history="1">
+        <w:hyperlink r:id="rId26" w:history="1">
           <w:r>
             <w:rPr>
               <w:rStyle w:val="Hyperlink"/>
@@ -4586,7 +4586,7 @@
           <w:sz w:val="24"/>
           <w:u w:val="single"/>
         </w:rPr>
-        <w:hyperlink r:id="rId25" w:history="1">
+        <w:hyperlink r:id="rId26" w:history="1">
           <w:r>
             <w:rPr>
               <w:rStyle w:val="Hyperlink"/>
@@ -4604,7 +4604,7 @@
           <w:sz w:val="24"/>
           <w:u w:val="single"/>
         </w:rPr>
-        <w:hyperlink r:id="rId25" w:history="1">
+        <w:hyperlink r:id="rId26" w:history="1">
           <w:r>
             <w:rPr>
               <w:rStyle w:val="Hyperlink"/>
@@ -4622,7 +4622,7 @@
           <w:sz w:val="24"/>
           <w:u w:val="single"/>
         </w:rPr>
-        <w:hyperlink r:id="rId25" w:history="1">
+        <w:hyperlink r:id="rId26" w:history="1">
           <w:r>
             <w:rPr>
               <w:rStyle w:val="Hyperlink"/>
@@ -4640,7 +4640,7 @@
           <w:sz w:val="24"/>
           <w:u w:val="single"/>
         </w:rPr>
-        <w:hyperlink r:id="rId25" w:history="1">
+        <w:hyperlink r:id="rId26" w:history="1">
           <w:r>
             <w:rPr>
               <w:rStyle w:val="Hyperlink"/>
@@ -4862,40 +4862,46 @@
           <w:i w:val="0"/>
           <w:color w:val="0000FF"/>
           <w:sz w:val="24"/>
+        </w:rPr>
+        <w:hyperlink r:id="rId19" w:history="1">
+          <w:r>
+            <w:rPr>
+              <w:rStyle w:val="Hyperlink"/>
+            </w:rPr>
+            <w:t>l</w:t>
+          </w:r>
+        </w:hyperlink>
+      </w:r>
+      <w:r>
+        <w:rPr>
+          <w:rFonts w:ascii="Charis SIL Regular" w:hAnsi="Charis SIL Regular" w:eastAsia="Charis SIL Regular"/>
+          <w:b w:val="0"/>
+          <w:i w:val="0"/>
+          <w:color w:val="0000FF"/>
+          <w:sz w:val="24"/>
+        </w:rPr>
+        <w:t>e</w:t>
+      </w:r>
+      <w:r>
+        <w:rPr>
+          <w:rFonts w:ascii="Charis SIL Regular" w:hAnsi="Charis SIL Regular" w:eastAsia="Charis SIL Regular"/>
+          <w:b w:val="0"/>
+          <w:i w:val="0"/>
+          <w:color w:val="000000"/>
+          <w:sz w:val="24"/>
+        </w:rPr>
+        <w:t xml:space="preserve">, </w:t>
+      </w:r>
+      <w:r>
+        <w:rPr>
+          <w:rFonts w:ascii="Charis SIL Regular" w:hAnsi="Charis SIL Regular" w:eastAsia="Charis SIL Regular"/>
+          <w:b w:val="0"/>
+          <w:i w:val="0"/>
+          <w:color w:val="0000FF"/>
+          <w:sz w:val="24"/>
           <w:u w:val="single"/>
         </w:rPr>
-        <w:t>l</w:t>
-      </w:r>
-      <w:r>
-        <w:rPr>
-          <w:rFonts w:ascii="Charis SIL Regular" w:hAnsi="Charis SIL Regular" w:eastAsia="Charis SIL Regular"/>
-          <w:b w:val="0"/>
-          <w:i w:val="0"/>
-          <w:color w:val="0000FF"/>
-          <w:sz w:val="24"/>
-        </w:rPr>
-        <w:t>e</w:t>
-      </w:r>
-      <w:r>
-        <w:rPr>
-          <w:rFonts w:ascii="Charis SIL Regular" w:hAnsi="Charis SIL Regular" w:eastAsia="Charis SIL Regular"/>
-          <w:b w:val="0"/>
-          <w:i w:val="0"/>
-          <w:color w:val="000000"/>
-          <w:sz w:val="24"/>
-        </w:rPr>
-        <w:t xml:space="preserve">, </w:t>
-      </w:r>
-      <w:r>
-        <w:rPr>
-          <w:rFonts w:ascii="Charis SIL Regular" w:hAnsi="Charis SIL Regular" w:eastAsia="Charis SIL Regular"/>
-          <w:b w:val="0"/>
-          <w:i w:val="0"/>
-          <w:color w:val="0000FF"/>
-          <w:sz w:val="24"/>
-          <w:u w:val="single"/>
-        </w:rPr>
-        <w:hyperlink r:id="rId26" w:history="1">
+        <w:hyperlink r:id="rId27" w:history="1">
           <w:r>
             <w:rPr>
               <w:rStyle w:val="Hyperlink"/>
@@ -4913,7 +4919,7 @@
           <w:sz w:val="24"/>
           <w:u w:val="single"/>
         </w:rPr>
-        <w:hyperlink r:id="rId26" w:history="1">
+        <w:hyperlink r:id="rId27" w:history="1">
           <w:r>
             <w:rPr>
               <w:rStyle w:val="Hyperlink"/>
@@ -4942,7 +4948,7 @@
           <w:sz w:val="24"/>
           <w:u w:val="single"/>
         </w:rPr>
-        <w:hyperlink r:id="rId26" w:history="1">
+        <w:hyperlink r:id="rId27" w:history="1">
           <w:r>
             <w:rPr>
               <w:rStyle w:val="Hyperlink"/>
@@ -4971,7 +4977,7 @@
           <w:sz w:val="24"/>
           <w:u w:val="single"/>
         </w:rPr>
-        <w:hyperlink r:id="rId27" w:history="1">
+        <w:hyperlink r:id="rId28" w:history="1">
           <w:r>
             <w:rPr>
               <w:rStyle w:val="Hyperlink"/>
@@ -4989,7 +4995,7 @@
           <w:sz w:val="24"/>
           <w:u w:val="single"/>
         </w:rPr>
-        <w:hyperlink r:id="rId19" w:history="1">
+        <w:hyperlink r:id="rId28" w:history="1">
           <w:r>
             <w:rPr>
               <w:rStyle w:val="Hyperlink"/>
@@ -5018,7 +5024,7 @@
           <w:sz w:val="24"/>
           <w:u w:val="single"/>
         </w:rPr>
-        <w:hyperlink r:id="rId19" w:history="1">
+        <w:hyperlink r:id="rId28" w:history="1">
           <w:r>
             <w:rPr>
               <w:rStyle w:val="Hyperlink"/>
@@ -5167,7 +5173,7 @@
           <w:sz w:val="24"/>
           <w:u w:val="single"/>
         </w:rPr>
-        <w:hyperlink r:id="rId28" w:history="1">
+        <w:hyperlink r:id="rId29" w:history="1">
           <w:r>
             <w:rPr>
               <w:rStyle w:val="Hyperlink"/>
@@ -5185,7 +5191,7 @@
           <w:sz w:val="24"/>
           <w:u w:val="single"/>
         </w:rPr>
-        <w:hyperlink r:id="rId28" w:history="1">
+        <w:hyperlink r:id="rId29" w:history="1">
           <w:r>
             <w:rPr>
               <w:rStyle w:val="Hyperlink"/>
@@ -5203,7 +5209,7 @@
           <w:sz w:val="24"/>
           <w:u w:val="single"/>
         </w:rPr>
-        <w:hyperlink r:id="rId28" w:history="1">
+        <w:hyperlink r:id="rId29" w:history="1">
           <w:r>
             <w:rPr>
               <w:rStyle w:val="Hyperlink"/>
@@ -5221,7 +5227,7 @@
           <w:sz w:val="24"/>
           <w:u w:val="single"/>
         </w:rPr>
-        <w:hyperlink r:id="rId28" w:history="1">
+        <w:hyperlink r:id="rId29" w:history="1">
           <w:r>
             <w:rPr>
               <w:rStyle w:val="Hyperlink"/>
@@ -5249,7 +5255,7 @@
           <w:sz w:val="24"/>
           <w:u w:val="single"/>
         </w:rPr>
-        <w:hyperlink r:id="rId29" w:history="1">
+        <w:hyperlink r:id="rId30" w:history="1">
           <w:r>
             <w:rPr>
               <w:rStyle w:val="Hyperlink"/>
@@ -5267,7 +5273,7 @@
           <w:sz w:val="24"/>
           <w:u w:val="single"/>
         </w:rPr>
-        <w:hyperlink r:id="rId28" w:history="1">
+        <w:hyperlink r:id="rId29" w:history="1">
           <w:r>
             <w:rPr>
               <w:rStyle w:val="Hyperlink"/>
@@ -5296,7 +5302,7 @@
           <w:sz w:val="24"/>
           <w:u w:val="single"/>
         </w:rPr>
-        <w:hyperlink r:id="rId28" w:history="1">
+        <w:hyperlink r:id="rId29" w:history="1">
           <w:r>
             <w:rPr>
               <w:rStyle w:val="Hyperlink"/>
@@ -5403,7 +5409,7 @@
           <w:sz w:val="24"/>
           <w:u w:val="single"/>
         </w:rPr>
-        <w:hyperlink r:id="rId30" w:history="1">
+        <w:hyperlink r:id="rId31" w:history="1">
           <w:r>
             <w:rPr>
               <w:rStyle w:val="Hyperlink"/>
@@ -5432,7 +5438,7 @@
           <w:sz w:val="24"/>
           <w:u w:val="single"/>
         </w:rPr>
-        <w:hyperlink r:id="rId30" w:history="1">
+        <w:hyperlink r:id="rId31" w:history="1">
           <w:r>
             <w:rPr>
               <w:rStyle w:val="Hyperlink"/>
@@ -5460,7 +5466,7 @@
           <w:sz w:val="24"/>
           <w:u w:val="single"/>
         </w:rPr>
-        <w:hyperlink r:id="rId31" w:history="1">
+        <w:hyperlink r:id="rId32" w:history="1">
           <w:r>
             <w:rPr>
               <w:rStyle w:val="Hyperlink"/>
@@ -5489,7 +5495,7 @@
           <w:sz w:val="24"/>
           <w:u w:val="single"/>
         </w:rPr>
-        <w:hyperlink r:id="rId31" w:history="1">
+        <w:hyperlink r:id="rId32" w:history="1">
           <w:r>
             <w:rPr>
               <w:rStyle w:val="Hyperlink"/>
@@ -5613,7 +5619,7 @@
           <w:sz w:val="24"/>
           <w:u w:val="single"/>
         </w:rPr>
-        <w:hyperlink r:id="rId32" w:history="1">
+        <w:hyperlink r:id="rId33" w:history="1">
           <w:r>
             <w:rPr>
               <w:rStyle w:val="Hyperlink"/>
@@ -5631,7 +5637,7 @@
           <w:sz w:val="24"/>
           <w:u w:val="single"/>
         </w:rPr>
-        <w:hyperlink r:id="rId32" w:history="1">
+        <w:hyperlink r:id="rId33" w:history="1">
           <w:r>
             <w:rPr>
               <w:rStyle w:val="Hyperlink"/>
@@ -5649,7 +5655,7 @@
           <w:sz w:val="24"/>
           <w:u w:val="single"/>
         </w:rPr>
-        <w:hyperlink r:id="rId32" w:history="1">
+        <w:hyperlink r:id="rId33" w:history="1">
           <w:r>
             <w:rPr>
               <w:rStyle w:val="Hyperlink"/>
@@ -5830,7 +5836,7 @@
           <w:sz w:val="24"/>
           <w:u w:val="single"/>
         </w:rPr>
-        <w:hyperlink r:id="rId33" w:history="1">
+        <w:hyperlink r:id="rId34" w:history="1">
           <w:r>
             <w:rPr>
               <w:rStyle w:val="Hyperlink"/>
@@ -5848,7 +5854,7 @@
           <w:sz w:val="24"/>
           <w:u w:val="single"/>
         </w:rPr>
-        <w:hyperlink r:id="rId33" w:history="1">
+        <w:hyperlink r:id="rId34" w:history="1">
           <w:r>
             <w:rPr>
               <w:rStyle w:val="Hyperlink"/>
@@ -5866,7 +5872,7 @@
           <w:sz w:val="24"/>
           <w:u w:val="single"/>
         </w:rPr>
-        <w:hyperlink r:id="rId33" w:history="1">
+        <w:hyperlink r:id="rId34" w:history="1">
           <w:r>
             <w:rPr>
               <w:rStyle w:val="Hyperlink"/>
@@ -5884,7 +5890,7 @@
           <w:sz w:val="24"/>
           <w:u w:val="single"/>
         </w:rPr>
-        <w:hyperlink r:id="rId33" w:history="1">
+        <w:hyperlink r:id="rId34" w:history="1">
           <w:r>
             <w:rPr>
               <w:rStyle w:val="Hyperlink"/>
@@ -5902,7 +5908,7 @@
           <w:sz w:val="24"/>
           <w:u w:val="single"/>
         </w:rPr>
-        <w:hyperlink r:id="rId33" w:history="1">
+        <w:hyperlink r:id="rId34" w:history="1">
           <w:r>
             <w:rPr>
               <w:rStyle w:val="Hyperlink"/>
@@ -5920,7 +5926,7 @@
           <w:sz w:val="24"/>
           <w:u w:val="single"/>
         </w:rPr>
-        <w:hyperlink r:id="rId33" w:history="1">
+        <w:hyperlink r:id="rId34" w:history="1">
           <w:r>
             <w:rPr>
               <w:rStyle w:val="Hyperlink"/>
@@ -5938,7 +5944,7 @@
           <w:sz w:val="24"/>
           <w:u w:val="single"/>
         </w:rPr>
-        <w:hyperlink r:id="rId33" w:history="1">
+        <w:hyperlink r:id="rId34" w:history="1">
           <w:r>
             <w:rPr>
               <w:rStyle w:val="Hyperlink"/>
@@ -5956,12 +5962,12 @@
           <w:sz w:val="24"/>
           <w:u w:val="single"/>
         </w:rPr>
-        <w:hyperlink r:id="rId33" w:history="1">
+        <w:hyperlink r:id="rId34" w:history="1">
           <w:r>
             <w:rPr>
               <w:rStyle w:val="Hyperlink"/>
             </w:rPr>
-            <w:t>profie</w:t>
+            <w:t>profiel</w:t>
           </w:r>
         </w:hyperlink>
       </w:r>
@@ -5972,13 +5978,25 @@
           <w:i w:val="0"/>
           <w:color w:val="0000FF"/>
           <w:sz w:val="24"/>
-        </w:rPr>
-        <w:hyperlink r:id="rId33" w:history="1">
+          <w:u w:val="single"/>
+        </w:rPr>
+        <w:t>-</w:t>
+      </w:r>
+      <w:r>
+        <w:rPr>
+          <w:rFonts w:ascii="Charis SIL Regular" w:hAnsi="Charis SIL Regular" w:eastAsia="Charis SIL Regular"/>
+          <w:b w:val="0"/>
+          <w:i w:val="0"/>
+          <w:color w:val="0000FF"/>
+          <w:sz w:val="24"/>
+          <w:u w:val="single"/>
+        </w:rPr>
+        <w:hyperlink r:id="rId34" w:history="1">
           <w:r>
             <w:rPr>
               <w:rStyle w:val="Hyperlink"/>
             </w:rPr>
-            <w:t>l</w:t>
+            <w:t>als</w:t>
           </w:r>
         </w:hyperlink>
       </w:r>
@@ -6001,25 +6019,7 @@
           <w:sz w:val="24"/>
           <w:u w:val="single"/>
         </w:rPr>
-        <w:hyperlink r:id="rId33" w:history="1">
-          <w:r>
-            <w:rPr>
-              <w:rStyle w:val="Hyperlink"/>
-            </w:rPr>
-            <w:t>als-</w:t>
-          </w:r>
-        </w:hyperlink>
-      </w:r>
-      <w:r>
-        <w:rPr>
-          <w:rFonts w:ascii="Charis SIL Regular" w:hAnsi="Charis SIL Regular" w:eastAsia="Charis SIL Regular"/>
-          <w:b w:val="0"/>
-          <w:i w:val="0"/>
-          <w:color w:val="0000FF"/>
-          <w:sz w:val="24"/>
-          <w:u w:val="single"/>
-        </w:rPr>
-        <w:hyperlink r:id="rId33" w:history="1">
+        <w:hyperlink r:id="rId34" w:history="1">
           <w:r>
             <w:rPr>
               <w:rStyle w:val="Hyperlink"/>
@@ -6037,7 +6037,7 @@
           <w:sz w:val="24"/>
           <w:u w:val="single"/>
         </w:rPr>
-        <w:hyperlink r:id="rId33" w:history="1">
+        <w:hyperlink r:id="rId34" w:history="1">
           <w:r>
             <w:rPr>
               <w:rStyle w:val="Hyperlink"/>
@@ -6055,7 +6055,7 @@
           <w:sz w:val="24"/>
           <w:u w:val="single"/>
         </w:rPr>
-        <w:hyperlink r:id="rId33" w:history="1">
+        <w:hyperlink r:id="rId34" w:history="1">
           <w:r>
             <w:rPr>
               <w:rStyle w:val="Hyperlink"/>
@@ -6073,7 +6073,7 @@
           <w:sz w:val="24"/>
           <w:u w:val="single"/>
         </w:rPr>
-        <w:hyperlink r:id="rId33" w:history="1">
+        <w:hyperlink r:id="rId34" w:history="1">
           <w:r>
             <w:rPr>
               <w:rStyle w:val="Hyperlink"/>
@@ -6194,7 +6194,7 @@
           <w:sz w:val="24"/>
           <w:u w:val="single"/>
         </w:rPr>
-        <w:hyperlink r:id="rId34" w:history="1">
+        <w:hyperlink r:id="rId35" w:history="1">
           <w:r>
             <w:rPr>
               <w:rStyle w:val="Hyperlink"/>
@@ -6223,7 +6223,7 @@
           <w:sz w:val="24"/>
           <w:u w:val="single"/>
         </w:rPr>
-        <w:hyperlink r:id="rId34" w:history="1">
+        <w:hyperlink r:id="rId35" w:history="1">
           <w:r>
             <w:rPr>
               <w:rStyle w:val="Hyperlink"/>
@@ -6251,7 +6251,7 @@
           <w:sz w:val="24"/>
           <w:u w:val="single"/>
         </w:rPr>
-        <w:hyperlink r:id="rId35" w:history="1">
+        <w:hyperlink r:id="rId36" w:history="1">
           <w:r>
             <w:rPr>
               <w:rStyle w:val="Hyperlink"/>
@@ -6280,7 +6280,7 @@
           <w:sz w:val="24"/>
           <w:u w:val="single"/>
         </w:rPr>
-        <w:hyperlink r:id="rId35" w:history="1">
+        <w:hyperlink r:id="rId36" w:history="1">
           <w:r>
             <w:rPr>
               <w:rStyle w:val="Hyperlink"/>

--- a/EXPORTS/DOCX/published/niveau2/English/Ghana.docx
+++ b/EXPORTS/DOCX/published/niveau2/English/Ghana.docx
@@ -3932,8 +3932,9 @@
           <w:i w:val="0"/>
           <w:color w:val="0000FF"/>
           <w:sz w:val="24"/>
-        </w:rPr>
-        <w:t>i</w:t>
+          <w:u w:val="single"/>
+        </w:rPr>
+        <w:t>ic Societ</w:t>
       </w:r>
       <w:r>
         <w:rPr>
@@ -3942,9 +3943,8 @@
           <w:i w:val="0"/>
           <w:color w:val="0000FF"/>
           <w:sz w:val="24"/>
-          <w:u w:val="single"/>
-        </w:rPr>
-        <w:t>c Society</w:t>
+        </w:rPr>
+        <w:t>y</w:t>
       </w:r>
       <w:r>
         <w:br/>
@@ -4379,7 +4379,7 @@
           <w:sz w:val="24"/>
           <w:u w:val="single"/>
         </w:rPr>
-        <w:hyperlink r:id="rId24" w:history="1">
+        <w:hyperlink r:id="rId23" w:history="1">
           <w:r>
             <w:rPr>
               <w:rStyle w:val="Hyperlink"/>
@@ -4390,13 +4390,31 @@
       </w:r>
       <w:r>
         <w:rPr>
+          <w:u w:val="single" w:color="0000ff"/>
           <w:rFonts w:ascii="Charis SIL Regular" w:hAnsi="Charis SIL Regular" w:eastAsia="Charis SIL Regular"/>
           <w:b w:val="0"/>
           <w:i w:val="0"/>
           <w:color w:val="000000"/>
           <w:sz w:val="24"/>
         </w:rPr>
-        <w:t xml:space="preserve">, </w:t>
+        <w:hyperlink r:id="rId23" w:history="1">
+          <w:r>
+            <w:rPr>
+              <w:rStyle w:val="Hyperlink"/>
+            </w:rPr>
+            <w:t>,</w:t>
+          </w:r>
+        </w:hyperlink>
+      </w:r>
+      <w:r>
+        <w:rPr>
+          <w:rFonts w:ascii="Charis SIL Regular" w:hAnsi="Charis SIL Regular" w:eastAsia="Charis SIL Regular"/>
+          <w:b w:val="0"/>
+          <w:i w:val="0"/>
+          <w:color w:val="000000"/>
+          <w:sz w:val="24"/>
+        </w:rPr>
+        <w:t xml:space="preserve"> </w:t>
       </w:r>
       <w:r>
         <w:rPr>
@@ -4407,7 +4425,7 @@
           <w:sz w:val="24"/>
           <w:u w:val="single"/>
         </w:rPr>
-        <w:hyperlink r:id="rId25" w:history="1">
+        <w:hyperlink r:id="rId23" w:history="1">
           <w:r>
             <w:rPr>
               <w:rStyle w:val="Hyperlink"/>
@@ -4532,7 +4550,7 @@
           <w:sz w:val="24"/>
           <w:u w:val="single"/>
         </w:rPr>
-        <w:hyperlink r:id="rId26" w:history="1">
+        <w:hyperlink r:id="rId25" w:history="1">
           <w:r>
             <w:rPr>
               <w:rStyle w:val="Hyperlink"/>
@@ -4550,7 +4568,7 @@
           <w:sz w:val="24"/>
           <w:u w:val="single"/>
         </w:rPr>
-        <w:hyperlink r:id="rId26" w:history="1">
+        <w:hyperlink r:id="rId25" w:history="1">
           <w:r>
             <w:rPr>
               <w:rStyle w:val="Hyperlink"/>
@@ -4568,7 +4586,7 @@
           <w:sz w:val="24"/>
           <w:u w:val="single"/>
         </w:rPr>
-        <w:hyperlink r:id="rId26" w:history="1">
+        <w:hyperlink r:id="rId25" w:history="1">
           <w:r>
             <w:rPr>
               <w:rStyle w:val="Hyperlink"/>
@@ -4586,7 +4604,7 @@
           <w:sz w:val="24"/>
           <w:u w:val="single"/>
         </w:rPr>
-        <w:hyperlink r:id="rId26" w:history="1">
+        <w:hyperlink r:id="rId25" w:history="1">
           <w:r>
             <w:rPr>
               <w:rStyle w:val="Hyperlink"/>
@@ -4604,7 +4622,7 @@
           <w:sz w:val="24"/>
           <w:u w:val="single"/>
         </w:rPr>
-        <w:hyperlink r:id="rId26" w:history="1">
+        <w:hyperlink r:id="rId25" w:history="1">
           <w:r>
             <w:rPr>
               <w:rStyle w:val="Hyperlink"/>
@@ -4622,7 +4640,7 @@
           <w:sz w:val="24"/>
           <w:u w:val="single"/>
         </w:rPr>
-        <w:hyperlink r:id="rId26" w:history="1">
+        <w:hyperlink r:id="rId25" w:history="1">
           <w:r>
             <w:rPr>
               <w:rStyle w:val="Hyperlink"/>
@@ -4638,16 +4656,8 @@
           <w:i w:val="0"/>
           <w:color w:val="0000FF"/>
           <w:sz w:val="24"/>
-          <w:u w:val="single"/>
-        </w:rPr>
-        <w:hyperlink r:id="rId26" w:history="1">
-          <w:r>
-            <w:rPr>
-              <w:rStyle w:val="Hyperlink"/>
-            </w:rPr>
-            <w:t>page/31</w:t>
-          </w:r>
-        </w:hyperlink>
+        </w:rPr>
+        <w:t>page/31</w:t>
       </w:r>
     </w:p>
     <w:p>
@@ -4862,15 +4872,9 @@
           <w:i w:val="0"/>
           <w:color w:val="0000FF"/>
           <w:sz w:val="24"/>
-        </w:rPr>
-        <w:hyperlink r:id="rId19" w:history="1">
-          <w:r>
-            <w:rPr>
-              <w:rStyle w:val="Hyperlink"/>
-            </w:rPr>
-            <w:t>l</w:t>
-          </w:r>
-        </w:hyperlink>
+          <w:u w:val="single"/>
+        </w:rPr>
+        <w:t>l</w:t>
       </w:r>
       <w:r>
         <w:rPr>
@@ -4901,7 +4905,7 @@
           <w:sz w:val="24"/>
           <w:u w:val="single"/>
         </w:rPr>
-        <w:hyperlink r:id="rId27" w:history="1">
+        <w:hyperlink r:id="rId26" w:history="1">
           <w:r>
             <w:rPr>
               <w:rStyle w:val="Hyperlink"/>
@@ -4919,7 +4923,7 @@
           <w:sz w:val="24"/>
           <w:u w:val="single"/>
         </w:rPr>
-        <w:hyperlink r:id="rId27" w:history="1">
+        <w:hyperlink r:id="rId26" w:history="1">
           <w:r>
             <w:rPr>
               <w:rStyle w:val="Hyperlink"/>
@@ -4948,7 +4952,7 @@
           <w:sz w:val="24"/>
           <w:u w:val="single"/>
         </w:rPr>
-        <w:hyperlink r:id="rId27" w:history="1">
+        <w:hyperlink r:id="rId26" w:history="1">
           <w:r>
             <w:rPr>
               <w:rStyle w:val="Hyperlink"/>
@@ -4977,7 +4981,7 @@
           <w:sz w:val="24"/>
           <w:u w:val="single"/>
         </w:rPr>
-        <w:hyperlink r:id="rId28" w:history="1">
+        <w:hyperlink r:id="rId27" w:history="1">
           <w:r>
             <w:rPr>
               <w:rStyle w:val="Hyperlink"/>
@@ -4995,7 +4999,7 @@
           <w:sz w:val="24"/>
           <w:u w:val="single"/>
         </w:rPr>
-        <w:hyperlink r:id="rId28" w:history="1">
+        <w:hyperlink r:id="rId19" w:history="1">
           <w:r>
             <w:rPr>
               <w:rStyle w:val="Hyperlink"/>
@@ -5024,7 +5028,7 @@
           <w:sz w:val="24"/>
           <w:u w:val="single"/>
         </w:rPr>
-        <w:hyperlink r:id="rId28" w:history="1">
+        <w:hyperlink r:id="rId19" w:history="1">
           <w:r>
             <w:rPr>
               <w:rStyle w:val="Hyperlink"/>
@@ -5173,7 +5177,7 @@
           <w:sz w:val="24"/>
           <w:u w:val="single"/>
         </w:rPr>
-        <w:hyperlink r:id="rId29" w:history="1">
+        <w:hyperlink r:id="rId28" w:history="1">
           <w:r>
             <w:rPr>
               <w:rStyle w:val="Hyperlink"/>
@@ -5191,7 +5195,7 @@
           <w:sz w:val="24"/>
           <w:u w:val="single"/>
         </w:rPr>
-        <w:hyperlink r:id="rId29" w:history="1">
+        <w:hyperlink r:id="rId28" w:history="1">
           <w:r>
             <w:rPr>
               <w:rStyle w:val="Hyperlink"/>
@@ -5209,7 +5213,7 @@
           <w:sz w:val="24"/>
           <w:u w:val="single"/>
         </w:rPr>
-        <w:hyperlink r:id="rId29" w:history="1">
+        <w:hyperlink r:id="rId28" w:history="1">
           <w:r>
             <w:rPr>
               <w:rStyle w:val="Hyperlink"/>
@@ -5227,7 +5231,7 @@
           <w:sz w:val="24"/>
           <w:u w:val="single"/>
         </w:rPr>
-        <w:hyperlink r:id="rId29" w:history="1">
+        <w:hyperlink r:id="rId28" w:history="1">
           <w:r>
             <w:rPr>
               <w:rStyle w:val="Hyperlink"/>
@@ -5255,7 +5259,7 @@
           <w:sz w:val="24"/>
           <w:u w:val="single"/>
         </w:rPr>
-        <w:hyperlink r:id="rId30" w:history="1">
+        <w:hyperlink r:id="rId28" w:history="1">
           <w:r>
             <w:rPr>
               <w:rStyle w:val="Hyperlink"/>
@@ -5273,7 +5277,7 @@
           <w:sz w:val="24"/>
           <w:u w:val="single"/>
         </w:rPr>
-        <w:hyperlink r:id="rId29" w:history="1">
+        <w:hyperlink r:id="rId28" w:history="1">
           <w:r>
             <w:rPr>
               <w:rStyle w:val="Hyperlink"/>
@@ -5302,7 +5306,7 @@
           <w:sz w:val="24"/>
           <w:u w:val="single"/>
         </w:rPr>
-        <w:hyperlink r:id="rId29" w:history="1">
+        <w:hyperlink r:id="rId28" w:history="1">
           <w:r>
             <w:rPr>
               <w:rStyle w:val="Hyperlink"/>
@@ -5409,7 +5413,7 @@
           <w:sz w:val="24"/>
           <w:u w:val="single"/>
         </w:rPr>
-        <w:hyperlink r:id="rId31" w:history="1">
+        <w:hyperlink r:id="rId29" w:history="1">
           <w:r>
             <w:rPr>
               <w:rStyle w:val="Hyperlink"/>
@@ -5438,7 +5442,7 @@
           <w:sz w:val="24"/>
           <w:u w:val="single"/>
         </w:rPr>
-        <w:hyperlink r:id="rId31" w:history="1">
+        <w:hyperlink r:id="rId29" w:history="1">
           <w:r>
             <w:rPr>
               <w:rStyle w:val="Hyperlink"/>
@@ -5466,7 +5470,7 @@
           <w:sz w:val="24"/>
           <w:u w:val="single"/>
         </w:rPr>
-        <w:hyperlink r:id="rId32" w:history="1">
+        <w:hyperlink r:id="rId30" w:history="1">
           <w:r>
             <w:rPr>
               <w:rStyle w:val="Hyperlink"/>
@@ -5495,7 +5499,7 @@
           <w:sz w:val="24"/>
           <w:u w:val="single"/>
         </w:rPr>
-        <w:hyperlink r:id="rId32" w:history="1">
+        <w:hyperlink r:id="rId30" w:history="1">
           <w:r>
             <w:rPr>
               <w:rStyle w:val="Hyperlink"/>
@@ -5619,7 +5623,7 @@
           <w:sz w:val="24"/>
           <w:u w:val="single"/>
         </w:rPr>
-        <w:hyperlink r:id="rId33" w:history="1">
+        <w:hyperlink r:id="rId31" w:history="1">
           <w:r>
             <w:rPr>
               <w:rStyle w:val="Hyperlink"/>
@@ -5637,7 +5641,7 @@
           <w:sz w:val="24"/>
           <w:u w:val="single"/>
         </w:rPr>
-        <w:hyperlink r:id="rId33" w:history="1">
+        <w:hyperlink r:id="rId31" w:history="1">
           <w:r>
             <w:rPr>
               <w:rStyle w:val="Hyperlink"/>
@@ -5655,7 +5659,7 @@
           <w:sz w:val="24"/>
           <w:u w:val="single"/>
         </w:rPr>
-        <w:hyperlink r:id="rId33" w:history="1">
+        <w:hyperlink r:id="rId31" w:history="1">
           <w:r>
             <w:rPr>
               <w:rStyle w:val="Hyperlink"/>
@@ -5836,7 +5840,7 @@
           <w:sz w:val="24"/>
           <w:u w:val="single"/>
         </w:rPr>
-        <w:hyperlink r:id="rId34" w:history="1">
+        <w:hyperlink r:id="rId32" w:history="1">
           <w:r>
             <w:rPr>
               <w:rStyle w:val="Hyperlink"/>
@@ -5854,7 +5858,7 @@
           <w:sz w:val="24"/>
           <w:u w:val="single"/>
         </w:rPr>
-        <w:hyperlink r:id="rId34" w:history="1">
+        <w:hyperlink r:id="rId32" w:history="1">
           <w:r>
             <w:rPr>
               <w:rStyle w:val="Hyperlink"/>
@@ -5872,7 +5876,7 @@
           <w:sz w:val="24"/>
           <w:u w:val="single"/>
         </w:rPr>
-        <w:hyperlink r:id="rId34" w:history="1">
+        <w:hyperlink r:id="rId32" w:history="1">
           <w:r>
             <w:rPr>
               <w:rStyle w:val="Hyperlink"/>
@@ -5890,7 +5894,7 @@
           <w:sz w:val="24"/>
           <w:u w:val="single"/>
         </w:rPr>
-        <w:hyperlink r:id="rId34" w:history="1">
+        <w:hyperlink r:id="rId32" w:history="1">
           <w:r>
             <w:rPr>
               <w:rStyle w:val="Hyperlink"/>
@@ -5908,7 +5912,7 @@
           <w:sz w:val="24"/>
           <w:u w:val="single"/>
         </w:rPr>
-        <w:hyperlink r:id="rId34" w:history="1">
+        <w:hyperlink r:id="rId32" w:history="1">
           <w:r>
             <w:rPr>
               <w:rStyle w:val="Hyperlink"/>
@@ -5926,7 +5930,7 @@
           <w:sz w:val="24"/>
           <w:u w:val="single"/>
         </w:rPr>
-        <w:hyperlink r:id="rId34" w:history="1">
+        <w:hyperlink r:id="rId32" w:history="1">
           <w:r>
             <w:rPr>
               <w:rStyle w:val="Hyperlink"/>
@@ -5944,7 +5948,7 @@
           <w:sz w:val="24"/>
           <w:u w:val="single"/>
         </w:rPr>
-        <w:hyperlink r:id="rId34" w:history="1">
+        <w:hyperlink r:id="rId32" w:history="1">
           <w:r>
             <w:rPr>
               <w:rStyle w:val="Hyperlink"/>
@@ -5962,7 +5966,7 @@
           <w:sz w:val="24"/>
           <w:u w:val="single"/>
         </w:rPr>
-        <w:hyperlink r:id="rId34" w:history="1">
+        <w:hyperlink r:id="rId32" w:history="1">
           <w:r>
             <w:rPr>
               <w:rStyle w:val="Hyperlink"/>
@@ -5991,7 +5995,7 @@
           <w:sz w:val="24"/>
           <w:u w:val="single"/>
         </w:rPr>
-        <w:hyperlink r:id="rId34" w:history="1">
+        <w:hyperlink r:id="rId32" w:history="1">
           <w:r>
             <w:rPr>
               <w:rStyle w:val="Hyperlink"/>
@@ -6019,7 +6023,7 @@
           <w:sz w:val="24"/>
           <w:u w:val="single"/>
         </w:rPr>
-        <w:hyperlink r:id="rId34" w:history="1">
+        <w:hyperlink r:id="rId32" w:history="1">
           <w:r>
             <w:rPr>
               <w:rStyle w:val="Hyperlink"/>
@@ -6037,7 +6041,7 @@
           <w:sz w:val="24"/>
           <w:u w:val="single"/>
         </w:rPr>
-        <w:hyperlink r:id="rId34" w:history="1">
+        <w:hyperlink r:id="rId32" w:history="1">
           <w:r>
             <w:rPr>
               <w:rStyle w:val="Hyperlink"/>
@@ -6055,7 +6059,7 @@
           <w:sz w:val="24"/>
           <w:u w:val="single"/>
         </w:rPr>
-        <w:hyperlink r:id="rId34" w:history="1">
+        <w:hyperlink r:id="rId32" w:history="1">
           <w:r>
             <w:rPr>
               <w:rStyle w:val="Hyperlink"/>
@@ -6073,7 +6077,7 @@
           <w:sz w:val="24"/>
           <w:u w:val="single"/>
         </w:rPr>
-        <w:hyperlink r:id="rId34" w:history="1">
+        <w:hyperlink r:id="rId32" w:history="1">
           <w:r>
             <w:rPr>
               <w:rStyle w:val="Hyperlink"/>
@@ -6194,7 +6198,7 @@
           <w:sz w:val="24"/>
           <w:u w:val="single"/>
         </w:rPr>
-        <w:hyperlink r:id="rId35" w:history="1">
+        <w:hyperlink r:id="rId33" w:history="1">
           <w:r>
             <w:rPr>
               <w:rStyle w:val="Hyperlink"/>
@@ -6223,7 +6227,7 @@
           <w:sz w:val="24"/>
           <w:u w:val="single"/>
         </w:rPr>
-        <w:hyperlink r:id="rId35" w:history="1">
+        <w:hyperlink r:id="rId33" w:history="1">
           <w:r>
             <w:rPr>
               <w:rStyle w:val="Hyperlink"/>
@@ -6251,7 +6255,7 @@
           <w:sz w:val="24"/>
           <w:u w:val="single"/>
         </w:rPr>
-        <w:hyperlink r:id="rId36" w:history="1">
+        <w:hyperlink r:id="rId34" w:history="1">
           <w:r>
             <w:rPr>
               <w:rStyle w:val="Hyperlink"/>
@@ -6280,7 +6284,7 @@
           <w:sz w:val="24"/>
           <w:u w:val="single"/>
         </w:rPr>
-        <w:hyperlink r:id="rId36" w:history="1">
+        <w:hyperlink r:id="rId34" w:history="1">
           <w:r>
             <w:rPr>
               <w:rStyle w:val="Hyperlink"/>

--- a/EXPORTS/DOCX/published/niveau2/English/Ghana.docx
+++ b/EXPORTS/DOCX/published/niveau2/English/Ghana.docx
@@ -1034,50 +1034,13 @@
       </w:r>
       <w:r>
         <w:rPr>
-          <w:u w:val="single" w:color="0000ff"/>
           <w:rFonts w:ascii="Charis SIL Regular" w:hAnsi="Charis SIL Regular" w:eastAsia="Charis SIL Regular"/>
           <w:b w:val="0"/>
           <w:i w:val="0"/>
           <w:color w:val="000000"/>
           <w:sz w:val="24"/>
         </w:rPr>
-        <w:hyperlink r:id="rId13" w:history="1">
-          <w:r>
-            <w:rPr>
-              <w:rStyle w:val="Hyperlink"/>
-            </w:rPr>
-            <w:t>aendels</w:t>
-          </w:r>
-        </w:hyperlink>
-      </w:r>
-      <w:r>
-        <w:rPr>
-          <w:u w:val="single" w:color="0000ff"/>
-          <w:rFonts w:ascii="Charis SIL Regular" w:hAnsi="Charis SIL Regular" w:eastAsia="Charis SIL Regular"/>
-          <w:b w:val="0"/>
-          <w:i w:val="0"/>
-          <w:color w:val="000000"/>
-          <w:sz w:val="24"/>
-        </w:rPr>
-        <w:t xml:space="preserve"> </w:t>
-      </w:r>
-      <w:r>
-        <w:rPr>
-          <w:u w:val="single" w:color="0000ff"/>
-          <w:rFonts w:ascii="Charis SIL Regular" w:hAnsi="Charis SIL Regular" w:eastAsia="Charis SIL Regular"/>
-          <w:b w:val="0"/>
-          <w:i w:val="0"/>
-          <w:color w:val="000000"/>
-          <w:sz w:val="24"/>
-        </w:rPr>
-        <w:hyperlink r:id="rId13" w:history="1">
-          <w:r>
-            <w:rPr>
-              <w:rStyle w:val="Hyperlink"/>
-            </w:rPr>
-            <w:t>tra</w:t>
-          </w:r>
-        </w:hyperlink>
+        <w:t>aendels tra</w:t>
       </w:r>
       <w:r>
         <w:rPr>
@@ -1286,7 +1249,7 @@
             <w:rPr>
               <w:rStyle w:val="Hyperlink"/>
             </w:rPr>
-            <w:t>buffal</w:t>
+            <w:t>buffa</w:t>
           </w:r>
         </w:hyperlink>
       </w:r>
@@ -1298,6 +1261,16 @@
           <w:color w:val="0000FF"/>
           <w:sz w:val="24"/>
           <w:u w:val="single"/>
+        </w:rPr>
+        <w:t>l</w:t>
+      </w:r>
+      <w:r>
+        <w:rPr>
+          <w:rFonts w:ascii="Charis SIL Regular" w:hAnsi="Charis SIL Regular" w:eastAsia="Charis SIL Regular"/>
+          <w:b w:val="0"/>
+          <w:i w:val="0"/>
+          <w:color w:val="0000FF"/>
+          <w:sz w:val="24"/>
         </w:rPr>
         <w:t>o</w:t>
       </w:r>
@@ -1326,7 +1299,7 @@
             <w:rPr>
               <w:rStyle w:val="Hyperlink"/>
             </w:rPr>
-            <w:t>hor</w:t>
+            <w:t>horn</w:t>
           </w:r>
         </w:hyperlink>
       </w:r>
@@ -1335,16 +1308,6 @@
           <w:rFonts w:ascii="Charis SIL Regular" w:hAnsi="Charis SIL Regular" w:eastAsia="Charis SIL Regular"/>
           <w:b w:val="0"/>
           <w:i w:val="0"/>
-          <w:color w:val="0000FF"/>
-          <w:sz w:val="24"/>
-        </w:rPr>
-        <w:t>n</w:t>
-      </w:r>
-      <w:r>
-        <w:rPr>
-          <w:rFonts w:ascii="Charis SIL Regular" w:hAnsi="Charis SIL Regular" w:eastAsia="Charis SIL Regular"/>
-          <w:b w:val="0"/>
-          <w:i w:val="0"/>
           <w:color w:val="000000"/>
           <w:sz w:val="24"/>
         </w:rPr>
@@ -1358,36 +1321,7 @@
           <w:color w:val="000000"/>
           <w:sz w:val="24"/>
         </w:rPr>
-        <w:t>donated by Daendels' predeces</w:t>
-      </w:r>
-      <w:r>
-        <w:rPr>
-          <w:u w:val="single" w:color="0000ff"/>
-          <w:rFonts w:ascii="Charis SIL Regular" w:hAnsi="Charis SIL Regular" w:eastAsia="Charis SIL Regular"/>
-          <w:b w:val="0"/>
-          <w:i w:val="0"/>
-          <w:color w:val="000000"/>
-          <w:sz w:val="24"/>
-        </w:rPr>
-        <w:t>s</w:t>
-      </w:r>
-      <w:r>
-        <w:rPr>
-          <w:u w:val="single" w:color="0000ff"/>
-          <w:rFonts w:ascii="Charis SIL Regular" w:hAnsi="Charis SIL Regular" w:eastAsia="Charis SIL Regular"/>
-          <w:b w:val="0"/>
-          <w:i w:val="0"/>
-          <w:color w:val="000000"/>
-          <w:sz w:val="24"/>
-        </w:rPr>
-        <w:hyperlink r:id="rId14" w:history="1">
-          <w:r>
-            <w:rPr>
-              <w:rStyle w:val="Hyperlink"/>
-            </w:rPr>
-            <w:t>or ended u</w:t>
-          </w:r>
-        </w:hyperlink>
+        <w:t>donated by Daendels' predecessor ended u</w:t>
       </w:r>
       <w:r>
         <w:rPr>
@@ -1499,39 +1433,13 @@
       </w:r>
       <w:r>
         <w:rPr>
-          <w:u w:val="single" w:color="0000ff"/>
           <w:rFonts w:ascii="Charis SIL Regular" w:hAnsi="Charis SIL Regular" w:eastAsia="Charis SIL Regular"/>
           <w:b w:val="0"/>
           <w:i w:val="0"/>
           <w:color w:val="000000"/>
           <w:sz w:val="24"/>
         </w:rPr>
-        <w:hyperlink r:id="rId14" w:history="1">
-          <w:r>
-            <w:rPr>
-              <w:rStyle w:val="Hyperlink"/>
-            </w:rPr>
-            <w:t>h</w:t>
-          </w:r>
-        </w:hyperlink>
-      </w:r>
-      <w:r>
-        <w:rPr>
-          <w:u w:val="single" w:color="0000ff"/>
-          <w:rFonts w:ascii="Charis SIL Regular" w:hAnsi="Charis SIL Regular" w:eastAsia="Charis SIL Regular"/>
-          <w:b w:val="0"/>
-          <w:i w:val="0"/>
-          <w:color w:val="000000"/>
-          <w:sz w:val="24"/>
-        </w:rPr>
-        <w:hyperlink r:id="rId14" w:history="1">
-          <w:r>
-            <w:rPr>
-              <w:rStyle w:val="Hyperlink"/>
-            </w:rPr>
-            <w:t>e Rijks</w:t>
-          </w:r>
-        </w:hyperlink>
+        <w:t>he Rijks</w:t>
       </w:r>
       <w:r>
         <w:rPr>
@@ -3590,61 +3498,7 @@
           <w:color w:val="000000"/>
           <w:sz w:val="24"/>
         </w:rPr>
-        <w:t>contains documents relat</w:t>
-      </w:r>
-      <w:r>
-        <w:rPr>
-          <w:u w:val="single" w:color="0000ff"/>
-          <w:rFonts w:ascii="Charis SIL Regular" w:hAnsi="Charis SIL Regular" w:eastAsia="Charis SIL Regular"/>
-          <w:b w:val="0"/>
-          <w:i w:val="0"/>
-          <w:color w:val="000000"/>
-          <w:sz w:val="24"/>
-        </w:rPr>
-        <w:hyperlink r:id="rId21" w:history="1">
-          <w:r>
-            <w:rPr>
-              <w:rStyle w:val="Hyperlink"/>
-            </w:rPr>
-            <w:t>ing to th</w:t>
-          </w:r>
-        </w:hyperlink>
-      </w:r>
-      <w:r>
-        <w:rPr>
-          <w:u w:val="single" w:color="0000ff"/>
-          <w:rFonts w:ascii="Charis SIL Regular" w:hAnsi="Charis SIL Regular" w:eastAsia="Charis SIL Regular"/>
-          <w:b w:val="0"/>
-          <w:i w:val="0"/>
-          <w:color w:val="000000"/>
-          <w:sz w:val="24"/>
-        </w:rPr>
-        <w:hyperlink r:id="rId21" w:history="1">
-          <w:r>
-            <w:rPr>
-              <w:rStyle w:val="Hyperlink"/>
-            </w:rPr>
-            <w:t>e co</w:t>
-          </w:r>
-        </w:hyperlink>
-      </w:r>
-      <w:r>
-        <w:rPr>
-          <w:u w:val="single" w:color="0000ff"/>
-          <w:rFonts w:ascii="Charis SIL Regular" w:hAnsi="Charis SIL Regular" w:eastAsia="Charis SIL Regular"/>
-          <w:b w:val="0"/>
-          <w:i w:val="0"/>
-          <w:color w:val="000000"/>
-          <w:sz w:val="24"/>
-        </w:rPr>
-        <w:hyperlink r:id="rId21" w:history="1">
-          <w:r>
-            <w:rPr>
-              <w:rStyle w:val="Hyperlink"/>
-            </w:rPr>
-            <w:t xml:space="preserve">llection </w:t>
-          </w:r>
-        </w:hyperlink>
+        <w:t xml:space="preserve">contains documents relating to the collection </w:t>
       </w:r>
       <w:r>
         <w:rPr>
@@ -4656,8 +4510,16 @@
           <w:i w:val="0"/>
           <w:color w:val="0000FF"/>
           <w:sz w:val="24"/>
-        </w:rPr>
-        <w:t>page/31</w:t>
+          <w:u w:val="single"/>
+        </w:rPr>
+        <w:hyperlink r:id="rId25" w:history="1">
+          <w:r>
+            <w:rPr>
+              <w:rStyle w:val="Hyperlink"/>
+            </w:rPr>
+            <w:t>page/31</w:t>
+          </w:r>
+        </w:hyperlink>
       </w:r>
     </w:p>
     <w:p>
@@ -4999,7 +4861,7 @@
           <w:sz w:val="24"/>
           <w:u w:val="single"/>
         </w:rPr>
-        <w:hyperlink r:id="rId19" w:history="1">
+        <w:hyperlink r:id="rId27" w:history="1">
           <w:r>
             <w:rPr>
               <w:rStyle w:val="Hyperlink"/>
@@ -5028,7 +4890,7 @@
           <w:sz w:val="24"/>
           <w:u w:val="single"/>
         </w:rPr>
-        <w:hyperlink r:id="rId19" w:history="1">
+        <w:hyperlink r:id="rId27" w:history="1">
           <w:r>
             <w:rPr>
               <w:rStyle w:val="Hyperlink"/>
@@ -5259,7 +5121,7 @@
           <w:sz w:val="24"/>
           <w:u w:val="single"/>
         </w:rPr>
-        <w:hyperlink r:id="rId28" w:history="1">
+        <w:hyperlink r:id="rId29" w:history="1">
           <w:r>
             <w:rPr>
               <w:rStyle w:val="Hyperlink"/>
@@ -5413,7 +5275,7 @@
           <w:sz w:val="24"/>
           <w:u w:val="single"/>
         </w:rPr>
-        <w:hyperlink r:id="rId29" w:history="1">
+        <w:hyperlink r:id="rId30" w:history="1">
           <w:r>
             <w:rPr>
               <w:rStyle w:val="Hyperlink"/>
@@ -5442,7 +5304,7 @@
           <w:sz w:val="24"/>
           <w:u w:val="single"/>
         </w:rPr>
-        <w:hyperlink r:id="rId29" w:history="1">
+        <w:hyperlink r:id="rId30" w:history="1">
           <w:r>
             <w:rPr>
               <w:rStyle w:val="Hyperlink"/>
@@ -5470,7 +5332,7 @@
           <w:sz w:val="24"/>
           <w:u w:val="single"/>
         </w:rPr>
-        <w:hyperlink r:id="rId30" w:history="1">
+        <w:hyperlink r:id="rId31" w:history="1">
           <w:r>
             <w:rPr>
               <w:rStyle w:val="Hyperlink"/>
@@ -5499,7 +5361,7 @@
           <w:sz w:val="24"/>
           <w:u w:val="single"/>
         </w:rPr>
-        <w:hyperlink r:id="rId30" w:history="1">
+        <w:hyperlink r:id="rId31" w:history="1">
           <w:r>
             <w:rPr>
               <w:rStyle w:val="Hyperlink"/>
@@ -5623,7 +5485,7 @@
           <w:sz w:val="24"/>
           <w:u w:val="single"/>
         </w:rPr>
-        <w:hyperlink r:id="rId31" w:history="1">
+        <w:hyperlink r:id="rId32" w:history="1">
           <w:r>
             <w:rPr>
               <w:rStyle w:val="Hyperlink"/>
@@ -5641,7 +5503,7 @@
           <w:sz w:val="24"/>
           <w:u w:val="single"/>
         </w:rPr>
-        <w:hyperlink r:id="rId31" w:history="1">
+        <w:hyperlink r:id="rId32" w:history="1">
           <w:r>
             <w:rPr>
               <w:rStyle w:val="Hyperlink"/>
@@ -5659,7 +5521,7 @@
           <w:sz w:val="24"/>
           <w:u w:val="single"/>
         </w:rPr>
-        <w:hyperlink r:id="rId31" w:history="1">
+        <w:hyperlink r:id="rId32" w:history="1">
           <w:r>
             <w:rPr>
               <w:rStyle w:val="Hyperlink"/>
@@ -5840,7 +5702,7 @@
           <w:sz w:val="24"/>
           <w:u w:val="single"/>
         </w:rPr>
-        <w:hyperlink r:id="rId32" w:history="1">
+        <w:hyperlink r:id="rId33" w:history="1">
           <w:r>
             <w:rPr>
               <w:rStyle w:val="Hyperlink"/>
@@ -5858,7 +5720,7 @@
           <w:sz w:val="24"/>
           <w:u w:val="single"/>
         </w:rPr>
-        <w:hyperlink r:id="rId32" w:history="1">
+        <w:hyperlink r:id="rId33" w:history="1">
           <w:r>
             <w:rPr>
               <w:rStyle w:val="Hyperlink"/>
@@ -5876,7 +5738,7 @@
           <w:sz w:val="24"/>
           <w:u w:val="single"/>
         </w:rPr>
-        <w:hyperlink r:id="rId32" w:history="1">
+        <w:hyperlink r:id="rId33" w:history="1">
           <w:r>
             <w:rPr>
               <w:rStyle w:val="Hyperlink"/>
@@ -5894,7 +5756,7 @@
           <w:sz w:val="24"/>
           <w:u w:val="single"/>
         </w:rPr>
-        <w:hyperlink r:id="rId32" w:history="1">
+        <w:hyperlink r:id="rId33" w:history="1">
           <w:r>
             <w:rPr>
               <w:rStyle w:val="Hyperlink"/>
@@ -5912,7 +5774,7 @@
           <w:sz w:val="24"/>
           <w:u w:val="single"/>
         </w:rPr>
-        <w:hyperlink r:id="rId32" w:history="1">
+        <w:hyperlink r:id="rId33" w:history="1">
           <w:r>
             <w:rPr>
               <w:rStyle w:val="Hyperlink"/>
@@ -5930,7 +5792,7 @@
           <w:sz w:val="24"/>
           <w:u w:val="single"/>
         </w:rPr>
-        <w:hyperlink r:id="rId32" w:history="1">
+        <w:hyperlink r:id="rId33" w:history="1">
           <w:r>
             <w:rPr>
               <w:rStyle w:val="Hyperlink"/>
@@ -5948,7 +5810,7 @@
           <w:sz w:val="24"/>
           <w:u w:val="single"/>
         </w:rPr>
-        <w:hyperlink r:id="rId32" w:history="1">
+        <w:hyperlink r:id="rId33" w:history="1">
           <w:r>
             <w:rPr>
               <w:rStyle w:val="Hyperlink"/>
@@ -5966,12 +5828,12 @@
           <w:sz w:val="24"/>
           <w:u w:val="single"/>
         </w:rPr>
-        <w:hyperlink r:id="rId32" w:history="1">
+        <w:hyperlink r:id="rId33" w:history="1">
           <w:r>
             <w:rPr>
               <w:rStyle w:val="Hyperlink"/>
             </w:rPr>
-            <w:t>profiel</w:t>
+            <w:t>profie</w:t>
           </w:r>
         </w:hyperlink>
       </w:r>
@@ -5984,6 +5846,16 @@
           <w:sz w:val="24"/>
           <w:u w:val="single"/>
         </w:rPr>
+        <w:t>l</w:t>
+      </w:r>
+      <w:r>
+        <w:rPr>
+          <w:rFonts w:ascii="Charis SIL Regular" w:hAnsi="Charis SIL Regular" w:eastAsia="Charis SIL Regular"/>
+          <w:b w:val="0"/>
+          <w:i w:val="0"/>
+          <w:color w:val="0000FF"/>
+          <w:sz w:val="24"/>
+        </w:rPr>
         <w:t>-</w:t>
       </w:r>
       <w:r>
@@ -5995,12 +5867,12 @@
           <w:sz w:val="24"/>
           <w:u w:val="single"/>
         </w:rPr>
-        <w:hyperlink r:id="rId32" w:history="1">
+        <w:hyperlink r:id="rId33" w:history="1">
           <w:r>
             <w:rPr>
               <w:rStyle w:val="Hyperlink"/>
             </w:rPr>
-            <w:t>als</w:t>
+            <w:t>als-</w:t>
           </w:r>
         </w:hyperlink>
       </w:r>
@@ -6011,19 +5883,9 @@
           <w:i w:val="0"/>
           <w:color w:val="0000FF"/>
           <w:sz w:val="24"/>
-        </w:rPr>
-        <w:t>-</w:t>
-      </w:r>
-      <w:r>
-        <w:rPr>
-          <w:rFonts w:ascii="Charis SIL Regular" w:hAnsi="Charis SIL Regular" w:eastAsia="Charis SIL Regular"/>
-          <w:b w:val="0"/>
-          <w:i w:val="0"/>
-          <w:color w:val="0000FF"/>
-          <w:sz w:val="24"/>
           <w:u w:val="single"/>
         </w:rPr>
-        <w:hyperlink r:id="rId32" w:history="1">
+        <w:hyperlink r:id="rId33" w:history="1">
           <w:r>
             <w:rPr>
               <w:rStyle w:val="Hyperlink"/>
@@ -6041,7 +5903,7 @@
           <w:sz w:val="24"/>
           <w:u w:val="single"/>
         </w:rPr>
-        <w:hyperlink r:id="rId32" w:history="1">
+        <w:hyperlink r:id="rId33" w:history="1">
           <w:r>
             <w:rPr>
               <w:rStyle w:val="Hyperlink"/>
@@ -6059,7 +5921,7 @@
           <w:sz w:val="24"/>
           <w:u w:val="single"/>
         </w:rPr>
-        <w:hyperlink r:id="rId32" w:history="1">
+        <w:hyperlink r:id="rId33" w:history="1">
           <w:r>
             <w:rPr>
               <w:rStyle w:val="Hyperlink"/>
@@ -6077,7 +5939,7 @@
           <w:sz w:val="24"/>
           <w:u w:val="single"/>
         </w:rPr>
-        <w:hyperlink r:id="rId32" w:history="1">
+        <w:hyperlink r:id="rId33" w:history="1">
           <w:r>
             <w:rPr>
               <w:rStyle w:val="Hyperlink"/>
@@ -6198,7 +6060,7 @@
           <w:sz w:val="24"/>
           <w:u w:val="single"/>
         </w:rPr>
-        <w:hyperlink r:id="rId33" w:history="1">
+        <w:hyperlink r:id="rId34" w:history="1">
           <w:r>
             <w:rPr>
               <w:rStyle w:val="Hyperlink"/>
@@ -6227,7 +6089,7 @@
           <w:sz w:val="24"/>
           <w:u w:val="single"/>
         </w:rPr>
-        <w:hyperlink r:id="rId33" w:history="1">
+        <w:hyperlink r:id="rId34" w:history="1">
           <w:r>
             <w:rPr>
               <w:rStyle w:val="Hyperlink"/>
@@ -6255,7 +6117,7 @@
           <w:sz w:val="24"/>
           <w:u w:val="single"/>
         </w:rPr>
-        <w:hyperlink r:id="rId34" w:history="1">
+        <w:hyperlink r:id="rId35" w:history="1">
           <w:r>
             <w:rPr>
               <w:rStyle w:val="Hyperlink"/>
@@ -6284,7 +6146,7 @@
           <w:sz w:val="24"/>
           <w:u w:val="single"/>
         </w:rPr>
-        <w:hyperlink r:id="rId34" w:history="1">
+        <w:hyperlink r:id="rId35" w:history="1">
           <w:r>
             <w:rPr>
               <w:rStyle w:val="Hyperlink"/>

--- a/EXPORTS/DOCX/published/niveau2/English/Ghana.docx
+++ b/EXPORTS/DOCX/published/niveau2/English/Ghana.docx
@@ -1034,13 +1034,50 @@
       </w:r>
       <w:r>
         <w:rPr>
+          <w:u w:val="single" w:color="0000ff"/>
           <w:rFonts w:ascii="Charis SIL Regular" w:hAnsi="Charis SIL Regular" w:eastAsia="Charis SIL Regular"/>
           <w:b w:val="0"/>
           <w:i w:val="0"/>
           <w:color w:val="000000"/>
           <w:sz w:val="24"/>
         </w:rPr>
-        <w:t>aendels tra</w:t>
+        <w:hyperlink r:id="rId13" w:history="1">
+          <w:r>
+            <w:rPr>
+              <w:rStyle w:val="Hyperlink"/>
+            </w:rPr>
+            <w:t>aendels</w:t>
+          </w:r>
+        </w:hyperlink>
+      </w:r>
+      <w:r>
+        <w:rPr>
+          <w:u w:val="single" w:color="0000ff"/>
+          <w:rFonts w:ascii="Charis SIL Regular" w:hAnsi="Charis SIL Regular" w:eastAsia="Charis SIL Regular"/>
+          <w:b w:val="0"/>
+          <w:i w:val="0"/>
+          <w:color w:val="000000"/>
+          <w:sz w:val="24"/>
+        </w:rPr>
+        <w:t xml:space="preserve"> </w:t>
+      </w:r>
+      <w:r>
+        <w:rPr>
+          <w:u w:val="single" w:color="0000ff"/>
+          <w:rFonts w:ascii="Charis SIL Regular" w:hAnsi="Charis SIL Regular" w:eastAsia="Charis SIL Regular"/>
+          <w:b w:val="0"/>
+          <w:i w:val="0"/>
+          <w:color w:val="000000"/>
+          <w:sz w:val="24"/>
+        </w:rPr>
+        <w:hyperlink r:id="rId13" w:history="1">
+          <w:r>
+            <w:rPr>
+              <w:rStyle w:val="Hyperlink"/>
+            </w:rPr>
+            <w:t>tra</w:t>
+          </w:r>
+        </w:hyperlink>
       </w:r>
       <w:r>
         <w:rPr>
@@ -1249,7 +1286,7 @@
             <w:rPr>
               <w:rStyle w:val="Hyperlink"/>
             </w:rPr>
-            <w:t>buffa</w:t>
+            <w:t>buffal</w:t>
           </w:r>
         </w:hyperlink>
       </w:r>
@@ -1261,16 +1298,6 @@
           <w:color w:val="0000FF"/>
           <w:sz w:val="24"/>
           <w:u w:val="single"/>
-        </w:rPr>
-        <w:t>l</w:t>
-      </w:r>
-      <w:r>
-        <w:rPr>
-          <w:rFonts w:ascii="Charis SIL Regular" w:hAnsi="Charis SIL Regular" w:eastAsia="Charis SIL Regular"/>
-          <w:b w:val="0"/>
-          <w:i w:val="0"/>
-          <w:color w:val="0000FF"/>
-          <w:sz w:val="24"/>
         </w:rPr>
         <w:t>o</w:t>
       </w:r>
@@ -1299,7 +1326,7 @@
             <w:rPr>
               <w:rStyle w:val="Hyperlink"/>
             </w:rPr>
-            <w:t>horn</w:t>
+            <w:t>hor</w:t>
           </w:r>
         </w:hyperlink>
       </w:r>
@@ -1308,6 +1335,16 @@
           <w:rFonts w:ascii="Charis SIL Regular" w:hAnsi="Charis SIL Regular" w:eastAsia="Charis SIL Regular"/>
           <w:b w:val="0"/>
           <w:i w:val="0"/>
+          <w:color w:val="0000FF"/>
+          <w:sz w:val="24"/>
+        </w:rPr>
+        <w:t>n</w:t>
+      </w:r>
+      <w:r>
+        <w:rPr>
+          <w:rFonts w:ascii="Charis SIL Regular" w:hAnsi="Charis SIL Regular" w:eastAsia="Charis SIL Regular"/>
+          <w:b w:val="0"/>
+          <w:i w:val="0"/>
           <w:color w:val="000000"/>
           <w:sz w:val="24"/>
         </w:rPr>
@@ -1321,7 +1358,36 @@
           <w:color w:val="000000"/>
           <w:sz w:val="24"/>
         </w:rPr>
-        <w:t>donated by Daendels' predecessor ended u</w:t>
+        <w:t>donated by Daendels' predeces</w:t>
+      </w:r>
+      <w:r>
+        <w:rPr>
+          <w:u w:val="single" w:color="0000ff"/>
+          <w:rFonts w:ascii="Charis SIL Regular" w:hAnsi="Charis SIL Regular" w:eastAsia="Charis SIL Regular"/>
+          <w:b w:val="0"/>
+          <w:i w:val="0"/>
+          <w:color w:val="000000"/>
+          <w:sz w:val="24"/>
+        </w:rPr>
+        <w:t>s</w:t>
+      </w:r>
+      <w:r>
+        <w:rPr>
+          <w:u w:val="single" w:color="0000ff"/>
+          <w:rFonts w:ascii="Charis SIL Regular" w:hAnsi="Charis SIL Regular" w:eastAsia="Charis SIL Regular"/>
+          <w:b w:val="0"/>
+          <w:i w:val="0"/>
+          <w:color w:val="000000"/>
+          <w:sz w:val="24"/>
+        </w:rPr>
+        <w:hyperlink r:id="rId14" w:history="1">
+          <w:r>
+            <w:rPr>
+              <w:rStyle w:val="Hyperlink"/>
+            </w:rPr>
+            <w:t>or ended u</w:t>
+          </w:r>
+        </w:hyperlink>
       </w:r>
       <w:r>
         <w:rPr>
@@ -1433,13 +1499,39 @@
       </w:r>
       <w:r>
         <w:rPr>
+          <w:u w:val="single" w:color="0000ff"/>
           <w:rFonts w:ascii="Charis SIL Regular" w:hAnsi="Charis SIL Regular" w:eastAsia="Charis SIL Regular"/>
           <w:b w:val="0"/>
           <w:i w:val="0"/>
           <w:color w:val="000000"/>
           <w:sz w:val="24"/>
         </w:rPr>
-        <w:t>he Rijks</w:t>
+        <w:hyperlink r:id="rId14" w:history="1">
+          <w:r>
+            <w:rPr>
+              <w:rStyle w:val="Hyperlink"/>
+            </w:rPr>
+            <w:t>h</w:t>
+          </w:r>
+        </w:hyperlink>
+      </w:r>
+      <w:r>
+        <w:rPr>
+          <w:u w:val="single" w:color="0000ff"/>
+          <w:rFonts w:ascii="Charis SIL Regular" w:hAnsi="Charis SIL Regular" w:eastAsia="Charis SIL Regular"/>
+          <w:b w:val="0"/>
+          <w:i w:val="0"/>
+          <w:color w:val="000000"/>
+          <w:sz w:val="24"/>
+        </w:rPr>
+        <w:hyperlink r:id="rId14" w:history="1">
+          <w:r>
+            <w:rPr>
+              <w:rStyle w:val="Hyperlink"/>
+            </w:rPr>
+            <w:t>e Rijks</w:t>
+          </w:r>
+        </w:hyperlink>
       </w:r>
       <w:r>
         <w:rPr>
@@ -3498,7 +3590,61 @@
           <w:color w:val="000000"/>
           <w:sz w:val="24"/>
         </w:rPr>
-        <w:t xml:space="preserve">contains documents relating to the collection </w:t>
+        <w:t>contains documents relat</w:t>
+      </w:r>
+      <w:r>
+        <w:rPr>
+          <w:u w:val="single" w:color="0000ff"/>
+          <w:rFonts w:ascii="Charis SIL Regular" w:hAnsi="Charis SIL Regular" w:eastAsia="Charis SIL Regular"/>
+          <w:b w:val="0"/>
+          <w:i w:val="0"/>
+          <w:color w:val="000000"/>
+          <w:sz w:val="24"/>
+        </w:rPr>
+        <w:hyperlink r:id="rId21" w:history="1">
+          <w:r>
+            <w:rPr>
+              <w:rStyle w:val="Hyperlink"/>
+            </w:rPr>
+            <w:t>ing to th</w:t>
+          </w:r>
+        </w:hyperlink>
+      </w:r>
+      <w:r>
+        <w:rPr>
+          <w:u w:val="single" w:color="0000ff"/>
+          <w:rFonts w:ascii="Charis SIL Regular" w:hAnsi="Charis SIL Regular" w:eastAsia="Charis SIL Regular"/>
+          <w:b w:val="0"/>
+          <w:i w:val="0"/>
+          <w:color w:val="000000"/>
+          <w:sz w:val="24"/>
+        </w:rPr>
+        <w:hyperlink r:id="rId21" w:history="1">
+          <w:r>
+            <w:rPr>
+              <w:rStyle w:val="Hyperlink"/>
+            </w:rPr>
+            <w:t>e co</w:t>
+          </w:r>
+        </w:hyperlink>
+      </w:r>
+      <w:r>
+        <w:rPr>
+          <w:u w:val="single" w:color="0000ff"/>
+          <w:rFonts w:ascii="Charis SIL Regular" w:hAnsi="Charis SIL Regular" w:eastAsia="Charis SIL Regular"/>
+          <w:b w:val="0"/>
+          <w:i w:val="0"/>
+          <w:color w:val="000000"/>
+          <w:sz w:val="24"/>
+        </w:rPr>
+        <w:hyperlink r:id="rId21" w:history="1">
+          <w:r>
+            <w:rPr>
+              <w:rStyle w:val="Hyperlink"/>
+            </w:rPr>
+            <w:t xml:space="preserve">llection </w:t>
+          </w:r>
+        </w:hyperlink>
       </w:r>
       <w:r>
         <w:rPr>
@@ -3786,19 +3932,19 @@
           <w:i w:val="0"/>
           <w:color w:val="0000FF"/>
           <w:sz w:val="24"/>
+        </w:rPr>
+        <w:t>i</w:t>
+      </w:r>
+      <w:r>
+        <w:rPr>
+          <w:rFonts w:ascii="Charis SIL Regular" w:hAnsi="Charis SIL Regular" w:eastAsia="Charis SIL Regular"/>
+          <w:b w:val="0"/>
+          <w:i w:val="0"/>
+          <w:color w:val="0000FF"/>
+          <w:sz w:val="24"/>
           <w:u w:val="single"/>
         </w:rPr>
-        <w:t>ic Societ</w:t>
-      </w:r>
-      <w:r>
-        <w:rPr>
-          <w:rFonts w:ascii="Charis SIL Regular" w:hAnsi="Charis SIL Regular" w:eastAsia="Charis SIL Regular"/>
-          <w:b w:val="0"/>
-          <w:i w:val="0"/>
-          <w:color w:val="0000FF"/>
-          <w:sz w:val="24"/>
-        </w:rPr>
-        <w:t>y</w:t>
+        <w:t>c Society</w:t>
       </w:r>
       <w:r>
         <w:br/>
@@ -4215,7 +4361,7 @@
           <w:sz w:val="24"/>
           <w:u w:val="single"/>
         </w:rPr>
-        <w:hyperlink r:id="rId24" w:history="1">
+        <w:hyperlink r:id="rId23" w:history="1">
           <w:r>
             <w:rPr>
               <w:rStyle w:val="Hyperlink"/>
@@ -4233,7 +4379,7 @@
           <w:sz w:val="24"/>
           <w:u w:val="single"/>
         </w:rPr>
-        <w:hyperlink r:id="rId23" w:history="1">
+        <w:hyperlink r:id="rId24" w:history="1">
           <w:r>
             <w:rPr>
               <w:rStyle w:val="Hyperlink"/>
@@ -4244,31 +4390,13 @@
       </w:r>
       <w:r>
         <w:rPr>
-          <w:u w:val="single" w:color="0000ff"/>
           <w:rFonts w:ascii="Charis SIL Regular" w:hAnsi="Charis SIL Regular" w:eastAsia="Charis SIL Regular"/>
           <w:b w:val="0"/>
           <w:i w:val="0"/>
           <w:color w:val="000000"/>
           <w:sz w:val="24"/>
         </w:rPr>
-        <w:hyperlink r:id="rId23" w:history="1">
-          <w:r>
-            <w:rPr>
-              <w:rStyle w:val="Hyperlink"/>
-            </w:rPr>
-            <w:t>,</w:t>
-          </w:r>
-        </w:hyperlink>
-      </w:r>
-      <w:r>
-        <w:rPr>
-          <w:rFonts w:ascii="Charis SIL Regular" w:hAnsi="Charis SIL Regular" w:eastAsia="Charis SIL Regular"/>
-          <w:b w:val="0"/>
-          <w:i w:val="0"/>
-          <w:color w:val="000000"/>
-          <w:sz w:val="24"/>
-        </w:rPr>
-        <w:t xml:space="preserve"> </w:t>
+        <w:t xml:space="preserve">, </w:t>
       </w:r>
       <w:r>
         <w:rPr>
@@ -4279,7 +4407,7 @@
           <w:sz w:val="24"/>
           <w:u w:val="single"/>
         </w:rPr>
-        <w:hyperlink r:id="rId23" w:history="1">
+        <w:hyperlink r:id="rId25" w:history="1">
           <w:r>
             <w:rPr>
               <w:rStyle w:val="Hyperlink"/>
@@ -4297,7 +4425,7 @@
           <w:sz w:val="24"/>
           <w:u w:val="single"/>
         </w:rPr>
-        <w:hyperlink r:id="rId23" w:history="1">
+        <w:hyperlink r:id="rId25" w:history="1">
           <w:r>
             <w:rPr>
               <w:rStyle w:val="Hyperlink"/>
@@ -4326,7 +4454,7 @@
           <w:sz w:val="24"/>
           <w:u w:val="single"/>
         </w:rPr>
-        <w:hyperlink r:id="rId23" w:history="1">
+        <w:hyperlink r:id="rId25" w:history="1">
           <w:r>
             <w:rPr>
               <w:rStyle w:val="Hyperlink"/>
@@ -4404,7 +4532,7 @@
           <w:sz w:val="24"/>
           <w:u w:val="single"/>
         </w:rPr>
-        <w:hyperlink r:id="rId25" w:history="1">
+        <w:hyperlink r:id="rId26" w:history="1">
           <w:r>
             <w:rPr>
               <w:rStyle w:val="Hyperlink"/>
@@ -4422,7 +4550,7 @@
           <w:sz w:val="24"/>
           <w:u w:val="single"/>
         </w:rPr>
-        <w:hyperlink r:id="rId25" w:history="1">
+        <w:hyperlink r:id="rId26" w:history="1">
           <w:r>
             <w:rPr>
               <w:rStyle w:val="Hyperlink"/>
@@ -4440,7 +4568,7 @@
           <w:sz w:val="24"/>
           <w:u w:val="single"/>
         </w:rPr>
-        <w:hyperlink r:id="rId25" w:history="1">
+        <w:hyperlink r:id="rId26" w:history="1">
           <w:r>
             <w:rPr>
               <w:rStyle w:val="Hyperlink"/>
@@ -4458,7 +4586,7 @@
           <w:sz w:val="24"/>
           <w:u w:val="single"/>
         </w:rPr>
-        <w:hyperlink r:id="rId25" w:history="1">
+        <w:hyperlink r:id="rId26" w:history="1">
           <w:r>
             <w:rPr>
               <w:rStyle w:val="Hyperlink"/>
@@ -4476,7 +4604,7 @@
           <w:sz w:val="24"/>
           <w:u w:val="single"/>
         </w:rPr>
-        <w:hyperlink r:id="rId25" w:history="1">
+        <w:hyperlink r:id="rId26" w:history="1">
           <w:r>
             <w:rPr>
               <w:rStyle w:val="Hyperlink"/>
@@ -4494,7 +4622,7 @@
           <w:sz w:val="24"/>
           <w:u w:val="single"/>
         </w:rPr>
-        <w:hyperlink r:id="rId25" w:history="1">
+        <w:hyperlink r:id="rId26" w:history="1">
           <w:r>
             <w:rPr>
               <w:rStyle w:val="Hyperlink"/>
@@ -4512,7 +4640,7 @@
           <w:sz w:val="24"/>
           <w:u w:val="single"/>
         </w:rPr>
-        <w:hyperlink r:id="rId25" w:history="1">
+        <w:hyperlink r:id="rId26" w:history="1">
           <w:r>
             <w:rPr>
               <w:rStyle w:val="Hyperlink"/>
@@ -4767,7 +4895,7 @@
           <w:sz w:val="24"/>
           <w:u w:val="single"/>
         </w:rPr>
-        <w:hyperlink r:id="rId26" w:history="1">
+        <w:hyperlink r:id="rId27" w:history="1">
           <w:r>
             <w:rPr>
               <w:rStyle w:val="Hyperlink"/>
@@ -4785,7 +4913,7 @@
           <w:sz w:val="24"/>
           <w:u w:val="single"/>
         </w:rPr>
-        <w:hyperlink r:id="rId26" w:history="1">
+        <w:hyperlink r:id="rId19" w:history="1">
           <w:r>
             <w:rPr>
               <w:rStyle w:val="Hyperlink"/>
@@ -4814,7 +4942,7 @@
           <w:sz w:val="24"/>
           <w:u w:val="single"/>
         </w:rPr>
-        <w:hyperlink r:id="rId26" w:history="1">
+        <w:hyperlink r:id="rId19" w:history="1">
           <w:r>
             <w:rPr>
               <w:rStyle w:val="Hyperlink"/>
@@ -4832,7 +4960,14 @@
           <w:color w:val="000000"/>
           <w:sz w:val="24"/>
         </w:rPr>
-        <w:t xml:space="preserve">, </w:t>
+        <w:hyperlink r:id="rId19" w:history="1">
+          <w:r>
+            <w:rPr>
+              <w:rStyle w:val="Hyperlink"/>
+            </w:rPr>
+            <w:t xml:space="preserve">, </w:t>
+          </w:r>
+        </w:hyperlink>
       </w:r>
       <w:r>
         <w:rPr>
@@ -4843,7 +4978,7 @@
           <w:sz w:val="24"/>
           <w:u w:val="single"/>
         </w:rPr>
-        <w:hyperlink r:id="rId27" w:history="1">
+        <w:hyperlink r:id="rId19" w:history="1">
           <w:r>
             <w:rPr>
               <w:rStyle w:val="Hyperlink"/>
@@ -4861,7 +4996,7 @@
           <w:sz w:val="24"/>
           <w:u w:val="single"/>
         </w:rPr>
-        <w:hyperlink r:id="rId27" w:history="1">
+        <w:hyperlink r:id="rId19" w:history="1">
           <w:r>
             <w:rPr>
               <w:rStyle w:val="Hyperlink"/>
@@ -4890,7 +5025,7 @@
           <w:sz w:val="24"/>
           <w:u w:val="single"/>
         </w:rPr>
-        <w:hyperlink r:id="rId27" w:history="1">
+        <w:hyperlink r:id="rId28" w:history="1">
           <w:r>
             <w:rPr>
               <w:rStyle w:val="Hyperlink"/>
@@ -4908,7 +5043,7 @@
           <w:sz w:val="24"/>
           <w:u w:val="single"/>
         </w:rPr>
-        <w:hyperlink r:id="rId19" w:history="1">
+        <w:hyperlink r:id="rId28" w:history="1">
           <w:r>
             <w:rPr>
               <w:rStyle w:val="Hyperlink"/>
@@ -5039,7 +5174,7 @@
           <w:sz w:val="24"/>
           <w:u w:val="single"/>
         </w:rPr>
-        <w:hyperlink r:id="rId28" w:history="1">
+        <w:hyperlink r:id="rId29" w:history="1">
           <w:r>
             <w:rPr>
               <w:rStyle w:val="Hyperlink"/>
@@ -5057,7 +5192,7 @@
           <w:sz w:val="24"/>
           <w:u w:val="single"/>
         </w:rPr>
-        <w:hyperlink r:id="rId28" w:history="1">
+        <w:hyperlink r:id="rId29" w:history="1">
           <w:r>
             <w:rPr>
               <w:rStyle w:val="Hyperlink"/>
@@ -5075,7 +5210,7 @@
           <w:sz w:val="24"/>
           <w:u w:val="single"/>
         </w:rPr>
-        <w:hyperlink r:id="rId28" w:history="1">
+        <w:hyperlink r:id="rId29" w:history="1">
           <w:r>
             <w:rPr>
               <w:rStyle w:val="Hyperlink"/>
@@ -5093,7 +5228,7 @@
           <w:sz w:val="24"/>
           <w:u w:val="single"/>
         </w:rPr>
-        <w:hyperlink r:id="rId28" w:history="1">
+        <w:hyperlink r:id="rId29" w:history="1">
           <w:r>
             <w:rPr>
               <w:rStyle w:val="Hyperlink"/>
@@ -5139,7 +5274,7 @@
           <w:sz w:val="24"/>
           <w:u w:val="single"/>
         </w:rPr>
-        <w:hyperlink r:id="rId28" w:history="1">
+        <w:hyperlink r:id="rId29" w:history="1">
           <w:r>
             <w:rPr>
               <w:rStyle w:val="Hyperlink"/>
@@ -5168,7 +5303,7 @@
           <w:sz w:val="24"/>
           <w:u w:val="single"/>
         </w:rPr>
-        <w:hyperlink r:id="rId28" w:history="1">
+        <w:hyperlink r:id="rId29" w:history="1">
           <w:r>
             <w:rPr>
               <w:rStyle w:val="Hyperlink"/>
@@ -5833,7 +5968,7 @@
             <w:rPr>
               <w:rStyle w:val="Hyperlink"/>
             </w:rPr>
-            <w:t>profie</w:t>
+            <w:t>profiel</w:t>
           </w:r>
         </w:hyperlink>
       </w:r>
@@ -5845,16 +5980,6 @@
           <w:color w:val="0000FF"/>
           <w:sz w:val="24"/>
           <w:u w:val="single"/>
-        </w:rPr>
-        <w:t>l</w:t>
-      </w:r>
-      <w:r>
-        <w:rPr>
-          <w:rFonts w:ascii="Charis SIL Regular" w:hAnsi="Charis SIL Regular" w:eastAsia="Charis SIL Regular"/>
-          <w:b w:val="0"/>
-          <w:i w:val="0"/>
-          <w:color w:val="0000FF"/>
-          <w:sz w:val="24"/>
         </w:rPr>
         <w:t>-</w:t>
       </w:r>
@@ -5872,9 +5997,19 @@
             <w:rPr>
               <w:rStyle w:val="Hyperlink"/>
             </w:rPr>
-            <w:t>als-</w:t>
+            <w:t>als</w:t>
           </w:r>
         </w:hyperlink>
+      </w:r>
+      <w:r>
+        <w:rPr>
+          <w:rFonts w:ascii="Charis SIL Regular" w:hAnsi="Charis SIL Regular" w:eastAsia="Charis SIL Regular"/>
+          <w:b w:val="0"/>
+          <w:i w:val="0"/>
+          <w:color w:val="0000FF"/>
+          <w:sz w:val="24"/>
+        </w:rPr>
+        <w:t>-</w:t>
       </w:r>
       <w:r>
         <w:rPr>

--- a/EXPORTS/DOCX/published/niveau2/English/Ghana.docx
+++ b/EXPORTS/DOCX/published/niveau2/English/Ghana.docx
@@ -3590,25 +3590,7 @@
           <w:color w:val="000000"/>
           <w:sz w:val="24"/>
         </w:rPr>
-        <w:t>contains documents relat</w:t>
-      </w:r>
-      <w:r>
-        <w:rPr>
-          <w:u w:val="single" w:color="0000ff"/>
-          <w:rFonts w:ascii="Charis SIL Regular" w:hAnsi="Charis SIL Regular" w:eastAsia="Charis SIL Regular"/>
-          <w:b w:val="0"/>
-          <w:i w:val="0"/>
-          <w:color w:val="000000"/>
-          <w:sz w:val="24"/>
-        </w:rPr>
-        <w:hyperlink r:id="rId21" w:history="1">
-          <w:r>
-            <w:rPr>
-              <w:rStyle w:val="Hyperlink"/>
-            </w:rPr>
-            <w:t>ing to th</w:t>
-          </w:r>
-        </w:hyperlink>
+        <w:t>contains documents relating to th</w:t>
       </w:r>
       <w:r>
         <w:rPr>
@@ -4361,7 +4343,7 @@
           <w:sz w:val="24"/>
           <w:u w:val="single"/>
         </w:rPr>
-        <w:hyperlink r:id="rId23" w:history="1">
+        <w:hyperlink r:id="rId24" w:history="1">
           <w:r>
             <w:rPr>
               <w:rStyle w:val="Hyperlink"/>
@@ -4862,9 +4844,15 @@
           <w:i w:val="0"/>
           <w:color w:val="0000FF"/>
           <w:sz w:val="24"/>
-          <w:u w:val="single"/>
-        </w:rPr>
-        <w:t>l</w:t>
+        </w:rPr>
+        <w:hyperlink r:id="rId19" w:history="1">
+          <w:r>
+            <w:rPr>
+              <w:rStyle w:val="Hyperlink"/>
+            </w:rPr>
+            <w:t>l</w:t>
+          </w:r>
+        </w:hyperlink>
       </w:r>
       <w:r>
         <w:rPr>
@@ -4884,7 +4872,14 @@
           <w:color w:val="000000"/>
           <w:sz w:val="24"/>
         </w:rPr>
-        <w:t xml:space="preserve">, </w:t>
+        <w:hyperlink r:id="rId19" w:history="1">
+          <w:r>
+            <w:rPr>
+              <w:rStyle w:val="Hyperlink"/>
+            </w:rPr>
+            <w:t xml:space="preserve">, </w:t>
+          </w:r>
+        </w:hyperlink>
       </w:r>
       <w:r>
         <w:rPr>
@@ -4913,7 +4908,7 @@
           <w:sz w:val="24"/>
           <w:u w:val="single"/>
         </w:rPr>
-        <w:hyperlink r:id="rId19" w:history="1">
+        <w:hyperlink r:id="rId27" w:history="1">
           <w:r>
             <w:rPr>
               <w:rStyle w:val="Hyperlink"/>
@@ -4942,7 +4937,7 @@
           <w:sz w:val="24"/>
           <w:u w:val="single"/>
         </w:rPr>
-        <w:hyperlink r:id="rId19" w:history="1">
+        <w:hyperlink r:id="rId27" w:history="1">
           <w:r>
             <w:rPr>
               <w:rStyle w:val="Hyperlink"/>
@@ -4953,21 +4948,13 @@
       </w:r>
       <w:r>
         <w:rPr>
-          <w:u w:val="single" w:color="0000ff"/>
           <w:rFonts w:ascii="Charis SIL Regular" w:hAnsi="Charis SIL Regular" w:eastAsia="Charis SIL Regular"/>
           <w:b w:val="0"/>
           <w:i w:val="0"/>
           <w:color w:val="000000"/>
           <w:sz w:val="24"/>
         </w:rPr>
-        <w:hyperlink r:id="rId19" w:history="1">
-          <w:r>
-            <w:rPr>
-              <w:rStyle w:val="Hyperlink"/>
-            </w:rPr>
-            <w:t xml:space="preserve">, </w:t>
-          </w:r>
-        </w:hyperlink>
+        <w:t xml:space="preserve">, </w:t>
       </w:r>
       <w:r>
         <w:rPr>
@@ -4978,7 +4965,7 @@
           <w:sz w:val="24"/>
           <w:u w:val="single"/>
         </w:rPr>
-        <w:hyperlink r:id="rId19" w:history="1">
+        <w:hyperlink r:id="rId28" w:history="1">
           <w:r>
             <w:rPr>
               <w:rStyle w:val="Hyperlink"/>
@@ -4996,7 +4983,7 @@
           <w:sz w:val="24"/>
           <w:u w:val="single"/>
         </w:rPr>
-        <w:hyperlink r:id="rId19" w:history="1">
+        <w:hyperlink r:id="rId28" w:history="1">
           <w:r>
             <w:rPr>
               <w:rStyle w:val="Hyperlink"/>
@@ -5303,7 +5290,7 @@
           <w:sz w:val="24"/>
           <w:u w:val="single"/>
         </w:rPr>
-        <w:hyperlink r:id="rId29" w:history="1">
+        <w:hyperlink r:id="rId30" w:history="1">
           <w:r>
             <w:rPr>
               <w:rStyle w:val="Hyperlink"/>
@@ -5410,7 +5397,7 @@
           <w:sz w:val="24"/>
           <w:u w:val="single"/>
         </w:rPr>
-        <w:hyperlink r:id="rId30" w:history="1">
+        <w:hyperlink r:id="rId31" w:history="1">
           <w:r>
             <w:rPr>
               <w:rStyle w:val="Hyperlink"/>
@@ -5439,7 +5426,7 @@
           <w:sz w:val="24"/>
           <w:u w:val="single"/>
         </w:rPr>
-        <w:hyperlink r:id="rId30" w:history="1">
+        <w:hyperlink r:id="rId31" w:history="1">
           <w:r>
             <w:rPr>
               <w:rStyle w:val="Hyperlink"/>
@@ -5467,7 +5454,7 @@
           <w:sz w:val="24"/>
           <w:u w:val="single"/>
         </w:rPr>
-        <w:hyperlink r:id="rId31" w:history="1">
+        <w:hyperlink r:id="rId32" w:history="1">
           <w:r>
             <w:rPr>
               <w:rStyle w:val="Hyperlink"/>
@@ -5496,7 +5483,7 @@
           <w:sz w:val="24"/>
           <w:u w:val="single"/>
         </w:rPr>
-        <w:hyperlink r:id="rId31" w:history="1">
+        <w:hyperlink r:id="rId32" w:history="1">
           <w:r>
             <w:rPr>
               <w:rStyle w:val="Hyperlink"/>
@@ -5620,7 +5607,7 @@
           <w:sz w:val="24"/>
           <w:u w:val="single"/>
         </w:rPr>
-        <w:hyperlink r:id="rId32" w:history="1">
+        <w:hyperlink r:id="rId33" w:history="1">
           <w:r>
             <w:rPr>
               <w:rStyle w:val="Hyperlink"/>
@@ -5638,7 +5625,7 @@
           <w:sz w:val="24"/>
           <w:u w:val="single"/>
         </w:rPr>
-        <w:hyperlink r:id="rId32" w:history="1">
+        <w:hyperlink r:id="rId33" w:history="1">
           <w:r>
             <w:rPr>
               <w:rStyle w:val="Hyperlink"/>
@@ -5656,7 +5643,7 @@
           <w:sz w:val="24"/>
           <w:u w:val="single"/>
         </w:rPr>
-        <w:hyperlink r:id="rId32" w:history="1">
+        <w:hyperlink r:id="rId33" w:history="1">
           <w:r>
             <w:rPr>
               <w:rStyle w:val="Hyperlink"/>
@@ -5837,7 +5824,7 @@
           <w:sz w:val="24"/>
           <w:u w:val="single"/>
         </w:rPr>
-        <w:hyperlink r:id="rId33" w:history="1">
+        <w:hyperlink r:id="rId34" w:history="1">
           <w:r>
             <w:rPr>
               <w:rStyle w:val="Hyperlink"/>
@@ -5855,7 +5842,7 @@
           <w:sz w:val="24"/>
           <w:u w:val="single"/>
         </w:rPr>
-        <w:hyperlink r:id="rId33" w:history="1">
+        <w:hyperlink r:id="rId34" w:history="1">
           <w:r>
             <w:rPr>
               <w:rStyle w:val="Hyperlink"/>
@@ -5873,7 +5860,7 @@
           <w:sz w:val="24"/>
           <w:u w:val="single"/>
         </w:rPr>
-        <w:hyperlink r:id="rId33" w:history="1">
+        <w:hyperlink r:id="rId34" w:history="1">
           <w:r>
             <w:rPr>
               <w:rStyle w:val="Hyperlink"/>
@@ -5891,7 +5878,7 @@
           <w:sz w:val="24"/>
           <w:u w:val="single"/>
         </w:rPr>
-        <w:hyperlink r:id="rId33" w:history="1">
+        <w:hyperlink r:id="rId34" w:history="1">
           <w:r>
             <w:rPr>
               <w:rStyle w:val="Hyperlink"/>
@@ -5909,7 +5896,7 @@
           <w:sz w:val="24"/>
           <w:u w:val="single"/>
         </w:rPr>
-        <w:hyperlink r:id="rId33" w:history="1">
+        <w:hyperlink r:id="rId34" w:history="1">
           <w:r>
             <w:rPr>
               <w:rStyle w:val="Hyperlink"/>
@@ -5927,7 +5914,7 @@
           <w:sz w:val="24"/>
           <w:u w:val="single"/>
         </w:rPr>
-        <w:hyperlink r:id="rId33" w:history="1">
+        <w:hyperlink r:id="rId34" w:history="1">
           <w:r>
             <w:rPr>
               <w:rStyle w:val="Hyperlink"/>
@@ -5945,7 +5932,7 @@
           <w:sz w:val="24"/>
           <w:u w:val="single"/>
         </w:rPr>
-        <w:hyperlink r:id="rId33" w:history="1">
+        <w:hyperlink r:id="rId34" w:history="1">
           <w:r>
             <w:rPr>
               <w:rStyle w:val="Hyperlink"/>
@@ -5963,12 +5950,12 @@
           <w:sz w:val="24"/>
           <w:u w:val="single"/>
         </w:rPr>
-        <w:hyperlink r:id="rId33" w:history="1">
+        <w:hyperlink r:id="rId34" w:history="1">
           <w:r>
             <w:rPr>
               <w:rStyle w:val="Hyperlink"/>
             </w:rPr>
-            <w:t>profiel</w:t>
+            <w:t>profie</w:t>
           </w:r>
         </w:hyperlink>
       </w:r>
@@ -5981,6 +5968,16 @@
           <w:sz w:val="24"/>
           <w:u w:val="single"/>
         </w:rPr>
+        <w:t>l</w:t>
+      </w:r>
+      <w:r>
+        <w:rPr>
+          <w:rFonts w:ascii="Charis SIL Regular" w:hAnsi="Charis SIL Regular" w:eastAsia="Charis SIL Regular"/>
+          <w:b w:val="0"/>
+          <w:i w:val="0"/>
+          <w:color w:val="0000FF"/>
+          <w:sz w:val="24"/>
+        </w:rPr>
         <w:t>-</w:t>
       </w:r>
       <w:r>
@@ -5992,12 +5989,12 @@
           <w:sz w:val="24"/>
           <w:u w:val="single"/>
         </w:rPr>
-        <w:hyperlink r:id="rId33" w:history="1">
+        <w:hyperlink r:id="rId34" w:history="1">
           <w:r>
             <w:rPr>
               <w:rStyle w:val="Hyperlink"/>
             </w:rPr>
-            <w:t>als</w:t>
+            <w:t>als-</w:t>
           </w:r>
         </w:hyperlink>
       </w:r>
@@ -6008,19 +6005,9 @@
           <w:i w:val="0"/>
           <w:color w:val="0000FF"/>
           <w:sz w:val="24"/>
-        </w:rPr>
-        <w:t>-</w:t>
-      </w:r>
-      <w:r>
-        <w:rPr>
-          <w:rFonts w:ascii="Charis SIL Regular" w:hAnsi="Charis SIL Regular" w:eastAsia="Charis SIL Regular"/>
-          <w:b w:val="0"/>
-          <w:i w:val="0"/>
-          <w:color w:val="0000FF"/>
-          <w:sz w:val="24"/>
           <w:u w:val="single"/>
         </w:rPr>
-        <w:hyperlink r:id="rId33" w:history="1">
+        <w:hyperlink r:id="rId34" w:history="1">
           <w:r>
             <w:rPr>
               <w:rStyle w:val="Hyperlink"/>
@@ -6038,7 +6025,7 @@
           <w:sz w:val="24"/>
           <w:u w:val="single"/>
         </w:rPr>
-        <w:hyperlink r:id="rId33" w:history="1">
+        <w:hyperlink r:id="rId34" w:history="1">
           <w:r>
             <w:rPr>
               <w:rStyle w:val="Hyperlink"/>
@@ -6056,7 +6043,7 @@
           <w:sz w:val="24"/>
           <w:u w:val="single"/>
         </w:rPr>
-        <w:hyperlink r:id="rId33" w:history="1">
+        <w:hyperlink r:id="rId34" w:history="1">
           <w:r>
             <w:rPr>
               <w:rStyle w:val="Hyperlink"/>
@@ -6074,7 +6061,7 @@
           <w:sz w:val="24"/>
           <w:u w:val="single"/>
         </w:rPr>
-        <w:hyperlink r:id="rId33" w:history="1">
+        <w:hyperlink r:id="rId34" w:history="1">
           <w:r>
             <w:rPr>
               <w:rStyle w:val="Hyperlink"/>
@@ -6195,7 +6182,7 @@
           <w:sz w:val="24"/>
           <w:u w:val="single"/>
         </w:rPr>
-        <w:hyperlink r:id="rId34" w:history="1">
+        <w:hyperlink r:id="rId35" w:history="1">
           <w:r>
             <w:rPr>
               <w:rStyle w:val="Hyperlink"/>
@@ -6224,7 +6211,7 @@
           <w:sz w:val="24"/>
           <w:u w:val="single"/>
         </w:rPr>
-        <w:hyperlink r:id="rId34" w:history="1">
+        <w:hyperlink r:id="rId35" w:history="1">
           <w:r>
             <w:rPr>
               <w:rStyle w:val="Hyperlink"/>
@@ -6252,7 +6239,7 @@
           <w:sz w:val="24"/>
           <w:u w:val="single"/>
         </w:rPr>
-        <w:hyperlink r:id="rId35" w:history="1">
+        <w:hyperlink r:id="rId36" w:history="1">
           <w:r>
             <w:rPr>
               <w:rStyle w:val="Hyperlink"/>
@@ -6281,7 +6268,7 @@
           <w:sz w:val="24"/>
           <w:u w:val="single"/>
         </w:rPr>
-        <w:hyperlink r:id="rId35" w:history="1">
+        <w:hyperlink r:id="rId36" w:history="1">
           <w:r>
             <w:rPr>
               <w:rStyle w:val="Hyperlink"/>

--- a/EXPORTS/DOCX/published/niveau2/English/Ghana.docx
+++ b/EXPORTS/DOCX/published/niveau2/English/Ghana.docx
@@ -3590,7 +3590,25 @@
           <w:color w:val="000000"/>
           <w:sz w:val="24"/>
         </w:rPr>
-        <w:t>contains documents relating to th</w:t>
+        <w:t>contains documents relat</w:t>
+      </w:r>
+      <w:r>
+        <w:rPr>
+          <w:u w:val="single" w:color="0000ff"/>
+          <w:rFonts w:ascii="Charis SIL Regular" w:hAnsi="Charis SIL Regular" w:eastAsia="Charis SIL Regular"/>
+          <w:b w:val="0"/>
+          <w:i w:val="0"/>
+          <w:color w:val="000000"/>
+          <w:sz w:val="24"/>
+        </w:rPr>
+        <w:hyperlink r:id="rId21" w:history="1">
+          <w:r>
+            <w:rPr>
+              <w:rStyle w:val="Hyperlink"/>
+            </w:rPr>
+            <w:t>ing to th</w:t>
+          </w:r>
+        </w:hyperlink>
       </w:r>
       <w:r>
         <w:rPr>
@@ -4343,7 +4361,7 @@
           <w:sz w:val="24"/>
           <w:u w:val="single"/>
         </w:rPr>
-        <w:hyperlink r:id="rId24" w:history="1">
+        <w:hyperlink r:id="rId23" w:history="1">
           <w:r>
             <w:rPr>
               <w:rStyle w:val="Hyperlink"/>
@@ -4361,7 +4379,7 @@
           <w:sz w:val="24"/>
           <w:u w:val="single"/>
         </w:rPr>
-        <w:hyperlink r:id="rId24" w:history="1">
+        <w:hyperlink r:id="rId23" w:history="1">
           <w:r>
             <w:rPr>
               <w:rStyle w:val="Hyperlink"/>
@@ -4372,13 +4390,32 @@
       </w:r>
       <w:r>
         <w:rPr>
+          <w:u w:val="single" w:color="0000ff"/>
           <w:rFonts w:ascii="Charis SIL Regular" w:hAnsi="Charis SIL Regular" w:eastAsia="Charis SIL Regular"/>
           <w:b w:val="0"/>
           <w:i w:val="0"/>
           <w:color w:val="000000"/>
           <w:sz w:val="24"/>
         </w:rPr>
-        <w:t xml:space="preserve">, </w:t>
+        <w:hyperlink r:id="rId23" w:history="1">
+          <w:r>
+            <w:rPr>
+              <w:rStyle w:val="Hyperlink"/>
+            </w:rPr>
+            <w:t>,</w:t>
+          </w:r>
+        </w:hyperlink>
+      </w:r>
+      <w:r>
+        <w:rPr>
+          <w:u w:val="single" w:color="0000ff"/>
+          <w:rFonts w:ascii="Charis SIL Regular" w:hAnsi="Charis SIL Regular" w:eastAsia="Charis SIL Regular"/>
+          <w:b w:val="0"/>
+          <w:i w:val="0"/>
+          <w:color w:val="000000"/>
+          <w:sz w:val="24"/>
+        </w:rPr>
+        <w:t xml:space="preserve"> </w:t>
       </w:r>
       <w:r>
         <w:rPr>
@@ -4389,7 +4426,7 @@
           <w:sz w:val="24"/>
           <w:u w:val="single"/>
         </w:rPr>
-        <w:hyperlink r:id="rId25" w:history="1">
+        <w:hyperlink r:id="rId23" w:history="1">
           <w:r>
             <w:rPr>
               <w:rStyle w:val="Hyperlink"/>
@@ -4407,7 +4444,7 @@
           <w:sz w:val="24"/>
           <w:u w:val="single"/>
         </w:rPr>
-        <w:hyperlink r:id="rId25" w:history="1">
+        <w:hyperlink r:id="rId23" w:history="1">
           <w:r>
             <w:rPr>
               <w:rStyle w:val="Hyperlink"/>
@@ -4436,7 +4473,7 @@
           <w:sz w:val="24"/>
           <w:u w:val="single"/>
         </w:rPr>
-        <w:hyperlink r:id="rId25" w:history="1">
+        <w:hyperlink r:id="rId23" w:history="1">
           <w:r>
             <w:rPr>
               <w:rStyle w:val="Hyperlink"/>
@@ -4514,7 +4551,7 @@
           <w:sz w:val="24"/>
           <w:u w:val="single"/>
         </w:rPr>
-        <w:hyperlink r:id="rId26" w:history="1">
+        <w:hyperlink r:id="rId25" w:history="1">
           <w:r>
             <w:rPr>
               <w:rStyle w:val="Hyperlink"/>
@@ -4532,7 +4569,7 @@
           <w:sz w:val="24"/>
           <w:u w:val="single"/>
         </w:rPr>
-        <w:hyperlink r:id="rId26" w:history="1">
+        <w:hyperlink r:id="rId25" w:history="1">
           <w:r>
             <w:rPr>
               <w:rStyle w:val="Hyperlink"/>
@@ -4550,7 +4587,7 @@
           <w:sz w:val="24"/>
           <w:u w:val="single"/>
         </w:rPr>
-        <w:hyperlink r:id="rId26" w:history="1">
+        <w:hyperlink r:id="rId25" w:history="1">
           <w:r>
             <w:rPr>
               <w:rStyle w:val="Hyperlink"/>
@@ -4568,7 +4605,7 @@
           <w:sz w:val="24"/>
           <w:u w:val="single"/>
         </w:rPr>
-        <w:hyperlink r:id="rId26" w:history="1">
+        <w:hyperlink r:id="rId25" w:history="1">
           <w:r>
             <w:rPr>
               <w:rStyle w:val="Hyperlink"/>
@@ -4586,7 +4623,7 @@
           <w:sz w:val="24"/>
           <w:u w:val="single"/>
         </w:rPr>
-        <w:hyperlink r:id="rId26" w:history="1">
+        <w:hyperlink r:id="rId25" w:history="1">
           <w:r>
             <w:rPr>
               <w:rStyle w:val="Hyperlink"/>
@@ -4604,7 +4641,7 @@
           <w:sz w:val="24"/>
           <w:u w:val="single"/>
         </w:rPr>
-        <w:hyperlink r:id="rId26" w:history="1">
+        <w:hyperlink r:id="rId25" w:history="1">
           <w:r>
             <w:rPr>
               <w:rStyle w:val="Hyperlink"/>
@@ -4622,7 +4659,7 @@
           <w:sz w:val="24"/>
           <w:u w:val="single"/>
         </w:rPr>
-        <w:hyperlink r:id="rId26" w:history="1">
+        <w:hyperlink r:id="rId25" w:history="1">
           <w:r>
             <w:rPr>
               <w:rStyle w:val="Hyperlink"/>
@@ -4844,13 +4881,63 @@
           <w:i w:val="0"/>
           <w:color w:val="0000FF"/>
           <w:sz w:val="24"/>
+          <w:u w:val="single"/>
+        </w:rPr>
+        <w:t>l</w:t>
+      </w:r>
+      <w:r>
+        <w:rPr>
+          <w:rFonts w:ascii="Charis SIL Regular" w:hAnsi="Charis SIL Regular" w:eastAsia="Charis SIL Regular"/>
+          <w:b w:val="0"/>
+          <w:i w:val="0"/>
+          <w:color w:val="0000FF"/>
+          <w:sz w:val="24"/>
+        </w:rPr>
+        <w:t>e</w:t>
+      </w:r>
+      <w:r>
+        <w:rPr>
+          <w:rFonts w:ascii="Charis SIL Regular" w:hAnsi="Charis SIL Regular" w:eastAsia="Charis SIL Regular"/>
+          <w:b w:val="0"/>
+          <w:i w:val="0"/>
+          <w:color w:val="000000"/>
+          <w:sz w:val="24"/>
+        </w:rPr>
+        <w:t xml:space="preserve">, </w:t>
+      </w:r>
+      <w:r>
+        <w:rPr>
+          <w:rFonts w:ascii="Charis SIL Regular" w:hAnsi="Charis SIL Regular" w:eastAsia="Charis SIL Regular"/>
+          <w:b w:val="0"/>
+          <w:i w:val="0"/>
+          <w:color w:val="0000FF"/>
+          <w:sz w:val="24"/>
+          <w:u w:val="single"/>
+        </w:rPr>
+        <w:hyperlink r:id="rId26" w:history="1">
+          <w:r>
+            <w:rPr>
+              <w:rStyle w:val="Hyperlink"/>
+            </w:rPr>
+            <w:t>ISB</w:t>
+          </w:r>
+        </w:hyperlink>
+      </w:r>
+      <w:r>
+        <w:rPr>
+          <w:rFonts w:ascii="Charis SIL Regular" w:hAnsi="Charis SIL Regular" w:eastAsia="Charis SIL Regular"/>
+          <w:b w:val="0"/>
+          <w:i w:val="0"/>
+          <w:color w:val="0000FF"/>
+          <w:sz w:val="24"/>
+          <w:u w:val="single"/>
         </w:rPr>
         <w:hyperlink r:id="rId19" w:history="1">
           <w:r>
             <w:rPr>
               <w:rStyle w:val="Hyperlink"/>
             </w:rPr>
-            <w:t>l</w:t>
+            <w:t>N</w:t>
           </w:r>
         </w:hyperlink>
       </w:r>
@@ -4861,11 +4948,31 @@
           <w:i w:val="0"/>
           <w:color w:val="0000FF"/>
           <w:sz w:val="24"/>
-        </w:rPr>
-        <w:t>e</w:t>
-      </w:r>
-      <w:r>
-        <w:rPr>
+          <w:u w:val="single"/>
+        </w:rPr>
+        <w:t xml:space="preserve"> </w:t>
+      </w:r>
+      <w:r>
+        <w:rPr>
+          <w:rFonts w:ascii="Charis SIL Regular" w:hAnsi="Charis SIL Regular" w:eastAsia="Charis SIL Regular"/>
+          <w:b w:val="0"/>
+          <w:i w:val="0"/>
+          <w:color w:val="0000FF"/>
+          <w:sz w:val="24"/>
+          <w:u w:val="single"/>
+        </w:rPr>
+        <w:hyperlink r:id="rId19" w:history="1">
+          <w:r>
+            <w:rPr>
+              <w:rStyle w:val="Hyperlink"/>
+            </w:rPr>
+            <w:t>978-90-04-15850-4</w:t>
+          </w:r>
+        </w:hyperlink>
+      </w:r>
+      <w:r>
+        <w:rPr>
+          <w:u w:val="single" w:color="0000ff"/>
           <w:rFonts w:ascii="Charis SIL Regular" w:hAnsi="Charis SIL Regular" w:eastAsia="Charis SIL Regular"/>
           <w:b w:val="0"/>
           <w:i w:val="0"/>
@@ -4890,82 +4997,7 @@
           <w:sz w:val="24"/>
           <w:u w:val="single"/>
         </w:rPr>
-        <w:hyperlink r:id="rId27" w:history="1">
-          <w:r>
-            <w:rPr>
-              <w:rStyle w:val="Hyperlink"/>
-            </w:rPr>
-            <w:t>ISB</w:t>
-          </w:r>
-        </w:hyperlink>
-      </w:r>
-      <w:r>
-        <w:rPr>
-          <w:rFonts w:ascii="Charis SIL Regular" w:hAnsi="Charis SIL Regular" w:eastAsia="Charis SIL Regular"/>
-          <w:b w:val="0"/>
-          <w:i w:val="0"/>
-          <w:color w:val="0000FF"/>
-          <w:sz w:val="24"/>
-          <w:u w:val="single"/>
-        </w:rPr>
-        <w:hyperlink r:id="rId27" w:history="1">
-          <w:r>
-            <w:rPr>
-              <w:rStyle w:val="Hyperlink"/>
-            </w:rPr>
-            <w:t>N</w:t>
-          </w:r>
-        </w:hyperlink>
-      </w:r>
-      <w:r>
-        <w:rPr>
-          <w:rFonts w:ascii="Charis SIL Regular" w:hAnsi="Charis SIL Regular" w:eastAsia="Charis SIL Regular"/>
-          <w:b w:val="0"/>
-          <w:i w:val="0"/>
-          <w:color w:val="0000FF"/>
-          <w:sz w:val="24"/>
-          <w:u w:val="single"/>
-        </w:rPr>
-        <w:t xml:space="preserve"> </w:t>
-      </w:r>
-      <w:r>
-        <w:rPr>
-          <w:rFonts w:ascii="Charis SIL Regular" w:hAnsi="Charis SIL Regular" w:eastAsia="Charis SIL Regular"/>
-          <w:b w:val="0"/>
-          <w:i w:val="0"/>
-          <w:color w:val="0000FF"/>
-          <w:sz w:val="24"/>
-          <w:u w:val="single"/>
-        </w:rPr>
-        <w:hyperlink r:id="rId27" w:history="1">
-          <w:r>
-            <w:rPr>
-              <w:rStyle w:val="Hyperlink"/>
-            </w:rPr>
-            <w:t>978-90-04-15850-4</w:t>
-          </w:r>
-        </w:hyperlink>
-      </w:r>
-      <w:r>
-        <w:rPr>
-          <w:rFonts w:ascii="Charis SIL Regular" w:hAnsi="Charis SIL Regular" w:eastAsia="Charis SIL Regular"/>
-          <w:b w:val="0"/>
-          <w:i w:val="0"/>
-          <w:color w:val="000000"/>
-          <w:sz w:val="24"/>
-        </w:rPr>
-        <w:t xml:space="preserve">, </w:t>
-      </w:r>
-      <w:r>
-        <w:rPr>
-          <w:rFonts w:ascii="Charis SIL Regular" w:hAnsi="Charis SIL Regular" w:eastAsia="Charis SIL Regular"/>
-          <w:b w:val="0"/>
-          <w:i w:val="0"/>
-          <w:color w:val="0000FF"/>
-          <w:sz w:val="24"/>
-          <w:u w:val="single"/>
-        </w:rPr>
-        <w:hyperlink r:id="rId28" w:history="1">
+        <w:hyperlink r:id="rId19" w:history="1">
           <w:r>
             <w:rPr>
               <w:rStyle w:val="Hyperlink"/>
@@ -4983,7 +5015,7 @@
           <w:sz w:val="24"/>
           <w:u w:val="single"/>
         </w:rPr>
-        <w:hyperlink r:id="rId28" w:history="1">
+        <w:hyperlink r:id="rId19" w:history="1">
           <w:r>
             <w:rPr>
               <w:rStyle w:val="Hyperlink"/>
@@ -5012,7 +5044,7 @@
           <w:sz w:val="24"/>
           <w:u w:val="single"/>
         </w:rPr>
-        <w:hyperlink r:id="rId28" w:history="1">
+        <w:hyperlink r:id="rId27" w:history="1">
           <w:r>
             <w:rPr>
               <w:rStyle w:val="Hyperlink"/>
@@ -5030,7 +5062,7 @@
           <w:sz w:val="24"/>
           <w:u w:val="single"/>
         </w:rPr>
-        <w:hyperlink r:id="rId28" w:history="1">
+        <w:hyperlink r:id="rId27" w:history="1">
           <w:r>
             <w:rPr>
               <w:rStyle w:val="Hyperlink"/>
@@ -5161,7 +5193,7 @@
           <w:sz w:val="24"/>
           <w:u w:val="single"/>
         </w:rPr>
-        <w:hyperlink r:id="rId29" w:history="1">
+        <w:hyperlink r:id="rId28" w:history="1">
           <w:r>
             <w:rPr>
               <w:rStyle w:val="Hyperlink"/>
@@ -5179,7 +5211,7 @@
           <w:sz w:val="24"/>
           <w:u w:val="single"/>
         </w:rPr>
-        <w:hyperlink r:id="rId29" w:history="1">
+        <w:hyperlink r:id="rId28" w:history="1">
           <w:r>
             <w:rPr>
               <w:rStyle w:val="Hyperlink"/>
@@ -5197,7 +5229,7 @@
           <w:sz w:val="24"/>
           <w:u w:val="single"/>
         </w:rPr>
-        <w:hyperlink r:id="rId29" w:history="1">
+        <w:hyperlink r:id="rId28" w:history="1">
           <w:r>
             <w:rPr>
               <w:rStyle w:val="Hyperlink"/>
@@ -5215,7 +5247,7 @@
           <w:sz w:val="24"/>
           <w:u w:val="single"/>
         </w:rPr>
-        <w:hyperlink r:id="rId29" w:history="1">
+        <w:hyperlink r:id="rId28" w:history="1">
           <w:r>
             <w:rPr>
               <w:rStyle w:val="Hyperlink"/>
@@ -5243,7 +5275,7 @@
           <w:sz w:val="24"/>
           <w:u w:val="single"/>
         </w:rPr>
-        <w:hyperlink r:id="rId29" w:history="1">
+        <w:hyperlink r:id="rId28" w:history="1">
           <w:r>
             <w:rPr>
               <w:rStyle w:val="Hyperlink"/>
@@ -5261,7 +5293,7 @@
           <w:sz w:val="24"/>
           <w:u w:val="single"/>
         </w:rPr>
-        <w:hyperlink r:id="rId29" w:history="1">
+        <w:hyperlink r:id="rId28" w:history="1">
           <w:r>
             <w:rPr>
               <w:rStyle w:val="Hyperlink"/>
@@ -5290,7 +5322,7 @@
           <w:sz w:val="24"/>
           <w:u w:val="single"/>
         </w:rPr>
-        <w:hyperlink r:id="rId30" w:history="1">
+        <w:hyperlink r:id="rId28" w:history="1">
           <w:r>
             <w:rPr>
               <w:rStyle w:val="Hyperlink"/>
@@ -5397,7 +5429,7 @@
           <w:sz w:val="24"/>
           <w:u w:val="single"/>
         </w:rPr>
-        <w:hyperlink r:id="rId31" w:history="1">
+        <w:hyperlink r:id="rId29" w:history="1">
           <w:r>
             <w:rPr>
               <w:rStyle w:val="Hyperlink"/>
@@ -5426,7 +5458,7 @@
           <w:sz w:val="24"/>
           <w:u w:val="single"/>
         </w:rPr>
-        <w:hyperlink r:id="rId31" w:history="1">
+        <w:hyperlink r:id="rId29" w:history="1">
           <w:r>
             <w:rPr>
               <w:rStyle w:val="Hyperlink"/>
@@ -5454,7 +5486,7 @@
           <w:sz w:val="24"/>
           <w:u w:val="single"/>
         </w:rPr>
-        <w:hyperlink r:id="rId32" w:history="1">
+        <w:hyperlink r:id="rId30" w:history="1">
           <w:r>
             <w:rPr>
               <w:rStyle w:val="Hyperlink"/>
@@ -5483,7 +5515,7 @@
           <w:sz w:val="24"/>
           <w:u w:val="single"/>
         </w:rPr>
-        <w:hyperlink r:id="rId32" w:history="1">
+        <w:hyperlink r:id="rId30" w:history="1">
           <w:r>
             <w:rPr>
               <w:rStyle w:val="Hyperlink"/>
@@ -5607,7 +5639,7 @@
           <w:sz w:val="24"/>
           <w:u w:val="single"/>
         </w:rPr>
-        <w:hyperlink r:id="rId33" w:history="1">
+        <w:hyperlink r:id="rId31" w:history="1">
           <w:r>
             <w:rPr>
               <w:rStyle w:val="Hyperlink"/>
@@ -5625,7 +5657,7 @@
           <w:sz w:val="24"/>
           <w:u w:val="single"/>
         </w:rPr>
-        <w:hyperlink r:id="rId33" w:history="1">
+        <w:hyperlink r:id="rId31" w:history="1">
           <w:r>
             <w:rPr>
               <w:rStyle w:val="Hyperlink"/>
@@ -5643,7 +5675,7 @@
           <w:sz w:val="24"/>
           <w:u w:val="single"/>
         </w:rPr>
-        <w:hyperlink r:id="rId33" w:history="1">
+        <w:hyperlink r:id="rId31" w:history="1">
           <w:r>
             <w:rPr>
               <w:rStyle w:val="Hyperlink"/>
@@ -5824,7 +5856,7 @@
           <w:sz w:val="24"/>
           <w:u w:val="single"/>
         </w:rPr>
-        <w:hyperlink r:id="rId34" w:history="1">
+        <w:hyperlink r:id="rId32" w:history="1">
           <w:r>
             <w:rPr>
               <w:rStyle w:val="Hyperlink"/>
@@ -5842,7 +5874,7 @@
           <w:sz w:val="24"/>
           <w:u w:val="single"/>
         </w:rPr>
-        <w:hyperlink r:id="rId34" w:history="1">
+        <w:hyperlink r:id="rId32" w:history="1">
           <w:r>
             <w:rPr>
               <w:rStyle w:val="Hyperlink"/>
@@ -5860,7 +5892,7 @@
           <w:sz w:val="24"/>
           <w:u w:val="single"/>
         </w:rPr>
-        <w:hyperlink r:id="rId34" w:history="1">
+        <w:hyperlink r:id="rId32" w:history="1">
           <w:r>
             <w:rPr>
               <w:rStyle w:val="Hyperlink"/>
@@ -5878,7 +5910,7 @@
           <w:sz w:val="24"/>
           <w:u w:val="single"/>
         </w:rPr>
-        <w:hyperlink r:id="rId34" w:history="1">
+        <w:hyperlink r:id="rId32" w:history="1">
           <w:r>
             <w:rPr>
               <w:rStyle w:val="Hyperlink"/>
@@ -5896,7 +5928,7 @@
           <w:sz w:val="24"/>
           <w:u w:val="single"/>
         </w:rPr>
-        <w:hyperlink r:id="rId34" w:history="1">
+        <w:hyperlink r:id="rId32" w:history="1">
           <w:r>
             <w:rPr>
               <w:rStyle w:val="Hyperlink"/>
@@ -5914,7 +5946,7 @@
           <w:sz w:val="24"/>
           <w:u w:val="single"/>
         </w:rPr>
-        <w:hyperlink r:id="rId34" w:history="1">
+        <w:hyperlink r:id="rId32" w:history="1">
           <w:r>
             <w:rPr>
               <w:rStyle w:val="Hyperlink"/>
@@ -5932,7 +5964,7 @@
           <w:sz w:val="24"/>
           <w:u w:val="single"/>
         </w:rPr>
-        <w:hyperlink r:id="rId34" w:history="1">
+        <w:hyperlink r:id="rId32" w:history="1">
           <w:r>
             <w:rPr>
               <w:rStyle w:val="Hyperlink"/>
@@ -5950,7 +5982,7 @@
           <w:sz w:val="24"/>
           <w:u w:val="single"/>
         </w:rPr>
-        <w:hyperlink r:id="rId34" w:history="1">
+        <w:hyperlink r:id="rId32" w:history="1">
           <w:r>
             <w:rPr>
               <w:rStyle w:val="Hyperlink"/>
@@ -5966,30 +5998,36 @@
           <w:i w:val="0"/>
           <w:color w:val="0000FF"/>
           <w:sz w:val="24"/>
+        </w:rPr>
+        <w:hyperlink r:id="rId32" w:history="1">
+          <w:r>
+            <w:rPr>
+              <w:rStyle w:val="Hyperlink"/>
+            </w:rPr>
+            <w:t>l</w:t>
+          </w:r>
+        </w:hyperlink>
+      </w:r>
+      <w:r>
+        <w:rPr>
+          <w:rFonts w:ascii="Charis SIL Regular" w:hAnsi="Charis SIL Regular" w:eastAsia="Charis SIL Regular"/>
+          <w:b w:val="0"/>
+          <w:i w:val="0"/>
+          <w:color w:val="0000FF"/>
+          <w:sz w:val="24"/>
+        </w:rPr>
+        <w:t>-</w:t>
+      </w:r>
+      <w:r>
+        <w:rPr>
+          <w:rFonts w:ascii="Charis SIL Regular" w:hAnsi="Charis SIL Regular" w:eastAsia="Charis SIL Regular"/>
+          <w:b w:val="0"/>
+          <w:i w:val="0"/>
+          <w:color w:val="0000FF"/>
+          <w:sz w:val="24"/>
           <w:u w:val="single"/>
         </w:rPr>
-        <w:t>l</w:t>
-      </w:r>
-      <w:r>
-        <w:rPr>
-          <w:rFonts w:ascii="Charis SIL Regular" w:hAnsi="Charis SIL Regular" w:eastAsia="Charis SIL Regular"/>
-          <w:b w:val="0"/>
-          <w:i w:val="0"/>
-          <w:color w:val="0000FF"/>
-          <w:sz w:val="24"/>
-        </w:rPr>
-        <w:t>-</w:t>
-      </w:r>
-      <w:r>
-        <w:rPr>
-          <w:rFonts w:ascii="Charis SIL Regular" w:hAnsi="Charis SIL Regular" w:eastAsia="Charis SIL Regular"/>
-          <w:b w:val="0"/>
-          <w:i w:val="0"/>
-          <w:color w:val="0000FF"/>
-          <w:sz w:val="24"/>
-          <w:u w:val="single"/>
-        </w:rPr>
-        <w:hyperlink r:id="rId34" w:history="1">
+        <w:hyperlink r:id="rId32" w:history="1">
           <w:r>
             <w:rPr>
               <w:rStyle w:val="Hyperlink"/>
@@ -6007,7 +6045,7 @@
           <w:sz w:val="24"/>
           <w:u w:val="single"/>
         </w:rPr>
-        <w:hyperlink r:id="rId34" w:history="1">
+        <w:hyperlink r:id="rId32" w:history="1">
           <w:r>
             <w:rPr>
               <w:rStyle w:val="Hyperlink"/>
@@ -6025,7 +6063,7 @@
           <w:sz w:val="24"/>
           <w:u w:val="single"/>
         </w:rPr>
-        <w:hyperlink r:id="rId34" w:history="1">
+        <w:hyperlink r:id="rId32" w:history="1">
           <w:r>
             <w:rPr>
               <w:rStyle w:val="Hyperlink"/>
@@ -6043,7 +6081,7 @@
           <w:sz w:val="24"/>
           <w:u w:val="single"/>
         </w:rPr>
-        <w:hyperlink r:id="rId34" w:history="1">
+        <w:hyperlink r:id="rId32" w:history="1">
           <w:r>
             <w:rPr>
               <w:rStyle w:val="Hyperlink"/>
@@ -6061,7 +6099,7 @@
           <w:sz w:val="24"/>
           <w:u w:val="single"/>
         </w:rPr>
-        <w:hyperlink r:id="rId34" w:history="1">
+        <w:hyperlink r:id="rId32" w:history="1">
           <w:r>
             <w:rPr>
               <w:rStyle w:val="Hyperlink"/>
@@ -6182,7 +6220,7 @@
           <w:sz w:val="24"/>
           <w:u w:val="single"/>
         </w:rPr>
-        <w:hyperlink r:id="rId35" w:history="1">
+        <w:hyperlink r:id="rId33" w:history="1">
           <w:r>
             <w:rPr>
               <w:rStyle w:val="Hyperlink"/>
@@ -6211,7 +6249,7 @@
           <w:sz w:val="24"/>
           <w:u w:val="single"/>
         </w:rPr>
-        <w:hyperlink r:id="rId35" w:history="1">
+        <w:hyperlink r:id="rId33" w:history="1">
           <w:r>
             <w:rPr>
               <w:rStyle w:val="Hyperlink"/>
@@ -6239,7 +6277,7 @@
           <w:sz w:val="24"/>
           <w:u w:val="single"/>
         </w:rPr>
-        <w:hyperlink r:id="rId36" w:history="1">
+        <w:hyperlink r:id="rId34" w:history="1">
           <w:r>
             <w:rPr>
               <w:rStyle w:val="Hyperlink"/>
@@ -6268,7 +6306,7 @@
           <w:sz w:val="24"/>
           <w:u w:val="single"/>
         </w:rPr>
-        <w:hyperlink r:id="rId36" w:history="1">
+        <w:hyperlink r:id="rId34" w:history="1">
           <w:r>
             <w:rPr>
               <w:rStyle w:val="Hyperlink"/>

--- a/EXPORTS/DOCX/published/niveau2/English/Ghana.docx
+++ b/EXPORTS/DOCX/published/niveau2/English/Ghana.docx
@@ -1369,25 +1369,7 @@
           <w:color w:val="000000"/>
           <w:sz w:val="24"/>
         </w:rPr>
-        <w:t>s</w:t>
-      </w:r>
-      <w:r>
-        <w:rPr>
-          <w:u w:val="single" w:color="0000ff"/>
-          <w:rFonts w:ascii="Charis SIL Regular" w:hAnsi="Charis SIL Regular" w:eastAsia="Charis SIL Regular"/>
-          <w:b w:val="0"/>
-          <w:i w:val="0"/>
-          <w:color w:val="000000"/>
-          <w:sz w:val="24"/>
-        </w:rPr>
-        <w:hyperlink r:id="rId14" w:history="1">
-          <w:r>
-            <w:rPr>
-              <w:rStyle w:val="Hyperlink"/>
-            </w:rPr>
-            <w:t>or ended u</w:t>
-          </w:r>
-        </w:hyperlink>
+        <w:t>sor ended u</w:t>
       </w:r>
       <w:r>
         <w:rPr>
@@ -3932,8 +3914,9 @@
           <w:i w:val="0"/>
           <w:color w:val="0000FF"/>
           <w:sz w:val="24"/>
-        </w:rPr>
-        <w:t>i</w:t>
+          <w:u w:val="single"/>
+        </w:rPr>
+        <w:t>ic Societ</w:t>
       </w:r>
       <w:r>
         <w:rPr>
@@ -3942,9 +3925,8 @@
           <w:i w:val="0"/>
           <w:color w:val="0000FF"/>
           <w:sz w:val="24"/>
-          <w:u w:val="single"/>
-        </w:rPr>
-        <w:t>c Society</w:t>
+        </w:rPr>
+        <w:t>y</w:t>
       </w:r>
       <w:r>
         <w:br/>
@@ -4361,7 +4343,7 @@
           <w:sz w:val="24"/>
           <w:u w:val="single"/>
         </w:rPr>
-        <w:hyperlink r:id="rId23" w:history="1">
+        <w:hyperlink r:id="rId24" w:history="1">
           <w:r>
             <w:rPr>
               <w:rStyle w:val="Hyperlink"/>
@@ -4379,7 +4361,7 @@
           <w:sz w:val="24"/>
           <w:u w:val="single"/>
         </w:rPr>
-        <w:hyperlink r:id="rId23" w:history="1">
+        <w:hyperlink r:id="rId24" w:history="1">
           <w:r>
             <w:rPr>
               <w:rStyle w:val="Hyperlink"/>
@@ -4408,7 +4390,6 @@
       </w:r>
       <w:r>
         <w:rPr>
-          <w:u w:val="single" w:color="0000ff"/>
           <w:rFonts w:ascii="Charis SIL Regular" w:hAnsi="Charis SIL Regular" w:eastAsia="Charis SIL Regular"/>
           <w:b w:val="0"/>
           <w:i w:val="0"/>
@@ -4932,7 +4913,7 @@
           <w:sz w:val="24"/>
           <w:u w:val="single"/>
         </w:rPr>
-        <w:hyperlink r:id="rId19" w:history="1">
+        <w:hyperlink r:id="rId26" w:history="1">
           <w:r>
             <w:rPr>
               <w:rStyle w:val="Hyperlink"/>
@@ -4961,7 +4942,7 @@
           <w:sz w:val="24"/>
           <w:u w:val="single"/>
         </w:rPr>
-        <w:hyperlink r:id="rId19" w:history="1">
+        <w:hyperlink r:id="rId26" w:history="1">
           <w:r>
             <w:rPr>
               <w:rStyle w:val="Hyperlink"/>
@@ -4979,14 +4960,7 @@
           <w:color w:val="000000"/>
           <w:sz w:val="24"/>
         </w:rPr>
-        <w:hyperlink r:id="rId19" w:history="1">
-          <w:r>
-            <w:rPr>
-              <w:rStyle w:val="Hyperlink"/>
-            </w:rPr>
-            <w:t xml:space="preserve">, </w:t>
-          </w:r>
-        </w:hyperlink>
+        <w:t xml:space="preserve">, </w:t>
       </w:r>
       <w:r>
         <w:rPr>
@@ -4997,7 +4971,7 @@
           <w:sz w:val="24"/>
           <w:u w:val="single"/>
         </w:rPr>
-        <w:hyperlink r:id="rId19" w:history="1">
+        <w:hyperlink r:id="rId27" w:history="1">
           <w:r>
             <w:rPr>
               <w:rStyle w:val="Hyperlink"/>
@@ -5044,7 +5018,7 @@
           <w:sz w:val="24"/>
           <w:u w:val="single"/>
         </w:rPr>
-        <w:hyperlink r:id="rId27" w:history="1">
+        <w:hyperlink r:id="rId19" w:history="1">
           <w:r>
             <w:rPr>
               <w:rStyle w:val="Hyperlink"/>
@@ -5062,7 +5036,7 @@
           <w:sz w:val="24"/>
           <w:u w:val="single"/>
         </w:rPr>
-        <w:hyperlink r:id="rId27" w:history="1">
+        <w:hyperlink r:id="rId19" w:history="1">
           <w:r>
             <w:rPr>
               <w:rStyle w:val="Hyperlink"/>
@@ -5275,7 +5249,7 @@
           <w:sz w:val="24"/>
           <w:u w:val="single"/>
         </w:rPr>
-        <w:hyperlink r:id="rId28" w:history="1">
+        <w:hyperlink r:id="rId29" w:history="1">
           <w:r>
             <w:rPr>
               <w:rStyle w:val="Hyperlink"/>
@@ -5293,7 +5267,7 @@
           <w:sz w:val="24"/>
           <w:u w:val="single"/>
         </w:rPr>
-        <w:hyperlink r:id="rId28" w:history="1">
+        <w:hyperlink r:id="rId29" w:history="1">
           <w:r>
             <w:rPr>
               <w:rStyle w:val="Hyperlink"/>
@@ -5322,7 +5296,7 @@
           <w:sz w:val="24"/>
           <w:u w:val="single"/>
         </w:rPr>
-        <w:hyperlink r:id="rId28" w:history="1">
+        <w:hyperlink r:id="rId29" w:history="1">
           <w:r>
             <w:rPr>
               <w:rStyle w:val="Hyperlink"/>
@@ -5429,7 +5403,7 @@
           <w:sz w:val="24"/>
           <w:u w:val="single"/>
         </w:rPr>
-        <w:hyperlink r:id="rId29" w:history="1">
+        <w:hyperlink r:id="rId30" w:history="1">
           <w:r>
             <w:rPr>
               <w:rStyle w:val="Hyperlink"/>
@@ -5458,7 +5432,7 @@
           <w:sz w:val="24"/>
           <w:u w:val="single"/>
         </w:rPr>
-        <w:hyperlink r:id="rId29" w:history="1">
+        <w:hyperlink r:id="rId30" w:history="1">
           <w:r>
             <w:rPr>
               <w:rStyle w:val="Hyperlink"/>
@@ -5486,7 +5460,7 @@
           <w:sz w:val="24"/>
           <w:u w:val="single"/>
         </w:rPr>
-        <w:hyperlink r:id="rId30" w:history="1">
+        <w:hyperlink r:id="rId31" w:history="1">
           <w:r>
             <w:rPr>
               <w:rStyle w:val="Hyperlink"/>
@@ -5515,7 +5489,7 @@
           <w:sz w:val="24"/>
           <w:u w:val="single"/>
         </w:rPr>
-        <w:hyperlink r:id="rId30" w:history="1">
+        <w:hyperlink r:id="rId31" w:history="1">
           <w:r>
             <w:rPr>
               <w:rStyle w:val="Hyperlink"/>
@@ -5639,7 +5613,7 @@
           <w:sz w:val="24"/>
           <w:u w:val="single"/>
         </w:rPr>
-        <w:hyperlink r:id="rId31" w:history="1">
+        <w:hyperlink r:id="rId32" w:history="1">
           <w:r>
             <w:rPr>
               <w:rStyle w:val="Hyperlink"/>
@@ -5657,7 +5631,7 @@
           <w:sz w:val="24"/>
           <w:u w:val="single"/>
         </w:rPr>
-        <w:hyperlink r:id="rId31" w:history="1">
+        <w:hyperlink r:id="rId32" w:history="1">
           <w:r>
             <w:rPr>
               <w:rStyle w:val="Hyperlink"/>
@@ -5675,7 +5649,7 @@
           <w:sz w:val="24"/>
           <w:u w:val="single"/>
         </w:rPr>
-        <w:hyperlink r:id="rId31" w:history="1">
+        <w:hyperlink r:id="rId32" w:history="1">
           <w:r>
             <w:rPr>
               <w:rStyle w:val="Hyperlink"/>
@@ -5856,7 +5830,7 @@
           <w:sz w:val="24"/>
           <w:u w:val="single"/>
         </w:rPr>
-        <w:hyperlink r:id="rId32" w:history="1">
+        <w:hyperlink r:id="rId33" w:history="1">
           <w:r>
             <w:rPr>
               <w:rStyle w:val="Hyperlink"/>
@@ -5874,7 +5848,7 @@
           <w:sz w:val="24"/>
           <w:u w:val="single"/>
         </w:rPr>
-        <w:hyperlink r:id="rId32" w:history="1">
+        <w:hyperlink r:id="rId33" w:history="1">
           <w:r>
             <w:rPr>
               <w:rStyle w:val="Hyperlink"/>
@@ -5892,7 +5866,7 @@
           <w:sz w:val="24"/>
           <w:u w:val="single"/>
         </w:rPr>
-        <w:hyperlink r:id="rId32" w:history="1">
+        <w:hyperlink r:id="rId33" w:history="1">
           <w:r>
             <w:rPr>
               <w:rStyle w:val="Hyperlink"/>
@@ -5910,7 +5884,7 @@
           <w:sz w:val="24"/>
           <w:u w:val="single"/>
         </w:rPr>
-        <w:hyperlink r:id="rId32" w:history="1">
+        <w:hyperlink r:id="rId33" w:history="1">
           <w:r>
             <w:rPr>
               <w:rStyle w:val="Hyperlink"/>
@@ -5928,7 +5902,7 @@
           <w:sz w:val="24"/>
           <w:u w:val="single"/>
         </w:rPr>
-        <w:hyperlink r:id="rId32" w:history="1">
+        <w:hyperlink r:id="rId33" w:history="1">
           <w:r>
             <w:rPr>
               <w:rStyle w:val="Hyperlink"/>
@@ -5946,7 +5920,7 @@
           <w:sz w:val="24"/>
           <w:u w:val="single"/>
         </w:rPr>
-        <w:hyperlink r:id="rId32" w:history="1">
+        <w:hyperlink r:id="rId33" w:history="1">
           <w:r>
             <w:rPr>
               <w:rStyle w:val="Hyperlink"/>
@@ -5964,7 +5938,7 @@
           <w:sz w:val="24"/>
           <w:u w:val="single"/>
         </w:rPr>
-        <w:hyperlink r:id="rId32" w:history="1">
+        <w:hyperlink r:id="rId33" w:history="1">
           <w:r>
             <w:rPr>
               <w:rStyle w:val="Hyperlink"/>
@@ -5982,7 +5956,7 @@
           <w:sz w:val="24"/>
           <w:u w:val="single"/>
         </w:rPr>
-        <w:hyperlink r:id="rId32" w:history="1">
+        <w:hyperlink r:id="rId33" w:history="1">
           <w:r>
             <w:rPr>
               <w:rStyle w:val="Hyperlink"/>
@@ -5999,7 +5973,7 @@
           <w:color w:val="0000FF"/>
           <w:sz w:val="24"/>
         </w:rPr>
-        <w:hyperlink r:id="rId32" w:history="1">
+        <w:hyperlink r:id="rId33" w:history="1">
           <w:r>
             <w:rPr>
               <w:rStyle w:val="Hyperlink"/>
@@ -6027,7 +6001,7 @@
           <w:sz w:val="24"/>
           <w:u w:val="single"/>
         </w:rPr>
-        <w:hyperlink r:id="rId32" w:history="1">
+        <w:hyperlink r:id="rId33" w:history="1">
           <w:r>
             <w:rPr>
               <w:rStyle w:val="Hyperlink"/>
@@ -6045,7 +6019,7 @@
           <w:sz w:val="24"/>
           <w:u w:val="single"/>
         </w:rPr>
-        <w:hyperlink r:id="rId32" w:history="1">
+        <w:hyperlink r:id="rId33" w:history="1">
           <w:r>
             <w:rPr>
               <w:rStyle w:val="Hyperlink"/>
@@ -6063,7 +6037,7 @@
           <w:sz w:val="24"/>
           <w:u w:val="single"/>
         </w:rPr>
-        <w:hyperlink r:id="rId32" w:history="1">
+        <w:hyperlink r:id="rId33" w:history="1">
           <w:r>
             <w:rPr>
               <w:rStyle w:val="Hyperlink"/>
@@ -6081,7 +6055,7 @@
           <w:sz w:val="24"/>
           <w:u w:val="single"/>
         </w:rPr>
-        <w:hyperlink r:id="rId32" w:history="1">
+        <w:hyperlink r:id="rId33" w:history="1">
           <w:r>
             <w:rPr>
               <w:rStyle w:val="Hyperlink"/>
@@ -6099,7 +6073,7 @@
           <w:sz w:val="24"/>
           <w:u w:val="single"/>
         </w:rPr>
-        <w:hyperlink r:id="rId32" w:history="1">
+        <w:hyperlink r:id="rId33" w:history="1">
           <w:r>
             <w:rPr>
               <w:rStyle w:val="Hyperlink"/>
@@ -6220,7 +6194,7 @@
           <w:sz w:val="24"/>
           <w:u w:val="single"/>
         </w:rPr>
-        <w:hyperlink r:id="rId33" w:history="1">
+        <w:hyperlink r:id="rId34" w:history="1">
           <w:r>
             <w:rPr>
               <w:rStyle w:val="Hyperlink"/>
@@ -6249,7 +6223,7 @@
           <w:sz w:val="24"/>
           <w:u w:val="single"/>
         </w:rPr>
-        <w:hyperlink r:id="rId33" w:history="1">
+        <w:hyperlink r:id="rId34" w:history="1">
           <w:r>
             <w:rPr>
               <w:rStyle w:val="Hyperlink"/>
@@ -6277,7 +6251,7 @@
           <w:sz w:val="24"/>
           <w:u w:val="single"/>
         </w:rPr>
-        <w:hyperlink r:id="rId34" w:history="1">
+        <w:hyperlink r:id="rId35" w:history="1">
           <w:r>
             <w:rPr>
               <w:rStyle w:val="Hyperlink"/>
@@ -6306,7 +6280,7 @@
           <w:sz w:val="24"/>
           <w:u w:val="single"/>
         </w:rPr>
-        <w:hyperlink r:id="rId34" w:history="1">
+        <w:hyperlink r:id="rId35" w:history="1">
           <w:r>
             <w:rPr>
               <w:rStyle w:val="Hyperlink"/>

--- a/EXPORTS/DOCX/published/niveau2/English/Ghana.docx
+++ b/EXPORTS/DOCX/published/niveau2/English/Ghana.docx
@@ -1286,7 +1286,7 @@
             <w:rPr>
               <w:rStyle w:val="Hyperlink"/>
             </w:rPr>
-            <w:t>buffa</w:t>
+            <w:t>buffal</w:t>
           </w:r>
         </w:hyperlink>
       </w:r>
@@ -1297,13 +1297,36 @@
           <w:i w:val="0"/>
           <w:color w:val="0000FF"/>
           <w:sz w:val="24"/>
+          <w:u w:val="single"/>
+        </w:rPr>
+        <w:t>o</w:t>
+      </w:r>
+      <w:r>
+        <w:rPr>
+          <w:rFonts w:ascii="Charis SIL Regular" w:hAnsi="Charis SIL Regular" w:eastAsia="Charis SIL Regular"/>
+          <w:b w:val="0"/>
+          <w:i w:val="0"/>
+          <w:color w:val="0000FF"/>
+          <w:sz w:val="24"/>
+          <w:u w:val="single"/>
+        </w:rPr>
+        <w:t xml:space="preserve"> </w:t>
+      </w:r>
+      <w:r>
+        <w:rPr>
+          <w:rFonts w:ascii="Charis SIL Regular" w:hAnsi="Charis SIL Regular" w:eastAsia="Charis SIL Regular"/>
+          <w:b w:val="0"/>
+          <w:i w:val="0"/>
+          <w:color w:val="0000FF"/>
+          <w:sz w:val="24"/>
+          <w:u w:val="single"/>
         </w:rPr>
         <w:hyperlink r:id="rId14" w:history="1">
           <w:r>
             <w:rPr>
               <w:rStyle w:val="Hyperlink"/>
             </w:rPr>
-            <w:t>l</w:t>
+            <w:t>hor</w:t>
           </w:r>
         </w:hyperlink>
       </w:r>
@@ -1315,36 +1338,7 @@
           <w:color w:val="0000FF"/>
           <w:sz w:val="24"/>
         </w:rPr>
-        <w:t>o</w:t>
-      </w:r>
-      <w:r>
-        <w:rPr>
-          <w:rFonts w:ascii="Charis SIL Regular" w:hAnsi="Charis SIL Regular" w:eastAsia="Charis SIL Regular"/>
-          <w:b w:val="0"/>
-          <w:i w:val="0"/>
-          <w:color w:val="0000FF"/>
-          <w:sz w:val="24"/>
-          <w:u w:val="single"/>
-        </w:rPr>
-        <w:t xml:space="preserve"> </w:t>
-      </w:r>
-      <w:r>
-        <w:rPr>
-          <w:rFonts w:ascii="Charis SIL Regular" w:hAnsi="Charis SIL Regular" w:eastAsia="Charis SIL Regular"/>
-          <w:b w:val="0"/>
-          <w:i w:val="0"/>
-          <w:color w:val="0000FF"/>
-          <w:sz w:val="24"/>
-          <w:u w:val="single"/>
-        </w:rPr>
-        <w:hyperlink r:id="rId14" w:history="1">
-          <w:r>
-            <w:rPr>
-              <w:rStyle w:val="Hyperlink"/>
-            </w:rPr>
-            <w:t>horn</w:t>
-          </w:r>
-        </w:hyperlink>
+        <w:t>n</w:t>
       </w:r>
       <w:r>
         <w:rPr>
@@ -3938,8 +3932,9 @@
           <w:i w:val="0"/>
           <w:color w:val="0000FF"/>
           <w:sz w:val="24"/>
-        </w:rPr>
-        <w:t>i</w:t>
+          <w:u w:val="single"/>
+        </w:rPr>
+        <w:t>ic Societ</w:t>
       </w:r>
       <w:r>
         <w:rPr>
@@ -3948,9 +3943,8 @@
           <w:i w:val="0"/>
           <w:color w:val="0000FF"/>
           <w:sz w:val="24"/>
-          <w:u w:val="single"/>
-        </w:rPr>
-        <w:t>c Society</w:t>
+        </w:rPr>
+        <w:t>y</w:t>
       </w:r>
       <w:r>
         <w:br/>
@@ -4385,7 +4379,7 @@
           <w:sz w:val="24"/>
           <w:u w:val="single"/>
         </w:rPr>
-        <w:hyperlink r:id="rId23" w:history="1">
+        <w:hyperlink r:id="rId24" w:history="1">
           <w:r>
             <w:rPr>
               <w:rStyle w:val="Hyperlink"/>
@@ -4396,31 +4390,13 @@
       </w:r>
       <w:r>
         <w:rPr>
-          <w:u w:val="single" w:color="0000ff"/>
           <w:rFonts w:ascii="Charis SIL Regular" w:hAnsi="Charis SIL Regular" w:eastAsia="Charis SIL Regular"/>
           <w:b w:val="0"/>
           <w:i w:val="0"/>
           <w:color w:val="000000"/>
           <w:sz w:val="24"/>
         </w:rPr>
-        <w:hyperlink r:id="rId23" w:history="1">
-          <w:r>
-            <w:rPr>
-              <w:rStyle w:val="Hyperlink"/>
-            </w:rPr>
-            <w:t>,</w:t>
-          </w:r>
-        </w:hyperlink>
-      </w:r>
-      <w:r>
-        <w:rPr>
-          <w:rFonts w:ascii="Charis SIL Regular" w:hAnsi="Charis SIL Regular" w:eastAsia="Charis SIL Regular"/>
-          <w:b w:val="0"/>
-          <w:i w:val="0"/>
-          <w:color w:val="000000"/>
-          <w:sz w:val="24"/>
-        </w:rPr>
-        <w:t xml:space="preserve"> </w:t>
+        <w:t xml:space="preserve">, </w:t>
       </w:r>
       <w:r>
         <w:rPr>
@@ -4431,7 +4407,7 @@
           <w:sz w:val="24"/>
           <w:u w:val="single"/>
         </w:rPr>
-        <w:hyperlink r:id="rId23" w:history="1">
+        <w:hyperlink r:id="rId25" w:history="1">
           <w:r>
             <w:rPr>
               <w:rStyle w:val="Hyperlink"/>
@@ -4449,7 +4425,7 @@
           <w:sz w:val="24"/>
           <w:u w:val="single"/>
         </w:rPr>
-        <w:hyperlink r:id="rId23" w:history="1">
+        <w:hyperlink r:id="rId25" w:history="1">
           <w:r>
             <w:rPr>
               <w:rStyle w:val="Hyperlink"/>
@@ -4478,7 +4454,7 @@
           <w:sz w:val="24"/>
           <w:u w:val="single"/>
         </w:rPr>
-        <w:hyperlink r:id="rId23" w:history="1">
+        <w:hyperlink r:id="rId25" w:history="1">
           <w:r>
             <w:rPr>
               <w:rStyle w:val="Hyperlink"/>
@@ -4556,7 +4532,7 @@
           <w:sz w:val="24"/>
           <w:u w:val="single"/>
         </w:rPr>
-        <w:hyperlink r:id="rId25" w:history="1">
+        <w:hyperlink r:id="rId26" w:history="1">
           <w:r>
             <w:rPr>
               <w:rStyle w:val="Hyperlink"/>
@@ -4574,7 +4550,7 @@
           <w:sz w:val="24"/>
           <w:u w:val="single"/>
         </w:rPr>
-        <w:hyperlink r:id="rId25" w:history="1">
+        <w:hyperlink r:id="rId26" w:history="1">
           <w:r>
             <w:rPr>
               <w:rStyle w:val="Hyperlink"/>
@@ -4592,7 +4568,7 @@
           <w:sz w:val="24"/>
           <w:u w:val="single"/>
         </w:rPr>
-        <w:hyperlink r:id="rId25" w:history="1">
+        <w:hyperlink r:id="rId26" w:history="1">
           <w:r>
             <w:rPr>
               <w:rStyle w:val="Hyperlink"/>
@@ -4610,7 +4586,7 @@
           <w:sz w:val="24"/>
           <w:u w:val="single"/>
         </w:rPr>
-        <w:hyperlink r:id="rId25" w:history="1">
+        <w:hyperlink r:id="rId26" w:history="1">
           <w:r>
             <w:rPr>
               <w:rStyle w:val="Hyperlink"/>
@@ -4628,7 +4604,7 @@
           <w:sz w:val="24"/>
           <w:u w:val="single"/>
         </w:rPr>
-        <w:hyperlink r:id="rId25" w:history="1">
+        <w:hyperlink r:id="rId26" w:history="1">
           <w:r>
             <w:rPr>
               <w:rStyle w:val="Hyperlink"/>
@@ -4646,7 +4622,7 @@
           <w:sz w:val="24"/>
           <w:u w:val="single"/>
         </w:rPr>
-        <w:hyperlink r:id="rId25" w:history="1">
+        <w:hyperlink r:id="rId26" w:history="1">
           <w:r>
             <w:rPr>
               <w:rStyle w:val="Hyperlink"/>
@@ -4662,8 +4638,16 @@
           <w:i w:val="0"/>
           <w:color w:val="0000FF"/>
           <w:sz w:val="24"/>
-        </w:rPr>
-        <w:t>page/31</w:t>
+          <w:u w:val="single"/>
+        </w:rPr>
+        <w:hyperlink r:id="rId26" w:history="1">
+          <w:r>
+            <w:rPr>
+              <w:rStyle w:val="Hyperlink"/>
+            </w:rPr>
+            <w:t>page/31</w:t>
+          </w:r>
+        </w:hyperlink>
       </w:r>
     </w:p>
     <w:p>
@@ -4894,81 +4878,6 @@
       </w:r>
       <w:r>
         <w:rPr>
-          <w:rFonts w:ascii="Charis SIL Regular" w:hAnsi="Charis SIL Regular" w:eastAsia="Charis SIL Regular"/>
-          <w:b w:val="0"/>
-          <w:i w:val="0"/>
-          <w:color w:val="000000"/>
-          <w:sz w:val="24"/>
-        </w:rPr>
-        <w:t xml:space="preserve">, </w:t>
-      </w:r>
-      <w:r>
-        <w:rPr>
-          <w:rFonts w:ascii="Charis SIL Regular" w:hAnsi="Charis SIL Regular" w:eastAsia="Charis SIL Regular"/>
-          <w:b w:val="0"/>
-          <w:i w:val="0"/>
-          <w:color w:val="0000FF"/>
-          <w:sz w:val="24"/>
-          <w:u w:val="single"/>
-        </w:rPr>
-        <w:hyperlink r:id="rId26" w:history="1">
-          <w:r>
-            <w:rPr>
-              <w:rStyle w:val="Hyperlink"/>
-            </w:rPr>
-            <w:t>ISB</w:t>
-          </w:r>
-        </w:hyperlink>
-      </w:r>
-      <w:r>
-        <w:rPr>
-          <w:rFonts w:ascii="Charis SIL Regular" w:hAnsi="Charis SIL Regular" w:eastAsia="Charis SIL Regular"/>
-          <w:b w:val="0"/>
-          <w:i w:val="0"/>
-          <w:color w:val="0000FF"/>
-          <w:sz w:val="24"/>
-          <w:u w:val="single"/>
-        </w:rPr>
-        <w:hyperlink r:id="rId19" w:history="1">
-          <w:r>
-            <w:rPr>
-              <w:rStyle w:val="Hyperlink"/>
-            </w:rPr>
-            <w:t>N</w:t>
-          </w:r>
-        </w:hyperlink>
-      </w:r>
-      <w:r>
-        <w:rPr>
-          <w:rFonts w:ascii="Charis SIL Regular" w:hAnsi="Charis SIL Regular" w:eastAsia="Charis SIL Regular"/>
-          <w:b w:val="0"/>
-          <w:i w:val="0"/>
-          <w:color w:val="0000FF"/>
-          <w:sz w:val="24"/>
-          <w:u w:val="single"/>
-        </w:rPr>
-        <w:t xml:space="preserve"> </w:t>
-      </w:r>
-      <w:r>
-        <w:rPr>
-          <w:rFonts w:ascii="Charis SIL Regular" w:hAnsi="Charis SIL Regular" w:eastAsia="Charis SIL Regular"/>
-          <w:b w:val="0"/>
-          <w:i w:val="0"/>
-          <w:color w:val="0000FF"/>
-          <w:sz w:val="24"/>
-          <w:u w:val="single"/>
-        </w:rPr>
-        <w:hyperlink r:id="rId19" w:history="1">
-          <w:r>
-            <w:rPr>
-              <w:rStyle w:val="Hyperlink"/>
-            </w:rPr>
-            <w:t>978-90-04-15850-4</w:t>
-          </w:r>
-        </w:hyperlink>
-      </w:r>
-      <w:r>
-        <w:rPr>
           <w:u w:val="single" w:color="0000ff"/>
           <w:rFonts w:ascii="Charis SIL Regular" w:hAnsi="Charis SIL Regular" w:eastAsia="Charis SIL Regular"/>
           <w:b w:val="0"/>
@@ -4999,6 +4908,82 @@
             <w:rPr>
               <w:rStyle w:val="Hyperlink"/>
             </w:rPr>
+            <w:t>ISB</w:t>
+          </w:r>
+        </w:hyperlink>
+      </w:r>
+      <w:r>
+        <w:rPr>
+          <w:rFonts w:ascii="Charis SIL Regular" w:hAnsi="Charis SIL Regular" w:eastAsia="Charis SIL Regular"/>
+          <w:b w:val="0"/>
+          <w:i w:val="0"/>
+          <w:color w:val="0000FF"/>
+          <w:sz w:val="24"/>
+          <w:u w:val="single"/>
+        </w:rPr>
+        <w:hyperlink r:id="rId27" w:history="1">
+          <w:r>
+            <w:rPr>
+              <w:rStyle w:val="Hyperlink"/>
+            </w:rPr>
+            <w:t>N</w:t>
+          </w:r>
+        </w:hyperlink>
+      </w:r>
+      <w:r>
+        <w:rPr>
+          <w:rFonts w:ascii="Charis SIL Regular" w:hAnsi="Charis SIL Regular" w:eastAsia="Charis SIL Regular"/>
+          <w:b w:val="0"/>
+          <w:i w:val="0"/>
+          <w:color w:val="0000FF"/>
+          <w:sz w:val="24"/>
+          <w:u w:val="single"/>
+        </w:rPr>
+        <w:t xml:space="preserve"> </w:t>
+      </w:r>
+      <w:r>
+        <w:rPr>
+          <w:rFonts w:ascii="Charis SIL Regular" w:hAnsi="Charis SIL Regular" w:eastAsia="Charis SIL Regular"/>
+          <w:b w:val="0"/>
+          <w:i w:val="0"/>
+          <w:color w:val="0000FF"/>
+          <w:sz w:val="24"/>
+          <w:u w:val="single"/>
+        </w:rPr>
+        <w:hyperlink r:id="rId27" w:history="1">
+          <w:r>
+            <w:rPr>
+              <w:rStyle w:val="Hyperlink"/>
+            </w:rPr>
+            <w:t>978-90-04-15850-4</w:t>
+          </w:r>
+        </w:hyperlink>
+      </w:r>
+      <w:r>
+        <w:rPr>
+          <w:u w:val="single" w:color="0000ff"/>
+          <w:rFonts w:ascii="Charis SIL Regular" w:hAnsi="Charis SIL Regular" w:eastAsia="Charis SIL Regular"/>
+          <w:b w:val="0"/>
+          <w:i w:val="0"/>
+          <w:color w:val="000000"/>
+          <w:sz w:val="24"/>
+        </w:rPr>
+        <w:t xml:space="preserve">, </w:t>
+      </w:r>
+      <w:r>
+        <w:rPr>
+          <w:rFonts w:ascii="Charis SIL Regular" w:hAnsi="Charis SIL Regular" w:eastAsia="Charis SIL Regular"/>
+          <w:b w:val="0"/>
+          <w:i w:val="0"/>
+          <w:color w:val="0000FF"/>
+          <w:sz w:val="24"/>
+          <w:u w:val="single"/>
+        </w:rPr>
+        <w:hyperlink r:id="rId28" w:history="1">
+          <w:r>
+            <w:rPr>
+              <w:rStyle w:val="Hyperlink"/>
+            </w:rPr>
             <w:t>Wo</w:t>
           </w:r>
         </w:hyperlink>
@@ -5012,7 +4997,7 @@
           <w:sz w:val="24"/>
           <w:u w:val="single"/>
         </w:rPr>
-        <w:hyperlink r:id="rId19" w:history="1">
+        <w:hyperlink r:id="rId28" w:history="1">
           <w:r>
             <w:rPr>
               <w:rStyle w:val="Hyperlink"/>
@@ -5041,7 +5026,7 @@
           <w:sz w:val="24"/>
           <w:u w:val="single"/>
         </w:rPr>
-        <w:hyperlink r:id="rId27" w:history="1">
+        <w:hyperlink r:id="rId28" w:history="1">
           <w:r>
             <w:rPr>
               <w:rStyle w:val="Hyperlink"/>
@@ -5059,7 +5044,7 @@
           <w:sz w:val="24"/>
           <w:u w:val="single"/>
         </w:rPr>
-        <w:hyperlink r:id="rId27" w:history="1">
+        <w:hyperlink r:id="rId28" w:history="1">
           <w:r>
             <w:rPr>
               <w:rStyle w:val="Hyperlink"/>
@@ -5190,7 +5175,7 @@
           <w:sz w:val="24"/>
           <w:u w:val="single"/>
         </w:rPr>
-        <w:hyperlink r:id="rId28" w:history="1">
+        <w:hyperlink r:id="rId29" w:history="1">
           <w:r>
             <w:rPr>
               <w:rStyle w:val="Hyperlink"/>
@@ -5208,7 +5193,7 @@
           <w:sz w:val="24"/>
           <w:u w:val="single"/>
         </w:rPr>
-        <w:hyperlink r:id="rId28" w:history="1">
+        <w:hyperlink r:id="rId29" w:history="1">
           <w:r>
             <w:rPr>
               <w:rStyle w:val="Hyperlink"/>
@@ -5226,7 +5211,7 @@
           <w:sz w:val="24"/>
           <w:u w:val="single"/>
         </w:rPr>
-        <w:hyperlink r:id="rId28" w:history="1">
+        <w:hyperlink r:id="rId29" w:history="1">
           <w:r>
             <w:rPr>
               <w:rStyle w:val="Hyperlink"/>
@@ -5244,7 +5229,7 @@
           <w:sz w:val="24"/>
           <w:u w:val="single"/>
         </w:rPr>
-        <w:hyperlink r:id="rId28" w:history="1">
+        <w:hyperlink r:id="rId29" w:history="1">
           <w:r>
             <w:rPr>
               <w:rStyle w:val="Hyperlink"/>
@@ -5272,7 +5257,7 @@
           <w:sz w:val="24"/>
           <w:u w:val="single"/>
         </w:rPr>
-        <w:hyperlink r:id="rId28" w:history="1">
+        <w:hyperlink r:id="rId29" w:history="1">
           <w:r>
             <w:rPr>
               <w:rStyle w:val="Hyperlink"/>
@@ -5290,7 +5275,7 @@
           <w:sz w:val="24"/>
           <w:u w:val="single"/>
         </w:rPr>
-        <w:hyperlink r:id="rId28" w:history="1">
+        <w:hyperlink r:id="rId29" w:history="1">
           <w:r>
             <w:rPr>
               <w:rStyle w:val="Hyperlink"/>
@@ -5319,7 +5304,7 @@
           <w:sz w:val="24"/>
           <w:u w:val="single"/>
         </w:rPr>
-        <w:hyperlink r:id="rId28" w:history="1">
+        <w:hyperlink r:id="rId30" w:history="1">
           <w:r>
             <w:rPr>
               <w:rStyle w:val="Hyperlink"/>
@@ -5426,7 +5411,7 @@
           <w:sz w:val="24"/>
           <w:u w:val="single"/>
         </w:rPr>
-        <w:hyperlink r:id="rId29" w:history="1">
+        <w:hyperlink r:id="rId31" w:history="1">
           <w:r>
             <w:rPr>
               <w:rStyle w:val="Hyperlink"/>
@@ -5455,7 +5440,7 @@
           <w:sz w:val="24"/>
           <w:u w:val="single"/>
         </w:rPr>
-        <w:hyperlink r:id="rId29" w:history="1">
+        <w:hyperlink r:id="rId31" w:history="1">
           <w:r>
             <w:rPr>
               <w:rStyle w:val="Hyperlink"/>
@@ -5483,7 +5468,7 @@
           <w:sz w:val="24"/>
           <w:u w:val="single"/>
         </w:rPr>
-        <w:hyperlink r:id="rId30" w:history="1">
+        <w:hyperlink r:id="rId32" w:history="1">
           <w:r>
             <w:rPr>
               <w:rStyle w:val="Hyperlink"/>
@@ -5512,7 +5497,7 @@
           <w:sz w:val="24"/>
           <w:u w:val="single"/>
         </w:rPr>
-        <w:hyperlink r:id="rId30" w:history="1">
+        <w:hyperlink r:id="rId32" w:history="1">
           <w:r>
             <w:rPr>
               <w:rStyle w:val="Hyperlink"/>
@@ -5636,7 +5621,7 @@
           <w:sz w:val="24"/>
           <w:u w:val="single"/>
         </w:rPr>
-        <w:hyperlink r:id="rId31" w:history="1">
+        <w:hyperlink r:id="rId33" w:history="1">
           <w:r>
             <w:rPr>
               <w:rStyle w:val="Hyperlink"/>
@@ -5654,7 +5639,7 @@
           <w:sz w:val="24"/>
           <w:u w:val="single"/>
         </w:rPr>
-        <w:hyperlink r:id="rId31" w:history="1">
+        <w:hyperlink r:id="rId33" w:history="1">
           <w:r>
             <w:rPr>
               <w:rStyle w:val="Hyperlink"/>
@@ -5672,7 +5657,7 @@
           <w:sz w:val="24"/>
           <w:u w:val="single"/>
         </w:rPr>
-        <w:hyperlink r:id="rId31" w:history="1">
+        <w:hyperlink r:id="rId33" w:history="1">
           <w:r>
             <w:rPr>
               <w:rStyle w:val="Hyperlink"/>
@@ -5853,7 +5838,7 @@
           <w:sz w:val="24"/>
           <w:u w:val="single"/>
         </w:rPr>
-        <w:hyperlink r:id="rId32" w:history="1">
+        <w:hyperlink r:id="rId34" w:history="1">
           <w:r>
             <w:rPr>
               <w:rStyle w:val="Hyperlink"/>
@@ -5871,7 +5856,7 @@
           <w:sz w:val="24"/>
           <w:u w:val="single"/>
         </w:rPr>
-        <w:hyperlink r:id="rId32" w:history="1">
+        <w:hyperlink r:id="rId34" w:history="1">
           <w:r>
             <w:rPr>
               <w:rStyle w:val="Hyperlink"/>
@@ -5889,7 +5874,7 @@
           <w:sz w:val="24"/>
           <w:u w:val="single"/>
         </w:rPr>
-        <w:hyperlink r:id="rId32" w:history="1">
+        <w:hyperlink r:id="rId34" w:history="1">
           <w:r>
             <w:rPr>
               <w:rStyle w:val="Hyperlink"/>
@@ -5907,7 +5892,7 @@
           <w:sz w:val="24"/>
           <w:u w:val="single"/>
         </w:rPr>
-        <w:hyperlink r:id="rId32" w:history="1">
+        <w:hyperlink r:id="rId34" w:history="1">
           <w:r>
             <w:rPr>
               <w:rStyle w:val="Hyperlink"/>
@@ -5925,7 +5910,7 @@
           <w:sz w:val="24"/>
           <w:u w:val="single"/>
         </w:rPr>
-        <w:hyperlink r:id="rId32" w:history="1">
+        <w:hyperlink r:id="rId34" w:history="1">
           <w:r>
             <w:rPr>
               <w:rStyle w:val="Hyperlink"/>
@@ -5943,7 +5928,7 @@
           <w:sz w:val="24"/>
           <w:u w:val="single"/>
         </w:rPr>
-        <w:hyperlink r:id="rId32" w:history="1">
+        <w:hyperlink r:id="rId34" w:history="1">
           <w:r>
             <w:rPr>
               <w:rStyle w:val="Hyperlink"/>
@@ -5961,7 +5946,7 @@
           <w:sz w:val="24"/>
           <w:u w:val="single"/>
         </w:rPr>
-        <w:hyperlink r:id="rId32" w:history="1">
+        <w:hyperlink r:id="rId34" w:history="1">
           <w:r>
             <w:rPr>
               <w:rStyle w:val="Hyperlink"/>
@@ -5979,12 +5964,12 @@
           <w:sz w:val="24"/>
           <w:u w:val="single"/>
         </w:rPr>
-        <w:hyperlink r:id="rId32" w:history="1">
+        <w:hyperlink r:id="rId34" w:history="1">
           <w:r>
             <w:rPr>
               <w:rStyle w:val="Hyperlink"/>
             </w:rPr>
-            <w:t>profiel</w:t>
+            <w:t>profie</w:t>
           </w:r>
         </w:hyperlink>
       </w:r>
@@ -5997,6 +5982,16 @@
           <w:sz w:val="24"/>
           <w:u w:val="single"/>
         </w:rPr>
+        <w:t>l</w:t>
+      </w:r>
+      <w:r>
+        <w:rPr>
+          <w:rFonts w:ascii="Charis SIL Regular" w:hAnsi="Charis SIL Regular" w:eastAsia="Charis SIL Regular"/>
+          <w:b w:val="0"/>
+          <w:i w:val="0"/>
+          <w:color w:val="0000FF"/>
+          <w:sz w:val="24"/>
+        </w:rPr>
         <w:t>-</w:t>
       </w:r>
       <w:r>
@@ -6008,12 +6003,12 @@
           <w:sz w:val="24"/>
           <w:u w:val="single"/>
         </w:rPr>
-        <w:hyperlink r:id="rId32" w:history="1">
+        <w:hyperlink r:id="rId34" w:history="1">
           <w:r>
             <w:rPr>
               <w:rStyle w:val="Hyperlink"/>
             </w:rPr>
-            <w:t>als</w:t>
+            <w:t>als-</w:t>
           </w:r>
         </w:hyperlink>
       </w:r>
@@ -6024,19 +6019,9 @@
           <w:i w:val="0"/>
           <w:color w:val="0000FF"/>
           <w:sz w:val="24"/>
-        </w:rPr>
-        <w:t>-</w:t>
-      </w:r>
-      <w:r>
-        <w:rPr>
-          <w:rFonts w:ascii="Charis SIL Regular" w:hAnsi="Charis SIL Regular" w:eastAsia="Charis SIL Regular"/>
-          <w:b w:val="0"/>
-          <w:i w:val="0"/>
-          <w:color w:val="0000FF"/>
-          <w:sz w:val="24"/>
           <w:u w:val="single"/>
         </w:rPr>
-        <w:hyperlink r:id="rId32" w:history="1">
+        <w:hyperlink r:id="rId34" w:history="1">
           <w:r>
             <w:rPr>
               <w:rStyle w:val="Hyperlink"/>
@@ -6054,7 +6039,7 @@
           <w:sz w:val="24"/>
           <w:u w:val="single"/>
         </w:rPr>
-        <w:hyperlink r:id="rId32" w:history="1">
+        <w:hyperlink r:id="rId34" w:history="1">
           <w:r>
             <w:rPr>
               <w:rStyle w:val="Hyperlink"/>
@@ -6072,7 +6057,7 @@
           <w:sz w:val="24"/>
           <w:u w:val="single"/>
         </w:rPr>
-        <w:hyperlink r:id="rId32" w:history="1">
+        <w:hyperlink r:id="rId34" w:history="1">
           <w:r>
             <w:rPr>
               <w:rStyle w:val="Hyperlink"/>
@@ -6090,7 +6075,7 @@
           <w:sz w:val="24"/>
           <w:u w:val="single"/>
         </w:rPr>
-        <w:hyperlink r:id="rId32" w:history="1">
+        <w:hyperlink r:id="rId34" w:history="1">
           <w:r>
             <w:rPr>
               <w:rStyle w:val="Hyperlink"/>
@@ -6211,7 +6196,7 @@
           <w:sz w:val="24"/>
           <w:u w:val="single"/>
         </w:rPr>
-        <w:hyperlink r:id="rId33" w:history="1">
+        <w:hyperlink r:id="rId35" w:history="1">
           <w:r>
             <w:rPr>
               <w:rStyle w:val="Hyperlink"/>
@@ -6240,7 +6225,7 @@
           <w:sz w:val="24"/>
           <w:u w:val="single"/>
         </w:rPr>
-        <w:hyperlink r:id="rId33" w:history="1">
+        <w:hyperlink r:id="rId35" w:history="1">
           <w:r>
             <w:rPr>
               <w:rStyle w:val="Hyperlink"/>
@@ -6268,7 +6253,7 @@
           <w:sz w:val="24"/>
           <w:u w:val="single"/>
         </w:rPr>
-        <w:hyperlink r:id="rId34" w:history="1">
+        <w:hyperlink r:id="rId36" w:history="1">
           <w:r>
             <w:rPr>
               <w:rStyle w:val="Hyperlink"/>
@@ -6297,7 +6282,7 @@
           <w:sz w:val="24"/>
           <w:u w:val="single"/>
         </w:rPr>
-        <w:hyperlink r:id="rId34" w:history="1">
+        <w:hyperlink r:id="rId36" w:history="1">
           <w:r>
             <w:rPr>
               <w:rStyle w:val="Hyperlink"/>

--- a/EXPORTS/DOCX/published/niveau2/English/Ghana.docx
+++ b/EXPORTS/DOCX/published/niveau2/English/Ghana.docx
@@ -4361,7 +4361,7 @@
           <w:sz w:val="24"/>
           <w:u w:val="single"/>
         </w:rPr>
-        <w:hyperlink r:id="rId24" w:history="1">
+        <w:hyperlink r:id="rId23" w:history="1">
           <w:r>
             <w:rPr>
               <w:rStyle w:val="Hyperlink"/>
@@ -4379,7 +4379,7 @@
           <w:sz w:val="24"/>
           <w:u w:val="single"/>
         </w:rPr>
-        <w:hyperlink r:id="rId24" w:history="1">
+        <w:hyperlink r:id="rId23" w:history="1">
           <w:r>
             <w:rPr>
               <w:rStyle w:val="Hyperlink"/>
@@ -4407,7 +4407,7 @@
           <w:sz w:val="24"/>
           <w:u w:val="single"/>
         </w:rPr>
-        <w:hyperlink r:id="rId25" w:history="1">
+        <w:hyperlink r:id="rId23" w:history="1">
           <w:r>
             <w:rPr>
               <w:rStyle w:val="Hyperlink"/>
@@ -4425,7 +4425,7 @@
           <w:sz w:val="24"/>
           <w:u w:val="single"/>
         </w:rPr>
-        <w:hyperlink r:id="rId25" w:history="1">
+        <w:hyperlink r:id="rId23" w:history="1">
           <w:r>
             <w:rPr>
               <w:rStyle w:val="Hyperlink"/>
@@ -4454,7 +4454,7 @@
           <w:sz w:val="24"/>
           <w:u w:val="single"/>
         </w:rPr>
-        <w:hyperlink r:id="rId25" w:history="1">
+        <w:hyperlink r:id="rId23" w:history="1">
           <w:r>
             <w:rPr>
               <w:rStyle w:val="Hyperlink"/>
@@ -4532,7 +4532,7 @@
           <w:sz w:val="24"/>
           <w:u w:val="single"/>
         </w:rPr>
-        <w:hyperlink r:id="rId26" w:history="1">
+        <w:hyperlink r:id="rId25" w:history="1">
           <w:r>
             <w:rPr>
               <w:rStyle w:val="Hyperlink"/>
@@ -4550,7 +4550,7 @@
           <w:sz w:val="24"/>
           <w:u w:val="single"/>
         </w:rPr>
-        <w:hyperlink r:id="rId26" w:history="1">
+        <w:hyperlink r:id="rId25" w:history="1">
           <w:r>
             <w:rPr>
               <w:rStyle w:val="Hyperlink"/>
@@ -4568,7 +4568,7 @@
           <w:sz w:val="24"/>
           <w:u w:val="single"/>
         </w:rPr>
-        <w:hyperlink r:id="rId26" w:history="1">
+        <w:hyperlink r:id="rId25" w:history="1">
           <w:r>
             <w:rPr>
               <w:rStyle w:val="Hyperlink"/>
@@ -4586,7 +4586,7 @@
           <w:sz w:val="24"/>
           <w:u w:val="single"/>
         </w:rPr>
-        <w:hyperlink r:id="rId26" w:history="1">
+        <w:hyperlink r:id="rId25" w:history="1">
           <w:r>
             <w:rPr>
               <w:rStyle w:val="Hyperlink"/>
@@ -4604,7 +4604,7 @@
           <w:sz w:val="24"/>
           <w:u w:val="single"/>
         </w:rPr>
-        <w:hyperlink r:id="rId26" w:history="1">
+        <w:hyperlink r:id="rId25" w:history="1">
           <w:r>
             <w:rPr>
               <w:rStyle w:val="Hyperlink"/>
@@ -4622,7 +4622,7 @@
           <w:sz w:val="24"/>
           <w:u w:val="single"/>
         </w:rPr>
-        <w:hyperlink r:id="rId26" w:history="1">
+        <w:hyperlink r:id="rId25" w:history="1">
           <w:r>
             <w:rPr>
               <w:rStyle w:val="Hyperlink"/>
@@ -4640,7 +4640,7 @@
           <w:sz w:val="24"/>
           <w:u w:val="single"/>
         </w:rPr>
-        <w:hyperlink r:id="rId26" w:history="1">
+        <w:hyperlink r:id="rId25" w:history="1">
           <w:r>
             <w:rPr>
               <w:rStyle w:val="Hyperlink"/>
@@ -4878,6 +4878,81 @@
       </w:r>
       <w:r>
         <w:rPr>
+          <w:rFonts w:ascii="Charis SIL Regular" w:hAnsi="Charis SIL Regular" w:eastAsia="Charis SIL Regular"/>
+          <w:b w:val="0"/>
+          <w:i w:val="0"/>
+          <w:color w:val="000000"/>
+          <w:sz w:val="24"/>
+        </w:rPr>
+        <w:t xml:space="preserve">, </w:t>
+      </w:r>
+      <w:r>
+        <w:rPr>
+          <w:rFonts w:ascii="Charis SIL Regular" w:hAnsi="Charis SIL Regular" w:eastAsia="Charis SIL Regular"/>
+          <w:b w:val="0"/>
+          <w:i w:val="0"/>
+          <w:color w:val="0000FF"/>
+          <w:sz w:val="24"/>
+          <w:u w:val="single"/>
+        </w:rPr>
+        <w:hyperlink r:id="rId19" w:history="1">
+          <w:r>
+            <w:rPr>
+              <w:rStyle w:val="Hyperlink"/>
+            </w:rPr>
+            <w:t>ISB</w:t>
+          </w:r>
+        </w:hyperlink>
+      </w:r>
+      <w:r>
+        <w:rPr>
+          <w:rFonts w:ascii="Charis SIL Regular" w:hAnsi="Charis SIL Regular" w:eastAsia="Charis SIL Regular"/>
+          <w:b w:val="0"/>
+          <w:i w:val="0"/>
+          <w:color w:val="0000FF"/>
+          <w:sz w:val="24"/>
+          <w:u w:val="single"/>
+        </w:rPr>
+        <w:hyperlink r:id="rId19" w:history="1">
+          <w:r>
+            <w:rPr>
+              <w:rStyle w:val="Hyperlink"/>
+            </w:rPr>
+            <w:t>N</w:t>
+          </w:r>
+        </w:hyperlink>
+      </w:r>
+      <w:r>
+        <w:rPr>
+          <w:rFonts w:ascii="Charis SIL Regular" w:hAnsi="Charis SIL Regular" w:eastAsia="Charis SIL Regular"/>
+          <w:b w:val="0"/>
+          <w:i w:val="0"/>
+          <w:color w:val="0000FF"/>
+          <w:sz w:val="24"/>
+          <w:u w:val="single"/>
+        </w:rPr>
+        <w:t xml:space="preserve"> </w:t>
+      </w:r>
+      <w:r>
+        <w:rPr>
+          <w:rFonts w:ascii="Charis SIL Regular" w:hAnsi="Charis SIL Regular" w:eastAsia="Charis SIL Regular"/>
+          <w:b w:val="0"/>
+          <w:i w:val="0"/>
+          <w:color w:val="0000FF"/>
+          <w:sz w:val="24"/>
+          <w:u w:val="single"/>
+        </w:rPr>
+        <w:hyperlink r:id="rId19" w:history="1">
+          <w:r>
+            <w:rPr>
+              <w:rStyle w:val="Hyperlink"/>
+            </w:rPr>
+            <w:t>978-90-04-15850-4</w:t>
+          </w:r>
+        </w:hyperlink>
+      </w:r>
+      <w:r>
+        <w:rPr>
           <w:u w:val="single" w:color="0000ff"/>
           <w:rFonts w:ascii="Charis SIL Regular" w:hAnsi="Charis SIL Regular" w:eastAsia="Charis SIL Regular"/>
           <w:b w:val="0"/>
@@ -4908,82 +4983,6 @@
             <w:rPr>
               <w:rStyle w:val="Hyperlink"/>
             </w:rPr>
-            <w:t>ISB</w:t>
-          </w:r>
-        </w:hyperlink>
-      </w:r>
-      <w:r>
-        <w:rPr>
-          <w:rFonts w:ascii="Charis SIL Regular" w:hAnsi="Charis SIL Regular" w:eastAsia="Charis SIL Regular"/>
-          <w:b w:val="0"/>
-          <w:i w:val="0"/>
-          <w:color w:val="0000FF"/>
-          <w:sz w:val="24"/>
-          <w:u w:val="single"/>
-        </w:rPr>
-        <w:hyperlink r:id="rId27" w:history="1">
-          <w:r>
-            <w:rPr>
-              <w:rStyle w:val="Hyperlink"/>
-            </w:rPr>
-            <w:t>N</w:t>
-          </w:r>
-        </w:hyperlink>
-      </w:r>
-      <w:r>
-        <w:rPr>
-          <w:rFonts w:ascii="Charis SIL Regular" w:hAnsi="Charis SIL Regular" w:eastAsia="Charis SIL Regular"/>
-          <w:b w:val="0"/>
-          <w:i w:val="0"/>
-          <w:color w:val="0000FF"/>
-          <w:sz w:val="24"/>
-          <w:u w:val="single"/>
-        </w:rPr>
-        <w:t xml:space="preserve"> </w:t>
-      </w:r>
-      <w:r>
-        <w:rPr>
-          <w:rFonts w:ascii="Charis SIL Regular" w:hAnsi="Charis SIL Regular" w:eastAsia="Charis SIL Regular"/>
-          <w:b w:val="0"/>
-          <w:i w:val="0"/>
-          <w:color w:val="0000FF"/>
-          <w:sz w:val="24"/>
-          <w:u w:val="single"/>
-        </w:rPr>
-        <w:hyperlink r:id="rId27" w:history="1">
-          <w:r>
-            <w:rPr>
-              <w:rStyle w:val="Hyperlink"/>
-            </w:rPr>
-            <w:t>978-90-04-15850-4</w:t>
-          </w:r>
-        </w:hyperlink>
-      </w:r>
-      <w:r>
-        <w:rPr>
-          <w:u w:val="single" w:color="0000ff"/>
-          <w:rFonts w:ascii="Charis SIL Regular" w:hAnsi="Charis SIL Regular" w:eastAsia="Charis SIL Regular"/>
-          <w:b w:val="0"/>
-          <w:i w:val="0"/>
-          <w:color w:val="000000"/>
-          <w:sz w:val="24"/>
-        </w:rPr>
-        <w:t xml:space="preserve">, </w:t>
-      </w:r>
-      <w:r>
-        <w:rPr>
-          <w:rFonts w:ascii="Charis SIL Regular" w:hAnsi="Charis SIL Regular" w:eastAsia="Charis SIL Regular"/>
-          <w:b w:val="0"/>
-          <w:i w:val="0"/>
-          <w:color w:val="0000FF"/>
-          <w:sz w:val="24"/>
-          <w:u w:val="single"/>
-        </w:rPr>
-        <w:hyperlink r:id="rId28" w:history="1">
-          <w:r>
-            <w:rPr>
-              <w:rStyle w:val="Hyperlink"/>
-            </w:rPr>
             <w:t>Wo</w:t>
           </w:r>
         </w:hyperlink>
@@ -4997,7 +4996,7 @@
           <w:sz w:val="24"/>
           <w:u w:val="single"/>
         </w:rPr>
-        <w:hyperlink r:id="rId28" w:history="1">
+        <w:hyperlink r:id="rId19" w:history="1">
           <w:r>
             <w:rPr>
               <w:rStyle w:val="Hyperlink"/>
@@ -5026,7 +5025,7 @@
           <w:sz w:val="24"/>
           <w:u w:val="single"/>
         </w:rPr>
-        <w:hyperlink r:id="rId28" w:history="1">
+        <w:hyperlink r:id="rId19" w:history="1">
           <w:r>
             <w:rPr>
               <w:rStyle w:val="Hyperlink"/>
@@ -5044,7 +5043,7 @@
           <w:sz w:val="24"/>
           <w:u w:val="single"/>
         </w:rPr>
-        <w:hyperlink r:id="rId28" w:history="1">
+        <w:hyperlink r:id="rId19" w:history="1">
           <w:r>
             <w:rPr>
               <w:rStyle w:val="Hyperlink"/>
@@ -5175,7 +5174,7 @@
           <w:sz w:val="24"/>
           <w:u w:val="single"/>
         </w:rPr>
-        <w:hyperlink r:id="rId29" w:history="1">
+        <w:hyperlink r:id="rId26" w:history="1">
           <w:r>
             <w:rPr>
               <w:rStyle w:val="Hyperlink"/>
@@ -5193,7 +5192,7 @@
           <w:sz w:val="24"/>
           <w:u w:val="single"/>
         </w:rPr>
-        <w:hyperlink r:id="rId29" w:history="1">
+        <w:hyperlink r:id="rId26" w:history="1">
           <w:r>
             <w:rPr>
               <w:rStyle w:val="Hyperlink"/>
@@ -5211,7 +5210,7 @@
           <w:sz w:val="24"/>
           <w:u w:val="single"/>
         </w:rPr>
-        <w:hyperlink r:id="rId29" w:history="1">
+        <w:hyperlink r:id="rId26" w:history="1">
           <w:r>
             <w:rPr>
               <w:rStyle w:val="Hyperlink"/>
@@ -5229,7 +5228,7 @@
           <w:sz w:val="24"/>
           <w:u w:val="single"/>
         </w:rPr>
-        <w:hyperlink r:id="rId29" w:history="1">
+        <w:hyperlink r:id="rId26" w:history="1">
           <w:r>
             <w:rPr>
               <w:rStyle w:val="Hyperlink"/>
@@ -5257,7 +5256,7 @@
           <w:sz w:val="24"/>
           <w:u w:val="single"/>
         </w:rPr>
-        <w:hyperlink r:id="rId29" w:history="1">
+        <w:hyperlink r:id="rId27" w:history="1">
           <w:r>
             <w:rPr>
               <w:rStyle w:val="Hyperlink"/>
@@ -5275,7 +5274,7 @@
           <w:sz w:val="24"/>
           <w:u w:val="single"/>
         </w:rPr>
-        <w:hyperlink r:id="rId29" w:history="1">
+        <w:hyperlink r:id="rId26" w:history="1">
           <w:r>
             <w:rPr>
               <w:rStyle w:val="Hyperlink"/>
@@ -5304,7 +5303,7 @@
           <w:sz w:val="24"/>
           <w:u w:val="single"/>
         </w:rPr>
-        <w:hyperlink r:id="rId30" w:history="1">
+        <w:hyperlink r:id="rId26" w:history="1">
           <w:r>
             <w:rPr>
               <w:rStyle w:val="Hyperlink"/>
@@ -5411,7 +5410,7 @@
           <w:sz w:val="24"/>
           <w:u w:val="single"/>
         </w:rPr>
-        <w:hyperlink r:id="rId31" w:history="1">
+        <w:hyperlink r:id="rId28" w:history="1">
           <w:r>
             <w:rPr>
               <w:rStyle w:val="Hyperlink"/>
@@ -5440,7 +5439,7 @@
           <w:sz w:val="24"/>
           <w:u w:val="single"/>
         </w:rPr>
-        <w:hyperlink r:id="rId31" w:history="1">
+        <w:hyperlink r:id="rId28" w:history="1">
           <w:r>
             <w:rPr>
               <w:rStyle w:val="Hyperlink"/>
@@ -5468,7 +5467,7 @@
           <w:sz w:val="24"/>
           <w:u w:val="single"/>
         </w:rPr>
-        <w:hyperlink r:id="rId32" w:history="1">
+        <w:hyperlink r:id="rId29" w:history="1">
           <w:r>
             <w:rPr>
               <w:rStyle w:val="Hyperlink"/>
@@ -5497,7 +5496,7 @@
           <w:sz w:val="24"/>
           <w:u w:val="single"/>
         </w:rPr>
-        <w:hyperlink r:id="rId32" w:history="1">
+        <w:hyperlink r:id="rId29" w:history="1">
           <w:r>
             <w:rPr>
               <w:rStyle w:val="Hyperlink"/>
@@ -5621,7 +5620,7 @@
           <w:sz w:val="24"/>
           <w:u w:val="single"/>
         </w:rPr>
-        <w:hyperlink r:id="rId33" w:history="1">
+        <w:hyperlink r:id="rId30" w:history="1">
           <w:r>
             <w:rPr>
               <w:rStyle w:val="Hyperlink"/>
@@ -5639,7 +5638,7 @@
           <w:sz w:val="24"/>
           <w:u w:val="single"/>
         </w:rPr>
-        <w:hyperlink r:id="rId33" w:history="1">
+        <w:hyperlink r:id="rId30" w:history="1">
           <w:r>
             <w:rPr>
               <w:rStyle w:val="Hyperlink"/>
@@ -5657,7 +5656,7 @@
           <w:sz w:val="24"/>
           <w:u w:val="single"/>
         </w:rPr>
-        <w:hyperlink r:id="rId33" w:history="1">
+        <w:hyperlink r:id="rId30" w:history="1">
           <w:r>
             <w:rPr>
               <w:rStyle w:val="Hyperlink"/>
@@ -5838,7 +5837,7 @@
           <w:sz w:val="24"/>
           <w:u w:val="single"/>
         </w:rPr>
-        <w:hyperlink r:id="rId34" w:history="1">
+        <w:hyperlink r:id="rId31" w:history="1">
           <w:r>
             <w:rPr>
               <w:rStyle w:val="Hyperlink"/>
@@ -5856,7 +5855,7 @@
           <w:sz w:val="24"/>
           <w:u w:val="single"/>
         </w:rPr>
-        <w:hyperlink r:id="rId34" w:history="1">
+        <w:hyperlink r:id="rId31" w:history="1">
           <w:r>
             <w:rPr>
               <w:rStyle w:val="Hyperlink"/>
@@ -5874,7 +5873,7 @@
           <w:sz w:val="24"/>
           <w:u w:val="single"/>
         </w:rPr>
-        <w:hyperlink r:id="rId34" w:history="1">
+        <w:hyperlink r:id="rId31" w:history="1">
           <w:r>
             <w:rPr>
               <w:rStyle w:val="Hyperlink"/>
@@ -5892,7 +5891,7 @@
           <w:sz w:val="24"/>
           <w:u w:val="single"/>
         </w:rPr>
-        <w:hyperlink r:id="rId34" w:history="1">
+        <w:hyperlink r:id="rId31" w:history="1">
           <w:r>
             <w:rPr>
               <w:rStyle w:val="Hyperlink"/>
@@ -5910,7 +5909,7 @@
           <w:sz w:val="24"/>
           <w:u w:val="single"/>
         </w:rPr>
-        <w:hyperlink r:id="rId34" w:history="1">
+        <w:hyperlink r:id="rId31" w:history="1">
           <w:r>
             <w:rPr>
               <w:rStyle w:val="Hyperlink"/>
@@ -5928,7 +5927,7 @@
           <w:sz w:val="24"/>
           <w:u w:val="single"/>
         </w:rPr>
-        <w:hyperlink r:id="rId34" w:history="1">
+        <w:hyperlink r:id="rId31" w:history="1">
           <w:r>
             <w:rPr>
               <w:rStyle w:val="Hyperlink"/>
@@ -5946,7 +5945,7 @@
           <w:sz w:val="24"/>
           <w:u w:val="single"/>
         </w:rPr>
-        <w:hyperlink r:id="rId34" w:history="1">
+        <w:hyperlink r:id="rId31" w:history="1">
           <w:r>
             <w:rPr>
               <w:rStyle w:val="Hyperlink"/>
@@ -5964,7 +5963,7 @@
           <w:sz w:val="24"/>
           <w:u w:val="single"/>
         </w:rPr>
-        <w:hyperlink r:id="rId34" w:history="1">
+        <w:hyperlink r:id="rId31" w:history="1">
           <w:r>
             <w:rPr>
               <w:rStyle w:val="Hyperlink"/>
@@ -5980,9 +5979,26 @@
           <w:i w:val="0"/>
           <w:color w:val="0000FF"/>
           <w:sz w:val="24"/>
+        </w:rPr>
+        <w:hyperlink r:id="rId31" w:history="1">
+          <w:r>
+            <w:rPr>
+              <w:rStyle w:val="Hyperlink"/>
+            </w:rPr>
+            <w:t>l</w:t>
+          </w:r>
+        </w:hyperlink>
+      </w:r>
+      <w:r>
+        <w:rPr>
+          <w:rFonts w:ascii="Charis SIL Regular" w:hAnsi="Charis SIL Regular" w:eastAsia="Charis SIL Regular"/>
+          <w:b w:val="0"/>
+          <w:i w:val="0"/>
+          <w:color w:val="0000FF"/>
+          <w:sz w:val="24"/>
           <w:u w:val="single"/>
         </w:rPr>
-        <w:t>l</w:t>
+        <w:t>-</w:t>
       </w:r>
       <w:r>
         <w:rPr>
@@ -5991,19 +6007,9 @@
           <w:i w:val="0"/>
           <w:color w:val="0000FF"/>
           <w:sz w:val="24"/>
-        </w:rPr>
-        <w:t>-</w:t>
-      </w:r>
-      <w:r>
-        <w:rPr>
-          <w:rFonts w:ascii="Charis SIL Regular" w:hAnsi="Charis SIL Regular" w:eastAsia="Charis SIL Regular"/>
-          <w:b w:val="0"/>
-          <w:i w:val="0"/>
-          <w:color w:val="0000FF"/>
-          <w:sz w:val="24"/>
           <w:u w:val="single"/>
         </w:rPr>
-        <w:hyperlink r:id="rId34" w:history="1">
+        <w:hyperlink r:id="rId31" w:history="1">
           <w:r>
             <w:rPr>
               <w:rStyle w:val="Hyperlink"/>
@@ -6021,7 +6027,7 @@
           <w:sz w:val="24"/>
           <w:u w:val="single"/>
         </w:rPr>
-        <w:hyperlink r:id="rId34" w:history="1">
+        <w:hyperlink r:id="rId31" w:history="1">
           <w:r>
             <w:rPr>
               <w:rStyle w:val="Hyperlink"/>
@@ -6039,7 +6045,7 @@
           <w:sz w:val="24"/>
           <w:u w:val="single"/>
         </w:rPr>
-        <w:hyperlink r:id="rId34" w:history="1">
+        <w:hyperlink r:id="rId31" w:history="1">
           <w:r>
             <w:rPr>
               <w:rStyle w:val="Hyperlink"/>
@@ -6057,7 +6063,7 @@
           <w:sz w:val="24"/>
           <w:u w:val="single"/>
         </w:rPr>
-        <w:hyperlink r:id="rId34" w:history="1">
+        <w:hyperlink r:id="rId31" w:history="1">
           <w:r>
             <w:rPr>
               <w:rStyle w:val="Hyperlink"/>
@@ -6075,7 +6081,7 @@
           <w:sz w:val="24"/>
           <w:u w:val="single"/>
         </w:rPr>
-        <w:hyperlink r:id="rId34" w:history="1">
+        <w:hyperlink r:id="rId31" w:history="1">
           <w:r>
             <w:rPr>
               <w:rStyle w:val="Hyperlink"/>
@@ -6196,7 +6202,7 @@
           <w:sz w:val="24"/>
           <w:u w:val="single"/>
         </w:rPr>
-        <w:hyperlink r:id="rId35" w:history="1">
+        <w:hyperlink r:id="rId32" w:history="1">
           <w:r>
             <w:rPr>
               <w:rStyle w:val="Hyperlink"/>
@@ -6225,7 +6231,7 @@
           <w:sz w:val="24"/>
           <w:u w:val="single"/>
         </w:rPr>
-        <w:hyperlink r:id="rId35" w:history="1">
+        <w:hyperlink r:id="rId32" w:history="1">
           <w:r>
             <w:rPr>
               <w:rStyle w:val="Hyperlink"/>
@@ -6253,7 +6259,7 @@
           <w:sz w:val="24"/>
           <w:u w:val="single"/>
         </w:rPr>
-        <w:hyperlink r:id="rId36" w:history="1">
+        <w:hyperlink r:id="rId33" w:history="1">
           <w:r>
             <w:rPr>
               <w:rStyle w:val="Hyperlink"/>
@@ -6282,7 +6288,7 @@
           <w:sz w:val="24"/>
           <w:u w:val="single"/>
         </w:rPr>
-        <w:hyperlink r:id="rId36" w:history="1">
+        <w:hyperlink r:id="rId33" w:history="1">
           <w:r>
             <w:rPr>
               <w:rStyle w:val="Hyperlink"/>

--- a/EXPORTS/DOCX/published/niveau2/English/Ghana.docx
+++ b/EXPORTS/DOCX/published/niveau2/English/Ghana.docx
@@ -3932,19 +3932,19 @@
           <w:i w:val="0"/>
           <w:color w:val="0000FF"/>
           <w:sz w:val="24"/>
+        </w:rPr>
+        <w:t>i</w:t>
+      </w:r>
+      <w:r>
+        <w:rPr>
+          <w:rFonts w:ascii="Charis SIL Regular" w:hAnsi="Charis SIL Regular" w:eastAsia="Charis SIL Regular"/>
+          <w:b w:val="0"/>
+          <w:i w:val="0"/>
+          <w:color w:val="0000FF"/>
+          <w:sz w:val="24"/>
           <w:u w:val="single"/>
         </w:rPr>
-        <w:t>ic Societ</w:t>
-      </w:r>
-      <w:r>
-        <w:rPr>
-          <w:rFonts w:ascii="Charis SIL Regular" w:hAnsi="Charis SIL Regular" w:eastAsia="Charis SIL Regular"/>
-          <w:b w:val="0"/>
-          <w:i w:val="0"/>
-          <w:color w:val="0000FF"/>
-          <w:sz w:val="24"/>
-        </w:rPr>
-        <w:t>y</w:t>
+        <w:t>c Society</w:t>
       </w:r>
       <w:r>
         <w:br/>
@@ -4361,7 +4361,7 @@
           <w:sz w:val="24"/>
           <w:u w:val="single"/>
         </w:rPr>
-        <w:hyperlink r:id="rId23" w:history="1">
+        <w:hyperlink r:id="rId24" w:history="1">
           <w:r>
             <w:rPr>
               <w:rStyle w:val="Hyperlink"/>
@@ -4379,7 +4379,7 @@
           <w:sz w:val="24"/>
           <w:u w:val="single"/>
         </w:rPr>
-        <w:hyperlink r:id="rId23" w:history="1">
+        <w:hyperlink r:id="rId24" w:history="1">
           <w:r>
             <w:rPr>
               <w:rStyle w:val="Hyperlink"/>
@@ -4407,7 +4407,7 @@
           <w:sz w:val="24"/>
           <w:u w:val="single"/>
         </w:rPr>
-        <w:hyperlink r:id="rId23" w:history="1">
+        <w:hyperlink r:id="rId25" w:history="1">
           <w:r>
             <w:rPr>
               <w:rStyle w:val="Hyperlink"/>
@@ -4532,7 +4532,7 @@
           <w:sz w:val="24"/>
           <w:u w:val="single"/>
         </w:rPr>
-        <w:hyperlink r:id="rId25" w:history="1">
+        <w:hyperlink r:id="rId26" w:history="1">
           <w:r>
             <w:rPr>
               <w:rStyle w:val="Hyperlink"/>
@@ -4550,7 +4550,7 @@
           <w:sz w:val="24"/>
           <w:u w:val="single"/>
         </w:rPr>
-        <w:hyperlink r:id="rId25" w:history="1">
+        <w:hyperlink r:id="rId26" w:history="1">
           <w:r>
             <w:rPr>
               <w:rStyle w:val="Hyperlink"/>
@@ -4568,7 +4568,7 @@
           <w:sz w:val="24"/>
           <w:u w:val="single"/>
         </w:rPr>
-        <w:hyperlink r:id="rId25" w:history="1">
+        <w:hyperlink r:id="rId26" w:history="1">
           <w:r>
             <w:rPr>
               <w:rStyle w:val="Hyperlink"/>
@@ -4586,7 +4586,7 @@
           <w:sz w:val="24"/>
           <w:u w:val="single"/>
         </w:rPr>
-        <w:hyperlink r:id="rId25" w:history="1">
+        <w:hyperlink r:id="rId26" w:history="1">
           <w:r>
             <w:rPr>
               <w:rStyle w:val="Hyperlink"/>
@@ -4604,7 +4604,7 @@
           <w:sz w:val="24"/>
           <w:u w:val="single"/>
         </w:rPr>
-        <w:hyperlink r:id="rId25" w:history="1">
+        <w:hyperlink r:id="rId26" w:history="1">
           <w:r>
             <w:rPr>
               <w:rStyle w:val="Hyperlink"/>
@@ -4622,7 +4622,7 @@
           <w:sz w:val="24"/>
           <w:u w:val="single"/>
         </w:rPr>
-        <w:hyperlink r:id="rId25" w:history="1">
+        <w:hyperlink r:id="rId26" w:history="1">
           <w:r>
             <w:rPr>
               <w:rStyle w:val="Hyperlink"/>
@@ -4640,7 +4640,7 @@
           <w:sz w:val="24"/>
           <w:u w:val="single"/>
         </w:rPr>
-        <w:hyperlink r:id="rId25" w:history="1">
+        <w:hyperlink r:id="rId26" w:history="1">
           <w:r>
             <w:rPr>
               <w:rStyle w:val="Hyperlink"/>
@@ -4862,40 +4862,46 @@
           <w:i w:val="0"/>
           <w:color w:val="0000FF"/>
           <w:sz w:val="24"/>
+        </w:rPr>
+        <w:hyperlink r:id="rId19" w:history="1">
+          <w:r>
+            <w:rPr>
+              <w:rStyle w:val="Hyperlink"/>
+            </w:rPr>
+            <w:t>l</w:t>
+          </w:r>
+        </w:hyperlink>
+      </w:r>
+      <w:r>
+        <w:rPr>
+          <w:rFonts w:ascii="Charis SIL Regular" w:hAnsi="Charis SIL Regular" w:eastAsia="Charis SIL Regular"/>
+          <w:b w:val="0"/>
+          <w:i w:val="0"/>
+          <w:color w:val="0000FF"/>
+          <w:sz w:val="24"/>
+        </w:rPr>
+        <w:t>e</w:t>
+      </w:r>
+      <w:r>
+        <w:rPr>
+          <w:rFonts w:ascii="Charis SIL Regular" w:hAnsi="Charis SIL Regular" w:eastAsia="Charis SIL Regular"/>
+          <w:b w:val="0"/>
+          <w:i w:val="0"/>
+          <w:color w:val="000000"/>
+          <w:sz w:val="24"/>
+        </w:rPr>
+        <w:t xml:space="preserve">, </w:t>
+      </w:r>
+      <w:r>
+        <w:rPr>
+          <w:rFonts w:ascii="Charis SIL Regular" w:hAnsi="Charis SIL Regular" w:eastAsia="Charis SIL Regular"/>
+          <w:b w:val="0"/>
+          <w:i w:val="0"/>
+          <w:color w:val="0000FF"/>
+          <w:sz w:val="24"/>
           <w:u w:val="single"/>
         </w:rPr>
-        <w:t>l</w:t>
-      </w:r>
-      <w:r>
-        <w:rPr>
-          <w:rFonts w:ascii="Charis SIL Regular" w:hAnsi="Charis SIL Regular" w:eastAsia="Charis SIL Regular"/>
-          <w:b w:val="0"/>
-          <w:i w:val="0"/>
-          <w:color w:val="0000FF"/>
-          <w:sz w:val="24"/>
-        </w:rPr>
-        <w:t>e</w:t>
-      </w:r>
-      <w:r>
-        <w:rPr>
-          <w:rFonts w:ascii="Charis SIL Regular" w:hAnsi="Charis SIL Regular" w:eastAsia="Charis SIL Regular"/>
-          <w:b w:val="0"/>
-          <w:i w:val="0"/>
-          <w:color w:val="000000"/>
-          <w:sz w:val="24"/>
-        </w:rPr>
-        <w:t xml:space="preserve">, </w:t>
-      </w:r>
-      <w:r>
-        <w:rPr>
-          <w:rFonts w:ascii="Charis SIL Regular" w:hAnsi="Charis SIL Regular" w:eastAsia="Charis SIL Regular"/>
-          <w:b w:val="0"/>
-          <w:i w:val="0"/>
-          <w:color w:val="0000FF"/>
-          <w:sz w:val="24"/>
-          <w:u w:val="single"/>
-        </w:rPr>
-        <w:hyperlink r:id="rId19" w:history="1">
+        <w:hyperlink r:id="rId27" w:history="1">
           <w:r>
             <w:rPr>
               <w:rStyle w:val="Hyperlink"/>
@@ -4913,7 +4919,7 @@
           <w:sz w:val="24"/>
           <w:u w:val="single"/>
         </w:rPr>
-        <w:hyperlink r:id="rId19" w:history="1">
+        <w:hyperlink r:id="rId27" w:history="1">
           <w:r>
             <w:rPr>
               <w:rStyle w:val="Hyperlink"/>
@@ -4942,7 +4948,7 @@
           <w:sz w:val="24"/>
           <w:u w:val="single"/>
         </w:rPr>
-        <w:hyperlink r:id="rId19" w:history="1">
+        <w:hyperlink r:id="rId27" w:history="1">
           <w:r>
             <w:rPr>
               <w:rStyle w:val="Hyperlink"/>
@@ -4960,14 +4966,7 @@
           <w:color w:val="000000"/>
           <w:sz w:val="24"/>
         </w:rPr>
-        <w:hyperlink r:id="rId19" w:history="1">
-          <w:r>
-            <w:rPr>
-              <w:rStyle w:val="Hyperlink"/>
-            </w:rPr>
-            <w:t xml:space="preserve">, </w:t>
-          </w:r>
-        </w:hyperlink>
+        <w:t xml:space="preserve">, </w:t>
       </w:r>
       <w:r>
         <w:rPr>
@@ -4978,7 +4977,7 @@
           <w:sz w:val="24"/>
           <w:u w:val="single"/>
         </w:rPr>
-        <w:hyperlink r:id="rId19" w:history="1">
+        <w:hyperlink r:id="rId28" w:history="1">
           <w:r>
             <w:rPr>
               <w:rStyle w:val="Hyperlink"/>
@@ -4996,7 +4995,7 @@
           <w:sz w:val="24"/>
           <w:u w:val="single"/>
         </w:rPr>
-        <w:hyperlink r:id="rId19" w:history="1">
+        <w:hyperlink r:id="rId28" w:history="1">
           <w:r>
             <w:rPr>
               <w:rStyle w:val="Hyperlink"/>
@@ -5025,7 +5024,7 @@
           <w:sz w:val="24"/>
           <w:u w:val="single"/>
         </w:rPr>
-        <w:hyperlink r:id="rId19" w:history="1">
+        <w:hyperlink r:id="rId28" w:history="1">
           <w:r>
             <w:rPr>
               <w:rStyle w:val="Hyperlink"/>
@@ -5043,7 +5042,7 @@
           <w:sz w:val="24"/>
           <w:u w:val="single"/>
         </w:rPr>
-        <w:hyperlink r:id="rId19" w:history="1">
+        <w:hyperlink r:id="rId28" w:history="1">
           <w:r>
             <w:rPr>
               <w:rStyle w:val="Hyperlink"/>
@@ -5174,7 +5173,7 @@
           <w:sz w:val="24"/>
           <w:u w:val="single"/>
         </w:rPr>
-        <w:hyperlink r:id="rId26" w:history="1">
+        <w:hyperlink r:id="rId29" w:history="1">
           <w:r>
             <w:rPr>
               <w:rStyle w:val="Hyperlink"/>
@@ -5192,7 +5191,7 @@
           <w:sz w:val="24"/>
           <w:u w:val="single"/>
         </w:rPr>
-        <w:hyperlink r:id="rId26" w:history="1">
+        <w:hyperlink r:id="rId29" w:history="1">
           <w:r>
             <w:rPr>
               <w:rStyle w:val="Hyperlink"/>
@@ -5210,7 +5209,7 @@
           <w:sz w:val="24"/>
           <w:u w:val="single"/>
         </w:rPr>
-        <w:hyperlink r:id="rId26" w:history="1">
+        <w:hyperlink r:id="rId29" w:history="1">
           <w:r>
             <w:rPr>
               <w:rStyle w:val="Hyperlink"/>
@@ -5228,7 +5227,7 @@
           <w:sz w:val="24"/>
           <w:u w:val="single"/>
         </w:rPr>
-        <w:hyperlink r:id="rId26" w:history="1">
+        <w:hyperlink r:id="rId29" w:history="1">
           <w:r>
             <w:rPr>
               <w:rStyle w:val="Hyperlink"/>
@@ -5256,7 +5255,7 @@
           <w:sz w:val="24"/>
           <w:u w:val="single"/>
         </w:rPr>
-        <w:hyperlink r:id="rId27" w:history="1">
+        <w:hyperlink r:id="rId30" w:history="1">
           <w:r>
             <w:rPr>
               <w:rStyle w:val="Hyperlink"/>
@@ -5274,7 +5273,7 @@
           <w:sz w:val="24"/>
           <w:u w:val="single"/>
         </w:rPr>
-        <w:hyperlink r:id="rId26" w:history="1">
+        <w:hyperlink r:id="rId30" w:history="1">
           <w:r>
             <w:rPr>
               <w:rStyle w:val="Hyperlink"/>
@@ -5303,7 +5302,7 @@
           <w:sz w:val="24"/>
           <w:u w:val="single"/>
         </w:rPr>
-        <w:hyperlink r:id="rId26" w:history="1">
+        <w:hyperlink r:id="rId30" w:history="1">
           <w:r>
             <w:rPr>
               <w:rStyle w:val="Hyperlink"/>
@@ -5410,7 +5409,7 @@
           <w:sz w:val="24"/>
           <w:u w:val="single"/>
         </w:rPr>
-        <w:hyperlink r:id="rId28" w:history="1">
+        <w:hyperlink r:id="rId31" w:history="1">
           <w:r>
             <w:rPr>
               <w:rStyle w:val="Hyperlink"/>
@@ -5439,7 +5438,7 @@
           <w:sz w:val="24"/>
           <w:u w:val="single"/>
         </w:rPr>
-        <w:hyperlink r:id="rId28" w:history="1">
+        <w:hyperlink r:id="rId31" w:history="1">
           <w:r>
             <w:rPr>
               <w:rStyle w:val="Hyperlink"/>
@@ -5467,7 +5466,7 @@
           <w:sz w:val="24"/>
           <w:u w:val="single"/>
         </w:rPr>
-        <w:hyperlink r:id="rId29" w:history="1">
+        <w:hyperlink r:id="rId32" w:history="1">
           <w:r>
             <w:rPr>
               <w:rStyle w:val="Hyperlink"/>
@@ -5496,7 +5495,7 @@
           <w:sz w:val="24"/>
           <w:u w:val="single"/>
         </w:rPr>
-        <w:hyperlink r:id="rId29" w:history="1">
+        <w:hyperlink r:id="rId32" w:history="1">
           <w:r>
             <w:rPr>
               <w:rStyle w:val="Hyperlink"/>
@@ -5620,7 +5619,7 @@
           <w:sz w:val="24"/>
           <w:u w:val="single"/>
         </w:rPr>
-        <w:hyperlink r:id="rId30" w:history="1">
+        <w:hyperlink r:id="rId33" w:history="1">
           <w:r>
             <w:rPr>
               <w:rStyle w:val="Hyperlink"/>
@@ -5638,7 +5637,7 @@
           <w:sz w:val="24"/>
           <w:u w:val="single"/>
         </w:rPr>
-        <w:hyperlink r:id="rId30" w:history="1">
+        <w:hyperlink r:id="rId33" w:history="1">
           <w:r>
             <w:rPr>
               <w:rStyle w:val="Hyperlink"/>
@@ -5656,7 +5655,7 @@
           <w:sz w:val="24"/>
           <w:u w:val="single"/>
         </w:rPr>
-        <w:hyperlink r:id="rId30" w:history="1">
+        <w:hyperlink r:id="rId33" w:history="1">
           <w:r>
             <w:rPr>
               <w:rStyle w:val="Hyperlink"/>
@@ -5837,7 +5836,7 @@
           <w:sz w:val="24"/>
           <w:u w:val="single"/>
         </w:rPr>
-        <w:hyperlink r:id="rId31" w:history="1">
+        <w:hyperlink r:id="rId34" w:history="1">
           <w:r>
             <w:rPr>
               <w:rStyle w:val="Hyperlink"/>
@@ -5855,7 +5854,7 @@
           <w:sz w:val="24"/>
           <w:u w:val="single"/>
         </w:rPr>
-        <w:hyperlink r:id="rId31" w:history="1">
+        <w:hyperlink r:id="rId34" w:history="1">
           <w:r>
             <w:rPr>
               <w:rStyle w:val="Hyperlink"/>
@@ -5873,7 +5872,7 @@
           <w:sz w:val="24"/>
           <w:u w:val="single"/>
         </w:rPr>
-        <w:hyperlink r:id="rId31" w:history="1">
+        <w:hyperlink r:id="rId34" w:history="1">
           <w:r>
             <w:rPr>
               <w:rStyle w:val="Hyperlink"/>
@@ -5891,7 +5890,7 @@
           <w:sz w:val="24"/>
           <w:u w:val="single"/>
         </w:rPr>
-        <w:hyperlink r:id="rId31" w:history="1">
+        <w:hyperlink r:id="rId34" w:history="1">
           <w:r>
             <w:rPr>
               <w:rStyle w:val="Hyperlink"/>
@@ -5909,7 +5908,7 @@
           <w:sz w:val="24"/>
           <w:u w:val="single"/>
         </w:rPr>
-        <w:hyperlink r:id="rId31" w:history="1">
+        <w:hyperlink r:id="rId34" w:history="1">
           <w:r>
             <w:rPr>
               <w:rStyle w:val="Hyperlink"/>
@@ -5927,7 +5926,7 @@
           <w:sz w:val="24"/>
           <w:u w:val="single"/>
         </w:rPr>
-        <w:hyperlink r:id="rId31" w:history="1">
+        <w:hyperlink r:id="rId34" w:history="1">
           <w:r>
             <w:rPr>
               <w:rStyle w:val="Hyperlink"/>
@@ -5945,7 +5944,7 @@
           <w:sz w:val="24"/>
           <w:u w:val="single"/>
         </w:rPr>
-        <w:hyperlink r:id="rId31" w:history="1">
+        <w:hyperlink r:id="rId34" w:history="1">
           <w:r>
             <w:rPr>
               <w:rStyle w:val="Hyperlink"/>
@@ -5963,7 +5962,7 @@
           <w:sz w:val="24"/>
           <w:u w:val="single"/>
         </w:rPr>
-        <w:hyperlink r:id="rId31" w:history="1">
+        <w:hyperlink r:id="rId34" w:history="1">
           <w:r>
             <w:rPr>
               <w:rStyle w:val="Hyperlink"/>
@@ -5980,7 +5979,7 @@
           <w:color w:val="0000FF"/>
           <w:sz w:val="24"/>
         </w:rPr>
-        <w:hyperlink r:id="rId31" w:history="1">
+        <w:hyperlink r:id="rId34" w:history="1">
           <w:r>
             <w:rPr>
               <w:rStyle w:val="Hyperlink"/>
@@ -5996,20 +5995,19 @@
           <w:i w:val="0"/>
           <w:color w:val="0000FF"/>
           <w:sz w:val="24"/>
+        </w:rPr>
+        <w:t>-</w:t>
+      </w:r>
+      <w:r>
+        <w:rPr>
+          <w:rFonts w:ascii="Charis SIL Regular" w:hAnsi="Charis SIL Regular" w:eastAsia="Charis SIL Regular"/>
+          <w:b w:val="0"/>
+          <w:i w:val="0"/>
+          <w:color w:val="0000FF"/>
+          <w:sz w:val="24"/>
           <w:u w:val="single"/>
         </w:rPr>
-        <w:t>-</w:t>
-      </w:r>
-      <w:r>
-        <w:rPr>
-          <w:rFonts w:ascii="Charis SIL Regular" w:hAnsi="Charis SIL Regular" w:eastAsia="Charis SIL Regular"/>
-          <w:b w:val="0"/>
-          <w:i w:val="0"/>
-          <w:color w:val="0000FF"/>
-          <w:sz w:val="24"/>
-          <w:u w:val="single"/>
-        </w:rPr>
-        <w:hyperlink r:id="rId31" w:history="1">
+        <w:hyperlink r:id="rId34" w:history="1">
           <w:r>
             <w:rPr>
               <w:rStyle w:val="Hyperlink"/>
@@ -6027,7 +6025,7 @@
           <w:sz w:val="24"/>
           <w:u w:val="single"/>
         </w:rPr>
-        <w:hyperlink r:id="rId31" w:history="1">
+        <w:hyperlink r:id="rId34" w:history="1">
           <w:r>
             <w:rPr>
               <w:rStyle w:val="Hyperlink"/>
@@ -6045,7 +6043,7 @@
           <w:sz w:val="24"/>
           <w:u w:val="single"/>
         </w:rPr>
-        <w:hyperlink r:id="rId31" w:history="1">
+        <w:hyperlink r:id="rId34" w:history="1">
           <w:r>
             <w:rPr>
               <w:rStyle w:val="Hyperlink"/>
@@ -6063,7 +6061,7 @@
           <w:sz w:val="24"/>
           <w:u w:val="single"/>
         </w:rPr>
-        <w:hyperlink r:id="rId31" w:history="1">
+        <w:hyperlink r:id="rId34" w:history="1">
           <w:r>
             <w:rPr>
               <w:rStyle w:val="Hyperlink"/>
@@ -6081,7 +6079,7 @@
           <w:sz w:val="24"/>
           <w:u w:val="single"/>
         </w:rPr>
-        <w:hyperlink r:id="rId31" w:history="1">
+        <w:hyperlink r:id="rId34" w:history="1">
           <w:r>
             <w:rPr>
               <w:rStyle w:val="Hyperlink"/>
@@ -6202,7 +6200,7 @@
           <w:sz w:val="24"/>
           <w:u w:val="single"/>
         </w:rPr>
-        <w:hyperlink r:id="rId32" w:history="1">
+        <w:hyperlink r:id="rId35" w:history="1">
           <w:r>
             <w:rPr>
               <w:rStyle w:val="Hyperlink"/>
@@ -6231,7 +6229,7 @@
           <w:sz w:val="24"/>
           <w:u w:val="single"/>
         </w:rPr>
-        <w:hyperlink r:id="rId32" w:history="1">
+        <w:hyperlink r:id="rId35" w:history="1">
           <w:r>
             <w:rPr>
               <w:rStyle w:val="Hyperlink"/>
@@ -6259,7 +6257,7 @@
           <w:sz w:val="24"/>
           <w:u w:val="single"/>
         </w:rPr>
-        <w:hyperlink r:id="rId33" w:history="1">
+        <w:hyperlink r:id="rId36" w:history="1">
           <w:r>
             <w:rPr>
               <w:rStyle w:val="Hyperlink"/>
@@ -6288,7 +6286,7 @@
           <w:sz w:val="24"/>
           <w:u w:val="single"/>
         </w:rPr>
-        <w:hyperlink r:id="rId33" w:history="1">
+        <w:hyperlink r:id="rId36" w:history="1">
           <w:r>
             <w:rPr>
               <w:rStyle w:val="Hyperlink"/>

--- a/EXPORTS/DOCX/published/niveau2/English/Ghana.docx
+++ b/EXPORTS/DOCX/published/niveau2/English/Ghana.docx
@@ -3590,61 +3590,7 @@
           <w:color w:val="000000"/>
           <w:sz w:val="24"/>
         </w:rPr>
-        <w:t>contains documents relat</w:t>
-      </w:r>
-      <w:r>
-        <w:rPr>
-          <w:u w:val="single" w:color="0000ff"/>
-          <w:rFonts w:ascii="Charis SIL Regular" w:hAnsi="Charis SIL Regular" w:eastAsia="Charis SIL Regular"/>
-          <w:b w:val="0"/>
-          <w:i w:val="0"/>
-          <w:color w:val="000000"/>
-          <w:sz w:val="24"/>
-        </w:rPr>
-        <w:hyperlink r:id="rId21" w:history="1">
-          <w:r>
-            <w:rPr>
-              <w:rStyle w:val="Hyperlink"/>
-            </w:rPr>
-            <w:t>ing to th</w:t>
-          </w:r>
-        </w:hyperlink>
-      </w:r>
-      <w:r>
-        <w:rPr>
-          <w:u w:val="single" w:color="0000ff"/>
-          <w:rFonts w:ascii="Charis SIL Regular" w:hAnsi="Charis SIL Regular" w:eastAsia="Charis SIL Regular"/>
-          <w:b w:val="0"/>
-          <w:i w:val="0"/>
-          <w:color w:val="000000"/>
-          <w:sz w:val="24"/>
-        </w:rPr>
-        <w:hyperlink r:id="rId21" w:history="1">
-          <w:r>
-            <w:rPr>
-              <w:rStyle w:val="Hyperlink"/>
-            </w:rPr>
-            <w:t>e co</w:t>
-          </w:r>
-        </w:hyperlink>
-      </w:r>
-      <w:r>
-        <w:rPr>
-          <w:u w:val="single" w:color="0000ff"/>
-          <w:rFonts w:ascii="Charis SIL Regular" w:hAnsi="Charis SIL Regular" w:eastAsia="Charis SIL Regular"/>
-          <w:b w:val="0"/>
-          <w:i w:val="0"/>
-          <w:color w:val="000000"/>
-          <w:sz w:val="24"/>
-        </w:rPr>
-        <w:hyperlink r:id="rId21" w:history="1">
-          <w:r>
-            <w:rPr>
-              <w:rStyle w:val="Hyperlink"/>
-            </w:rPr>
-            <w:t xml:space="preserve">llection </w:t>
-          </w:r>
-        </w:hyperlink>
+        <w:t xml:space="preserve">contains documents relating to the collection </w:t>
       </w:r>
       <w:r>
         <w:rPr>
@@ -4379,7 +4325,7 @@
           <w:sz w:val="24"/>
           <w:u w:val="single"/>
         </w:rPr>
-        <w:hyperlink r:id="rId24" w:history="1">
+        <w:hyperlink r:id="rId23" w:history="1">
           <w:r>
             <w:rPr>
               <w:rStyle w:val="Hyperlink"/>
@@ -4390,13 +4336,31 @@
       </w:r>
       <w:r>
         <w:rPr>
+          <w:u w:val="single" w:color="0000ff"/>
           <w:rFonts w:ascii="Charis SIL Regular" w:hAnsi="Charis SIL Regular" w:eastAsia="Charis SIL Regular"/>
           <w:b w:val="0"/>
           <w:i w:val="0"/>
           <w:color w:val="000000"/>
           <w:sz w:val="24"/>
         </w:rPr>
-        <w:t xml:space="preserve">, </w:t>
+        <w:hyperlink r:id="rId23" w:history="1">
+          <w:r>
+            <w:rPr>
+              <w:rStyle w:val="Hyperlink"/>
+            </w:rPr>
+            <w:t>,</w:t>
+          </w:r>
+        </w:hyperlink>
+      </w:r>
+      <w:r>
+        <w:rPr>
+          <w:rFonts w:ascii="Charis SIL Regular" w:hAnsi="Charis SIL Regular" w:eastAsia="Charis SIL Regular"/>
+          <w:b w:val="0"/>
+          <w:i w:val="0"/>
+          <w:color w:val="000000"/>
+          <w:sz w:val="24"/>
+        </w:rPr>
+        <w:t xml:space="preserve"> </w:t>
       </w:r>
       <w:r>
         <w:rPr>
@@ -4407,7 +4371,7 @@
           <w:sz w:val="24"/>
           <w:u w:val="single"/>
         </w:rPr>
-        <w:hyperlink r:id="rId25" w:history="1">
+        <w:hyperlink r:id="rId23" w:history="1">
           <w:r>
             <w:rPr>
               <w:rStyle w:val="Hyperlink"/>
@@ -4532,7 +4496,7 @@
           <w:sz w:val="24"/>
           <w:u w:val="single"/>
         </w:rPr>
-        <w:hyperlink r:id="rId26" w:history="1">
+        <w:hyperlink r:id="rId25" w:history="1">
           <w:r>
             <w:rPr>
               <w:rStyle w:val="Hyperlink"/>
@@ -4550,7 +4514,7 @@
           <w:sz w:val="24"/>
           <w:u w:val="single"/>
         </w:rPr>
-        <w:hyperlink r:id="rId26" w:history="1">
+        <w:hyperlink r:id="rId25" w:history="1">
           <w:r>
             <w:rPr>
               <w:rStyle w:val="Hyperlink"/>
@@ -4568,7 +4532,7 @@
           <w:sz w:val="24"/>
           <w:u w:val="single"/>
         </w:rPr>
-        <w:hyperlink r:id="rId26" w:history="1">
+        <w:hyperlink r:id="rId25" w:history="1">
           <w:r>
             <w:rPr>
               <w:rStyle w:val="Hyperlink"/>
@@ -4586,7 +4550,7 @@
           <w:sz w:val="24"/>
           <w:u w:val="single"/>
         </w:rPr>
-        <w:hyperlink r:id="rId26" w:history="1">
+        <w:hyperlink r:id="rId25" w:history="1">
           <w:r>
             <w:rPr>
               <w:rStyle w:val="Hyperlink"/>
@@ -4604,7 +4568,7 @@
           <w:sz w:val="24"/>
           <w:u w:val="single"/>
         </w:rPr>
-        <w:hyperlink r:id="rId26" w:history="1">
+        <w:hyperlink r:id="rId25" w:history="1">
           <w:r>
             <w:rPr>
               <w:rStyle w:val="Hyperlink"/>
@@ -4622,7 +4586,7 @@
           <w:sz w:val="24"/>
           <w:u w:val="single"/>
         </w:rPr>
-        <w:hyperlink r:id="rId26" w:history="1">
+        <w:hyperlink r:id="rId25" w:history="1">
           <w:r>
             <w:rPr>
               <w:rStyle w:val="Hyperlink"/>
@@ -4638,16 +4602,8 @@
           <w:i w:val="0"/>
           <w:color w:val="0000FF"/>
           <w:sz w:val="24"/>
-          <w:u w:val="single"/>
-        </w:rPr>
-        <w:hyperlink r:id="rId26" w:history="1">
-          <w:r>
-            <w:rPr>
-              <w:rStyle w:val="Hyperlink"/>
-            </w:rPr>
-            <w:t>page/31</w:t>
-          </w:r>
-        </w:hyperlink>
+        </w:rPr>
+        <w:t>page/31</w:t>
       </w:r>
     </w:p>
     <w:p>
@@ -4862,15 +4818,9 @@
           <w:i w:val="0"/>
           <w:color w:val="0000FF"/>
           <w:sz w:val="24"/>
-        </w:rPr>
-        <w:hyperlink r:id="rId19" w:history="1">
-          <w:r>
-            <w:rPr>
-              <w:rStyle w:val="Hyperlink"/>
-            </w:rPr>
-            <w:t>l</w:t>
-          </w:r>
-        </w:hyperlink>
+          <w:u w:val="single"/>
+        </w:rPr>
+        <w:t>l</w:t>
       </w:r>
       <w:r>
         <w:rPr>
@@ -4901,7 +4851,7 @@
           <w:sz w:val="24"/>
           <w:u w:val="single"/>
         </w:rPr>
-        <w:hyperlink r:id="rId27" w:history="1">
+        <w:hyperlink r:id="rId26" w:history="1">
           <w:r>
             <w:rPr>
               <w:rStyle w:val="Hyperlink"/>
@@ -4919,7 +4869,7 @@
           <w:sz w:val="24"/>
           <w:u w:val="single"/>
         </w:rPr>
-        <w:hyperlink r:id="rId27" w:history="1">
+        <w:hyperlink r:id="rId26" w:history="1">
           <w:r>
             <w:rPr>
               <w:rStyle w:val="Hyperlink"/>
@@ -4948,7 +4898,7 @@
           <w:sz w:val="24"/>
           <w:u w:val="single"/>
         </w:rPr>
-        <w:hyperlink r:id="rId27" w:history="1">
+        <w:hyperlink r:id="rId26" w:history="1">
           <w:r>
             <w:rPr>
               <w:rStyle w:val="Hyperlink"/>
@@ -4977,7 +4927,7 @@
           <w:sz w:val="24"/>
           <w:u w:val="single"/>
         </w:rPr>
-        <w:hyperlink r:id="rId28" w:history="1">
+        <w:hyperlink r:id="rId27" w:history="1">
           <w:r>
             <w:rPr>
               <w:rStyle w:val="Hyperlink"/>
@@ -4995,7 +4945,7 @@
           <w:sz w:val="24"/>
           <w:u w:val="single"/>
         </w:rPr>
-        <w:hyperlink r:id="rId28" w:history="1">
+        <w:hyperlink r:id="rId19" w:history="1">
           <w:r>
             <w:rPr>
               <w:rStyle w:val="Hyperlink"/>
@@ -5024,7 +4974,7 @@
           <w:sz w:val="24"/>
           <w:u w:val="single"/>
         </w:rPr>
-        <w:hyperlink r:id="rId28" w:history="1">
+        <w:hyperlink r:id="rId19" w:history="1">
           <w:r>
             <w:rPr>
               <w:rStyle w:val="Hyperlink"/>
@@ -5042,7 +4992,7 @@
           <w:sz w:val="24"/>
           <w:u w:val="single"/>
         </w:rPr>
-        <w:hyperlink r:id="rId28" w:history="1">
+        <w:hyperlink r:id="rId19" w:history="1">
           <w:r>
             <w:rPr>
               <w:rStyle w:val="Hyperlink"/>
@@ -5173,7 +5123,7 @@
           <w:sz w:val="24"/>
           <w:u w:val="single"/>
         </w:rPr>
-        <w:hyperlink r:id="rId29" w:history="1">
+        <w:hyperlink r:id="rId28" w:history="1">
           <w:r>
             <w:rPr>
               <w:rStyle w:val="Hyperlink"/>
@@ -5191,7 +5141,7 @@
           <w:sz w:val="24"/>
           <w:u w:val="single"/>
         </w:rPr>
-        <w:hyperlink r:id="rId29" w:history="1">
+        <w:hyperlink r:id="rId28" w:history="1">
           <w:r>
             <w:rPr>
               <w:rStyle w:val="Hyperlink"/>
@@ -5209,7 +5159,7 @@
           <w:sz w:val="24"/>
           <w:u w:val="single"/>
         </w:rPr>
-        <w:hyperlink r:id="rId29" w:history="1">
+        <w:hyperlink r:id="rId28" w:history="1">
           <w:r>
             <w:rPr>
               <w:rStyle w:val="Hyperlink"/>
@@ -5227,7 +5177,7 @@
           <w:sz w:val="24"/>
           <w:u w:val="single"/>
         </w:rPr>
-        <w:hyperlink r:id="rId29" w:history="1">
+        <w:hyperlink r:id="rId28" w:history="1">
           <w:r>
             <w:rPr>
               <w:rStyle w:val="Hyperlink"/>
@@ -5255,7 +5205,7 @@
           <w:sz w:val="24"/>
           <w:u w:val="single"/>
         </w:rPr>
-        <w:hyperlink r:id="rId30" w:history="1">
+        <w:hyperlink r:id="rId29" w:history="1">
           <w:r>
             <w:rPr>
               <w:rStyle w:val="Hyperlink"/>
@@ -5273,7 +5223,7 @@
           <w:sz w:val="24"/>
           <w:u w:val="single"/>
         </w:rPr>
-        <w:hyperlink r:id="rId30" w:history="1">
+        <w:hyperlink r:id="rId28" w:history="1">
           <w:r>
             <w:rPr>
               <w:rStyle w:val="Hyperlink"/>
@@ -5302,7 +5252,7 @@
           <w:sz w:val="24"/>
           <w:u w:val="single"/>
         </w:rPr>
-        <w:hyperlink r:id="rId30" w:history="1">
+        <w:hyperlink r:id="rId28" w:history="1">
           <w:r>
             <w:rPr>
               <w:rStyle w:val="Hyperlink"/>
@@ -5409,7 +5359,7 @@
           <w:sz w:val="24"/>
           <w:u w:val="single"/>
         </w:rPr>
-        <w:hyperlink r:id="rId31" w:history="1">
+        <w:hyperlink r:id="rId30" w:history="1">
           <w:r>
             <w:rPr>
               <w:rStyle w:val="Hyperlink"/>
@@ -5438,7 +5388,7 @@
           <w:sz w:val="24"/>
           <w:u w:val="single"/>
         </w:rPr>
-        <w:hyperlink r:id="rId31" w:history="1">
+        <w:hyperlink r:id="rId30" w:history="1">
           <w:r>
             <w:rPr>
               <w:rStyle w:val="Hyperlink"/>
@@ -5466,7 +5416,7 @@
           <w:sz w:val="24"/>
           <w:u w:val="single"/>
         </w:rPr>
-        <w:hyperlink r:id="rId32" w:history="1">
+        <w:hyperlink r:id="rId31" w:history="1">
           <w:r>
             <w:rPr>
               <w:rStyle w:val="Hyperlink"/>
@@ -5495,7 +5445,7 @@
           <w:sz w:val="24"/>
           <w:u w:val="single"/>
         </w:rPr>
-        <w:hyperlink r:id="rId32" w:history="1">
+        <w:hyperlink r:id="rId31" w:history="1">
           <w:r>
             <w:rPr>
               <w:rStyle w:val="Hyperlink"/>
@@ -5619,7 +5569,7 @@
           <w:sz w:val="24"/>
           <w:u w:val="single"/>
         </w:rPr>
-        <w:hyperlink r:id="rId33" w:history="1">
+        <w:hyperlink r:id="rId32" w:history="1">
           <w:r>
             <w:rPr>
               <w:rStyle w:val="Hyperlink"/>
@@ -5637,7 +5587,7 @@
           <w:sz w:val="24"/>
           <w:u w:val="single"/>
         </w:rPr>
-        <w:hyperlink r:id="rId33" w:history="1">
+        <w:hyperlink r:id="rId32" w:history="1">
           <w:r>
             <w:rPr>
               <w:rStyle w:val="Hyperlink"/>
@@ -5655,7 +5605,7 @@
           <w:sz w:val="24"/>
           <w:u w:val="single"/>
         </w:rPr>
-        <w:hyperlink r:id="rId33" w:history="1">
+        <w:hyperlink r:id="rId32" w:history="1">
           <w:r>
             <w:rPr>
               <w:rStyle w:val="Hyperlink"/>
@@ -5836,7 +5786,7 @@
           <w:sz w:val="24"/>
           <w:u w:val="single"/>
         </w:rPr>
-        <w:hyperlink r:id="rId34" w:history="1">
+        <w:hyperlink r:id="rId33" w:history="1">
           <w:r>
             <w:rPr>
               <w:rStyle w:val="Hyperlink"/>
@@ -5854,7 +5804,7 @@
           <w:sz w:val="24"/>
           <w:u w:val="single"/>
         </w:rPr>
-        <w:hyperlink r:id="rId34" w:history="1">
+        <w:hyperlink r:id="rId33" w:history="1">
           <w:r>
             <w:rPr>
               <w:rStyle w:val="Hyperlink"/>
@@ -5872,7 +5822,7 @@
           <w:sz w:val="24"/>
           <w:u w:val="single"/>
         </w:rPr>
-        <w:hyperlink r:id="rId34" w:history="1">
+        <w:hyperlink r:id="rId33" w:history="1">
           <w:r>
             <w:rPr>
               <w:rStyle w:val="Hyperlink"/>
@@ -5890,7 +5840,7 @@
           <w:sz w:val="24"/>
           <w:u w:val="single"/>
         </w:rPr>
-        <w:hyperlink r:id="rId34" w:history="1">
+        <w:hyperlink r:id="rId33" w:history="1">
           <w:r>
             <w:rPr>
               <w:rStyle w:val="Hyperlink"/>
@@ -5908,7 +5858,7 @@
           <w:sz w:val="24"/>
           <w:u w:val="single"/>
         </w:rPr>
-        <w:hyperlink r:id="rId34" w:history="1">
+        <w:hyperlink r:id="rId33" w:history="1">
           <w:r>
             <w:rPr>
               <w:rStyle w:val="Hyperlink"/>
@@ -5926,7 +5876,7 @@
           <w:sz w:val="24"/>
           <w:u w:val="single"/>
         </w:rPr>
-        <w:hyperlink r:id="rId34" w:history="1">
+        <w:hyperlink r:id="rId33" w:history="1">
           <w:r>
             <w:rPr>
               <w:rStyle w:val="Hyperlink"/>
@@ -5944,7 +5894,7 @@
           <w:sz w:val="24"/>
           <w:u w:val="single"/>
         </w:rPr>
-        <w:hyperlink r:id="rId34" w:history="1">
+        <w:hyperlink r:id="rId33" w:history="1">
           <w:r>
             <w:rPr>
               <w:rStyle w:val="Hyperlink"/>
@@ -5962,7 +5912,7 @@
           <w:sz w:val="24"/>
           <w:u w:val="single"/>
         </w:rPr>
-        <w:hyperlink r:id="rId34" w:history="1">
+        <w:hyperlink r:id="rId33" w:history="1">
           <w:r>
             <w:rPr>
               <w:rStyle w:val="Hyperlink"/>
@@ -5978,15 +5928,9 @@
           <w:i w:val="0"/>
           <w:color w:val="0000FF"/>
           <w:sz w:val="24"/>
-        </w:rPr>
-        <w:hyperlink r:id="rId34" w:history="1">
-          <w:r>
-            <w:rPr>
-              <w:rStyle w:val="Hyperlink"/>
-            </w:rPr>
-            <w:t>l</w:t>
-          </w:r>
-        </w:hyperlink>
+          <w:u w:val="single"/>
+        </w:rPr>
+        <w:t>l</w:t>
       </w:r>
       <w:r>
         <w:rPr>
@@ -6007,7 +5951,7 @@
           <w:sz w:val="24"/>
           <w:u w:val="single"/>
         </w:rPr>
-        <w:hyperlink r:id="rId34" w:history="1">
+        <w:hyperlink r:id="rId33" w:history="1">
           <w:r>
             <w:rPr>
               <w:rStyle w:val="Hyperlink"/>
@@ -6025,7 +5969,7 @@
           <w:sz w:val="24"/>
           <w:u w:val="single"/>
         </w:rPr>
-        <w:hyperlink r:id="rId34" w:history="1">
+        <w:hyperlink r:id="rId33" w:history="1">
           <w:r>
             <w:rPr>
               <w:rStyle w:val="Hyperlink"/>
@@ -6043,7 +5987,7 @@
           <w:sz w:val="24"/>
           <w:u w:val="single"/>
         </w:rPr>
-        <w:hyperlink r:id="rId34" w:history="1">
+        <w:hyperlink r:id="rId33" w:history="1">
           <w:r>
             <w:rPr>
               <w:rStyle w:val="Hyperlink"/>
@@ -6061,7 +6005,7 @@
           <w:sz w:val="24"/>
           <w:u w:val="single"/>
         </w:rPr>
-        <w:hyperlink r:id="rId34" w:history="1">
+        <w:hyperlink r:id="rId33" w:history="1">
           <w:r>
             <w:rPr>
               <w:rStyle w:val="Hyperlink"/>
@@ -6079,7 +6023,7 @@
           <w:sz w:val="24"/>
           <w:u w:val="single"/>
         </w:rPr>
-        <w:hyperlink r:id="rId34" w:history="1">
+        <w:hyperlink r:id="rId33" w:history="1">
           <w:r>
             <w:rPr>
               <w:rStyle w:val="Hyperlink"/>
@@ -6200,7 +6144,7 @@
           <w:sz w:val="24"/>
           <w:u w:val="single"/>
         </w:rPr>
-        <w:hyperlink r:id="rId35" w:history="1">
+        <w:hyperlink r:id="rId34" w:history="1">
           <w:r>
             <w:rPr>
               <w:rStyle w:val="Hyperlink"/>
@@ -6229,7 +6173,7 @@
           <w:sz w:val="24"/>
           <w:u w:val="single"/>
         </w:rPr>
-        <w:hyperlink r:id="rId35" w:history="1">
+        <w:hyperlink r:id="rId34" w:history="1">
           <w:r>
             <w:rPr>
               <w:rStyle w:val="Hyperlink"/>
@@ -6257,7 +6201,7 @@
           <w:sz w:val="24"/>
           <w:u w:val="single"/>
         </w:rPr>
-        <w:hyperlink r:id="rId36" w:history="1">
+        <w:hyperlink r:id="rId35" w:history="1">
           <w:r>
             <w:rPr>
               <w:rStyle w:val="Hyperlink"/>
@@ -6286,7 +6230,7 @@
           <w:sz w:val="24"/>
           <w:u w:val="single"/>
         </w:rPr>
-        <w:hyperlink r:id="rId36" w:history="1">
+        <w:hyperlink r:id="rId35" w:history="1">
           <w:r>
             <w:rPr>
               <w:rStyle w:val="Hyperlink"/>

--- a/EXPORTS/DOCX/published/niveau2/English/Ghana.docx
+++ b/EXPORTS/DOCX/published/niveau2/English/Ghana.docx
@@ -1012,25 +1012,7 @@
           <w:color w:val="000000"/>
           <w:sz w:val="24"/>
         </w:rPr>
-        <w:t>him to collect objects for his museum. When the ship on w</w:t>
-      </w:r>
-      <w:r>
-        <w:rPr>
-          <w:u w:val="single" w:color="0000ff"/>
-          <w:rFonts w:ascii="Charis SIL Regular" w:hAnsi="Charis SIL Regular" w:eastAsia="Charis SIL Regular"/>
-          <w:b w:val="0"/>
-          <w:i w:val="0"/>
-          <w:color w:val="000000"/>
-          <w:sz w:val="24"/>
-        </w:rPr>
-        <w:hyperlink r:id="rId13" w:history="1">
-          <w:r>
-            <w:rPr>
-              <w:rStyle w:val="Hyperlink"/>
-            </w:rPr>
-            <w:t>hich D</w:t>
-          </w:r>
-        </w:hyperlink>
+        <w:t>him to collect objects for his museum. When the ship on which D</w:t>
       </w:r>
       <w:r>
         <w:rPr>
@@ -2787,21 +2769,13 @@
       </w:r>
       <w:r>
         <w:rPr>
-          <w:u w:val="single" w:color="0000ff"/>
           <w:rFonts w:ascii="Charis SIL Regular" w:hAnsi="Charis SIL Regular" w:eastAsia="Charis SIL Regular"/>
           <w:b w:val="0"/>
           <w:i w:val="0"/>
           <w:color w:val="000000"/>
           <w:sz w:val="24"/>
         </w:rPr>
-        <w:hyperlink r:id="rId19" w:history="1">
-          <w:r>
-            <w:rPr>
-              <w:rStyle w:val="Hyperlink"/>
-            </w:rPr>
-            <w:t>publish</w:t>
-          </w:r>
-        </w:hyperlink>
+        <w:t>publish</w:t>
       </w:r>
       <w:r>
         <w:rPr>
@@ -3590,7 +3564,61 @@
           <w:color w:val="000000"/>
           <w:sz w:val="24"/>
         </w:rPr>
-        <w:t xml:space="preserve">contains documents relating to the collection </w:t>
+        <w:t>contains documents relat</w:t>
+      </w:r>
+      <w:r>
+        <w:rPr>
+          <w:u w:val="single" w:color="0000ff"/>
+          <w:rFonts w:ascii="Charis SIL Regular" w:hAnsi="Charis SIL Regular" w:eastAsia="Charis SIL Regular"/>
+          <w:b w:val="0"/>
+          <w:i w:val="0"/>
+          <w:color w:val="000000"/>
+          <w:sz w:val="24"/>
+        </w:rPr>
+        <w:hyperlink r:id="rId21" w:history="1">
+          <w:r>
+            <w:rPr>
+              <w:rStyle w:val="Hyperlink"/>
+            </w:rPr>
+            <w:t>ing to th</w:t>
+          </w:r>
+        </w:hyperlink>
+      </w:r>
+      <w:r>
+        <w:rPr>
+          <w:u w:val="single" w:color="0000ff"/>
+          <w:rFonts w:ascii="Charis SIL Regular" w:hAnsi="Charis SIL Regular" w:eastAsia="Charis SIL Regular"/>
+          <w:b w:val="0"/>
+          <w:i w:val="0"/>
+          <w:color w:val="000000"/>
+          <w:sz w:val="24"/>
+        </w:rPr>
+        <w:hyperlink r:id="rId21" w:history="1">
+          <w:r>
+            <w:rPr>
+              <w:rStyle w:val="Hyperlink"/>
+            </w:rPr>
+            <w:t>e co</w:t>
+          </w:r>
+        </w:hyperlink>
+      </w:r>
+      <w:r>
+        <w:rPr>
+          <w:u w:val="single" w:color="0000ff"/>
+          <w:rFonts w:ascii="Charis SIL Regular" w:hAnsi="Charis SIL Regular" w:eastAsia="Charis SIL Regular"/>
+          <w:b w:val="0"/>
+          <w:i w:val="0"/>
+          <w:color w:val="000000"/>
+          <w:sz w:val="24"/>
+        </w:rPr>
+        <w:hyperlink r:id="rId21" w:history="1">
+          <w:r>
+            <w:rPr>
+              <w:rStyle w:val="Hyperlink"/>
+            </w:rPr>
+            <w:t xml:space="preserve">llection </w:t>
+          </w:r>
+        </w:hyperlink>
       </w:r>
       <w:r>
         <w:rPr>
@@ -4325,7 +4353,7 @@
           <w:sz w:val="24"/>
           <w:u w:val="single"/>
         </w:rPr>
-        <w:hyperlink r:id="rId23" w:history="1">
+        <w:hyperlink r:id="rId24" w:history="1">
           <w:r>
             <w:rPr>
               <w:rStyle w:val="Hyperlink"/>
@@ -4354,6 +4382,7 @@
       </w:r>
       <w:r>
         <w:rPr>
+          <w:u w:val="single" w:color="0000ff"/>
           <w:rFonts w:ascii="Charis SIL Regular" w:hAnsi="Charis SIL Regular" w:eastAsia="Charis SIL Regular"/>
           <w:b w:val="0"/>
           <w:i w:val="0"/>
@@ -4371,7 +4400,7 @@
           <w:sz w:val="24"/>
           <w:u w:val="single"/>
         </w:rPr>
-        <w:hyperlink r:id="rId23" w:history="1">
+        <w:hyperlink r:id="rId25" w:history="1">
           <w:r>
             <w:rPr>
               <w:rStyle w:val="Hyperlink"/>
@@ -4389,7 +4418,7 @@
           <w:sz w:val="24"/>
           <w:u w:val="single"/>
         </w:rPr>
-        <w:hyperlink r:id="rId23" w:history="1">
+        <w:hyperlink r:id="rId25" w:history="1">
           <w:r>
             <w:rPr>
               <w:rStyle w:val="Hyperlink"/>
@@ -4418,7 +4447,7 @@
           <w:sz w:val="24"/>
           <w:u w:val="single"/>
         </w:rPr>
-        <w:hyperlink r:id="rId23" w:history="1">
+        <w:hyperlink r:id="rId25" w:history="1">
           <w:r>
             <w:rPr>
               <w:rStyle w:val="Hyperlink"/>
@@ -4496,7 +4525,7 @@
           <w:sz w:val="24"/>
           <w:u w:val="single"/>
         </w:rPr>
-        <w:hyperlink r:id="rId25" w:history="1">
+        <w:hyperlink r:id="rId26" w:history="1">
           <w:r>
             <w:rPr>
               <w:rStyle w:val="Hyperlink"/>
@@ -4514,7 +4543,7 @@
           <w:sz w:val="24"/>
           <w:u w:val="single"/>
         </w:rPr>
-        <w:hyperlink r:id="rId25" w:history="1">
+        <w:hyperlink r:id="rId26" w:history="1">
           <w:r>
             <w:rPr>
               <w:rStyle w:val="Hyperlink"/>
@@ -4532,7 +4561,7 @@
           <w:sz w:val="24"/>
           <w:u w:val="single"/>
         </w:rPr>
-        <w:hyperlink r:id="rId25" w:history="1">
+        <w:hyperlink r:id="rId26" w:history="1">
           <w:r>
             <w:rPr>
               <w:rStyle w:val="Hyperlink"/>
@@ -4550,7 +4579,7 @@
           <w:sz w:val="24"/>
           <w:u w:val="single"/>
         </w:rPr>
-        <w:hyperlink r:id="rId25" w:history="1">
+        <w:hyperlink r:id="rId26" w:history="1">
           <w:r>
             <w:rPr>
               <w:rStyle w:val="Hyperlink"/>
@@ -4568,7 +4597,7 @@
           <w:sz w:val="24"/>
           <w:u w:val="single"/>
         </w:rPr>
-        <w:hyperlink r:id="rId25" w:history="1">
+        <w:hyperlink r:id="rId26" w:history="1">
           <w:r>
             <w:rPr>
               <w:rStyle w:val="Hyperlink"/>
@@ -4586,7 +4615,7 @@
           <w:sz w:val="24"/>
           <w:u w:val="single"/>
         </w:rPr>
-        <w:hyperlink r:id="rId25" w:history="1">
+        <w:hyperlink r:id="rId26" w:history="1">
           <w:r>
             <w:rPr>
               <w:rStyle w:val="Hyperlink"/>
@@ -4602,8 +4631,16 @@
           <w:i w:val="0"/>
           <w:color w:val="0000FF"/>
           <w:sz w:val="24"/>
-        </w:rPr>
-        <w:t>page/31</w:t>
+          <w:u w:val="single"/>
+        </w:rPr>
+        <w:hyperlink r:id="rId26" w:history="1">
+          <w:r>
+            <w:rPr>
+              <w:rStyle w:val="Hyperlink"/>
+            </w:rPr>
+            <w:t>page/31</w:t>
+          </w:r>
+        </w:hyperlink>
       </w:r>
     </w:p>
     <w:p>
@@ -4818,40 +4855,54 @@
           <w:i w:val="0"/>
           <w:color w:val="0000FF"/>
           <w:sz w:val="24"/>
+        </w:rPr>
+        <w:hyperlink r:id="rId19" w:history="1">
+          <w:r>
+            <w:rPr>
+              <w:rStyle w:val="Hyperlink"/>
+            </w:rPr>
+            <w:t>l</w:t>
+          </w:r>
+        </w:hyperlink>
+      </w:r>
+      <w:r>
+        <w:rPr>
+          <w:rFonts w:ascii="Charis SIL Regular" w:hAnsi="Charis SIL Regular" w:eastAsia="Charis SIL Regular"/>
+          <w:b w:val="0"/>
+          <w:i w:val="0"/>
+          <w:color w:val="0000FF"/>
+          <w:sz w:val="24"/>
+        </w:rPr>
+        <w:t>e</w:t>
+      </w:r>
+      <w:r>
+        <w:rPr>
+          <w:u w:val="single" w:color="0000ff"/>
+          <w:rFonts w:ascii="Charis SIL Regular" w:hAnsi="Charis SIL Regular" w:eastAsia="Charis SIL Regular"/>
+          <w:b w:val="0"/>
+          <w:i w:val="0"/>
+          <w:color w:val="000000"/>
+          <w:sz w:val="24"/>
+        </w:rPr>
+        <w:hyperlink r:id="rId19" w:history="1">
+          <w:r>
+            <w:rPr>
+              <w:rStyle w:val="Hyperlink"/>
+            </w:rPr>
+            <w:t xml:space="preserve">, </w:t>
+          </w:r>
+        </w:hyperlink>
+      </w:r>
+      <w:r>
+        <w:rPr>
+          <w:rFonts w:ascii="Charis SIL Regular" w:hAnsi="Charis SIL Regular" w:eastAsia="Charis SIL Regular"/>
+          <w:b w:val="0"/>
+          <w:i w:val="0"/>
+          <w:color w:val="0000FF"/>
+          <w:sz w:val="24"/>
           <w:u w:val="single"/>
         </w:rPr>
-        <w:t>l</w:t>
-      </w:r>
-      <w:r>
-        <w:rPr>
-          <w:rFonts w:ascii="Charis SIL Regular" w:hAnsi="Charis SIL Regular" w:eastAsia="Charis SIL Regular"/>
-          <w:b w:val="0"/>
-          <w:i w:val="0"/>
-          <w:color w:val="0000FF"/>
-          <w:sz w:val="24"/>
-        </w:rPr>
-        <w:t>e</w:t>
-      </w:r>
-      <w:r>
-        <w:rPr>
-          <w:rFonts w:ascii="Charis SIL Regular" w:hAnsi="Charis SIL Regular" w:eastAsia="Charis SIL Regular"/>
-          <w:b w:val="0"/>
-          <w:i w:val="0"/>
-          <w:color w:val="000000"/>
-          <w:sz w:val="24"/>
-        </w:rPr>
-        <w:t xml:space="preserve">, </w:t>
-      </w:r>
-      <w:r>
-        <w:rPr>
-          <w:rFonts w:ascii="Charis SIL Regular" w:hAnsi="Charis SIL Regular" w:eastAsia="Charis SIL Regular"/>
-          <w:b w:val="0"/>
-          <w:i w:val="0"/>
-          <w:color w:val="0000FF"/>
-          <w:sz w:val="24"/>
-          <w:u w:val="single"/>
-        </w:rPr>
-        <w:hyperlink r:id="rId26" w:history="1">
+        <w:hyperlink r:id="rId19" w:history="1">
           <w:r>
             <w:rPr>
               <w:rStyle w:val="Hyperlink"/>
@@ -4869,7 +4920,7 @@
           <w:sz w:val="24"/>
           <w:u w:val="single"/>
         </w:rPr>
-        <w:hyperlink r:id="rId26" w:history="1">
+        <w:hyperlink r:id="rId27" w:history="1">
           <w:r>
             <w:rPr>
               <w:rStyle w:val="Hyperlink"/>
@@ -4898,7 +4949,7 @@
           <w:sz w:val="24"/>
           <w:u w:val="single"/>
         </w:rPr>
-        <w:hyperlink r:id="rId26" w:history="1">
+        <w:hyperlink r:id="rId27" w:history="1">
           <w:r>
             <w:rPr>
               <w:rStyle w:val="Hyperlink"/>
@@ -4909,7 +4960,6 @@
       </w:r>
       <w:r>
         <w:rPr>
-          <w:u w:val="single" w:color="0000ff"/>
           <w:rFonts w:ascii="Charis SIL Regular" w:hAnsi="Charis SIL Regular" w:eastAsia="Charis SIL Regular"/>
           <w:b w:val="0"/>
           <w:i w:val="0"/>
@@ -4927,7 +4977,7 @@
           <w:sz w:val="24"/>
           <w:u w:val="single"/>
         </w:rPr>
-        <w:hyperlink r:id="rId27" w:history="1">
+        <w:hyperlink r:id="rId19" w:history="1">
           <w:r>
             <w:rPr>
               <w:rStyle w:val="Hyperlink"/>
@@ -4945,7 +4995,7 @@
           <w:sz w:val="24"/>
           <w:u w:val="single"/>
         </w:rPr>
-        <w:hyperlink r:id="rId19" w:history="1">
+        <w:hyperlink r:id="rId28" w:history="1">
           <w:r>
             <w:rPr>
               <w:rStyle w:val="Hyperlink"/>
@@ -4974,7 +5024,7 @@
           <w:sz w:val="24"/>
           <w:u w:val="single"/>
         </w:rPr>
-        <w:hyperlink r:id="rId19" w:history="1">
+        <w:hyperlink r:id="rId28" w:history="1">
           <w:r>
             <w:rPr>
               <w:rStyle w:val="Hyperlink"/>
@@ -4992,7 +5042,7 @@
           <w:sz w:val="24"/>
           <w:u w:val="single"/>
         </w:rPr>
-        <w:hyperlink r:id="rId19" w:history="1">
+        <w:hyperlink r:id="rId28" w:history="1">
           <w:r>
             <w:rPr>
               <w:rStyle w:val="Hyperlink"/>
@@ -5123,7 +5173,7 @@
           <w:sz w:val="24"/>
           <w:u w:val="single"/>
         </w:rPr>
-        <w:hyperlink r:id="rId28" w:history="1">
+        <w:hyperlink r:id="rId29" w:history="1">
           <w:r>
             <w:rPr>
               <w:rStyle w:val="Hyperlink"/>
@@ -5141,7 +5191,7 @@
           <w:sz w:val="24"/>
           <w:u w:val="single"/>
         </w:rPr>
-        <w:hyperlink r:id="rId28" w:history="1">
+        <w:hyperlink r:id="rId29" w:history="1">
           <w:r>
             <w:rPr>
               <w:rStyle w:val="Hyperlink"/>
@@ -5159,7 +5209,7 @@
           <w:sz w:val="24"/>
           <w:u w:val="single"/>
         </w:rPr>
-        <w:hyperlink r:id="rId28" w:history="1">
+        <w:hyperlink r:id="rId29" w:history="1">
           <w:r>
             <w:rPr>
               <w:rStyle w:val="Hyperlink"/>
@@ -5177,7 +5227,7 @@
           <w:sz w:val="24"/>
           <w:u w:val="single"/>
         </w:rPr>
-        <w:hyperlink r:id="rId28" w:history="1">
+        <w:hyperlink r:id="rId29" w:history="1">
           <w:r>
             <w:rPr>
               <w:rStyle w:val="Hyperlink"/>
@@ -5205,7 +5255,7 @@
           <w:sz w:val="24"/>
           <w:u w:val="single"/>
         </w:rPr>
-        <w:hyperlink r:id="rId29" w:history="1">
+        <w:hyperlink r:id="rId30" w:history="1">
           <w:r>
             <w:rPr>
               <w:rStyle w:val="Hyperlink"/>
@@ -5223,7 +5273,7 @@
           <w:sz w:val="24"/>
           <w:u w:val="single"/>
         </w:rPr>
-        <w:hyperlink r:id="rId28" w:history="1">
+        <w:hyperlink r:id="rId30" w:history="1">
           <w:r>
             <w:rPr>
               <w:rStyle w:val="Hyperlink"/>
@@ -5252,7 +5302,7 @@
           <w:sz w:val="24"/>
           <w:u w:val="single"/>
         </w:rPr>
-        <w:hyperlink r:id="rId28" w:history="1">
+        <w:hyperlink r:id="rId29" w:history="1">
           <w:r>
             <w:rPr>
               <w:rStyle w:val="Hyperlink"/>
@@ -5359,7 +5409,7 @@
           <w:sz w:val="24"/>
           <w:u w:val="single"/>
         </w:rPr>
-        <w:hyperlink r:id="rId30" w:history="1">
+        <w:hyperlink r:id="rId31" w:history="1">
           <w:r>
             <w:rPr>
               <w:rStyle w:val="Hyperlink"/>
@@ -5388,7 +5438,7 @@
           <w:sz w:val="24"/>
           <w:u w:val="single"/>
         </w:rPr>
-        <w:hyperlink r:id="rId30" w:history="1">
+        <w:hyperlink r:id="rId31" w:history="1">
           <w:r>
             <w:rPr>
               <w:rStyle w:val="Hyperlink"/>
@@ -5416,7 +5466,7 @@
           <w:sz w:val="24"/>
           <w:u w:val="single"/>
         </w:rPr>
-        <w:hyperlink r:id="rId31" w:history="1">
+        <w:hyperlink r:id="rId32" w:history="1">
           <w:r>
             <w:rPr>
               <w:rStyle w:val="Hyperlink"/>
@@ -5445,7 +5495,7 @@
           <w:sz w:val="24"/>
           <w:u w:val="single"/>
         </w:rPr>
-        <w:hyperlink r:id="rId31" w:history="1">
+        <w:hyperlink r:id="rId32" w:history="1">
           <w:r>
             <w:rPr>
               <w:rStyle w:val="Hyperlink"/>
@@ -5569,7 +5619,7 @@
           <w:sz w:val="24"/>
           <w:u w:val="single"/>
         </w:rPr>
-        <w:hyperlink r:id="rId32" w:history="1">
+        <w:hyperlink r:id="rId33" w:history="1">
           <w:r>
             <w:rPr>
               <w:rStyle w:val="Hyperlink"/>
@@ -5587,7 +5637,7 @@
           <w:sz w:val="24"/>
           <w:u w:val="single"/>
         </w:rPr>
-        <w:hyperlink r:id="rId32" w:history="1">
+        <w:hyperlink r:id="rId33" w:history="1">
           <w:r>
             <w:rPr>
               <w:rStyle w:val="Hyperlink"/>
@@ -5605,7 +5655,7 @@
           <w:sz w:val="24"/>
           <w:u w:val="single"/>
         </w:rPr>
-        <w:hyperlink r:id="rId32" w:history="1">
+        <w:hyperlink r:id="rId33" w:history="1">
           <w:r>
             <w:rPr>
               <w:rStyle w:val="Hyperlink"/>
@@ -5786,7 +5836,7 @@
           <w:sz w:val="24"/>
           <w:u w:val="single"/>
         </w:rPr>
-        <w:hyperlink r:id="rId33" w:history="1">
+        <w:hyperlink r:id="rId34" w:history="1">
           <w:r>
             <w:rPr>
               <w:rStyle w:val="Hyperlink"/>
@@ -5804,7 +5854,7 @@
           <w:sz w:val="24"/>
           <w:u w:val="single"/>
         </w:rPr>
-        <w:hyperlink r:id="rId33" w:history="1">
+        <w:hyperlink r:id="rId34" w:history="1">
           <w:r>
             <w:rPr>
               <w:rStyle w:val="Hyperlink"/>
@@ -5822,7 +5872,7 @@
           <w:sz w:val="24"/>
           <w:u w:val="single"/>
         </w:rPr>
-        <w:hyperlink r:id="rId33" w:history="1">
+        <w:hyperlink r:id="rId34" w:history="1">
           <w:r>
             <w:rPr>
               <w:rStyle w:val="Hyperlink"/>
@@ -5840,7 +5890,7 @@
           <w:sz w:val="24"/>
           <w:u w:val="single"/>
         </w:rPr>
-        <w:hyperlink r:id="rId33" w:history="1">
+        <w:hyperlink r:id="rId34" w:history="1">
           <w:r>
             <w:rPr>
               <w:rStyle w:val="Hyperlink"/>
@@ -5858,7 +5908,7 @@
           <w:sz w:val="24"/>
           <w:u w:val="single"/>
         </w:rPr>
-        <w:hyperlink r:id="rId33" w:history="1">
+        <w:hyperlink r:id="rId34" w:history="1">
           <w:r>
             <w:rPr>
               <w:rStyle w:val="Hyperlink"/>
@@ -5876,7 +5926,7 @@
           <w:sz w:val="24"/>
           <w:u w:val="single"/>
         </w:rPr>
-        <w:hyperlink r:id="rId33" w:history="1">
+        <w:hyperlink r:id="rId34" w:history="1">
           <w:r>
             <w:rPr>
               <w:rStyle w:val="Hyperlink"/>
@@ -5894,7 +5944,7 @@
           <w:sz w:val="24"/>
           <w:u w:val="single"/>
         </w:rPr>
-        <w:hyperlink r:id="rId33" w:history="1">
+        <w:hyperlink r:id="rId34" w:history="1">
           <w:r>
             <w:rPr>
               <w:rStyle w:val="Hyperlink"/>
@@ -5912,7 +5962,7 @@
           <w:sz w:val="24"/>
           <w:u w:val="single"/>
         </w:rPr>
-        <w:hyperlink r:id="rId33" w:history="1">
+        <w:hyperlink r:id="rId34" w:history="1">
           <w:r>
             <w:rPr>
               <w:rStyle w:val="Hyperlink"/>
@@ -5951,7 +6001,7 @@
           <w:sz w:val="24"/>
           <w:u w:val="single"/>
         </w:rPr>
-        <w:hyperlink r:id="rId33" w:history="1">
+        <w:hyperlink r:id="rId34" w:history="1">
           <w:r>
             <w:rPr>
               <w:rStyle w:val="Hyperlink"/>
@@ -5969,7 +6019,7 @@
           <w:sz w:val="24"/>
           <w:u w:val="single"/>
         </w:rPr>
-        <w:hyperlink r:id="rId33" w:history="1">
+        <w:hyperlink r:id="rId34" w:history="1">
           <w:r>
             <w:rPr>
               <w:rStyle w:val="Hyperlink"/>
@@ -5987,7 +6037,7 @@
           <w:sz w:val="24"/>
           <w:u w:val="single"/>
         </w:rPr>
-        <w:hyperlink r:id="rId33" w:history="1">
+        <w:hyperlink r:id="rId34" w:history="1">
           <w:r>
             <w:rPr>
               <w:rStyle w:val="Hyperlink"/>
@@ -6005,7 +6055,7 @@
           <w:sz w:val="24"/>
           <w:u w:val="single"/>
         </w:rPr>
-        <w:hyperlink r:id="rId33" w:history="1">
+        <w:hyperlink r:id="rId34" w:history="1">
           <w:r>
             <w:rPr>
               <w:rStyle w:val="Hyperlink"/>
@@ -6023,7 +6073,7 @@
           <w:sz w:val="24"/>
           <w:u w:val="single"/>
         </w:rPr>
-        <w:hyperlink r:id="rId33" w:history="1">
+        <w:hyperlink r:id="rId34" w:history="1">
           <w:r>
             <w:rPr>
               <w:rStyle w:val="Hyperlink"/>
@@ -6144,7 +6194,7 @@
           <w:sz w:val="24"/>
           <w:u w:val="single"/>
         </w:rPr>
-        <w:hyperlink r:id="rId34" w:history="1">
+        <w:hyperlink r:id="rId35" w:history="1">
           <w:r>
             <w:rPr>
               <w:rStyle w:val="Hyperlink"/>
@@ -6173,7 +6223,7 @@
           <w:sz w:val="24"/>
           <w:u w:val="single"/>
         </w:rPr>
-        <w:hyperlink r:id="rId34" w:history="1">
+        <w:hyperlink r:id="rId35" w:history="1">
           <w:r>
             <w:rPr>
               <w:rStyle w:val="Hyperlink"/>
@@ -6201,7 +6251,7 @@
           <w:sz w:val="24"/>
           <w:u w:val="single"/>
         </w:rPr>
-        <w:hyperlink r:id="rId35" w:history="1">
+        <w:hyperlink r:id="rId36" w:history="1">
           <w:r>
             <w:rPr>
               <w:rStyle w:val="Hyperlink"/>
@@ -6230,7 +6280,7 @@
           <w:sz w:val="24"/>
           <w:u w:val="single"/>
         </w:rPr>
-        <w:hyperlink r:id="rId35" w:history="1">
+        <w:hyperlink r:id="rId36" w:history="1">
           <w:r>
             <w:rPr>
               <w:rStyle w:val="Hyperlink"/>

--- a/EXPORTS/DOCX/published/niveau2/English/Ghana.docx
+++ b/EXPORTS/DOCX/published/niveau2/English/Ghana.docx
@@ -1012,7 +1012,25 @@
           <w:color w:val="000000"/>
           <w:sz w:val="24"/>
         </w:rPr>
-        <w:t>him to collect objects for his museum. When the ship on which D</w:t>
+        <w:t>him to collect objects for his museum. When the ship on w</w:t>
+      </w:r>
+      <w:r>
+        <w:rPr>
+          <w:u w:val="single" w:color="0000ff"/>
+          <w:rFonts w:ascii="Charis SIL Regular" w:hAnsi="Charis SIL Regular" w:eastAsia="Charis SIL Regular"/>
+          <w:b w:val="0"/>
+          <w:i w:val="0"/>
+          <w:color w:val="000000"/>
+          <w:sz w:val="24"/>
+        </w:rPr>
+        <w:hyperlink r:id="rId13" w:history="1">
+          <w:r>
+            <w:rPr>
+              <w:rStyle w:val="Hyperlink"/>
+            </w:rPr>
+            <w:t>hich D</w:t>
+          </w:r>
+        </w:hyperlink>
       </w:r>
       <w:r>
         <w:rPr>
@@ -2769,13 +2787,21 @@
       </w:r>
       <w:r>
         <w:rPr>
+          <w:u w:val="single" w:color="0000ff"/>
           <w:rFonts w:ascii="Charis SIL Regular" w:hAnsi="Charis SIL Regular" w:eastAsia="Charis SIL Regular"/>
           <w:b w:val="0"/>
           <w:i w:val="0"/>
           <w:color w:val="000000"/>
           <w:sz w:val="24"/>
         </w:rPr>
-        <w:t>publish</w:t>
+        <w:hyperlink r:id="rId19" w:history="1">
+          <w:r>
+            <w:rPr>
+              <w:rStyle w:val="Hyperlink"/>
+            </w:rPr>
+            <w:t>publish</w:t>
+          </w:r>
+        </w:hyperlink>
       </w:r>
       <w:r>
         <w:rPr>
@@ -3906,8 +3932,9 @@
           <w:i w:val="0"/>
           <w:color w:val="0000FF"/>
           <w:sz w:val="24"/>
-        </w:rPr>
-        <w:t>i</w:t>
+          <w:u w:val="single"/>
+        </w:rPr>
+        <w:t>ic Societ</w:t>
       </w:r>
       <w:r>
         <w:rPr>
@@ -3916,9 +3943,8 @@
           <w:i w:val="0"/>
           <w:color w:val="0000FF"/>
           <w:sz w:val="24"/>
-          <w:u w:val="single"/>
-        </w:rPr>
-        <w:t>c Society</w:t>
+        </w:rPr>
+        <w:t>y</w:t>
       </w:r>
       <w:r>
         <w:br/>
@@ -4335,7 +4361,7 @@
           <w:sz w:val="24"/>
           <w:u w:val="single"/>
         </w:rPr>
-        <w:hyperlink r:id="rId24" w:history="1">
+        <w:hyperlink r:id="rId23" w:history="1">
           <w:r>
             <w:rPr>
               <w:rStyle w:val="Hyperlink"/>
@@ -4353,7 +4379,7 @@
           <w:sz w:val="24"/>
           <w:u w:val="single"/>
         </w:rPr>
-        <w:hyperlink r:id="rId24" w:history="1">
+        <w:hyperlink r:id="rId23" w:history="1">
           <w:r>
             <w:rPr>
               <w:rStyle w:val="Hyperlink"/>
@@ -4382,7 +4408,6 @@
       </w:r>
       <w:r>
         <w:rPr>
-          <w:u w:val="single" w:color="0000ff"/>
           <w:rFonts w:ascii="Charis SIL Regular" w:hAnsi="Charis SIL Regular" w:eastAsia="Charis SIL Regular"/>
           <w:b w:val="0"/>
           <w:i w:val="0"/>
@@ -4877,7 +4902,6 @@
       </w:r>
       <w:r>
         <w:rPr>
-          <w:u w:val="single" w:color="0000ff"/>
           <w:rFonts w:ascii="Charis SIL Regular" w:hAnsi="Charis SIL Regular" w:eastAsia="Charis SIL Regular"/>
           <w:b w:val="0"/>
           <w:i w:val="0"/>
@@ -4920,7 +4944,7 @@
           <w:sz w:val="24"/>
           <w:u w:val="single"/>
         </w:rPr>
-        <w:hyperlink r:id="rId27" w:history="1">
+        <w:hyperlink r:id="rId19" w:history="1">
           <w:r>
             <w:rPr>
               <w:rStyle w:val="Hyperlink"/>
@@ -4949,7 +4973,7 @@
           <w:sz w:val="24"/>
           <w:u w:val="single"/>
         </w:rPr>
-        <w:hyperlink r:id="rId27" w:history="1">
+        <w:hyperlink r:id="rId19" w:history="1">
           <w:r>
             <w:rPr>
               <w:rStyle w:val="Hyperlink"/>
@@ -4960,13 +4984,21 @@
       </w:r>
       <w:r>
         <w:rPr>
+          <w:u w:val="single" w:color="0000ff"/>
           <w:rFonts w:ascii="Charis SIL Regular" w:hAnsi="Charis SIL Regular" w:eastAsia="Charis SIL Regular"/>
           <w:b w:val="0"/>
           <w:i w:val="0"/>
           <w:color w:val="000000"/>
           <w:sz w:val="24"/>
         </w:rPr>
-        <w:t xml:space="preserve">, </w:t>
+        <w:hyperlink r:id="rId19" w:history="1">
+          <w:r>
+            <w:rPr>
+              <w:rStyle w:val="Hyperlink"/>
+            </w:rPr>
+            <w:t xml:space="preserve">, </w:t>
+          </w:r>
+        </w:hyperlink>
       </w:r>
       <w:r>
         <w:rPr>
@@ -4995,7 +5027,7 @@
           <w:sz w:val="24"/>
           <w:u w:val="single"/>
         </w:rPr>
-        <w:hyperlink r:id="rId28" w:history="1">
+        <w:hyperlink r:id="rId19" w:history="1">
           <w:r>
             <w:rPr>
               <w:rStyle w:val="Hyperlink"/>
@@ -5024,7 +5056,7 @@
           <w:sz w:val="24"/>
           <w:u w:val="single"/>
         </w:rPr>
-        <w:hyperlink r:id="rId28" w:history="1">
+        <w:hyperlink r:id="rId27" w:history="1">
           <w:r>
             <w:rPr>
               <w:rStyle w:val="Hyperlink"/>
@@ -5042,7 +5074,7 @@
           <w:sz w:val="24"/>
           <w:u w:val="single"/>
         </w:rPr>
-        <w:hyperlink r:id="rId28" w:history="1">
+        <w:hyperlink r:id="rId27" w:history="1">
           <w:r>
             <w:rPr>
               <w:rStyle w:val="Hyperlink"/>
@@ -5173,7 +5205,7 @@
           <w:sz w:val="24"/>
           <w:u w:val="single"/>
         </w:rPr>
-        <w:hyperlink r:id="rId29" w:history="1">
+        <w:hyperlink r:id="rId28" w:history="1">
           <w:r>
             <w:rPr>
               <w:rStyle w:val="Hyperlink"/>
@@ -5191,7 +5223,7 @@
           <w:sz w:val="24"/>
           <w:u w:val="single"/>
         </w:rPr>
-        <w:hyperlink r:id="rId29" w:history="1">
+        <w:hyperlink r:id="rId28" w:history="1">
           <w:r>
             <w:rPr>
               <w:rStyle w:val="Hyperlink"/>
@@ -5209,7 +5241,7 @@
           <w:sz w:val="24"/>
           <w:u w:val="single"/>
         </w:rPr>
-        <w:hyperlink r:id="rId29" w:history="1">
+        <w:hyperlink r:id="rId28" w:history="1">
           <w:r>
             <w:rPr>
               <w:rStyle w:val="Hyperlink"/>
@@ -5227,7 +5259,7 @@
           <w:sz w:val="24"/>
           <w:u w:val="single"/>
         </w:rPr>
-        <w:hyperlink r:id="rId29" w:history="1">
+        <w:hyperlink r:id="rId28" w:history="1">
           <w:r>
             <w:rPr>
               <w:rStyle w:val="Hyperlink"/>
@@ -5255,7 +5287,7 @@
           <w:sz w:val="24"/>
           <w:u w:val="single"/>
         </w:rPr>
-        <w:hyperlink r:id="rId30" w:history="1">
+        <w:hyperlink r:id="rId28" w:history="1">
           <w:r>
             <w:rPr>
               <w:rStyle w:val="Hyperlink"/>
@@ -5273,7 +5305,7 @@
           <w:sz w:val="24"/>
           <w:u w:val="single"/>
         </w:rPr>
-        <w:hyperlink r:id="rId30" w:history="1">
+        <w:hyperlink r:id="rId28" w:history="1">
           <w:r>
             <w:rPr>
               <w:rStyle w:val="Hyperlink"/>
@@ -5302,7 +5334,7 @@
           <w:sz w:val="24"/>
           <w:u w:val="single"/>
         </w:rPr>
-        <w:hyperlink r:id="rId29" w:history="1">
+        <w:hyperlink r:id="rId28" w:history="1">
           <w:r>
             <w:rPr>
               <w:rStyle w:val="Hyperlink"/>
@@ -5409,7 +5441,7 @@
           <w:sz w:val="24"/>
           <w:u w:val="single"/>
         </w:rPr>
-        <w:hyperlink r:id="rId31" w:history="1">
+        <w:hyperlink r:id="rId29" w:history="1">
           <w:r>
             <w:rPr>
               <w:rStyle w:val="Hyperlink"/>
@@ -5438,7 +5470,7 @@
           <w:sz w:val="24"/>
           <w:u w:val="single"/>
         </w:rPr>
-        <w:hyperlink r:id="rId31" w:history="1">
+        <w:hyperlink r:id="rId29" w:history="1">
           <w:r>
             <w:rPr>
               <w:rStyle w:val="Hyperlink"/>
@@ -5466,7 +5498,7 @@
           <w:sz w:val="24"/>
           <w:u w:val="single"/>
         </w:rPr>
-        <w:hyperlink r:id="rId32" w:history="1">
+        <w:hyperlink r:id="rId30" w:history="1">
           <w:r>
             <w:rPr>
               <w:rStyle w:val="Hyperlink"/>
@@ -5495,7 +5527,7 @@
           <w:sz w:val="24"/>
           <w:u w:val="single"/>
         </w:rPr>
-        <w:hyperlink r:id="rId32" w:history="1">
+        <w:hyperlink r:id="rId30" w:history="1">
           <w:r>
             <w:rPr>
               <w:rStyle w:val="Hyperlink"/>
@@ -5619,7 +5651,7 @@
           <w:sz w:val="24"/>
           <w:u w:val="single"/>
         </w:rPr>
-        <w:hyperlink r:id="rId33" w:history="1">
+        <w:hyperlink r:id="rId31" w:history="1">
           <w:r>
             <w:rPr>
               <w:rStyle w:val="Hyperlink"/>
@@ -5637,7 +5669,7 @@
           <w:sz w:val="24"/>
           <w:u w:val="single"/>
         </w:rPr>
-        <w:hyperlink r:id="rId33" w:history="1">
+        <w:hyperlink r:id="rId31" w:history="1">
           <w:r>
             <w:rPr>
               <w:rStyle w:val="Hyperlink"/>
@@ -5655,7 +5687,7 @@
           <w:sz w:val="24"/>
           <w:u w:val="single"/>
         </w:rPr>
-        <w:hyperlink r:id="rId33" w:history="1">
+        <w:hyperlink r:id="rId31" w:history="1">
           <w:r>
             <w:rPr>
               <w:rStyle w:val="Hyperlink"/>
@@ -5836,7 +5868,7 @@
           <w:sz w:val="24"/>
           <w:u w:val="single"/>
         </w:rPr>
-        <w:hyperlink r:id="rId34" w:history="1">
+        <w:hyperlink r:id="rId32" w:history="1">
           <w:r>
             <w:rPr>
               <w:rStyle w:val="Hyperlink"/>
@@ -5854,7 +5886,7 @@
           <w:sz w:val="24"/>
           <w:u w:val="single"/>
         </w:rPr>
-        <w:hyperlink r:id="rId34" w:history="1">
+        <w:hyperlink r:id="rId32" w:history="1">
           <w:r>
             <w:rPr>
               <w:rStyle w:val="Hyperlink"/>
@@ -5872,7 +5904,7 @@
           <w:sz w:val="24"/>
           <w:u w:val="single"/>
         </w:rPr>
-        <w:hyperlink r:id="rId34" w:history="1">
+        <w:hyperlink r:id="rId32" w:history="1">
           <w:r>
             <w:rPr>
               <w:rStyle w:val="Hyperlink"/>
@@ -5890,7 +5922,7 @@
           <w:sz w:val="24"/>
           <w:u w:val="single"/>
         </w:rPr>
-        <w:hyperlink r:id="rId34" w:history="1">
+        <w:hyperlink r:id="rId32" w:history="1">
           <w:r>
             <w:rPr>
               <w:rStyle w:val="Hyperlink"/>
@@ -5908,7 +5940,7 @@
           <w:sz w:val="24"/>
           <w:u w:val="single"/>
         </w:rPr>
-        <w:hyperlink r:id="rId34" w:history="1">
+        <w:hyperlink r:id="rId32" w:history="1">
           <w:r>
             <w:rPr>
               <w:rStyle w:val="Hyperlink"/>
@@ -5926,7 +5958,7 @@
           <w:sz w:val="24"/>
           <w:u w:val="single"/>
         </w:rPr>
-        <w:hyperlink r:id="rId34" w:history="1">
+        <w:hyperlink r:id="rId32" w:history="1">
           <w:r>
             <w:rPr>
               <w:rStyle w:val="Hyperlink"/>
@@ -5944,7 +5976,7 @@
           <w:sz w:val="24"/>
           <w:u w:val="single"/>
         </w:rPr>
-        <w:hyperlink r:id="rId34" w:history="1">
+        <w:hyperlink r:id="rId32" w:history="1">
           <w:r>
             <w:rPr>
               <w:rStyle w:val="Hyperlink"/>
@@ -5962,12 +5994,12 @@
           <w:sz w:val="24"/>
           <w:u w:val="single"/>
         </w:rPr>
-        <w:hyperlink r:id="rId34" w:history="1">
+        <w:hyperlink r:id="rId32" w:history="1">
           <w:r>
             <w:rPr>
               <w:rStyle w:val="Hyperlink"/>
             </w:rPr>
-            <w:t>profie</w:t>
+            <w:t>profiel</w:t>
           </w:r>
         </w:hyperlink>
       </w:r>
@@ -5980,7 +6012,7 @@
           <w:sz w:val="24"/>
           <w:u w:val="single"/>
         </w:rPr>
-        <w:t>l</w:t>
+        <w:t>-</w:t>
       </w:r>
       <w:r>
         <w:rPr>
@@ -5989,24 +6021,14 @@
           <w:i w:val="0"/>
           <w:color w:val="0000FF"/>
           <w:sz w:val="24"/>
-        </w:rPr>
-        <w:t>-</w:t>
-      </w:r>
-      <w:r>
-        <w:rPr>
-          <w:rFonts w:ascii="Charis SIL Regular" w:hAnsi="Charis SIL Regular" w:eastAsia="Charis SIL Regular"/>
-          <w:b w:val="0"/>
-          <w:i w:val="0"/>
-          <w:color w:val="0000FF"/>
-          <w:sz w:val="24"/>
           <w:u w:val="single"/>
         </w:rPr>
-        <w:hyperlink r:id="rId34" w:history="1">
+        <w:hyperlink r:id="rId32" w:history="1">
           <w:r>
             <w:rPr>
               <w:rStyle w:val="Hyperlink"/>
             </w:rPr>
-            <w:t>als-</w:t>
+            <w:t>als</w:t>
           </w:r>
         </w:hyperlink>
       </w:r>
@@ -6017,9 +6039,19 @@
           <w:i w:val="0"/>
           <w:color w:val="0000FF"/>
           <w:sz w:val="24"/>
+        </w:rPr>
+        <w:t>-</w:t>
+      </w:r>
+      <w:r>
+        <w:rPr>
+          <w:rFonts w:ascii="Charis SIL Regular" w:hAnsi="Charis SIL Regular" w:eastAsia="Charis SIL Regular"/>
+          <w:b w:val="0"/>
+          <w:i w:val="0"/>
+          <w:color w:val="0000FF"/>
+          <w:sz w:val="24"/>
           <w:u w:val="single"/>
         </w:rPr>
-        <w:hyperlink r:id="rId34" w:history="1">
+        <w:hyperlink r:id="rId32" w:history="1">
           <w:r>
             <w:rPr>
               <w:rStyle w:val="Hyperlink"/>
@@ -6037,7 +6069,7 @@
           <w:sz w:val="24"/>
           <w:u w:val="single"/>
         </w:rPr>
-        <w:hyperlink r:id="rId34" w:history="1">
+        <w:hyperlink r:id="rId32" w:history="1">
           <w:r>
             <w:rPr>
               <w:rStyle w:val="Hyperlink"/>
@@ -6055,7 +6087,7 @@
           <w:sz w:val="24"/>
           <w:u w:val="single"/>
         </w:rPr>
-        <w:hyperlink r:id="rId34" w:history="1">
+        <w:hyperlink r:id="rId32" w:history="1">
           <w:r>
             <w:rPr>
               <w:rStyle w:val="Hyperlink"/>
@@ -6073,7 +6105,7 @@
           <w:sz w:val="24"/>
           <w:u w:val="single"/>
         </w:rPr>
-        <w:hyperlink r:id="rId34" w:history="1">
+        <w:hyperlink r:id="rId32" w:history="1">
           <w:r>
             <w:rPr>
               <w:rStyle w:val="Hyperlink"/>
@@ -6194,7 +6226,7 @@
           <w:sz w:val="24"/>
           <w:u w:val="single"/>
         </w:rPr>
-        <w:hyperlink r:id="rId35" w:history="1">
+        <w:hyperlink r:id="rId33" w:history="1">
           <w:r>
             <w:rPr>
               <w:rStyle w:val="Hyperlink"/>
@@ -6223,7 +6255,7 @@
           <w:sz w:val="24"/>
           <w:u w:val="single"/>
         </w:rPr>
-        <w:hyperlink r:id="rId35" w:history="1">
+        <w:hyperlink r:id="rId33" w:history="1">
           <w:r>
             <w:rPr>
               <w:rStyle w:val="Hyperlink"/>
@@ -6251,7 +6283,7 @@
           <w:sz w:val="24"/>
           <w:u w:val="single"/>
         </w:rPr>
-        <w:hyperlink r:id="rId36" w:history="1">
+        <w:hyperlink r:id="rId34" w:history="1">
           <w:r>
             <w:rPr>
               <w:rStyle w:val="Hyperlink"/>
@@ -6280,7 +6312,7 @@
           <w:sz w:val="24"/>
           <w:u w:val="single"/>
         </w:rPr>
-        <w:hyperlink r:id="rId36" w:history="1">
+        <w:hyperlink r:id="rId34" w:history="1">
           <w:r>
             <w:rPr>
               <w:rStyle w:val="Hyperlink"/>

--- a/EXPORTS/DOCX/published/niveau2/English/Ghana.docx
+++ b/EXPORTS/DOCX/published/niveau2/English/Ghana.docx
@@ -3932,19 +3932,19 @@
           <w:i w:val="0"/>
           <w:color w:val="0000FF"/>
           <w:sz w:val="24"/>
+        </w:rPr>
+        <w:t>i</w:t>
+      </w:r>
+      <w:r>
+        <w:rPr>
+          <w:rFonts w:ascii="Charis SIL Regular" w:hAnsi="Charis SIL Regular" w:eastAsia="Charis SIL Regular"/>
+          <w:b w:val="0"/>
+          <w:i w:val="0"/>
+          <w:color w:val="0000FF"/>
+          <w:sz w:val="24"/>
           <w:u w:val="single"/>
         </w:rPr>
-        <w:t>ic Societ</w:t>
-      </w:r>
-      <w:r>
-        <w:rPr>
-          <w:rFonts w:ascii="Charis SIL Regular" w:hAnsi="Charis SIL Regular" w:eastAsia="Charis SIL Regular"/>
-          <w:b w:val="0"/>
-          <w:i w:val="0"/>
-          <w:color w:val="0000FF"/>
-          <w:sz w:val="24"/>
-        </w:rPr>
-        <w:t>y</w:t>
+        <w:t>c Society</w:t>
       </w:r>
       <w:r>
         <w:br/>
@@ -4408,6 +4408,7 @@
       </w:r>
       <w:r>
         <w:rPr>
+          <w:u w:val="single" w:color="0000ff"/>
           <w:rFonts w:ascii="Charis SIL Regular" w:hAnsi="Charis SIL Regular" w:eastAsia="Charis SIL Regular"/>
           <w:b w:val="0"/>
           <w:i w:val="0"/>
@@ -4472,7 +4473,7 @@
           <w:sz w:val="24"/>
           <w:u w:val="single"/>
         </w:rPr>
-        <w:hyperlink r:id="rId25" w:history="1">
+        <w:hyperlink r:id="rId23" w:history="1">
           <w:r>
             <w:rPr>
               <w:rStyle w:val="Hyperlink"/>
@@ -4926,7 +4927,7 @@
           <w:sz w:val="24"/>
           <w:u w:val="single"/>
         </w:rPr>
-        <w:hyperlink r:id="rId19" w:history="1">
+        <w:hyperlink r:id="rId27" w:history="1">
           <w:r>
             <w:rPr>
               <w:rStyle w:val="Hyperlink"/>
@@ -5027,7 +5028,7 @@
           <w:sz w:val="24"/>
           <w:u w:val="single"/>
         </w:rPr>
-        <w:hyperlink r:id="rId19" w:history="1">
+        <w:hyperlink r:id="rId28" w:history="1">
           <w:r>
             <w:rPr>
               <w:rStyle w:val="Hyperlink"/>
@@ -5056,7 +5057,7 @@
           <w:sz w:val="24"/>
           <w:u w:val="single"/>
         </w:rPr>
-        <w:hyperlink r:id="rId27" w:history="1">
+        <w:hyperlink r:id="rId19" w:history="1">
           <w:r>
             <w:rPr>
               <w:rStyle w:val="Hyperlink"/>
@@ -5074,7 +5075,7 @@
           <w:sz w:val="24"/>
           <w:u w:val="single"/>
         </w:rPr>
-        <w:hyperlink r:id="rId27" w:history="1">
+        <w:hyperlink r:id="rId19" w:history="1">
           <w:r>
             <w:rPr>
               <w:rStyle w:val="Hyperlink"/>
@@ -5205,7 +5206,7 @@
           <w:sz w:val="24"/>
           <w:u w:val="single"/>
         </w:rPr>
-        <w:hyperlink r:id="rId28" w:history="1">
+        <w:hyperlink r:id="rId29" w:history="1">
           <w:r>
             <w:rPr>
               <w:rStyle w:val="Hyperlink"/>
@@ -5223,7 +5224,7 @@
           <w:sz w:val="24"/>
           <w:u w:val="single"/>
         </w:rPr>
-        <w:hyperlink r:id="rId28" w:history="1">
+        <w:hyperlink r:id="rId29" w:history="1">
           <w:r>
             <w:rPr>
               <w:rStyle w:val="Hyperlink"/>
@@ -5241,7 +5242,7 @@
           <w:sz w:val="24"/>
           <w:u w:val="single"/>
         </w:rPr>
-        <w:hyperlink r:id="rId28" w:history="1">
+        <w:hyperlink r:id="rId29" w:history="1">
           <w:r>
             <w:rPr>
               <w:rStyle w:val="Hyperlink"/>
@@ -5259,7 +5260,7 @@
           <w:sz w:val="24"/>
           <w:u w:val="single"/>
         </w:rPr>
-        <w:hyperlink r:id="rId28" w:history="1">
+        <w:hyperlink r:id="rId29" w:history="1">
           <w:r>
             <w:rPr>
               <w:rStyle w:val="Hyperlink"/>
@@ -5287,7 +5288,7 @@
           <w:sz w:val="24"/>
           <w:u w:val="single"/>
         </w:rPr>
-        <w:hyperlink r:id="rId28" w:history="1">
+        <w:hyperlink r:id="rId29" w:history="1">
           <w:r>
             <w:rPr>
               <w:rStyle w:val="Hyperlink"/>
@@ -5305,7 +5306,7 @@
           <w:sz w:val="24"/>
           <w:u w:val="single"/>
         </w:rPr>
-        <w:hyperlink r:id="rId28" w:history="1">
+        <w:hyperlink r:id="rId29" w:history="1">
           <w:r>
             <w:rPr>
               <w:rStyle w:val="Hyperlink"/>
@@ -5334,7 +5335,7 @@
           <w:sz w:val="24"/>
           <w:u w:val="single"/>
         </w:rPr>
-        <w:hyperlink r:id="rId28" w:history="1">
+        <w:hyperlink r:id="rId30" w:history="1">
           <w:r>
             <w:rPr>
               <w:rStyle w:val="Hyperlink"/>
@@ -5441,7 +5442,7 @@
           <w:sz w:val="24"/>
           <w:u w:val="single"/>
         </w:rPr>
-        <w:hyperlink r:id="rId29" w:history="1">
+        <w:hyperlink r:id="rId31" w:history="1">
           <w:r>
             <w:rPr>
               <w:rStyle w:val="Hyperlink"/>
@@ -5470,7 +5471,7 @@
           <w:sz w:val="24"/>
           <w:u w:val="single"/>
         </w:rPr>
-        <w:hyperlink r:id="rId29" w:history="1">
+        <w:hyperlink r:id="rId31" w:history="1">
           <w:r>
             <w:rPr>
               <w:rStyle w:val="Hyperlink"/>
@@ -5498,7 +5499,7 @@
           <w:sz w:val="24"/>
           <w:u w:val="single"/>
         </w:rPr>
-        <w:hyperlink r:id="rId30" w:history="1">
+        <w:hyperlink r:id="rId32" w:history="1">
           <w:r>
             <w:rPr>
               <w:rStyle w:val="Hyperlink"/>
@@ -5527,7 +5528,7 @@
           <w:sz w:val="24"/>
           <w:u w:val="single"/>
         </w:rPr>
-        <w:hyperlink r:id="rId30" w:history="1">
+        <w:hyperlink r:id="rId32" w:history="1">
           <w:r>
             <w:rPr>
               <w:rStyle w:val="Hyperlink"/>
@@ -5651,7 +5652,7 @@
           <w:sz w:val="24"/>
           <w:u w:val="single"/>
         </w:rPr>
-        <w:hyperlink r:id="rId31" w:history="1">
+        <w:hyperlink r:id="rId33" w:history="1">
           <w:r>
             <w:rPr>
               <w:rStyle w:val="Hyperlink"/>
@@ -5669,7 +5670,7 @@
           <w:sz w:val="24"/>
           <w:u w:val="single"/>
         </w:rPr>
-        <w:hyperlink r:id="rId31" w:history="1">
+        <w:hyperlink r:id="rId33" w:history="1">
           <w:r>
             <w:rPr>
               <w:rStyle w:val="Hyperlink"/>
@@ -5687,7 +5688,7 @@
           <w:sz w:val="24"/>
           <w:u w:val="single"/>
         </w:rPr>
-        <w:hyperlink r:id="rId31" w:history="1">
+        <w:hyperlink r:id="rId33" w:history="1">
           <w:r>
             <w:rPr>
               <w:rStyle w:val="Hyperlink"/>
@@ -5868,7 +5869,7 @@
           <w:sz w:val="24"/>
           <w:u w:val="single"/>
         </w:rPr>
-        <w:hyperlink r:id="rId32" w:history="1">
+        <w:hyperlink r:id="rId34" w:history="1">
           <w:r>
             <w:rPr>
               <w:rStyle w:val="Hyperlink"/>
@@ -5886,7 +5887,7 @@
           <w:sz w:val="24"/>
           <w:u w:val="single"/>
         </w:rPr>
-        <w:hyperlink r:id="rId32" w:history="1">
+        <w:hyperlink r:id="rId34" w:history="1">
           <w:r>
             <w:rPr>
               <w:rStyle w:val="Hyperlink"/>
@@ -5904,7 +5905,7 @@
           <w:sz w:val="24"/>
           <w:u w:val="single"/>
         </w:rPr>
-        <w:hyperlink r:id="rId32" w:history="1">
+        <w:hyperlink r:id="rId34" w:history="1">
           <w:r>
             <w:rPr>
               <w:rStyle w:val="Hyperlink"/>
@@ -5922,7 +5923,7 @@
           <w:sz w:val="24"/>
           <w:u w:val="single"/>
         </w:rPr>
-        <w:hyperlink r:id="rId32" w:history="1">
+        <w:hyperlink r:id="rId34" w:history="1">
           <w:r>
             <w:rPr>
               <w:rStyle w:val="Hyperlink"/>
@@ -5940,7 +5941,7 @@
           <w:sz w:val="24"/>
           <w:u w:val="single"/>
         </w:rPr>
-        <w:hyperlink r:id="rId32" w:history="1">
+        <w:hyperlink r:id="rId34" w:history="1">
           <w:r>
             <w:rPr>
               <w:rStyle w:val="Hyperlink"/>
@@ -5958,7 +5959,7 @@
           <w:sz w:val="24"/>
           <w:u w:val="single"/>
         </w:rPr>
-        <w:hyperlink r:id="rId32" w:history="1">
+        <w:hyperlink r:id="rId34" w:history="1">
           <w:r>
             <w:rPr>
               <w:rStyle w:val="Hyperlink"/>
@@ -5976,7 +5977,7 @@
           <w:sz w:val="24"/>
           <w:u w:val="single"/>
         </w:rPr>
-        <w:hyperlink r:id="rId32" w:history="1">
+        <w:hyperlink r:id="rId34" w:history="1">
           <w:r>
             <w:rPr>
               <w:rStyle w:val="Hyperlink"/>
@@ -5994,12 +5995,12 @@
           <w:sz w:val="24"/>
           <w:u w:val="single"/>
         </w:rPr>
-        <w:hyperlink r:id="rId32" w:history="1">
+        <w:hyperlink r:id="rId34" w:history="1">
           <w:r>
             <w:rPr>
               <w:rStyle w:val="Hyperlink"/>
             </w:rPr>
-            <w:t>profiel</w:t>
+            <w:t>profie</w:t>
           </w:r>
         </w:hyperlink>
       </w:r>
@@ -6010,25 +6011,13 @@
           <w:i w:val="0"/>
           <w:color w:val="0000FF"/>
           <w:sz w:val="24"/>
-          <w:u w:val="single"/>
-        </w:rPr>
-        <w:t>-</w:t>
-      </w:r>
-      <w:r>
-        <w:rPr>
-          <w:rFonts w:ascii="Charis SIL Regular" w:hAnsi="Charis SIL Regular" w:eastAsia="Charis SIL Regular"/>
-          <w:b w:val="0"/>
-          <w:i w:val="0"/>
-          <w:color w:val="0000FF"/>
-          <w:sz w:val="24"/>
-          <w:u w:val="single"/>
-        </w:rPr>
-        <w:hyperlink r:id="rId32" w:history="1">
+        </w:rPr>
+        <w:hyperlink r:id="rId34" w:history="1">
           <w:r>
             <w:rPr>
               <w:rStyle w:val="Hyperlink"/>
             </w:rPr>
-            <w:t>als</w:t>
+            <w:t>l</w:t>
           </w:r>
         </w:hyperlink>
       </w:r>
@@ -6051,7 +6040,25 @@
           <w:sz w:val="24"/>
           <w:u w:val="single"/>
         </w:rPr>
-        <w:hyperlink r:id="rId32" w:history="1">
+        <w:hyperlink r:id="rId34" w:history="1">
+          <w:r>
+            <w:rPr>
+              <w:rStyle w:val="Hyperlink"/>
+            </w:rPr>
+            <w:t>als-</w:t>
+          </w:r>
+        </w:hyperlink>
+      </w:r>
+      <w:r>
+        <w:rPr>
+          <w:rFonts w:ascii="Charis SIL Regular" w:hAnsi="Charis SIL Regular" w:eastAsia="Charis SIL Regular"/>
+          <w:b w:val="0"/>
+          <w:i w:val="0"/>
+          <w:color w:val="0000FF"/>
+          <w:sz w:val="24"/>
+          <w:u w:val="single"/>
+        </w:rPr>
+        <w:hyperlink r:id="rId34" w:history="1">
           <w:r>
             <w:rPr>
               <w:rStyle w:val="Hyperlink"/>
@@ -6069,7 +6076,7 @@
           <w:sz w:val="24"/>
           <w:u w:val="single"/>
         </w:rPr>
-        <w:hyperlink r:id="rId32" w:history="1">
+        <w:hyperlink r:id="rId34" w:history="1">
           <w:r>
             <w:rPr>
               <w:rStyle w:val="Hyperlink"/>
@@ -6087,7 +6094,7 @@
           <w:sz w:val="24"/>
           <w:u w:val="single"/>
         </w:rPr>
-        <w:hyperlink r:id="rId32" w:history="1">
+        <w:hyperlink r:id="rId34" w:history="1">
           <w:r>
             <w:rPr>
               <w:rStyle w:val="Hyperlink"/>
@@ -6105,7 +6112,7 @@
           <w:sz w:val="24"/>
           <w:u w:val="single"/>
         </w:rPr>
-        <w:hyperlink r:id="rId32" w:history="1">
+        <w:hyperlink r:id="rId34" w:history="1">
           <w:r>
             <w:rPr>
               <w:rStyle w:val="Hyperlink"/>
@@ -6226,7 +6233,7 @@
           <w:sz w:val="24"/>
           <w:u w:val="single"/>
         </w:rPr>
-        <w:hyperlink r:id="rId33" w:history="1">
+        <w:hyperlink r:id="rId35" w:history="1">
           <w:r>
             <w:rPr>
               <w:rStyle w:val="Hyperlink"/>
@@ -6255,7 +6262,7 @@
           <w:sz w:val="24"/>
           <w:u w:val="single"/>
         </w:rPr>
-        <w:hyperlink r:id="rId33" w:history="1">
+        <w:hyperlink r:id="rId35" w:history="1">
           <w:r>
             <w:rPr>
               <w:rStyle w:val="Hyperlink"/>
@@ -6283,7 +6290,7 @@
           <w:sz w:val="24"/>
           <w:u w:val="single"/>
         </w:rPr>
-        <w:hyperlink r:id="rId34" w:history="1">
+        <w:hyperlink r:id="rId36" w:history="1">
           <w:r>
             <w:rPr>
               <w:rStyle w:val="Hyperlink"/>
@@ -6312,7 +6319,7 @@
           <w:sz w:val="24"/>
           <w:u w:val="single"/>
         </w:rPr>
-        <w:hyperlink r:id="rId34" w:history="1">
+        <w:hyperlink r:id="rId36" w:history="1">
           <w:r>
             <w:rPr>
               <w:rStyle w:val="Hyperlink"/>

--- a/EXPORTS/DOCX/published/niveau2/English/Ghana.docx
+++ b/EXPORTS/DOCX/published/niveau2/English/Ghana.docx
@@ -3932,8 +3932,9 @@
           <w:i w:val="0"/>
           <w:color w:val="0000FF"/>
           <w:sz w:val="24"/>
-        </w:rPr>
-        <w:t>i</w:t>
+          <w:u w:val="single"/>
+        </w:rPr>
+        <w:t>ic Societ</w:t>
       </w:r>
       <w:r>
         <w:rPr>
@@ -3942,9 +3943,8 @@
           <w:i w:val="0"/>
           <w:color w:val="0000FF"/>
           <w:sz w:val="24"/>
-          <w:u w:val="single"/>
-        </w:rPr>
-        <w:t>c Society</w:t>
+        </w:rPr>
+        <w:t>y</w:t>
       </w:r>
       <w:r>
         <w:br/>
@@ -4361,7 +4361,7 @@
           <w:sz w:val="24"/>
           <w:u w:val="single"/>
         </w:rPr>
-        <w:hyperlink r:id="rId23" w:history="1">
+        <w:hyperlink r:id="rId24" w:history="1">
           <w:r>
             <w:rPr>
               <w:rStyle w:val="Hyperlink"/>
@@ -4379,7 +4379,7 @@
           <w:sz w:val="24"/>
           <w:u w:val="single"/>
         </w:rPr>
-        <w:hyperlink r:id="rId23" w:history="1">
+        <w:hyperlink r:id="rId24" w:history="1">
           <w:r>
             <w:rPr>
               <w:rStyle w:val="Hyperlink"/>
@@ -4408,7 +4408,6 @@
       </w:r>
       <w:r>
         <w:rPr>
-          <w:u w:val="single" w:color="0000ff"/>
           <w:rFonts w:ascii="Charis SIL Regular" w:hAnsi="Charis SIL Regular" w:eastAsia="Charis SIL Regular"/>
           <w:b w:val="0"/>
           <w:i w:val="0"/>
@@ -4426,7 +4425,7 @@
           <w:sz w:val="24"/>
           <w:u w:val="single"/>
         </w:rPr>
-        <w:hyperlink r:id="rId25" w:history="1">
+        <w:hyperlink r:id="rId23" w:history="1">
           <w:r>
             <w:rPr>
               <w:rStyle w:val="Hyperlink"/>
@@ -4473,7 +4472,7 @@
           <w:sz w:val="24"/>
           <w:u w:val="single"/>
         </w:rPr>
-        <w:hyperlink r:id="rId23" w:history="1">
+        <w:hyperlink r:id="rId25" w:history="1">
           <w:r>
             <w:rPr>
               <w:rStyle w:val="Hyperlink"/>
@@ -4927,7 +4926,7 @@
           <w:sz w:val="24"/>
           <w:u w:val="single"/>
         </w:rPr>
-        <w:hyperlink r:id="rId27" w:history="1">
+        <w:hyperlink r:id="rId19" w:history="1">
           <w:r>
             <w:rPr>
               <w:rStyle w:val="Hyperlink"/>
@@ -4974,7 +4973,7 @@
           <w:sz w:val="24"/>
           <w:u w:val="single"/>
         </w:rPr>
-        <w:hyperlink r:id="rId19" w:history="1">
+        <w:hyperlink r:id="rId27" w:history="1">
           <w:r>
             <w:rPr>
               <w:rStyle w:val="Hyperlink"/>
@@ -4985,7 +4984,6 @@
       </w:r>
       <w:r>
         <w:rPr>
-          <w:u w:val="single" w:color="0000ff"/>
           <w:rFonts w:ascii="Charis SIL Regular" w:hAnsi="Charis SIL Regular" w:eastAsia="Charis SIL Regular"/>
           <w:b w:val="0"/>
           <w:i w:val="0"/>
@@ -5010,7 +5008,7 @@
           <w:sz w:val="24"/>
           <w:u w:val="single"/>
         </w:rPr>
-        <w:hyperlink r:id="rId19" w:history="1">
+        <w:hyperlink r:id="rId28" w:history="1">
           <w:r>
             <w:rPr>
               <w:rStyle w:val="Hyperlink"/>
@@ -5057,7 +5055,7 @@
           <w:sz w:val="24"/>
           <w:u w:val="single"/>
         </w:rPr>
-        <w:hyperlink r:id="rId19" w:history="1">
+        <w:hyperlink r:id="rId28" w:history="1">
           <w:r>
             <w:rPr>
               <w:rStyle w:val="Hyperlink"/>
@@ -5075,7 +5073,7 @@
           <w:sz w:val="24"/>
           <w:u w:val="single"/>
         </w:rPr>
-        <w:hyperlink r:id="rId19" w:history="1">
+        <w:hyperlink r:id="rId28" w:history="1">
           <w:r>
             <w:rPr>
               <w:rStyle w:val="Hyperlink"/>
@@ -5288,7 +5286,7 @@
           <w:sz w:val="24"/>
           <w:u w:val="single"/>
         </w:rPr>
-        <w:hyperlink r:id="rId29" w:history="1">
+        <w:hyperlink r:id="rId30" w:history="1">
           <w:r>
             <w:rPr>
               <w:rStyle w:val="Hyperlink"/>
@@ -5306,7 +5304,7 @@
           <w:sz w:val="24"/>
           <w:u w:val="single"/>
         </w:rPr>
-        <w:hyperlink r:id="rId29" w:history="1">
+        <w:hyperlink r:id="rId30" w:history="1">
           <w:r>
             <w:rPr>
               <w:rStyle w:val="Hyperlink"/>
@@ -6000,7 +5998,7 @@
             <w:rPr>
               <w:rStyle w:val="Hyperlink"/>
             </w:rPr>
-            <w:t>profie</w:t>
+            <w:t>profiel</w:t>
           </w:r>
         </w:hyperlink>
       </w:r>
@@ -6011,13 +6009,25 @@
           <w:i w:val="0"/>
           <w:color w:val="0000FF"/>
           <w:sz w:val="24"/>
+          <w:u w:val="single"/>
+        </w:rPr>
+        <w:t>-</w:t>
+      </w:r>
+      <w:r>
+        <w:rPr>
+          <w:rFonts w:ascii="Charis SIL Regular" w:hAnsi="Charis SIL Regular" w:eastAsia="Charis SIL Regular"/>
+          <w:b w:val="0"/>
+          <w:i w:val="0"/>
+          <w:color w:val="0000FF"/>
+          <w:sz w:val="24"/>
+          <w:u w:val="single"/>
         </w:rPr>
         <w:hyperlink r:id="rId34" w:history="1">
           <w:r>
             <w:rPr>
               <w:rStyle w:val="Hyperlink"/>
             </w:rPr>
-            <w:t>l</w:t>
+            <w:t>als</w:t>
           </w:r>
         </w:hyperlink>
       </w:r>
@@ -6030,24 +6040,6 @@
           <w:sz w:val="24"/>
         </w:rPr>
         <w:t>-</w:t>
-      </w:r>
-      <w:r>
-        <w:rPr>
-          <w:rFonts w:ascii="Charis SIL Regular" w:hAnsi="Charis SIL Regular" w:eastAsia="Charis SIL Regular"/>
-          <w:b w:val="0"/>
-          <w:i w:val="0"/>
-          <w:color w:val="0000FF"/>
-          <w:sz w:val="24"/>
-          <w:u w:val="single"/>
-        </w:rPr>
-        <w:hyperlink r:id="rId34" w:history="1">
-          <w:r>
-            <w:rPr>
-              <w:rStyle w:val="Hyperlink"/>
-            </w:rPr>
-            <w:t>als-</w:t>
-          </w:r>
-        </w:hyperlink>
       </w:r>
       <w:r>
         <w:rPr>

--- a/EXPORTS/DOCX/published/niveau2/English/Ghana.docx
+++ b/EXPORTS/DOCX/published/niveau2/English/Ghana.docx
@@ -1286,7 +1286,7 @@
             <w:rPr>
               <w:rStyle w:val="Hyperlink"/>
             </w:rPr>
-            <w:t>buffal</w:t>
+            <w:t>buffa</w:t>
           </w:r>
         </w:hyperlink>
       </w:r>
@@ -1297,36 +1297,13 @@
           <w:i w:val="0"/>
           <w:color w:val="0000FF"/>
           <w:sz w:val="24"/>
-          <w:u w:val="single"/>
-        </w:rPr>
-        <w:t>o</w:t>
-      </w:r>
-      <w:r>
-        <w:rPr>
-          <w:rFonts w:ascii="Charis SIL Regular" w:hAnsi="Charis SIL Regular" w:eastAsia="Charis SIL Regular"/>
-          <w:b w:val="0"/>
-          <w:i w:val="0"/>
-          <w:color w:val="0000FF"/>
-          <w:sz w:val="24"/>
-          <w:u w:val="single"/>
-        </w:rPr>
-        <w:t xml:space="preserve"> </w:t>
-      </w:r>
-      <w:r>
-        <w:rPr>
-          <w:rFonts w:ascii="Charis SIL Regular" w:hAnsi="Charis SIL Regular" w:eastAsia="Charis SIL Regular"/>
-          <w:b w:val="0"/>
-          <w:i w:val="0"/>
-          <w:color w:val="0000FF"/>
-          <w:sz w:val="24"/>
-          <w:u w:val="single"/>
         </w:rPr>
         <w:hyperlink r:id="rId14" w:history="1">
           <w:r>
             <w:rPr>
               <w:rStyle w:val="Hyperlink"/>
             </w:rPr>
-            <w:t>hor</w:t>
+            <w:t>l</w:t>
           </w:r>
         </w:hyperlink>
       </w:r>
@@ -1338,7 +1315,36 @@
           <w:color w:val="0000FF"/>
           <w:sz w:val="24"/>
         </w:rPr>
-        <w:t>n</w:t>
+        <w:t>o</w:t>
+      </w:r>
+      <w:r>
+        <w:rPr>
+          <w:rFonts w:ascii="Charis SIL Regular" w:hAnsi="Charis SIL Regular" w:eastAsia="Charis SIL Regular"/>
+          <w:b w:val="0"/>
+          <w:i w:val="0"/>
+          <w:color w:val="0000FF"/>
+          <w:sz w:val="24"/>
+          <w:u w:val="single"/>
+        </w:rPr>
+        <w:t xml:space="preserve"> </w:t>
+      </w:r>
+      <w:r>
+        <w:rPr>
+          <w:rFonts w:ascii="Charis SIL Regular" w:hAnsi="Charis SIL Regular" w:eastAsia="Charis SIL Regular"/>
+          <w:b w:val="0"/>
+          <w:i w:val="0"/>
+          <w:color w:val="0000FF"/>
+          <w:sz w:val="24"/>
+          <w:u w:val="single"/>
+        </w:rPr>
+        <w:hyperlink r:id="rId14" w:history="1">
+          <w:r>
+            <w:rPr>
+              <w:rStyle w:val="Hyperlink"/>
+            </w:rPr>
+            <w:t>horn</w:t>
+          </w:r>
+        </w:hyperlink>
       </w:r>
       <w:r>
         <w:rPr>
@@ -4361,7 +4367,7 @@
           <w:sz w:val="24"/>
           <w:u w:val="single"/>
         </w:rPr>
-        <w:hyperlink r:id="rId24" w:history="1">
+        <w:hyperlink r:id="rId23" w:history="1">
           <w:r>
             <w:rPr>
               <w:rStyle w:val="Hyperlink"/>
@@ -4379,7 +4385,7 @@
           <w:sz w:val="24"/>
           <w:u w:val="single"/>
         </w:rPr>
-        <w:hyperlink r:id="rId24" w:history="1">
+        <w:hyperlink r:id="rId23" w:history="1">
           <w:r>
             <w:rPr>
               <w:rStyle w:val="Hyperlink"/>
@@ -4443,7 +4449,7 @@
           <w:sz w:val="24"/>
           <w:u w:val="single"/>
         </w:rPr>
-        <w:hyperlink r:id="rId25" w:history="1">
+        <w:hyperlink r:id="rId23" w:history="1">
           <w:r>
             <w:rPr>
               <w:rStyle w:val="Hyperlink"/>
@@ -4656,16 +4662,8 @@
           <w:i w:val="0"/>
           <w:color w:val="0000FF"/>
           <w:sz w:val="24"/>
-          <w:u w:val="single"/>
-        </w:rPr>
-        <w:hyperlink r:id="rId26" w:history="1">
-          <w:r>
-            <w:rPr>
-              <w:rStyle w:val="Hyperlink"/>
-            </w:rPr>
-            <w:t>page/31</w:t>
-          </w:r>
-        </w:hyperlink>
+        </w:rPr>
+        <w:t>page/31</w:t>
       </w:r>
     </w:p>
     <w:p>
@@ -4880,28 +4878,98 @@
           <w:i w:val="0"/>
           <w:color w:val="0000FF"/>
           <w:sz w:val="24"/>
+          <w:u w:val="single"/>
+        </w:rPr>
+        <w:t>l</w:t>
+      </w:r>
+      <w:r>
+        <w:rPr>
+          <w:rFonts w:ascii="Charis SIL Regular" w:hAnsi="Charis SIL Regular" w:eastAsia="Charis SIL Regular"/>
+          <w:b w:val="0"/>
+          <w:i w:val="0"/>
+          <w:color w:val="0000FF"/>
+          <w:sz w:val="24"/>
+        </w:rPr>
+        <w:t>e</w:t>
+      </w:r>
+      <w:r>
+        <w:rPr>
+          <w:rFonts w:ascii="Charis SIL Regular" w:hAnsi="Charis SIL Regular" w:eastAsia="Charis SIL Regular"/>
+          <w:b w:val="0"/>
+          <w:i w:val="0"/>
+          <w:color w:val="000000"/>
+          <w:sz w:val="24"/>
+        </w:rPr>
+        <w:t xml:space="preserve">, </w:t>
+      </w:r>
+      <w:r>
+        <w:rPr>
+          <w:rFonts w:ascii="Charis SIL Regular" w:hAnsi="Charis SIL Regular" w:eastAsia="Charis SIL Regular"/>
+          <w:b w:val="0"/>
+          <w:i w:val="0"/>
+          <w:color w:val="0000FF"/>
+          <w:sz w:val="24"/>
+          <w:u w:val="single"/>
+        </w:rPr>
+        <w:hyperlink r:id="rId27" w:history="1">
+          <w:r>
+            <w:rPr>
+              <w:rStyle w:val="Hyperlink"/>
+            </w:rPr>
+            <w:t>ISB</w:t>
+          </w:r>
+        </w:hyperlink>
+      </w:r>
+      <w:r>
+        <w:rPr>
+          <w:rFonts w:ascii="Charis SIL Regular" w:hAnsi="Charis SIL Regular" w:eastAsia="Charis SIL Regular"/>
+          <w:b w:val="0"/>
+          <w:i w:val="0"/>
+          <w:color w:val="0000FF"/>
+          <w:sz w:val="24"/>
+          <w:u w:val="single"/>
+        </w:rPr>
+        <w:hyperlink r:id="rId27" w:history="1">
+          <w:r>
+            <w:rPr>
+              <w:rStyle w:val="Hyperlink"/>
+            </w:rPr>
+            <w:t>N</w:t>
+          </w:r>
+        </w:hyperlink>
+      </w:r>
+      <w:r>
+        <w:rPr>
+          <w:rFonts w:ascii="Charis SIL Regular" w:hAnsi="Charis SIL Regular" w:eastAsia="Charis SIL Regular"/>
+          <w:b w:val="0"/>
+          <w:i w:val="0"/>
+          <w:color w:val="0000FF"/>
+          <w:sz w:val="24"/>
+          <w:u w:val="single"/>
+        </w:rPr>
+        <w:t xml:space="preserve"> </w:t>
+      </w:r>
+      <w:r>
+        <w:rPr>
+          <w:rFonts w:ascii="Charis SIL Regular" w:hAnsi="Charis SIL Regular" w:eastAsia="Charis SIL Regular"/>
+          <w:b w:val="0"/>
+          <w:i w:val="0"/>
+          <w:color w:val="0000FF"/>
+          <w:sz w:val="24"/>
+          <w:u w:val="single"/>
         </w:rPr>
         <w:hyperlink r:id="rId19" w:history="1">
           <w:r>
             <w:rPr>
               <w:rStyle w:val="Hyperlink"/>
             </w:rPr>
-            <w:t>l</w:t>
+            <w:t>978-90-04-15850-4</w:t>
           </w:r>
         </w:hyperlink>
       </w:r>
       <w:r>
         <w:rPr>
-          <w:rFonts w:ascii="Charis SIL Regular" w:hAnsi="Charis SIL Regular" w:eastAsia="Charis SIL Regular"/>
-          <w:b w:val="0"/>
-          <w:i w:val="0"/>
-          <w:color w:val="0000FF"/>
-          <w:sz w:val="24"/>
-        </w:rPr>
-        <w:t>e</w:t>
-      </w:r>
-      <w:r>
-        <w:rPr>
+          <w:u w:val="single" w:color="0000ff"/>
           <w:rFonts w:ascii="Charis SIL Regular" w:hAnsi="Charis SIL Regular" w:eastAsia="Charis SIL Regular"/>
           <w:b w:val="0"/>
           <w:i w:val="0"/>
@@ -4931,88 +4999,6 @@
             <w:rPr>
               <w:rStyle w:val="Hyperlink"/>
             </w:rPr>
-            <w:t>ISB</w:t>
-          </w:r>
-        </w:hyperlink>
-      </w:r>
-      <w:r>
-        <w:rPr>
-          <w:rFonts w:ascii="Charis SIL Regular" w:hAnsi="Charis SIL Regular" w:eastAsia="Charis SIL Regular"/>
-          <w:b w:val="0"/>
-          <w:i w:val="0"/>
-          <w:color w:val="0000FF"/>
-          <w:sz w:val="24"/>
-          <w:u w:val="single"/>
-        </w:rPr>
-        <w:hyperlink r:id="rId19" w:history="1">
-          <w:r>
-            <w:rPr>
-              <w:rStyle w:val="Hyperlink"/>
-            </w:rPr>
-            <w:t>N</w:t>
-          </w:r>
-        </w:hyperlink>
-      </w:r>
-      <w:r>
-        <w:rPr>
-          <w:rFonts w:ascii="Charis SIL Regular" w:hAnsi="Charis SIL Regular" w:eastAsia="Charis SIL Regular"/>
-          <w:b w:val="0"/>
-          <w:i w:val="0"/>
-          <w:color w:val="0000FF"/>
-          <w:sz w:val="24"/>
-          <w:u w:val="single"/>
-        </w:rPr>
-        <w:t xml:space="preserve"> </w:t>
-      </w:r>
-      <w:r>
-        <w:rPr>
-          <w:rFonts w:ascii="Charis SIL Regular" w:hAnsi="Charis SIL Regular" w:eastAsia="Charis SIL Regular"/>
-          <w:b w:val="0"/>
-          <w:i w:val="0"/>
-          <w:color w:val="0000FF"/>
-          <w:sz w:val="24"/>
-          <w:u w:val="single"/>
-        </w:rPr>
-        <w:hyperlink r:id="rId27" w:history="1">
-          <w:r>
-            <w:rPr>
-              <w:rStyle w:val="Hyperlink"/>
-            </w:rPr>
-            <w:t>978-90-04-15850-4</w:t>
-          </w:r>
-        </w:hyperlink>
-      </w:r>
-      <w:r>
-        <w:rPr>
-          <w:rFonts w:ascii="Charis SIL Regular" w:hAnsi="Charis SIL Regular" w:eastAsia="Charis SIL Regular"/>
-          <w:b w:val="0"/>
-          <w:i w:val="0"/>
-          <w:color w:val="000000"/>
-          <w:sz w:val="24"/>
-        </w:rPr>
-        <w:hyperlink r:id="rId19" w:history="1">
-          <w:r>
-            <w:rPr>
-              <w:rStyle w:val="Hyperlink"/>
-            </w:rPr>
-            <w:t xml:space="preserve">, </w:t>
-          </w:r>
-        </w:hyperlink>
-      </w:r>
-      <w:r>
-        <w:rPr>
-          <w:rFonts w:ascii="Charis SIL Regular" w:hAnsi="Charis SIL Regular" w:eastAsia="Charis SIL Regular"/>
-          <w:b w:val="0"/>
-          <w:i w:val="0"/>
-          <w:color w:val="0000FF"/>
-          <w:sz w:val="24"/>
-          <w:u w:val="single"/>
-        </w:rPr>
-        <w:hyperlink r:id="rId28" w:history="1">
-          <w:r>
-            <w:rPr>
-              <w:rStyle w:val="Hyperlink"/>
-            </w:rPr>
             <w:t>Wo</w:t>
           </w:r>
         </w:hyperlink>
@@ -5026,7 +5012,7 @@
           <w:sz w:val="24"/>
           <w:u w:val="single"/>
         </w:rPr>
-        <w:hyperlink r:id="rId28" w:history="1">
+        <w:hyperlink r:id="rId19" w:history="1">
           <w:r>
             <w:rPr>
               <w:rStyle w:val="Hyperlink"/>
@@ -5286,7 +5272,7 @@
           <w:sz w:val="24"/>
           <w:u w:val="single"/>
         </w:rPr>
-        <w:hyperlink r:id="rId30" w:history="1">
+        <w:hyperlink r:id="rId29" w:history="1">
           <w:r>
             <w:rPr>
               <w:rStyle w:val="Hyperlink"/>
@@ -5304,7 +5290,7 @@
           <w:sz w:val="24"/>
           <w:u w:val="single"/>
         </w:rPr>
-        <w:hyperlink r:id="rId30" w:history="1">
+        <w:hyperlink r:id="rId29" w:history="1">
           <w:r>
             <w:rPr>
               <w:rStyle w:val="Hyperlink"/>
@@ -5333,7 +5319,7 @@
           <w:sz w:val="24"/>
           <w:u w:val="single"/>
         </w:rPr>
-        <w:hyperlink r:id="rId30" w:history="1">
+        <w:hyperlink r:id="rId29" w:history="1">
           <w:r>
             <w:rPr>
               <w:rStyle w:val="Hyperlink"/>
@@ -5440,7 +5426,7 @@
           <w:sz w:val="24"/>
           <w:u w:val="single"/>
         </w:rPr>
-        <w:hyperlink r:id="rId31" w:history="1">
+        <w:hyperlink r:id="rId30" w:history="1">
           <w:r>
             <w:rPr>
               <w:rStyle w:val="Hyperlink"/>
@@ -5469,7 +5455,7 @@
           <w:sz w:val="24"/>
           <w:u w:val="single"/>
         </w:rPr>
-        <w:hyperlink r:id="rId31" w:history="1">
+        <w:hyperlink r:id="rId30" w:history="1">
           <w:r>
             <w:rPr>
               <w:rStyle w:val="Hyperlink"/>
@@ -5497,7 +5483,7 @@
           <w:sz w:val="24"/>
           <w:u w:val="single"/>
         </w:rPr>
-        <w:hyperlink r:id="rId32" w:history="1">
+        <w:hyperlink r:id="rId31" w:history="1">
           <w:r>
             <w:rPr>
               <w:rStyle w:val="Hyperlink"/>
@@ -5526,7 +5512,7 @@
           <w:sz w:val="24"/>
           <w:u w:val="single"/>
         </w:rPr>
-        <w:hyperlink r:id="rId32" w:history="1">
+        <w:hyperlink r:id="rId31" w:history="1">
           <w:r>
             <w:rPr>
               <w:rStyle w:val="Hyperlink"/>
@@ -5650,7 +5636,7 @@
           <w:sz w:val="24"/>
           <w:u w:val="single"/>
         </w:rPr>
-        <w:hyperlink r:id="rId33" w:history="1">
+        <w:hyperlink r:id="rId32" w:history="1">
           <w:r>
             <w:rPr>
               <w:rStyle w:val="Hyperlink"/>
@@ -5668,7 +5654,7 @@
           <w:sz w:val="24"/>
           <w:u w:val="single"/>
         </w:rPr>
-        <w:hyperlink r:id="rId33" w:history="1">
+        <w:hyperlink r:id="rId32" w:history="1">
           <w:r>
             <w:rPr>
               <w:rStyle w:val="Hyperlink"/>
@@ -5686,7 +5672,7 @@
           <w:sz w:val="24"/>
           <w:u w:val="single"/>
         </w:rPr>
-        <w:hyperlink r:id="rId33" w:history="1">
+        <w:hyperlink r:id="rId32" w:history="1">
           <w:r>
             <w:rPr>
               <w:rStyle w:val="Hyperlink"/>
@@ -5867,7 +5853,7 @@
           <w:sz w:val="24"/>
           <w:u w:val="single"/>
         </w:rPr>
-        <w:hyperlink r:id="rId34" w:history="1">
+        <w:hyperlink r:id="rId33" w:history="1">
           <w:r>
             <w:rPr>
               <w:rStyle w:val="Hyperlink"/>
@@ -5885,7 +5871,7 @@
           <w:sz w:val="24"/>
           <w:u w:val="single"/>
         </w:rPr>
-        <w:hyperlink r:id="rId34" w:history="1">
+        <w:hyperlink r:id="rId33" w:history="1">
           <w:r>
             <w:rPr>
               <w:rStyle w:val="Hyperlink"/>
@@ -5903,7 +5889,7 @@
           <w:sz w:val="24"/>
           <w:u w:val="single"/>
         </w:rPr>
-        <w:hyperlink r:id="rId34" w:history="1">
+        <w:hyperlink r:id="rId33" w:history="1">
           <w:r>
             <w:rPr>
               <w:rStyle w:val="Hyperlink"/>
@@ -5921,7 +5907,7 @@
           <w:sz w:val="24"/>
           <w:u w:val="single"/>
         </w:rPr>
-        <w:hyperlink r:id="rId34" w:history="1">
+        <w:hyperlink r:id="rId33" w:history="1">
           <w:r>
             <w:rPr>
               <w:rStyle w:val="Hyperlink"/>
@@ -5939,7 +5925,7 @@
           <w:sz w:val="24"/>
           <w:u w:val="single"/>
         </w:rPr>
-        <w:hyperlink r:id="rId34" w:history="1">
+        <w:hyperlink r:id="rId33" w:history="1">
           <w:r>
             <w:rPr>
               <w:rStyle w:val="Hyperlink"/>
@@ -5957,7 +5943,7 @@
           <w:sz w:val="24"/>
           <w:u w:val="single"/>
         </w:rPr>
-        <w:hyperlink r:id="rId34" w:history="1">
+        <w:hyperlink r:id="rId33" w:history="1">
           <w:r>
             <w:rPr>
               <w:rStyle w:val="Hyperlink"/>
@@ -5975,7 +5961,7 @@
           <w:sz w:val="24"/>
           <w:u w:val="single"/>
         </w:rPr>
-        <w:hyperlink r:id="rId34" w:history="1">
+        <w:hyperlink r:id="rId33" w:history="1">
           <w:r>
             <w:rPr>
               <w:rStyle w:val="Hyperlink"/>
@@ -5993,12 +5979,12 @@
           <w:sz w:val="24"/>
           <w:u w:val="single"/>
         </w:rPr>
-        <w:hyperlink r:id="rId34" w:history="1">
+        <w:hyperlink r:id="rId33" w:history="1">
           <w:r>
             <w:rPr>
               <w:rStyle w:val="Hyperlink"/>
             </w:rPr>
-            <w:t>profiel</w:t>
+            <w:t>profie</w:t>
           </w:r>
         </w:hyperlink>
       </w:r>
@@ -6009,25 +5995,13 @@
           <w:i w:val="0"/>
           <w:color w:val="0000FF"/>
           <w:sz w:val="24"/>
-          <w:u w:val="single"/>
-        </w:rPr>
-        <w:t>-</w:t>
-      </w:r>
-      <w:r>
-        <w:rPr>
-          <w:rFonts w:ascii="Charis SIL Regular" w:hAnsi="Charis SIL Regular" w:eastAsia="Charis SIL Regular"/>
-          <w:b w:val="0"/>
-          <w:i w:val="0"/>
-          <w:color w:val="0000FF"/>
-          <w:sz w:val="24"/>
-          <w:u w:val="single"/>
-        </w:rPr>
-        <w:hyperlink r:id="rId34" w:history="1">
+        </w:rPr>
+        <w:hyperlink r:id="rId33" w:history="1">
           <w:r>
             <w:rPr>
               <w:rStyle w:val="Hyperlink"/>
             </w:rPr>
-            <w:t>als</w:t>
+            <w:t>l</w:t>
           </w:r>
         </w:hyperlink>
       </w:r>
@@ -6050,7 +6024,25 @@
           <w:sz w:val="24"/>
           <w:u w:val="single"/>
         </w:rPr>
-        <w:hyperlink r:id="rId34" w:history="1">
+        <w:hyperlink r:id="rId33" w:history="1">
+          <w:r>
+            <w:rPr>
+              <w:rStyle w:val="Hyperlink"/>
+            </w:rPr>
+            <w:t>als-</w:t>
+          </w:r>
+        </w:hyperlink>
+      </w:r>
+      <w:r>
+        <w:rPr>
+          <w:rFonts w:ascii="Charis SIL Regular" w:hAnsi="Charis SIL Regular" w:eastAsia="Charis SIL Regular"/>
+          <w:b w:val="0"/>
+          <w:i w:val="0"/>
+          <w:color w:val="0000FF"/>
+          <w:sz w:val="24"/>
+          <w:u w:val="single"/>
+        </w:rPr>
+        <w:hyperlink r:id="rId33" w:history="1">
           <w:r>
             <w:rPr>
               <w:rStyle w:val="Hyperlink"/>
@@ -6068,7 +6060,7 @@
           <w:sz w:val="24"/>
           <w:u w:val="single"/>
         </w:rPr>
-        <w:hyperlink r:id="rId34" w:history="1">
+        <w:hyperlink r:id="rId33" w:history="1">
           <w:r>
             <w:rPr>
               <w:rStyle w:val="Hyperlink"/>
@@ -6086,7 +6078,7 @@
           <w:sz w:val="24"/>
           <w:u w:val="single"/>
         </w:rPr>
-        <w:hyperlink r:id="rId34" w:history="1">
+        <w:hyperlink r:id="rId33" w:history="1">
           <w:r>
             <w:rPr>
               <w:rStyle w:val="Hyperlink"/>
@@ -6104,7 +6096,7 @@
           <w:sz w:val="24"/>
           <w:u w:val="single"/>
         </w:rPr>
-        <w:hyperlink r:id="rId34" w:history="1">
+        <w:hyperlink r:id="rId33" w:history="1">
           <w:r>
             <w:rPr>
               <w:rStyle w:val="Hyperlink"/>
@@ -6225,7 +6217,7 @@
           <w:sz w:val="24"/>
           <w:u w:val="single"/>
         </w:rPr>
-        <w:hyperlink r:id="rId35" w:history="1">
+        <w:hyperlink r:id="rId34" w:history="1">
           <w:r>
             <w:rPr>
               <w:rStyle w:val="Hyperlink"/>
@@ -6254,7 +6246,7 @@
           <w:sz w:val="24"/>
           <w:u w:val="single"/>
         </w:rPr>
-        <w:hyperlink r:id="rId35" w:history="1">
+        <w:hyperlink r:id="rId34" w:history="1">
           <w:r>
             <w:rPr>
               <w:rStyle w:val="Hyperlink"/>
@@ -6282,7 +6274,7 @@
           <w:sz w:val="24"/>
           <w:u w:val="single"/>
         </w:rPr>
-        <w:hyperlink r:id="rId36" w:history="1">
+        <w:hyperlink r:id="rId35" w:history="1">
           <w:r>
             <w:rPr>
               <w:rStyle w:val="Hyperlink"/>
@@ -6311,7 +6303,7 @@
           <w:sz w:val="24"/>
           <w:u w:val="single"/>
         </w:rPr>
-        <w:hyperlink r:id="rId36" w:history="1">
+        <w:hyperlink r:id="rId35" w:history="1">
           <w:r>
             <w:rPr>
               <w:rStyle w:val="Hyperlink"/>

--- a/EXPORTS/DOCX/published/niveau2/English/Ghana.docx
+++ b/EXPORTS/DOCX/published/niveau2/English/Ghana.docx
@@ -1286,7 +1286,7 @@
             <w:rPr>
               <w:rStyle w:val="Hyperlink"/>
             </w:rPr>
-            <w:t>buffa</w:t>
+            <w:t>buffal</w:t>
           </w:r>
         </w:hyperlink>
       </w:r>
@@ -1297,13 +1297,36 @@
           <w:i w:val="0"/>
           <w:color w:val="0000FF"/>
           <w:sz w:val="24"/>
+          <w:u w:val="single"/>
+        </w:rPr>
+        <w:t>o</w:t>
+      </w:r>
+      <w:r>
+        <w:rPr>
+          <w:rFonts w:ascii="Charis SIL Regular" w:hAnsi="Charis SIL Regular" w:eastAsia="Charis SIL Regular"/>
+          <w:b w:val="0"/>
+          <w:i w:val="0"/>
+          <w:color w:val="0000FF"/>
+          <w:sz w:val="24"/>
+          <w:u w:val="single"/>
+        </w:rPr>
+        <w:t xml:space="preserve"> </w:t>
+      </w:r>
+      <w:r>
+        <w:rPr>
+          <w:rFonts w:ascii="Charis SIL Regular" w:hAnsi="Charis SIL Regular" w:eastAsia="Charis SIL Regular"/>
+          <w:b w:val="0"/>
+          <w:i w:val="0"/>
+          <w:color w:val="0000FF"/>
+          <w:sz w:val="24"/>
+          <w:u w:val="single"/>
         </w:rPr>
         <w:hyperlink r:id="rId14" w:history="1">
           <w:r>
             <w:rPr>
               <w:rStyle w:val="Hyperlink"/>
             </w:rPr>
-            <w:t>l</w:t>
+            <w:t>hor</w:t>
           </w:r>
         </w:hyperlink>
       </w:r>
@@ -1315,36 +1338,7 @@
           <w:color w:val="0000FF"/>
           <w:sz w:val="24"/>
         </w:rPr>
-        <w:t>o</w:t>
-      </w:r>
-      <w:r>
-        <w:rPr>
-          <w:rFonts w:ascii="Charis SIL Regular" w:hAnsi="Charis SIL Regular" w:eastAsia="Charis SIL Regular"/>
-          <w:b w:val="0"/>
-          <w:i w:val="0"/>
-          <w:color w:val="0000FF"/>
-          <w:sz w:val="24"/>
-          <w:u w:val="single"/>
-        </w:rPr>
-        <w:t xml:space="preserve"> </w:t>
-      </w:r>
-      <w:r>
-        <w:rPr>
-          <w:rFonts w:ascii="Charis SIL Regular" w:hAnsi="Charis SIL Regular" w:eastAsia="Charis SIL Regular"/>
-          <w:b w:val="0"/>
-          <w:i w:val="0"/>
-          <w:color w:val="0000FF"/>
-          <w:sz w:val="24"/>
-          <w:u w:val="single"/>
-        </w:rPr>
-        <w:hyperlink r:id="rId14" w:history="1">
-          <w:r>
-            <w:rPr>
-              <w:rStyle w:val="Hyperlink"/>
-            </w:rPr>
-            <w:t>horn</w:t>
-          </w:r>
-        </w:hyperlink>
+        <w:t>n</w:t>
       </w:r>
       <w:r>
         <w:rPr>
@@ -3938,19 +3932,19 @@
           <w:i w:val="0"/>
           <w:color w:val="0000FF"/>
           <w:sz w:val="24"/>
+        </w:rPr>
+        <w:t>i</w:t>
+      </w:r>
+      <w:r>
+        <w:rPr>
+          <w:rFonts w:ascii="Charis SIL Regular" w:hAnsi="Charis SIL Regular" w:eastAsia="Charis SIL Regular"/>
+          <w:b w:val="0"/>
+          <w:i w:val="0"/>
+          <w:color w:val="0000FF"/>
+          <w:sz w:val="24"/>
           <w:u w:val="single"/>
         </w:rPr>
-        <w:t>ic Societ</w:t>
-      </w:r>
-      <w:r>
-        <w:rPr>
-          <w:rFonts w:ascii="Charis SIL Regular" w:hAnsi="Charis SIL Regular" w:eastAsia="Charis SIL Regular"/>
-          <w:b w:val="0"/>
-          <w:i w:val="0"/>
-          <w:color w:val="0000FF"/>
-          <w:sz w:val="24"/>
-        </w:rPr>
-        <w:t>y</w:t>
+        <w:t>c Society</w:t>
       </w:r>
       <w:r>
         <w:br/>
@@ -4367,7 +4361,7 @@
           <w:sz w:val="24"/>
           <w:u w:val="single"/>
         </w:rPr>
-        <w:hyperlink r:id="rId23" w:history="1">
+        <w:hyperlink r:id="rId24" w:history="1">
           <w:r>
             <w:rPr>
               <w:rStyle w:val="Hyperlink"/>
@@ -4478,7 +4472,7 @@
           <w:sz w:val="24"/>
           <w:u w:val="single"/>
         </w:rPr>
-        <w:hyperlink r:id="rId25" w:history="1">
+        <w:hyperlink r:id="rId23" w:history="1">
           <w:r>
             <w:rPr>
               <w:rStyle w:val="Hyperlink"/>
@@ -4556,7 +4550,7 @@
           <w:sz w:val="24"/>
           <w:u w:val="single"/>
         </w:rPr>
-        <w:hyperlink r:id="rId26" w:history="1">
+        <w:hyperlink r:id="rId25" w:history="1">
           <w:r>
             <w:rPr>
               <w:rStyle w:val="Hyperlink"/>
@@ -4574,7 +4568,7 @@
           <w:sz w:val="24"/>
           <w:u w:val="single"/>
         </w:rPr>
-        <w:hyperlink r:id="rId26" w:history="1">
+        <w:hyperlink r:id="rId25" w:history="1">
           <w:r>
             <w:rPr>
               <w:rStyle w:val="Hyperlink"/>
@@ -4592,7 +4586,7 @@
           <w:sz w:val="24"/>
           <w:u w:val="single"/>
         </w:rPr>
-        <w:hyperlink r:id="rId26" w:history="1">
+        <w:hyperlink r:id="rId25" w:history="1">
           <w:r>
             <w:rPr>
               <w:rStyle w:val="Hyperlink"/>
@@ -4610,7 +4604,7 @@
           <w:sz w:val="24"/>
           <w:u w:val="single"/>
         </w:rPr>
-        <w:hyperlink r:id="rId26" w:history="1">
+        <w:hyperlink r:id="rId25" w:history="1">
           <w:r>
             <w:rPr>
               <w:rStyle w:val="Hyperlink"/>
@@ -4628,7 +4622,7 @@
           <w:sz w:val="24"/>
           <w:u w:val="single"/>
         </w:rPr>
-        <w:hyperlink r:id="rId26" w:history="1">
+        <w:hyperlink r:id="rId25" w:history="1">
           <w:r>
             <w:rPr>
               <w:rStyle w:val="Hyperlink"/>
@@ -4646,7 +4640,7 @@
           <w:sz w:val="24"/>
           <w:u w:val="single"/>
         </w:rPr>
-        <w:hyperlink r:id="rId26" w:history="1">
+        <w:hyperlink r:id="rId25" w:history="1">
           <w:r>
             <w:rPr>
               <w:rStyle w:val="Hyperlink"/>
@@ -4862,14 +4856,7 @@
           <w:sz w:val="24"/>
           <w:u w:val="single"/>
         </w:rPr>
-        <w:hyperlink r:id="rId19" w:history="1">
-          <w:r>
-            <w:rPr>
-              <w:rStyle w:val="Hyperlink"/>
-            </w:rPr>
-            <w:t>i</w:t>
-          </w:r>
-        </w:hyperlink>
+        <w:t>i</w:t>
       </w:r>
       <w:r>
         <w:rPr>
@@ -4894,6 +4881,7 @@
       </w:r>
       <w:r>
         <w:rPr>
+          <w:u w:val="single" w:color="0000ff"/>
           <w:rFonts w:ascii="Charis SIL Regular" w:hAnsi="Charis SIL Regular" w:eastAsia="Charis SIL Regular"/>
           <w:b w:val="0"/>
           <w:i w:val="0"/>
@@ -4911,7 +4899,7 @@
           <w:sz w:val="24"/>
           <w:u w:val="single"/>
         </w:rPr>
-        <w:hyperlink r:id="rId27" w:history="1">
+        <w:hyperlink r:id="rId26" w:history="1">
           <w:r>
             <w:rPr>
               <w:rStyle w:val="Hyperlink"/>
@@ -4929,7 +4917,7 @@
           <w:sz w:val="24"/>
           <w:u w:val="single"/>
         </w:rPr>
-        <w:hyperlink r:id="rId27" w:history="1">
+        <w:hyperlink r:id="rId19" w:history="1">
           <w:r>
             <w:rPr>
               <w:rStyle w:val="Hyperlink"/>
@@ -5041,7 +5029,7 @@
           <w:sz w:val="24"/>
           <w:u w:val="single"/>
         </w:rPr>
-        <w:hyperlink r:id="rId28" w:history="1">
+        <w:hyperlink r:id="rId27" w:history="1">
           <w:r>
             <w:rPr>
               <w:rStyle w:val="Hyperlink"/>
@@ -5059,7 +5047,7 @@
           <w:sz w:val="24"/>
           <w:u w:val="single"/>
         </w:rPr>
-        <w:hyperlink r:id="rId28" w:history="1">
+        <w:hyperlink r:id="rId27" w:history="1">
           <w:r>
             <w:rPr>
               <w:rStyle w:val="Hyperlink"/>
@@ -5190,7 +5178,7 @@
           <w:sz w:val="24"/>
           <w:u w:val="single"/>
         </w:rPr>
-        <w:hyperlink r:id="rId29" w:history="1">
+        <w:hyperlink r:id="rId28" w:history="1">
           <w:r>
             <w:rPr>
               <w:rStyle w:val="Hyperlink"/>
@@ -5208,7 +5196,7 @@
           <w:sz w:val="24"/>
           <w:u w:val="single"/>
         </w:rPr>
-        <w:hyperlink r:id="rId29" w:history="1">
+        <w:hyperlink r:id="rId28" w:history="1">
           <w:r>
             <w:rPr>
               <w:rStyle w:val="Hyperlink"/>
@@ -5226,7 +5214,7 @@
           <w:sz w:val="24"/>
           <w:u w:val="single"/>
         </w:rPr>
-        <w:hyperlink r:id="rId29" w:history="1">
+        <w:hyperlink r:id="rId28" w:history="1">
           <w:r>
             <w:rPr>
               <w:rStyle w:val="Hyperlink"/>
@@ -5244,7 +5232,7 @@
           <w:sz w:val="24"/>
           <w:u w:val="single"/>
         </w:rPr>
-        <w:hyperlink r:id="rId29" w:history="1">
+        <w:hyperlink r:id="rId28" w:history="1">
           <w:r>
             <w:rPr>
               <w:rStyle w:val="Hyperlink"/>
@@ -5272,7 +5260,7 @@
           <w:sz w:val="24"/>
           <w:u w:val="single"/>
         </w:rPr>
-        <w:hyperlink r:id="rId29" w:history="1">
+        <w:hyperlink r:id="rId28" w:history="1">
           <w:r>
             <w:rPr>
               <w:rStyle w:val="Hyperlink"/>
@@ -5290,7 +5278,7 @@
           <w:sz w:val="24"/>
           <w:u w:val="single"/>
         </w:rPr>
-        <w:hyperlink r:id="rId29" w:history="1">
+        <w:hyperlink r:id="rId28" w:history="1">
           <w:r>
             <w:rPr>
               <w:rStyle w:val="Hyperlink"/>
@@ -5319,7 +5307,7 @@
           <w:sz w:val="24"/>
           <w:u w:val="single"/>
         </w:rPr>
-        <w:hyperlink r:id="rId29" w:history="1">
+        <w:hyperlink r:id="rId28" w:history="1">
           <w:r>
             <w:rPr>
               <w:rStyle w:val="Hyperlink"/>
@@ -5426,7 +5414,7 @@
           <w:sz w:val="24"/>
           <w:u w:val="single"/>
         </w:rPr>
-        <w:hyperlink r:id="rId30" w:history="1">
+        <w:hyperlink r:id="rId29" w:history="1">
           <w:r>
             <w:rPr>
               <w:rStyle w:val="Hyperlink"/>
@@ -5455,7 +5443,7 @@
           <w:sz w:val="24"/>
           <w:u w:val="single"/>
         </w:rPr>
-        <w:hyperlink r:id="rId30" w:history="1">
+        <w:hyperlink r:id="rId29" w:history="1">
           <w:r>
             <w:rPr>
               <w:rStyle w:val="Hyperlink"/>
@@ -5483,7 +5471,7 @@
           <w:sz w:val="24"/>
           <w:u w:val="single"/>
         </w:rPr>
-        <w:hyperlink r:id="rId31" w:history="1">
+        <w:hyperlink r:id="rId30" w:history="1">
           <w:r>
             <w:rPr>
               <w:rStyle w:val="Hyperlink"/>
@@ -5512,7 +5500,7 @@
           <w:sz w:val="24"/>
           <w:u w:val="single"/>
         </w:rPr>
-        <w:hyperlink r:id="rId31" w:history="1">
+        <w:hyperlink r:id="rId30" w:history="1">
           <w:r>
             <w:rPr>
               <w:rStyle w:val="Hyperlink"/>
@@ -5636,7 +5624,7 @@
           <w:sz w:val="24"/>
           <w:u w:val="single"/>
         </w:rPr>
-        <w:hyperlink r:id="rId32" w:history="1">
+        <w:hyperlink r:id="rId31" w:history="1">
           <w:r>
             <w:rPr>
               <w:rStyle w:val="Hyperlink"/>
@@ -5654,7 +5642,7 @@
           <w:sz w:val="24"/>
           <w:u w:val="single"/>
         </w:rPr>
-        <w:hyperlink r:id="rId32" w:history="1">
+        <w:hyperlink r:id="rId31" w:history="1">
           <w:r>
             <w:rPr>
               <w:rStyle w:val="Hyperlink"/>
@@ -5672,7 +5660,7 @@
           <w:sz w:val="24"/>
           <w:u w:val="single"/>
         </w:rPr>
-        <w:hyperlink r:id="rId32" w:history="1">
+        <w:hyperlink r:id="rId31" w:history="1">
           <w:r>
             <w:rPr>
               <w:rStyle w:val="Hyperlink"/>
@@ -5853,7 +5841,7 @@
           <w:sz w:val="24"/>
           <w:u w:val="single"/>
         </w:rPr>
-        <w:hyperlink r:id="rId33" w:history="1">
+        <w:hyperlink r:id="rId32" w:history="1">
           <w:r>
             <w:rPr>
               <w:rStyle w:val="Hyperlink"/>
@@ -5871,7 +5859,7 @@
           <w:sz w:val="24"/>
           <w:u w:val="single"/>
         </w:rPr>
-        <w:hyperlink r:id="rId33" w:history="1">
+        <w:hyperlink r:id="rId32" w:history="1">
           <w:r>
             <w:rPr>
               <w:rStyle w:val="Hyperlink"/>
@@ -5889,7 +5877,7 @@
           <w:sz w:val="24"/>
           <w:u w:val="single"/>
         </w:rPr>
-        <w:hyperlink r:id="rId33" w:history="1">
+        <w:hyperlink r:id="rId32" w:history="1">
           <w:r>
             <w:rPr>
               <w:rStyle w:val="Hyperlink"/>
@@ -5907,7 +5895,7 @@
           <w:sz w:val="24"/>
           <w:u w:val="single"/>
         </w:rPr>
-        <w:hyperlink r:id="rId33" w:history="1">
+        <w:hyperlink r:id="rId32" w:history="1">
           <w:r>
             <w:rPr>
               <w:rStyle w:val="Hyperlink"/>
@@ -5925,7 +5913,7 @@
           <w:sz w:val="24"/>
           <w:u w:val="single"/>
         </w:rPr>
-        <w:hyperlink r:id="rId33" w:history="1">
+        <w:hyperlink r:id="rId32" w:history="1">
           <w:r>
             <w:rPr>
               <w:rStyle w:val="Hyperlink"/>
@@ -5943,7 +5931,7 @@
           <w:sz w:val="24"/>
           <w:u w:val="single"/>
         </w:rPr>
-        <w:hyperlink r:id="rId33" w:history="1">
+        <w:hyperlink r:id="rId32" w:history="1">
           <w:r>
             <w:rPr>
               <w:rStyle w:val="Hyperlink"/>
@@ -5961,7 +5949,7 @@
           <w:sz w:val="24"/>
           <w:u w:val="single"/>
         </w:rPr>
-        <w:hyperlink r:id="rId33" w:history="1">
+        <w:hyperlink r:id="rId32" w:history="1">
           <w:r>
             <w:rPr>
               <w:rStyle w:val="Hyperlink"/>
@@ -5979,7 +5967,7 @@
           <w:sz w:val="24"/>
           <w:u w:val="single"/>
         </w:rPr>
-        <w:hyperlink r:id="rId33" w:history="1">
+        <w:hyperlink r:id="rId32" w:history="1">
           <w:r>
             <w:rPr>
               <w:rStyle w:val="Hyperlink"/>
@@ -5996,7 +5984,7 @@
           <w:color w:val="0000FF"/>
           <w:sz w:val="24"/>
         </w:rPr>
-        <w:hyperlink r:id="rId33" w:history="1">
+        <w:hyperlink r:id="rId32" w:history="1">
           <w:r>
             <w:rPr>
               <w:rStyle w:val="Hyperlink"/>
@@ -6024,7 +6012,7 @@
           <w:sz w:val="24"/>
           <w:u w:val="single"/>
         </w:rPr>
-        <w:hyperlink r:id="rId33" w:history="1">
+        <w:hyperlink r:id="rId32" w:history="1">
           <w:r>
             <w:rPr>
               <w:rStyle w:val="Hyperlink"/>
@@ -6042,7 +6030,7 @@
           <w:sz w:val="24"/>
           <w:u w:val="single"/>
         </w:rPr>
-        <w:hyperlink r:id="rId33" w:history="1">
+        <w:hyperlink r:id="rId32" w:history="1">
           <w:r>
             <w:rPr>
               <w:rStyle w:val="Hyperlink"/>
@@ -6060,7 +6048,7 @@
           <w:sz w:val="24"/>
           <w:u w:val="single"/>
         </w:rPr>
-        <w:hyperlink r:id="rId33" w:history="1">
+        <w:hyperlink r:id="rId32" w:history="1">
           <w:r>
             <w:rPr>
               <w:rStyle w:val="Hyperlink"/>
@@ -6078,7 +6066,7 @@
           <w:sz w:val="24"/>
           <w:u w:val="single"/>
         </w:rPr>
-        <w:hyperlink r:id="rId33" w:history="1">
+        <w:hyperlink r:id="rId32" w:history="1">
           <w:r>
             <w:rPr>
               <w:rStyle w:val="Hyperlink"/>
@@ -6096,7 +6084,7 @@
           <w:sz w:val="24"/>
           <w:u w:val="single"/>
         </w:rPr>
-        <w:hyperlink r:id="rId33" w:history="1">
+        <w:hyperlink r:id="rId32" w:history="1">
           <w:r>
             <w:rPr>
               <w:rStyle w:val="Hyperlink"/>
@@ -6217,7 +6205,7 @@
           <w:sz w:val="24"/>
           <w:u w:val="single"/>
         </w:rPr>
-        <w:hyperlink r:id="rId34" w:history="1">
+        <w:hyperlink r:id="rId33" w:history="1">
           <w:r>
             <w:rPr>
               <w:rStyle w:val="Hyperlink"/>
@@ -6246,7 +6234,7 @@
           <w:sz w:val="24"/>
           <w:u w:val="single"/>
         </w:rPr>
-        <w:hyperlink r:id="rId34" w:history="1">
+        <w:hyperlink r:id="rId33" w:history="1">
           <w:r>
             <w:rPr>
               <w:rStyle w:val="Hyperlink"/>
@@ -6274,7 +6262,7 @@
           <w:sz w:val="24"/>
           <w:u w:val="single"/>
         </w:rPr>
-        <w:hyperlink r:id="rId35" w:history="1">
+        <w:hyperlink r:id="rId34" w:history="1">
           <w:r>
             <w:rPr>
               <w:rStyle w:val="Hyperlink"/>
@@ -6303,7 +6291,7 @@
           <w:sz w:val="24"/>
           <w:u w:val="single"/>
         </w:rPr>
-        <w:hyperlink r:id="rId35" w:history="1">
+        <w:hyperlink r:id="rId34" w:history="1">
           <w:r>
             <w:rPr>
               <w:rStyle w:val="Hyperlink"/>

--- a/EXPORTS/DOCX/published/niveau2/English/Ghana.docx
+++ b/EXPORTS/DOCX/published/niveau2/English/Ghana.docx
@@ -4379,7 +4379,7 @@
           <w:sz w:val="24"/>
           <w:u w:val="single"/>
         </w:rPr>
-        <w:hyperlink r:id="rId23" w:history="1">
+        <w:hyperlink r:id="rId24" w:history="1">
           <w:r>
             <w:rPr>
               <w:rStyle w:val="Hyperlink"/>
@@ -4390,31 +4390,13 @@
       </w:r>
       <w:r>
         <w:rPr>
-          <w:u w:val="single" w:color="0000ff"/>
           <w:rFonts w:ascii="Charis SIL Regular" w:hAnsi="Charis SIL Regular" w:eastAsia="Charis SIL Regular"/>
           <w:b w:val="0"/>
           <w:i w:val="0"/>
           <w:color w:val="000000"/>
           <w:sz w:val="24"/>
         </w:rPr>
-        <w:hyperlink r:id="rId23" w:history="1">
-          <w:r>
-            <w:rPr>
-              <w:rStyle w:val="Hyperlink"/>
-            </w:rPr>
-            <w:t>,</w:t>
-          </w:r>
-        </w:hyperlink>
-      </w:r>
-      <w:r>
-        <w:rPr>
-          <w:rFonts w:ascii="Charis SIL Regular" w:hAnsi="Charis SIL Regular" w:eastAsia="Charis SIL Regular"/>
-          <w:b w:val="0"/>
-          <w:i w:val="0"/>
-          <w:color w:val="000000"/>
-          <w:sz w:val="24"/>
-        </w:rPr>
-        <w:t xml:space="preserve"> </w:t>
+        <w:t xml:space="preserve">, </w:t>
       </w:r>
       <w:r>
         <w:rPr>
@@ -4425,7 +4407,7 @@
           <w:sz w:val="24"/>
           <w:u w:val="single"/>
         </w:rPr>
-        <w:hyperlink r:id="rId23" w:history="1">
+        <w:hyperlink r:id="rId25" w:history="1">
           <w:r>
             <w:rPr>
               <w:rStyle w:val="Hyperlink"/>
@@ -4550,7 +4532,7 @@
           <w:sz w:val="24"/>
           <w:u w:val="single"/>
         </w:rPr>
-        <w:hyperlink r:id="rId25" w:history="1">
+        <w:hyperlink r:id="rId26" w:history="1">
           <w:r>
             <w:rPr>
               <w:rStyle w:val="Hyperlink"/>
@@ -4568,7 +4550,7 @@
           <w:sz w:val="24"/>
           <w:u w:val="single"/>
         </w:rPr>
-        <w:hyperlink r:id="rId25" w:history="1">
+        <w:hyperlink r:id="rId26" w:history="1">
           <w:r>
             <w:rPr>
               <w:rStyle w:val="Hyperlink"/>
@@ -4586,7 +4568,7 @@
           <w:sz w:val="24"/>
           <w:u w:val="single"/>
         </w:rPr>
-        <w:hyperlink r:id="rId25" w:history="1">
+        <w:hyperlink r:id="rId26" w:history="1">
           <w:r>
             <w:rPr>
               <w:rStyle w:val="Hyperlink"/>
@@ -4604,7 +4586,7 @@
           <w:sz w:val="24"/>
           <w:u w:val="single"/>
         </w:rPr>
-        <w:hyperlink r:id="rId25" w:history="1">
+        <w:hyperlink r:id="rId26" w:history="1">
           <w:r>
             <w:rPr>
               <w:rStyle w:val="Hyperlink"/>
@@ -4622,7 +4604,7 @@
           <w:sz w:val="24"/>
           <w:u w:val="single"/>
         </w:rPr>
-        <w:hyperlink r:id="rId25" w:history="1">
+        <w:hyperlink r:id="rId26" w:history="1">
           <w:r>
             <w:rPr>
               <w:rStyle w:val="Hyperlink"/>
@@ -4640,7 +4622,7 @@
           <w:sz w:val="24"/>
           <w:u w:val="single"/>
         </w:rPr>
-        <w:hyperlink r:id="rId25" w:history="1">
+        <w:hyperlink r:id="rId26" w:history="1">
           <w:r>
             <w:rPr>
               <w:rStyle w:val="Hyperlink"/>
@@ -4656,8 +4638,16 @@
           <w:i w:val="0"/>
           <w:color w:val="0000FF"/>
           <w:sz w:val="24"/>
-        </w:rPr>
-        <w:t>page/31</w:t>
+          <w:u w:val="single"/>
+        </w:rPr>
+        <w:hyperlink r:id="rId26" w:history="1">
+          <w:r>
+            <w:rPr>
+              <w:rStyle w:val="Hyperlink"/>
+            </w:rPr>
+            <w:t>page/31</w:t>
+          </w:r>
+        </w:hyperlink>
       </w:r>
     </w:p>
     <w:p>
@@ -4856,7 +4846,14 @@
           <w:sz w:val="24"/>
           <w:u w:val="single"/>
         </w:rPr>
-        <w:t>i</w:t>
+        <w:hyperlink r:id="rId19" w:history="1">
+          <w:r>
+            <w:rPr>
+              <w:rStyle w:val="Hyperlink"/>
+            </w:rPr>
+            <w:t>i</w:t>
+          </w:r>
+        </w:hyperlink>
       </w:r>
       <w:r>
         <w:rPr>
@@ -4865,41 +4862,46 @@
           <w:i w:val="0"/>
           <w:color w:val="0000FF"/>
           <w:sz w:val="24"/>
+        </w:rPr>
+        <w:hyperlink r:id="rId19" w:history="1">
+          <w:r>
+            <w:rPr>
+              <w:rStyle w:val="Hyperlink"/>
+            </w:rPr>
+            <w:t>l</w:t>
+          </w:r>
+        </w:hyperlink>
+      </w:r>
+      <w:r>
+        <w:rPr>
+          <w:rFonts w:ascii="Charis SIL Regular" w:hAnsi="Charis SIL Regular" w:eastAsia="Charis SIL Regular"/>
+          <w:b w:val="0"/>
+          <w:i w:val="0"/>
+          <w:color w:val="0000FF"/>
+          <w:sz w:val="24"/>
+        </w:rPr>
+        <w:t>e</w:t>
+      </w:r>
+      <w:r>
+        <w:rPr>
+          <w:rFonts w:ascii="Charis SIL Regular" w:hAnsi="Charis SIL Regular" w:eastAsia="Charis SIL Regular"/>
+          <w:b w:val="0"/>
+          <w:i w:val="0"/>
+          <w:color w:val="000000"/>
+          <w:sz w:val="24"/>
+        </w:rPr>
+        <w:t xml:space="preserve">, </w:t>
+      </w:r>
+      <w:r>
+        <w:rPr>
+          <w:rFonts w:ascii="Charis SIL Regular" w:hAnsi="Charis SIL Regular" w:eastAsia="Charis SIL Regular"/>
+          <w:b w:val="0"/>
+          <w:i w:val="0"/>
+          <w:color w:val="0000FF"/>
+          <w:sz w:val="24"/>
           <w:u w:val="single"/>
         </w:rPr>
-        <w:t>l</w:t>
-      </w:r>
-      <w:r>
-        <w:rPr>
-          <w:rFonts w:ascii="Charis SIL Regular" w:hAnsi="Charis SIL Regular" w:eastAsia="Charis SIL Regular"/>
-          <w:b w:val="0"/>
-          <w:i w:val="0"/>
-          <w:color w:val="0000FF"/>
-          <w:sz w:val="24"/>
-        </w:rPr>
-        <w:t>e</w:t>
-      </w:r>
-      <w:r>
-        <w:rPr>
-          <w:u w:val="single" w:color="0000ff"/>
-          <w:rFonts w:ascii="Charis SIL Regular" w:hAnsi="Charis SIL Regular" w:eastAsia="Charis SIL Regular"/>
-          <w:b w:val="0"/>
-          <w:i w:val="0"/>
-          <w:color w:val="000000"/>
-          <w:sz w:val="24"/>
-        </w:rPr>
-        <w:t xml:space="preserve">, </w:t>
-      </w:r>
-      <w:r>
-        <w:rPr>
-          <w:rFonts w:ascii="Charis SIL Regular" w:hAnsi="Charis SIL Regular" w:eastAsia="Charis SIL Regular"/>
-          <w:b w:val="0"/>
-          <w:i w:val="0"/>
-          <w:color w:val="0000FF"/>
-          <w:sz w:val="24"/>
-          <w:u w:val="single"/>
-        </w:rPr>
-        <w:hyperlink r:id="rId26" w:history="1">
+        <w:hyperlink r:id="rId27" w:history="1">
           <w:r>
             <w:rPr>
               <w:rStyle w:val="Hyperlink"/>
@@ -4917,7 +4919,7 @@
           <w:sz w:val="24"/>
           <w:u w:val="single"/>
         </w:rPr>
-        <w:hyperlink r:id="rId19" w:history="1">
+        <w:hyperlink r:id="rId27" w:history="1">
           <w:r>
             <w:rPr>
               <w:rStyle w:val="Hyperlink"/>
@@ -4946,7 +4948,7 @@
           <w:sz w:val="24"/>
           <w:u w:val="single"/>
         </w:rPr>
-        <w:hyperlink r:id="rId19" w:history="1">
+        <w:hyperlink r:id="rId27" w:history="1">
           <w:r>
             <w:rPr>
               <w:rStyle w:val="Hyperlink"/>
@@ -4964,14 +4966,7 @@
           <w:color w:val="000000"/>
           <w:sz w:val="24"/>
         </w:rPr>
-        <w:hyperlink r:id="rId19" w:history="1">
-          <w:r>
-            <w:rPr>
-              <w:rStyle w:val="Hyperlink"/>
-            </w:rPr>
-            <w:t xml:space="preserve">, </w:t>
-          </w:r>
-        </w:hyperlink>
+        <w:t xml:space="preserve">, </w:t>
       </w:r>
       <w:r>
         <w:rPr>
@@ -4982,7 +4977,7 @@
           <w:sz w:val="24"/>
           <w:u w:val="single"/>
         </w:rPr>
-        <w:hyperlink r:id="rId19" w:history="1">
+        <w:hyperlink r:id="rId28" w:history="1">
           <w:r>
             <w:rPr>
               <w:rStyle w:val="Hyperlink"/>
@@ -5000,7 +4995,7 @@
           <w:sz w:val="24"/>
           <w:u w:val="single"/>
         </w:rPr>
-        <w:hyperlink r:id="rId19" w:history="1">
+        <w:hyperlink r:id="rId28" w:history="1">
           <w:r>
             <w:rPr>
               <w:rStyle w:val="Hyperlink"/>
@@ -5029,7 +5024,7 @@
           <w:sz w:val="24"/>
           <w:u w:val="single"/>
         </w:rPr>
-        <w:hyperlink r:id="rId27" w:history="1">
+        <w:hyperlink r:id="rId28" w:history="1">
           <w:r>
             <w:rPr>
               <w:rStyle w:val="Hyperlink"/>
@@ -5047,7 +5042,7 @@
           <w:sz w:val="24"/>
           <w:u w:val="single"/>
         </w:rPr>
-        <w:hyperlink r:id="rId27" w:history="1">
+        <w:hyperlink r:id="rId28" w:history="1">
           <w:r>
             <w:rPr>
               <w:rStyle w:val="Hyperlink"/>
@@ -5178,7 +5173,7 @@
           <w:sz w:val="24"/>
           <w:u w:val="single"/>
         </w:rPr>
-        <w:hyperlink r:id="rId28" w:history="1">
+        <w:hyperlink r:id="rId29" w:history="1">
           <w:r>
             <w:rPr>
               <w:rStyle w:val="Hyperlink"/>
@@ -5196,7 +5191,7 @@
           <w:sz w:val="24"/>
           <w:u w:val="single"/>
         </w:rPr>
-        <w:hyperlink r:id="rId28" w:history="1">
+        <w:hyperlink r:id="rId29" w:history="1">
           <w:r>
             <w:rPr>
               <w:rStyle w:val="Hyperlink"/>
@@ -5214,7 +5209,7 @@
           <w:sz w:val="24"/>
           <w:u w:val="single"/>
         </w:rPr>
-        <w:hyperlink r:id="rId28" w:history="1">
+        <w:hyperlink r:id="rId29" w:history="1">
           <w:r>
             <w:rPr>
               <w:rStyle w:val="Hyperlink"/>
@@ -5232,7 +5227,7 @@
           <w:sz w:val="24"/>
           <w:u w:val="single"/>
         </w:rPr>
-        <w:hyperlink r:id="rId28" w:history="1">
+        <w:hyperlink r:id="rId29" w:history="1">
           <w:r>
             <w:rPr>
               <w:rStyle w:val="Hyperlink"/>
@@ -5260,7 +5255,7 @@
           <w:sz w:val="24"/>
           <w:u w:val="single"/>
         </w:rPr>
-        <w:hyperlink r:id="rId28" w:history="1">
+        <w:hyperlink r:id="rId30" w:history="1">
           <w:r>
             <w:rPr>
               <w:rStyle w:val="Hyperlink"/>
@@ -5278,7 +5273,7 @@
           <w:sz w:val="24"/>
           <w:u w:val="single"/>
         </w:rPr>
-        <w:hyperlink r:id="rId28" w:history="1">
+        <w:hyperlink r:id="rId30" w:history="1">
           <w:r>
             <w:rPr>
               <w:rStyle w:val="Hyperlink"/>
@@ -5307,7 +5302,7 @@
           <w:sz w:val="24"/>
           <w:u w:val="single"/>
         </w:rPr>
-        <w:hyperlink r:id="rId28" w:history="1">
+        <w:hyperlink r:id="rId30" w:history="1">
           <w:r>
             <w:rPr>
               <w:rStyle w:val="Hyperlink"/>
@@ -5414,7 +5409,7 @@
           <w:sz w:val="24"/>
           <w:u w:val="single"/>
         </w:rPr>
-        <w:hyperlink r:id="rId29" w:history="1">
+        <w:hyperlink r:id="rId31" w:history="1">
           <w:r>
             <w:rPr>
               <w:rStyle w:val="Hyperlink"/>
@@ -5443,7 +5438,7 @@
           <w:sz w:val="24"/>
           <w:u w:val="single"/>
         </w:rPr>
-        <w:hyperlink r:id="rId29" w:history="1">
+        <w:hyperlink r:id="rId31" w:history="1">
           <w:r>
             <w:rPr>
               <w:rStyle w:val="Hyperlink"/>
@@ -5471,7 +5466,7 @@
           <w:sz w:val="24"/>
           <w:u w:val="single"/>
         </w:rPr>
-        <w:hyperlink r:id="rId30" w:history="1">
+        <w:hyperlink r:id="rId32" w:history="1">
           <w:r>
             <w:rPr>
               <w:rStyle w:val="Hyperlink"/>
@@ -5500,7 +5495,7 @@
           <w:sz w:val="24"/>
           <w:u w:val="single"/>
         </w:rPr>
-        <w:hyperlink r:id="rId30" w:history="1">
+        <w:hyperlink r:id="rId32" w:history="1">
           <w:r>
             <w:rPr>
               <w:rStyle w:val="Hyperlink"/>
@@ -5624,7 +5619,7 @@
           <w:sz w:val="24"/>
           <w:u w:val="single"/>
         </w:rPr>
-        <w:hyperlink r:id="rId31" w:history="1">
+        <w:hyperlink r:id="rId33" w:history="1">
           <w:r>
             <w:rPr>
               <w:rStyle w:val="Hyperlink"/>
@@ -5642,7 +5637,7 @@
           <w:sz w:val="24"/>
           <w:u w:val="single"/>
         </w:rPr>
-        <w:hyperlink r:id="rId31" w:history="1">
+        <w:hyperlink r:id="rId33" w:history="1">
           <w:r>
             <w:rPr>
               <w:rStyle w:val="Hyperlink"/>
@@ -5660,7 +5655,7 @@
           <w:sz w:val="24"/>
           <w:u w:val="single"/>
         </w:rPr>
-        <w:hyperlink r:id="rId31" w:history="1">
+        <w:hyperlink r:id="rId33" w:history="1">
           <w:r>
             <w:rPr>
               <w:rStyle w:val="Hyperlink"/>
@@ -5841,7 +5836,7 @@
           <w:sz w:val="24"/>
           <w:u w:val="single"/>
         </w:rPr>
-        <w:hyperlink r:id="rId32" w:history="1">
+        <w:hyperlink r:id="rId34" w:history="1">
           <w:r>
             <w:rPr>
               <w:rStyle w:val="Hyperlink"/>
@@ -5859,7 +5854,7 @@
           <w:sz w:val="24"/>
           <w:u w:val="single"/>
         </w:rPr>
-        <w:hyperlink r:id="rId32" w:history="1">
+        <w:hyperlink r:id="rId34" w:history="1">
           <w:r>
             <w:rPr>
               <w:rStyle w:val="Hyperlink"/>
@@ -5877,7 +5872,7 @@
           <w:sz w:val="24"/>
           <w:u w:val="single"/>
         </w:rPr>
-        <w:hyperlink r:id="rId32" w:history="1">
+        <w:hyperlink r:id="rId34" w:history="1">
           <w:r>
             <w:rPr>
               <w:rStyle w:val="Hyperlink"/>
@@ -5895,7 +5890,7 @@
           <w:sz w:val="24"/>
           <w:u w:val="single"/>
         </w:rPr>
-        <w:hyperlink r:id="rId32" w:history="1">
+        <w:hyperlink r:id="rId34" w:history="1">
           <w:r>
             <w:rPr>
               <w:rStyle w:val="Hyperlink"/>
@@ -5913,7 +5908,7 @@
           <w:sz w:val="24"/>
           <w:u w:val="single"/>
         </w:rPr>
-        <w:hyperlink r:id="rId32" w:history="1">
+        <w:hyperlink r:id="rId34" w:history="1">
           <w:r>
             <w:rPr>
               <w:rStyle w:val="Hyperlink"/>
@@ -5931,7 +5926,7 @@
           <w:sz w:val="24"/>
           <w:u w:val="single"/>
         </w:rPr>
-        <w:hyperlink r:id="rId32" w:history="1">
+        <w:hyperlink r:id="rId34" w:history="1">
           <w:r>
             <w:rPr>
               <w:rStyle w:val="Hyperlink"/>
@@ -5949,7 +5944,7 @@
           <w:sz w:val="24"/>
           <w:u w:val="single"/>
         </w:rPr>
-        <w:hyperlink r:id="rId32" w:history="1">
+        <w:hyperlink r:id="rId34" w:history="1">
           <w:r>
             <w:rPr>
               <w:rStyle w:val="Hyperlink"/>
@@ -5967,7 +5962,7 @@
           <w:sz w:val="24"/>
           <w:u w:val="single"/>
         </w:rPr>
-        <w:hyperlink r:id="rId32" w:history="1">
+        <w:hyperlink r:id="rId34" w:history="1">
           <w:r>
             <w:rPr>
               <w:rStyle w:val="Hyperlink"/>
@@ -5984,7 +5979,7 @@
           <w:color w:val="0000FF"/>
           <w:sz w:val="24"/>
         </w:rPr>
-        <w:hyperlink r:id="rId32" w:history="1">
+        <w:hyperlink r:id="rId34" w:history="1">
           <w:r>
             <w:rPr>
               <w:rStyle w:val="Hyperlink"/>
@@ -6012,7 +6007,7 @@
           <w:sz w:val="24"/>
           <w:u w:val="single"/>
         </w:rPr>
-        <w:hyperlink r:id="rId32" w:history="1">
+        <w:hyperlink r:id="rId34" w:history="1">
           <w:r>
             <w:rPr>
               <w:rStyle w:val="Hyperlink"/>
@@ -6030,7 +6025,7 @@
           <w:sz w:val="24"/>
           <w:u w:val="single"/>
         </w:rPr>
-        <w:hyperlink r:id="rId32" w:history="1">
+        <w:hyperlink r:id="rId34" w:history="1">
           <w:r>
             <w:rPr>
               <w:rStyle w:val="Hyperlink"/>
@@ -6048,7 +6043,7 @@
           <w:sz w:val="24"/>
           <w:u w:val="single"/>
         </w:rPr>
-        <w:hyperlink r:id="rId32" w:history="1">
+        <w:hyperlink r:id="rId34" w:history="1">
           <w:r>
             <w:rPr>
               <w:rStyle w:val="Hyperlink"/>
@@ -6066,7 +6061,7 @@
           <w:sz w:val="24"/>
           <w:u w:val="single"/>
         </w:rPr>
-        <w:hyperlink r:id="rId32" w:history="1">
+        <w:hyperlink r:id="rId34" w:history="1">
           <w:r>
             <w:rPr>
               <w:rStyle w:val="Hyperlink"/>
@@ -6084,7 +6079,7 @@
           <w:sz w:val="24"/>
           <w:u w:val="single"/>
         </w:rPr>
-        <w:hyperlink r:id="rId32" w:history="1">
+        <w:hyperlink r:id="rId34" w:history="1">
           <w:r>
             <w:rPr>
               <w:rStyle w:val="Hyperlink"/>
@@ -6205,7 +6200,7 @@
           <w:sz w:val="24"/>
           <w:u w:val="single"/>
         </w:rPr>
-        <w:hyperlink r:id="rId33" w:history="1">
+        <w:hyperlink r:id="rId35" w:history="1">
           <w:r>
             <w:rPr>
               <w:rStyle w:val="Hyperlink"/>
@@ -6234,7 +6229,7 @@
           <w:sz w:val="24"/>
           <w:u w:val="single"/>
         </w:rPr>
-        <w:hyperlink r:id="rId33" w:history="1">
+        <w:hyperlink r:id="rId35" w:history="1">
           <w:r>
             <w:rPr>
               <w:rStyle w:val="Hyperlink"/>
@@ -6262,7 +6257,7 @@
           <w:sz w:val="24"/>
           <w:u w:val="single"/>
         </w:rPr>
-        <w:hyperlink r:id="rId34" w:history="1">
+        <w:hyperlink r:id="rId36" w:history="1">
           <w:r>
             <w:rPr>
               <w:rStyle w:val="Hyperlink"/>
@@ -6291,7 +6286,7 @@
           <w:sz w:val="24"/>
           <w:u w:val="single"/>
         </w:rPr>
-        <w:hyperlink r:id="rId34" w:history="1">
+        <w:hyperlink r:id="rId36" w:history="1">
           <w:r>
             <w:rPr>
               <w:rStyle w:val="Hyperlink"/>

--- a/EXPORTS/DOCX/published/niveau2/English/Ghana.docx
+++ b/EXPORTS/DOCX/published/niveau2/English/Ghana.docx
@@ -2794,14 +2794,7 @@
           <w:color w:val="000000"/>
           <w:sz w:val="24"/>
         </w:rPr>
-        <w:hyperlink r:id="rId19" w:history="1">
-          <w:r>
-            <w:rPr>
-              <w:rStyle w:val="Hyperlink"/>
-            </w:rPr>
-            <w:t>publish</w:t>
-          </w:r>
-        </w:hyperlink>
+        <w:t>publish</w:t>
       </w:r>
       <w:r>
         <w:rPr>
@@ -4425,7 +4418,7 @@
           <w:sz w:val="24"/>
           <w:u w:val="single"/>
         </w:rPr>
-        <w:hyperlink r:id="rId23" w:history="1">
+        <w:hyperlink r:id="rId25" w:history="1">
           <w:r>
             <w:rPr>
               <w:rStyle w:val="Hyperlink"/>
@@ -4454,7 +4447,7 @@
           <w:sz w:val="24"/>
           <w:u w:val="single"/>
         </w:rPr>
-        <w:hyperlink r:id="rId23" w:history="1">
+        <w:hyperlink r:id="rId25" w:history="1">
           <w:r>
             <w:rPr>
               <w:rStyle w:val="Hyperlink"/>
@@ -4862,46 +4855,40 @@
           <w:i w:val="0"/>
           <w:color w:val="0000FF"/>
           <w:sz w:val="24"/>
+          <w:u w:val="single"/>
+        </w:rPr>
+        <w:t>l</w:t>
+      </w:r>
+      <w:r>
+        <w:rPr>
+          <w:rFonts w:ascii="Charis SIL Regular" w:hAnsi="Charis SIL Regular" w:eastAsia="Charis SIL Regular"/>
+          <w:b w:val="0"/>
+          <w:i w:val="0"/>
+          <w:color w:val="0000FF"/>
+          <w:sz w:val="24"/>
+        </w:rPr>
+        <w:t>e</w:t>
+      </w:r>
+      <w:r>
+        <w:rPr>
+          <w:rFonts w:ascii="Charis SIL Regular" w:hAnsi="Charis SIL Regular" w:eastAsia="Charis SIL Regular"/>
+          <w:b w:val="0"/>
+          <w:i w:val="0"/>
+          <w:color w:val="000000"/>
+          <w:sz w:val="24"/>
+        </w:rPr>
+        <w:t xml:space="preserve">, </w:t>
+      </w:r>
+      <w:r>
+        <w:rPr>
+          <w:rFonts w:ascii="Charis SIL Regular" w:hAnsi="Charis SIL Regular" w:eastAsia="Charis SIL Regular"/>
+          <w:b w:val="0"/>
+          <w:i w:val="0"/>
+          <w:color w:val="0000FF"/>
+          <w:sz w:val="24"/>
+          <w:u w:val="single"/>
         </w:rPr>
         <w:hyperlink r:id="rId19" w:history="1">
-          <w:r>
-            <w:rPr>
-              <w:rStyle w:val="Hyperlink"/>
-            </w:rPr>
-            <w:t>l</w:t>
-          </w:r>
-        </w:hyperlink>
-      </w:r>
-      <w:r>
-        <w:rPr>
-          <w:rFonts w:ascii="Charis SIL Regular" w:hAnsi="Charis SIL Regular" w:eastAsia="Charis SIL Regular"/>
-          <w:b w:val="0"/>
-          <w:i w:val="0"/>
-          <w:color w:val="0000FF"/>
-          <w:sz w:val="24"/>
-        </w:rPr>
-        <w:t>e</w:t>
-      </w:r>
-      <w:r>
-        <w:rPr>
-          <w:rFonts w:ascii="Charis SIL Regular" w:hAnsi="Charis SIL Regular" w:eastAsia="Charis SIL Regular"/>
-          <w:b w:val="0"/>
-          <w:i w:val="0"/>
-          <w:color w:val="000000"/>
-          <w:sz w:val="24"/>
-        </w:rPr>
-        <w:t xml:space="preserve">, </w:t>
-      </w:r>
-      <w:r>
-        <w:rPr>
-          <w:rFonts w:ascii="Charis SIL Regular" w:hAnsi="Charis SIL Regular" w:eastAsia="Charis SIL Regular"/>
-          <w:b w:val="0"/>
-          <w:i w:val="0"/>
-          <w:color w:val="0000FF"/>
-          <w:sz w:val="24"/>
-          <w:u w:val="single"/>
-        </w:rPr>
-        <w:hyperlink r:id="rId27" w:history="1">
           <w:r>
             <w:rPr>
               <w:rStyle w:val="Hyperlink"/>
@@ -4977,7 +4964,7 @@
           <w:sz w:val="24"/>
           <w:u w:val="single"/>
         </w:rPr>
-        <w:hyperlink r:id="rId28" w:history="1">
+        <w:hyperlink r:id="rId19" w:history="1">
           <w:r>
             <w:rPr>
               <w:rStyle w:val="Hyperlink"/>
@@ -5024,7 +5011,7 @@
           <w:sz w:val="24"/>
           <w:u w:val="single"/>
         </w:rPr>
-        <w:hyperlink r:id="rId28" w:history="1">
+        <w:hyperlink r:id="rId19" w:history="1">
           <w:r>
             <w:rPr>
               <w:rStyle w:val="Hyperlink"/>
@@ -5273,7 +5260,7 @@
           <w:sz w:val="24"/>
           <w:u w:val="single"/>
         </w:rPr>
-        <w:hyperlink r:id="rId30" w:history="1">
+        <w:hyperlink r:id="rId29" w:history="1">
           <w:r>
             <w:rPr>
               <w:rStyle w:val="Hyperlink"/>
@@ -5302,7 +5289,7 @@
           <w:sz w:val="24"/>
           <w:u w:val="single"/>
         </w:rPr>
-        <w:hyperlink r:id="rId30" w:history="1">
+        <w:hyperlink r:id="rId29" w:history="1">
           <w:r>
             <w:rPr>
               <w:rStyle w:val="Hyperlink"/>
@@ -5967,7 +5954,7 @@
             <w:rPr>
               <w:rStyle w:val="Hyperlink"/>
             </w:rPr>
-            <w:t>profie</w:t>
+            <w:t>profiel</w:t>
           </w:r>
         </w:hyperlink>
       </w:r>
@@ -5978,13 +5965,25 @@
           <w:i w:val="0"/>
           <w:color w:val="0000FF"/>
           <w:sz w:val="24"/>
+          <w:u w:val="single"/>
+        </w:rPr>
+        <w:t>-</w:t>
+      </w:r>
+      <w:r>
+        <w:rPr>
+          <w:rFonts w:ascii="Charis SIL Regular" w:hAnsi="Charis SIL Regular" w:eastAsia="Charis SIL Regular"/>
+          <w:b w:val="0"/>
+          <w:i w:val="0"/>
+          <w:color w:val="0000FF"/>
+          <w:sz w:val="24"/>
+          <w:u w:val="single"/>
         </w:rPr>
         <w:hyperlink r:id="rId34" w:history="1">
           <w:r>
             <w:rPr>
               <w:rStyle w:val="Hyperlink"/>
             </w:rPr>
-            <w:t>l</w:t>
+            <w:t>als</w:t>
           </w:r>
         </w:hyperlink>
       </w:r>
@@ -5997,24 +5996,6 @@
           <w:sz w:val="24"/>
         </w:rPr>
         <w:t>-</w:t>
-      </w:r>
-      <w:r>
-        <w:rPr>
-          <w:rFonts w:ascii="Charis SIL Regular" w:hAnsi="Charis SIL Regular" w:eastAsia="Charis SIL Regular"/>
-          <w:b w:val="0"/>
-          <w:i w:val="0"/>
-          <w:color w:val="0000FF"/>
-          <w:sz w:val="24"/>
-          <w:u w:val="single"/>
-        </w:rPr>
-        <w:hyperlink r:id="rId34" w:history="1">
-          <w:r>
-            <w:rPr>
-              <w:rStyle w:val="Hyperlink"/>
-            </w:rPr>
-            <w:t>als-</w:t>
-          </w:r>
-        </w:hyperlink>
       </w:r>
       <w:r>
         <w:rPr>

--- a/EXPORTS/DOCX/published/niveau2/English/Ghana.docx
+++ b/EXPORTS/DOCX/published/niveau2/English/Ghana.docx
@@ -2794,7 +2794,14 @@
           <w:color w:val="000000"/>
           <w:sz w:val="24"/>
         </w:rPr>
-        <w:t>publish</w:t>
+        <w:hyperlink r:id="rId19" w:history="1">
+          <w:r>
+            <w:rPr>
+              <w:rStyle w:val="Hyperlink"/>
+            </w:rPr>
+            <w:t>publish</w:t>
+          </w:r>
+        </w:hyperlink>
       </w:r>
       <w:r>
         <w:rPr>
@@ -3583,43 +3590,7 @@
           <w:color w:val="000000"/>
           <w:sz w:val="24"/>
         </w:rPr>
-        <w:t>contains documents relat</w:t>
-      </w:r>
-      <w:r>
-        <w:rPr>
-          <w:u w:val="single" w:color="0000ff"/>
-          <w:rFonts w:ascii="Charis SIL Regular" w:hAnsi="Charis SIL Regular" w:eastAsia="Charis SIL Regular"/>
-          <w:b w:val="0"/>
-          <w:i w:val="0"/>
-          <w:color w:val="000000"/>
-          <w:sz w:val="24"/>
-        </w:rPr>
-        <w:hyperlink r:id="rId21" w:history="1">
-          <w:r>
-            <w:rPr>
-              <w:rStyle w:val="Hyperlink"/>
-            </w:rPr>
-            <w:t>ing to th</w:t>
-          </w:r>
-        </w:hyperlink>
-      </w:r>
-      <w:r>
-        <w:rPr>
-          <w:u w:val="single" w:color="0000ff"/>
-          <w:rFonts w:ascii="Charis SIL Regular" w:hAnsi="Charis SIL Regular" w:eastAsia="Charis SIL Regular"/>
-          <w:b w:val="0"/>
-          <w:i w:val="0"/>
-          <w:color w:val="000000"/>
-          <w:sz w:val="24"/>
-        </w:rPr>
-        <w:hyperlink r:id="rId21" w:history="1">
-          <w:r>
-            <w:rPr>
-              <w:rStyle w:val="Hyperlink"/>
-            </w:rPr>
-            <w:t>e co</w:t>
-          </w:r>
-        </w:hyperlink>
+        <w:t>contains documents relating to the co</w:t>
       </w:r>
       <w:r>
         <w:rPr>
@@ -4354,7 +4325,7 @@
           <w:sz w:val="24"/>
           <w:u w:val="single"/>
         </w:rPr>
-        <w:hyperlink r:id="rId24" w:history="1">
+        <w:hyperlink r:id="rId23" w:history="1">
           <w:r>
             <w:rPr>
               <w:rStyle w:val="Hyperlink"/>
@@ -4372,7 +4343,7 @@
           <w:sz w:val="24"/>
           <w:u w:val="single"/>
         </w:rPr>
-        <w:hyperlink r:id="rId24" w:history="1">
+        <w:hyperlink r:id="rId23" w:history="1">
           <w:r>
             <w:rPr>
               <w:rStyle w:val="Hyperlink"/>
@@ -4383,13 +4354,31 @@
       </w:r>
       <w:r>
         <w:rPr>
+          <w:u w:val="single" w:color="0000ff"/>
           <w:rFonts w:ascii="Charis SIL Regular" w:hAnsi="Charis SIL Regular" w:eastAsia="Charis SIL Regular"/>
           <w:b w:val="0"/>
           <w:i w:val="0"/>
           <w:color w:val="000000"/>
           <w:sz w:val="24"/>
         </w:rPr>
-        <w:t xml:space="preserve">, </w:t>
+        <w:hyperlink r:id="rId23" w:history="1">
+          <w:r>
+            <w:rPr>
+              <w:rStyle w:val="Hyperlink"/>
+            </w:rPr>
+            <w:t>,</w:t>
+          </w:r>
+        </w:hyperlink>
+      </w:r>
+      <w:r>
+        <w:rPr>
+          <w:rFonts w:ascii="Charis SIL Regular" w:hAnsi="Charis SIL Regular" w:eastAsia="Charis SIL Regular"/>
+          <w:b w:val="0"/>
+          <w:i w:val="0"/>
+          <w:color w:val="000000"/>
+          <w:sz w:val="24"/>
+        </w:rPr>
+        <w:t xml:space="preserve"> </w:t>
       </w:r>
       <w:r>
         <w:rPr>
@@ -4400,7 +4389,7 @@
           <w:sz w:val="24"/>
           <w:u w:val="single"/>
         </w:rPr>
-        <w:hyperlink r:id="rId25" w:history="1">
+        <w:hyperlink r:id="rId23" w:history="1">
           <w:r>
             <w:rPr>
               <w:rStyle w:val="Hyperlink"/>
@@ -4418,7 +4407,7 @@
           <w:sz w:val="24"/>
           <w:u w:val="single"/>
         </w:rPr>
-        <w:hyperlink r:id="rId25" w:history="1">
+        <w:hyperlink r:id="rId23" w:history="1">
           <w:r>
             <w:rPr>
               <w:rStyle w:val="Hyperlink"/>
@@ -4447,7 +4436,7 @@
           <w:sz w:val="24"/>
           <w:u w:val="single"/>
         </w:rPr>
-        <w:hyperlink r:id="rId25" w:history="1">
+        <w:hyperlink r:id="rId23" w:history="1">
           <w:r>
             <w:rPr>
               <w:rStyle w:val="Hyperlink"/>
@@ -4525,7 +4514,7 @@
           <w:sz w:val="24"/>
           <w:u w:val="single"/>
         </w:rPr>
-        <w:hyperlink r:id="rId26" w:history="1">
+        <w:hyperlink r:id="rId25" w:history="1">
           <w:r>
             <w:rPr>
               <w:rStyle w:val="Hyperlink"/>
@@ -4543,7 +4532,7 @@
           <w:sz w:val="24"/>
           <w:u w:val="single"/>
         </w:rPr>
-        <w:hyperlink r:id="rId26" w:history="1">
+        <w:hyperlink r:id="rId25" w:history="1">
           <w:r>
             <w:rPr>
               <w:rStyle w:val="Hyperlink"/>
@@ -4561,7 +4550,7 @@
           <w:sz w:val="24"/>
           <w:u w:val="single"/>
         </w:rPr>
-        <w:hyperlink r:id="rId26" w:history="1">
+        <w:hyperlink r:id="rId25" w:history="1">
           <w:r>
             <w:rPr>
               <w:rStyle w:val="Hyperlink"/>
@@ -4579,7 +4568,7 @@
           <w:sz w:val="24"/>
           <w:u w:val="single"/>
         </w:rPr>
-        <w:hyperlink r:id="rId26" w:history="1">
+        <w:hyperlink r:id="rId25" w:history="1">
           <w:r>
             <w:rPr>
               <w:rStyle w:val="Hyperlink"/>
@@ -4597,7 +4586,7 @@
           <w:sz w:val="24"/>
           <w:u w:val="single"/>
         </w:rPr>
-        <w:hyperlink r:id="rId26" w:history="1">
+        <w:hyperlink r:id="rId25" w:history="1">
           <w:r>
             <w:rPr>
               <w:rStyle w:val="Hyperlink"/>
@@ -4615,7 +4604,7 @@
           <w:sz w:val="24"/>
           <w:u w:val="single"/>
         </w:rPr>
-        <w:hyperlink r:id="rId26" w:history="1">
+        <w:hyperlink r:id="rId25" w:history="1">
           <w:r>
             <w:rPr>
               <w:rStyle w:val="Hyperlink"/>
@@ -4633,7 +4622,7 @@
           <w:sz w:val="24"/>
           <w:u w:val="single"/>
         </w:rPr>
-        <w:hyperlink r:id="rId26" w:history="1">
+        <w:hyperlink r:id="rId25" w:history="1">
           <w:r>
             <w:rPr>
               <w:rStyle w:val="Hyperlink"/>
@@ -4888,7 +4877,7 @@
           <w:sz w:val="24"/>
           <w:u w:val="single"/>
         </w:rPr>
-        <w:hyperlink r:id="rId19" w:history="1">
+        <w:hyperlink r:id="rId26" w:history="1">
           <w:r>
             <w:rPr>
               <w:rStyle w:val="Hyperlink"/>
@@ -4906,7 +4895,7 @@
           <w:sz w:val="24"/>
           <w:u w:val="single"/>
         </w:rPr>
-        <w:hyperlink r:id="rId27" w:history="1">
+        <w:hyperlink r:id="rId19" w:history="1">
           <w:r>
             <w:rPr>
               <w:rStyle w:val="Hyperlink"/>
@@ -4935,7 +4924,7 @@
           <w:sz w:val="24"/>
           <w:u w:val="single"/>
         </w:rPr>
-        <w:hyperlink r:id="rId27" w:history="1">
+        <w:hyperlink r:id="rId19" w:history="1">
           <w:r>
             <w:rPr>
               <w:rStyle w:val="Hyperlink"/>
@@ -4953,7 +4942,14 @@
           <w:color w:val="000000"/>
           <w:sz w:val="24"/>
         </w:rPr>
-        <w:t xml:space="preserve">, </w:t>
+        <w:hyperlink r:id="rId19" w:history="1">
+          <w:r>
+            <w:rPr>
+              <w:rStyle w:val="Hyperlink"/>
+            </w:rPr>
+            <w:t xml:space="preserve">, </w:t>
+          </w:r>
+        </w:hyperlink>
       </w:r>
       <w:r>
         <w:rPr>
@@ -4982,7 +4978,7 @@
           <w:sz w:val="24"/>
           <w:u w:val="single"/>
         </w:rPr>
-        <w:hyperlink r:id="rId28" w:history="1">
+        <w:hyperlink r:id="rId19" w:history="1">
           <w:r>
             <w:rPr>
               <w:rStyle w:val="Hyperlink"/>
@@ -5011,7 +5007,7 @@
           <w:sz w:val="24"/>
           <w:u w:val="single"/>
         </w:rPr>
-        <w:hyperlink r:id="rId19" w:history="1">
+        <w:hyperlink r:id="rId27" w:history="1">
           <w:r>
             <w:rPr>
               <w:rStyle w:val="Hyperlink"/>
@@ -5029,7 +5025,7 @@
           <w:sz w:val="24"/>
           <w:u w:val="single"/>
         </w:rPr>
-        <w:hyperlink r:id="rId28" w:history="1">
+        <w:hyperlink r:id="rId27" w:history="1">
           <w:r>
             <w:rPr>
               <w:rStyle w:val="Hyperlink"/>
@@ -5160,7 +5156,7 @@
           <w:sz w:val="24"/>
           <w:u w:val="single"/>
         </w:rPr>
-        <w:hyperlink r:id="rId29" w:history="1">
+        <w:hyperlink r:id="rId28" w:history="1">
           <w:r>
             <w:rPr>
               <w:rStyle w:val="Hyperlink"/>
@@ -5178,7 +5174,7 @@
           <w:sz w:val="24"/>
           <w:u w:val="single"/>
         </w:rPr>
-        <w:hyperlink r:id="rId29" w:history="1">
+        <w:hyperlink r:id="rId28" w:history="1">
           <w:r>
             <w:rPr>
               <w:rStyle w:val="Hyperlink"/>
@@ -5196,7 +5192,7 @@
           <w:sz w:val="24"/>
           <w:u w:val="single"/>
         </w:rPr>
-        <w:hyperlink r:id="rId29" w:history="1">
+        <w:hyperlink r:id="rId28" w:history="1">
           <w:r>
             <w:rPr>
               <w:rStyle w:val="Hyperlink"/>
@@ -5214,7 +5210,7 @@
           <w:sz w:val="24"/>
           <w:u w:val="single"/>
         </w:rPr>
-        <w:hyperlink r:id="rId29" w:history="1">
+        <w:hyperlink r:id="rId28" w:history="1">
           <w:r>
             <w:rPr>
               <w:rStyle w:val="Hyperlink"/>
@@ -5242,7 +5238,7 @@
           <w:sz w:val="24"/>
           <w:u w:val="single"/>
         </w:rPr>
-        <w:hyperlink r:id="rId30" w:history="1">
+        <w:hyperlink r:id="rId28" w:history="1">
           <w:r>
             <w:rPr>
               <w:rStyle w:val="Hyperlink"/>
@@ -5260,7 +5256,7 @@
           <w:sz w:val="24"/>
           <w:u w:val="single"/>
         </w:rPr>
-        <w:hyperlink r:id="rId29" w:history="1">
+        <w:hyperlink r:id="rId28" w:history="1">
           <w:r>
             <w:rPr>
               <w:rStyle w:val="Hyperlink"/>
@@ -5289,7 +5285,7 @@
           <w:sz w:val="24"/>
           <w:u w:val="single"/>
         </w:rPr>
-        <w:hyperlink r:id="rId29" w:history="1">
+        <w:hyperlink r:id="rId28" w:history="1">
           <w:r>
             <w:rPr>
               <w:rStyle w:val="Hyperlink"/>
@@ -5396,7 +5392,7 @@
           <w:sz w:val="24"/>
           <w:u w:val="single"/>
         </w:rPr>
-        <w:hyperlink r:id="rId31" w:history="1">
+        <w:hyperlink r:id="rId29" w:history="1">
           <w:r>
             <w:rPr>
               <w:rStyle w:val="Hyperlink"/>
@@ -5425,7 +5421,7 @@
           <w:sz w:val="24"/>
           <w:u w:val="single"/>
         </w:rPr>
-        <w:hyperlink r:id="rId31" w:history="1">
+        <w:hyperlink r:id="rId29" w:history="1">
           <w:r>
             <w:rPr>
               <w:rStyle w:val="Hyperlink"/>
@@ -5453,7 +5449,7 @@
           <w:sz w:val="24"/>
           <w:u w:val="single"/>
         </w:rPr>
-        <w:hyperlink r:id="rId32" w:history="1">
+        <w:hyperlink r:id="rId30" w:history="1">
           <w:r>
             <w:rPr>
               <w:rStyle w:val="Hyperlink"/>
@@ -5482,7 +5478,7 @@
           <w:sz w:val="24"/>
           <w:u w:val="single"/>
         </w:rPr>
-        <w:hyperlink r:id="rId32" w:history="1">
+        <w:hyperlink r:id="rId30" w:history="1">
           <w:r>
             <w:rPr>
               <w:rStyle w:val="Hyperlink"/>
@@ -5606,7 +5602,7 @@
           <w:sz w:val="24"/>
           <w:u w:val="single"/>
         </w:rPr>
-        <w:hyperlink r:id="rId33" w:history="1">
+        <w:hyperlink r:id="rId31" w:history="1">
           <w:r>
             <w:rPr>
               <w:rStyle w:val="Hyperlink"/>
@@ -5624,7 +5620,7 @@
           <w:sz w:val="24"/>
           <w:u w:val="single"/>
         </w:rPr>
-        <w:hyperlink r:id="rId33" w:history="1">
+        <w:hyperlink r:id="rId31" w:history="1">
           <w:r>
             <w:rPr>
               <w:rStyle w:val="Hyperlink"/>
@@ -5642,7 +5638,7 @@
           <w:sz w:val="24"/>
           <w:u w:val="single"/>
         </w:rPr>
-        <w:hyperlink r:id="rId33" w:history="1">
+        <w:hyperlink r:id="rId31" w:history="1">
           <w:r>
             <w:rPr>
               <w:rStyle w:val="Hyperlink"/>
@@ -5823,7 +5819,7 @@
           <w:sz w:val="24"/>
           <w:u w:val="single"/>
         </w:rPr>
-        <w:hyperlink r:id="rId34" w:history="1">
+        <w:hyperlink r:id="rId32" w:history="1">
           <w:r>
             <w:rPr>
               <w:rStyle w:val="Hyperlink"/>
@@ -5841,7 +5837,7 @@
           <w:sz w:val="24"/>
           <w:u w:val="single"/>
         </w:rPr>
-        <w:hyperlink r:id="rId34" w:history="1">
+        <w:hyperlink r:id="rId32" w:history="1">
           <w:r>
             <w:rPr>
               <w:rStyle w:val="Hyperlink"/>
@@ -5859,7 +5855,7 @@
           <w:sz w:val="24"/>
           <w:u w:val="single"/>
         </w:rPr>
-        <w:hyperlink r:id="rId34" w:history="1">
+        <w:hyperlink r:id="rId32" w:history="1">
           <w:r>
             <w:rPr>
               <w:rStyle w:val="Hyperlink"/>
@@ -5877,7 +5873,7 @@
           <w:sz w:val="24"/>
           <w:u w:val="single"/>
         </w:rPr>
-        <w:hyperlink r:id="rId34" w:history="1">
+        <w:hyperlink r:id="rId32" w:history="1">
           <w:r>
             <w:rPr>
               <w:rStyle w:val="Hyperlink"/>
@@ -5895,7 +5891,7 @@
           <w:sz w:val="24"/>
           <w:u w:val="single"/>
         </w:rPr>
-        <w:hyperlink r:id="rId34" w:history="1">
+        <w:hyperlink r:id="rId32" w:history="1">
           <w:r>
             <w:rPr>
               <w:rStyle w:val="Hyperlink"/>
@@ -5913,7 +5909,7 @@
           <w:sz w:val="24"/>
           <w:u w:val="single"/>
         </w:rPr>
-        <w:hyperlink r:id="rId34" w:history="1">
+        <w:hyperlink r:id="rId32" w:history="1">
           <w:r>
             <w:rPr>
               <w:rStyle w:val="Hyperlink"/>
@@ -5931,7 +5927,7 @@
           <w:sz w:val="24"/>
           <w:u w:val="single"/>
         </w:rPr>
-        <w:hyperlink r:id="rId34" w:history="1">
+        <w:hyperlink r:id="rId32" w:history="1">
           <w:r>
             <w:rPr>
               <w:rStyle w:val="Hyperlink"/>
@@ -5949,7 +5945,7 @@
           <w:sz w:val="24"/>
           <w:u w:val="single"/>
         </w:rPr>
-        <w:hyperlink r:id="rId34" w:history="1">
+        <w:hyperlink r:id="rId32" w:history="1">
           <w:r>
             <w:rPr>
               <w:rStyle w:val="Hyperlink"/>
@@ -5978,7 +5974,7 @@
           <w:sz w:val="24"/>
           <w:u w:val="single"/>
         </w:rPr>
-        <w:hyperlink r:id="rId34" w:history="1">
+        <w:hyperlink r:id="rId32" w:history="1">
           <w:r>
             <w:rPr>
               <w:rStyle w:val="Hyperlink"/>
@@ -6006,7 +6002,7 @@
           <w:sz w:val="24"/>
           <w:u w:val="single"/>
         </w:rPr>
-        <w:hyperlink r:id="rId34" w:history="1">
+        <w:hyperlink r:id="rId32" w:history="1">
           <w:r>
             <w:rPr>
               <w:rStyle w:val="Hyperlink"/>
@@ -6024,7 +6020,7 @@
           <w:sz w:val="24"/>
           <w:u w:val="single"/>
         </w:rPr>
-        <w:hyperlink r:id="rId34" w:history="1">
+        <w:hyperlink r:id="rId32" w:history="1">
           <w:r>
             <w:rPr>
               <w:rStyle w:val="Hyperlink"/>
@@ -6042,7 +6038,7 @@
           <w:sz w:val="24"/>
           <w:u w:val="single"/>
         </w:rPr>
-        <w:hyperlink r:id="rId34" w:history="1">
+        <w:hyperlink r:id="rId32" w:history="1">
           <w:r>
             <w:rPr>
               <w:rStyle w:val="Hyperlink"/>
@@ -6060,7 +6056,7 @@
           <w:sz w:val="24"/>
           <w:u w:val="single"/>
         </w:rPr>
-        <w:hyperlink r:id="rId34" w:history="1">
+        <w:hyperlink r:id="rId32" w:history="1">
           <w:r>
             <w:rPr>
               <w:rStyle w:val="Hyperlink"/>
@@ -6181,7 +6177,7 @@
           <w:sz w:val="24"/>
           <w:u w:val="single"/>
         </w:rPr>
-        <w:hyperlink r:id="rId35" w:history="1">
+        <w:hyperlink r:id="rId33" w:history="1">
           <w:r>
             <w:rPr>
               <w:rStyle w:val="Hyperlink"/>
@@ -6210,7 +6206,7 @@
           <w:sz w:val="24"/>
           <w:u w:val="single"/>
         </w:rPr>
-        <w:hyperlink r:id="rId35" w:history="1">
+        <w:hyperlink r:id="rId33" w:history="1">
           <w:r>
             <w:rPr>
               <w:rStyle w:val="Hyperlink"/>
@@ -6238,7 +6234,7 @@
           <w:sz w:val="24"/>
           <w:u w:val="single"/>
         </w:rPr>
-        <w:hyperlink r:id="rId36" w:history="1">
+        <w:hyperlink r:id="rId34" w:history="1">
           <w:r>
             <w:rPr>
               <w:rStyle w:val="Hyperlink"/>
@@ -6267,7 +6263,7 @@
           <w:sz w:val="24"/>
           <w:u w:val="single"/>
         </w:rPr>
-        <w:hyperlink r:id="rId36" w:history="1">
+        <w:hyperlink r:id="rId34" w:history="1">
           <w:r>
             <w:rPr>
               <w:rStyle w:val="Hyperlink"/>

--- a/EXPORTS/DOCX/published/niveau2/English/Ghana.docx
+++ b/EXPORTS/DOCX/published/niveau2/English/Ghana.docx
@@ -3590,7 +3590,43 @@
           <w:color w:val="000000"/>
           <w:sz w:val="24"/>
         </w:rPr>
-        <w:t>contains documents relating to the co</w:t>
+        <w:t>contains documents relat</w:t>
+      </w:r>
+      <w:r>
+        <w:rPr>
+          <w:u w:val="single" w:color="0000ff"/>
+          <w:rFonts w:ascii="Charis SIL Regular" w:hAnsi="Charis SIL Regular" w:eastAsia="Charis SIL Regular"/>
+          <w:b w:val="0"/>
+          <w:i w:val="0"/>
+          <w:color w:val="000000"/>
+          <w:sz w:val="24"/>
+        </w:rPr>
+        <w:hyperlink r:id="rId21" w:history="1">
+          <w:r>
+            <w:rPr>
+              <w:rStyle w:val="Hyperlink"/>
+            </w:rPr>
+            <w:t>ing to th</w:t>
+          </w:r>
+        </w:hyperlink>
+      </w:r>
+      <w:r>
+        <w:rPr>
+          <w:u w:val="single" w:color="0000ff"/>
+          <w:rFonts w:ascii="Charis SIL Regular" w:hAnsi="Charis SIL Regular" w:eastAsia="Charis SIL Regular"/>
+          <w:b w:val="0"/>
+          <w:i w:val="0"/>
+          <w:color w:val="000000"/>
+          <w:sz w:val="24"/>
+        </w:rPr>
+        <w:hyperlink r:id="rId21" w:history="1">
+          <w:r>
+            <w:rPr>
+              <w:rStyle w:val="Hyperlink"/>
+            </w:rPr>
+            <w:t>e co</w:t>
+          </w:r>
+        </w:hyperlink>
       </w:r>
       <w:r>
         <w:rPr>
@@ -4372,6 +4408,7 @@
       </w:r>
       <w:r>
         <w:rPr>
+          <w:u w:val="single" w:color="0000ff"/>
           <w:rFonts w:ascii="Charis SIL Regular" w:hAnsi="Charis SIL Regular" w:eastAsia="Charis SIL Regular"/>
           <w:b w:val="0"/>
           <w:i w:val="0"/>
@@ -4436,7 +4473,7 @@
           <w:sz w:val="24"/>
           <w:u w:val="single"/>
         </w:rPr>
-        <w:hyperlink r:id="rId23" w:history="1">
+        <w:hyperlink r:id="rId25" w:history="1">
           <w:r>
             <w:rPr>
               <w:rStyle w:val="Hyperlink"/>
@@ -4514,7 +4551,7 @@
           <w:sz w:val="24"/>
           <w:u w:val="single"/>
         </w:rPr>
-        <w:hyperlink r:id="rId25" w:history="1">
+        <w:hyperlink r:id="rId26" w:history="1">
           <w:r>
             <w:rPr>
               <w:rStyle w:val="Hyperlink"/>
@@ -4532,7 +4569,7 @@
           <w:sz w:val="24"/>
           <w:u w:val="single"/>
         </w:rPr>
-        <w:hyperlink r:id="rId25" w:history="1">
+        <w:hyperlink r:id="rId26" w:history="1">
           <w:r>
             <w:rPr>
               <w:rStyle w:val="Hyperlink"/>
@@ -4550,7 +4587,7 @@
           <w:sz w:val="24"/>
           <w:u w:val="single"/>
         </w:rPr>
-        <w:hyperlink r:id="rId25" w:history="1">
+        <w:hyperlink r:id="rId26" w:history="1">
           <w:r>
             <w:rPr>
               <w:rStyle w:val="Hyperlink"/>
@@ -4568,7 +4605,7 @@
           <w:sz w:val="24"/>
           <w:u w:val="single"/>
         </w:rPr>
-        <w:hyperlink r:id="rId25" w:history="1">
+        <w:hyperlink r:id="rId26" w:history="1">
           <w:r>
             <w:rPr>
               <w:rStyle w:val="Hyperlink"/>
@@ -4586,7 +4623,7 @@
           <w:sz w:val="24"/>
           <w:u w:val="single"/>
         </w:rPr>
-        <w:hyperlink r:id="rId25" w:history="1">
+        <w:hyperlink r:id="rId26" w:history="1">
           <w:r>
             <w:rPr>
               <w:rStyle w:val="Hyperlink"/>
@@ -4604,7 +4641,7 @@
           <w:sz w:val="24"/>
           <w:u w:val="single"/>
         </w:rPr>
-        <w:hyperlink r:id="rId25" w:history="1">
+        <w:hyperlink r:id="rId26" w:history="1">
           <w:r>
             <w:rPr>
               <w:rStyle w:val="Hyperlink"/>
@@ -4622,7 +4659,7 @@
           <w:sz w:val="24"/>
           <w:u w:val="single"/>
         </w:rPr>
-        <w:hyperlink r:id="rId25" w:history="1">
+        <w:hyperlink r:id="rId26" w:history="1">
           <w:r>
             <w:rPr>
               <w:rStyle w:val="Hyperlink"/>
@@ -4826,7 +4863,6 @@
           <w:i w:val="0"/>
           <w:color w:val="0000FF"/>
           <w:sz w:val="24"/>
-          <w:u w:val="single"/>
         </w:rPr>
         <w:hyperlink r:id="rId19" w:history="1">
           <w:r>
@@ -4844,63 +4880,13 @@
           <w:i w:val="0"/>
           <w:color w:val="0000FF"/>
           <w:sz w:val="24"/>
-          <w:u w:val="single"/>
-        </w:rPr>
-        <w:t>l</w:t>
-      </w:r>
-      <w:r>
-        <w:rPr>
-          <w:rFonts w:ascii="Charis SIL Regular" w:hAnsi="Charis SIL Regular" w:eastAsia="Charis SIL Regular"/>
-          <w:b w:val="0"/>
-          <w:i w:val="0"/>
-          <w:color w:val="0000FF"/>
-          <w:sz w:val="24"/>
-        </w:rPr>
-        <w:t>e</w:t>
-      </w:r>
-      <w:r>
-        <w:rPr>
-          <w:rFonts w:ascii="Charis SIL Regular" w:hAnsi="Charis SIL Regular" w:eastAsia="Charis SIL Regular"/>
-          <w:b w:val="0"/>
-          <w:i w:val="0"/>
-          <w:color w:val="000000"/>
-          <w:sz w:val="24"/>
-        </w:rPr>
-        <w:t xml:space="preserve">, </w:t>
-      </w:r>
-      <w:r>
-        <w:rPr>
-          <w:rFonts w:ascii="Charis SIL Regular" w:hAnsi="Charis SIL Regular" w:eastAsia="Charis SIL Regular"/>
-          <w:b w:val="0"/>
-          <w:i w:val="0"/>
-          <w:color w:val="0000FF"/>
-          <w:sz w:val="24"/>
-          <w:u w:val="single"/>
-        </w:rPr>
-        <w:hyperlink r:id="rId26" w:history="1">
-          <w:r>
-            <w:rPr>
-              <w:rStyle w:val="Hyperlink"/>
-            </w:rPr>
-            <w:t>ISB</w:t>
-          </w:r>
-        </w:hyperlink>
-      </w:r>
-      <w:r>
-        <w:rPr>
-          <w:rFonts w:ascii="Charis SIL Regular" w:hAnsi="Charis SIL Regular" w:eastAsia="Charis SIL Regular"/>
-          <w:b w:val="0"/>
-          <w:i w:val="0"/>
-          <w:color w:val="0000FF"/>
-          <w:sz w:val="24"/>
-          <w:u w:val="single"/>
         </w:rPr>
         <w:hyperlink r:id="rId19" w:history="1">
           <w:r>
             <w:rPr>
               <w:rStyle w:val="Hyperlink"/>
             </w:rPr>
-            <w:t>N</w:t>
+            <w:t>l</w:t>
           </w:r>
         </w:hyperlink>
       </w:r>
@@ -4911,31 +4897,11 @@
           <w:i w:val="0"/>
           <w:color w:val="0000FF"/>
           <w:sz w:val="24"/>
-          <w:u w:val="single"/>
-        </w:rPr>
-        <w:t xml:space="preserve"> </w:t>
-      </w:r>
-      <w:r>
-        <w:rPr>
-          <w:rFonts w:ascii="Charis SIL Regular" w:hAnsi="Charis SIL Regular" w:eastAsia="Charis SIL Regular"/>
-          <w:b w:val="0"/>
-          <w:i w:val="0"/>
-          <w:color w:val="0000FF"/>
-          <w:sz w:val="24"/>
-          <w:u w:val="single"/>
-        </w:rPr>
-        <w:hyperlink r:id="rId19" w:history="1">
-          <w:r>
-            <w:rPr>
-              <w:rStyle w:val="Hyperlink"/>
-            </w:rPr>
-            <w:t>978-90-04-15850-4</w:t>
-          </w:r>
-        </w:hyperlink>
-      </w:r>
-      <w:r>
-        <w:rPr>
-          <w:u w:val="single" w:color="0000ff"/>
+        </w:rPr>
+        <w:t>e</w:t>
+      </w:r>
+      <w:r>
+        <w:rPr>
           <w:rFonts w:ascii="Charis SIL Regular" w:hAnsi="Charis SIL Regular" w:eastAsia="Charis SIL Regular"/>
           <w:b w:val="0"/>
           <w:i w:val="0"/>
@@ -4960,7 +4926,82 @@
           <w:sz w:val="24"/>
           <w:u w:val="single"/>
         </w:rPr>
-        <w:hyperlink r:id="rId19" w:history="1">
+        <w:hyperlink r:id="rId27" w:history="1">
+          <w:r>
+            <w:rPr>
+              <w:rStyle w:val="Hyperlink"/>
+            </w:rPr>
+            <w:t>ISB</w:t>
+          </w:r>
+        </w:hyperlink>
+      </w:r>
+      <w:r>
+        <w:rPr>
+          <w:rFonts w:ascii="Charis SIL Regular" w:hAnsi="Charis SIL Regular" w:eastAsia="Charis SIL Regular"/>
+          <w:b w:val="0"/>
+          <w:i w:val="0"/>
+          <w:color w:val="0000FF"/>
+          <w:sz w:val="24"/>
+          <w:u w:val="single"/>
+        </w:rPr>
+        <w:hyperlink r:id="rId27" w:history="1">
+          <w:r>
+            <w:rPr>
+              <w:rStyle w:val="Hyperlink"/>
+            </w:rPr>
+            <w:t>N</w:t>
+          </w:r>
+        </w:hyperlink>
+      </w:r>
+      <w:r>
+        <w:rPr>
+          <w:rFonts w:ascii="Charis SIL Regular" w:hAnsi="Charis SIL Regular" w:eastAsia="Charis SIL Regular"/>
+          <w:b w:val="0"/>
+          <w:i w:val="0"/>
+          <w:color w:val="0000FF"/>
+          <w:sz w:val="24"/>
+          <w:u w:val="single"/>
+        </w:rPr>
+        <w:t xml:space="preserve"> </w:t>
+      </w:r>
+      <w:r>
+        <w:rPr>
+          <w:rFonts w:ascii="Charis SIL Regular" w:hAnsi="Charis SIL Regular" w:eastAsia="Charis SIL Regular"/>
+          <w:b w:val="0"/>
+          <w:i w:val="0"/>
+          <w:color w:val="0000FF"/>
+          <w:sz w:val="24"/>
+          <w:u w:val="single"/>
+        </w:rPr>
+        <w:hyperlink r:id="rId27" w:history="1">
+          <w:r>
+            <w:rPr>
+              <w:rStyle w:val="Hyperlink"/>
+            </w:rPr>
+            <w:t>978-90-04-15850-4</w:t>
+          </w:r>
+        </w:hyperlink>
+      </w:r>
+      <w:r>
+        <w:rPr>
+          <w:rFonts w:ascii="Charis SIL Regular" w:hAnsi="Charis SIL Regular" w:eastAsia="Charis SIL Regular"/>
+          <w:b w:val="0"/>
+          <w:i w:val="0"/>
+          <w:color w:val="000000"/>
+          <w:sz w:val="24"/>
+        </w:rPr>
+        <w:t xml:space="preserve">, </w:t>
+      </w:r>
+      <w:r>
+        <w:rPr>
+          <w:rFonts w:ascii="Charis SIL Regular" w:hAnsi="Charis SIL Regular" w:eastAsia="Charis SIL Regular"/>
+          <w:b w:val="0"/>
+          <w:i w:val="0"/>
+          <w:color w:val="0000FF"/>
+          <w:sz w:val="24"/>
+          <w:u w:val="single"/>
+        </w:rPr>
+        <w:hyperlink r:id="rId28" w:history="1">
           <w:r>
             <w:rPr>
               <w:rStyle w:val="Hyperlink"/>
@@ -4978,7 +5019,7 @@
           <w:sz w:val="24"/>
           <w:u w:val="single"/>
         </w:rPr>
-        <w:hyperlink r:id="rId19" w:history="1">
+        <w:hyperlink r:id="rId28" w:history="1">
           <w:r>
             <w:rPr>
               <w:rStyle w:val="Hyperlink"/>
@@ -5007,7 +5048,7 @@
           <w:sz w:val="24"/>
           <w:u w:val="single"/>
         </w:rPr>
-        <w:hyperlink r:id="rId27" w:history="1">
+        <w:hyperlink r:id="rId28" w:history="1">
           <w:r>
             <w:rPr>
               <w:rStyle w:val="Hyperlink"/>
@@ -5025,7 +5066,7 @@
           <w:sz w:val="24"/>
           <w:u w:val="single"/>
         </w:rPr>
-        <w:hyperlink r:id="rId27" w:history="1">
+        <w:hyperlink r:id="rId28" w:history="1">
           <w:r>
             <w:rPr>
               <w:rStyle w:val="Hyperlink"/>
@@ -5156,7 +5197,7 @@
           <w:sz w:val="24"/>
           <w:u w:val="single"/>
         </w:rPr>
-        <w:hyperlink r:id="rId28" w:history="1">
+        <w:hyperlink r:id="rId29" w:history="1">
           <w:r>
             <w:rPr>
               <w:rStyle w:val="Hyperlink"/>
@@ -5174,7 +5215,7 @@
           <w:sz w:val="24"/>
           <w:u w:val="single"/>
         </w:rPr>
-        <w:hyperlink r:id="rId28" w:history="1">
+        <w:hyperlink r:id="rId29" w:history="1">
           <w:r>
             <w:rPr>
               <w:rStyle w:val="Hyperlink"/>
@@ -5192,7 +5233,7 @@
           <w:sz w:val="24"/>
           <w:u w:val="single"/>
         </w:rPr>
-        <w:hyperlink r:id="rId28" w:history="1">
+        <w:hyperlink r:id="rId29" w:history="1">
           <w:r>
             <w:rPr>
               <w:rStyle w:val="Hyperlink"/>
@@ -5210,7 +5251,7 @@
           <w:sz w:val="24"/>
           <w:u w:val="single"/>
         </w:rPr>
-        <w:hyperlink r:id="rId28" w:history="1">
+        <w:hyperlink r:id="rId29" w:history="1">
           <w:r>
             <w:rPr>
               <w:rStyle w:val="Hyperlink"/>
@@ -5238,7 +5279,7 @@
           <w:sz w:val="24"/>
           <w:u w:val="single"/>
         </w:rPr>
-        <w:hyperlink r:id="rId28" w:history="1">
+        <w:hyperlink r:id="rId30" w:history="1">
           <w:r>
             <w:rPr>
               <w:rStyle w:val="Hyperlink"/>
@@ -5256,7 +5297,7 @@
           <w:sz w:val="24"/>
           <w:u w:val="single"/>
         </w:rPr>
-        <w:hyperlink r:id="rId28" w:history="1">
+        <w:hyperlink r:id="rId30" w:history="1">
           <w:r>
             <w:rPr>
               <w:rStyle w:val="Hyperlink"/>
@@ -5285,7 +5326,7 @@
           <w:sz w:val="24"/>
           <w:u w:val="single"/>
         </w:rPr>
-        <w:hyperlink r:id="rId28" w:history="1">
+        <w:hyperlink r:id="rId30" w:history="1">
           <w:r>
             <w:rPr>
               <w:rStyle w:val="Hyperlink"/>
@@ -5392,7 +5433,7 @@
           <w:sz w:val="24"/>
           <w:u w:val="single"/>
         </w:rPr>
-        <w:hyperlink r:id="rId29" w:history="1">
+        <w:hyperlink r:id="rId31" w:history="1">
           <w:r>
             <w:rPr>
               <w:rStyle w:val="Hyperlink"/>
@@ -5421,7 +5462,7 @@
           <w:sz w:val="24"/>
           <w:u w:val="single"/>
         </w:rPr>
-        <w:hyperlink r:id="rId29" w:history="1">
+        <w:hyperlink r:id="rId31" w:history="1">
           <w:r>
             <w:rPr>
               <w:rStyle w:val="Hyperlink"/>
@@ -5449,7 +5490,7 @@
           <w:sz w:val="24"/>
           <w:u w:val="single"/>
         </w:rPr>
-        <w:hyperlink r:id="rId30" w:history="1">
+        <w:hyperlink r:id="rId32" w:history="1">
           <w:r>
             <w:rPr>
               <w:rStyle w:val="Hyperlink"/>
@@ -5478,7 +5519,7 @@
           <w:sz w:val="24"/>
           <w:u w:val="single"/>
         </w:rPr>
-        <w:hyperlink r:id="rId30" w:history="1">
+        <w:hyperlink r:id="rId32" w:history="1">
           <w:r>
             <w:rPr>
               <w:rStyle w:val="Hyperlink"/>
@@ -5602,7 +5643,7 @@
           <w:sz w:val="24"/>
           <w:u w:val="single"/>
         </w:rPr>
-        <w:hyperlink r:id="rId31" w:history="1">
+        <w:hyperlink r:id="rId33" w:history="1">
           <w:r>
             <w:rPr>
               <w:rStyle w:val="Hyperlink"/>
@@ -5620,7 +5661,7 @@
           <w:sz w:val="24"/>
           <w:u w:val="single"/>
         </w:rPr>
-        <w:hyperlink r:id="rId31" w:history="1">
+        <w:hyperlink r:id="rId33" w:history="1">
           <w:r>
             <w:rPr>
               <w:rStyle w:val="Hyperlink"/>
@@ -5638,7 +5679,7 @@
           <w:sz w:val="24"/>
           <w:u w:val="single"/>
         </w:rPr>
-        <w:hyperlink r:id="rId31" w:history="1">
+        <w:hyperlink r:id="rId33" w:history="1">
           <w:r>
             <w:rPr>
               <w:rStyle w:val="Hyperlink"/>
@@ -5819,7 +5860,7 @@
           <w:sz w:val="24"/>
           <w:u w:val="single"/>
         </w:rPr>
-        <w:hyperlink r:id="rId32" w:history="1">
+        <w:hyperlink r:id="rId34" w:history="1">
           <w:r>
             <w:rPr>
               <w:rStyle w:val="Hyperlink"/>
@@ -5837,7 +5878,7 @@
           <w:sz w:val="24"/>
           <w:u w:val="single"/>
         </w:rPr>
-        <w:hyperlink r:id="rId32" w:history="1">
+        <w:hyperlink r:id="rId34" w:history="1">
           <w:r>
             <w:rPr>
               <w:rStyle w:val="Hyperlink"/>
@@ -5855,7 +5896,7 @@
           <w:sz w:val="24"/>
           <w:u w:val="single"/>
         </w:rPr>
-        <w:hyperlink r:id="rId32" w:history="1">
+        <w:hyperlink r:id="rId34" w:history="1">
           <w:r>
             <w:rPr>
               <w:rStyle w:val="Hyperlink"/>
@@ -5873,7 +5914,7 @@
           <w:sz w:val="24"/>
           <w:u w:val="single"/>
         </w:rPr>
-        <w:hyperlink r:id="rId32" w:history="1">
+        <w:hyperlink r:id="rId34" w:history="1">
           <w:r>
             <w:rPr>
               <w:rStyle w:val="Hyperlink"/>
@@ -5891,7 +5932,7 @@
           <w:sz w:val="24"/>
           <w:u w:val="single"/>
         </w:rPr>
-        <w:hyperlink r:id="rId32" w:history="1">
+        <w:hyperlink r:id="rId34" w:history="1">
           <w:r>
             <w:rPr>
               <w:rStyle w:val="Hyperlink"/>
@@ -5909,7 +5950,7 @@
           <w:sz w:val="24"/>
           <w:u w:val="single"/>
         </w:rPr>
-        <w:hyperlink r:id="rId32" w:history="1">
+        <w:hyperlink r:id="rId34" w:history="1">
           <w:r>
             <w:rPr>
               <w:rStyle w:val="Hyperlink"/>
@@ -5927,7 +5968,7 @@
           <w:sz w:val="24"/>
           <w:u w:val="single"/>
         </w:rPr>
-        <w:hyperlink r:id="rId32" w:history="1">
+        <w:hyperlink r:id="rId34" w:history="1">
           <w:r>
             <w:rPr>
               <w:rStyle w:val="Hyperlink"/>
@@ -5945,12 +5986,12 @@
           <w:sz w:val="24"/>
           <w:u w:val="single"/>
         </w:rPr>
-        <w:hyperlink r:id="rId32" w:history="1">
+        <w:hyperlink r:id="rId34" w:history="1">
           <w:r>
             <w:rPr>
               <w:rStyle w:val="Hyperlink"/>
             </w:rPr>
-            <w:t>profiel</w:t>
+            <w:t>profie</w:t>
           </w:r>
         </w:hyperlink>
       </w:r>
@@ -5961,25 +6002,13 @@
           <w:i w:val="0"/>
           <w:color w:val="0000FF"/>
           <w:sz w:val="24"/>
-          <w:u w:val="single"/>
-        </w:rPr>
-        <w:t>-</w:t>
-      </w:r>
-      <w:r>
-        <w:rPr>
-          <w:rFonts w:ascii="Charis SIL Regular" w:hAnsi="Charis SIL Regular" w:eastAsia="Charis SIL Regular"/>
-          <w:b w:val="0"/>
-          <w:i w:val="0"/>
-          <w:color w:val="0000FF"/>
-          <w:sz w:val="24"/>
-          <w:u w:val="single"/>
-        </w:rPr>
-        <w:hyperlink r:id="rId32" w:history="1">
+        </w:rPr>
+        <w:hyperlink r:id="rId34" w:history="1">
           <w:r>
             <w:rPr>
               <w:rStyle w:val="Hyperlink"/>
             </w:rPr>
-            <w:t>als</w:t>
+            <w:t>l</w:t>
           </w:r>
         </w:hyperlink>
       </w:r>
@@ -6002,7 +6031,25 @@
           <w:sz w:val="24"/>
           <w:u w:val="single"/>
         </w:rPr>
-        <w:hyperlink r:id="rId32" w:history="1">
+        <w:hyperlink r:id="rId34" w:history="1">
+          <w:r>
+            <w:rPr>
+              <w:rStyle w:val="Hyperlink"/>
+            </w:rPr>
+            <w:t>als-</w:t>
+          </w:r>
+        </w:hyperlink>
+      </w:r>
+      <w:r>
+        <w:rPr>
+          <w:rFonts w:ascii="Charis SIL Regular" w:hAnsi="Charis SIL Regular" w:eastAsia="Charis SIL Regular"/>
+          <w:b w:val="0"/>
+          <w:i w:val="0"/>
+          <w:color w:val="0000FF"/>
+          <w:sz w:val="24"/>
+          <w:u w:val="single"/>
+        </w:rPr>
+        <w:hyperlink r:id="rId34" w:history="1">
           <w:r>
             <w:rPr>
               <w:rStyle w:val="Hyperlink"/>
@@ -6020,7 +6067,7 @@
           <w:sz w:val="24"/>
           <w:u w:val="single"/>
         </w:rPr>
-        <w:hyperlink r:id="rId32" w:history="1">
+        <w:hyperlink r:id="rId34" w:history="1">
           <w:r>
             <w:rPr>
               <w:rStyle w:val="Hyperlink"/>
@@ -6038,7 +6085,7 @@
           <w:sz w:val="24"/>
           <w:u w:val="single"/>
         </w:rPr>
-        <w:hyperlink r:id="rId32" w:history="1">
+        <w:hyperlink r:id="rId34" w:history="1">
           <w:r>
             <w:rPr>
               <w:rStyle w:val="Hyperlink"/>
@@ -6056,7 +6103,7 @@
           <w:sz w:val="24"/>
           <w:u w:val="single"/>
         </w:rPr>
-        <w:hyperlink r:id="rId32" w:history="1">
+        <w:hyperlink r:id="rId34" w:history="1">
           <w:r>
             <w:rPr>
               <w:rStyle w:val="Hyperlink"/>
@@ -6177,7 +6224,7 @@
           <w:sz w:val="24"/>
           <w:u w:val="single"/>
         </w:rPr>
-        <w:hyperlink r:id="rId33" w:history="1">
+        <w:hyperlink r:id="rId35" w:history="1">
           <w:r>
             <w:rPr>
               <w:rStyle w:val="Hyperlink"/>
@@ -6206,7 +6253,7 @@
           <w:sz w:val="24"/>
           <w:u w:val="single"/>
         </w:rPr>
-        <w:hyperlink r:id="rId33" w:history="1">
+        <w:hyperlink r:id="rId35" w:history="1">
           <w:r>
             <w:rPr>
               <w:rStyle w:val="Hyperlink"/>
@@ -6234,7 +6281,7 @@
           <w:sz w:val="24"/>
           <w:u w:val="single"/>
         </w:rPr>
-        <w:hyperlink r:id="rId34" w:history="1">
+        <w:hyperlink r:id="rId36" w:history="1">
           <w:r>
             <w:rPr>
               <w:rStyle w:val="Hyperlink"/>
@@ -6263,7 +6310,7 @@
           <w:sz w:val="24"/>
           <w:u w:val="single"/>
         </w:rPr>
-        <w:hyperlink r:id="rId34" w:history="1">
+        <w:hyperlink r:id="rId36" w:history="1">
           <w:r>
             <w:rPr>
               <w:rStyle w:val="Hyperlink"/>

--- a/EXPORTS/DOCX/published/niveau2/English/Ghana.docx
+++ b/EXPORTS/DOCX/published/niveau2/English/Ghana.docx
@@ -1012,72 +1012,7 @@
           <w:color w:val="000000"/>
           <w:sz w:val="24"/>
         </w:rPr>
-        <w:t>him to collect objects for his museum. When the ship on w</w:t>
-      </w:r>
-      <w:r>
-        <w:rPr>
-          <w:u w:val="single" w:color="0000ff"/>
-          <w:rFonts w:ascii="Charis SIL Regular" w:hAnsi="Charis SIL Regular" w:eastAsia="Charis SIL Regular"/>
-          <w:b w:val="0"/>
-          <w:i w:val="0"/>
-          <w:color w:val="000000"/>
-          <w:sz w:val="24"/>
-        </w:rPr>
-        <w:hyperlink r:id="rId13" w:history="1">
-          <w:r>
-            <w:rPr>
-              <w:rStyle w:val="Hyperlink"/>
-            </w:rPr>
-            <w:t>hich D</w:t>
-          </w:r>
-        </w:hyperlink>
-      </w:r>
-      <w:r>
-        <w:rPr>
-          <w:u w:val="single" w:color="0000ff"/>
-          <w:rFonts w:ascii="Charis SIL Regular" w:hAnsi="Charis SIL Regular" w:eastAsia="Charis SIL Regular"/>
-          <w:b w:val="0"/>
-          <w:i w:val="0"/>
-          <w:color w:val="000000"/>
-          <w:sz w:val="24"/>
-        </w:rPr>
-        <w:hyperlink r:id="rId13" w:history="1">
-          <w:r>
-            <w:rPr>
-              <w:rStyle w:val="Hyperlink"/>
-            </w:rPr>
-            <w:t>aendels</w:t>
-          </w:r>
-        </w:hyperlink>
-      </w:r>
-      <w:r>
-        <w:rPr>
-          <w:u w:val="single" w:color="0000ff"/>
-          <w:rFonts w:ascii="Charis SIL Regular" w:hAnsi="Charis SIL Regular" w:eastAsia="Charis SIL Regular"/>
-          <w:b w:val="0"/>
-          <w:i w:val="0"/>
-          <w:color w:val="000000"/>
-          <w:sz w:val="24"/>
-        </w:rPr>
-        <w:t xml:space="preserve"> </w:t>
-      </w:r>
-      <w:r>
-        <w:rPr>
-          <w:u w:val="single" w:color="0000ff"/>
-          <w:rFonts w:ascii="Charis SIL Regular" w:hAnsi="Charis SIL Regular" w:eastAsia="Charis SIL Regular"/>
-          <w:b w:val="0"/>
-          <w:i w:val="0"/>
-          <w:color w:val="000000"/>
-          <w:sz w:val="24"/>
-        </w:rPr>
-        <w:hyperlink r:id="rId13" w:history="1">
-          <w:r>
-            <w:rPr>
-              <w:rStyle w:val="Hyperlink"/>
-            </w:rPr>
-            <w:t>tra</w:t>
-          </w:r>
-        </w:hyperlink>
+        <w:t>him to collect objects for his museum. When the ship on which Daendels tra</w:t>
       </w:r>
       <w:r>
         <w:rPr>
@@ -1286,7 +1221,7 @@
             <w:rPr>
               <w:rStyle w:val="Hyperlink"/>
             </w:rPr>
-            <w:t>buffal</w:t>
+            <w:t>buffa</w:t>
           </w:r>
         </w:hyperlink>
       </w:r>
@@ -1297,36 +1232,13 @@
           <w:i w:val="0"/>
           <w:color w:val="0000FF"/>
           <w:sz w:val="24"/>
-          <w:u w:val="single"/>
-        </w:rPr>
-        <w:t>o</w:t>
-      </w:r>
-      <w:r>
-        <w:rPr>
-          <w:rFonts w:ascii="Charis SIL Regular" w:hAnsi="Charis SIL Regular" w:eastAsia="Charis SIL Regular"/>
-          <w:b w:val="0"/>
-          <w:i w:val="0"/>
-          <w:color w:val="0000FF"/>
-          <w:sz w:val="24"/>
-          <w:u w:val="single"/>
-        </w:rPr>
-        <w:t xml:space="preserve"> </w:t>
-      </w:r>
-      <w:r>
-        <w:rPr>
-          <w:rFonts w:ascii="Charis SIL Regular" w:hAnsi="Charis SIL Regular" w:eastAsia="Charis SIL Regular"/>
-          <w:b w:val="0"/>
-          <w:i w:val="0"/>
-          <w:color w:val="0000FF"/>
-          <w:sz w:val="24"/>
-          <w:u w:val="single"/>
         </w:rPr>
         <w:hyperlink r:id="rId14" w:history="1">
           <w:r>
             <w:rPr>
               <w:rStyle w:val="Hyperlink"/>
             </w:rPr>
-            <w:t>hor</w:t>
+            <w:t>l</w:t>
           </w:r>
         </w:hyperlink>
       </w:r>
@@ -1338,7 +1250,36 @@
           <w:color w:val="0000FF"/>
           <w:sz w:val="24"/>
         </w:rPr>
-        <w:t>n</w:t>
+        <w:t>o</w:t>
+      </w:r>
+      <w:r>
+        <w:rPr>
+          <w:rFonts w:ascii="Charis SIL Regular" w:hAnsi="Charis SIL Regular" w:eastAsia="Charis SIL Regular"/>
+          <w:b w:val="0"/>
+          <w:i w:val="0"/>
+          <w:color w:val="0000FF"/>
+          <w:sz w:val="24"/>
+          <w:u w:val="single"/>
+        </w:rPr>
+        <w:t xml:space="preserve"> </w:t>
+      </w:r>
+      <w:r>
+        <w:rPr>
+          <w:rFonts w:ascii="Charis SIL Regular" w:hAnsi="Charis SIL Regular" w:eastAsia="Charis SIL Regular"/>
+          <w:b w:val="0"/>
+          <w:i w:val="0"/>
+          <w:color w:val="0000FF"/>
+          <w:sz w:val="24"/>
+          <w:u w:val="single"/>
+        </w:rPr>
+        <w:hyperlink r:id="rId14" w:history="1">
+          <w:r>
+            <w:rPr>
+              <w:rStyle w:val="Hyperlink"/>
+            </w:rPr>
+            <w:t>horn</w:t>
+          </w:r>
+        </w:hyperlink>
       </w:r>
       <w:r>
         <w:rPr>
@@ -4426,7 +4367,7 @@
           <w:sz w:val="24"/>
           <w:u w:val="single"/>
         </w:rPr>
-        <w:hyperlink r:id="rId23" w:history="1">
+        <w:hyperlink r:id="rId25" w:history="1">
           <w:r>
             <w:rPr>
               <w:rStyle w:val="Hyperlink"/>
@@ -4444,7 +4385,7 @@
           <w:sz w:val="24"/>
           <w:u w:val="single"/>
         </w:rPr>
-        <w:hyperlink r:id="rId23" w:history="1">
+        <w:hyperlink r:id="rId25" w:history="1">
           <w:r>
             <w:rPr>
               <w:rStyle w:val="Hyperlink"/>
@@ -4863,6 +4804,7 @@
           <w:i w:val="0"/>
           <w:color w:val="0000FF"/>
           <w:sz w:val="24"/>
+          <w:u w:val="single"/>
         </w:rPr>
         <w:hyperlink r:id="rId19" w:history="1">
           <w:r>
@@ -4926,7 +4868,7 @@
           <w:sz w:val="24"/>
           <w:u w:val="single"/>
         </w:rPr>
-        <w:hyperlink r:id="rId27" w:history="1">
+        <w:hyperlink r:id="rId19" w:history="1">
           <w:r>
             <w:rPr>
               <w:rStyle w:val="Hyperlink"/>
@@ -4944,7 +4886,7 @@
           <w:sz w:val="24"/>
           <w:u w:val="single"/>
         </w:rPr>
-        <w:hyperlink r:id="rId27" w:history="1">
+        <w:hyperlink r:id="rId19" w:history="1">
           <w:r>
             <w:rPr>
               <w:rStyle w:val="Hyperlink"/>
@@ -5279,7 +5221,7 @@
           <w:sz w:val="24"/>
           <w:u w:val="single"/>
         </w:rPr>
-        <w:hyperlink r:id="rId30" w:history="1">
+        <w:hyperlink r:id="rId29" w:history="1">
           <w:r>
             <w:rPr>
               <w:rStyle w:val="Hyperlink"/>
@@ -5297,7 +5239,7 @@
           <w:sz w:val="24"/>
           <w:u w:val="single"/>
         </w:rPr>
-        <w:hyperlink r:id="rId30" w:history="1">
+        <w:hyperlink r:id="rId29" w:history="1">
           <w:r>
             <w:rPr>
               <w:rStyle w:val="Hyperlink"/>

--- a/EXPORTS/DOCX/published/niveau2/English/Ghana.docx
+++ b/EXPORTS/DOCX/published/niveau2/English/Ghana.docx
@@ -1012,7 +1012,72 @@
           <w:color w:val="000000"/>
           <w:sz w:val="24"/>
         </w:rPr>
-        <w:t>him to collect objects for his museum. When the ship on which Daendels tra</w:t>
+        <w:t>him to collect objects for his museum. When the ship on w</w:t>
+      </w:r>
+      <w:r>
+        <w:rPr>
+          <w:u w:val="single" w:color="0000ff"/>
+          <w:rFonts w:ascii="Charis SIL Regular" w:hAnsi="Charis SIL Regular" w:eastAsia="Charis SIL Regular"/>
+          <w:b w:val="0"/>
+          <w:i w:val="0"/>
+          <w:color w:val="000000"/>
+          <w:sz w:val="24"/>
+        </w:rPr>
+        <w:hyperlink r:id="rId13" w:history="1">
+          <w:r>
+            <w:rPr>
+              <w:rStyle w:val="Hyperlink"/>
+            </w:rPr>
+            <w:t>hich D</w:t>
+          </w:r>
+        </w:hyperlink>
+      </w:r>
+      <w:r>
+        <w:rPr>
+          <w:u w:val="single" w:color="0000ff"/>
+          <w:rFonts w:ascii="Charis SIL Regular" w:hAnsi="Charis SIL Regular" w:eastAsia="Charis SIL Regular"/>
+          <w:b w:val="0"/>
+          <w:i w:val="0"/>
+          <w:color w:val="000000"/>
+          <w:sz w:val="24"/>
+        </w:rPr>
+        <w:hyperlink r:id="rId13" w:history="1">
+          <w:r>
+            <w:rPr>
+              <w:rStyle w:val="Hyperlink"/>
+            </w:rPr>
+            <w:t>aendels</w:t>
+          </w:r>
+        </w:hyperlink>
+      </w:r>
+      <w:r>
+        <w:rPr>
+          <w:u w:val="single" w:color="0000ff"/>
+          <w:rFonts w:ascii="Charis SIL Regular" w:hAnsi="Charis SIL Regular" w:eastAsia="Charis SIL Regular"/>
+          <w:b w:val="0"/>
+          <w:i w:val="0"/>
+          <w:color w:val="000000"/>
+          <w:sz w:val="24"/>
+        </w:rPr>
+        <w:t xml:space="preserve"> </w:t>
+      </w:r>
+      <w:r>
+        <w:rPr>
+          <w:u w:val="single" w:color="0000ff"/>
+          <w:rFonts w:ascii="Charis SIL Regular" w:hAnsi="Charis SIL Regular" w:eastAsia="Charis SIL Regular"/>
+          <w:b w:val="0"/>
+          <w:i w:val="0"/>
+          <w:color w:val="000000"/>
+          <w:sz w:val="24"/>
+        </w:rPr>
+        <w:hyperlink r:id="rId13" w:history="1">
+          <w:r>
+            <w:rPr>
+              <w:rStyle w:val="Hyperlink"/>
+            </w:rPr>
+            <w:t>tra</w:t>
+          </w:r>
+        </w:hyperlink>
       </w:r>
       <w:r>
         <w:rPr>
@@ -1221,7 +1286,7 @@
             <w:rPr>
               <w:rStyle w:val="Hyperlink"/>
             </w:rPr>
-            <w:t>buffa</w:t>
+            <w:t>buffal</w:t>
           </w:r>
         </w:hyperlink>
       </w:r>
@@ -1232,13 +1297,36 @@
           <w:i w:val="0"/>
           <w:color w:val="0000FF"/>
           <w:sz w:val="24"/>
+          <w:u w:val="single"/>
+        </w:rPr>
+        <w:t>o</w:t>
+      </w:r>
+      <w:r>
+        <w:rPr>
+          <w:rFonts w:ascii="Charis SIL Regular" w:hAnsi="Charis SIL Regular" w:eastAsia="Charis SIL Regular"/>
+          <w:b w:val="0"/>
+          <w:i w:val="0"/>
+          <w:color w:val="0000FF"/>
+          <w:sz w:val="24"/>
+          <w:u w:val="single"/>
+        </w:rPr>
+        <w:t xml:space="preserve"> </w:t>
+      </w:r>
+      <w:r>
+        <w:rPr>
+          <w:rFonts w:ascii="Charis SIL Regular" w:hAnsi="Charis SIL Regular" w:eastAsia="Charis SIL Regular"/>
+          <w:b w:val="0"/>
+          <w:i w:val="0"/>
+          <w:color w:val="0000FF"/>
+          <w:sz w:val="24"/>
+          <w:u w:val="single"/>
         </w:rPr>
         <w:hyperlink r:id="rId14" w:history="1">
           <w:r>
             <w:rPr>
               <w:rStyle w:val="Hyperlink"/>
             </w:rPr>
-            <w:t>l</w:t>
+            <w:t>hor</w:t>
           </w:r>
         </w:hyperlink>
       </w:r>
@@ -1250,36 +1338,7 @@
           <w:color w:val="0000FF"/>
           <w:sz w:val="24"/>
         </w:rPr>
-        <w:t>o</w:t>
-      </w:r>
-      <w:r>
-        <w:rPr>
-          <w:rFonts w:ascii="Charis SIL Regular" w:hAnsi="Charis SIL Regular" w:eastAsia="Charis SIL Regular"/>
-          <w:b w:val="0"/>
-          <w:i w:val="0"/>
-          <w:color w:val="0000FF"/>
-          <w:sz w:val="24"/>
-          <w:u w:val="single"/>
-        </w:rPr>
-        <w:t xml:space="preserve"> </w:t>
-      </w:r>
-      <w:r>
-        <w:rPr>
-          <w:rFonts w:ascii="Charis SIL Regular" w:hAnsi="Charis SIL Regular" w:eastAsia="Charis SIL Regular"/>
-          <w:b w:val="0"/>
-          <w:i w:val="0"/>
-          <w:color w:val="0000FF"/>
-          <w:sz w:val="24"/>
-          <w:u w:val="single"/>
-        </w:rPr>
-        <w:hyperlink r:id="rId14" w:history="1">
-          <w:r>
-            <w:rPr>
-              <w:rStyle w:val="Hyperlink"/>
-            </w:rPr>
-            <w:t>horn</w:t>
-          </w:r>
-        </w:hyperlink>
+        <w:t>n</w:t>
       </w:r>
       <w:r>
         <w:rPr>
@@ -2219,14 +2278,7 @@
           <w:color w:val="000000"/>
           <w:sz w:val="24"/>
         </w:rPr>
-        <w:hyperlink r:id="rId18" w:history="1">
-          <w:r>
-            <w:rPr>
-              <w:rStyle w:val="Hyperlink"/>
-            </w:rPr>
-            <w:t xml:space="preserve"> director</w:t>
-          </w:r>
-        </w:hyperlink>
+        <w:t xml:space="preserve"> director</w:t>
       </w:r>
       <w:r>
         <w:rPr>
@@ -4302,7 +4354,7 @@
           <w:sz w:val="24"/>
           <w:u w:val="single"/>
         </w:rPr>
-        <w:hyperlink r:id="rId23" w:history="1">
+        <w:hyperlink r:id="rId24" w:history="1">
           <w:r>
             <w:rPr>
               <w:rStyle w:val="Hyperlink"/>
@@ -4320,7 +4372,7 @@
           <w:sz w:val="24"/>
           <w:u w:val="single"/>
         </w:rPr>
-        <w:hyperlink r:id="rId23" w:history="1">
+        <w:hyperlink r:id="rId24" w:history="1">
           <w:r>
             <w:rPr>
               <w:rStyle w:val="Hyperlink"/>
@@ -4331,32 +4383,13 @@
       </w:r>
       <w:r>
         <w:rPr>
-          <w:u w:val="single" w:color="0000ff"/>
           <w:rFonts w:ascii="Charis SIL Regular" w:hAnsi="Charis SIL Regular" w:eastAsia="Charis SIL Regular"/>
           <w:b w:val="0"/>
           <w:i w:val="0"/>
           <w:color w:val="000000"/>
           <w:sz w:val="24"/>
         </w:rPr>
-        <w:hyperlink r:id="rId23" w:history="1">
-          <w:r>
-            <w:rPr>
-              <w:rStyle w:val="Hyperlink"/>
-            </w:rPr>
-            <w:t>,</w:t>
-          </w:r>
-        </w:hyperlink>
-      </w:r>
-      <w:r>
-        <w:rPr>
-          <w:u w:val="single" w:color="0000ff"/>
-          <w:rFonts w:ascii="Charis SIL Regular" w:hAnsi="Charis SIL Regular" w:eastAsia="Charis SIL Regular"/>
-          <w:b w:val="0"/>
-          <w:i w:val="0"/>
-          <w:color w:val="000000"/>
-          <w:sz w:val="24"/>
-        </w:rPr>
-        <w:t xml:space="preserve"> </w:t>
+        <w:t xml:space="preserve">, </w:t>
       </w:r>
       <w:r>
         <w:rPr>
@@ -4850,14 +4883,7 @@
           <w:color w:val="000000"/>
           <w:sz w:val="24"/>
         </w:rPr>
-        <w:hyperlink r:id="rId19" w:history="1">
-          <w:r>
-            <w:rPr>
-              <w:rStyle w:val="Hyperlink"/>
-            </w:rPr>
-            <w:t xml:space="preserve">, </w:t>
-          </w:r>
-        </w:hyperlink>
+        <w:t xml:space="preserve">, </w:t>
       </w:r>
       <w:r>
         <w:rPr>
@@ -4868,7 +4894,7 @@
           <w:sz w:val="24"/>
           <w:u w:val="single"/>
         </w:rPr>
-        <w:hyperlink r:id="rId19" w:history="1">
+        <w:hyperlink r:id="rId27" w:history="1">
           <w:r>
             <w:rPr>
               <w:rStyle w:val="Hyperlink"/>
@@ -4886,7 +4912,7 @@
           <w:sz w:val="24"/>
           <w:u w:val="single"/>
         </w:rPr>
-        <w:hyperlink r:id="rId19" w:history="1">
+        <w:hyperlink r:id="rId27" w:history="1">
           <w:r>
             <w:rPr>
               <w:rStyle w:val="Hyperlink"/>
@@ -4926,6 +4952,7 @@
       </w:r>
       <w:r>
         <w:rPr>
+          <w:u w:val="single" w:color="0000ff"/>
           <w:rFonts w:ascii="Charis SIL Regular" w:hAnsi="Charis SIL Regular" w:eastAsia="Charis SIL Regular"/>
           <w:b w:val="0"/>
           <w:i w:val="0"/>
@@ -5221,7 +5248,7 @@
           <w:sz w:val="24"/>
           <w:u w:val="single"/>
         </w:rPr>
-        <w:hyperlink r:id="rId29" w:history="1">
+        <w:hyperlink r:id="rId30" w:history="1">
           <w:r>
             <w:rPr>
               <w:rStyle w:val="Hyperlink"/>
@@ -5239,7 +5266,7 @@
           <w:sz w:val="24"/>
           <w:u w:val="single"/>
         </w:rPr>
-        <w:hyperlink r:id="rId29" w:history="1">
+        <w:hyperlink r:id="rId30" w:history="1">
           <w:r>
             <w:rPr>
               <w:rStyle w:val="Hyperlink"/>
@@ -5933,7 +5960,7 @@
             <w:rPr>
               <w:rStyle w:val="Hyperlink"/>
             </w:rPr>
-            <w:t>profie</w:t>
+            <w:t>profiel</w:t>
           </w:r>
         </w:hyperlink>
       </w:r>
@@ -5944,13 +5971,25 @@
           <w:i w:val="0"/>
           <w:color w:val="0000FF"/>
           <w:sz w:val="24"/>
+          <w:u w:val="single"/>
+        </w:rPr>
+        <w:t>-</w:t>
+      </w:r>
+      <w:r>
+        <w:rPr>
+          <w:rFonts w:ascii="Charis SIL Regular" w:hAnsi="Charis SIL Regular" w:eastAsia="Charis SIL Regular"/>
+          <w:b w:val="0"/>
+          <w:i w:val="0"/>
+          <w:color w:val="0000FF"/>
+          <w:sz w:val="24"/>
+          <w:u w:val="single"/>
         </w:rPr>
         <w:hyperlink r:id="rId34" w:history="1">
           <w:r>
             <w:rPr>
               <w:rStyle w:val="Hyperlink"/>
             </w:rPr>
-            <w:t>l</w:t>
+            <w:t>als</w:t>
           </w:r>
         </w:hyperlink>
       </w:r>
@@ -5963,24 +6002,6 @@
           <w:sz w:val="24"/>
         </w:rPr>
         <w:t>-</w:t>
-      </w:r>
-      <w:r>
-        <w:rPr>
-          <w:rFonts w:ascii="Charis SIL Regular" w:hAnsi="Charis SIL Regular" w:eastAsia="Charis SIL Regular"/>
-          <w:b w:val="0"/>
-          <w:i w:val="0"/>
-          <w:color w:val="0000FF"/>
-          <w:sz w:val="24"/>
-          <w:u w:val="single"/>
-        </w:rPr>
-        <w:hyperlink r:id="rId34" w:history="1">
-          <w:r>
-            <w:rPr>
-              <w:rStyle w:val="Hyperlink"/>
-            </w:rPr>
-            <w:t>als-</w:t>
-          </w:r>
-        </w:hyperlink>
       </w:r>
       <w:r>
         <w:rPr>

--- a/EXPORTS/DOCX/published/niveau2/English/Ghana.docx
+++ b/EXPORTS/DOCX/published/niveau2/English/Ghana.docx
@@ -397,33 +397,13 @@
           <w:color w:val="000000"/>
           <w:sz w:val="24"/>
         </w:rPr>
-        <w:t xml:space="preserve">This adinkra cloth, sent to the Netherlands in 1825, is considered the second oldest known </w:t>
+        <w:t xml:space="preserve">This </w:t>
       </w:r>
       <w:r>
         <w:rPr>
           <w:rFonts w:ascii="Charis SIL Italic" w:hAnsi="Charis SIL Italic" w:eastAsia="Charis SIL Italic"/>
           <w:b w:val="0"/>
           <w:i/>
-          <w:color w:val="000000"/>
-          <w:sz w:val="24"/>
-        </w:rPr>
-        <w:t>adinkra cloth in the world</w:t>
-      </w:r>
-      <w:r>
-        <w:rPr>
-          <w:rFonts w:ascii="Charis SIL Regular" w:hAnsi="Charis SIL Regular" w:eastAsia="Charis SIL Regular"/>
-          <w:b w:val="0"/>
-          <w:i w:val="0"/>
-          <w:color w:val="000000"/>
-          <w:sz w:val="24"/>
-        </w:rPr>
-        <w:t xml:space="preserve"> (</w:t>
-      </w:r>
-      <w:r>
-        <w:rPr>
-          <w:rFonts w:ascii="Charis SIL Regular" w:hAnsi="Charis SIL Regular" w:eastAsia="Charis SIL Regular"/>
-          <w:b w:val="0"/>
-          <w:i w:val="0"/>
           <w:color w:val="0000FF"/>
           <w:sz w:val="24"/>
           <w:u w:val="single"/>
@@ -433,19 +413,76 @@
             <w:rPr>
               <w:rStyle w:val="Hyperlink"/>
             </w:rPr>
-            <w:t>Wereldmuseum</w:t>
+            <w:t>adinkra</w:t>
           </w:r>
         </w:hyperlink>
       </w:r>
       <w:r>
         <w:rPr>
-          <w:rFonts w:ascii="Charis SIL Regular" w:hAnsi="Charis SIL Regular" w:eastAsia="Charis SIL Regular"/>
-          <w:b w:val="0"/>
-          <w:i w:val="0"/>
+          <w:rFonts w:ascii="Charis SIL Italic" w:hAnsi="Charis SIL Italic" w:eastAsia="Charis SIL Italic"/>
+          <w:b w:val="0"/>
+          <w:i/>
+          <w:color w:val="0000FF"/>
+          <w:sz w:val="24"/>
+          <w:u w:val="single"/>
+        </w:rPr>
+        <w:t xml:space="preserve"> </w:t>
+      </w:r>
+      <w:r>
+        <w:rPr>
+          <w:rFonts w:ascii="Charis SIL Italic" w:hAnsi="Charis SIL Italic" w:eastAsia="Charis SIL Italic"/>
+          <w:b w:val="0"/>
+          <w:i/>
+          <w:color w:val="0000FF"/>
+          <w:sz w:val="24"/>
+          <w:u w:val="single"/>
+        </w:rPr>
+        <w:hyperlink r:id="rId9" w:history="1">
+          <w:r>
+            <w:rPr>
+              <w:rStyle w:val="Hyperlink"/>
+            </w:rPr>
+            <w:t>cloth</w:t>
+          </w:r>
+        </w:hyperlink>
+      </w:r>
+      <w:r>
+        <w:rPr>
+          <w:rFonts w:ascii="Charis SIL Italic" w:hAnsi="Charis SIL Italic" w:eastAsia="Charis SIL Italic"/>
+          <w:b w:val="0"/>
+          <w:i/>
           <w:color w:val="000000"/>
           <w:sz w:val="24"/>
         </w:rPr>
-        <w:t>)</w:t>
+        <w:t xml:space="preserve">, sent to the Netherlands in 1825, is considered the second oldest known </w:t>
+      </w:r>
+      <w:r>
+        <w:rPr>
+          <w:rFonts w:ascii="Charis SIL Italic" w:hAnsi="Charis SIL Italic" w:eastAsia="Charis SIL Italic"/>
+          <w:b w:val="0"/>
+          <w:i/>
+          <w:color w:val="000000"/>
+          <w:sz w:val="24"/>
+        </w:rPr>
+        <w:t>adinkra cloth in the w</w:t>
+      </w:r>
+      <w:r>
+        <w:rPr>
+          <w:u w:val="single" w:color="0000ff"/>
+          <w:rFonts w:ascii="Charis SIL Italic" w:hAnsi="Charis SIL Italic" w:eastAsia="Charis SIL Italic"/>
+          <w:b w:val="0"/>
+          <w:i/>
+          <w:color w:val="000000"/>
+          <w:sz w:val="24"/>
+        </w:rPr>
+        <w:hyperlink r:id="rId9" w:history="1">
+          <w:r>
+            <w:rPr>
+              <w:rStyle w:val="Hyperlink"/>
+            </w:rPr>
+            <w:t>orld</w:t>
+          </w:r>
+        </w:hyperlink>
       </w:r>
     </w:p>
     <w:p>
@@ -2278,7 +2315,14 @@
           <w:color w:val="000000"/>
           <w:sz w:val="24"/>
         </w:rPr>
-        <w:t xml:space="preserve"> director</w:t>
+        <w:hyperlink r:id="rId18" w:history="1">
+          <w:r>
+            <w:rPr>
+              <w:rStyle w:val="Hyperlink"/>
+            </w:rPr>
+            <w:t xml:space="preserve"> director</w:t>
+          </w:r>
+        </w:hyperlink>
       </w:r>
       <w:r>
         <w:rPr>
@@ -3583,25 +3627,7 @@
           <w:color w:val="000000"/>
           <w:sz w:val="24"/>
         </w:rPr>
-        <w:t>contains documents relat</w:t>
-      </w:r>
-      <w:r>
-        <w:rPr>
-          <w:u w:val="single" w:color="0000ff"/>
-          <w:rFonts w:ascii="Charis SIL Regular" w:hAnsi="Charis SIL Regular" w:eastAsia="Charis SIL Regular"/>
-          <w:b w:val="0"/>
-          <w:i w:val="0"/>
-          <w:color w:val="000000"/>
-          <w:sz w:val="24"/>
-        </w:rPr>
-        <w:hyperlink r:id="rId21" w:history="1">
-          <w:r>
-            <w:rPr>
-              <w:rStyle w:val="Hyperlink"/>
-            </w:rPr>
-            <w:t>ing to th</w:t>
-          </w:r>
-        </w:hyperlink>
+        <w:t>contains documents relating to th</w:t>
       </w:r>
       <w:r>
         <w:rPr>
@@ -3925,8 +3951,9 @@
           <w:i w:val="0"/>
           <w:color w:val="0000FF"/>
           <w:sz w:val="24"/>
-        </w:rPr>
-        <w:t>i</w:t>
+          <w:u w:val="single"/>
+        </w:rPr>
+        <w:t>ic Societ</w:t>
       </w:r>
       <w:r>
         <w:rPr>
@@ -3935,9 +3962,8 @@
           <w:i w:val="0"/>
           <w:color w:val="0000FF"/>
           <w:sz w:val="24"/>
-          <w:u w:val="single"/>
-        </w:rPr>
-        <w:t>c Society</w:t>
+        </w:rPr>
+        <w:t>y</w:t>
       </w:r>
       <w:r>
         <w:br/>
@@ -4354,7 +4380,7 @@
           <w:sz w:val="24"/>
           <w:u w:val="single"/>
         </w:rPr>
-        <w:hyperlink r:id="rId24" w:history="1">
+        <w:hyperlink r:id="rId23" w:history="1">
           <w:r>
             <w:rPr>
               <w:rStyle w:val="Hyperlink"/>
@@ -4372,7 +4398,7 @@
           <w:sz w:val="24"/>
           <w:u w:val="single"/>
         </w:rPr>
-        <w:hyperlink r:id="rId24" w:history="1">
+        <w:hyperlink r:id="rId23" w:history="1">
           <w:r>
             <w:rPr>
               <w:rStyle w:val="Hyperlink"/>
@@ -4383,13 +4409,32 @@
       </w:r>
       <w:r>
         <w:rPr>
+          <w:u w:val="single" w:color="0000ff"/>
           <w:rFonts w:ascii="Charis SIL Regular" w:hAnsi="Charis SIL Regular" w:eastAsia="Charis SIL Regular"/>
           <w:b w:val="0"/>
           <w:i w:val="0"/>
           <w:color w:val="000000"/>
           <w:sz w:val="24"/>
         </w:rPr>
-        <w:t xml:space="preserve">, </w:t>
+        <w:hyperlink r:id="rId23" w:history="1">
+          <w:r>
+            <w:rPr>
+              <w:rStyle w:val="Hyperlink"/>
+            </w:rPr>
+            <w:t>,</w:t>
+          </w:r>
+        </w:hyperlink>
+      </w:r>
+      <w:r>
+        <w:rPr>
+          <w:u w:val="single" w:color="0000ff"/>
+          <w:rFonts w:ascii="Charis SIL Regular" w:hAnsi="Charis SIL Regular" w:eastAsia="Charis SIL Regular"/>
+          <w:b w:val="0"/>
+          <w:i w:val="0"/>
+          <w:color w:val="000000"/>
+          <w:sz w:val="24"/>
+        </w:rPr>
+        <w:t xml:space="preserve"> </w:t>
       </w:r>
       <w:r>
         <w:rPr>
@@ -4400,7 +4445,7 @@
           <w:sz w:val="24"/>
           <w:u w:val="single"/>
         </w:rPr>
-        <w:hyperlink r:id="rId25" w:history="1">
+        <w:hyperlink r:id="rId23" w:history="1">
           <w:r>
             <w:rPr>
               <w:rStyle w:val="Hyperlink"/>
@@ -4418,7 +4463,7 @@
           <w:sz w:val="24"/>
           <w:u w:val="single"/>
         </w:rPr>
-        <w:hyperlink r:id="rId25" w:history="1">
+        <w:hyperlink r:id="rId23" w:history="1">
           <w:r>
             <w:rPr>
               <w:rStyle w:val="Hyperlink"/>
@@ -4883,7 +4928,14 @@
           <w:color w:val="000000"/>
           <w:sz w:val="24"/>
         </w:rPr>
-        <w:t xml:space="preserve">, </w:t>
+        <w:hyperlink r:id="rId19" w:history="1">
+          <w:r>
+            <w:rPr>
+              <w:rStyle w:val="Hyperlink"/>
+            </w:rPr>
+            <w:t xml:space="preserve">, </w:t>
+          </w:r>
+        </w:hyperlink>
       </w:r>
       <w:r>
         <w:rPr>
@@ -4894,7 +4946,7 @@
           <w:sz w:val="24"/>
           <w:u w:val="single"/>
         </w:rPr>
-        <w:hyperlink r:id="rId27" w:history="1">
+        <w:hyperlink r:id="rId19" w:history="1">
           <w:r>
             <w:rPr>
               <w:rStyle w:val="Hyperlink"/>
@@ -4912,7 +4964,7 @@
           <w:sz w:val="24"/>
           <w:u w:val="single"/>
         </w:rPr>
-        <w:hyperlink r:id="rId27" w:history="1">
+        <w:hyperlink r:id="rId19" w:history="1">
           <w:r>
             <w:rPr>
               <w:rStyle w:val="Hyperlink"/>
@@ -4941,7 +4993,7 @@
           <w:sz w:val="24"/>
           <w:u w:val="single"/>
         </w:rPr>
-        <w:hyperlink r:id="rId27" w:history="1">
+        <w:hyperlink r:id="rId19" w:history="1">
           <w:r>
             <w:rPr>
               <w:rStyle w:val="Hyperlink"/>
@@ -4952,14 +5004,20 @@
       </w:r>
       <w:r>
         <w:rPr>
-          <w:u w:val="single" w:color="0000ff"/>
           <w:rFonts w:ascii="Charis SIL Regular" w:hAnsi="Charis SIL Regular" w:eastAsia="Charis SIL Regular"/>
           <w:b w:val="0"/>
           <w:i w:val="0"/>
           <w:color w:val="000000"/>
           <w:sz w:val="24"/>
         </w:rPr>
-        <w:t xml:space="preserve">, </w:t>
+        <w:hyperlink r:id="rId19" w:history="1">
+          <w:r>
+            <w:rPr>
+              <w:rStyle w:val="Hyperlink"/>
+            </w:rPr>
+            <w:t xml:space="preserve">, </w:t>
+          </w:r>
+        </w:hyperlink>
       </w:r>
       <w:r>
         <w:rPr>
@@ -4970,7 +5028,7 @@
           <w:sz w:val="24"/>
           <w:u w:val="single"/>
         </w:rPr>
-        <w:hyperlink r:id="rId28" w:history="1">
+        <w:hyperlink r:id="rId27" w:history="1">
           <w:r>
             <w:rPr>
               <w:rStyle w:val="Hyperlink"/>
@@ -4988,7 +5046,7 @@
           <w:sz w:val="24"/>
           <w:u w:val="single"/>
         </w:rPr>
-        <w:hyperlink r:id="rId28" w:history="1">
+        <w:hyperlink r:id="rId27" w:history="1">
           <w:r>
             <w:rPr>
               <w:rStyle w:val="Hyperlink"/>
@@ -5017,7 +5075,7 @@
           <w:sz w:val="24"/>
           <w:u w:val="single"/>
         </w:rPr>
-        <w:hyperlink r:id="rId28" w:history="1">
+        <w:hyperlink r:id="rId27" w:history="1">
           <w:r>
             <w:rPr>
               <w:rStyle w:val="Hyperlink"/>
@@ -5035,7 +5093,7 @@
           <w:sz w:val="24"/>
           <w:u w:val="single"/>
         </w:rPr>
-        <w:hyperlink r:id="rId28" w:history="1">
+        <w:hyperlink r:id="rId27" w:history="1">
           <w:r>
             <w:rPr>
               <w:rStyle w:val="Hyperlink"/>
@@ -5166,7 +5224,7 @@
           <w:sz w:val="24"/>
           <w:u w:val="single"/>
         </w:rPr>
-        <w:hyperlink r:id="rId29" w:history="1">
+        <w:hyperlink r:id="rId28" w:history="1">
           <w:r>
             <w:rPr>
               <w:rStyle w:val="Hyperlink"/>
@@ -5184,7 +5242,7 @@
           <w:sz w:val="24"/>
           <w:u w:val="single"/>
         </w:rPr>
-        <w:hyperlink r:id="rId29" w:history="1">
+        <w:hyperlink r:id="rId28" w:history="1">
           <w:r>
             <w:rPr>
               <w:rStyle w:val="Hyperlink"/>
@@ -5202,7 +5260,7 @@
           <w:sz w:val="24"/>
           <w:u w:val="single"/>
         </w:rPr>
-        <w:hyperlink r:id="rId29" w:history="1">
+        <w:hyperlink r:id="rId28" w:history="1">
           <w:r>
             <w:rPr>
               <w:rStyle w:val="Hyperlink"/>
@@ -5220,7 +5278,7 @@
           <w:sz w:val="24"/>
           <w:u w:val="single"/>
         </w:rPr>
-        <w:hyperlink r:id="rId29" w:history="1">
+        <w:hyperlink r:id="rId28" w:history="1">
           <w:r>
             <w:rPr>
               <w:rStyle w:val="Hyperlink"/>
@@ -5248,7 +5306,7 @@
           <w:sz w:val="24"/>
           <w:u w:val="single"/>
         </w:rPr>
-        <w:hyperlink r:id="rId30" w:history="1">
+        <w:hyperlink r:id="rId28" w:history="1">
           <w:r>
             <w:rPr>
               <w:rStyle w:val="Hyperlink"/>
@@ -5266,7 +5324,7 @@
           <w:sz w:val="24"/>
           <w:u w:val="single"/>
         </w:rPr>
-        <w:hyperlink r:id="rId30" w:history="1">
+        <w:hyperlink r:id="rId28" w:history="1">
           <w:r>
             <w:rPr>
               <w:rStyle w:val="Hyperlink"/>
@@ -5295,7 +5353,7 @@
           <w:sz w:val="24"/>
           <w:u w:val="single"/>
         </w:rPr>
-        <w:hyperlink r:id="rId30" w:history="1">
+        <w:hyperlink r:id="rId28" w:history="1">
           <w:r>
             <w:rPr>
               <w:rStyle w:val="Hyperlink"/>
@@ -5402,7 +5460,7 @@
           <w:sz w:val="24"/>
           <w:u w:val="single"/>
         </w:rPr>
-        <w:hyperlink r:id="rId31" w:history="1">
+        <w:hyperlink r:id="rId29" w:history="1">
           <w:r>
             <w:rPr>
               <w:rStyle w:val="Hyperlink"/>
@@ -5431,7 +5489,7 @@
           <w:sz w:val="24"/>
           <w:u w:val="single"/>
         </w:rPr>
-        <w:hyperlink r:id="rId31" w:history="1">
+        <w:hyperlink r:id="rId29" w:history="1">
           <w:r>
             <w:rPr>
               <w:rStyle w:val="Hyperlink"/>
@@ -5459,7 +5517,7 @@
           <w:sz w:val="24"/>
           <w:u w:val="single"/>
         </w:rPr>
-        <w:hyperlink r:id="rId32" w:history="1">
+        <w:hyperlink r:id="rId30" w:history="1">
           <w:r>
             <w:rPr>
               <w:rStyle w:val="Hyperlink"/>
@@ -5488,7 +5546,7 @@
           <w:sz w:val="24"/>
           <w:u w:val="single"/>
         </w:rPr>
-        <w:hyperlink r:id="rId32" w:history="1">
+        <w:hyperlink r:id="rId30" w:history="1">
           <w:r>
             <w:rPr>
               <w:rStyle w:val="Hyperlink"/>
@@ -5612,7 +5670,7 @@
           <w:sz w:val="24"/>
           <w:u w:val="single"/>
         </w:rPr>
-        <w:hyperlink r:id="rId33" w:history="1">
+        <w:hyperlink r:id="rId31" w:history="1">
           <w:r>
             <w:rPr>
               <w:rStyle w:val="Hyperlink"/>
@@ -5630,7 +5688,7 @@
           <w:sz w:val="24"/>
           <w:u w:val="single"/>
         </w:rPr>
-        <w:hyperlink r:id="rId33" w:history="1">
+        <w:hyperlink r:id="rId31" w:history="1">
           <w:r>
             <w:rPr>
               <w:rStyle w:val="Hyperlink"/>
@@ -5648,7 +5706,7 @@
           <w:sz w:val="24"/>
           <w:u w:val="single"/>
         </w:rPr>
-        <w:hyperlink r:id="rId33" w:history="1">
+        <w:hyperlink r:id="rId31" w:history="1">
           <w:r>
             <w:rPr>
               <w:rStyle w:val="Hyperlink"/>
@@ -5829,7 +5887,7 @@
           <w:sz w:val="24"/>
           <w:u w:val="single"/>
         </w:rPr>
-        <w:hyperlink r:id="rId34" w:history="1">
+        <w:hyperlink r:id="rId32" w:history="1">
           <w:r>
             <w:rPr>
               <w:rStyle w:val="Hyperlink"/>
@@ -5847,7 +5905,7 @@
           <w:sz w:val="24"/>
           <w:u w:val="single"/>
         </w:rPr>
-        <w:hyperlink r:id="rId34" w:history="1">
+        <w:hyperlink r:id="rId32" w:history="1">
           <w:r>
             <w:rPr>
               <w:rStyle w:val="Hyperlink"/>
@@ -5865,7 +5923,7 @@
           <w:sz w:val="24"/>
           <w:u w:val="single"/>
         </w:rPr>
-        <w:hyperlink r:id="rId34" w:history="1">
+        <w:hyperlink r:id="rId32" w:history="1">
           <w:r>
             <w:rPr>
               <w:rStyle w:val="Hyperlink"/>
@@ -5883,7 +5941,7 @@
           <w:sz w:val="24"/>
           <w:u w:val="single"/>
         </w:rPr>
-        <w:hyperlink r:id="rId34" w:history="1">
+        <w:hyperlink r:id="rId32" w:history="1">
           <w:r>
             <w:rPr>
               <w:rStyle w:val="Hyperlink"/>
@@ -5901,7 +5959,7 @@
           <w:sz w:val="24"/>
           <w:u w:val="single"/>
         </w:rPr>
-        <w:hyperlink r:id="rId34" w:history="1">
+        <w:hyperlink r:id="rId32" w:history="1">
           <w:r>
             <w:rPr>
               <w:rStyle w:val="Hyperlink"/>
@@ -5919,7 +5977,7 @@
           <w:sz w:val="24"/>
           <w:u w:val="single"/>
         </w:rPr>
-        <w:hyperlink r:id="rId34" w:history="1">
+        <w:hyperlink r:id="rId32" w:history="1">
           <w:r>
             <w:rPr>
               <w:rStyle w:val="Hyperlink"/>
@@ -5937,7 +5995,7 @@
           <w:sz w:val="24"/>
           <w:u w:val="single"/>
         </w:rPr>
-        <w:hyperlink r:id="rId34" w:history="1">
+        <w:hyperlink r:id="rId32" w:history="1">
           <w:r>
             <w:rPr>
               <w:rStyle w:val="Hyperlink"/>
@@ -5955,12 +6013,12 @@
           <w:sz w:val="24"/>
           <w:u w:val="single"/>
         </w:rPr>
-        <w:hyperlink r:id="rId34" w:history="1">
+        <w:hyperlink r:id="rId32" w:history="1">
           <w:r>
             <w:rPr>
               <w:rStyle w:val="Hyperlink"/>
             </w:rPr>
-            <w:t>profiel</w:t>
+            <w:t>profie</w:t>
           </w:r>
         </w:hyperlink>
       </w:r>
@@ -5971,25 +6029,13 @@
           <w:i w:val="0"/>
           <w:color w:val="0000FF"/>
           <w:sz w:val="24"/>
-          <w:u w:val="single"/>
-        </w:rPr>
-        <w:t>-</w:t>
-      </w:r>
-      <w:r>
-        <w:rPr>
-          <w:rFonts w:ascii="Charis SIL Regular" w:hAnsi="Charis SIL Regular" w:eastAsia="Charis SIL Regular"/>
-          <w:b w:val="0"/>
-          <w:i w:val="0"/>
-          <w:color w:val="0000FF"/>
-          <w:sz w:val="24"/>
-          <w:u w:val="single"/>
-        </w:rPr>
-        <w:hyperlink r:id="rId34" w:history="1">
+        </w:rPr>
+        <w:hyperlink r:id="rId32" w:history="1">
           <w:r>
             <w:rPr>
               <w:rStyle w:val="Hyperlink"/>
             </w:rPr>
-            <w:t>als</w:t>
+            <w:t>l</w:t>
           </w:r>
         </w:hyperlink>
       </w:r>
@@ -6012,7 +6058,25 @@
           <w:sz w:val="24"/>
           <w:u w:val="single"/>
         </w:rPr>
-        <w:hyperlink r:id="rId34" w:history="1">
+        <w:hyperlink r:id="rId32" w:history="1">
+          <w:r>
+            <w:rPr>
+              <w:rStyle w:val="Hyperlink"/>
+            </w:rPr>
+            <w:t>als-</w:t>
+          </w:r>
+        </w:hyperlink>
+      </w:r>
+      <w:r>
+        <w:rPr>
+          <w:rFonts w:ascii="Charis SIL Regular" w:hAnsi="Charis SIL Regular" w:eastAsia="Charis SIL Regular"/>
+          <w:b w:val="0"/>
+          <w:i w:val="0"/>
+          <w:color w:val="0000FF"/>
+          <w:sz w:val="24"/>
+          <w:u w:val="single"/>
+        </w:rPr>
+        <w:hyperlink r:id="rId32" w:history="1">
           <w:r>
             <w:rPr>
               <w:rStyle w:val="Hyperlink"/>
@@ -6030,7 +6094,7 @@
           <w:sz w:val="24"/>
           <w:u w:val="single"/>
         </w:rPr>
-        <w:hyperlink r:id="rId34" w:history="1">
+        <w:hyperlink r:id="rId32" w:history="1">
           <w:r>
             <w:rPr>
               <w:rStyle w:val="Hyperlink"/>
@@ -6048,7 +6112,7 @@
           <w:sz w:val="24"/>
           <w:u w:val="single"/>
         </w:rPr>
-        <w:hyperlink r:id="rId34" w:history="1">
+        <w:hyperlink r:id="rId32" w:history="1">
           <w:r>
             <w:rPr>
               <w:rStyle w:val="Hyperlink"/>
@@ -6066,7 +6130,7 @@
           <w:sz w:val="24"/>
           <w:u w:val="single"/>
         </w:rPr>
-        <w:hyperlink r:id="rId34" w:history="1">
+        <w:hyperlink r:id="rId32" w:history="1">
           <w:r>
             <w:rPr>
               <w:rStyle w:val="Hyperlink"/>
@@ -6187,7 +6251,7 @@
           <w:sz w:val="24"/>
           <w:u w:val="single"/>
         </w:rPr>
-        <w:hyperlink r:id="rId35" w:history="1">
+        <w:hyperlink r:id="rId33" w:history="1">
           <w:r>
             <w:rPr>
               <w:rStyle w:val="Hyperlink"/>
@@ -6216,7 +6280,7 @@
           <w:sz w:val="24"/>
           <w:u w:val="single"/>
         </w:rPr>
-        <w:hyperlink r:id="rId35" w:history="1">
+        <w:hyperlink r:id="rId33" w:history="1">
           <w:r>
             <w:rPr>
               <w:rStyle w:val="Hyperlink"/>
@@ -6244,7 +6308,7 @@
           <w:sz w:val="24"/>
           <w:u w:val="single"/>
         </w:rPr>
-        <w:hyperlink r:id="rId36" w:history="1">
+        <w:hyperlink r:id="rId34" w:history="1">
           <w:r>
             <w:rPr>
               <w:rStyle w:val="Hyperlink"/>
@@ -6273,7 +6337,7 @@
           <w:sz w:val="24"/>
           <w:u w:val="single"/>
         </w:rPr>
-        <w:hyperlink r:id="rId36" w:history="1">
+        <w:hyperlink r:id="rId34" w:history="1">
           <w:r>
             <w:rPr>
               <w:rStyle w:val="Hyperlink"/>

--- a/EXPORTS/DOCX/published/niveau2/English/Ghana.docx
+++ b/EXPORTS/DOCX/published/niveau2/English/Ghana.docx
@@ -3627,7 +3627,25 @@
           <w:color w:val="000000"/>
           <w:sz w:val="24"/>
         </w:rPr>
-        <w:t>contains documents relating to th</w:t>
+        <w:t>contains documents relat</w:t>
+      </w:r>
+      <w:r>
+        <w:rPr>
+          <w:u w:val="single" w:color="0000ff"/>
+          <w:rFonts w:ascii="Charis SIL Regular" w:hAnsi="Charis SIL Regular" w:eastAsia="Charis SIL Regular"/>
+          <w:b w:val="0"/>
+          <w:i w:val="0"/>
+          <w:color w:val="000000"/>
+          <w:sz w:val="24"/>
+        </w:rPr>
+        <w:hyperlink r:id="rId21" w:history="1">
+          <w:r>
+            <w:rPr>
+              <w:rStyle w:val="Hyperlink"/>
+            </w:rPr>
+            <w:t>ing to th</w:t>
+          </w:r>
+        </w:hyperlink>
       </w:r>
       <w:r>
         <w:rPr>
@@ -4427,7 +4445,6 @@
       </w:r>
       <w:r>
         <w:rPr>
-          <w:u w:val="single" w:color="0000ff"/>
           <w:rFonts w:ascii="Charis SIL Regular" w:hAnsi="Charis SIL Regular" w:eastAsia="Charis SIL Regular"/>
           <w:b w:val="0"/>
           <w:i w:val="0"/>
@@ -4492,7 +4509,7 @@
           <w:sz w:val="24"/>
           <w:u w:val="single"/>
         </w:rPr>
-        <w:hyperlink r:id="rId25" w:history="1">
+        <w:hyperlink r:id="rId23" w:history="1">
           <w:r>
             <w:rPr>
               <w:rStyle w:val="Hyperlink"/>
@@ -4570,7 +4587,7 @@
           <w:sz w:val="24"/>
           <w:u w:val="single"/>
         </w:rPr>
-        <w:hyperlink r:id="rId26" w:history="1">
+        <w:hyperlink r:id="rId25" w:history="1">
           <w:r>
             <w:rPr>
               <w:rStyle w:val="Hyperlink"/>
@@ -4588,7 +4605,7 @@
           <w:sz w:val="24"/>
           <w:u w:val="single"/>
         </w:rPr>
-        <w:hyperlink r:id="rId26" w:history="1">
+        <w:hyperlink r:id="rId25" w:history="1">
           <w:r>
             <w:rPr>
               <w:rStyle w:val="Hyperlink"/>
@@ -4606,7 +4623,7 @@
           <w:sz w:val="24"/>
           <w:u w:val="single"/>
         </w:rPr>
-        <w:hyperlink r:id="rId26" w:history="1">
+        <w:hyperlink r:id="rId25" w:history="1">
           <w:r>
             <w:rPr>
               <w:rStyle w:val="Hyperlink"/>
@@ -4624,7 +4641,7 @@
           <w:sz w:val="24"/>
           <w:u w:val="single"/>
         </w:rPr>
-        <w:hyperlink r:id="rId26" w:history="1">
+        <w:hyperlink r:id="rId25" w:history="1">
           <w:r>
             <w:rPr>
               <w:rStyle w:val="Hyperlink"/>
@@ -4642,7 +4659,7 @@
           <w:sz w:val="24"/>
           <w:u w:val="single"/>
         </w:rPr>
-        <w:hyperlink r:id="rId26" w:history="1">
+        <w:hyperlink r:id="rId25" w:history="1">
           <w:r>
             <w:rPr>
               <w:rStyle w:val="Hyperlink"/>
@@ -4660,7 +4677,7 @@
           <w:sz w:val="24"/>
           <w:u w:val="single"/>
         </w:rPr>
-        <w:hyperlink r:id="rId26" w:history="1">
+        <w:hyperlink r:id="rId25" w:history="1">
           <w:r>
             <w:rPr>
               <w:rStyle w:val="Hyperlink"/>
@@ -4676,16 +4693,8 @@
           <w:i w:val="0"/>
           <w:color w:val="0000FF"/>
           <w:sz w:val="24"/>
-          <w:u w:val="single"/>
-        </w:rPr>
-        <w:hyperlink r:id="rId26" w:history="1">
-          <w:r>
-            <w:rPr>
-              <w:rStyle w:val="Hyperlink"/>
-            </w:rPr>
-            <w:t>page/31</w:t>
-          </w:r>
-        </w:hyperlink>
+        </w:rPr>
+        <w:t>page/31</w:t>
       </w:r>
     </w:p>
     <w:p>
@@ -4900,15 +4909,9 @@
           <w:i w:val="0"/>
           <w:color w:val="0000FF"/>
           <w:sz w:val="24"/>
-        </w:rPr>
-        <w:hyperlink r:id="rId19" w:history="1">
-          <w:r>
-            <w:rPr>
-              <w:rStyle w:val="Hyperlink"/>
-            </w:rPr>
-            <w:t>l</w:t>
-          </w:r>
-        </w:hyperlink>
+          <w:u w:val="single"/>
+        </w:rPr>
+        <w:t>l</w:t>
       </w:r>
       <w:r>
         <w:rPr>
@@ -5004,6 +5007,7 @@
       </w:r>
       <w:r>
         <w:rPr>
+          <w:u w:val="single" w:color="0000ff"/>
           <w:rFonts w:ascii="Charis SIL Regular" w:hAnsi="Charis SIL Regular" w:eastAsia="Charis SIL Regular"/>
           <w:b w:val="0"/>
           <w:i w:val="0"/>
@@ -5028,7 +5032,7 @@
           <w:sz w:val="24"/>
           <w:u w:val="single"/>
         </w:rPr>
-        <w:hyperlink r:id="rId27" w:history="1">
+        <w:hyperlink r:id="rId19" w:history="1">
           <w:r>
             <w:rPr>
               <w:rStyle w:val="Hyperlink"/>
@@ -5046,7 +5050,7 @@
           <w:sz w:val="24"/>
           <w:u w:val="single"/>
         </w:rPr>
-        <w:hyperlink r:id="rId27" w:history="1">
+        <w:hyperlink r:id="rId19" w:history="1">
           <w:r>
             <w:rPr>
               <w:rStyle w:val="Hyperlink"/>
@@ -5075,7 +5079,7 @@
           <w:sz w:val="24"/>
           <w:u w:val="single"/>
         </w:rPr>
-        <w:hyperlink r:id="rId27" w:history="1">
+        <w:hyperlink r:id="rId26" w:history="1">
           <w:r>
             <w:rPr>
               <w:rStyle w:val="Hyperlink"/>
@@ -5093,7 +5097,7 @@
           <w:sz w:val="24"/>
           <w:u w:val="single"/>
         </w:rPr>
-        <w:hyperlink r:id="rId27" w:history="1">
+        <w:hyperlink r:id="rId26" w:history="1">
           <w:r>
             <w:rPr>
               <w:rStyle w:val="Hyperlink"/>
@@ -5224,7 +5228,7 @@
           <w:sz w:val="24"/>
           <w:u w:val="single"/>
         </w:rPr>
-        <w:hyperlink r:id="rId28" w:history="1">
+        <w:hyperlink r:id="rId27" w:history="1">
           <w:r>
             <w:rPr>
               <w:rStyle w:val="Hyperlink"/>
@@ -5242,7 +5246,7 @@
           <w:sz w:val="24"/>
           <w:u w:val="single"/>
         </w:rPr>
-        <w:hyperlink r:id="rId28" w:history="1">
+        <w:hyperlink r:id="rId27" w:history="1">
           <w:r>
             <w:rPr>
               <w:rStyle w:val="Hyperlink"/>
@@ -5260,7 +5264,7 @@
           <w:sz w:val="24"/>
           <w:u w:val="single"/>
         </w:rPr>
-        <w:hyperlink r:id="rId28" w:history="1">
+        <w:hyperlink r:id="rId27" w:history="1">
           <w:r>
             <w:rPr>
               <w:rStyle w:val="Hyperlink"/>
@@ -5278,7 +5282,7 @@
           <w:sz w:val="24"/>
           <w:u w:val="single"/>
         </w:rPr>
-        <w:hyperlink r:id="rId28" w:history="1">
+        <w:hyperlink r:id="rId27" w:history="1">
           <w:r>
             <w:rPr>
               <w:rStyle w:val="Hyperlink"/>
@@ -5306,7 +5310,7 @@
           <w:sz w:val="24"/>
           <w:u w:val="single"/>
         </w:rPr>
-        <w:hyperlink r:id="rId28" w:history="1">
+        <w:hyperlink r:id="rId27" w:history="1">
           <w:r>
             <w:rPr>
               <w:rStyle w:val="Hyperlink"/>
@@ -5324,7 +5328,7 @@
           <w:sz w:val="24"/>
           <w:u w:val="single"/>
         </w:rPr>
-        <w:hyperlink r:id="rId28" w:history="1">
+        <w:hyperlink r:id="rId27" w:history="1">
           <w:r>
             <w:rPr>
               <w:rStyle w:val="Hyperlink"/>
@@ -5353,7 +5357,7 @@
           <w:sz w:val="24"/>
           <w:u w:val="single"/>
         </w:rPr>
-        <w:hyperlink r:id="rId28" w:history="1">
+        <w:hyperlink r:id="rId27" w:history="1">
           <w:r>
             <w:rPr>
               <w:rStyle w:val="Hyperlink"/>
@@ -5460,7 +5464,7 @@
           <w:sz w:val="24"/>
           <w:u w:val="single"/>
         </w:rPr>
-        <w:hyperlink r:id="rId29" w:history="1">
+        <w:hyperlink r:id="rId28" w:history="1">
           <w:r>
             <w:rPr>
               <w:rStyle w:val="Hyperlink"/>
@@ -5489,7 +5493,7 @@
           <w:sz w:val="24"/>
           <w:u w:val="single"/>
         </w:rPr>
-        <w:hyperlink r:id="rId29" w:history="1">
+        <w:hyperlink r:id="rId28" w:history="1">
           <w:r>
             <w:rPr>
               <w:rStyle w:val="Hyperlink"/>
@@ -5517,7 +5521,7 @@
           <w:sz w:val="24"/>
           <w:u w:val="single"/>
         </w:rPr>
-        <w:hyperlink r:id="rId30" w:history="1">
+        <w:hyperlink r:id="rId29" w:history="1">
           <w:r>
             <w:rPr>
               <w:rStyle w:val="Hyperlink"/>
@@ -5546,7 +5550,7 @@
           <w:sz w:val="24"/>
           <w:u w:val="single"/>
         </w:rPr>
-        <w:hyperlink r:id="rId30" w:history="1">
+        <w:hyperlink r:id="rId29" w:history="1">
           <w:r>
             <w:rPr>
               <w:rStyle w:val="Hyperlink"/>
@@ -5670,7 +5674,7 @@
           <w:sz w:val="24"/>
           <w:u w:val="single"/>
         </w:rPr>
-        <w:hyperlink r:id="rId31" w:history="1">
+        <w:hyperlink r:id="rId30" w:history="1">
           <w:r>
             <w:rPr>
               <w:rStyle w:val="Hyperlink"/>
@@ -5688,7 +5692,7 @@
           <w:sz w:val="24"/>
           <w:u w:val="single"/>
         </w:rPr>
-        <w:hyperlink r:id="rId31" w:history="1">
+        <w:hyperlink r:id="rId30" w:history="1">
           <w:r>
             <w:rPr>
               <w:rStyle w:val="Hyperlink"/>
@@ -5706,7 +5710,7 @@
           <w:sz w:val="24"/>
           <w:u w:val="single"/>
         </w:rPr>
-        <w:hyperlink r:id="rId31" w:history="1">
+        <w:hyperlink r:id="rId30" w:history="1">
           <w:r>
             <w:rPr>
               <w:rStyle w:val="Hyperlink"/>
@@ -5887,7 +5891,7 @@
           <w:sz w:val="24"/>
           <w:u w:val="single"/>
         </w:rPr>
-        <w:hyperlink r:id="rId32" w:history="1">
+        <w:hyperlink r:id="rId31" w:history="1">
           <w:r>
             <w:rPr>
               <w:rStyle w:val="Hyperlink"/>
@@ -5905,7 +5909,7 @@
           <w:sz w:val="24"/>
           <w:u w:val="single"/>
         </w:rPr>
-        <w:hyperlink r:id="rId32" w:history="1">
+        <w:hyperlink r:id="rId31" w:history="1">
           <w:r>
             <w:rPr>
               <w:rStyle w:val="Hyperlink"/>
@@ -5923,7 +5927,7 @@
           <w:sz w:val="24"/>
           <w:u w:val="single"/>
         </w:rPr>
-        <w:hyperlink r:id="rId32" w:history="1">
+        <w:hyperlink r:id="rId31" w:history="1">
           <w:r>
             <w:rPr>
               <w:rStyle w:val="Hyperlink"/>
@@ -5941,7 +5945,7 @@
           <w:sz w:val="24"/>
           <w:u w:val="single"/>
         </w:rPr>
-        <w:hyperlink r:id="rId32" w:history="1">
+        <w:hyperlink r:id="rId31" w:history="1">
           <w:r>
             <w:rPr>
               <w:rStyle w:val="Hyperlink"/>
@@ -5959,7 +5963,7 @@
           <w:sz w:val="24"/>
           <w:u w:val="single"/>
         </w:rPr>
-        <w:hyperlink r:id="rId32" w:history="1">
+        <w:hyperlink r:id="rId31" w:history="1">
           <w:r>
             <w:rPr>
               <w:rStyle w:val="Hyperlink"/>
@@ -5977,7 +5981,7 @@
           <w:sz w:val="24"/>
           <w:u w:val="single"/>
         </w:rPr>
-        <w:hyperlink r:id="rId32" w:history="1">
+        <w:hyperlink r:id="rId31" w:history="1">
           <w:r>
             <w:rPr>
               <w:rStyle w:val="Hyperlink"/>
@@ -5995,7 +5999,7 @@
           <w:sz w:val="24"/>
           <w:u w:val="single"/>
         </w:rPr>
-        <w:hyperlink r:id="rId32" w:history="1">
+        <w:hyperlink r:id="rId31" w:history="1">
           <w:r>
             <w:rPr>
               <w:rStyle w:val="Hyperlink"/>
@@ -6013,7 +6017,7 @@
           <w:sz w:val="24"/>
           <w:u w:val="single"/>
         </w:rPr>
-        <w:hyperlink r:id="rId32" w:history="1">
+        <w:hyperlink r:id="rId31" w:history="1">
           <w:r>
             <w:rPr>
               <w:rStyle w:val="Hyperlink"/>
@@ -6030,7 +6034,7 @@
           <w:color w:val="0000FF"/>
           <w:sz w:val="24"/>
         </w:rPr>
-        <w:hyperlink r:id="rId32" w:history="1">
+        <w:hyperlink r:id="rId31" w:history="1">
           <w:r>
             <w:rPr>
               <w:rStyle w:val="Hyperlink"/>
@@ -6058,7 +6062,7 @@
           <w:sz w:val="24"/>
           <w:u w:val="single"/>
         </w:rPr>
-        <w:hyperlink r:id="rId32" w:history="1">
+        <w:hyperlink r:id="rId31" w:history="1">
           <w:r>
             <w:rPr>
               <w:rStyle w:val="Hyperlink"/>
@@ -6076,7 +6080,7 @@
           <w:sz w:val="24"/>
           <w:u w:val="single"/>
         </w:rPr>
-        <w:hyperlink r:id="rId32" w:history="1">
+        <w:hyperlink r:id="rId31" w:history="1">
           <w:r>
             <w:rPr>
               <w:rStyle w:val="Hyperlink"/>
@@ -6094,7 +6098,7 @@
           <w:sz w:val="24"/>
           <w:u w:val="single"/>
         </w:rPr>
-        <w:hyperlink r:id="rId32" w:history="1">
+        <w:hyperlink r:id="rId31" w:history="1">
           <w:r>
             <w:rPr>
               <w:rStyle w:val="Hyperlink"/>
@@ -6112,7 +6116,7 @@
           <w:sz w:val="24"/>
           <w:u w:val="single"/>
         </w:rPr>
-        <w:hyperlink r:id="rId32" w:history="1">
+        <w:hyperlink r:id="rId31" w:history="1">
           <w:r>
             <w:rPr>
               <w:rStyle w:val="Hyperlink"/>
@@ -6130,7 +6134,7 @@
           <w:sz w:val="24"/>
           <w:u w:val="single"/>
         </w:rPr>
-        <w:hyperlink r:id="rId32" w:history="1">
+        <w:hyperlink r:id="rId31" w:history="1">
           <w:r>
             <w:rPr>
               <w:rStyle w:val="Hyperlink"/>
@@ -6251,7 +6255,7 @@
           <w:sz w:val="24"/>
           <w:u w:val="single"/>
         </w:rPr>
-        <w:hyperlink r:id="rId33" w:history="1">
+        <w:hyperlink r:id="rId32" w:history="1">
           <w:r>
             <w:rPr>
               <w:rStyle w:val="Hyperlink"/>
@@ -6280,7 +6284,7 @@
           <w:sz w:val="24"/>
           <w:u w:val="single"/>
         </w:rPr>
-        <w:hyperlink r:id="rId33" w:history="1">
+        <w:hyperlink r:id="rId32" w:history="1">
           <w:r>
             <w:rPr>
               <w:rStyle w:val="Hyperlink"/>
@@ -6308,7 +6312,7 @@
           <w:sz w:val="24"/>
           <w:u w:val="single"/>
         </w:rPr>
-        <w:hyperlink r:id="rId34" w:history="1">
+        <w:hyperlink r:id="rId33" w:history="1">
           <w:r>
             <w:rPr>
               <w:rStyle w:val="Hyperlink"/>
@@ -6337,7 +6341,7 @@
           <w:sz w:val="24"/>
           <w:u w:val="single"/>
         </w:rPr>
-        <w:hyperlink r:id="rId34" w:history="1">
+        <w:hyperlink r:id="rId33" w:history="1">
           <w:r>
             <w:rPr>
               <w:rStyle w:val="Hyperlink"/>

--- a/EXPORTS/DOCX/published/niveau2/English/Ghana.docx
+++ b/EXPORTS/DOCX/published/niveau2/English/Ghana.docx
@@ -464,7 +464,18 @@
           <w:color w:val="000000"/>
           <w:sz w:val="24"/>
         </w:rPr>
-        <w:t>adinkra cloth in the w</w:t>
+        <w:t xml:space="preserve">adinkra cloth </w:t>
+      </w:r>
+      <w:r>
+        <w:rPr>
+          <w:u w:val="single" w:color="0000ff"/>
+          <w:rFonts w:ascii="Charis SIL Italic" w:hAnsi="Charis SIL Italic" w:eastAsia="Charis SIL Italic"/>
+          <w:b w:val="0"/>
+          <w:i/>
+          <w:color w:val="000000"/>
+          <w:sz w:val="24"/>
+        </w:rPr>
+        <w:t>in the w</w:t>
       </w:r>
       <w:r>
         <w:rPr>
@@ -3969,19 +3980,19 @@
           <w:i w:val="0"/>
           <w:color w:val="0000FF"/>
           <w:sz w:val="24"/>
+        </w:rPr>
+        <w:t>i</w:t>
+      </w:r>
+      <w:r>
+        <w:rPr>
+          <w:rFonts w:ascii="Charis SIL Regular" w:hAnsi="Charis SIL Regular" w:eastAsia="Charis SIL Regular"/>
+          <w:b w:val="0"/>
+          <w:i w:val="0"/>
+          <w:color w:val="0000FF"/>
+          <w:sz w:val="24"/>
           <w:u w:val="single"/>
         </w:rPr>
-        <w:t>ic Societ</w:t>
-      </w:r>
-      <w:r>
-        <w:rPr>
-          <w:rFonts w:ascii="Charis SIL Regular" w:hAnsi="Charis SIL Regular" w:eastAsia="Charis SIL Regular"/>
-          <w:b w:val="0"/>
-          <w:i w:val="0"/>
-          <w:color w:val="0000FF"/>
-          <w:sz w:val="24"/>
-        </w:rPr>
-        <w:t>y</w:t>
+        <w:t>c Society</w:t>
       </w:r>
       <w:r>
         <w:br/>
@@ -4398,7 +4409,7 @@
           <w:sz w:val="24"/>
           <w:u w:val="single"/>
         </w:rPr>
-        <w:hyperlink r:id="rId23" w:history="1">
+        <w:hyperlink r:id="rId24" w:history="1">
           <w:r>
             <w:rPr>
               <w:rStyle w:val="Hyperlink"/>
@@ -4416,7 +4427,7 @@
           <w:sz w:val="24"/>
           <w:u w:val="single"/>
         </w:rPr>
-        <w:hyperlink r:id="rId23" w:history="1">
+        <w:hyperlink r:id="rId24" w:history="1">
           <w:r>
             <w:rPr>
               <w:rStyle w:val="Hyperlink"/>
@@ -4427,31 +4438,13 @@
       </w:r>
       <w:r>
         <w:rPr>
-          <w:u w:val="single" w:color="0000ff"/>
           <w:rFonts w:ascii="Charis SIL Regular" w:hAnsi="Charis SIL Regular" w:eastAsia="Charis SIL Regular"/>
           <w:b w:val="0"/>
           <w:i w:val="0"/>
           <w:color w:val="000000"/>
           <w:sz w:val="24"/>
         </w:rPr>
-        <w:hyperlink r:id="rId23" w:history="1">
-          <w:r>
-            <w:rPr>
-              <w:rStyle w:val="Hyperlink"/>
-            </w:rPr>
-            <w:t>,</w:t>
-          </w:r>
-        </w:hyperlink>
-      </w:r>
-      <w:r>
-        <w:rPr>
-          <w:rFonts w:ascii="Charis SIL Regular" w:hAnsi="Charis SIL Regular" w:eastAsia="Charis SIL Regular"/>
-          <w:b w:val="0"/>
-          <w:i w:val="0"/>
-          <w:color w:val="000000"/>
-          <w:sz w:val="24"/>
-        </w:rPr>
-        <w:t xml:space="preserve"> </w:t>
+        <w:t xml:space="preserve">, </w:t>
       </w:r>
       <w:r>
         <w:rPr>
@@ -4462,7 +4455,7 @@
           <w:sz w:val="24"/>
           <w:u w:val="single"/>
         </w:rPr>
-        <w:hyperlink r:id="rId23" w:history="1">
+        <w:hyperlink r:id="rId25" w:history="1">
           <w:r>
             <w:rPr>
               <w:rStyle w:val="Hyperlink"/>
@@ -4480,7 +4473,7 @@
           <w:sz w:val="24"/>
           <w:u w:val="single"/>
         </w:rPr>
-        <w:hyperlink r:id="rId23" w:history="1">
+        <w:hyperlink r:id="rId25" w:history="1">
           <w:r>
             <w:rPr>
               <w:rStyle w:val="Hyperlink"/>
@@ -4509,7 +4502,7 @@
           <w:sz w:val="24"/>
           <w:u w:val="single"/>
         </w:rPr>
-        <w:hyperlink r:id="rId23" w:history="1">
+        <w:hyperlink r:id="rId25" w:history="1">
           <w:r>
             <w:rPr>
               <w:rStyle w:val="Hyperlink"/>
@@ -4587,7 +4580,7 @@
           <w:sz w:val="24"/>
           <w:u w:val="single"/>
         </w:rPr>
-        <w:hyperlink r:id="rId25" w:history="1">
+        <w:hyperlink r:id="rId26" w:history="1">
           <w:r>
             <w:rPr>
               <w:rStyle w:val="Hyperlink"/>
@@ -4605,7 +4598,7 @@
           <w:sz w:val="24"/>
           <w:u w:val="single"/>
         </w:rPr>
-        <w:hyperlink r:id="rId25" w:history="1">
+        <w:hyperlink r:id="rId26" w:history="1">
           <w:r>
             <w:rPr>
               <w:rStyle w:val="Hyperlink"/>
@@ -4623,7 +4616,7 @@
           <w:sz w:val="24"/>
           <w:u w:val="single"/>
         </w:rPr>
-        <w:hyperlink r:id="rId25" w:history="1">
+        <w:hyperlink r:id="rId26" w:history="1">
           <w:r>
             <w:rPr>
               <w:rStyle w:val="Hyperlink"/>
@@ -4641,7 +4634,7 @@
           <w:sz w:val="24"/>
           <w:u w:val="single"/>
         </w:rPr>
-        <w:hyperlink r:id="rId25" w:history="1">
+        <w:hyperlink r:id="rId26" w:history="1">
           <w:r>
             <w:rPr>
               <w:rStyle w:val="Hyperlink"/>
@@ -4659,7 +4652,7 @@
           <w:sz w:val="24"/>
           <w:u w:val="single"/>
         </w:rPr>
-        <w:hyperlink r:id="rId25" w:history="1">
+        <w:hyperlink r:id="rId26" w:history="1">
           <w:r>
             <w:rPr>
               <w:rStyle w:val="Hyperlink"/>
@@ -4677,7 +4670,7 @@
           <w:sz w:val="24"/>
           <w:u w:val="single"/>
         </w:rPr>
-        <w:hyperlink r:id="rId25" w:history="1">
+        <w:hyperlink r:id="rId26" w:history="1">
           <w:r>
             <w:rPr>
               <w:rStyle w:val="Hyperlink"/>
@@ -4693,8 +4686,16 @@
           <w:i w:val="0"/>
           <w:color w:val="0000FF"/>
           <w:sz w:val="24"/>
-        </w:rPr>
-        <w:t>page/31</w:t>
+          <w:u w:val="single"/>
+        </w:rPr>
+        <w:hyperlink r:id="rId26" w:history="1">
+          <w:r>
+            <w:rPr>
+              <w:rStyle w:val="Hyperlink"/>
+            </w:rPr>
+            <w:t>page/31</w:t>
+          </w:r>
+        </w:hyperlink>
       </w:r>
     </w:p>
     <w:p>
@@ -4909,34 +4910,13 @@
           <w:i w:val="0"/>
           <w:color w:val="0000FF"/>
           <w:sz w:val="24"/>
-          <w:u w:val="single"/>
-        </w:rPr>
-        <w:t>l</w:t>
-      </w:r>
-      <w:r>
-        <w:rPr>
-          <w:rFonts w:ascii="Charis SIL Regular" w:hAnsi="Charis SIL Regular" w:eastAsia="Charis SIL Regular"/>
-          <w:b w:val="0"/>
-          <w:i w:val="0"/>
-          <w:color w:val="0000FF"/>
-          <w:sz w:val="24"/>
-        </w:rPr>
-        <w:t>e</w:t>
-      </w:r>
-      <w:r>
-        <w:rPr>
-          <w:rFonts w:ascii="Charis SIL Regular" w:hAnsi="Charis SIL Regular" w:eastAsia="Charis SIL Regular"/>
-          <w:b w:val="0"/>
-          <w:i w:val="0"/>
-          <w:color w:val="000000"/>
-          <w:sz w:val="24"/>
         </w:rPr>
         <w:hyperlink r:id="rId19" w:history="1">
           <w:r>
             <w:rPr>
               <w:rStyle w:val="Hyperlink"/>
             </w:rPr>
-            <w:t xml:space="preserve">, </w:t>
+            <w:t>l</w:t>
           </w:r>
         </w:hyperlink>
       </w:r>
@@ -4947,9 +4927,29 @@
           <w:i w:val="0"/>
           <w:color w:val="0000FF"/>
           <w:sz w:val="24"/>
+        </w:rPr>
+        <w:t>e</w:t>
+      </w:r>
+      <w:r>
+        <w:rPr>
+          <w:rFonts w:ascii="Charis SIL Regular" w:hAnsi="Charis SIL Regular" w:eastAsia="Charis SIL Regular"/>
+          <w:b w:val="0"/>
+          <w:i w:val="0"/>
+          <w:color w:val="000000"/>
+          <w:sz w:val="24"/>
+        </w:rPr>
+        <w:t xml:space="preserve">, </w:t>
+      </w:r>
+      <w:r>
+        <w:rPr>
+          <w:rFonts w:ascii="Charis SIL Regular" w:hAnsi="Charis SIL Regular" w:eastAsia="Charis SIL Regular"/>
+          <w:b w:val="0"/>
+          <w:i w:val="0"/>
+          <w:color w:val="0000FF"/>
+          <w:sz w:val="24"/>
           <w:u w:val="single"/>
         </w:rPr>
-        <w:hyperlink r:id="rId19" w:history="1">
+        <w:hyperlink r:id="rId27" w:history="1">
           <w:r>
             <w:rPr>
               <w:rStyle w:val="Hyperlink"/>
@@ -4967,7 +4967,7 @@
           <w:sz w:val="24"/>
           <w:u w:val="single"/>
         </w:rPr>
-        <w:hyperlink r:id="rId19" w:history="1">
+        <w:hyperlink r:id="rId27" w:history="1">
           <w:r>
             <w:rPr>
               <w:rStyle w:val="Hyperlink"/>
@@ -4996,7 +4996,7 @@
           <w:sz w:val="24"/>
           <w:u w:val="single"/>
         </w:rPr>
-        <w:hyperlink r:id="rId19" w:history="1">
+        <w:hyperlink r:id="rId27" w:history="1">
           <w:r>
             <w:rPr>
               <w:rStyle w:val="Hyperlink"/>
@@ -5014,14 +5014,7 @@
           <w:color w:val="000000"/>
           <w:sz w:val="24"/>
         </w:rPr>
-        <w:hyperlink r:id="rId19" w:history="1">
-          <w:r>
-            <w:rPr>
-              <w:rStyle w:val="Hyperlink"/>
-            </w:rPr>
-            <w:t xml:space="preserve">, </w:t>
-          </w:r>
-        </w:hyperlink>
+        <w:t xml:space="preserve">, </w:t>
       </w:r>
       <w:r>
         <w:rPr>
@@ -5032,7 +5025,7 @@
           <w:sz w:val="24"/>
           <w:u w:val="single"/>
         </w:rPr>
-        <w:hyperlink r:id="rId19" w:history="1">
+        <w:hyperlink r:id="rId28" w:history="1">
           <w:r>
             <w:rPr>
               <w:rStyle w:val="Hyperlink"/>
@@ -5050,7 +5043,7 @@
           <w:sz w:val="24"/>
           <w:u w:val="single"/>
         </w:rPr>
-        <w:hyperlink r:id="rId19" w:history="1">
+        <w:hyperlink r:id="rId28" w:history="1">
           <w:r>
             <w:rPr>
               <w:rStyle w:val="Hyperlink"/>
@@ -5079,7 +5072,7 @@
           <w:sz w:val="24"/>
           <w:u w:val="single"/>
         </w:rPr>
-        <w:hyperlink r:id="rId26" w:history="1">
+        <w:hyperlink r:id="rId28" w:history="1">
           <w:r>
             <w:rPr>
               <w:rStyle w:val="Hyperlink"/>
@@ -5097,7 +5090,7 @@
           <w:sz w:val="24"/>
           <w:u w:val="single"/>
         </w:rPr>
-        <w:hyperlink r:id="rId26" w:history="1">
+        <w:hyperlink r:id="rId28" w:history="1">
           <w:r>
             <w:rPr>
               <w:rStyle w:val="Hyperlink"/>
@@ -5228,7 +5221,7 @@
           <w:sz w:val="24"/>
           <w:u w:val="single"/>
         </w:rPr>
-        <w:hyperlink r:id="rId27" w:history="1">
+        <w:hyperlink r:id="rId29" w:history="1">
           <w:r>
             <w:rPr>
               <w:rStyle w:val="Hyperlink"/>
@@ -5246,7 +5239,7 @@
           <w:sz w:val="24"/>
           <w:u w:val="single"/>
         </w:rPr>
-        <w:hyperlink r:id="rId27" w:history="1">
+        <w:hyperlink r:id="rId29" w:history="1">
           <w:r>
             <w:rPr>
               <w:rStyle w:val="Hyperlink"/>
@@ -5264,7 +5257,7 @@
           <w:sz w:val="24"/>
           <w:u w:val="single"/>
         </w:rPr>
-        <w:hyperlink r:id="rId27" w:history="1">
+        <w:hyperlink r:id="rId29" w:history="1">
           <w:r>
             <w:rPr>
               <w:rStyle w:val="Hyperlink"/>
@@ -5282,7 +5275,7 @@
           <w:sz w:val="24"/>
           <w:u w:val="single"/>
         </w:rPr>
-        <w:hyperlink r:id="rId27" w:history="1">
+        <w:hyperlink r:id="rId29" w:history="1">
           <w:r>
             <w:rPr>
               <w:rStyle w:val="Hyperlink"/>
@@ -5310,7 +5303,7 @@
           <w:sz w:val="24"/>
           <w:u w:val="single"/>
         </w:rPr>
-        <w:hyperlink r:id="rId27" w:history="1">
+        <w:hyperlink r:id="rId30" w:history="1">
           <w:r>
             <w:rPr>
               <w:rStyle w:val="Hyperlink"/>
@@ -5328,7 +5321,7 @@
           <w:sz w:val="24"/>
           <w:u w:val="single"/>
         </w:rPr>
-        <w:hyperlink r:id="rId27" w:history="1">
+        <w:hyperlink r:id="rId30" w:history="1">
           <w:r>
             <w:rPr>
               <w:rStyle w:val="Hyperlink"/>
@@ -5357,7 +5350,7 @@
           <w:sz w:val="24"/>
           <w:u w:val="single"/>
         </w:rPr>
-        <w:hyperlink r:id="rId27" w:history="1">
+        <w:hyperlink r:id="rId30" w:history="1">
           <w:r>
             <w:rPr>
               <w:rStyle w:val="Hyperlink"/>
@@ -5464,7 +5457,7 @@
           <w:sz w:val="24"/>
           <w:u w:val="single"/>
         </w:rPr>
-        <w:hyperlink r:id="rId28" w:history="1">
+        <w:hyperlink r:id="rId31" w:history="1">
           <w:r>
             <w:rPr>
               <w:rStyle w:val="Hyperlink"/>
@@ -5493,7 +5486,7 @@
           <w:sz w:val="24"/>
           <w:u w:val="single"/>
         </w:rPr>
-        <w:hyperlink r:id="rId28" w:history="1">
+        <w:hyperlink r:id="rId31" w:history="1">
           <w:r>
             <w:rPr>
               <w:rStyle w:val="Hyperlink"/>
@@ -5521,7 +5514,7 @@
           <w:sz w:val="24"/>
           <w:u w:val="single"/>
         </w:rPr>
-        <w:hyperlink r:id="rId29" w:history="1">
+        <w:hyperlink r:id="rId32" w:history="1">
           <w:r>
             <w:rPr>
               <w:rStyle w:val="Hyperlink"/>
@@ -5550,7 +5543,7 @@
           <w:sz w:val="24"/>
           <w:u w:val="single"/>
         </w:rPr>
-        <w:hyperlink r:id="rId29" w:history="1">
+        <w:hyperlink r:id="rId32" w:history="1">
           <w:r>
             <w:rPr>
               <w:rStyle w:val="Hyperlink"/>
@@ -5674,7 +5667,7 @@
           <w:sz w:val="24"/>
           <w:u w:val="single"/>
         </w:rPr>
-        <w:hyperlink r:id="rId30" w:history="1">
+        <w:hyperlink r:id="rId33" w:history="1">
           <w:r>
             <w:rPr>
               <w:rStyle w:val="Hyperlink"/>
@@ -5692,7 +5685,7 @@
           <w:sz w:val="24"/>
           <w:u w:val="single"/>
         </w:rPr>
-        <w:hyperlink r:id="rId30" w:history="1">
+        <w:hyperlink r:id="rId33" w:history="1">
           <w:r>
             <w:rPr>
               <w:rStyle w:val="Hyperlink"/>
@@ -5710,7 +5703,7 @@
           <w:sz w:val="24"/>
           <w:u w:val="single"/>
         </w:rPr>
-        <w:hyperlink r:id="rId30" w:history="1">
+        <w:hyperlink r:id="rId33" w:history="1">
           <w:r>
             <w:rPr>
               <w:rStyle w:val="Hyperlink"/>
@@ -5891,7 +5884,7 @@
           <w:sz w:val="24"/>
           <w:u w:val="single"/>
         </w:rPr>
-        <w:hyperlink r:id="rId31" w:history="1">
+        <w:hyperlink r:id="rId34" w:history="1">
           <w:r>
             <w:rPr>
               <w:rStyle w:val="Hyperlink"/>
@@ -5909,7 +5902,7 @@
           <w:sz w:val="24"/>
           <w:u w:val="single"/>
         </w:rPr>
-        <w:hyperlink r:id="rId31" w:history="1">
+        <w:hyperlink r:id="rId34" w:history="1">
           <w:r>
             <w:rPr>
               <w:rStyle w:val="Hyperlink"/>
@@ -5927,7 +5920,7 @@
           <w:sz w:val="24"/>
           <w:u w:val="single"/>
         </w:rPr>
-        <w:hyperlink r:id="rId31" w:history="1">
+        <w:hyperlink r:id="rId34" w:history="1">
           <w:r>
             <w:rPr>
               <w:rStyle w:val="Hyperlink"/>
@@ -5945,7 +5938,7 @@
           <w:sz w:val="24"/>
           <w:u w:val="single"/>
         </w:rPr>
-        <w:hyperlink r:id="rId31" w:history="1">
+        <w:hyperlink r:id="rId34" w:history="1">
           <w:r>
             <w:rPr>
               <w:rStyle w:val="Hyperlink"/>
@@ -5963,7 +5956,7 @@
           <w:sz w:val="24"/>
           <w:u w:val="single"/>
         </w:rPr>
-        <w:hyperlink r:id="rId31" w:history="1">
+        <w:hyperlink r:id="rId34" w:history="1">
           <w:r>
             <w:rPr>
               <w:rStyle w:val="Hyperlink"/>
@@ -5981,7 +5974,7 @@
           <w:sz w:val="24"/>
           <w:u w:val="single"/>
         </w:rPr>
-        <w:hyperlink r:id="rId31" w:history="1">
+        <w:hyperlink r:id="rId34" w:history="1">
           <w:r>
             <w:rPr>
               <w:rStyle w:val="Hyperlink"/>
@@ -5999,7 +5992,7 @@
           <w:sz w:val="24"/>
           <w:u w:val="single"/>
         </w:rPr>
-        <w:hyperlink r:id="rId31" w:history="1">
+        <w:hyperlink r:id="rId34" w:history="1">
           <w:r>
             <w:rPr>
               <w:rStyle w:val="Hyperlink"/>
@@ -6017,12 +6010,12 @@
           <w:sz w:val="24"/>
           <w:u w:val="single"/>
         </w:rPr>
-        <w:hyperlink r:id="rId31" w:history="1">
+        <w:hyperlink r:id="rId34" w:history="1">
           <w:r>
             <w:rPr>
               <w:rStyle w:val="Hyperlink"/>
             </w:rPr>
-            <w:t>profie</w:t>
+            <w:t>profiel</w:t>
           </w:r>
         </w:hyperlink>
       </w:r>
@@ -6033,13 +6026,25 @@
           <w:i w:val="0"/>
           <w:color w:val="0000FF"/>
           <w:sz w:val="24"/>
-        </w:rPr>
-        <w:hyperlink r:id="rId31" w:history="1">
+          <w:u w:val="single"/>
+        </w:rPr>
+        <w:t>-</w:t>
+      </w:r>
+      <w:r>
+        <w:rPr>
+          <w:rFonts w:ascii="Charis SIL Regular" w:hAnsi="Charis SIL Regular" w:eastAsia="Charis SIL Regular"/>
+          <w:b w:val="0"/>
+          <w:i w:val="0"/>
+          <w:color w:val="0000FF"/>
+          <w:sz w:val="24"/>
+          <w:u w:val="single"/>
+        </w:rPr>
+        <w:hyperlink r:id="rId34" w:history="1">
           <w:r>
             <w:rPr>
               <w:rStyle w:val="Hyperlink"/>
             </w:rPr>
-            <w:t>l</w:t>
+            <w:t>als</w:t>
           </w:r>
         </w:hyperlink>
       </w:r>
@@ -6062,25 +6067,7 @@
           <w:sz w:val="24"/>
           <w:u w:val="single"/>
         </w:rPr>
-        <w:hyperlink r:id="rId31" w:history="1">
-          <w:r>
-            <w:rPr>
-              <w:rStyle w:val="Hyperlink"/>
-            </w:rPr>
-            <w:t>als-</w:t>
-          </w:r>
-        </w:hyperlink>
-      </w:r>
-      <w:r>
-        <w:rPr>
-          <w:rFonts w:ascii="Charis SIL Regular" w:hAnsi="Charis SIL Regular" w:eastAsia="Charis SIL Regular"/>
-          <w:b w:val="0"/>
-          <w:i w:val="0"/>
-          <w:color w:val="0000FF"/>
-          <w:sz w:val="24"/>
-          <w:u w:val="single"/>
-        </w:rPr>
-        <w:hyperlink r:id="rId31" w:history="1">
+        <w:hyperlink r:id="rId34" w:history="1">
           <w:r>
             <w:rPr>
               <w:rStyle w:val="Hyperlink"/>
@@ -6098,7 +6085,7 @@
           <w:sz w:val="24"/>
           <w:u w:val="single"/>
         </w:rPr>
-        <w:hyperlink r:id="rId31" w:history="1">
+        <w:hyperlink r:id="rId34" w:history="1">
           <w:r>
             <w:rPr>
               <w:rStyle w:val="Hyperlink"/>
@@ -6116,7 +6103,7 @@
           <w:sz w:val="24"/>
           <w:u w:val="single"/>
         </w:rPr>
-        <w:hyperlink r:id="rId31" w:history="1">
+        <w:hyperlink r:id="rId34" w:history="1">
           <w:r>
             <w:rPr>
               <w:rStyle w:val="Hyperlink"/>
@@ -6134,7 +6121,7 @@
           <w:sz w:val="24"/>
           <w:u w:val="single"/>
         </w:rPr>
-        <w:hyperlink r:id="rId31" w:history="1">
+        <w:hyperlink r:id="rId34" w:history="1">
           <w:r>
             <w:rPr>
               <w:rStyle w:val="Hyperlink"/>
@@ -6255,7 +6242,7 @@
           <w:sz w:val="24"/>
           <w:u w:val="single"/>
         </w:rPr>
-        <w:hyperlink r:id="rId32" w:history="1">
+        <w:hyperlink r:id="rId35" w:history="1">
           <w:r>
             <w:rPr>
               <w:rStyle w:val="Hyperlink"/>
@@ -6284,7 +6271,7 @@
           <w:sz w:val="24"/>
           <w:u w:val="single"/>
         </w:rPr>
-        <w:hyperlink r:id="rId32" w:history="1">
+        <w:hyperlink r:id="rId35" w:history="1">
           <w:r>
             <w:rPr>
               <w:rStyle w:val="Hyperlink"/>
@@ -6312,7 +6299,7 @@
           <w:sz w:val="24"/>
           <w:u w:val="single"/>
         </w:rPr>
-        <w:hyperlink r:id="rId33" w:history="1">
+        <w:hyperlink r:id="rId36" w:history="1">
           <w:r>
             <w:rPr>
               <w:rStyle w:val="Hyperlink"/>
@@ -6341,7 +6328,7 @@
           <w:sz w:val="24"/>
           <w:u w:val="single"/>
         </w:rPr>
-        <w:hyperlink r:id="rId33" w:history="1">
+        <w:hyperlink r:id="rId36" w:history="1">
           <w:r>
             <w:rPr>
               <w:rStyle w:val="Hyperlink"/>

--- a/EXPORTS/DOCX/published/niveau2/English/Ghana.docx
+++ b/EXPORTS/DOCX/published/niveau2/English/Ghana.docx
@@ -475,7 +475,14 @@
           <w:color w:val="000000"/>
           <w:sz w:val="24"/>
         </w:rPr>
-        <w:t>in the w</w:t>
+        <w:hyperlink r:id="rId9" w:history="1">
+          <w:r>
+            <w:rPr>
+              <w:rStyle w:val="Hyperlink"/>
+            </w:rPr>
+            <w:t>in the w</w:t>
+          </w:r>
+        </w:hyperlink>
       </w:r>
       <w:r>
         <w:rPr>
@@ -4427,7 +4434,7 @@
           <w:sz w:val="24"/>
           <w:u w:val="single"/>
         </w:rPr>
-        <w:hyperlink r:id="rId24" w:history="1">
+        <w:hyperlink r:id="rId23" w:history="1">
           <w:r>
             <w:rPr>
               <w:rStyle w:val="Hyperlink"/>
@@ -4438,13 +4445,31 @@
       </w:r>
       <w:r>
         <w:rPr>
+          <w:u w:val="single" w:color="0000ff"/>
           <w:rFonts w:ascii="Charis SIL Regular" w:hAnsi="Charis SIL Regular" w:eastAsia="Charis SIL Regular"/>
           <w:b w:val="0"/>
           <w:i w:val="0"/>
           <w:color w:val="000000"/>
           <w:sz w:val="24"/>
         </w:rPr>
-        <w:t xml:space="preserve">, </w:t>
+        <w:hyperlink r:id="rId23" w:history="1">
+          <w:r>
+            <w:rPr>
+              <w:rStyle w:val="Hyperlink"/>
+            </w:rPr>
+            <w:t>,</w:t>
+          </w:r>
+        </w:hyperlink>
+      </w:r>
+      <w:r>
+        <w:rPr>
+          <w:rFonts w:ascii="Charis SIL Regular" w:hAnsi="Charis SIL Regular" w:eastAsia="Charis SIL Regular"/>
+          <w:b w:val="0"/>
+          <w:i w:val="0"/>
+          <w:color w:val="000000"/>
+          <w:sz w:val="24"/>
+        </w:rPr>
+        <w:t xml:space="preserve"> </w:t>
       </w:r>
       <w:r>
         <w:rPr>
@@ -4455,7 +4480,7 @@
           <w:sz w:val="24"/>
           <w:u w:val="single"/>
         </w:rPr>
-        <w:hyperlink r:id="rId25" w:history="1">
+        <w:hyperlink r:id="rId23" w:history="1">
           <w:r>
             <w:rPr>
               <w:rStyle w:val="Hyperlink"/>
@@ -4473,7 +4498,7 @@
           <w:sz w:val="24"/>
           <w:u w:val="single"/>
         </w:rPr>
-        <w:hyperlink r:id="rId25" w:history="1">
+        <w:hyperlink r:id="rId23" w:history="1">
           <w:r>
             <w:rPr>
               <w:rStyle w:val="Hyperlink"/>
@@ -4502,7 +4527,7 @@
           <w:sz w:val="24"/>
           <w:u w:val="single"/>
         </w:rPr>
-        <w:hyperlink r:id="rId25" w:history="1">
+        <w:hyperlink r:id="rId23" w:history="1">
           <w:r>
             <w:rPr>
               <w:rStyle w:val="Hyperlink"/>
@@ -4580,7 +4605,7 @@
           <w:sz w:val="24"/>
           <w:u w:val="single"/>
         </w:rPr>
-        <w:hyperlink r:id="rId26" w:history="1">
+        <w:hyperlink r:id="rId25" w:history="1">
           <w:r>
             <w:rPr>
               <w:rStyle w:val="Hyperlink"/>
@@ -4598,7 +4623,7 @@
           <w:sz w:val="24"/>
           <w:u w:val="single"/>
         </w:rPr>
-        <w:hyperlink r:id="rId26" w:history="1">
+        <w:hyperlink r:id="rId25" w:history="1">
           <w:r>
             <w:rPr>
               <w:rStyle w:val="Hyperlink"/>
@@ -4616,7 +4641,7 @@
           <w:sz w:val="24"/>
           <w:u w:val="single"/>
         </w:rPr>
-        <w:hyperlink r:id="rId26" w:history="1">
+        <w:hyperlink r:id="rId25" w:history="1">
           <w:r>
             <w:rPr>
               <w:rStyle w:val="Hyperlink"/>
@@ -4634,7 +4659,7 @@
           <w:sz w:val="24"/>
           <w:u w:val="single"/>
         </w:rPr>
-        <w:hyperlink r:id="rId26" w:history="1">
+        <w:hyperlink r:id="rId25" w:history="1">
           <w:r>
             <w:rPr>
               <w:rStyle w:val="Hyperlink"/>
@@ -4652,7 +4677,7 @@
           <w:sz w:val="24"/>
           <w:u w:val="single"/>
         </w:rPr>
-        <w:hyperlink r:id="rId26" w:history="1">
+        <w:hyperlink r:id="rId25" w:history="1">
           <w:r>
             <w:rPr>
               <w:rStyle w:val="Hyperlink"/>
@@ -4670,7 +4695,7 @@
           <w:sz w:val="24"/>
           <w:u w:val="single"/>
         </w:rPr>
-        <w:hyperlink r:id="rId26" w:history="1">
+        <w:hyperlink r:id="rId25" w:history="1">
           <w:r>
             <w:rPr>
               <w:rStyle w:val="Hyperlink"/>
@@ -4688,7 +4713,7 @@
           <w:sz w:val="24"/>
           <w:u w:val="single"/>
         </w:rPr>
-        <w:hyperlink r:id="rId26" w:history="1">
+        <w:hyperlink r:id="rId25" w:history="1">
           <w:r>
             <w:rPr>
               <w:rStyle w:val="Hyperlink"/>
@@ -4910,15 +4935,9 @@
           <w:i w:val="0"/>
           <w:color w:val="0000FF"/>
           <w:sz w:val="24"/>
-        </w:rPr>
-        <w:hyperlink r:id="rId19" w:history="1">
-          <w:r>
-            <w:rPr>
-              <w:rStyle w:val="Hyperlink"/>
-            </w:rPr>
-            <w:t>l</w:t>
-          </w:r>
-        </w:hyperlink>
+          <w:u w:val="single"/>
+        </w:rPr>
+        <w:t>l</w:t>
       </w:r>
       <w:r>
         <w:rPr>
@@ -4949,7 +4968,7 @@
           <w:sz w:val="24"/>
           <w:u w:val="single"/>
         </w:rPr>
-        <w:hyperlink r:id="rId27" w:history="1">
+        <w:hyperlink r:id="rId26" w:history="1">
           <w:r>
             <w:rPr>
               <w:rStyle w:val="Hyperlink"/>
@@ -4967,7 +4986,7 @@
           <w:sz w:val="24"/>
           <w:u w:val="single"/>
         </w:rPr>
-        <w:hyperlink r:id="rId27" w:history="1">
+        <w:hyperlink r:id="rId26" w:history="1">
           <w:r>
             <w:rPr>
               <w:rStyle w:val="Hyperlink"/>
@@ -4996,7 +5015,7 @@
           <w:sz w:val="24"/>
           <w:u w:val="single"/>
         </w:rPr>
-        <w:hyperlink r:id="rId27" w:history="1">
+        <w:hyperlink r:id="rId26" w:history="1">
           <w:r>
             <w:rPr>
               <w:rStyle w:val="Hyperlink"/>
@@ -5025,7 +5044,7 @@
           <w:sz w:val="24"/>
           <w:u w:val="single"/>
         </w:rPr>
-        <w:hyperlink r:id="rId28" w:history="1">
+        <w:hyperlink r:id="rId27" w:history="1">
           <w:r>
             <w:rPr>
               <w:rStyle w:val="Hyperlink"/>
@@ -5043,7 +5062,7 @@
           <w:sz w:val="24"/>
           <w:u w:val="single"/>
         </w:rPr>
-        <w:hyperlink r:id="rId28" w:history="1">
+        <w:hyperlink r:id="rId27" w:history="1">
           <w:r>
             <w:rPr>
               <w:rStyle w:val="Hyperlink"/>
@@ -5072,7 +5091,7 @@
           <w:sz w:val="24"/>
           <w:u w:val="single"/>
         </w:rPr>
-        <w:hyperlink r:id="rId28" w:history="1">
+        <w:hyperlink r:id="rId27" w:history="1">
           <w:r>
             <w:rPr>
               <w:rStyle w:val="Hyperlink"/>
@@ -5090,7 +5109,7 @@
           <w:sz w:val="24"/>
           <w:u w:val="single"/>
         </w:rPr>
-        <w:hyperlink r:id="rId28" w:history="1">
+        <w:hyperlink r:id="rId19" w:history="1">
           <w:r>
             <w:rPr>
               <w:rStyle w:val="Hyperlink"/>
@@ -5221,7 +5240,7 @@
           <w:sz w:val="24"/>
           <w:u w:val="single"/>
         </w:rPr>
-        <w:hyperlink r:id="rId29" w:history="1">
+        <w:hyperlink r:id="rId28" w:history="1">
           <w:r>
             <w:rPr>
               <w:rStyle w:val="Hyperlink"/>
@@ -5239,7 +5258,7 @@
           <w:sz w:val="24"/>
           <w:u w:val="single"/>
         </w:rPr>
-        <w:hyperlink r:id="rId29" w:history="1">
+        <w:hyperlink r:id="rId28" w:history="1">
           <w:r>
             <w:rPr>
               <w:rStyle w:val="Hyperlink"/>
@@ -5257,7 +5276,7 @@
           <w:sz w:val="24"/>
           <w:u w:val="single"/>
         </w:rPr>
-        <w:hyperlink r:id="rId29" w:history="1">
+        <w:hyperlink r:id="rId28" w:history="1">
           <w:r>
             <w:rPr>
               <w:rStyle w:val="Hyperlink"/>
@@ -5275,7 +5294,7 @@
           <w:sz w:val="24"/>
           <w:u w:val="single"/>
         </w:rPr>
-        <w:hyperlink r:id="rId29" w:history="1">
+        <w:hyperlink r:id="rId28" w:history="1">
           <w:r>
             <w:rPr>
               <w:rStyle w:val="Hyperlink"/>
@@ -5303,7 +5322,7 @@
           <w:sz w:val="24"/>
           <w:u w:val="single"/>
         </w:rPr>
-        <w:hyperlink r:id="rId30" w:history="1">
+        <w:hyperlink r:id="rId29" w:history="1">
           <w:r>
             <w:rPr>
               <w:rStyle w:val="Hyperlink"/>
@@ -5321,7 +5340,7 @@
           <w:sz w:val="24"/>
           <w:u w:val="single"/>
         </w:rPr>
-        <w:hyperlink r:id="rId30" w:history="1">
+        <w:hyperlink r:id="rId28" w:history="1">
           <w:r>
             <w:rPr>
               <w:rStyle w:val="Hyperlink"/>
@@ -5350,7 +5369,7 @@
           <w:sz w:val="24"/>
           <w:u w:val="single"/>
         </w:rPr>
-        <w:hyperlink r:id="rId30" w:history="1">
+        <w:hyperlink r:id="rId28" w:history="1">
           <w:r>
             <w:rPr>
               <w:rStyle w:val="Hyperlink"/>
@@ -5457,7 +5476,7 @@
           <w:sz w:val="24"/>
           <w:u w:val="single"/>
         </w:rPr>
-        <w:hyperlink r:id="rId31" w:history="1">
+        <w:hyperlink r:id="rId30" w:history="1">
           <w:r>
             <w:rPr>
               <w:rStyle w:val="Hyperlink"/>
@@ -5486,7 +5505,7 @@
           <w:sz w:val="24"/>
           <w:u w:val="single"/>
         </w:rPr>
-        <w:hyperlink r:id="rId31" w:history="1">
+        <w:hyperlink r:id="rId30" w:history="1">
           <w:r>
             <w:rPr>
               <w:rStyle w:val="Hyperlink"/>
@@ -5514,7 +5533,7 @@
           <w:sz w:val="24"/>
           <w:u w:val="single"/>
         </w:rPr>
-        <w:hyperlink r:id="rId32" w:history="1">
+        <w:hyperlink r:id="rId31" w:history="1">
           <w:r>
             <w:rPr>
               <w:rStyle w:val="Hyperlink"/>
@@ -5543,7 +5562,7 @@
           <w:sz w:val="24"/>
           <w:u w:val="single"/>
         </w:rPr>
-        <w:hyperlink r:id="rId32" w:history="1">
+        <w:hyperlink r:id="rId31" w:history="1">
           <w:r>
             <w:rPr>
               <w:rStyle w:val="Hyperlink"/>
@@ -5667,7 +5686,7 @@
           <w:sz w:val="24"/>
           <w:u w:val="single"/>
         </w:rPr>
-        <w:hyperlink r:id="rId33" w:history="1">
+        <w:hyperlink r:id="rId32" w:history="1">
           <w:r>
             <w:rPr>
               <w:rStyle w:val="Hyperlink"/>
@@ -5685,7 +5704,7 @@
           <w:sz w:val="24"/>
           <w:u w:val="single"/>
         </w:rPr>
-        <w:hyperlink r:id="rId33" w:history="1">
+        <w:hyperlink r:id="rId32" w:history="1">
           <w:r>
             <w:rPr>
               <w:rStyle w:val="Hyperlink"/>
@@ -5703,7 +5722,7 @@
           <w:sz w:val="24"/>
           <w:u w:val="single"/>
         </w:rPr>
-        <w:hyperlink r:id="rId33" w:history="1">
+        <w:hyperlink r:id="rId32" w:history="1">
           <w:r>
             <w:rPr>
               <w:rStyle w:val="Hyperlink"/>
@@ -5884,7 +5903,7 @@
           <w:sz w:val="24"/>
           <w:u w:val="single"/>
         </w:rPr>
-        <w:hyperlink r:id="rId34" w:history="1">
+        <w:hyperlink r:id="rId33" w:history="1">
           <w:r>
             <w:rPr>
               <w:rStyle w:val="Hyperlink"/>
@@ -5902,7 +5921,7 @@
           <w:sz w:val="24"/>
           <w:u w:val="single"/>
         </w:rPr>
-        <w:hyperlink r:id="rId34" w:history="1">
+        <w:hyperlink r:id="rId33" w:history="1">
           <w:r>
             <w:rPr>
               <w:rStyle w:val="Hyperlink"/>
@@ -5920,7 +5939,7 @@
           <w:sz w:val="24"/>
           <w:u w:val="single"/>
         </w:rPr>
-        <w:hyperlink r:id="rId34" w:history="1">
+        <w:hyperlink r:id="rId33" w:history="1">
           <w:r>
             <w:rPr>
               <w:rStyle w:val="Hyperlink"/>
@@ -5938,7 +5957,7 @@
           <w:sz w:val="24"/>
           <w:u w:val="single"/>
         </w:rPr>
-        <w:hyperlink r:id="rId34" w:history="1">
+        <w:hyperlink r:id="rId33" w:history="1">
           <w:r>
             <w:rPr>
               <w:rStyle w:val="Hyperlink"/>
@@ -5956,7 +5975,7 @@
           <w:sz w:val="24"/>
           <w:u w:val="single"/>
         </w:rPr>
-        <w:hyperlink r:id="rId34" w:history="1">
+        <w:hyperlink r:id="rId33" w:history="1">
           <w:r>
             <w:rPr>
               <w:rStyle w:val="Hyperlink"/>
@@ -5974,7 +5993,7 @@
           <w:sz w:val="24"/>
           <w:u w:val="single"/>
         </w:rPr>
-        <w:hyperlink r:id="rId34" w:history="1">
+        <w:hyperlink r:id="rId33" w:history="1">
           <w:r>
             <w:rPr>
               <w:rStyle w:val="Hyperlink"/>
@@ -5992,7 +6011,7 @@
           <w:sz w:val="24"/>
           <w:u w:val="single"/>
         </w:rPr>
-        <w:hyperlink r:id="rId34" w:history="1">
+        <w:hyperlink r:id="rId33" w:history="1">
           <w:r>
             <w:rPr>
               <w:rStyle w:val="Hyperlink"/>
@@ -6010,7 +6029,7 @@
           <w:sz w:val="24"/>
           <w:u w:val="single"/>
         </w:rPr>
-        <w:hyperlink r:id="rId34" w:history="1">
+        <w:hyperlink r:id="rId33" w:history="1">
           <w:r>
             <w:rPr>
               <w:rStyle w:val="Hyperlink"/>
@@ -6039,7 +6058,7 @@
           <w:sz w:val="24"/>
           <w:u w:val="single"/>
         </w:rPr>
-        <w:hyperlink r:id="rId34" w:history="1">
+        <w:hyperlink r:id="rId33" w:history="1">
           <w:r>
             <w:rPr>
               <w:rStyle w:val="Hyperlink"/>
@@ -6067,7 +6086,7 @@
           <w:sz w:val="24"/>
           <w:u w:val="single"/>
         </w:rPr>
-        <w:hyperlink r:id="rId34" w:history="1">
+        <w:hyperlink r:id="rId33" w:history="1">
           <w:r>
             <w:rPr>
               <w:rStyle w:val="Hyperlink"/>
@@ -6085,7 +6104,7 @@
           <w:sz w:val="24"/>
           <w:u w:val="single"/>
         </w:rPr>
-        <w:hyperlink r:id="rId34" w:history="1">
+        <w:hyperlink r:id="rId33" w:history="1">
           <w:r>
             <w:rPr>
               <w:rStyle w:val="Hyperlink"/>
@@ -6103,7 +6122,7 @@
           <w:sz w:val="24"/>
           <w:u w:val="single"/>
         </w:rPr>
-        <w:hyperlink r:id="rId34" w:history="1">
+        <w:hyperlink r:id="rId33" w:history="1">
           <w:r>
             <w:rPr>
               <w:rStyle w:val="Hyperlink"/>
@@ -6121,7 +6140,7 @@
           <w:sz w:val="24"/>
           <w:u w:val="single"/>
         </w:rPr>
-        <w:hyperlink r:id="rId34" w:history="1">
+        <w:hyperlink r:id="rId33" w:history="1">
           <w:r>
             <w:rPr>
               <w:rStyle w:val="Hyperlink"/>
@@ -6242,7 +6261,7 @@
           <w:sz w:val="24"/>
           <w:u w:val="single"/>
         </w:rPr>
-        <w:hyperlink r:id="rId35" w:history="1">
+        <w:hyperlink r:id="rId34" w:history="1">
           <w:r>
             <w:rPr>
               <w:rStyle w:val="Hyperlink"/>
@@ -6271,7 +6290,7 @@
           <w:sz w:val="24"/>
           <w:u w:val="single"/>
         </w:rPr>
-        <w:hyperlink r:id="rId35" w:history="1">
+        <w:hyperlink r:id="rId34" w:history="1">
           <w:r>
             <w:rPr>
               <w:rStyle w:val="Hyperlink"/>
@@ -6299,7 +6318,7 @@
           <w:sz w:val="24"/>
           <w:u w:val="single"/>
         </w:rPr>
-        <w:hyperlink r:id="rId36" w:history="1">
+        <w:hyperlink r:id="rId35" w:history="1">
           <w:r>
             <w:rPr>
               <w:rStyle w:val="Hyperlink"/>
@@ -6328,7 +6347,7 @@
           <w:sz w:val="24"/>
           <w:u w:val="single"/>
         </w:rPr>
-        <w:hyperlink r:id="rId36" w:history="1">
+        <w:hyperlink r:id="rId35" w:history="1">
           <w:r>
             <w:rPr>
               <w:rStyle w:val="Hyperlink"/>

--- a/EXPORTS/DOCX/published/niveau2/English/Ghana.docx
+++ b/EXPORTS/DOCX/published/niveau2/English/Ghana.docx
@@ -464,25 +464,7 @@
           <w:color w:val="000000"/>
           <w:sz w:val="24"/>
         </w:rPr>
-        <w:t xml:space="preserve">adinkra cloth </w:t>
-      </w:r>
-      <w:r>
-        <w:rPr>
-          <w:u w:val="single" w:color="0000ff"/>
-          <w:rFonts w:ascii="Charis SIL Italic" w:hAnsi="Charis SIL Italic" w:eastAsia="Charis SIL Italic"/>
-          <w:b w:val="0"/>
-          <w:i/>
-          <w:color w:val="000000"/>
-          <w:sz w:val="24"/>
-        </w:rPr>
-        <w:hyperlink r:id="rId9" w:history="1">
-          <w:r>
-            <w:rPr>
-              <w:rStyle w:val="Hyperlink"/>
-            </w:rPr>
-            <w:t>in the w</w:t>
-          </w:r>
-        </w:hyperlink>
+        <w:t>adinkra cloth in the w</w:t>
       </w:r>
       <w:r>
         <w:rPr>
@@ -1341,7 +1323,7 @@
             <w:rPr>
               <w:rStyle w:val="Hyperlink"/>
             </w:rPr>
-            <w:t>buffal</w:t>
+            <w:t>buffa</w:t>
           </w:r>
         </w:hyperlink>
       </w:r>
@@ -1352,36 +1334,13 @@
           <w:i w:val="0"/>
           <w:color w:val="0000FF"/>
           <w:sz w:val="24"/>
-          <w:u w:val="single"/>
-        </w:rPr>
-        <w:t>o</w:t>
-      </w:r>
-      <w:r>
-        <w:rPr>
-          <w:rFonts w:ascii="Charis SIL Regular" w:hAnsi="Charis SIL Regular" w:eastAsia="Charis SIL Regular"/>
-          <w:b w:val="0"/>
-          <w:i w:val="0"/>
-          <w:color w:val="0000FF"/>
-          <w:sz w:val="24"/>
-          <w:u w:val="single"/>
-        </w:rPr>
-        <w:t xml:space="preserve"> </w:t>
-      </w:r>
-      <w:r>
-        <w:rPr>
-          <w:rFonts w:ascii="Charis SIL Regular" w:hAnsi="Charis SIL Regular" w:eastAsia="Charis SIL Regular"/>
-          <w:b w:val="0"/>
-          <w:i w:val="0"/>
-          <w:color w:val="0000FF"/>
-          <w:sz w:val="24"/>
-          <w:u w:val="single"/>
         </w:rPr>
         <w:hyperlink r:id="rId14" w:history="1">
           <w:r>
             <w:rPr>
               <w:rStyle w:val="Hyperlink"/>
             </w:rPr>
-            <w:t>hor</w:t>
+            <w:t>l</w:t>
           </w:r>
         </w:hyperlink>
       </w:r>
@@ -1393,7 +1352,36 @@
           <w:color w:val="0000FF"/>
           <w:sz w:val="24"/>
         </w:rPr>
-        <w:t>n</w:t>
+        <w:t>o</w:t>
+      </w:r>
+      <w:r>
+        <w:rPr>
+          <w:rFonts w:ascii="Charis SIL Regular" w:hAnsi="Charis SIL Regular" w:eastAsia="Charis SIL Regular"/>
+          <w:b w:val="0"/>
+          <w:i w:val="0"/>
+          <w:color w:val="0000FF"/>
+          <w:sz w:val="24"/>
+          <w:u w:val="single"/>
+        </w:rPr>
+        <w:t xml:space="preserve"> </w:t>
+      </w:r>
+      <w:r>
+        <w:rPr>
+          <w:rFonts w:ascii="Charis SIL Regular" w:hAnsi="Charis SIL Regular" w:eastAsia="Charis SIL Regular"/>
+          <w:b w:val="0"/>
+          <w:i w:val="0"/>
+          <w:color w:val="0000FF"/>
+          <w:sz w:val="24"/>
+          <w:u w:val="single"/>
+        </w:rPr>
+        <w:hyperlink r:id="rId14" w:history="1">
+          <w:r>
+            <w:rPr>
+              <w:rStyle w:val="Hyperlink"/>
+            </w:rPr>
+            <w:t>horn</w:t>
+          </w:r>
+        </w:hyperlink>
       </w:r>
       <w:r>
         <w:rPr>
@@ -3757,60 +3745,13 @@
       </w:r>
       <w:r>
         <w:rPr>
-          <w:u w:val="single" w:color="0000ff"/>
           <w:rFonts w:ascii="Charis SIL Regular" w:hAnsi="Charis SIL Regular" w:eastAsia="Charis SIL Regular"/>
           <w:b w:val="0"/>
           <w:i w:val="0"/>
           <w:color w:val="000000"/>
           <w:sz w:val="24"/>
         </w:rPr>
-        <w:hyperlink r:id="rId21" w:history="1">
-          <w:r>
-            <w:rPr>
-              <w:rStyle w:val="Hyperlink"/>
-            </w:rPr>
-            <w:t>al histor</w:t>
-          </w:r>
-        </w:hyperlink>
-      </w:r>
-      <w:r>
-        <w:rPr>
-          <w:rFonts w:ascii="Charis SIL Regular" w:hAnsi="Charis SIL Regular" w:eastAsia="Charis SIL Regular"/>
-          <w:b w:val="0"/>
-          <w:i w:val="0"/>
-          <w:color w:val="000000"/>
-          <w:sz w:val="24"/>
-        </w:rPr>
-        <w:t>y obj</w:t>
-      </w:r>
-      <w:r>
-        <w:rPr>
-          <w:u w:val="single" w:color="0000ff"/>
-          <w:rFonts w:ascii="Charis SIL Regular" w:hAnsi="Charis SIL Regular" w:eastAsia="Charis SIL Regular"/>
-          <w:b w:val="0"/>
-          <w:i w:val="0"/>
-          <w:color w:val="000000"/>
-          <w:sz w:val="24"/>
-        </w:rPr>
-        <w:t>e</w:t>
-      </w:r>
-      <w:r>
-        <w:rPr>
-          <w:u w:val="single" w:color="0000ff"/>
-          <w:rFonts w:ascii="Charis SIL Regular" w:hAnsi="Charis SIL Regular" w:eastAsia="Charis SIL Regular"/>
-          <w:b w:val="0"/>
-          <w:i w:val="0"/>
-          <w:color w:val="000000"/>
-          <w:sz w:val="24"/>
-        </w:rPr>
-        <w:hyperlink r:id="rId22" w:history="1">
-          <w:r>
-            <w:rPr>
-              <w:rStyle w:val="Hyperlink"/>
-            </w:rPr>
-            <w:t>cts in the</w:t>
-          </w:r>
-        </w:hyperlink>
+        <w:t>al history objects in the</w:t>
       </w:r>
       <w:r>
         <w:rPr>
@@ -4434,7 +4375,7 @@
           <w:sz w:val="24"/>
           <w:u w:val="single"/>
         </w:rPr>
-        <w:hyperlink r:id="rId23" w:history="1">
+        <w:hyperlink r:id="rId24" w:history="1">
           <w:r>
             <w:rPr>
               <w:rStyle w:val="Hyperlink"/>
@@ -4445,31 +4386,13 @@
       </w:r>
       <w:r>
         <w:rPr>
-          <w:u w:val="single" w:color="0000ff"/>
           <w:rFonts w:ascii="Charis SIL Regular" w:hAnsi="Charis SIL Regular" w:eastAsia="Charis SIL Regular"/>
           <w:b w:val="0"/>
           <w:i w:val="0"/>
           <w:color w:val="000000"/>
           <w:sz w:val="24"/>
         </w:rPr>
-        <w:hyperlink r:id="rId23" w:history="1">
-          <w:r>
-            <w:rPr>
-              <w:rStyle w:val="Hyperlink"/>
-            </w:rPr>
-            <w:t>,</w:t>
-          </w:r>
-        </w:hyperlink>
-      </w:r>
-      <w:r>
-        <w:rPr>
-          <w:rFonts w:ascii="Charis SIL Regular" w:hAnsi="Charis SIL Regular" w:eastAsia="Charis SIL Regular"/>
-          <w:b w:val="0"/>
-          <w:i w:val="0"/>
-          <w:color w:val="000000"/>
-          <w:sz w:val="24"/>
-        </w:rPr>
-        <w:t xml:space="preserve"> </w:t>
+        <w:t xml:space="preserve">, </w:t>
       </w:r>
       <w:r>
         <w:rPr>
@@ -4480,7 +4403,7 @@
           <w:sz w:val="24"/>
           <w:u w:val="single"/>
         </w:rPr>
-        <w:hyperlink r:id="rId23" w:history="1">
+        <w:hyperlink r:id="rId25" w:history="1">
           <w:r>
             <w:rPr>
               <w:rStyle w:val="Hyperlink"/>
@@ -4498,7 +4421,7 @@
           <w:sz w:val="24"/>
           <w:u w:val="single"/>
         </w:rPr>
-        <w:hyperlink r:id="rId23" w:history="1">
+        <w:hyperlink r:id="rId25" w:history="1">
           <w:r>
             <w:rPr>
               <w:rStyle w:val="Hyperlink"/>
@@ -4527,7 +4450,7 @@
           <w:sz w:val="24"/>
           <w:u w:val="single"/>
         </w:rPr>
-        <w:hyperlink r:id="rId23" w:history="1">
+        <w:hyperlink r:id="rId25" w:history="1">
           <w:r>
             <w:rPr>
               <w:rStyle w:val="Hyperlink"/>
@@ -4605,7 +4528,7 @@
           <w:sz w:val="24"/>
           <w:u w:val="single"/>
         </w:rPr>
-        <w:hyperlink r:id="rId25" w:history="1">
+        <w:hyperlink r:id="rId26" w:history="1">
           <w:r>
             <w:rPr>
               <w:rStyle w:val="Hyperlink"/>
@@ -4623,7 +4546,7 @@
           <w:sz w:val="24"/>
           <w:u w:val="single"/>
         </w:rPr>
-        <w:hyperlink r:id="rId25" w:history="1">
+        <w:hyperlink r:id="rId26" w:history="1">
           <w:r>
             <w:rPr>
               <w:rStyle w:val="Hyperlink"/>
@@ -4641,7 +4564,7 @@
           <w:sz w:val="24"/>
           <w:u w:val="single"/>
         </w:rPr>
-        <w:hyperlink r:id="rId25" w:history="1">
+        <w:hyperlink r:id="rId26" w:history="1">
           <w:r>
             <w:rPr>
               <w:rStyle w:val="Hyperlink"/>
@@ -4659,7 +4582,7 @@
           <w:sz w:val="24"/>
           <w:u w:val="single"/>
         </w:rPr>
-        <w:hyperlink r:id="rId25" w:history="1">
+        <w:hyperlink r:id="rId26" w:history="1">
           <w:r>
             <w:rPr>
               <w:rStyle w:val="Hyperlink"/>
@@ -4677,7 +4600,7 @@
           <w:sz w:val="24"/>
           <w:u w:val="single"/>
         </w:rPr>
-        <w:hyperlink r:id="rId25" w:history="1">
+        <w:hyperlink r:id="rId26" w:history="1">
           <w:r>
             <w:rPr>
               <w:rStyle w:val="Hyperlink"/>
@@ -4695,7 +4618,7 @@
           <w:sz w:val="24"/>
           <w:u w:val="single"/>
         </w:rPr>
-        <w:hyperlink r:id="rId25" w:history="1">
+        <w:hyperlink r:id="rId26" w:history="1">
           <w:r>
             <w:rPr>
               <w:rStyle w:val="Hyperlink"/>
@@ -4713,7 +4636,7 @@
           <w:sz w:val="24"/>
           <w:u w:val="single"/>
         </w:rPr>
-        <w:hyperlink r:id="rId25" w:history="1">
+        <w:hyperlink r:id="rId26" w:history="1">
           <w:r>
             <w:rPr>
               <w:rStyle w:val="Hyperlink"/>
@@ -4935,40 +4858,46 @@
           <w:i w:val="0"/>
           <w:color w:val="0000FF"/>
           <w:sz w:val="24"/>
+        </w:rPr>
+        <w:hyperlink r:id="rId19" w:history="1">
+          <w:r>
+            <w:rPr>
+              <w:rStyle w:val="Hyperlink"/>
+            </w:rPr>
+            <w:t>l</w:t>
+          </w:r>
+        </w:hyperlink>
+      </w:r>
+      <w:r>
+        <w:rPr>
+          <w:rFonts w:ascii="Charis SIL Regular" w:hAnsi="Charis SIL Regular" w:eastAsia="Charis SIL Regular"/>
+          <w:b w:val="0"/>
+          <w:i w:val="0"/>
+          <w:color w:val="0000FF"/>
+          <w:sz w:val="24"/>
+        </w:rPr>
+        <w:t>e</w:t>
+      </w:r>
+      <w:r>
+        <w:rPr>
+          <w:rFonts w:ascii="Charis SIL Regular" w:hAnsi="Charis SIL Regular" w:eastAsia="Charis SIL Regular"/>
+          <w:b w:val="0"/>
+          <w:i w:val="0"/>
+          <w:color w:val="000000"/>
+          <w:sz w:val="24"/>
+        </w:rPr>
+        <w:t xml:space="preserve">, </w:t>
+      </w:r>
+      <w:r>
+        <w:rPr>
+          <w:rFonts w:ascii="Charis SIL Regular" w:hAnsi="Charis SIL Regular" w:eastAsia="Charis SIL Regular"/>
+          <w:b w:val="0"/>
+          <w:i w:val="0"/>
+          <w:color w:val="0000FF"/>
+          <w:sz w:val="24"/>
           <w:u w:val="single"/>
         </w:rPr>
-        <w:t>l</w:t>
-      </w:r>
-      <w:r>
-        <w:rPr>
-          <w:rFonts w:ascii="Charis SIL Regular" w:hAnsi="Charis SIL Regular" w:eastAsia="Charis SIL Regular"/>
-          <w:b w:val="0"/>
-          <w:i w:val="0"/>
-          <w:color w:val="0000FF"/>
-          <w:sz w:val="24"/>
-        </w:rPr>
-        <w:t>e</w:t>
-      </w:r>
-      <w:r>
-        <w:rPr>
-          <w:rFonts w:ascii="Charis SIL Regular" w:hAnsi="Charis SIL Regular" w:eastAsia="Charis SIL Regular"/>
-          <w:b w:val="0"/>
-          <w:i w:val="0"/>
-          <w:color w:val="000000"/>
-          <w:sz w:val="24"/>
-        </w:rPr>
-        <w:t xml:space="preserve">, </w:t>
-      </w:r>
-      <w:r>
-        <w:rPr>
-          <w:rFonts w:ascii="Charis SIL Regular" w:hAnsi="Charis SIL Regular" w:eastAsia="Charis SIL Regular"/>
-          <w:b w:val="0"/>
-          <w:i w:val="0"/>
-          <w:color w:val="0000FF"/>
-          <w:sz w:val="24"/>
-          <w:u w:val="single"/>
-        </w:rPr>
-        <w:hyperlink r:id="rId26" w:history="1">
+        <w:hyperlink r:id="rId27" w:history="1">
           <w:r>
             <w:rPr>
               <w:rStyle w:val="Hyperlink"/>
@@ -4986,7 +4915,7 @@
           <w:sz w:val="24"/>
           <w:u w:val="single"/>
         </w:rPr>
-        <w:hyperlink r:id="rId26" w:history="1">
+        <w:hyperlink r:id="rId27" w:history="1">
           <w:r>
             <w:rPr>
               <w:rStyle w:val="Hyperlink"/>
@@ -5015,7 +4944,7 @@
           <w:sz w:val="24"/>
           <w:u w:val="single"/>
         </w:rPr>
-        <w:hyperlink r:id="rId26" w:history="1">
+        <w:hyperlink r:id="rId27" w:history="1">
           <w:r>
             <w:rPr>
               <w:rStyle w:val="Hyperlink"/>
@@ -5044,7 +4973,7 @@
           <w:sz w:val="24"/>
           <w:u w:val="single"/>
         </w:rPr>
-        <w:hyperlink r:id="rId27" w:history="1">
+        <w:hyperlink r:id="rId28" w:history="1">
           <w:r>
             <w:rPr>
               <w:rStyle w:val="Hyperlink"/>
@@ -5062,7 +4991,7 @@
           <w:sz w:val="24"/>
           <w:u w:val="single"/>
         </w:rPr>
-        <w:hyperlink r:id="rId27" w:history="1">
+        <w:hyperlink r:id="rId28" w:history="1">
           <w:r>
             <w:rPr>
               <w:rStyle w:val="Hyperlink"/>
@@ -5091,7 +5020,7 @@
           <w:sz w:val="24"/>
           <w:u w:val="single"/>
         </w:rPr>
-        <w:hyperlink r:id="rId27" w:history="1">
+        <w:hyperlink r:id="rId28" w:history="1">
           <w:r>
             <w:rPr>
               <w:rStyle w:val="Hyperlink"/>
@@ -5109,7 +5038,7 @@
           <w:sz w:val="24"/>
           <w:u w:val="single"/>
         </w:rPr>
-        <w:hyperlink r:id="rId19" w:history="1">
+        <w:hyperlink r:id="rId28" w:history="1">
           <w:r>
             <w:rPr>
               <w:rStyle w:val="Hyperlink"/>
@@ -5240,7 +5169,7 @@
           <w:sz w:val="24"/>
           <w:u w:val="single"/>
         </w:rPr>
-        <w:hyperlink r:id="rId28" w:history="1">
+        <w:hyperlink r:id="rId29" w:history="1">
           <w:r>
             <w:rPr>
               <w:rStyle w:val="Hyperlink"/>
@@ -5258,7 +5187,7 @@
           <w:sz w:val="24"/>
           <w:u w:val="single"/>
         </w:rPr>
-        <w:hyperlink r:id="rId28" w:history="1">
+        <w:hyperlink r:id="rId29" w:history="1">
           <w:r>
             <w:rPr>
               <w:rStyle w:val="Hyperlink"/>
@@ -5276,7 +5205,7 @@
           <w:sz w:val="24"/>
           <w:u w:val="single"/>
         </w:rPr>
-        <w:hyperlink r:id="rId28" w:history="1">
+        <w:hyperlink r:id="rId29" w:history="1">
           <w:r>
             <w:rPr>
               <w:rStyle w:val="Hyperlink"/>
@@ -5294,7 +5223,7 @@
           <w:sz w:val="24"/>
           <w:u w:val="single"/>
         </w:rPr>
-        <w:hyperlink r:id="rId28" w:history="1">
+        <w:hyperlink r:id="rId29" w:history="1">
           <w:r>
             <w:rPr>
               <w:rStyle w:val="Hyperlink"/>
@@ -5322,7 +5251,7 @@
           <w:sz w:val="24"/>
           <w:u w:val="single"/>
         </w:rPr>
-        <w:hyperlink r:id="rId29" w:history="1">
+        <w:hyperlink r:id="rId30" w:history="1">
           <w:r>
             <w:rPr>
               <w:rStyle w:val="Hyperlink"/>
@@ -5340,7 +5269,7 @@
           <w:sz w:val="24"/>
           <w:u w:val="single"/>
         </w:rPr>
-        <w:hyperlink r:id="rId28" w:history="1">
+        <w:hyperlink r:id="rId30" w:history="1">
           <w:r>
             <w:rPr>
               <w:rStyle w:val="Hyperlink"/>
@@ -5369,7 +5298,7 @@
           <w:sz w:val="24"/>
           <w:u w:val="single"/>
         </w:rPr>
-        <w:hyperlink r:id="rId28" w:history="1">
+        <w:hyperlink r:id="rId30" w:history="1">
           <w:r>
             <w:rPr>
               <w:rStyle w:val="Hyperlink"/>
@@ -5476,7 +5405,7 @@
           <w:sz w:val="24"/>
           <w:u w:val="single"/>
         </w:rPr>
-        <w:hyperlink r:id="rId30" w:history="1">
+        <w:hyperlink r:id="rId31" w:history="1">
           <w:r>
             <w:rPr>
               <w:rStyle w:val="Hyperlink"/>
@@ -5505,7 +5434,7 @@
           <w:sz w:val="24"/>
           <w:u w:val="single"/>
         </w:rPr>
-        <w:hyperlink r:id="rId30" w:history="1">
+        <w:hyperlink r:id="rId31" w:history="1">
           <w:r>
             <w:rPr>
               <w:rStyle w:val="Hyperlink"/>
@@ -5533,7 +5462,7 @@
           <w:sz w:val="24"/>
           <w:u w:val="single"/>
         </w:rPr>
-        <w:hyperlink r:id="rId31" w:history="1">
+        <w:hyperlink r:id="rId32" w:history="1">
           <w:r>
             <w:rPr>
               <w:rStyle w:val="Hyperlink"/>
@@ -5562,7 +5491,7 @@
           <w:sz w:val="24"/>
           <w:u w:val="single"/>
         </w:rPr>
-        <w:hyperlink r:id="rId31" w:history="1">
+        <w:hyperlink r:id="rId32" w:history="1">
           <w:r>
             <w:rPr>
               <w:rStyle w:val="Hyperlink"/>
@@ -5686,7 +5615,7 @@
           <w:sz w:val="24"/>
           <w:u w:val="single"/>
         </w:rPr>
-        <w:hyperlink r:id="rId32" w:history="1">
+        <w:hyperlink r:id="rId33" w:history="1">
           <w:r>
             <w:rPr>
               <w:rStyle w:val="Hyperlink"/>
@@ -5704,7 +5633,7 @@
           <w:sz w:val="24"/>
           <w:u w:val="single"/>
         </w:rPr>
-        <w:hyperlink r:id="rId32" w:history="1">
+        <w:hyperlink r:id="rId33" w:history="1">
           <w:r>
             <w:rPr>
               <w:rStyle w:val="Hyperlink"/>
@@ -5722,7 +5651,7 @@
           <w:sz w:val="24"/>
           <w:u w:val="single"/>
         </w:rPr>
-        <w:hyperlink r:id="rId32" w:history="1">
+        <w:hyperlink r:id="rId33" w:history="1">
           <w:r>
             <w:rPr>
               <w:rStyle w:val="Hyperlink"/>
@@ -5903,7 +5832,7 @@
           <w:sz w:val="24"/>
           <w:u w:val="single"/>
         </w:rPr>
-        <w:hyperlink r:id="rId33" w:history="1">
+        <w:hyperlink r:id="rId34" w:history="1">
           <w:r>
             <w:rPr>
               <w:rStyle w:val="Hyperlink"/>
@@ -5921,7 +5850,7 @@
           <w:sz w:val="24"/>
           <w:u w:val="single"/>
         </w:rPr>
-        <w:hyperlink r:id="rId33" w:history="1">
+        <w:hyperlink r:id="rId34" w:history="1">
           <w:r>
             <w:rPr>
               <w:rStyle w:val="Hyperlink"/>
@@ -5939,7 +5868,7 @@
           <w:sz w:val="24"/>
           <w:u w:val="single"/>
         </w:rPr>
-        <w:hyperlink r:id="rId33" w:history="1">
+        <w:hyperlink r:id="rId34" w:history="1">
           <w:r>
             <w:rPr>
               <w:rStyle w:val="Hyperlink"/>
@@ -5957,7 +5886,7 @@
           <w:sz w:val="24"/>
           <w:u w:val="single"/>
         </w:rPr>
-        <w:hyperlink r:id="rId33" w:history="1">
+        <w:hyperlink r:id="rId34" w:history="1">
           <w:r>
             <w:rPr>
               <w:rStyle w:val="Hyperlink"/>
@@ -5975,7 +5904,7 @@
           <w:sz w:val="24"/>
           <w:u w:val="single"/>
         </w:rPr>
-        <w:hyperlink r:id="rId33" w:history="1">
+        <w:hyperlink r:id="rId34" w:history="1">
           <w:r>
             <w:rPr>
               <w:rStyle w:val="Hyperlink"/>
@@ -5993,7 +5922,7 @@
           <w:sz w:val="24"/>
           <w:u w:val="single"/>
         </w:rPr>
-        <w:hyperlink r:id="rId33" w:history="1">
+        <w:hyperlink r:id="rId34" w:history="1">
           <w:r>
             <w:rPr>
               <w:rStyle w:val="Hyperlink"/>
@@ -6011,7 +5940,7 @@
           <w:sz w:val="24"/>
           <w:u w:val="single"/>
         </w:rPr>
-        <w:hyperlink r:id="rId33" w:history="1">
+        <w:hyperlink r:id="rId34" w:history="1">
           <w:r>
             <w:rPr>
               <w:rStyle w:val="Hyperlink"/>
@@ -6029,7 +5958,7 @@
           <w:sz w:val="24"/>
           <w:u w:val="single"/>
         </w:rPr>
-        <w:hyperlink r:id="rId33" w:history="1">
+        <w:hyperlink r:id="rId34" w:history="1">
           <w:r>
             <w:rPr>
               <w:rStyle w:val="Hyperlink"/>
@@ -6058,7 +5987,7 @@
           <w:sz w:val="24"/>
           <w:u w:val="single"/>
         </w:rPr>
-        <w:hyperlink r:id="rId33" w:history="1">
+        <w:hyperlink r:id="rId34" w:history="1">
           <w:r>
             <w:rPr>
               <w:rStyle w:val="Hyperlink"/>
@@ -6086,7 +6015,7 @@
           <w:sz w:val="24"/>
           <w:u w:val="single"/>
         </w:rPr>
-        <w:hyperlink r:id="rId33" w:history="1">
+        <w:hyperlink r:id="rId34" w:history="1">
           <w:r>
             <w:rPr>
               <w:rStyle w:val="Hyperlink"/>
@@ -6104,7 +6033,7 @@
           <w:sz w:val="24"/>
           <w:u w:val="single"/>
         </w:rPr>
-        <w:hyperlink r:id="rId33" w:history="1">
+        <w:hyperlink r:id="rId34" w:history="1">
           <w:r>
             <w:rPr>
               <w:rStyle w:val="Hyperlink"/>
@@ -6122,7 +6051,7 @@
           <w:sz w:val="24"/>
           <w:u w:val="single"/>
         </w:rPr>
-        <w:hyperlink r:id="rId33" w:history="1">
+        <w:hyperlink r:id="rId34" w:history="1">
           <w:r>
             <w:rPr>
               <w:rStyle w:val="Hyperlink"/>
@@ -6140,7 +6069,7 @@
           <w:sz w:val="24"/>
           <w:u w:val="single"/>
         </w:rPr>
-        <w:hyperlink r:id="rId33" w:history="1">
+        <w:hyperlink r:id="rId34" w:history="1">
           <w:r>
             <w:rPr>
               <w:rStyle w:val="Hyperlink"/>
@@ -6261,7 +6190,7 @@
           <w:sz w:val="24"/>
           <w:u w:val="single"/>
         </w:rPr>
-        <w:hyperlink r:id="rId34" w:history="1">
+        <w:hyperlink r:id="rId35" w:history="1">
           <w:r>
             <w:rPr>
               <w:rStyle w:val="Hyperlink"/>
@@ -6290,7 +6219,7 @@
           <w:sz w:val="24"/>
           <w:u w:val="single"/>
         </w:rPr>
-        <w:hyperlink r:id="rId34" w:history="1">
+        <w:hyperlink r:id="rId35" w:history="1">
           <w:r>
             <w:rPr>
               <w:rStyle w:val="Hyperlink"/>
@@ -6318,7 +6247,7 @@
           <w:sz w:val="24"/>
           <w:u w:val="single"/>
         </w:rPr>
-        <w:hyperlink r:id="rId35" w:history="1">
+        <w:hyperlink r:id="rId36" w:history="1">
           <w:r>
             <w:rPr>
               <w:rStyle w:val="Hyperlink"/>
@@ -6347,7 +6276,7 @@
           <w:sz w:val="24"/>
           <w:u w:val="single"/>
         </w:rPr>
-        <w:hyperlink r:id="rId35" w:history="1">
+        <w:hyperlink r:id="rId36" w:history="1">
           <w:r>
             <w:rPr>
               <w:rStyle w:val="Hyperlink"/>

--- a/EXPORTS/DOCX/published/niveau2/English/Ghana.docx
+++ b/EXPORTS/DOCX/published/niveau2/English/Ghana.docx
@@ -464,7 +464,18 @@
           <w:color w:val="000000"/>
           <w:sz w:val="24"/>
         </w:rPr>
-        <w:t>adinkra cloth in the w</w:t>
+        <w:t xml:space="preserve">adinkra cloth </w:t>
+      </w:r>
+      <w:r>
+        <w:rPr>
+          <w:u w:val="single" w:color="0000ff"/>
+          <w:rFonts w:ascii="Charis SIL Italic" w:hAnsi="Charis SIL Italic" w:eastAsia="Charis SIL Italic"/>
+          <w:b w:val="0"/>
+          <w:i/>
+          <w:color w:val="000000"/>
+          <w:sz w:val="24"/>
+        </w:rPr>
+        <w:t>in the w</w:t>
       </w:r>
       <w:r>
         <w:rPr>
@@ -3633,61 +3644,7 @@
           <w:color w:val="000000"/>
           <w:sz w:val="24"/>
         </w:rPr>
-        <w:t>contains documents relat</w:t>
-      </w:r>
-      <w:r>
-        <w:rPr>
-          <w:u w:val="single" w:color="0000ff"/>
-          <w:rFonts w:ascii="Charis SIL Regular" w:hAnsi="Charis SIL Regular" w:eastAsia="Charis SIL Regular"/>
-          <w:b w:val="0"/>
-          <w:i w:val="0"/>
-          <w:color w:val="000000"/>
-          <w:sz w:val="24"/>
-        </w:rPr>
-        <w:hyperlink r:id="rId21" w:history="1">
-          <w:r>
-            <w:rPr>
-              <w:rStyle w:val="Hyperlink"/>
-            </w:rPr>
-            <w:t>ing to th</w:t>
-          </w:r>
-        </w:hyperlink>
-      </w:r>
-      <w:r>
-        <w:rPr>
-          <w:u w:val="single" w:color="0000ff"/>
-          <w:rFonts w:ascii="Charis SIL Regular" w:hAnsi="Charis SIL Regular" w:eastAsia="Charis SIL Regular"/>
-          <w:b w:val="0"/>
-          <w:i w:val="0"/>
-          <w:color w:val="000000"/>
-          <w:sz w:val="24"/>
-        </w:rPr>
-        <w:hyperlink r:id="rId21" w:history="1">
-          <w:r>
-            <w:rPr>
-              <w:rStyle w:val="Hyperlink"/>
-            </w:rPr>
-            <w:t>e co</w:t>
-          </w:r>
-        </w:hyperlink>
-      </w:r>
-      <w:r>
-        <w:rPr>
-          <w:u w:val="single" w:color="0000ff"/>
-          <w:rFonts w:ascii="Charis SIL Regular" w:hAnsi="Charis SIL Regular" w:eastAsia="Charis SIL Regular"/>
-          <w:b w:val="0"/>
-          <w:i w:val="0"/>
-          <w:color w:val="000000"/>
-          <w:sz w:val="24"/>
-        </w:rPr>
-        <w:hyperlink r:id="rId21" w:history="1">
-          <w:r>
-            <w:rPr>
-              <w:rStyle w:val="Hyperlink"/>
-            </w:rPr>
-            <w:t xml:space="preserve">llection </w:t>
-          </w:r>
-        </w:hyperlink>
+        <w:t xml:space="preserve">contains documents relating to the collection </w:t>
       </w:r>
       <w:r>
         <w:rPr>
@@ -3745,13 +3702,60 @@
       </w:r>
       <w:r>
         <w:rPr>
+          <w:u w:val="single" w:color="0000ff"/>
           <w:rFonts w:ascii="Charis SIL Regular" w:hAnsi="Charis SIL Regular" w:eastAsia="Charis SIL Regular"/>
           <w:b w:val="0"/>
           <w:i w:val="0"/>
           <w:color w:val="000000"/>
           <w:sz w:val="24"/>
         </w:rPr>
-        <w:t>al history objects in the</w:t>
+        <w:hyperlink r:id="rId21" w:history="1">
+          <w:r>
+            <w:rPr>
+              <w:rStyle w:val="Hyperlink"/>
+            </w:rPr>
+            <w:t>al histor</w:t>
+          </w:r>
+        </w:hyperlink>
+      </w:r>
+      <w:r>
+        <w:rPr>
+          <w:rFonts w:ascii="Charis SIL Regular" w:hAnsi="Charis SIL Regular" w:eastAsia="Charis SIL Regular"/>
+          <w:b w:val="0"/>
+          <w:i w:val="0"/>
+          <w:color w:val="000000"/>
+          <w:sz w:val="24"/>
+        </w:rPr>
+        <w:t>y obj</w:t>
+      </w:r>
+      <w:r>
+        <w:rPr>
+          <w:u w:val="single" w:color="0000ff"/>
+          <w:rFonts w:ascii="Charis SIL Regular" w:hAnsi="Charis SIL Regular" w:eastAsia="Charis SIL Regular"/>
+          <w:b w:val="0"/>
+          <w:i w:val="0"/>
+          <w:color w:val="000000"/>
+          <w:sz w:val="24"/>
+        </w:rPr>
+        <w:t>e</w:t>
+      </w:r>
+      <w:r>
+        <w:rPr>
+          <w:u w:val="single" w:color="0000ff"/>
+          <w:rFonts w:ascii="Charis SIL Regular" w:hAnsi="Charis SIL Regular" w:eastAsia="Charis SIL Regular"/>
+          <w:b w:val="0"/>
+          <w:i w:val="0"/>
+          <w:color w:val="000000"/>
+          <w:sz w:val="24"/>
+        </w:rPr>
+        <w:hyperlink r:id="rId22" w:history="1">
+          <w:r>
+            <w:rPr>
+              <w:rStyle w:val="Hyperlink"/>
+            </w:rPr>
+            <w:t>cts in the</w:t>
+          </w:r>
+        </w:hyperlink>
       </w:r>
       <w:r>
         <w:rPr>
@@ -3928,8 +3932,9 @@
           <w:i w:val="0"/>
           <w:color w:val="0000FF"/>
           <w:sz w:val="24"/>
-        </w:rPr>
-        <w:t>i</w:t>
+          <w:u w:val="single"/>
+        </w:rPr>
+        <w:t>ic Societ</w:t>
       </w:r>
       <w:r>
         <w:rPr>
@@ -3938,9 +3943,8 @@
           <w:i w:val="0"/>
           <w:color w:val="0000FF"/>
           <w:sz w:val="24"/>
-          <w:u w:val="single"/>
-        </w:rPr>
-        <w:t>c Society</w:t>
+        </w:rPr>
+        <w:t>y</w:t>
       </w:r>
       <w:r>
         <w:br/>
@@ -4375,7 +4379,7 @@
           <w:sz w:val="24"/>
           <w:u w:val="single"/>
         </w:rPr>
-        <w:hyperlink r:id="rId24" w:history="1">
+        <w:hyperlink r:id="rId23" w:history="1">
           <w:r>
             <w:rPr>
               <w:rStyle w:val="Hyperlink"/>
@@ -4386,13 +4390,31 @@
       </w:r>
       <w:r>
         <w:rPr>
+          <w:u w:val="single" w:color="0000ff"/>
           <w:rFonts w:ascii="Charis SIL Regular" w:hAnsi="Charis SIL Regular" w:eastAsia="Charis SIL Regular"/>
           <w:b w:val="0"/>
           <w:i w:val="0"/>
           <w:color w:val="000000"/>
           <w:sz w:val="24"/>
         </w:rPr>
-        <w:t xml:space="preserve">, </w:t>
+        <w:hyperlink r:id="rId23" w:history="1">
+          <w:r>
+            <w:rPr>
+              <w:rStyle w:val="Hyperlink"/>
+            </w:rPr>
+            <w:t>,</w:t>
+          </w:r>
+        </w:hyperlink>
+      </w:r>
+      <w:r>
+        <w:rPr>
+          <w:rFonts w:ascii="Charis SIL Regular" w:hAnsi="Charis SIL Regular" w:eastAsia="Charis SIL Regular"/>
+          <w:b w:val="0"/>
+          <w:i w:val="0"/>
+          <w:color w:val="000000"/>
+          <w:sz w:val="24"/>
+        </w:rPr>
+        <w:t xml:space="preserve"> </w:t>
       </w:r>
       <w:r>
         <w:rPr>
@@ -4403,7 +4425,7 @@
           <w:sz w:val="24"/>
           <w:u w:val="single"/>
         </w:rPr>
-        <w:hyperlink r:id="rId25" w:history="1">
+        <w:hyperlink r:id="rId23" w:history="1">
           <w:r>
             <w:rPr>
               <w:rStyle w:val="Hyperlink"/>
@@ -4421,7 +4443,7 @@
           <w:sz w:val="24"/>
           <w:u w:val="single"/>
         </w:rPr>
-        <w:hyperlink r:id="rId25" w:history="1">
+        <w:hyperlink r:id="rId23" w:history="1">
           <w:r>
             <w:rPr>
               <w:rStyle w:val="Hyperlink"/>
@@ -4450,7 +4472,7 @@
           <w:sz w:val="24"/>
           <w:u w:val="single"/>
         </w:rPr>
-        <w:hyperlink r:id="rId25" w:history="1">
+        <w:hyperlink r:id="rId23" w:history="1">
           <w:r>
             <w:rPr>
               <w:rStyle w:val="Hyperlink"/>
@@ -4528,7 +4550,7 @@
           <w:sz w:val="24"/>
           <w:u w:val="single"/>
         </w:rPr>
-        <w:hyperlink r:id="rId26" w:history="1">
+        <w:hyperlink r:id="rId25" w:history="1">
           <w:r>
             <w:rPr>
               <w:rStyle w:val="Hyperlink"/>
@@ -4546,7 +4568,7 @@
           <w:sz w:val="24"/>
           <w:u w:val="single"/>
         </w:rPr>
-        <w:hyperlink r:id="rId26" w:history="1">
+        <w:hyperlink r:id="rId25" w:history="1">
           <w:r>
             <w:rPr>
               <w:rStyle w:val="Hyperlink"/>
@@ -4564,7 +4586,7 @@
           <w:sz w:val="24"/>
           <w:u w:val="single"/>
         </w:rPr>
-        <w:hyperlink r:id="rId26" w:history="1">
+        <w:hyperlink r:id="rId25" w:history="1">
           <w:r>
             <w:rPr>
               <w:rStyle w:val="Hyperlink"/>
@@ -4582,7 +4604,7 @@
           <w:sz w:val="24"/>
           <w:u w:val="single"/>
         </w:rPr>
-        <w:hyperlink r:id="rId26" w:history="1">
+        <w:hyperlink r:id="rId25" w:history="1">
           <w:r>
             <w:rPr>
               <w:rStyle w:val="Hyperlink"/>
@@ -4600,7 +4622,7 @@
           <w:sz w:val="24"/>
           <w:u w:val="single"/>
         </w:rPr>
-        <w:hyperlink r:id="rId26" w:history="1">
+        <w:hyperlink r:id="rId25" w:history="1">
           <w:r>
             <w:rPr>
               <w:rStyle w:val="Hyperlink"/>
@@ -4618,7 +4640,7 @@
           <w:sz w:val="24"/>
           <w:u w:val="single"/>
         </w:rPr>
-        <w:hyperlink r:id="rId26" w:history="1">
+        <w:hyperlink r:id="rId25" w:history="1">
           <w:r>
             <w:rPr>
               <w:rStyle w:val="Hyperlink"/>
@@ -4634,16 +4656,8 @@
           <w:i w:val="0"/>
           <w:color w:val="0000FF"/>
           <w:sz w:val="24"/>
-          <w:u w:val="single"/>
-        </w:rPr>
-        <w:hyperlink r:id="rId26" w:history="1">
-          <w:r>
-            <w:rPr>
-              <w:rStyle w:val="Hyperlink"/>
-            </w:rPr>
-            <w:t>page/31</w:t>
-          </w:r>
-        </w:hyperlink>
+        </w:rPr>
+        <w:t>page/31</w:t>
       </w:r>
     </w:p>
     <w:p>
@@ -4897,7 +4911,7 @@
           <w:sz w:val="24"/>
           <w:u w:val="single"/>
         </w:rPr>
-        <w:hyperlink r:id="rId27" w:history="1">
+        <w:hyperlink r:id="rId26" w:history="1">
           <w:r>
             <w:rPr>
               <w:rStyle w:val="Hyperlink"/>
@@ -4915,7 +4929,7 @@
           <w:sz w:val="24"/>
           <w:u w:val="single"/>
         </w:rPr>
-        <w:hyperlink r:id="rId27" w:history="1">
+        <w:hyperlink r:id="rId26" w:history="1">
           <w:r>
             <w:rPr>
               <w:rStyle w:val="Hyperlink"/>
@@ -4944,7 +4958,7 @@
           <w:sz w:val="24"/>
           <w:u w:val="single"/>
         </w:rPr>
-        <w:hyperlink r:id="rId27" w:history="1">
+        <w:hyperlink r:id="rId19" w:history="1">
           <w:r>
             <w:rPr>
               <w:rStyle w:val="Hyperlink"/>
@@ -4973,7 +4987,7 @@
           <w:sz w:val="24"/>
           <w:u w:val="single"/>
         </w:rPr>
-        <w:hyperlink r:id="rId28" w:history="1">
+        <w:hyperlink r:id="rId27" w:history="1">
           <w:r>
             <w:rPr>
               <w:rStyle w:val="Hyperlink"/>
@@ -4991,7 +5005,7 @@
           <w:sz w:val="24"/>
           <w:u w:val="single"/>
         </w:rPr>
-        <w:hyperlink r:id="rId28" w:history="1">
+        <w:hyperlink r:id="rId27" w:history="1">
           <w:r>
             <w:rPr>
               <w:rStyle w:val="Hyperlink"/>
@@ -5020,7 +5034,7 @@
           <w:sz w:val="24"/>
           <w:u w:val="single"/>
         </w:rPr>
-        <w:hyperlink r:id="rId28" w:history="1">
+        <w:hyperlink r:id="rId19" w:history="1">
           <w:r>
             <w:rPr>
               <w:rStyle w:val="Hyperlink"/>
@@ -5038,7 +5052,7 @@
           <w:sz w:val="24"/>
           <w:u w:val="single"/>
         </w:rPr>
-        <w:hyperlink r:id="rId28" w:history="1">
+        <w:hyperlink r:id="rId19" w:history="1">
           <w:r>
             <w:rPr>
               <w:rStyle w:val="Hyperlink"/>
@@ -5169,7 +5183,7 @@
           <w:sz w:val="24"/>
           <w:u w:val="single"/>
         </w:rPr>
-        <w:hyperlink r:id="rId29" w:history="1">
+        <w:hyperlink r:id="rId28" w:history="1">
           <w:r>
             <w:rPr>
               <w:rStyle w:val="Hyperlink"/>
@@ -5187,7 +5201,7 @@
           <w:sz w:val="24"/>
           <w:u w:val="single"/>
         </w:rPr>
-        <w:hyperlink r:id="rId29" w:history="1">
+        <w:hyperlink r:id="rId28" w:history="1">
           <w:r>
             <w:rPr>
               <w:rStyle w:val="Hyperlink"/>
@@ -5205,7 +5219,7 @@
           <w:sz w:val="24"/>
           <w:u w:val="single"/>
         </w:rPr>
-        <w:hyperlink r:id="rId29" w:history="1">
+        <w:hyperlink r:id="rId28" w:history="1">
           <w:r>
             <w:rPr>
               <w:rStyle w:val="Hyperlink"/>
@@ -5223,7 +5237,7 @@
           <w:sz w:val="24"/>
           <w:u w:val="single"/>
         </w:rPr>
-        <w:hyperlink r:id="rId29" w:history="1">
+        <w:hyperlink r:id="rId28" w:history="1">
           <w:r>
             <w:rPr>
               <w:rStyle w:val="Hyperlink"/>
@@ -5251,7 +5265,7 @@
           <w:sz w:val="24"/>
           <w:u w:val="single"/>
         </w:rPr>
-        <w:hyperlink r:id="rId30" w:history="1">
+        <w:hyperlink r:id="rId29" w:history="1">
           <w:r>
             <w:rPr>
               <w:rStyle w:val="Hyperlink"/>
@@ -5269,7 +5283,7 @@
           <w:sz w:val="24"/>
           <w:u w:val="single"/>
         </w:rPr>
-        <w:hyperlink r:id="rId30" w:history="1">
+        <w:hyperlink r:id="rId29" w:history="1">
           <w:r>
             <w:rPr>
               <w:rStyle w:val="Hyperlink"/>
@@ -5298,7 +5312,7 @@
           <w:sz w:val="24"/>
           <w:u w:val="single"/>
         </w:rPr>
-        <w:hyperlink r:id="rId30" w:history="1">
+        <w:hyperlink r:id="rId28" w:history="1">
           <w:r>
             <w:rPr>
               <w:rStyle w:val="Hyperlink"/>
@@ -5405,7 +5419,7 @@
           <w:sz w:val="24"/>
           <w:u w:val="single"/>
         </w:rPr>
-        <w:hyperlink r:id="rId31" w:history="1">
+        <w:hyperlink r:id="rId30" w:history="1">
           <w:r>
             <w:rPr>
               <w:rStyle w:val="Hyperlink"/>
@@ -5434,7 +5448,7 @@
           <w:sz w:val="24"/>
           <w:u w:val="single"/>
         </w:rPr>
-        <w:hyperlink r:id="rId31" w:history="1">
+        <w:hyperlink r:id="rId30" w:history="1">
           <w:r>
             <w:rPr>
               <w:rStyle w:val="Hyperlink"/>
@@ -5462,7 +5476,7 @@
           <w:sz w:val="24"/>
           <w:u w:val="single"/>
         </w:rPr>
-        <w:hyperlink r:id="rId32" w:history="1">
+        <w:hyperlink r:id="rId31" w:history="1">
           <w:r>
             <w:rPr>
               <w:rStyle w:val="Hyperlink"/>
@@ -5491,7 +5505,7 @@
           <w:sz w:val="24"/>
           <w:u w:val="single"/>
         </w:rPr>
-        <w:hyperlink r:id="rId32" w:history="1">
+        <w:hyperlink r:id="rId31" w:history="1">
           <w:r>
             <w:rPr>
               <w:rStyle w:val="Hyperlink"/>
@@ -5615,7 +5629,7 @@
           <w:sz w:val="24"/>
           <w:u w:val="single"/>
         </w:rPr>
-        <w:hyperlink r:id="rId33" w:history="1">
+        <w:hyperlink r:id="rId32" w:history="1">
           <w:r>
             <w:rPr>
               <w:rStyle w:val="Hyperlink"/>
@@ -5633,7 +5647,7 @@
           <w:sz w:val="24"/>
           <w:u w:val="single"/>
         </w:rPr>
-        <w:hyperlink r:id="rId33" w:history="1">
+        <w:hyperlink r:id="rId32" w:history="1">
           <w:r>
             <w:rPr>
               <w:rStyle w:val="Hyperlink"/>
@@ -5651,7 +5665,7 @@
           <w:sz w:val="24"/>
           <w:u w:val="single"/>
         </w:rPr>
-        <w:hyperlink r:id="rId33" w:history="1">
+        <w:hyperlink r:id="rId32" w:history="1">
           <w:r>
             <w:rPr>
               <w:rStyle w:val="Hyperlink"/>
@@ -5832,7 +5846,7 @@
           <w:sz w:val="24"/>
           <w:u w:val="single"/>
         </w:rPr>
-        <w:hyperlink r:id="rId34" w:history="1">
+        <w:hyperlink r:id="rId33" w:history="1">
           <w:r>
             <w:rPr>
               <w:rStyle w:val="Hyperlink"/>
@@ -5850,7 +5864,7 @@
           <w:sz w:val="24"/>
           <w:u w:val="single"/>
         </w:rPr>
-        <w:hyperlink r:id="rId34" w:history="1">
+        <w:hyperlink r:id="rId33" w:history="1">
           <w:r>
             <w:rPr>
               <w:rStyle w:val="Hyperlink"/>
@@ -5868,7 +5882,7 @@
           <w:sz w:val="24"/>
           <w:u w:val="single"/>
         </w:rPr>
-        <w:hyperlink r:id="rId34" w:history="1">
+        <w:hyperlink r:id="rId33" w:history="1">
           <w:r>
             <w:rPr>
               <w:rStyle w:val="Hyperlink"/>
@@ -5886,7 +5900,7 @@
           <w:sz w:val="24"/>
           <w:u w:val="single"/>
         </w:rPr>
-        <w:hyperlink r:id="rId34" w:history="1">
+        <w:hyperlink r:id="rId33" w:history="1">
           <w:r>
             <w:rPr>
               <w:rStyle w:val="Hyperlink"/>
@@ -5904,7 +5918,7 @@
           <w:sz w:val="24"/>
           <w:u w:val="single"/>
         </w:rPr>
-        <w:hyperlink r:id="rId34" w:history="1">
+        <w:hyperlink r:id="rId33" w:history="1">
           <w:r>
             <w:rPr>
               <w:rStyle w:val="Hyperlink"/>
@@ -5922,7 +5936,7 @@
           <w:sz w:val="24"/>
           <w:u w:val="single"/>
         </w:rPr>
-        <w:hyperlink r:id="rId34" w:history="1">
+        <w:hyperlink r:id="rId33" w:history="1">
           <w:r>
             <w:rPr>
               <w:rStyle w:val="Hyperlink"/>
@@ -5940,7 +5954,7 @@
           <w:sz w:val="24"/>
           <w:u w:val="single"/>
         </w:rPr>
-        <w:hyperlink r:id="rId34" w:history="1">
+        <w:hyperlink r:id="rId33" w:history="1">
           <w:r>
             <w:rPr>
               <w:rStyle w:val="Hyperlink"/>
@@ -5958,12 +5972,12 @@
           <w:sz w:val="24"/>
           <w:u w:val="single"/>
         </w:rPr>
-        <w:hyperlink r:id="rId34" w:history="1">
+        <w:hyperlink r:id="rId33" w:history="1">
           <w:r>
             <w:rPr>
               <w:rStyle w:val="Hyperlink"/>
             </w:rPr>
-            <w:t>profiel</w:t>
+            <w:t>profie</w:t>
           </w:r>
         </w:hyperlink>
       </w:r>
@@ -5974,25 +5988,13 @@
           <w:i w:val="0"/>
           <w:color w:val="0000FF"/>
           <w:sz w:val="24"/>
-          <w:u w:val="single"/>
-        </w:rPr>
-        <w:t>-</w:t>
-      </w:r>
-      <w:r>
-        <w:rPr>
-          <w:rFonts w:ascii="Charis SIL Regular" w:hAnsi="Charis SIL Regular" w:eastAsia="Charis SIL Regular"/>
-          <w:b w:val="0"/>
-          <w:i w:val="0"/>
-          <w:color w:val="0000FF"/>
-          <w:sz w:val="24"/>
-          <w:u w:val="single"/>
-        </w:rPr>
-        <w:hyperlink r:id="rId34" w:history="1">
+        </w:rPr>
+        <w:hyperlink r:id="rId33" w:history="1">
           <w:r>
             <w:rPr>
               <w:rStyle w:val="Hyperlink"/>
             </w:rPr>
-            <w:t>als</w:t>
+            <w:t>l</w:t>
           </w:r>
         </w:hyperlink>
       </w:r>
@@ -6015,7 +6017,25 @@
           <w:sz w:val="24"/>
           <w:u w:val="single"/>
         </w:rPr>
-        <w:hyperlink r:id="rId34" w:history="1">
+        <w:hyperlink r:id="rId33" w:history="1">
+          <w:r>
+            <w:rPr>
+              <w:rStyle w:val="Hyperlink"/>
+            </w:rPr>
+            <w:t>als-</w:t>
+          </w:r>
+        </w:hyperlink>
+      </w:r>
+      <w:r>
+        <w:rPr>
+          <w:rFonts w:ascii="Charis SIL Regular" w:hAnsi="Charis SIL Regular" w:eastAsia="Charis SIL Regular"/>
+          <w:b w:val="0"/>
+          <w:i w:val="0"/>
+          <w:color w:val="0000FF"/>
+          <w:sz w:val="24"/>
+          <w:u w:val="single"/>
+        </w:rPr>
+        <w:hyperlink r:id="rId33" w:history="1">
           <w:r>
             <w:rPr>
               <w:rStyle w:val="Hyperlink"/>
@@ -6033,7 +6053,7 @@
           <w:sz w:val="24"/>
           <w:u w:val="single"/>
         </w:rPr>
-        <w:hyperlink r:id="rId34" w:history="1">
+        <w:hyperlink r:id="rId33" w:history="1">
           <w:r>
             <w:rPr>
               <w:rStyle w:val="Hyperlink"/>
@@ -6051,7 +6071,7 @@
           <w:sz w:val="24"/>
           <w:u w:val="single"/>
         </w:rPr>
-        <w:hyperlink r:id="rId34" w:history="1">
+        <w:hyperlink r:id="rId33" w:history="1">
           <w:r>
             <w:rPr>
               <w:rStyle w:val="Hyperlink"/>
@@ -6069,7 +6089,7 @@
           <w:sz w:val="24"/>
           <w:u w:val="single"/>
         </w:rPr>
-        <w:hyperlink r:id="rId34" w:history="1">
+        <w:hyperlink r:id="rId33" w:history="1">
           <w:r>
             <w:rPr>
               <w:rStyle w:val="Hyperlink"/>
@@ -6190,7 +6210,7 @@
           <w:sz w:val="24"/>
           <w:u w:val="single"/>
         </w:rPr>
-        <w:hyperlink r:id="rId35" w:history="1">
+        <w:hyperlink r:id="rId34" w:history="1">
           <w:r>
             <w:rPr>
               <w:rStyle w:val="Hyperlink"/>
@@ -6219,7 +6239,7 @@
           <w:sz w:val="24"/>
           <w:u w:val="single"/>
         </w:rPr>
-        <w:hyperlink r:id="rId35" w:history="1">
+        <w:hyperlink r:id="rId34" w:history="1">
           <w:r>
             <w:rPr>
               <w:rStyle w:val="Hyperlink"/>
@@ -6247,7 +6267,7 @@
           <w:sz w:val="24"/>
           <w:u w:val="single"/>
         </w:rPr>
-        <w:hyperlink r:id="rId36" w:history="1">
+        <w:hyperlink r:id="rId35" w:history="1">
           <w:r>
             <w:rPr>
               <w:rStyle w:val="Hyperlink"/>
@@ -6276,7 +6296,7 @@
           <w:sz w:val="24"/>
           <w:u w:val="single"/>
         </w:rPr>
-        <w:hyperlink r:id="rId36" w:history="1">
+        <w:hyperlink r:id="rId35" w:history="1">
           <w:r>
             <w:rPr>
               <w:rStyle w:val="Hyperlink"/>

--- a/EXPORTS/DOCX/published/niveau2/English/Ghana.docx
+++ b/EXPORTS/DOCX/published/niveau2/English/Ghana.docx
@@ -475,7 +475,14 @@
           <w:color w:val="000000"/>
           <w:sz w:val="24"/>
         </w:rPr>
-        <w:t>in the w</w:t>
+        <w:hyperlink r:id="rId9" w:history="1">
+          <w:r>
+            <w:rPr>
+              <w:rStyle w:val="Hyperlink"/>
+            </w:rPr>
+            <w:t>in the w</w:t>
+          </w:r>
+        </w:hyperlink>
       </w:r>
       <w:r>
         <w:rPr>
@@ -1334,7 +1341,7 @@
             <w:rPr>
               <w:rStyle w:val="Hyperlink"/>
             </w:rPr>
-            <w:t>buffa</w:t>
+            <w:t>buffal</w:t>
           </w:r>
         </w:hyperlink>
       </w:r>
@@ -1345,13 +1352,36 @@
           <w:i w:val="0"/>
           <w:color w:val="0000FF"/>
           <w:sz w:val="24"/>
+          <w:u w:val="single"/>
+        </w:rPr>
+        <w:t>o</w:t>
+      </w:r>
+      <w:r>
+        <w:rPr>
+          <w:rFonts w:ascii="Charis SIL Regular" w:hAnsi="Charis SIL Regular" w:eastAsia="Charis SIL Regular"/>
+          <w:b w:val="0"/>
+          <w:i w:val="0"/>
+          <w:color w:val="0000FF"/>
+          <w:sz w:val="24"/>
+          <w:u w:val="single"/>
+        </w:rPr>
+        <w:t xml:space="preserve"> </w:t>
+      </w:r>
+      <w:r>
+        <w:rPr>
+          <w:rFonts w:ascii="Charis SIL Regular" w:hAnsi="Charis SIL Regular" w:eastAsia="Charis SIL Regular"/>
+          <w:b w:val="0"/>
+          <w:i w:val="0"/>
+          <w:color w:val="0000FF"/>
+          <w:sz w:val="24"/>
+          <w:u w:val="single"/>
         </w:rPr>
         <w:hyperlink r:id="rId14" w:history="1">
           <w:r>
             <w:rPr>
               <w:rStyle w:val="Hyperlink"/>
             </w:rPr>
-            <w:t>l</w:t>
+            <w:t>hor</w:t>
           </w:r>
         </w:hyperlink>
       </w:r>
@@ -1363,36 +1393,7 @@
           <w:color w:val="0000FF"/>
           <w:sz w:val="24"/>
         </w:rPr>
-        <w:t>o</w:t>
-      </w:r>
-      <w:r>
-        <w:rPr>
-          <w:rFonts w:ascii="Charis SIL Regular" w:hAnsi="Charis SIL Regular" w:eastAsia="Charis SIL Regular"/>
-          <w:b w:val="0"/>
-          <w:i w:val="0"/>
-          <w:color w:val="0000FF"/>
-          <w:sz w:val="24"/>
-          <w:u w:val="single"/>
-        </w:rPr>
-        <w:t xml:space="preserve"> </w:t>
-      </w:r>
-      <w:r>
-        <w:rPr>
-          <w:rFonts w:ascii="Charis SIL Regular" w:hAnsi="Charis SIL Regular" w:eastAsia="Charis SIL Regular"/>
-          <w:b w:val="0"/>
-          <w:i w:val="0"/>
-          <w:color w:val="0000FF"/>
-          <w:sz w:val="24"/>
-          <w:u w:val="single"/>
-        </w:rPr>
-        <w:hyperlink r:id="rId14" w:history="1">
-          <w:r>
-            <w:rPr>
-              <w:rStyle w:val="Hyperlink"/>
-            </w:rPr>
-            <w:t>horn</w:t>
-          </w:r>
-        </w:hyperlink>
+        <w:t>n</w:t>
       </w:r>
       <w:r>
         <w:rPr>
@@ -3644,7 +3645,61 @@
           <w:color w:val="000000"/>
           <w:sz w:val="24"/>
         </w:rPr>
-        <w:t xml:space="preserve">contains documents relating to the collection </w:t>
+        <w:t>contains documents relat</w:t>
+      </w:r>
+      <w:r>
+        <w:rPr>
+          <w:u w:val="single" w:color="0000ff"/>
+          <w:rFonts w:ascii="Charis SIL Regular" w:hAnsi="Charis SIL Regular" w:eastAsia="Charis SIL Regular"/>
+          <w:b w:val="0"/>
+          <w:i w:val="0"/>
+          <w:color w:val="000000"/>
+          <w:sz w:val="24"/>
+        </w:rPr>
+        <w:hyperlink r:id="rId21" w:history="1">
+          <w:r>
+            <w:rPr>
+              <w:rStyle w:val="Hyperlink"/>
+            </w:rPr>
+            <w:t>ing to th</w:t>
+          </w:r>
+        </w:hyperlink>
+      </w:r>
+      <w:r>
+        <w:rPr>
+          <w:u w:val="single" w:color="0000ff"/>
+          <w:rFonts w:ascii="Charis SIL Regular" w:hAnsi="Charis SIL Regular" w:eastAsia="Charis SIL Regular"/>
+          <w:b w:val="0"/>
+          <w:i w:val="0"/>
+          <w:color w:val="000000"/>
+          <w:sz w:val="24"/>
+        </w:rPr>
+        <w:hyperlink r:id="rId21" w:history="1">
+          <w:r>
+            <w:rPr>
+              <w:rStyle w:val="Hyperlink"/>
+            </w:rPr>
+            <w:t>e co</w:t>
+          </w:r>
+        </w:hyperlink>
+      </w:r>
+      <w:r>
+        <w:rPr>
+          <w:u w:val="single" w:color="0000ff"/>
+          <w:rFonts w:ascii="Charis SIL Regular" w:hAnsi="Charis SIL Regular" w:eastAsia="Charis SIL Regular"/>
+          <w:b w:val="0"/>
+          <w:i w:val="0"/>
+          <w:color w:val="000000"/>
+          <w:sz w:val="24"/>
+        </w:rPr>
+        <w:hyperlink r:id="rId21" w:history="1">
+          <w:r>
+            <w:rPr>
+              <w:rStyle w:val="Hyperlink"/>
+            </w:rPr>
+            <w:t xml:space="preserve">llection </w:t>
+          </w:r>
+        </w:hyperlink>
       </w:r>
       <w:r>
         <w:rPr>
@@ -4872,13 +4927,34 @@
           <w:i w:val="0"/>
           <w:color w:val="0000FF"/>
           <w:sz w:val="24"/>
+          <w:u w:val="single"/>
+        </w:rPr>
+        <w:t>l</w:t>
+      </w:r>
+      <w:r>
+        <w:rPr>
+          <w:rFonts w:ascii="Charis SIL Regular" w:hAnsi="Charis SIL Regular" w:eastAsia="Charis SIL Regular"/>
+          <w:b w:val="0"/>
+          <w:i w:val="0"/>
+          <w:color w:val="0000FF"/>
+          <w:sz w:val="24"/>
+        </w:rPr>
+        <w:t>e</w:t>
+      </w:r>
+      <w:r>
+        <w:rPr>
+          <w:rFonts w:ascii="Charis SIL Regular" w:hAnsi="Charis SIL Regular" w:eastAsia="Charis SIL Regular"/>
+          <w:b w:val="0"/>
+          <w:i w:val="0"/>
+          <w:color w:val="000000"/>
+          <w:sz w:val="24"/>
         </w:rPr>
         <w:hyperlink r:id="rId19" w:history="1">
           <w:r>
             <w:rPr>
               <w:rStyle w:val="Hyperlink"/>
             </w:rPr>
-            <w:t>l</w:t>
+            <w:t xml:space="preserve">, </w:t>
           </w:r>
         </w:hyperlink>
       </w:r>
@@ -4889,29 +4965,9 @@
           <w:i w:val="0"/>
           <w:color w:val="0000FF"/>
           <w:sz w:val="24"/>
-        </w:rPr>
-        <w:t>e</w:t>
-      </w:r>
-      <w:r>
-        <w:rPr>
-          <w:rFonts w:ascii="Charis SIL Regular" w:hAnsi="Charis SIL Regular" w:eastAsia="Charis SIL Regular"/>
-          <w:b w:val="0"/>
-          <w:i w:val="0"/>
-          <w:color w:val="000000"/>
-          <w:sz w:val="24"/>
-        </w:rPr>
-        <w:t xml:space="preserve">, </w:t>
-      </w:r>
-      <w:r>
-        <w:rPr>
-          <w:rFonts w:ascii="Charis SIL Regular" w:hAnsi="Charis SIL Regular" w:eastAsia="Charis SIL Regular"/>
-          <w:b w:val="0"/>
-          <w:i w:val="0"/>
-          <w:color w:val="0000FF"/>
-          <w:sz w:val="24"/>
           <w:u w:val="single"/>
         </w:rPr>
-        <w:hyperlink r:id="rId26" w:history="1">
+        <w:hyperlink r:id="rId19" w:history="1">
           <w:r>
             <w:rPr>
               <w:rStyle w:val="Hyperlink"/>
@@ -4929,7 +4985,7 @@
           <w:sz w:val="24"/>
           <w:u w:val="single"/>
         </w:rPr>
-        <w:hyperlink r:id="rId26" w:history="1">
+        <w:hyperlink r:id="rId19" w:history="1">
           <w:r>
             <w:rPr>
               <w:rStyle w:val="Hyperlink"/>
@@ -4976,7 +5032,14 @@
           <w:color w:val="000000"/>
           <w:sz w:val="24"/>
         </w:rPr>
-        <w:t xml:space="preserve">, </w:t>
+        <w:hyperlink r:id="rId19" w:history="1">
+          <w:r>
+            <w:rPr>
+              <w:rStyle w:val="Hyperlink"/>
+            </w:rPr>
+            <w:t xml:space="preserve">, </w:t>
+          </w:r>
+        </w:hyperlink>
       </w:r>
       <w:r>
         <w:rPr>
@@ -4987,7 +5050,7 @@
           <w:sz w:val="24"/>
           <w:u w:val="single"/>
         </w:rPr>
-        <w:hyperlink r:id="rId27" w:history="1">
+        <w:hyperlink r:id="rId19" w:history="1">
           <w:r>
             <w:rPr>
               <w:rStyle w:val="Hyperlink"/>
@@ -5005,7 +5068,7 @@
           <w:sz w:val="24"/>
           <w:u w:val="single"/>
         </w:rPr>
-        <w:hyperlink r:id="rId27" w:history="1">
+        <w:hyperlink r:id="rId19" w:history="1">
           <w:r>
             <w:rPr>
               <w:rStyle w:val="Hyperlink"/>
@@ -5034,7 +5097,7 @@
           <w:sz w:val="24"/>
           <w:u w:val="single"/>
         </w:rPr>
-        <w:hyperlink r:id="rId19" w:history="1">
+        <w:hyperlink r:id="rId26" w:history="1">
           <w:r>
             <w:rPr>
               <w:rStyle w:val="Hyperlink"/>
@@ -5052,7 +5115,7 @@
           <w:sz w:val="24"/>
           <w:u w:val="single"/>
         </w:rPr>
-        <w:hyperlink r:id="rId19" w:history="1">
+        <w:hyperlink r:id="rId26" w:history="1">
           <w:r>
             <w:rPr>
               <w:rStyle w:val="Hyperlink"/>
@@ -5183,7 +5246,7 @@
           <w:sz w:val="24"/>
           <w:u w:val="single"/>
         </w:rPr>
-        <w:hyperlink r:id="rId28" w:history="1">
+        <w:hyperlink r:id="rId27" w:history="1">
           <w:r>
             <w:rPr>
               <w:rStyle w:val="Hyperlink"/>
@@ -5201,7 +5264,7 @@
           <w:sz w:val="24"/>
           <w:u w:val="single"/>
         </w:rPr>
-        <w:hyperlink r:id="rId28" w:history="1">
+        <w:hyperlink r:id="rId27" w:history="1">
           <w:r>
             <w:rPr>
               <w:rStyle w:val="Hyperlink"/>
@@ -5219,7 +5282,7 @@
           <w:sz w:val="24"/>
           <w:u w:val="single"/>
         </w:rPr>
-        <w:hyperlink r:id="rId28" w:history="1">
+        <w:hyperlink r:id="rId27" w:history="1">
           <w:r>
             <w:rPr>
               <w:rStyle w:val="Hyperlink"/>
@@ -5237,7 +5300,7 @@
           <w:sz w:val="24"/>
           <w:u w:val="single"/>
         </w:rPr>
-        <w:hyperlink r:id="rId28" w:history="1">
+        <w:hyperlink r:id="rId27" w:history="1">
           <w:r>
             <w:rPr>
               <w:rStyle w:val="Hyperlink"/>
@@ -5265,7 +5328,7 @@
           <w:sz w:val="24"/>
           <w:u w:val="single"/>
         </w:rPr>
-        <w:hyperlink r:id="rId29" w:history="1">
+        <w:hyperlink r:id="rId27" w:history="1">
           <w:r>
             <w:rPr>
               <w:rStyle w:val="Hyperlink"/>
@@ -5283,7 +5346,7 @@
           <w:sz w:val="24"/>
           <w:u w:val="single"/>
         </w:rPr>
-        <w:hyperlink r:id="rId29" w:history="1">
+        <w:hyperlink r:id="rId27" w:history="1">
           <w:r>
             <w:rPr>
               <w:rStyle w:val="Hyperlink"/>
@@ -5312,7 +5375,7 @@
           <w:sz w:val="24"/>
           <w:u w:val="single"/>
         </w:rPr>
-        <w:hyperlink r:id="rId28" w:history="1">
+        <w:hyperlink r:id="rId27" w:history="1">
           <w:r>
             <w:rPr>
               <w:rStyle w:val="Hyperlink"/>
@@ -5419,7 +5482,7 @@
           <w:sz w:val="24"/>
           <w:u w:val="single"/>
         </w:rPr>
-        <w:hyperlink r:id="rId30" w:history="1">
+        <w:hyperlink r:id="rId28" w:history="1">
           <w:r>
             <w:rPr>
               <w:rStyle w:val="Hyperlink"/>
@@ -5448,7 +5511,7 @@
           <w:sz w:val="24"/>
           <w:u w:val="single"/>
         </w:rPr>
-        <w:hyperlink r:id="rId30" w:history="1">
+        <w:hyperlink r:id="rId28" w:history="1">
           <w:r>
             <w:rPr>
               <w:rStyle w:val="Hyperlink"/>
@@ -5476,7 +5539,7 @@
           <w:sz w:val="24"/>
           <w:u w:val="single"/>
         </w:rPr>
-        <w:hyperlink r:id="rId31" w:history="1">
+        <w:hyperlink r:id="rId29" w:history="1">
           <w:r>
             <w:rPr>
               <w:rStyle w:val="Hyperlink"/>
@@ -5505,7 +5568,7 @@
           <w:sz w:val="24"/>
           <w:u w:val="single"/>
         </w:rPr>
-        <w:hyperlink r:id="rId31" w:history="1">
+        <w:hyperlink r:id="rId29" w:history="1">
           <w:r>
             <w:rPr>
               <w:rStyle w:val="Hyperlink"/>
@@ -5629,7 +5692,7 @@
           <w:sz w:val="24"/>
           <w:u w:val="single"/>
         </w:rPr>
-        <w:hyperlink r:id="rId32" w:history="1">
+        <w:hyperlink r:id="rId30" w:history="1">
           <w:r>
             <w:rPr>
               <w:rStyle w:val="Hyperlink"/>
@@ -5647,7 +5710,7 @@
           <w:sz w:val="24"/>
           <w:u w:val="single"/>
         </w:rPr>
-        <w:hyperlink r:id="rId32" w:history="1">
+        <w:hyperlink r:id="rId30" w:history="1">
           <w:r>
             <w:rPr>
               <w:rStyle w:val="Hyperlink"/>
@@ -5665,7 +5728,7 @@
           <w:sz w:val="24"/>
           <w:u w:val="single"/>
         </w:rPr>
-        <w:hyperlink r:id="rId32" w:history="1">
+        <w:hyperlink r:id="rId30" w:history="1">
           <w:r>
             <w:rPr>
               <w:rStyle w:val="Hyperlink"/>
@@ -5846,7 +5909,7 @@
           <w:sz w:val="24"/>
           <w:u w:val="single"/>
         </w:rPr>
-        <w:hyperlink r:id="rId33" w:history="1">
+        <w:hyperlink r:id="rId31" w:history="1">
           <w:r>
             <w:rPr>
               <w:rStyle w:val="Hyperlink"/>
@@ -5864,7 +5927,7 @@
           <w:sz w:val="24"/>
           <w:u w:val="single"/>
         </w:rPr>
-        <w:hyperlink r:id="rId33" w:history="1">
+        <w:hyperlink r:id="rId31" w:history="1">
           <w:r>
             <w:rPr>
               <w:rStyle w:val="Hyperlink"/>
@@ -5882,7 +5945,7 @@
           <w:sz w:val="24"/>
           <w:u w:val="single"/>
         </w:rPr>
-        <w:hyperlink r:id="rId33" w:history="1">
+        <w:hyperlink r:id="rId31" w:history="1">
           <w:r>
             <w:rPr>
               <w:rStyle w:val="Hyperlink"/>
@@ -5900,7 +5963,7 @@
           <w:sz w:val="24"/>
           <w:u w:val="single"/>
         </w:rPr>
-        <w:hyperlink r:id="rId33" w:history="1">
+        <w:hyperlink r:id="rId31" w:history="1">
           <w:r>
             <w:rPr>
               <w:rStyle w:val="Hyperlink"/>
@@ -5918,7 +5981,7 @@
           <w:sz w:val="24"/>
           <w:u w:val="single"/>
         </w:rPr>
-        <w:hyperlink r:id="rId33" w:history="1">
+        <w:hyperlink r:id="rId31" w:history="1">
           <w:r>
             <w:rPr>
               <w:rStyle w:val="Hyperlink"/>
@@ -5936,7 +5999,7 @@
           <w:sz w:val="24"/>
           <w:u w:val="single"/>
         </w:rPr>
-        <w:hyperlink r:id="rId33" w:history="1">
+        <w:hyperlink r:id="rId31" w:history="1">
           <w:r>
             <w:rPr>
               <w:rStyle w:val="Hyperlink"/>
@@ -5954,7 +6017,7 @@
           <w:sz w:val="24"/>
           <w:u w:val="single"/>
         </w:rPr>
-        <w:hyperlink r:id="rId33" w:history="1">
+        <w:hyperlink r:id="rId31" w:history="1">
           <w:r>
             <w:rPr>
               <w:rStyle w:val="Hyperlink"/>
@@ -5972,7 +6035,7 @@
           <w:sz w:val="24"/>
           <w:u w:val="single"/>
         </w:rPr>
-        <w:hyperlink r:id="rId33" w:history="1">
+        <w:hyperlink r:id="rId31" w:history="1">
           <w:r>
             <w:rPr>
               <w:rStyle w:val="Hyperlink"/>
@@ -5989,7 +6052,7 @@
           <w:color w:val="0000FF"/>
           <w:sz w:val="24"/>
         </w:rPr>
-        <w:hyperlink r:id="rId33" w:history="1">
+        <w:hyperlink r:id="rId31" w:history="1">
           <w:r>
             <w:rPr>
               <w:rStyle w:val="Hyperlink"/>
@@ -6017,7 +6080,7 @@
           <w:sz w:val="24"/>
           <w:u w:val="single"/>
         </w:rPr>
-        <w:hyperlink r:id="rId33" w:history="1">
+        <w:hyperlink r:id="rId31" w:history="1">
           <w:r>
             <w:rPr>
               <w:rStyle w:val="Hyperlink"/>
@@ -6035,7 +6098,7 @@
           <w:sz w:val="24"/>
           <w:u w:val="single"/>
         </w:rPr>
-        <w:hyperlink r:id="rId33" w:history="1">
+        <w:hyperlink r:id="rId31" w:history="1">
           <w:r>
             <w:rPr>
               <w:rStyle w:val="Hyperlink"/>
@@ -6053,7 +6116,7 @@
           <w:sz w:val="24"/>
           <w:u w:val="single"/>
         </w:rPr>
-        <w:hyperlink r:id="rId33" w:history="1">
+        <w:hyperlink r:id="rId31" w:history="1">
           <w:r>
             <w:rPr>
               <w:rStyle w:val="Hyperlink"/>
@@ -6071,7 +6134,7 @@
           <w:sz w:val="24"/>
           <w:u w:val="single"/>
         </w:rPr>
-        <w:hyperlink r:id="rId33" w:history="1">
+        <w:hyperlink r:id="rId31" w:history="1">
           <w:r>
             <w:rPr>
               <w:rStyle w:val="Hyperlink"/>
@@ -6089,7 +6152,7 @@
           <w:sz w:val="24"/>
           <w:u w:val="single"/>
         </w:rPr>
-        <w:hyperlink r:id="rId33" w:history="1">
+        <w:hyperlink r:id="rId31" w:history="1">
           <w:r>
             <w:rPr>
               <w:rStyle w:val="Hyperlink"/>
@@ -6210,7 +6273,7 @@
           <w:sz w:val="24"/>
           <w:u w:val="single"/>
         </w:rPr>
-        <w:hyperlink r:id="rId34" w:history="1">
+        <w:hyperlink r:id="rId32" w:history="1">
           <w:r>
             <w:rPr>
               <w:rStyle w:val="Hyperlink"/>
@@ -6239,7 +6302,7 @@
           <w:sz w:val="24"/>
           <w:u w:val="single"/>
         </w:rPr>
-        <w:hyperlink r:id="rId34" w:history="1">
+        <w:hyperlink r:id="rId32" w:history="1">
           <w:r>
             <w:rPr>
               <w:rStyle w:val="Hyperlink"/>
@@ -6267,7 +6330,7 @@
           <w:sz w:val="24"/>
           <w:u w:val="single"/>
         </w:rPr>
-        <w:hyperlink r:id="rId35" w:history="1">
+        <w:hyperlink r:id="rId33" w:history="1">
           <w:r>
             <w:rPr>
               <w:rStyle w:val="Hyperlink"/>
@@ -6296,7 +6359,7 @@
           <w:sz w:val="24"/>
           <w:u w:val="single"/>
         </w:rPr>
-        <w:hyperlink r:id="rId35" w:history="1">
+        <w:hyperlink r:id="rId33" w:history="1">
           <w:r>
             <w:rPr>
               <w:rStyle w:val="Hyperlink"/>

--- a/EXPORTS/DOCX/published/niveau2/English/Ghana.docx
+++ b/EXPORTS/DOCX/published/niveau2/English/Ghana.docx
@@ -475,14 +475,7 @@
           <w:color w:val="000000"/>
           <w:sz w:val="24"/>
         </w:rPr>
-        <w:hyperlink r:id="rId9" w:history="1">
-          <w:r>
-            <w:rPr>
-              <w:rStyle w:val="Hyperlink"/>
-            </w:rPr>
-            <w:t>in the w</w:t>
-          </w:r>
-        </w:hyperlink>
+        <w:t>in the w</w:t>
       </w:r>
       <w:r>
         <w:rPr>
@@ -4711,8 +4704,16 @@
           <w:i w:val="0"/>
           <w:color w:val="0000FF"/>
           <w:sz w:val="24"/>
-        </w:rPr>
-        <w:t>page/31</w:t>
+          <w:u w:val="single"/>
+        </w:rPr>
+        <w:hyperlink r:id="rId25" w:history="1">
+          <w:r>
+            <w:rPr>
+              <w:rStyle w:val="Hyperlink"/>
+            </w:rPr>
+            <w:t>page/31</w:t>
+          </w:r>
+        </w:hyperlink>
       </w:r>
     </w:p>
     <w:p>
@@ -4949,14 +4950,7 @@
           <w:color w:val="000000"/>
           <w:sz w:val="24"/>
         </w:rPr>
-        <w:hyperlink r:id="rId19" w:history="1">
-          <w:r>
-            <w:rPr>
-              <w:rStyle w:val="Hyperlink"/>
-            </w:rPr>
-            <w:t xml:space="preserve">, </w:t>
-          </w:r>
-        </w:hyperlink>
+        <w:t xml:space="preserve">, </w:t>
       </w:r>
       <w:r>
         <w:rPr>
@@ -4967,7 +4961,7 @@
           <w:sz w:val="24"/>
           <w:u w:val="single"/>
         </w:rPr>
-        <w:hyperlink r:id="rId19" w:history="1">
+        <w:hyperlink r:id="rId26" w:history="1">
           <w:r>
             <w:rPr>
               <w:rStyle w:val="Hyperlink"/>
@@ -4985,7 +4979,7 @@
           <w:sz w:val="24"/>
           <w:u w:val="single"/>
         </w:rPr>
-        <w:hyperlink r:id="rId19" w:history="1">
+        <w:hyperlink r:id="rId26" w:history="1">
           <w:r>
             <w:rPr>
               <w:rStyle w:val="Hyperlink"/>
@@ -5014,7 +5008,7 @@
           <w:sz w:val="24"/>
           <w:u w:val="single"/>
         </w:rPr>
-        <w:hyperlink r:id="rId19" w:history="1">
+        <w:hyperlink r:id="rId26" w:history="1">
           <w:r>
             <w:rPr>
               <w:rStyle w:val="Hyperlink"/>
@@ -5032,14 +5026,7 @@
           <w:color w:val="000000"/>
           <w:sz w:val="24"/>
         </w:rPr>
-        <w:hyperlink r:id="rId19" w:history="1">
-          <w:r>
-            <w:rPr>
-              <w:rStyle w:val="Hyperlink"/>
-            </w:rPr>
-            <w:t xml:space="preserve">, </w:t>
-          </w:r>
-        </w:hyperlink>
+        <w:t xml:space="preserve">, </w:t>
       </w:r>
       <w:r>
         <w:rPr>
@@ -5050,7 +5037,7 @@
           <w:sz w:val="24"/>
           <w:u w:val="single"/>
         </w:rPr>
-        <w:hyperlink r:id="rId19" w:history="1">
+        <w:hyperlink r:id="rId27" w:history="1">
           <w:r>
             <w:rPr>
               <w:rStyle w:val="Hyperlink"/>
@@ -5068,7 +5055,7 @@
           <w:sz w:val="24"/>
           <w:u w:val="single"/>
         </w:rPr>
-        <w:hyperlink r:id="rId19" w:history="1">
+        <w:hyperlink r:id="rId27" w:history="1">
           <w:r>
             <w:rPr>
               <w:rStyle w:val="Hyperlink"/>
@@ -5097,7 +5084,7 @@
           <w:sz w:val="24"/>
           <w:u w:val="single"/>
         </w:rPr>
-        <w:hyperlink r:id="rId26" w:history="1">
+        <w:hyperlink r:id="rId27" w:history="1">
           <w:r>
             <w:rPr>
               <w:rStyle w:val="Hyperlink"/>
@@ -5115,7 +5102,7 @@
           <w:sz w:val="24"/>
           <w:u w:val="single"/>
         </w:rPr>
-        <w:hyperlink r:id="rId26" w:history="1">
+        <w:hyperlink r:id="rId27" w:history="1">
           <w:r>
             <w:rPr>
               <w:rStyle w:val="Hyperlink"/>
@@ -5246,7 +5233,7 @@
           <w:sz w:val="24"/>
           <w:u w:val="single"/>
         </w:rPr>
-        <w:hyperlink r:id="rId27" w:history="1">
+        <w:hyperlink r:id="rId28" w:history="1">
           <w:r>
             <w:rPr>
               <w:rStyle w:val="Hyperlink"/>
@@ -5264,7 +5251,7 @@
           <w:sz w:val="24"/>
           <w:u w:val="single"/>
         </w:rPr>
-        <w:hyperlink r:id="rId27" w:history="1">
+        <w:hyperlink r:id="rId28" w:history="1">
           <w:r>
             <w:rPr>
               <w:rStyle w:val="Hyperlink"/>
@@ -5282,7 +5269,7 @@
           <w:sz w:val="24"/>
           <w:u w:val="single"/>
         </w:rPr>
-        <w:hyperlink r:id="rId27" w:history="1">
+        <w:hyperlink r:id="rId28" w:history="1">
           <w:r>
             <w:rPr>
               <w:rStyle w:val="Hyperlink"/>
@@ -5300,7 +5287,7 @@
           <w:sz w:val="24"/>
           <w:u w:val="single"/>
         </w:rPr>
-        <w:hyperlink r:id="rId27" w:history="1">
+        <w:hyperlink r:id="rId28" w:history="1">
           <w:r>
             <w:rPr>
               <w:rStyle w:val="Hyperlink"/>
@@ -5328,7 +5315,7 @@
           <w:sz w:val="24"/>
           <w:u w:val="single"/>
         </w:rPr>
-        <w:hyperlink r:id="rId27" w:history="1">
+        <w:hyperlink r:id="rId29" w:history="1">
           <w:r>
             <w:rPr>
               <w:rStyle w:val="Hyperlink"/>
@@ -5346,7 +5333,7 @@
           <w:sz w:val="24"/>
           <w:u w:val="single"/>
         </w:rPr>
-        <w:hyperlink r:id="rId27" w:history="1">
+        <w:hyperlink r:id="rId29" w:history="1">
           <w:r>
             <w:rPr>
               <w:rStyle w:val="Hyperlink"/>
@@ -5375,7 +5362,7 @@
           <w:sz w:val="24"/>
           <w:u w:val="single"/>
         </w:rPr>
-        <w:hyperlink r:id="rId27" w:history="1">
+        <w:hyperlink r:id="rId29" w:history="1">
           <w:r>
             <w:rPr>
               <w:rStyle w:val="Hyperlink"/>
@@ -5482,7 +5469,7 @@
           <w:sz w:val="24"/>
           <w:u w:val="single"/>
         </w:rPr>
-        <w:hyperlink r:id="rId28" w:history="1">
+        <w:hyperlink r:id="rId30" w:history="1">
           <w:r>
             <w:rPr>
               <w:rStyle w:val="Hyperlink"/>
@@ -5511,7 +5498,7 @@
           <w:sz w:val="24"/>
           <w:u w:val="single"/>
         </w:rPr>
-        <w:hyperlink r:id="rId28" w:history="1">
+        <w:hyperlink r:id="rId30" w:history="1">
           <w:r>
             <w:rPr>
               <w:rStyle w:val="Hyperlink"/>
@@ -5539,7 +5526,7 @@
           <w:sz w:val="24"/>
           <w:u w:val="single"/>
         </w:rPr>
-        <w:hyperlink r:id="rId29" w:history="1">
+        <w:hyperlink r:id="rId31" w:history="1">
           <w:r>
             <w:rPr>
               <w:rStyle w:val="Hyperlink"/>
@@ -5568,7 +5555,7 @@
           <w:sz w:val="24"/>
           <w:u w:val="single"/>
         </w:rPr>
-        <w:hyperlink r:id="rId29" w:history="1">
+        <w:hyperlink r:id="rId31" w:history="1">
           <w:r>
             <w:rPr>
               <w:rStyle w:val="Hyperlink"/>
@@ -5692,7 +5679,7 @@
           <w:sz w:val="24"/>
           <w:u w:val="single"/>
         </w:rPr>
-        <w:hyperlink r:id="rId30" w:history="1">
+        <w:hyperlink r:id="rId32" w:history="1">
           <w:r>
             <w:rPr>
               <w:rStyle w:val="Hyperlink"/>
@@ -5710,7 +5697,7 @@
           <w:sz w:val="24"/>
           <w:u w:val="single"/>
         </w:rPr>
-        <w:hyperlink r:id="rId30" w:history="1">
+        <w:hyperlink r:id="rId32" w:history="1">
           <w:r>
             <w:rPr>
               <w:rStyle w:val="Hyperlink"/>
@@ -5728,7 +5715,7 @@
           <w:sz w:val="24"/>
           <w:u w:val="single"/>
         </w:rPr>
-        <w:hyperlink r:id="rId30" w:history="1">
+        <w:hyperlink r:id="rId32" w:history="1">
           <w:r>
             <w:rPr>
               <w:rStyle w:val="Hyperlink"/>
@@ -5909,7 +5896,7 @@
           <w:sz w:val="24"/>
           <w:u w:val="single"/>
         </w:rPr>
-        <w:hyperlink r:id="rId31" w:history="1">
+        <w:hyperlink r:id="rId33" w:history="1">
           <w:r>
             <w:rPr>
               <w:rStyle w:val="Hyperlink"/>
@@ -5927,7 +5914,7 @@
           <w:sz w:val="24"/>
           <w:u w:val="single"/>
         </w:rPr>
-        <w:hyperlink r:id="rId31" w:history="1">
+        <w:hyperlink r:id="rId33" w:history="1">
           <w:r>
             <w:rPr>
               <w:rStyle w:val="Hyperlink"/>
@@ -5945,7 +5932,7 @@
           <w:sz w:val="24"/>
           <w:u w:val="single"/>
         </w:rPr>
-        <w:hyperlink r:id="rId31" w:history="1">
+        <w:hyperlink r:id="rId33" w:history="1">
           <w:r>
             <w:rPr>
               <w:rStyle w:val="Hyperlink"/>
@@ -5963,7 +5950,7 @@
           <w:sz w:val="24"/>
           <w:u w:val="single"/>
         </w:rPr>
-        <w:hyperlink r:id="rId31" w:history="1">
+        <w:hyperlink r:id="rId33" w:history="1">
           <w:r>
             <w:rPr>
               <w:rStyle w:val="Hyperlink"/>
@@ -5981,7 +5968,7 @@
           <w:sz w:val="24"/>
           <w:u w:val="single"/>
         </w:rPr>
-        <w:hyperlink r:id="rId31" w:history="1">
+        <w:hyperlink r:id="rId33" w:history="1">
           <w:r>
             <w:rPr>
               <w:rStyle w:val="Hyperlink"/>
@@ -5999,7 +5986,7 @@
           <w:sz w:val="24"/>
           <w:u w:val="single"/>
         </w:rPr>
-        <w:hyperlink r:id="rId31" w:history="1">
+        <w:hyperlink r:id="rId33" w:history="1">
           <w:r>
             <w:rPr>
               <w:rStyle w:val="Hyperlink"/>
@@ -6017,7 +6004,7 @@
           <w:sz w:val="24"/>
           <w:u w:val="single"/>
         </w:rPr>
-        <w:hyperlink r:id="rId31" w:history="1">
+        <w:hyperlink r:id="rId33" w:history="1">
           <w:r>
             <w:rPr>
               <w:rStyle w:val="Hyperlink"/>
@@ -6035,7 +6022,7 @@
           <w:sz w:val="24"/>
           <w:u w:val="single"/>
         </w:rPr>
-        <w:hyperlink r:id="rId31" w:history="1">
+        <w:hyperlink r:id="rId33" w:history="1">
           <w:r>
             <w:rPr>
               <w:rStyle w:val="Hyperlink"/>
@@ -6052,7 +6039,7 @@
           <w:color w:val="0000FF"/>
           <w:sz w:val="24"/>
         </w:rPr>
-        <w:hyperlink r:id="rId31" w:history="1">
+        <w:hyperlink r:id="rId33" w:history="1">
           <w:r>
             <w:rPr>
               <w:rStyle w:val="Hyperlink"/>
@@ -6080,7 +6067,7 @@
           <w:sz w:val="24"/>
           <w:u w:val="single"/>
         </w:rPr>
-        <w:hyperlink r:id="rId31" w:history="1">
+        <w:hyperlink r:id="rId33" w:history="1">
           <w:r>
             <w:rPr>
               <w:rStyle w:val="Hyperlink"/>
@@ -6098,7 +6085,7 @@
           <w:sz w:val="24"/>
           <w:u w:val="single"/>
         </w:rPr>
-        <w:hyperlink r:id="rId31" w:history="1">
+        <w:hyperlink r:id="rId33" w:history="1">
           <w:r>
             <w:rPr>
               <w:rStyle w:val="Hyperlink"/>
@@ -6116,7 +6103,7 @@
           <w:sz w:val="24"/>
           <w:u w:val="single"/>
         </w:rPr>
-        <w:hyperlink r:id="rId31" w:history="1">
+        <w:hyperlink r:id="rId33" w:history="1">
           <w:r>
             <w:rPr>
               <w:rStyle w:val="Hyperlink"/>
@@ -6134,7 +6121,7 @@
           <w:sz w:val="24"/>
           <w:u w:val="single"/>
         </w:rPr>
-        <w:hyperlink r:id="rId31" w:history="1">
+        <w:hyperlink r:id="rId33" w:history="1">
           <w:r>
             <w:rPr>
               <w:rStyle w:val="Hyperlink"/>
@@ -6152,7 +6139,7 @@
           <w:sz w:val="24"/>
           <w:u w:val="single"/>
         </w:rPr>
-        <w:hyperlink r:id="rId31" w:history="1">
+        <w:hyperlink r:id="rId33" w:history="1">
           <w:r>
             <w:rPr>
               <w:rStyle w:val="Hyperlink"/>
@@ -6273,7 +6260,7 @@
           <w:sz w:val="24"/>
           <w:u w:val="single"/>
         </w:rPr>
-        <w:hyperlink r:id="rId32" w:history="1">
+        <w:hyperlink r:id="rId34" w:history="1">
           <w:r>
             <w:rPr>
               <w:rStyle w:val="Hyperlink"/>
@@ -6302,7 +6289,7 @@
           <w:sz w:val="24"/>
           <w:u w:val="single"/>
         </w:rPr>
-        <w:hyperlink r:id="rId32" w:history="1">
+        <w:hyperlink r:id="rId34" w:history="1">
           <w:r>
             <w:rPr>
               <w:rStyle w:val="Hyperlink"/>
@@ -6330,7 +6317,7 @@
           <w:sz w:val="24"/>
           <w:u w:val="single"/>
         </w:rPr>
-        <w:hyperlink r:id="rId33" w:history="1">
+        <w:hyperlink r:id="rId35" w:history="1">
           <w:r>
             <w:rPr>
               <w:rStyle w:val="Hyperlink"/>
@@ -6359,7 +6346,7 @@
           <w:sz w:val="24"/>
           <w:u w:val="single"/>
         </w:rPr>
-        <w:hyperlink r:id="rId33" w:history="1">
+        <w:hyperlink r:id="rId35" w:history="1">
           <w:r>
             <w:rPr>
               <w:rStyle w:val="Hyperlink"/>

--- a/EXPORTS/DOCX/published/niveau2/English/Ghana.docx
+++ b/EXPORTS/DOCX/published/niveau2/English/Ghana.docx
@@ -1334,7 +1334,7 @@
             <w:rPr>
               <w:rStyle w:val="Hyperlink"/>
             </w:rPr>
-            <w:t>buffal</w:t>
+            <w:t>buffa</w:t>
           </w:r>
         </w:hyperlink>
       </w:r>
@@ -1345,36 +1345,13 @@
           <w:i w:val="0"/>
           <w:color w:val="0000FF"/>
           <w:sz w:val="24"/>
-          <w:u w:val="single"/>
-        </w:rPr>
-        <w:t>o</w:t>
-      </w:r>
-      <w:r>
-        <w:rPr>
-          <w:rFonts w:ascii="Charis SIL Regular" w:hAnsi="Charis SIL Regular" w:eastAsia="Charis SIL Regular"/>
-          <w:b w:val="0"/>
-          <w:i w:val="0"/>
-          <w:color w:val="0000FF"/>
-          <w:sz w:val="24"/>
-          <w:u w:val="single"/>
-        </w:rPr>
-        <w:t xml:space="preserve"> </w:t>
-      </w:r>
-      <w:r>
-        <w:rPr>
-          <w:rFonts w:ascii="Charis SIL Regular" w:hAnsi="Charis SIL Regular" w:eastAsia="Charis SIL Regular"/>
-          <w:b w:val="0"/>
-          <w:i w:val="0"/>
-          <w:color w:val="0000FF"/>
-          <w:sz w:val="24"/>
-          <w:u w:val="single"/>
         </w:rPr>
         <w:hyperlink r:id="rId14" w:history="1">
           <w:r>
             <w:rPr>
               <w:rStyle w:val="Hyperlink"/>
             </w:rPr>
-            <w:t>hor</w:t>
+            <w:t>l</w:t>
           </w:r>
         </w:hyperlink>
       </w:r>
@@ -1386,7 +1363,36 @@
           <w:color w:val="0000FF"/>
           <w:sz w:val="24"/>
         </w:rPr>
-        <w:t>n</w:t>
+        <w:t>o</w:t>
+      </w:r>
+      <w:r>
+        <w:rPr>
+          <w:rFonts w:ascii="Charis SIL Regular" w:hAnsi="Charis SIL Regular" w:eastAsia="Charis SIL Regular"/>
+          <w:b w:val="0"/>
+          <w:i w:val="0"/>
+          <w:color w:val="0000FF"/>
+          <w:sz w:val="24"/>
+          <w:u w:val="single"/>
+        </w:rPr>
+        <w:t xml:space="preserve"> </w:t>
+      </w:r>
+      <w:r>
+        <w:rPr>
+          <w:rFonts w:ascii="Charis SIL Regular" w:hAnsi="Charis SIL Regular" w:eastAsia="Charis SIL Regular"/>
+          <w:b w:val="0"/>
+          <w:i w:val="0"/>
+          <w:color w:val="0000FF"/>
+          <w:sz w:val="24"/>
+          <w:u w:val="single"/>
+        </w:rPr>
+        <w:hyperlink r:id="rId14" w:history="1">
+          <w:r>
+            <w:rPr>
+              <w:rStyle w:val="Hyperlink"/>
+            </w:rPr>
+            <w:t>horn</w:t>
+          </w:r>
+        </w:hyperlink>
       </w:r>
       <w:r>
         <w:rPr>
@@ -4704,16 +4710,8 @@
           <w:i w:val="0"/>
           <w:color w:val="0000FF"/>
           <w:sz w:val="24"/>
-          <w:u w:val="single"/>
-        </w:rPr>
-        <w:hyperlink r:id="rId25" w:history="1">
-          <w:r>
-            <w:rPr>
-              <w:rStyle w:val="Hyperlink"/>
-            </w:rPr>
-            <w:t>page/31</w:t>
-          </w:r>
-        </w:hyperlink>
+        </w:rPr>
+        <w:t>page/31</w:t>
       </w:r>
     </w:p>
     <w:p>
@@ -4912,14 +4910,7 @@
           <w:sz w:val="24"/>
           <w:u w:val="single"/>
         </w:rPr>
-        <w:hyperlink r:id="rId19" w:history="1">
-          <w:r>
-            <w:rPr>
-              <w:rStyle w:val="Hyperlink"/>
-            </w:rPr>
-            <w:t>i</w:t>
-          </w:r>
-        </w:hyperlink>
+        <w:t>i</w:t>
       </w:r>
       <w:r>
         <w:rPr>
@@ -4979,7 +4970,7 @@
           <w:sz w:val="24"/>
           <w:u w:val="single"/>
         </w:rPr>
-        <w:hyperlink r:id="rId26" w:history="1">
+        <w:hyperlink r:id="rId19" w:history="1">
           <w:r>
             <w:rPr>
               <w:rStyle w:val="Hyperlink"/>
@@ -5008,7 +4999,7 @@
           <w:sz w:val="24"/>
           <w:u w:val="single"/>
         </w:rPr>
-        <w:hyperlink r:id="rId26" w:history="1">
+        <w:hyperlink r:id="rId19" w:history="1">
           <w:r>
             <w:rPr>
               <w:rStyle w:val="Hyperlink"/>
@@ -5026,7 +5017,14 @@
           <w:color w:val="000000"/>
           <w:sz w:val="24"/>
         </w:rPr>
-        <w:t xml:space="preserve">, </w:t>
+        <w:hyperlink r:id="rId19" w:history="1">
+          <w:r>
+            <w:rPr>
+              <w:rStyle w:val="Hyperlink"/>
+            </w:rPr>
+            <w:t xml:space="preserve">, </w:t>
+          </w:r>
+        </w:hyperlink>
       </w:r>
       <w:r>
         <w:rPr>
@@ -5037,7 +5035,7 @@
           <w:sz w:val="24"/>
           <w:u w:val="single"/>
         </w:rPr>
-        <w:hyperlink r:id="rId27" w:history="1">
+        <w:hyperlink r:id="rId19" w:history="1">
           <w:r>
             <w:rPr>
               <w:rStyle w:val="Hyperlink"/>
@@ -5055,7 +5053,7 @@
           <w:sz w:val="24"/>
           <w:u w:val="single"/>
         </w:rPr>
-        <w:hyperlink r:id="rId27" w:history="1">
+        <w:hyperlink r:id="rId19" w:history="1">
           <w:r>
             <w:rPr>
               <w:rStyle w:val="Hyperlink"/>
@@ -5315,7 +5313,7 @@
           <w:sz w:val="24"/>
           <w:u w:val="single"/>
         </w:rPr>
-        <w:hyperlink r:id="rId29" w:history="1">
+        <w:hyperlink r:id="rId28" w:history="1">
           <w:r>
             <w:rPr>
               <w:rStyle w:val="Hyperlink"/>
@@ -5333,7 +5331,7 @@
           <w:sz w:val="24"/>
           <w:u w:val="single"/>
         </w:rPr>
-        <w:hyperlink r:id="rId29" w:history="1">
+        <w:hyperlink r:id="rId28" w:history="1">
           <w:r>
             <w:rPr>
               <w:rStyle w:val="Hyperlink"/>
@@ -5362,7 +5360,7 @@
           <w:sz w:val="24"/>
           <w:u w:val="single"/>
         </w:rPr>
-        <w:hyperlink r:id="rId29" w:history="1">
+        <w:hyperlink r:id="rId28" w:history="1">
           <w:r>
             <w:rPr>
               <w:rStyle w:val="Hyperlink"/>
@@ -5469,7 +5467,7 @@
           <w:sz w:val="24"/>
           <w:u w:val="single"/>
         </w:rPr>
-        <w:hyperlink r:id="rId30" w:history="1">
+        <w:hyperlink r:id="rId29" w:history="1">
           <w:r>
             <w:rPr>
               <w:rStyle w:val="Hyperlink"/>
@@ -5498,7 +5496,7 @@
           <w:sz w:val="24"/>
           <w:u w:val="single"/>
         </w:rPr>
-        <w:hyperlink r:id="rId30" w:history="1">
+        <w:hyperlink r:id="rId29" w:history="1">
           <w:r>
             <w:rPr>
               <w:rStyle w:val="Hyperlink"/>
@@ -5526,7 +5524,7 @@
           <w:sz w:val="24"/>
           <w:u w:val="single"/>
         </w:rPr>
-        <w:hyperlink r:id="rId31" w:history="1">
+        <w:hyperlink r:id="rId30" w:history="1">
           <w:r>
             <w:rPr>
               <w:rStyle w:val="Hyperlink"/>
@@ -5555,7 +5553,7 @@
           <w:sz w:val="24"/>
           <w:u w:val="single"/>
         </w:rPr>
-        <w:hyperlink r:id="rId31" w:history="1">
+        <w:hyperlink r:id="rId30" w:history="1">
           <w:r>
             <w:rPr>
               <w:rStyle w:val="Hyperlink"/>
@@ -5679,7 +5677,7 @@
           <w:sz w:val="24"/>
           <w:u w:val="single"/>
         </w:rPr>
-        <w:hyperlink r:id="rId32" w:history="1">
+        <w:hyperlink r:id="rId31" w:history="1">
           <w:r>
             <w:rPr>
               <w:rStyle w:val="Hyperlink"/>
@@ -5697,7 +5695,7 @@
           <w:sz w:val="24"/>
           <w:u w:val="single"/>
         </w:rPr>
-        <w:hyperlink r:id="rId32" w:history="1">
+        <w:hyperlink r:id="rId31" w:history="1">
           <w:r>
             <w:rPr>
               <w:rStyle w:val="Hyperlink"/>
@@ -5715,7 +5713,7 @@
           <w:sz w:val="24"/>
           <w:u w:val="single"/>
         </w:rPr>
-        <w:hyperlink r:id="rId32" w:history="1">
+        <w:hyperlink r:id="rId31" w:history="1">
           <w:r>
             <w:rPr>
               <w:rStyle w:val="Hyperlink"/>
@@ -5896,7 +5894,7 @@
           <w:sz w:val="24"/>
           <w:u w:val="single"/>
         </w:rPr>
-        <w:hyperlink r:id="rId33" w:history="1">
+        <w:hyperlink r:id="rId32" w:history="1">
           <w:r>
             <w:rPr>
               <w:rStyle w:val="Hyperlink"/>
@@ -5914,7 +5912,7 @@
           <w:sz w:val="24"/>
           <w:u w:val="single"/>
         </w:rPr>
-        <w:hyperlink r:id="rId33" w:history="1">
+        <w:hyperlink r:id="rId32" w:history="1">
           <w:r>
             <w:rPr>
               <w:rStyle w:val="Hyperlink"/>
@@ -5932,7 +5930,7 @@
           <w:sz w:val="24"/>
           <w:u w:val="single"/>
         </w:rPr>
-        <w:hyperlink r:id="rId33" w:history="1">
+        <w:hyperlink r:id="rId32" w:history="1">
           <w:r>
             <w:rPr>
               <w:rStyle w:val="Hyperlink"/>
@@ -5950,7 +5948,7 @@
           <w:sz w:val="24"/>
           <w:u w:val="single"/>
         </w:rPr>
-        <w:hyperlink r:id="rId33" w:history="1">
+        <w:hyperlink r:id="rId32" w:history="1">
           <w:r>
             <w:rPr>
               <w:rStyle w:val="Hyperlink"/>
@@ -5968,7 +5966,7 @@
           <w:sz w:val="24"/>
           <w:u w:val="single"/>
         </w:rPr>
-        <w:hyperlink r:id="rId33" w:history="1">
+        <w:hyperlink r:id="rId32" w:history="1">
           <w:r>
             <w:rPr>
               <w:rStyle w:val="Hyperlink"/>
@@ -5986,7 +5984,7 @@
           <w:sz w:val="24"/>
           <w:u w:val="single"/>
         </w:rPr>
-        <w:hyperlink r:id="rId33" w:history="1">
+        <w:hyperlink r:id="rId32" w:history="1">
           <w:r>
             <w:rPr>
               <w:rStyle w:val="Hyperlink"/>
@@ -6004,7 +6002,7 @@
           <w:sz w:val="24"/>
           <w:u w:val="single"/>
         </w:rPr>
-        <w:hyperlink r:id="rId33" w:history="1">
+        <w:hyperlink r:id="rId32" w:history="1">
           <w:r>
             <w:rPr>
               <w:rStyle w:val="Hyperlink"/>
@@ -6022,12 +6020,12 @@
           <w:sz w:val="24"/>
           <w:u w:val="single"/>
         </w:rPr>
-        <w:hyperlink r:id="rId33" w:history="1">
+        <w:hyperlink r:id="rId32" w:history="1">
           <w:r>
             <w:rPr>
               <w:rStyle w:val="Hyperlink"/>
             </w:rPr>
-            <w:t>profie</w:t>
+            <w:t>profiel</w:t>
           </w:r>
         </w:hyperlink>
       </w:r>
@@ -6038,13 +6036,25 @@
           <w:i w:val="0"/>
           <w:color w:val="0000FF"/>
           <w:sz w:val="24"/>
-        </w:rPr>
-        <w:hyperlink r:id="rId33" w:history="1">
+          <w:u w:val="single"/>
+        </w:rPr>
+        <w:t>-</w:t>
+      </w:r>
+      <w:r>
+        <w:rPr>
+          <w:rFonts w:ascii="Charis SIL Regular" w:hAnsi="Charis SIL Regular" w:eastAsia="Charis SIL Regular"/>
+          <w:b w:val="0"/>
+          <w:i w:val="0"/>
+          <w:color w:val="0000FF"/>
+          <w:sz w:val="24"/>
+          <w:u w:val="single"/>
+        </w:rPr>
+        <w:hyperlink r:id="rId32" w:history="1">
           <w:r>
             <w:rPr>
               <w:rStyle w:val="Hyperlink"/>
             </w:rPr>
-            <w:t>l</w:t>
+            <w:t>als</w:t>
           </w:r>
         </w:hyperlink>
       </w:r>
@@ -6067,25 +6077,7 @@
           <w:sz w:val="24"/>
           <w:u w:val="single"/>
         </w:rPr>
-        <w:hyperlink r:id="rId33" w:history="1">
-          <w:r>
-            <w:rPr>
-              <w:rStyle w:val="Hyperlink"/>
-            </w:rPr>
-            <w:t>als-</w:t>
-          </w:r>
-        </w:hyperlink>
-      </w:r>
-      <w:r>
-        <w:rPr>
-          <w:rFonts w:ascii="Charis SIL Regular" w:hAnsi="Charis SIL Regular" w:eastAsia="Charis SIL Regular"/>
-          <w:b w:val="0"/>
-          <w:i w:val="0"/>
-          <w:color w:val="0000FF"/>
-          <w:sz w:val="24"/>
-          <w:u w:val="single"/>
-        </w:rPr>
-        <w:hyperlink r:id="rId33" w:history="1">
+        <w:hyperlink r:id="rId32" w:history="1">
           <w:r>
             <w:rPr>
               <w:rStyle w:val="Hyperlink"/>
@@ -6103,7 +6095,7 @@
           <w:sz w:val="24"/>
           <w:u w:val="single"/>
         </w:rPr>
-        <w:hyperlink r:id="rId33" w:history="1">
+        <w:hyperlink r:id="rId32" w:history="1">
           <w:r>
             <w:rPr>
               <w:rStyle w:val="Hyperlink"/>
@@ -6121,7 +6113,7 @@
           <w:sz w:val="24"/>
           <w:u w:val="single"/>
         </w:rPr>
-        <w:hyperlink r:id="rId33" w:history="1">
+        <w:hyperlink r:id="rId32" w:history="1">
           <w:r>
             <w:rPr>
               <w:rStyle w:val="Hyperlink"/>
@@ -6139,7 +6131,7 @@
           <w:sz w:val="24"/>
           <w:u w:val="single"/>
         </w:rPr>
-        <w:hyperlink r:id="rId33" w:history="1">
+        <w:hyperlink r:id="rId32" w:history="1">
           <w:r>
             <w:rPr>
               <w:rStyle w:val="Hyperlink"/>
@@ -6260,7 +6252,7 @@
           <w:sz w:val="24"/>
           <w:u w:val="single"/>
         </w:rPr>
-        <w:hyperlink r:id="rId34" w:history="1">
+        <w:hyperlink r:id="rId33" w:history="1">
           <w:r>
             <w:rPr>
               <w:rStyle w:val="Hyperlink"/>
@@ -6289,7 +6281,7 @@
           <w:sz w:val="24"/>
           <w:u w:val="single"/>
         </w:rPr>
-        <w:hyperlink r:id="rId34" w:history="1">
+        <w:hyperlink r:id="rId33" w:history="1">
           <w:r>
             <w:rPr>
               <w:rStyle w:val="Hyperlink"/>
@@ -6317,7 +6309,7 @@
           <w:sz w:val="24"/>
           <w:u w:val="single"/>
         </w:rPr>
-        <w:hyperlink r:id="rId35" w:history="1">
+        <w:hyperlink r:id="rId34" w:history="1">
           <w:r>
             <w:rPr>
               <w:rStyle w:val="Hyperlink"/>
@@ -6346,7 +6338,7 @@
           <w:sz w:val="24"/>
           <w:u w:val="single"/>
         </w:rPr>
-        <w:hyperlink r:id="rId35" w:history="1">
+        <w:hyperlink r:id="rId34" w:history="1">
           <w:r>
             <w:rPr>
               <w:rStyle w:val="Hyperlink"/>

--- a/EXPORTS/DOCX/published/niveau2/English/Ghana.docx
+++ b/EXPORTS/DOCX/published/niveau2/English/Ghana.docx
@@ -475,7 +475,14 @@
           <w:color w:val="000000"/>
           <w:sz w:val="24"/>
         </w:rPr>
-        <w:t>in the w</w:t>
+        <w:hyperlink r:id="rId9" w:history="1">
+          <w:r>
+            <w:rPr>
+              <w:rStyle w:val="Hyperlink"/>
+            </w:rPr>
+            <w:t>in the w</w:t>
+          </w:r>
+        </w:hyperlink>
       </w:r>
       <w:r>
         <w:rPr>
@@ -1334,7 +1341,7 @@
             <w:rPr>
               <w:rStyle w:val="Hyperlink"/>
             </w:rPr>
-            <w:t>buffa</w:t>
+            <w:t>buffal</w:t>
           </w:r>
         </w:hyperlink>
       </w:r>
@@ -1345,13 +1352,36 @@
           <w:i w:val="0"/>
           <w:color w:val="0000FF"/>
           <w:sz w:val="24"/>
+          <w:u w:val="single"/>
+        </w:rPr>
+        <w:t>o</w:t>
+      </w:r>
+      <w:r>
+        <w:rPr>
+          <w:rFonts w:ascii="Charis SIL Regular" w:hAnsi="Charis SIL Regular" w:eastAsia="Charis SIL Regular"/>
+          <w:b w:val="0"/>
+          <w:i w:val="0"/>
+          <w:color w:val="0000FF"/>
+          <w:sz w:val="24"/>
+          <w:u w:val="single"/>
+        </w:rPr>
+        <w:t xml:space="preserve"> </w:t>
+      </w:r>
+      <w:r>
+        <w:rPr>
+          <w:rFonts w:ascii="Charis SIL Regular" w:hAnsi="Charis SIL Regular" w:eastAsia="Charis SIL Regular"/>
+          <w:b w:val="0"/>
+          <w:i w:val="0"/>
+          <w:color w:val="0000FF"/>
+          <w:sz w:val="24"/>
+          <w:u w:val="single"/>
         </w:rPr>
         <w:hyperlink r:id="rId14" w:history="1">
           <w:r>
             <w:rPr>
               <w:rStyle w:val="Hyperlink"/>
             </w:rPr>
-            <w:t>l</w:t>
+            <w:t>hor</w:t>
           </w:r>
         </w:hyperlink>
       </w:r>
@@ -1363,36 +1393,7 @@
           <w:color w:val="0000FF"/>
           <w:sz w:val="24"/>
         </w:rPr>
-        <w:t>o</w:t>
-      </w:r>
-      <w:r>
-        <w:rPr>
-          <w:rFonts w:ascii="Charis SIL Regular" w:hAnsi="Charis SIL Regular" w:eastAsia="Charis SIL Regular"/>
-          <w:b w:val="0"/>
-          <w:i w:val="0"/>
-          <w:color w:val="0000FF"/>
-          <w:sz w:val="24"/>
-          <w:u w:val="single"/>
-        </w:rPr>
-        <w:t xml:space="preserve"> </w:t>
-      </w:r>
-      <w:r>
-        <w:rPr>
-          <w:rFonts w:ascii="Charis SIL Regular" w:hAnsi="Charis SIL Regular" w:eastAsia="Charis SIL Regular"/>
-          <w:b w:val="0"/>
-          <w:i w:val="0"/>
-          <w:color w:val="0000FF"/>
-          <w:sz w:val="24"/>
-          <w:u w:val="single"/>
-        </w:rPr>
-        <w:hyperlink r:id="rId14" w:history="1">
-          <w:r>
-            <w:rPr>
-              <w:rStyle w:val="Hyperlink"/>
-            </w:rPr>
-            <w:t>horn</w:t>
-          </w:r>
-        </w:hyperlink>
+        <w:t>n</w:t>
       </w:r>
       <w:r>
         <w:rPr>
@@ -4710,8 +4711,16 @@
           <w:i w:val="0"/>
           <w:color w:val="0000FF"/>
           <w:sz w:val="24"/>
-        </w:rPr>
-        <w:t>page/31</w:t>
+          <w:u w:val="single"/>
+        </w:rPr>
+        <w:hyperlink r:id="rId25" w:history="1">
+          <w:r>
+            <w:rPr>
+              <w:rStyle w:val="Hyperlink"/>
+            </w:rPr>
+            <w:t>page/31</w:t>
+          </w:r>
+        </w:hyperlink>
       </w:r>
     </w:p>
     <w:p>
@@ -4910,7 +4919,14 @@
           <w:sz w:val="24"/>
           <w:u w:val="single"/>
         </w:rPr>
-        <w:t>i</w:t>
+        <w:hyperlink r:id="rId19" w:history="1">
+          <w:r>
+            <w:rPr>
+              <w:rStyle w:val="Hyperlink"/>
+            </w:rPr>
+            <w:t>i</w:t>
+          </w:r>
+        </w:hyperlink>
       </w:r>
       <w:r>
         <w:rPr>
@@ -4970,7 +4986,7 @@
           <w:sz w:val="24"/>
           <w:u w:val="single"/>
         </w:rPr>
-        <w:hyperlink r:id="rId19" w:history="1">
+        <w:hyperlink r:id="rId26" w:history="1">
           <w:r>
             <w:rPr>
               <w:rStyle w:val="Hyperlink"/>
@@ -4999,7 +5015,7 @@
           <w:sz w:val="24"/>
           <w:u w:val="single"/>
         </w:rPr>
-        <w:hyperlink r:id="rId19" w:history="1">
+        <w:hyperlink r:id="rId26" w:history="1">
           <w:r>
             <w:rPr>
               <w:rStyle w:val="Hyperlink"/>
@@ -5017,14 +5033,7 @@
           <w:color w:val="000000"/>
           <w:sz w:val="24"/>
         </w:rPr>
-        <w:hyperlink r:id="rId19" w:history="1">
-          <w:r>
-            <w:rPr>
-              <w:rStyle w:val="Hyperlink"/>
-            </w:rPr>
-            <w:t xml:space="preserve">, </w:t>
-          </w:r>
-        </w:hyperlink>
+        <w:t xml:space="preserve">, </w:t>
       </w:r>
       <w:r>
         <w:rPr>
@@ -5035,7 +5044,7 @@
           <w:sz w:val="24"/>
           <w:u w:val="single"/>
         </w:rPr>
-        <w:hyperlink r:id="rId19" w:history="1">
+        <w:hyperlink r:id="rId27" w:history="1">
           <w:r>
             <w:rPr>
               <w:rStyle w:val="Hyperlink"/>
@@ -5082,7 +5091,7 @@
           <w:sz w:val="24"/>
           <w:u w:val="single"/>
         </w:rPr>
-        <w:hyperlink r:id="rId27" w:history="1">
+        <w:hyperlink r:id="rId19" w:history="1">
           <w:r>
             <w:rPr>
               <w:rStyle w:val="Hyperlink"/>
@@ -5100,7 +5109,7 @@
           <w:sz w:val="24"/>
           <w:u w:val="single"/>
         </w:rPr>
-        <w:hyperlink r:id="rId27" w:history="1">
+        <w:hyperlink r:id="rId19" w:history="1">
           <w:r>
             <w:rPr>
               <w:rStyle w:val="Hyperlink"/>
@@ -6025,7 +6034,7 @@
             <w:rPr>
               <w:rStyle w:val="Hyperlink"/>
             </w:rPr>
-            <w:t>profiel</w:t>
+            <w:t>profie</w:t>
           </w:r>
         </w:hyperlink>
       </w:r>
@@ -6036,25 +6045,13 @@
           <w:i w:val="0"/>
           <w:color w:val="0000FF"/>
           <w:sz w:val="24"/>
-          <w:u w:val="single"/>
-        </w:rPr>
-        <w:t>-</w:t>
-      </w:r>
-      <w:r>
-        <w:rPr>
-          <w:rFonts w:ascii="Charis SIL Regular" w:hAnsi="Charis SIL Regular" w:eastAsia="Charis SIL Regular"/>
-          <w:b w:val="0"/>
-          <w:i w:val="0"/>
-          <w:color w:val="0000FF"/>
-          <w:sz w:val="24"/>
-          <w:u w:val="single"/>
         </w:rPr>
         <w:hyperlink r:id="rId32" w:history="1">
           <w:r>
             <w:rPr>
               <w:rStyle w:val="Hyperlink"/>
             </w:rPr>
-            <w:t>als</w:t>
+            <w:t>l</w:t>
           </w:r>
         </w:hyperlink>
       </w:r>
@@ -6067,6 +6064,24 @@
           <w:sz w:val="24"/>
         </w:rPr>
         <w:t>-</w:t>
+      </w:r>
+      <w:r>
+        <w:rPr>
+          <w:rFonts w:ascii="Charis SIL Regular" w:hAnsi="Charis SIL Regular" w:eastAsia="Charis SIL Regular"/>
+          <w:b w:val="0"/>
+          <w:i w:val="0"/>
+          <w:color w:val="0000FF"/>
+          <w:sz w:val="24"/>
+          <w:u w:val="single"/>
+        </w:rPr>
+        <w:hyperlink r:id="rId32" w:history="1">
+          <w:r>
+            <w:rPr>
+              <w:rStyle w:val="Hyperlink"/>
+            </w:rPr>
+            <w:t>als-</w:t>
+          </w:r>
+        </w:hyperlink>
       </w:r>
       <w:r>
         <w:rPr>

--- a/EXPORTS/DOCX/published/niveau2/English/Ghana.docx
+++ b/EXPORTS/DOCX/published/niveau2/English/Ghana.docx
@@ -475,14 +475,7 @@
           <w:color w:val="000000"/>
           <w:sz w:val="24"/>
         </w:rPr>
-        <w:hyperlink r:id="rId9" w:history="1">
-          <w:r>
-            <w:rPr>
-              <w:rStyle w:val="Hyperlink"/>
-            </w:rPr>
-            <w:t>in the w</w:t>
-          </w:r>
-        </w:hyperlink>
+        <w:t>in the w</w:t>
       </w:r>
       <w:r>
         <w:rPr>
@@ -1341,7 +1334,7 @@
             <w:rPr>
               <w:rStyle w:val="Hyperlink"/>
             </w:rPr>
-            <w:t>buffal</w:t>
+            <w:t>buffa</w:t>
           </w:r>
         </w:hyperlink>
       </w:r>
@@ -1352,36 +1345,13 @@
           <w:i w:val="0"/>
           <w:color w:val="0000FF"/>
           <w:sz w:val="24"/>
-          <w:u w:val="single"/>
-        </w:rPr>
-        <w:t>o</w:t>
-      </w:r>
-      <w:r>
-        <w:rPr>
-          <w:rFonts w:ascii="Charis SIL Regular" w:hAnsi="Charis SIL Regular" w:eastAsia="Charis SIL Regular"/>
-          <w:b w:val="0"/>
-          <w:i w:val="0"/>
-          <w:color w:val="0000FF"/>
-          <w:sz w:val="24"/>
-          <w:u w:val="single"/>
-        </w:rPr>
-        <w:t xml:space="preserve"> </w:t>
-      </w:r>
-      <w:r>
-        <w:rPr>
-          <w:rFonts w:ascii="Charis SIL Regular" w:hAnsi="Charis SIL Regular" w:eastAsia="Charis SIL Regular"/>
-          <w:b w:val="0"/>
-          <w:i w:val="0"/>
-          <w:color w:val="0000FF"/>
-          <w:sz w:val="24"/>
-          <w:u w:val="single"/>
         </w:rPr>
         <w:hyperlink r:id="rId14" w:history="1">
           <w:r>
             <w:rPr>
               <w:rStyle w:val="Hyperlink"/>
             </w:rPr>
-            <w:t>hor</w:t>
+            <w:t>l</w:t>
           </w:r>
         </w:hyperlink>
       </w:r>
@@ -1393,7 +1363,36 @@
           <w:color w:val="0000FF"/>
           <w:sz w:val="24"/>
         </w:rPr>
-        <w:t>n</w:t>
+        <w:t>o</w:t>
+      </w:r>
+      <w:r>
+        <w:rPr>
+          <w:rFonts w:ascii="Charis SIL Regular" w:hAnsi="Charis SIL Regular" w:eastAsia="Charis SIL Regular"/>
+          <w:b w:val="0"/>
+          <w:i w:val="0"/>
+          <w:color w:val="0000FF"/>
+          <w:sz w:val="24"/>
+          <w:u w:val="single"/>
+        </w:rPr>
+        <w:t xml:space="preserve"> </w:t>
+      </w:r>
+      <w:r>
+        <w:rPr>
+          <w:rFonts w:ascii="Charis SIL Regular" w:hAnsi="Charis SIL Regular" w:eastAsia="Charis SIL Regular"/>
+          <w:b w:val="0"/>
+          <w:i w:val="0"/>
+          <w:color w:val="0000FF"/>
+          <w:sz w:val="24"/>
+          <w:u w:val="single"/>
+        </w:rPr>
+        <w:hyperlink r:id="rId14" w:history="1">
+          <w:r>
+            <w:rPr>
+              <w:rStyle w:val="Hyperlink"/>
+            </w:rPr>
+            <w:t>horn</w:t>
+          </w:r>
+        </w:hyperlink>
       </w:r>
       <w:r>
         <w:rPr>
@@ -4711,16 +4710,8 @@
           <w:i w:val="0"/>
           <w:color w:val="0000FF"/>
           <w:sz w:val="24"/>
-          <w:u w:val="single"/>
-        </w:rPr>
-        <w:hyperlink r:id="rId25" w:history="1">
-          <w:r>
-            <w:rPr>
-              <w:rStyle w:val="Hyperlink"/>
-            </w:rPr>
-            <w:t>page/31</w:t>
-          </w:r>
-        </w:hyperlink>
+        </w:rPr>
+        <w:t>page/31</w:t>
       </w:r>
     </w:p>
     <w:p>
@@ -5322,7 +5313,7 @@
           <w:sz w:val="24"/>
           <w:u w:val="single"/>
         </w:rPr>
-        <w:hyperlink r:id="rId28" w:history="1">
+        <w:hyperlink r:id="rId29" w:history="1">
           <w:r>
             <w:rPr>
               <w:rStyle w:val="Hyperlink"/>
@@ -5476,7 +5467,7 @@
           <w:sz w:val="24"/>
           <w:u w:val="single"/>
         </w:rPr>
-        <w:hyperlink r:id="rId29" w:history="1">
+        <w:hyperlink r:id="rId30" w:history="1">
           <w:r>
             <w:rPr>
               <w:rStyle w:val="Hyperlink"/>
@@ -5505,7 +5496,7 @@
           <w:sz w:val="24"/>
           <w:u w:val="single"/>
         </w:rPr>
-        <w:hyperlink r:id="rId29" w:history="1">
+        <w:hyperlink r:id="rId30" w:history="1">
           <w:r>
             <w:rPr>
               <w:rStyle w:val="Hyperlink"/>
@@ -5533,7 +5524,7 @@
           <w:sz w:val="24"/>
           <w:u w:val="single"/>
         </w:rPr>
-        <w:hyperlink r:id="rId30" w:history="1">
+        <w:hyperlink r:id="rId31" w:history="1">
           <w:r>
             <w:rPr>
               <w:rStyle w:val="Hyperlink"/>
@@ -5562,7 +5553,7 @@
           <w:sz w:val="24"/>
           <w:u w:val="single"/>
         </w:rPr>
-        <w:hyperlink r:id="rId30" w:history="1">
+        <w:hyperlink r:id="rId31" w:history="1">
           <w:r>
             <w:rPr>
               <w:rStyle w:val="Hyperlink"/>
@@ -5686,7 +5677,7 @@
           <w:sz w:val="24"/>
           <w:u w:val="single"/>
         </w:rPr>
-        <w:hyperlink r:id="rId31" w:history="1">
+        <w:hyperlink r:id="rId32" w:history="1">
           <w:r>
             <w:rPr>
               <w:rStyle w:val="Hyperlink"/>
@@ -5704,7 +5695,7 @@
           <w:sz w:val="24"/>
           <w:u w:val="single"/>
         </w:rPr>
-        <w:hyperlink r:id="rId31" w:history="1">
+        <w:hyperlink r:id="rId32" w:history="1">
           <w:r>
             <w:rPr>
               <w:rStyle w:val="Hyperlink"/>
@@ -5722,7 +5713,7 @@
           <w:sz w:val="24"/>
           <w:u w:val="single"/>
         </w:rPr>
-        <w:hyperlink r:id="rId31" w:history="1">
+        <w:hyperlink r:id="rId32" w:history="1">
           <w:r>
             <w:rPr>
               <w:rStyle w:val="Hyperlink"/>
@@ -5903,7 +5894,7 @@
           <w:sz w:val="24"/>
           <w:u w:val="single"/>
         </w:rPr>
-        <w:hyperlink r:id="rId32" w:history="1">
+        <w:hyperlink r:id="rId33" w:history="1">
           <w:r>
             <w:rPr>
               <w:rStyle w:val="Hyperlink"/>
@@ -5921,7 +5912,7 @@
           <w:sz w:val="24"/>
           <w:u w:val="single"/>
         </w:rPr>
-        <w:hyperlink r:id="rId32" w:history="1">
+        <w:hyperlink r:id="rId33" w:history="1">
           <w:r>
             <w:rPr>
               <w:rStyle w:val="Hyperlink"/>
@@ -5939,7 +5930,7 @@
           <w:sz w:val="24"/>
           <w:u w:val="single"/>
         </w:rPr>
-        <w:hyperlink r:id="rId32" w:history="1">
+        <w:hyperlink r:id="rId33" w:history="1">
           <w:r>
             <w:rPr>
               <w:rStyle w:val="Hyperlink"/>
@@ -5957,7 +5948,7 @@
           <w:sz w:val="24"/>
           <w:u w:val="single"/>
         </w:rPr>
-        <w:hyperlink r:id="rId32" w:history="1">
+        <w:hyperlink r:id="rId33" w:history="1">
           <w:r>
             <w:rPr>
               <w:rStyle w:val="Hyperlink"/>
@@ -5975,7 +5966,7 @@
           <w:sz w:val="24"/>
           <w:u w:val="single"/>
         </w:rPr>
-        <w:hyperlink r:id="rId32" w:history="1">
+        <w:hyperlink r:id="rId33" w:history="1">
           <w:r>
             <w:rPr>
               <w:rStyle w:val="Hyperlink"/>
@@ -5993,7 +5984,7 @@
           <w:sz w:val="24"/>
           <w:u w:val="single"/>
         </w:rPr>
-        <w:hyperlink r:id="rId32" w:history="1">
+        <w:hyperlink r:id="rId33" w:history="1">
           <w:r>
             <w:rPr>
               <w:rStyle w:val="Hyperlink"/>
@@ -6011,7 +6002,7 @@
           <w:sz w:val="24"/>
           <w:u w:val="single"/>
         </w:rPr>
-        <w:hyperlink r:id="rId32" w:history="1">
+        <w:hyperlink r:id="rId33" w:history="1">
           <w:r>
             <w:rPr>
               <w:rStyle w:val="Hyperlink"/>
@@ -6029,12 +6020,12 @@
           <w:sz w:val="24"/>
           <w:u w:val="single"/>
         </w:rPr>
-        <w:hyperlink r:id="rId32" w:history="1">
+        <w:hyperlink r:id="rId33" w:history="1">
           <w:r>
             <w:rPr>
               <w:rStyle w:val="Hyperlink"/>
             </w:rPr>
-            <w:t>profie</w:t>
+            <w:t>profiel</w:t>
           </w:r>
         </w:hyperlink>
       </w:r>
@@ -6045,13 +6036,25 @@
           <w:i w:val="0"/>
           <w:color w:val="0000FF"/>
           <w:sz w:val="24"/>
-        </w:rPr>
-        <w:hyperlink r:id="rId32" w:history="1">
+          <w:u w:val="single"/>
+        </w:rPr>
+        <w:t>-</w:t>
+      </w:r>
+      <w:r>
+        <w:rPr>
+          <w:rFonts w:ascii="Charis SIL Regular" w:hAnsi="Charis SIL Regular" w:eastAsia="Charis SIL Regular"/>
+          <w:b w:val="0"/>
+          <w:i w:val="0"/>
+          <w:color w:val="0000FF"/>
+          <w:sz w:val="24"/>
+          <w:u w:val="single"/>
+        </w:rPr>
+        <w:hyperlink r:id="rId33" w:history="1">
           <w:r>
             <w:rPr>
               <w:rStyle w:val="Hyperlink"/>
             </w:rPr>
-            <w:t>l</w:t>
+            <w:t>als</w:t>
           </w:r>
         </w:hyperlink>
       </w:r>
@@ -6074,25 +6077,7 @@
           <w:sz w:val="24"/>
           <w:u w:val="single"/>
         </w:rPr>
-        <w:hyperlink r:id="rId32" w:history="1">
-          <w:r>
-            <w:rPr>
-              <w:rStyle w:val="Hyperlink"/>
-            </w:rPr>
-            <w:t>als-</w:t>
-          </w:r>
-        </w:hyperlink>
-      </w:r>
-      <w:r>
-        <w:rPr>
-          <w:rFonts w:ascii="Charis SIL Regular" w:hAnsi="Charis SIL Regular" w:eastAsia="Charis SIL Regular"/>
-          <w:b w:val="0"/>
-          <w:i w:val="0"/>
-          <w:color w:val="0000FF"/>
-          <w:sz w:val="24"/>
-          <w:u w:val="single"/>
-        </w:rPr>
-        <w:hyperlink r:id="rId32" w:history="1">
+        <w:hyperlink r:id="rId33" w:history="1">
           <w:r>
             <w:rPr>
               <w:rStyle w:val="Hyperlink"/>
@@ -6110,7 +6095,7 @@
           <w:sz w:val="24"/>
           <w:u w:val="single"/>
         </w:rPr>
-        <w:hyperlink r:id="rId32" w:history="1">
+        <w:hyperlink r:id="rId33" w:history="1">
           <w:r>
             <w:rPr>
               <w:rStyle w:val="Hyperlink"/>
@@ -6128,7 +6113,7 @@
           <w:sz w:val="24"/>
           <w:u w:val="single"/>
         </w:rPr>
-        <w:hyperlink r:id="rId32" w:history="1">
+        <w:hyperlink r:id="rId33" w:history="1">
           <w:r>
             <w:rPr>
               <w:rStyle w:val="Hyperlink"/>
@@ -6146,7 +6131,7 @@
           <w:sz w:val="24"/>
           <w:u w:val="single"/>
         </w:rPr>
-        <w:hyperlink r:id="rId32" w:history="1">
+        <w:hyperlink r:id="rId33" w:history="1">
           <w:r>
             <w:rPr>
               <w:rStyle w:val="Hyperlink"/>
@@ -6267,7 +6252,7 @@
           <w:sz w:val="24"/>
           <w:u w:val="single"/>
         </w:rPr>
-        <w:hyperlink r:id="rId33" w:history="1">
+        <w:hyperlink r:id="rId34" w:history="1">
           <w:r>
             <w:rPr>
               <w:rStyle w:val="Hyperlink"/>
@@ -6296,7 +6281,7 @@
           <w:sz w:val="24"/>
           <w:u w:val="single"/>
         </w:rPr>
-        <w:hyperlink r:id="rId33" w:history="1">
+        <w:hyperlink r:id="rId34" w:history="1">
           <w:r>
             <w:rPr>
               <w:rStyle w:val="Hyperlink"/>
@@ -6324,7 +6309,7 @@
           <w:sz w:val="24"/>
           <w:u w:val="single"/>
         </w:rPr>
-        <w:hyperlink r:id="rId34" w:history="1">
+        <w:hyperlink r:id="rId35" w:history="1">
           <w:r>
             <w:rPr>
               <w:rStyle w:val="Hyperlink"/>
@@ -6353,7 +6338,7 @@
           <w:sz w:val="24"/>
           <w:u w:val="single"/>
         </w:rPr>
-        <w:hyperlink r:id="rId34" w:history="1">
+        <w:hyperlink r:id="rId35" w:history="1">
           <w:r>
             <w:rPr>
               <w:rStyle w:val="Hyperlink"/>

--- a/EXPORTS/DOCX/published/niveau2/English/Ghana.docx
+++ b/EXPORTS/DOCX/published/niveau2/English/Ghana.docx
@@ -475,7 +475,14 @@
           <w:color w:val="000000"/>
           <w:sz w:val="24"/>
         </w:rPr>
-        <w:t>in the w</w:t>
+        <w:hyperlink r:id="rId9" w:history="1">
+          <w:r>
+            <w:rPr>
+              <w:rStyle w:val="Hyperlink"/>
+            </w:rPr>
+            <w:t>in the w</w:t>
+          </w:r>
+        </w:hyperlink>
       </w:r>
       <w:r>
         <w:rPr>
@@ -1334,7 +1341,7 @@
             <w:rPr>
               <w:rStyle w:val="Hyperlink"/>
             </w:rPr>
-            <w:t>buffa</w:t>
+            <w:t>buffal</w:t>
           </w:r>
         </w:hyperlink>
       </w:r>
@@ -1345,13 +1352,36 @@
           <w:i w:val="0"/>
           <w:color w:val="0000FF"/>
           <w:sz w:val="24"/>
+          <w:u w:val="single"/>
+        </w:rPr>
+        <w:t>o</w:t>
+      </w:r>
+      <w:r>
+        <w:rPr>
+          <w:rFonts w:ascii="Charis SIL Regular" w:hAnsi="Charis SIL Regular" w:eastAsia="Charis SIL Regular"/>
+          <w:b w:val="0"/>
+          <w:i w:val="0"/>
+          <w:color w:val="0000FF"/>
+          <w:sz w:val="24"/>
+          <w:u w:val="single"/>
+        </w:rPr>
+        <w:t xml:space="preserve"> </w:t>
+      </w:r>
+      <w:r>
+        <w:rPr>
+          <w:rFonts w:ascii="Charis SIL Regular" w:hAnsi="Charis SIL Regular" w:eastAsia="Charis SIL Regular"/>
+          <w:b w:val="0"/>
+          <w:i w:val="0"/>
+          <w:color w:val="0000FF"/>
+          <w:sz w:val="24"/>
+          <w:u w:val="single"/>
         </w:rPr>
         <w:hyperlink r:id="rId14" w:history="1">
           <w:r>
             <w:rPr>
               <w:rStyle w:val="Hyperlink"/>
             </w:rPr>
-            <w:t>l</w:t>
+            <w:t>hor</w:t>
           </w:r>
         </w:hyperlink>
       </w:r>
@@ -1363,36 +1393,7 @@
           <w:color w:val="0000FF"/>
           <w:sz w:val="24"/>
         </w:rPr>
-        <w:t>o</w:t>
-      </w:r>
-      <w:r>
-        <w:rPr>
-          <w:rFonts w:ascii="Charis SIL Regular" w:hAnsi="Charis SIL Regular" w:eastAsia="Charis SIL Regular"/>
-          <w:b w:val="0"/>
-          <w:i w:val="0"/>
-          <w:color w:val="0000FF"/>
-          <w:sz w:val="24"/>
-          <w:u w:val="single"/>
-        </w:rPr>
-        <w:t xml:space="preserve"> </w:t>
-      </w:r>
-      <w:r>
-        <w:rPr>
-          <w:rFonts w:ascii="Charis SIL Regular" w:hAnsi="Charis SIL Regular" w:eastAsia="Charis SIL Regular"/>
-          <w:b w:val="0"/>
-          <w:i w:val="0"/>
-          <w:color w:val="0000FF"/>
-          <w:sz w:val="24"/>
-          <w:u w:val="single"/>
-        </w:rPr>
-        <w:hyperlink r:id="rId14" w:history="1">
-          <w:r>
-            <w:rPr>
-              <w:rStyle w:val="Hyperlink"/>
-            </w:rPr>
-            <w:t>horn</w:t>
-          </w:r>
-        </w:hyperlink>
+        <w:t>n</w:t>
       </w:r>
       <w:r>
         <w:rPr>
@@ -3986,19 +3987,19 @@
           <w:i w:val="0"/>
           <w:color w:val="0000FF"/>
           <w:sz w:val="24"/>
+        </w:rPr>
+        <w:t>i</w:t>
+      </w:r>
+      <w:r>
+        <w:rPr>
+          <w:rFonts w:ascii="Charis SIL Regular" w:hAnsi="Charis SIL Regular" w:eastAsia="Charis SIL Regular"/>
+          <w:b w:val="0"/>
+          <w:i w:val="0"/>
+          <w:color w:val="0000FF"/>
+          <w:sz w:val="24"/>
           <w:u w:val="single"/>
         </w:rPr>
-        <w:t>ic Societ</w:t>
-      </w:r>
-      <w:r>
-        <w:rPr>
-          <w:rFonts w:ascii="Charis SIL Regular" w:hAnsi="Charis SIL Regular" w:eastAsia="Charis SIL Regular"/>
-          <w:b w:val="0"/>
-          <w:i w:val="0"/>
-          <w:color w:val="0000FF"/>
-          <w:sz w:val="24"/>
-        </w:rPr>
-        <w:t>y</w:t>
+        <w:t>c Society</w:t>
       </w:r>
       <w:r>
         <w:br/>
@@ -4433,7 +4434,7 @@
           <w:sz w:val="24"/>
           <w:u w:val="single"/>
         </w:rPr>
-        <w:hyperlink r:id="rId23" w:history="1">
+        <w:hyperlink r:id="rId24" w:history="1">
           <w:r>
             <w:rPr>
               <w:rStyle w:val="Hyperlink"/>
@@ -4444,31 +4445,13 @@
       </w:r>
       <w:r>
         <w:rPr>
-          <w:u w:val="single" w:color="0000ff"/>
           <w:rFonts w:ascii="Charis SIL Regular" w:hAnsi="Charis SIL Regular" w:eastAsia="Charis SIL Regular"/>
           <w:b w:val="0"/>
           <w:i w:val="0"/>
           <w:color w:val="000000"/>
           <w:sz w:val="24"/>
         </w:rPr>
-        <w:hyperlink r:id="rId23" w:history="1">
-          <w:r>
-            <w:rPr>
-              <w:rStyle w:val="Hyperlink"/>
-            </w:rPr>
-            <w:t>,</w:t>
-          </w:r>
-        </w:hyperlink>
-      </w:r>
-      <w:r>
-        <w:rPr>
-          <w:rFonts w:ascii="Charis SIL Regular" w:hAnsi="Charis SIL Regular" w:eastAsia="Charis SIL Regular"/>
-          <w:b w:val="0"/>
-          <w:i w:val="0"/>
-          <w:color w:val="000000"/>
-          <w:sz w:val="24"/>
-        </w:rPr>
-        <w:t xml:space="preserve"> </w:t>
+        <w:t xml:space="preserve">, </w:t>
       </w:r>
       <w:r>
         <w:rPr>
@@ -4479,7 +4462,7 @@
           <w:sz w:val="24"/>
           <w:u w:val="single"/>
         </w:rPr>
-        <w:hyperlink r:id="rId23" w:history="1">
+        <w:hyperlink r:id="rId25" w:history="1">
           <w:r>
             <w:rPr>
               <w:rStyle w:val="Hyperlink"/>
@@ -4497,7 +4480,7 @@
           <w:sz w:val="24"/>
           <w:u w:val="single"/>
         </w:rPr>
-        <w:hyperlink r:id="rId23" w:history="1">
+        <w:hyperlink r:id="rId25" w:history="1">
           <w:r>
             <w:rPr>
               <w:rStyle w:val="Hyperlink"/>
@@ -4526,7 +4509,7 @@
           <w:sz w:val="24"/>
           <w:u w:val="single"/>
         </w:rPr>
-        <w:hyperlink r:id="rId23" w:history="1">
+        <w:hyperlink r:id="rId25" w:history="1">
           <w:r>
             <w:rPr>
               <w:rStyle w:val="Hyperlink"/>
@@ -4604,7 +4587,7 @@
           <w:sz w:val="24"/>
           <w:u w:val="single"/>
         </w:rPr>
-        <w:hyperlink r:id="rId25" w:history="1">
+        <w:hyperlink r:id="rId26" w:history="1">
           <w:r>
             <w:rPr>
               <w:rStyle w:val="Hyperlink"/>
@@ -4622,7 +4605,7 @@
           <w:sz w:val="24"/>
           <w:u w:val="single"/>
         </w:rPr>
-        <w:hyperlink r:id="rId25" w:history="1">
+        <w:hyperlink r:id="rId26" w:history="1">
           <w:r>
             <w:rPr>
               <w:rStyle w:val="Hyperlink"/>
@@ -4640,7 +4623,7 @@
           <w:sz w:val="24"/>
           <w:u w:val="single"/>
         </w:rPr>
-        <w:hyperlink r:id="rId25" w:history="1">
+        <w:hyperlink r:id="rId26" w:history="1">
           <w:r>
             <w:rPr>
               <w:rStyle w:val="Hyperlink"/>
@@ -4658,7 +4641,7 @@
           <w:sz w:val="24"/>
           <w:u w:val="single"/>
         </w:rPr>
-        <w:hyperlink r:id="rId25" w:history="1">
+        <w:hyperlink r:id="rId26" w:history="1">
           <w:r>
             <w:rPr>
               <w:rStyle w:val="Hyperlink"/>
@@ -4676,7 +4659,7 @@
           <w:sz w:val="24"/>
           <w:u w:val="single"/>
         </w:rPr>
-        <w:hyperlink r:id="rId25" w:history="1">
+        <w:hyperlink r:id="rId26" w:history="1">
           <w:r>
             <w:rPr>
               <w:rStyle w:val="Hyperlink"/>
@@ -4694,7 +4677,7 @@
           <w:sz w:val="24"/>
           <w:u w:val="single"/>
         </w:rPr>
-        <w:hyperlink r:id="rId25" w:history="1">
+        <w:hyperlink r:id="rId26" w:history="1">
           <w:r>
             <w:rPr>
               <w:rStyle w:val="Hyperlink"/>
@@ -4710,8 +4693,16 @@
           <w:i w:val="0"/>
           <w:color w:val="0000FF"/>
           <w:sz w:val="24"/>
-        </w:rPr>
-        <w:t>page/31</w:t>
+          <w:u w:val="single"/>
+        </w:rPr>
+        <w:hyperlink r:id="rId26" w:history="1">
+          <w:r>
+            <w:rPr>
+              <w:rStyle w:val="Hyperlink"/>
+            </w:rPr>
+            <w:t>page/31</w:t>
+          </w:r>
+        </w:hyperlink>
       </w:r>
     </w:p>
     <w:p>
@@ -4926,40 +4917,46 @@
           <w:i w:val="0"/>
           <w:color w:val="0000FF"/>
           <w:sz w:val="24"/>
+        </w:rPr>
+        <w:hyperlink r:id="rId19" w:history="1">
+          <w:r>
+            <w:rPr>
+              <w:rStyle w:val="Hyperlink"/>
+            </w:rPr>
+            <w:t>l</w:t>
+          </w:r>
+        </w:hyperlink>
+      </w:r>
+      <w:r>
+        <w:rPr>
+          <w:rFonts w:ascii="Charis SIL Regular" w:hAnsi="Charis SIL Regular" w:eastAsia="Charis SIL Regular"/>
+          <w:b w:val="0"/>
+          <w:i w:val="0"/>
+          <w:color w:val="0000FF"/>
+          <w:sz w:val="24"/>
+        </w:rPr>
+        <w:t>e</w:t>
+      </w:r>
+      <w:r>
+        <w:rPr>
+          <w:rFonts w:ascii="Charis SIL Regular" w:hAnsi="Charis SIL Regular" w:eastAsia="Charis SIL Regular"/>
+          <w:b w:val="0"/>
+          <w:i w:val="0"/>
+          <w:color w:val="000000"/>
+          <w:sz w:val="24"/>
+        </w:rPr>
+        <w:t xml:space="preserve">, </w:t>
+      </w:r>
+      <w:r>
+        <w:rPr>
+          <w:rFonts w:ascii="Charis SIL Regular" w:hAnsi="Charis SIL Regular" w:eastAsia="Charis SIL Regular"/>
+          <w:b w:val="0"/>
+          <w:i w:val="0"/>
+          <w:color w:val="0000FF"/>
+          <w:sz w:val="24"/>
           <w:u w:val="single"/>
         </w:rPr>
-        <w:t>l</w:t>
-      </w:r>
-      <w:r>
-        <w:rPr>
-          <w:rFonts w:ascii="Charis SIL Regular" w:hAnsi="Charis SIL Regular" w:eastAsia="Charis SIL Regular"/>
-          <w:b w:val="0"/>
-          <w:i w:val="0"/>
-          <w:color w:val="0000FF"/>
-          <w:sz w:val="24"/>
-        </w:rPr>
-        <w:t>e</w:t>
-      </w:r>
-      <w:r>
-        <w:rPr>
-          <w:rFonts w:ascii="Charis SIL Regular" w:hAnsi="Charis SIL Regular" w:eastAsia="Charis SIL Regular"/>
-          <w:b w:val="0"/>
-          <w:i w:val="0"/>
-          <w:color w:val="000000"/>
-          <w:sz w:val="24"/>
-        </w:rPr>
-        <w:t xml:space="preserve">, </w:t>
-      </w:r>
-      <w:r>
-        <w:rPr>
-          <w:rFonts w:ascii="Charis SIL Regular" w:hAnsi="Charis SIL Regular" w:eastAsia="Charis SIL Regular"/>
-          <w:b w:val="0"/>
-          <w:i w:val="0"/>
-          <w:color w:val="0000FF"/>
-          <w:sz w:val="24"/>
-          <w:u w:val="single"/>
-        </w:rPr>
-        <w:hyperlink r:id="rId26" w:history="1">
+        <w:hyperlink r:id="rId27" w:history="1">
           <w:r>
             <w:rPr>
               <w:rStyle w:val="Hyperlink"/>
@@ -4977,7 +4974,7 @@
           <w:sz w:val="24"/>
           <w:u w:val="single"/>
         </w:rPr>
-        <w:hyperlink r:id="rId26" w:history="1">
+        <w:hyperlink r:id="rId27" w:history="1">
           <w:r>
             <w:rPr>
               <w:rStyle w:val="Hyperlink"/>
@@ -5006,7 +5003,7 @@
           <w:sz w:val="24"/>
           <w:u w:val="single"/>
         </w:rPr>
-        <w:hyperlink r:id="rId26" w:history="1">
+        <w:hyperlink r:id="rId27" w:history="1">
           <w:r>
             <w:rPr>
               <w:rStyle w:val="Hyperlink"/>
@@ -5035,7 +5032,7 @@
           <w:sz w:val="24"/>
           <w:u w:val="single"/>
         </w:rPr>
-        <w:hyperlink r:id="rId27" w:history="1">
+        <w:hyperlink r:id="rId28" w:history="1">
           <w:r>
             <w:rPr>
               <w:rStyle w:val="Hyperlink"/>
@@ -5053,7 +5050,7 @@
           <w:sz w:val="24"/>
           <w:u w:val="single"/>
         </w:rPr>
-        <w:hyperlink r:id="rId19" w:history="1">
+        <w:hyperlink r:id="rId28" w:history="1">
           <w:r>
             <w:rPr>
               <w:rStyle w:val="Hyperlink"/>
@@ -5082,7 +5079,7 @@
           <w:sz w:val="24"/>
           <w:u w:val="single"/>
         </w:rPr>
-        <w:hyperlink r:id="rId19" w:history="1">
+        <w:hyperlink r:id="rId28" w:history="1">
           <w:r>
             <w:rPr>
               <w:rStyle w:val="Hyperlink"/>
@@ -5100,7 +5097,7 @@
           <w:sz w:val="24"/>
           <w:u w:val="single"/>
         </w:rPr>
-        <w:hyperlink r:id="rId19" w:history="1">
+        <w:hyperlink r:id="rId28" w:history="1">
           <w:r>
             <w:rPr>
               <w:rStyle w:val="Hyperlink"/>
@@ -5231,7 +5228,7 @@
           <w:sz w:val="24"/>
           <w:u w:val="single"/>
         </w:rPr>
-        <w:hyperlink r:id="rId28" w:history="1">
+        <w:hyperlink r:id="rId29" w:history="1">
           <w:r>
             <w:rPr>
               <w:rStyle w:val="Hyperlink"/>
@@ -5249,7 +5246,7 @@
           <w:sz w:val="24"/>
           <w:u w:val="single"/>
         </w:rPr>
-        <w:hyperlink r:id="rId28" w:history="1">
+        <w:hyperlink r:id="rId29" w:history="1">
           <w:r>
             <w:rPr>
               <w:rStyle w:val="Hyperlink"/>
@@ -5267,7 +5264,7 @@
           <w:sz w:val="24"/>
           <w:u w:val="single"/>
         </w:rPr>
-        <w:hyperlink r:id="rId28" w:history="1">
+        <w:hyperlink r:id="rId29" w:history="1">
           <w:r>
             <w:rPr>
               <w:rStyle w:val="Hyperlink"/>
@@ -5285,7 +5282,7 @@
           <w:sz w:val="24"/>
           <w:u w:val="single"/>
         </w:rPr>
-        <w:hyperlink r:id="rId28" w:history="1">
+        <w:hyperlink r:id="rId29" w:history="1">
           <w:r>
             <w:rPr>
               <w:rStyle w:val="Hyperlink"/>
@@ -5313,7 +5310,7 @@
           <w:sz w:val="24"/>
           <w:u w:val="single"/>
         </w:rPr>
-        <w:hyperlink r:id="rId29" w:history="1">
+        <w:hyperlink r:id="rId30" w:history="1">
           <w:r>
             <w:rPr>
               <w:rStyle w:val="Hyperlink"/>
@@ -5331,7 +5328,7 @@
           <w:sz w:val="24"/>
           <w:u w:val="single"/>
         </w:rPr>
-        <w:hyperlink r:id="rId28" w:history="1">
+        <w:hyperlink r:id="rId30" w:history="1">
           <w:r>
             <w:rPr>
               <w:rStyle w:val="Hyperlink"/>
@@ -5360,7 +5357,7 @@
           <w:sz w:val="24"/>
           <w:u w:val="single"/>
         </w:rPr>
-        <w:hyperlink r:id="rId28" w:history="1">
+        <w:hyperlink r:id="rId30" w:history="1">
           <w:r>
             <w:rPr>
               <w:rStyle w:val="Hyperlink"/>
@@ -5467,7 +5464,7 @@
           <w:sz w:val="24"/>
           <w:u w:val="single"/>
         </w:rPr>
-        <w:hyperlink r:id="rId30" w:history="1">
+        <w:hyperlink r:id="rId31" w:history="1">
           <w:r>
             <w:rPr>
               <w:rStyle w:val="Hyperlink"/>
@@ -5496,7 +5493,7 @@
           <w:sz w:val="24"/>
           <w:u w:val="single"/>
         </w:rPr>
-        <w:hyperlink r:id="rId30" w:history="1">
+        <w:hyperlink r:id="rId31" w:history="1">
           <w:r>
             <w:rPr>
               <w:rStyle w:val="Hyperlink"/>
@@ -5524,7 +5521,7 @@
           <w:sz w:val="24"/>
           <w:u w:val="single"/>
         </w:rPr>
-        <w:hyperlink r:id="rId31" w:history="1">
+        <w:hyperlink r:id="rId32" w:history="1">
           <w:r>
             <w:rPr>
               <w:rStyle w:val="Hyperlink"/>
@@ -5553,7 +5550,7 @@
           <w:sz w:val="24"/>
           <w:u w:val="single"/>
         </w:rPr>
-        <w:hyperlink r:id="rId31" w:history="1">
+        <w:hyperlink r:id="rId32" w:history="1">
           <w:r>
             <w:rPr>
               <w:rStyle w:val="Hyperlink"/>
@@ -5677,7 +5674,7 @@
           <w:sz w:val="24"/>
           <w:u w:val="single"/>
         </w:rPr>
-        <w:hyperlink r:id="rId32" w:history="1">
+        <w:hyperlink r:id="rId33" w:history="1">
           <w:r>
             <w:rPr>
               <w:rStyle w:val="Hyperlink"/>
@@ -5695,7 +5692,7 @@
           <w:sz w:val="24"/>
           <w:u w:val="single"/>
         </w:rPr>
-        <w:hyperlink r:id="rId32" w:history="1">
+        <w:hyperlink r:id="rId33" w:history="1">
           <w:r>
             <w:rPr>
               <w:rStyle w:val="Hyperlink"/>
@@ -5713,7 +5710,7 @@
           <w:sz w:val="24"/>
           <w:u w:val="single"/>
         </w:rPr>
-        <w:hyperlink r:id="rId32" w:history="1">
+        <w:hyperlink r:id="rId33" w:history="1">
           <w:r>
             <w:rPr>
               <w:rStyle w:val="Hyperlink"/>
@@ -5894,7 +5891,7 @@
           <w:sz w:val="24"/>
           <w:u w:val="single"/>
         </w:rPr>
-        <w:hyperlink r:id="rId33" w:history="1">
+        <w:hyperlink r:id="rId34" w:history="1">
           <w:r>
             <w:rPr>
               <w:rStyle w:val="Hyperlink"/>
@@ -5912,7 +5909,7 @@
           <w:sz w:val="24"/>
           <w:u w:val="single"/>
         </w:rPr>
-        <w:hyperlink r:id="rId33" w:history="1">
+        <w:hyperlink r:id="rId34" w:history="1">
           <w:r>
             <w:rPr>
               <w:rStyle w:val="Hyperlink"/>
@@ -5930,7 +5927,7 @@
           <w:sz w:val="24"/>
           <w:u w:val="single"/>
         </w:rPr>
-        <w:hyperlink r:id="rId33" w:history="1">
+        <w:hyperlink r:id="rId34" w:history="1">
           <w:r>
             <w:rPr>
               <w:rStyle w:val="Hyperlink"/>
@@ -5948,7 +5945,7 @@
           <w:sz w:val="24"/>
           <w:u w:val="single"/>
         </w:rPr>
-        <w:hyperlink r:id="rId33" w:history="1">
+        <w:hyperlink r:id="rId34" w:history="1">
           <w:r>
             <w:rPr>
               <w:rStyle w:val="Hyperlink"/>
@@ -5966,7 +5963,7 @@
           <w:sz w:val="24"/>
           <w:u w:val="single"/>
         </w:rPr>
-        <w:hyperlink r:id="rId33" w:history="1">
+        <w:hyperlink r:id="rId34" w:history="1">
           <w:r>
             <w:rPr>
               <w:rStyle w:val="Hyperlink"/>
@@ -5984,7 +5981,7 @@
           <w:sz w:val="24"/>
           <w:u w:val="single"/>
         </w:rPr>
-        <w:hyperlink r:id="rId33" w:history="1">
+        <w:hyperlink r:id="rId34" w:history="1">
           <w:r>
             <w:rPr>
               <w:rStyle w:val="Hyperlink"/>
@@ -6002,7 +5999,7 @@
           <w:sz w:val="24"/>
           <w:u w:val="single"/>
         </w:rPr>
-        <w:hyperlink r:id="rId33" w:history="1">
+        <w:hyperlink r:id="rId34" w:history="1">
           <w:r>
             <w:rPr>
               <w:rStyle w:val="Hyperlink"/>
@@ -6020,12 +6017,12 @@
           <w:sz w:val="24"/>
           <w:u w:val="single"/>
         </w:rPr>
-        <w:hyperlink r:id="rId33" w:history="1">
+        <w:hyperlink r:id="rId34" w:history="1">
           <w:r>
             <w:rPr>
               <w:rStyle w:val="Hyperlink"/>
             </w:rPr>
-            <w:t>profiel</w:t>
+            <w:t>profie</w:t>
           </w:r>
         </w:hyperlink>
       </w:r>
@@ -6038,6 +6035,16 @@
           <w:sz w:val="24"/>
           <w:u w:val="single"/>
         </w:rPr>
+        <w:t>l</w:t>
+      </w:r>
+      <w:r>
+        <w:rPr>
+          <w:rFonts w:ascii="Charis SIL Regular" w:hAnsi="Charis SIL Regular" w:eastAsia="Charis SIL Regular"/>
+          <w:b w:val="0"/>
+          <w:i w:val="0"/>
+          <w:color w:val="0000FF"/>
+          <w:sz w:val="24"/>
+        </w:rPr>
         <w:t>-</w:t>
       </w:r>
       <w:r>
@@ -6049,12 +6056,12 @@
           <w:sz w:val="24"/>
           <w:u w:val="single"/>
         </w:rPr>
-        <w:hyperlink r:id="rId33" w:history="1">
+        <w:hyperlink r:id="rId34" w:history="1">
           <w:r>
             <w:rPr>
               <w:rStyle w:val="Hyperlink"/>
             </w:rPr>
-            <w:t>als</w:t>
+            <w:t>als-</w:t>
           </w:r>
         </w:hyperlink>
       </w:r>
@@ -6065,19 +6072,9 @@
           <w:i w:val="0"/>
           <w:color w:val="0000FF"/>
           <w:sz w:val="24"/>
-        </w:rPr>
-        <w:t>-</w:t>
-      </w:r>
-      <w:r>
-        <w:rPr>
-          <w:rFonts w:ascii="Charis SIL Regular" w:hAnsi="Charis SIL Regular" w:eastAsia="Charis SIL Regular"/>
-          <w:b w:val="0"/>
-          <w:i w:val="0"/>
-          <w:color w:val="0000FF"/>
-          <w:sz w:val="24"/>
           <w:u w:val="single"/>
         </w:rPr>
-        <w:hyperlink r:id="rId33" w:history="1">
+        <w:hyperlink r:id="rId34" w:history="1">
           <w:r>
             <w:rPr>
               <w:rStyle w:val="Hyperlink"/>
@@ -6095,7 +6092,7 @@
           <w:sz w:val="24"/>
           <w:u w:val="single"/>
         </w:rPr>
-        <w:hyperlink r:id="rId33" w:history="1">
+        <w:hyperlink r:id="rId34" w:history="1">
           <w:r>
             <w:rPr>
               <w:rStyle w:val="Hyperlink"/>
@@ -6113,7 +6110,7 @@
           <w:sz w:val="24"/>
           <w:u w:val="single"/>
         </w:rPr>
-        <w:hyperlink r:id="rId33" w:history="1">
+        <w:hyperlink r:id="rId34" w:history="1">
           <w:r>
             <w:rPr>
               <w:rStyle w:val="Hyperlink"/>
@@ -6131,7 +6128,7 @@
           <w:sz w:val="24"/>
           <w:u w:val="single"/>
         </w:rPr>
-        <w:hyperlink r:id="rId33" w:history="1">
+        <w:hyperlink r:id="rId34" w:history="1">
           <w:r>
             <w:rPr>
               <w:rStyle w:val="Hyperlink"/>
@@ -6252,7 +6249,7 @@
           <w:sz w:val="24"/>
           <w:u w:val="single"/>
         </w:rPr>
-        <w:hyperlink r:id="rId34" w:history="1">
+        <w:hyperlink r:id="rId35" w:history="1">
           <w:r>
             <w:rPr>
               <w:rStyle w:val="Hyperlink"/>
@@ -6281,7 +6278,7 @@
           <w:sz w:val="24"/>
           <w:u w:val="single"/>
         </w:rPr>
-        <w:hyperlink r:id="rId34" w:history="1">
+        <w:hyperlink r:id="rId35" w:history="1">
           <w:r>
             <w:rPr>
               <w:rStyle w:val="Hyperlink"/>
@@ -6309,7 +6306,7 @@
           <w:sz w:val="24"/>
           <w:u w:val="single"/>
         </w:rPr>
-        <w:hyperlink r:id="rId35" w:history="1">
+        <w:hyperlink r:id="rId36" w:history="1">
           <w:r>
             <w:rPr>
               <w:rStyle w:val="Hyperlink"/>
@@ -6338,7 +6335,7 @@
           <w:sz w:val="24"/>
           <w:u w:val="single"/>
         </w:rPr>
-        <w:hyperlink r:id="rId35" w:history="1">
+        <w:hyperlink r:id="rId36" w:history="1">
           <w:r>
             <w:rPr>
               <w:rStyle w:val="Hyperlink"/>

--- a/EXPORTS/DOCX/published/niveau2/English/Ghana.docx
+++ b/EXPORTS/DOCX/published/niveau2/English/Ghana.docx
@@ -1334,7 +1334,7 @@
             <w:rPr>
               <w:rStyle w:val="Hyperlink"/>
             </w:rPr>
-            <w:t>buffal</w:t>
+            <w:t>buffa</w:t>
           </w:r>
         </w:hyperlink>
       </w:r>
@@ -1345,36 +1345,13 @@
           <w:i w:val="0"/>
           <w:color w:val="0000FF"/>
           <w:sz w:val="24"/>
-          <w:u w:val="single"/>
-        </w:rPr>
-        <w:t>o</w:t>
-      </w:r>
-      <w:r>
-        <w:rPr>
-          <w:rFonts w:ascii="Charis SIL Regular" w:hAnsi="Charis SIL Regular" w:eastAsia="Charis SIL Regular"/>
-          <w:b w:val="0"/>
-          <w:i w:val="0"/>
-          <w:color w:val="0000FF"/>
-          <w:sz w:val="24"/>
-          <w:u w:val="single"/>
-        </w:rPr>
-        <w:t xml:space="preserve"> </w:t>
-      </w:r>
-      <w:r>
-        <w:rPr>
-          <w:rFonts w:ascii="Charis SIL Regular" w:hAnsi="Charis SIL Regular" w:eastAsia="Charis SIL Regular"/>
-          <w:b w:val="0"/>
-          <w:i w:val="0"/>
-          <w:color w:val="0000FF"/>
-          <w:sz w:val="24"/>
-          <w:u w:val="single"/>
         </w:rPr>
         <w:hyperlink r:id="rId14" w:history="1">
           <w:r>
             <w:rPr>
               <w:rStyle w:val="Hyperlink"/>
             </w:rPr>
-            <w:t>hor</w:t>
+            <w:t>l</w:t>
           </w:r>
         </w:hyperlink>
       </w:r>
@@ -1386,7 +1363,36 @@
           <w:color w:val="0000FF"/>
           <w:sz w:val="24"/>
         </w:rPr>
-        <w:t>n</w:t>
+        <w:t>o</w:t>
+      </w:r>
+      <w:r>
+        <w:rPr>
+          <w:rFonts w:ascii="Charis SIL Regular" w:hAnsi="Charis SIL Regular" w:eastAsia="Charis SIL Regular"/>
+          <w:b w:val="0"/>
+          <w:i w:val="0"/>
+          <w:color w:val="0000FF"/>
+          <w:sz w:val="24"/>
+          <w:u w:val="single"/>
+        </w:rPr>
+        <w:t xml:space="preserve"> </w:t>
+      </w:r>
+      <w:r>
+        <w:rPr>
+          <w:rFonts w:ascii="Charis SIL Regular" w:hAnsi="Charis SIL Regular" w:eastAsia="Charis SIL Regular"/>
+          <w:b w:val="0"/>
+          <w:i w:val="0"/>
+          <w:color w:val="0000FF"/>
+          <w:sz w:val="24"/>
+          <w:u w:val="single"/>
+        </w:rPr>
+        <w:hyperlink r:id="rId14" w:history="1">
+          <w:r>
+            <w:rPr>
+              <w:rStyle w:val="Hyperlink"/>
+            </w:rPr>
+            <w:t>horn</w:t>
+          </w:r>
+        </w:hyperlink>
       </w:r>
       <w:r>
         <w:rPr>
@@ -3566,7 +3572,14 @@
           <w:color w:val="000000"/>
           <w:sz w:val="24"/>
         </w:rPr>
-        <w:t>ing to th</w:t>
+        <w:hyperlink r:id="rId21" w:history="1">
+          <w:r>
+            <w:rPr>
+              <w:rStyle w:val="Hyperlink"/>
+            </w:rPr>
+            <w:t>ing to th</w:t>
+          </w:r>
+        </w:hyperlink>
       </w:r>
       <w:r>
         <w:rPr>
@@ -4319,7 +4332,7 @@
           <w:sz w:val="24"/>
           <w:u w:val="single"/>
         </w:rPr>
-        <w:hyperlink r:id="rId23" w:history="1">
+        <w:hyperlink r:id="rId24" w:history="1">
           <w:r>
             <w:rPr>
               <w:rStyle w:val="Hyperlink"/>
@@ -4614,8 +4627,16 @@
           <w:i w:val="0"/>
           <w:color w:val="0000FF"/>
           <w:sz w:val="24"/>
-        </w:rPr>
-        <w:t>page/31</w:t>
+          <w:u w:val="single"/>
+        </w:rPr>
+        <w:hyperlink r:id="rId25" w:history="1">
+          <w:r>
+            <w:rPr>
+              <w:rStyle w:val="Hyperlink"/>
+            </w:rPr>
+            <w:t>page/31</w:t>
+          </w:r>
+        </w:hyperlink>
       </w:r>
     </w:p>
     <w:p>
@@ -4830,15 +4851,9 @@
           <w:i w:val="0"/>
           <w:color w:val="0000FF"/>
           <w:sz w:val="24"/>
-        </w:rPr>
-        <w:hyperlink r:id="rId19" w:history="1">
-          <w:r>
-            <w:rPr>
-              <w:rStyle w:val="Hyperlink"/>
-            </w:rPr>
-            <w:t>l</w:t>
-          </w:r>
-        </w:hyperlink>
+          <w:u w:val="single"/>
+        </w:rPr>
+        <w:t>l</w:t>
       </w:r>
       <w:r>
         <w:rPr>
@@ -4858,14 +4873,7 @@
           <w:color w:val="000000"/>
           <w:sz w:val="24"/>
         </w:rPr>
-        <w:hyperlink r:id="rId19" w:history="1">
-          <w:r>
-            <w:rPr>
-              <w:rStyle w:val="Hyperlink"/>
-            </w:rPr>
-            <w:t xml:space="preserve">, </w:t>
-          </w:r>
-        </w:hyperlink>
+        <w:t xml:space="preserve">, </w:t>
       </w:r>
       <w:r>
         <w:rPr>
@@ -4876,7 +4884,7 @@
           <w:sz w:val="24"/>
           <w:u w:val="single"/>
         </w:rPr>
-        <w:hyperlink r:id="rId19" w:history="1">
+        <w:hyperlink r:id="rId26" w:history="1">
           <w:r>
             <w:rPr>
               <w:rStyle w:val="Hyperlink"/>
@@ -4894,7 +4902,7 @@
           <w:sz w:val="24"/>
           <w:u w:val="single"/>
         </w:rPr>
-        <w:hyperlink r:id="rId19" w:history="1">
+        <w:hyperlink r:id="rId26" w:history="1">
           <w:r>
             <w:rPr>
               <w:rStyle w:val="Hyperlink"/>
@@ -4923,7 +4931,7 @@
           <w:sz w:val="24"/>
           <w:u w:val="single"/>
         </w:rPr>
-        <w:hyperlink r:id="rId19" w:history="1">
+        <w:hyperlink r:id="rId26" w:history="1">
           <w:r>
             <w:rPr>
               <w:rStyle w:val="Hyperlink"/>
@@ -4941,14 +4949,7 @@
           <w:color w:val="000000"/>
           <w:sz w:val="24"/>
         </w:rPr>
-        <w:hyperlink r:id="rId19" w:history="1">
-          <w:r>
-            <w:rPr>
-              <w:rStyle w:val="Hyperlink"/>
-            </w:rPr>
-            <w:t xml:space="preserve">, </w:t>
-          </w:r>
-        </w:hyperlink>
+        <w:t xml:space="preserve">, </w:t>
       </w:r>
       <w:r>
         <w:rPr>
@@ -4959,7 +4960,7 @@
           <w:sz w:val="24"/>
           <w:u w:val="single"/>
         </w:rPr>
-        <w:hyperlink r:id="rId19" w:history="1">
+        <w:hyperlink r:id="rId27" w:history="1">
           <w:r>
             <w:rPr>
               <w:rStyle w:val="Hyperlink"/>
@@ -4977,7 +4978,7 @@
           <w:sz w:val="24"/>
           <w:u w:val="single"/>
         </w:rPr>
-        <w:hyperlink r:id="rId26" w:history="1">
+        <w:hyperlink r:id="rId19" w:history="1">
           <w:r>
             <w:rPr>
               <w:rStyle w:val="Hyperlink"/>
@@ -5006,7 +5007,7 @@
           <w:sz w:val="24"/>
           <w:u w:val="single"/>
         </w:rPr>
-        <w:hyperlink r:id="rId26" w:history="1">
+        <w:hyperlink r:id="rId19" w:history="1">
           <w:r>
             <w:rPr>
               <w:rStyle w:val="Hyperlink"/>
@@ -5024,7 +5025,7 @@
           <w:sz w:val="24"/>
           <w:u w:val="single"/>
         </w:rPr>
-        <w:hyperlink r:id="rId26" w:history="1">
+        <w:hyperlink r:id="rId19" w:history="1">
           <w:r>
             <w:rPr>
               <w:rStyle w:val="Hyperlink"/>
@@ -5155,7 +5156,7 @@
           <w:sz w:val="24"/>
           <w:u w:val="single"/>
         </w:rPr>
-        <w:hyperlink r:id="rId27" w:history="1">
+        <w:hyperlink r:id="rId28" w:history="1">
           <w:r>
             <w:rPr>
               <w:rStyle w:val="Hyperlink"/>
@@ -5173,7 +5174,7 @@
           <w:sz w:val="24"/>
           <w:u w:val="single"/>
         </w:rPr>
-        <w:hyperlink r:id="rId27" w:history="1">
+        <w:hyperlink r:id="rId28" w:history="1">
           <w:r>
             <w:rPr>
               <w:rStyle w:val="Hyperlink"/>
@@ -5191,7 +5192,7 @@
           <w:sz w:val="24"/>
           <w:u w:val="single"/>
         </w:rPr>
-        <w:hyperlink r:id="rId27" w:history="1">
+        <w:hyperlink r:id="rId28" w:history="1">
           <w:r>
             <w:rPr>
               <w:rStyle w:val="Hyperlink"/>
@@ -5209,7 +5210,7 @@
           <w:sz w:val="24"/>
           <w:u w:val="single"/>
         </w:rPr>
-        <w:hyperlink r:id="rId27" w:history="1">
+        <w:hyperlink r:id="rId28" w:history="1">
           <w:r>
             <w:rPr>
               <w:rStyle w:val="Hyperlink"/>
@@ -5237,7 +5238,7 @@
           <w:sz w:val="24"/>
           <w:u w:val="single"/>
         </w:rPr>
-        <w:hyperlink r:id="rId27" w:history="1">
+        <w:hyperlink r:id="rId29" w:history="1">
           <w:r>
             <w:rPr>
               <w:rStyle w:val="Hyperlink"/>
@@ -5255,7 +5256,7 @@
           <w:sz w:val="24"/>
           <w:u w:val="single"/>
         </w:rPr>
-        <w:hyperlink r:id="rId27" w:history="1">
+        <w:hyperlink r:id="rId28" w:history="1">
           <w:r>
             <w:rPr>
               <w:rStyle w:val="Hyperlink"/>
@@ -5284,7 +5285,7 @@
           <w:sz w:val="24"/>
           <w:u w:val="single"/>
         </w:rPr>
-        <w:hyperlink r:id="rId27" w:history="1">
+        <w:hyperlink r:id="rId28" w:history="1">
           <w:r>
             <w:rPr>
               <w:rStyle w:val="Hyperlink"/>
@@ -5391,7 +5392,7 @@
           <w:sz w:val="24"/>
           <w:u w:val="single"/>
         </w:rPr>
-        <w:hyperlink r:id="rId28" w:history="1">
+        <w:hyperlink r:id="rId30" w:history="1">
           <w:r>
             <w:rPr>
               <w:rStyle w:val="Hyperlink"/>
@@ -5420,7 +5421,7 @@
           <w:sz w:val="24"/>
           <w:u w:val="single"/>
         </w:rPr>
-        <w:hyperlink r:id="rId28" w:history="1">
+        <w:hyperlink r:id="rId30" w:history="1">
           <w:r>
             <w:rPr>
               <w:rStyle w:val="Hyperlink"/>
@@ -5448,7 +5449,7 @@
           <w:sz w:val="24"/>
           <w:u w:val="single"/>
         </w:rPr>
-        <w:hyperlink r:id="rId29" w:history="1">
+        <w:hyperlink r:id="rId31" w:history="1">
           <w:r>
             <w:rPr>
               <w:rStyle w:val="Hyperlink"/>
@@ -5477,7 +5478,7 @@
           <w:sz w:val="24"/>
           <w:u w:val="single"/>
         </w:rPr>
-        <w:hyperlink r:id="rId29" w:history="1">
+        <w:hyperlink r:id="rId31" w:history="1">
           <w:r>
             <w:rPr>
               <w:rStyle w:val="Hyperlink"/>
@@ -5601,7 +5602,7 @@
           <w:sz w:val="24"/>
           <w:u w:val="single"/>
         </w:rPr>
-        <w:hyperlink r:id="rId30" w:history="1">
+        <w:hyperlink r:id="rId32" w:history="1">
           <w:r>
             <w:rPr>
               <w:rStyle w:val="Hyperlink"/>
@@ -5619,7 +5620,7 @@
           <w:sz w:val="24"/>
           <w:u w:val="single"/>
         </w:rPr>
-        <w:hyperlink r:id="rId30" w:history="1">
+        <w:hyperlink r:id="rId32" w:history="1">
           <w:r>
             <w:rPr>
               <w:rStyle w:val="Hyperlink"/>
@@ -5637,7 +5638,7 @@
           <w:sz w:val="24"/>
           <w:u w:val="single"/>
         </w:rPr>
-        <w:hyperlink r:id="rId30" w:history="1">
+        <w:hyperlink r:id="rId32" w:history="1">
           <w:r>
             <w:rPr>
               <w:rStyle w:val="Hyperlink"/>
@@ -5818,7 +5819,7 @@
           <w:sz w:val="24"/>
           <w:u w:val="single"/>
         </w:rPr>
-        <w:hyperlink r:id="rId31" w:history="1">
+        <w:hyperlink r:id="rId33" w:history="1">
           <w:r>
             <w:rPr>
               <w:rStyle w:val="Hyperlink"/>
@@ -5836,7 +5837,7 @@
           <w:sz w:val="24"/>
           <w:u w:val="single"/>
         </w:rPr>
-        <w:hyperlink r:id="rId31" w:history="1">
+        <w:hyperlink r:id="rId33" w:history="1">
           <w:r>
             <w:rPr>
               <w:rStyle w:val="Hyperlink"/>
@@ -5854,7 +5855,7 @@
           <w:sz w:val="24"/>
           <w:u w:val="single"/>
         </w:rPr>
-        <w:hyperlink r:id="rId31" w:history="1">
+        <w:hyperlink r:id="rId33" w:history="1">
           <w:r>
             <w:rPr>
               <w:rStyle w:val="Hyperlink"/>
@@ -5872,7 +5873,7 @@
           <w:sz w:val="24"/>
           <w:u w:val="single"/>
         </w:rPr>
-        <w:hyperlink r:id="rId31" w:history="1">
+        <w:hyperlink r:id="rId33" w:history="1">
           <w:r>
             <w:rPr>
               <w:rStyle w:val="Hyperlink"/>
@@ -5890,7 +5891,7 @@
           <w:sz w:val="24"/>
           <w:u w:val="single"/>
         </w:rPr>
-        <w:hyperlink r:id="rId31" w:history="1">
+        <w:hyperlink r:id="rId33" w:history="1">
           <w:r>
             <w:rPr>
               <w:rStyle w:val="Hyperlink"/>
@@ -5908,7 +5909,7 @@
           <w:sz w:val="24"/>
           <w:u w:val="single"/>
         </w:rPr>
-        <w:hyperlink r:id="rId31" w:history="1">
+        <w:hyperlink r:id="rId33" w:history="1">
           <w:r>
             <w:rPr>
               <w:rStyle w:val="Hyperlink"/>
@@ -5926,7 +5927,7 @@
           <w:sz w:val="24"/>
           <w:u w:val="single"/>
         </w:rPr>
-        <w:hyperlink r:id="rId31" w:history="1">
+        <w:hyperlink r:id="rId33" w:history="1">
           <w:r>
             <w:rPr>
               <w:rStyle w:val="Hyperlink"/>
@@ -5944,12 +5945,12 @@
           <w:sz w:val="24"/>
           <w:u w:val="single"/>
         </w:rPr>
-        <w:hyperlink r:id="rId31" w:history="1">
+        <w:hyperlink r:id="rId33" w:history="1">
           <w:r>
             <w:rPr>
               <w:rStyle w:val="Hyperlink"/>
             </w:rPr>
-            <w:t>profiel</w:t>
+            <w:t>profie</w:t>
           </w:r>
         </w:hyperlink>
       </w:r>
@@ -5962,6 +5963,16 @@
           <w:sz w:val="24"/>
           <w:u w:val="single"/>
         </w:rPr>
+        <w:t>l</w:t>
+      </w:r>
+      <w:r>
+        <w:rPr>
+          <w:rFonts w:ascii="Charis SIL Regular" w:hAnsi="Charis SIL Regular" w:eastAsia="Charis SIL Regular"/>
+          <w:b w:val="0"/>
+          <w:i w:val="0"/>
+          <w:color w:val="0000FF"/>
+          <w:sz w:val="24"/>
+        </w:rPr>
         <w:t>-</w:t>
       </w:r>
       <w:r>
@@ -5973,12 +5984,12 @@
           <w:sz w:val="24"/>
           <w:u w:val="single"/>
         </w:rPr>
-        <w:hyperlink r:id="rId31" w:history="1">
+        <w:hyperlink r:id="rId33" w:history="1">
           <w:r>
             <w:rPr>
               <w:rStyle w:val="Hyperlink"/>
             </w:rPr>
-            <w:t>als</w:t>
+            <w:t>als-</w:t>
           </w:r>
         </w:hyperlink>
       </w:r>
@@ -5989,19 +6000,9 @@
           <w:i w:val="0"/>
           <w:color w:val="0000FF"/>
           <w:sz w:val="24"/>
-        </w:rPr>
-        <w:t>-</w:t>
-      </w:r>
-      <w:r>
-        <w:rPr>
-          <w:rFonts w:ascii="Charis SIL Regular" w:hAnsi="Charis SIL Regular" w:eastAsia="Charis SIL Regular"/>
-          <w:b w:val="0"/>
-          <w:i w:val="0"/>
-          <w:color w:val="0000FF"/>
-          <w:sz w:val="24"/>
           <w:u w:val="single"/>
         </w:rPr>
-        <w:hyperlink r:id="rId31" w:history="1">
+        <w:hyperlink r:id="rId33" w:history="1">
           <w:r>
             <w:rPr>
               <w:rStyle w:val="Hyperlink"/>
@@ -6019,7 +6020,7 @@
           <w:sz w:val="24"/>
           <w:u w:val="single"/>
         </w:rPr>
-        <w:hyperlink r:id="rId31" w:history="1">
+        <w:hyperlink r:id="rId33" w:history="1">
           <w:r>
             <w:rPr>
               <w:rStyle w:val="Hyperlink"/>
@@ -6037,7 +6038,7 @@
           <w:sz w:val="24"/>
           <w:u w:val="single"/>
         </w:rPr>
-        <w:hyperlink r:id="rId31" w:history="1">
+        <w:hyperlink r:id="rId33" w:history="1">
           <w:r>
             <w:rPr>
               <w:rStyle w:val="Hyperlink"/>
@@ -6055,7 +6056,7 @@
           <w:sz w:val="24"/>
           <w:u w:val="single"/>
         </w:rPr>
-        <w:hyperlink r:id="rId31" w:history="1">
+        <w:hyperlink r:id="rId33" w:history="1">
           <w:r>
             <w:rPr>
               <w:rStyle w:val="Hyperlink"/>
@@ -6176,7 +6177,7 @@
           <w:sz w:val="24"/>
           <w:u w:val="single"/>
         </w:rPr>
-        <w:hyperlink r:id="rId32" w:history="1">
+        <w:hyperlink r:id="rId34" w:history="1">
           <w:r>
             <w:rPr>
               <w:rStyle w:val="Hyperlink"/>
@@ -6205,7 +6206,7 @@
           <w:sz w:val="24"/>
           <w:u w:val="single"/>
         </w:rPr>
-        <w:hyperlink r:id="rId32" w:history="1">
+        <w:hyperlink r:id="rId34" w:history="1">
           <w:r>
             <w:rPr>
               <w:rStyle w:val="Hyperlink"/>
@@ -6233,7 +6234,7 @@
           <w:sz w:val="24"/>
           <w:u w:val="single"/>
         </w:rPr>
-        <w:hyperlink r:id="rId33" w:history="1">
+        <w:hyperlink r:id="rId35" w:history="1">
           <w:r>
             <w:rPr>
               <w:rStyle w:val="Hyperlink"/>
@@ -6262,7 +6263,7 @@
           <w:sz w:val="24"/>
           <w:u w:val="single"/>
         </w:rPr>
-        <w:hyperlink r:id="rId33" w:history="1">
+        <w:hyperlink r:id="rId35" w:history="1">
           <w:r>
             <w:rPr>
               <w:rStyle w:val="Hyperlink"/>

--- a/EXPORTS/DOCX/published/niveau2/English/Ghana.docx
+++ b/EXPORTS/DOCX/published/niveau2/English/Ghana.docx
@@ -475,14 +475,7 @@
           <w:color w:val="000000"/>
           <w:sz w:val="24"/>
         </w:rPr>
-        <w:hyperlink r:id="rId9" w:history="1">
-          <w:r>
-            <w:rPr>
-              <w:rStyle w:val="Hyperlink"/>
-            </w:rPr>
-            <w:t>in the w</w:t>
-          </w:r>
-        </w:hyperlink>
+        <w:t>in the w</w:t>
       </w:r>
       <w:r>
         <w:rPr>
@@ -1067,25 +1060,7 @@
           <w:color w:val="000000"/>
           <w:sz w:val="24"/>
         </w:rPr>
-        <w:t>him to collect objects for his museum. When the ship on w</w:t>
-      </w:r>
-      <w:r>
-        <w:rPr>
-          <w:u w:val="single" w:color="0000ff"/>
-          <w:rFonts w:ascii="Charis SIL Regular" w:hAnsi="Charis SIL Regular" w:eastAsia="Charis SIL Regular"/>
-          <w:b w:val="0"/>
-          <w:i w:val="0"/>
-          <w:color w:val="000000"/>
-          <w:sz w:val="24"/>
-        </w:rPr>
-        <w:hyperlink r:id="rId13" w:history="1">
-          <w:r>
-            <w:rPr>
-              <w:rStyle w:val="Hyperlink"/>
-            </w:rPr>
-            <w:t>hich D</w:t>
-          </w:r>
-        </w:hyperlink>
+        <w:t>him to collect objects for his museum. When the ship on which D</w:t>
       </w:r>
       <w:r>
         <w:rPr>
@@ -1341,7 +1316,7 @@
             <w:rPr>
               <w:rStyle w:val="Hyperlink"/>
             </w:rPr>
-            <w:t>buffa</w:t>
+            <w:t>buffal</w:t>
           </w:r>
         </w:hyperlink>
       </w:r>
@@ -1352,13 +1327,36 @@
           <w:i w:val="0"/>
           <w:color w:val="0000FF"/>
           <w:sz w:val="24"/>
+          <w:u w:val="single"/>
+        </w:rPr>
+        <w:t>o</w:t>
+      </w:r>
+      <w:r>
+        <w:rPr>
+          <w:rFonts w:ascii="Charis SIL Regular" w:hAnsi="Charis SIL Regular" w:eastAsia="Charis SIL Regular"/>
+          <w:b w:val="0"/>
+          <w:i w:val="0"/>
+          <w:color w:val="0000FF"/>
+          <w:sz w:val="24"/>
+          <w:u w:val="single"/>
+        </w:rPr>
+        <w:t xml:space="preserve"> </w:t>
+      </w:r>
+      <w:r>
+        <w:rPr>
+          <w:rFonts w:ascii="Charis SIL Regular" w:hAnsi="Charis SIL Regular" w:eastAsia="Charis SIL Regular"/>
+          <w:b w:val="0"/>
+          <w:i w:val="0"/>
+          <w:color w:val="0000FF"/>
+          <w:sz w:val="24"/>
+          <w:u w:val="single"/>
         </w:rPr>
         <w:hyperlink r:id="rId14" w:history="1">
           <w:r>
             <w:rPr>
               <w:rStyle w:val="Hyperlink"/>
             </w:rPr>
-            <w:t>l</w:t>
+            <w:t>hor</w:t>
           </w:r>
         </w:hyperlink>
       </w:r>
@@ -1370,36 +1368,7 @@
           <w:color w:val="0000FF"/>
           <w:sz w:val="24"/>
         </w:rPr>
-        <w:t>o</w:t>
-      </w:r>
-      <w:r>
-        <w:rPr>
-          <w:rFonts w:ascii="Charis SIL Regular" w:hAnsi="Charis SIL Regular" w:eastAsia="Charis SIL Regular"/>
-          <w:b w:val="0"/>
-          <w:i w:val="0"/>
-          <w:color w:val="0000FF"/>
-          <w:sz w:val="24"/>
-          <w:u w:val="single"/>
-        </w:rPr>
-        <w:t xml:space="preserve"> </w:t>
-      </w:r>
-      <w:r>
-        <w:rPr>
-          <w:rFonts w:ascii="Charis SIL Regular" w:hAnsi="Charis SIL Regular" w:eastAsia="Charis SIL Regular"/>
-          <w:b w:val="0"/>
-          <w:i w:val="0"/>
-          <w:color w:val="0000FF"/>
-          <w:sz w:val="24"/>
-          <w:u w:val="single"/>
-        </w:rPr>
-        <w:hyperlink r:id="rId14" w:history="1">
-          <w:r>
-            <w:rPr>
-              <w:rStyle w:val="Hyperlink"/>
-            </w:rPr>
-            <w:t>horn</w:t>
-          </w:r>
-        </w:hyperlink>
+        <w:t>n</w:t>
       </w:r>
       <w:r>
         <w:rPr>
@@ -2848,39 +2817,13 @@
       </w:r>
       <w:r>
         <w:rPr>
-          <w:u w:val="single" w:color="0000ff"/>
           <w:rFonts w:ascii="Charis SIL Regular" w:hAnsi="Charis SIL Regular" w:eastAsia="Charis SIL Regular"/>
           <w:b w:val="0"/>
           <w:i w:val="0"/>
           <w:color w:val="000000"/>
           <w:sz w:val="24"/>
         </w:rPr>
-        <w:hyperlink r:id="rId19" w:history="1">
-          <w:r>
-            <w:rPr>
-              <w:rStyle w:val="Hyperlink"/>
-            </w:rPr>
-            <w:t>publish</w:t>
-          </w:r>
-        </w:hyperlink>
-      </w:r>
-      <w:r>
-        <w:rPr>
-          <w:u w:val="single" w:color="0000ff"/>
-          <w:rFonts w:ascii="Charis SIL Regular" w:hAnsi="Charis SIL Regular" w:eastAsia="Charis SIL Regular"/>
-          <w:b w:val="0"/>
-          <w:i w:val="0"/>
-          <w:color w:val="000000"/>
-          <w:sz w:val="24"/>
-        </w:rPr>
-        <w:hyperlink r:id="rId19" w:history="1">
-          <w:r>
-            <w:rPr>
-              <w:rStyle w:val="Hyperlink"/>
-            </w:rPr>
-            <w:t>ed in 2</w:t>
-          </w:r>
-        </w:hyperlink>
+        <w:t>published in 2</w:t>
       </w:r>
       <w:r>
         <w:rPr>
@@ -3993,19 +3936,19 @@
           <w:i w:val="0"/>
           <w:color w:val="0000FF"/>
           <w:sz w:val="24"/>
+        </w:rPr>
+        <w:t>i</w:t>
+      </w:r>
+      <w:r>
+        <w:rPr>
+          <w:rFonts w:ascii="Charis SIL Regular" w:hAnsi="Charis SIL Regular" w:eastAsia="Charis SIL Regular"/>
+          <w:b w:val="0"/>
+          <w:i w:val="0"/>
+          <w:color w:val="0000FF"/>
+          <w:sz w:val="24"/>
           <w:u w:val="single"/>
         </w:rPr>
-        <w:t>ic Societ</w:t>
-      </w:r>
-      <w:r>
-        <w:rPr>
-          <w:rFonts w:ascii="Charis SIL Regular" w:hAnsi="Charis SIL Regular" w:eastAsia="Charis SIL Regular"/>
-          <w:b w:val="0"/>
-          <w:i w:val="0"/>
-          <w:color w:val="0000FF"/>
-          <w:sz w:val="24"/>
-        </w:rPr>
-        <w:t>y</w:t>
+        <w:t>c Society</w:t>
       </w:r>
       <w:r>
         <w:br/>
@@ -4422,7 +4365,7 @@
           <w:sz w:val="24"/>
           <w:u w:val="single"/>
         </w:rPr>
-        <w:hyperlink r:id="rId23" w:history="1">
+        <w:hyperlink r:id="rId24" w:history="1">
           <w:r>
             <w:rPr>
               <w:rStyle w:val="Hyperlink"/>
@@ -4440,7 +4383,7 @@
           <w:sz w:val="24"/>
           <w:u w:val="single"/>
         </w:rPr>
-        <w:hyperlink r:id="rId23" w:history="1">
+        <w:hyperlink r:id="rId24" w:history="1">
           <w:r>
             <w:rPr>
               <w:rStyle w:val="Hyperlink"/>
@@ -4451,32 +4394,13 @@
       </w:r>
       <w:r>
         <w:rPr>
-          <w:u w:val="single" w:color="0000ff"/>
           <w:rFonts w:ascii="Charis SIL Regular" w:hAnsi="Charis SIL Regular" w:eastAsia="Charis SIL Regular"/>
           <w:b w:val="0"/>
           <w:i w:val="0"/>
           <w:color w:val="000000"/>
           <w:sz w:val="24"/>
         </w:rPr>
-        <w:hyperlink r:id="rId23" w:history="1">
-          <w:r>
-            <w:rPr>
-              <w:rStyle w:val="Hyperlink"/>
-            </w:rPr>
-            <w:t>,</w:t>
-          </w:r>
-        </w:hyperlink>
-      </w:r>
-      <w:r>
-        <w:rPr>
-          <w:u w:val="single" w:color="0000ff"/>
-          <w:rFonts w:ascii="Charis SIL Regular" w:hAnsi="Charis SIL Regular" w:eastAsia="Charis SIL Regular"/>
-          <w:b w:val="0"/>
-          <w:i w:val="0"/>
-          <w:color w:val="000000"/>
-          <w:sz w:val="24"/>
-        </w:rPr>
-        <w:t xml:space="preserve"> </w:t>
+        <w:t xml:space="preserve">, </w:t>
       </w:r>
       <w:r>
         <w:rPr>
@@ -4964,21 +4888,13 @@
       </w:r>
       <w:r>
         <w:rPr>
-          <w:u w:val="single" w:color="0000ff"/>
           <w:rFonts w:ascii="Charis SIL Regular" w:hAnsi="Charis SIL Regular" w:eastAsia="Charis SIL Regular"/>
           <w:b w:val="0"/>
           <w:i w:val="0"/>
           <w:color w:val="000000"/>
           <w:sz w:val="24"/>
         </w:rPr>
-        <w:hyperlink r:id="rId19" w:history="1">
-          <w:r>
-            <w:rPr>
-              <w:rStyle w:val="Hyperlink"/>
-            </w:rPr>
-            <w:t xml:space="preserve">, </w:t>
-          </w:r>
-        </w:hyperlink>
+        <w:t xml:space="preserve">, </w:t>
       </w:r>
       <w:r>
         <w:rPr>
@@ -4989,7 +4905,7 @@
           <w:sz w:val="24"/>
           <w:u w:val="single"/>
         </w:rPr>
-        <w:hyperlink r:id="rId19" w:history="1">
+        <w:hyperlink r:id="rId27" w:history="1">
           <w:r>
             <w:rPr>
               <w:rStyle w:val="Hyperlink"/>
@@ -5007,7 +4923,7 @@
           <w:sz w:val="24"/>
           <w:u w:val="single"/>
         </w:rPr>
-        <w:hyperlink r:id="rId19" w:history="1">
+        <w:hyperlink r:id="rId27" w:history="1">
           <w:r>
             <w:rPr>
               <w:rStyle w:val="Hyperlink"/>
@@ -5036,7 +4952,7 @@
           <w:sz w:val="24"/>
           <w:u w:val="single"/>
         </w:rPr>
-        <w:hyperlink r:id="rId19" w:history="1">
+        <w:hyperlink r:id="rId27" w:history="1">
           <w:r>
             <w:rPr>
               <w:rStyle w:val="Hyperlink"/>
@@ -5065,7 +4981,7 @@
           <w:sz w:val="24"/>
           <w:u w:val="single"/>
         </w:rPr>
-        <w:hyperlink r:id="rId27" w:history="1">
+        <w:hyperlink r:id="rId28" w:history="1">
           <w:r>
             <w:rPr>
               <w:rStyle w:val="Hyperlink"/>
@@ -5083,7 +4999,7 @@
           <w:sz w:val="24"/>
           <w:u w:val="single"/>
         </w:rPr>
-        <w:hyperlink r:id="rId27" w:history="1">
+        <w:hyperlink r:id="rId28" w:history="1">
           <w:r>
             <w:rPr>
               <w:rStyle w:val="Hyperlink"/>
@@ -5112,7 +5028,7 @@
           <w:sz w:val="24"/>
           <w:u w:val="single"/>
         </w:rPr>
-        <w:hyperlink r:id="rId27" w:history="1">
+        <w:hyperlink r:id="rId28" w:history="1">
           <w:r>
             <w:rPr>
               <w:rStyle w:val="Hyperlink"/>
@@ -5130,7 +5046,7 @@
           <w:sz w:val="24"/>
           <w:u w:val="single"/>
         </w:rPr>
-        <w:hyperlink r:id="rId27" w:history="1">
+        <w:hyperlink r:id="rId28" w:history="1">
           <w:r>
             <w:rPr>
               <w:rStyle w:val="Hyperlink"/>
@@ -5261,7 +5177,7 @@
           <w:sz w:val="24"/>
           <w:u w:val="single"/>
         </w:rPr>
-        <w:hyperlink r:id="rId28" w:history="1">
+        <w:hyperlink r:id="rId29" w:history="1">
           <w:r>
             <w:rPr>
               <w:rStyle w:val="Hyperlink"/>
@@ -5279,7 +5195,7 @@
           <w:sz w:val="24"/>
           <w:u w:val="single"/>
         </w:rPr>
-        <w:hyperlink r:id="rId28" w:history="1">
+        <w:hyperlink r:id="rId29" w:history="1">
           <w:r>
             <w:rPr>
               <w:rStyle w:val="Hyperlink"/>
@@ -5297,7 +5213,7 @@
           <w:sz w:val="24"/>
           <w:u w:val="single"/>
         </w:rPr>
-        <w:hyperlink r:id="rId28" w:history="1">
+        <w:hyperlink r:id="rId29" w:history="1">
           <w:r>
             <w:rPr>
               <w:rStyle w:val="Hyperlink"/>
@@ -5315,7 +5231,7 @@
           <w:sz w:val="24"/>
           <w:u w:val="single"/>
         </w:rPr>
-        <w:hyperlink r:id="rId28" w:history="1">
+        <w:hyperlink r:id="rId29" w:history="1">
           <w:r>
             <w:rPr>
               <w:rStyle w:val="Hyperlink"/>
@@ -5343,7 +5259,7 @@
           <w:sz w:val="24"/>
           <w:u w:val="single"/>
         </w:rPr>
-        <w:hyperlink r:id="rId28" w:history="1">
+        <w:hyperlink r:id="rId29" w:history="1">
           <w:r>
             <w:rPr>
               <w:rStyle w:val="Hyperlink"/>
@@ -5361,7 +5277,7 @@
           <w:sz w:val="24"/>
           <w:u w:val="single"/>
         </w:rPr>
-        <w:hyperlink r:id="rId28" w:history="1">
+        <w:hyperlink r:id="rId29" w:history="1">
           <w:r>
             <w:rPr>
               <w:rStyle w:val="Hyperlink"/>
@@ -5390,7 +5306,7 @@
           <w:sz w:val="24"/>
           <w:u w:val="single"/>
         </w:rPr>
-        <w:hyperlink r:id="rId28" w:history="1">
+        <w:hyperlink r:id="rId30" w:history="1">
           <w:r>
             <w:rPr>
               <w:rStyle w:val="Hyperlink"/>
@@ -5497,7 +5413,7 @@
           <w:sz w:val="24"/>
           <w:u w:val="single"/>
         </w:rPr>
-        <w:hyperlink r:id="rId29" w:history="1">
+        <w:hyperlink r:id="rId31" w:history="1">
           <w:r>
             <w:rPr>
               <w:rStyle w:val="Hyperlink"/>
@@ -5526,7 +5442,7 @@
           <w:sz w:val="24"/>
           <w:u w:val="single"/>
         </w:rPr>
-        <w:hyperlink r:id="rId29" w:history="1">
+        <w:hyperlink r:id="rId31" w:history="1">
           <w:r>
             <w:rPr>
               <w:rStyle w:val="Hyperlink"/>
@@ -5554,7 +5470,7 @@
           <w:sz w:val="24"/>
           <w:u w:val="single"/>
         </w:rPr>
-        <w:hyperlink r:id="rId30" w:history="1">
+        <w:hyperlink r:id="rId32" w:history="1">
           <w:r>
             <w:rPr>
               <w:rStyle w:val="Hyperlink"/>
@@ -5583,7 +5499,7 @@
           <w:sz w:val="24"/>
           <w:u w:val="single"/>
         </w:rPr>
-        <w:hyperlink r:id="rId30" w:history="1">
+        <w:hyperlink r:id="rId32" w:history="1">
           <w:r>
             <w:rPr>
               <w:rStyle w:val="Hyperlink"/>
@@ -5707,7 +5623,7 @@
           <w:sz w:val="24"/>
           <w:u w:val="single"/>
         </w:rPr>
-        <w:hyperlink r:id="rId31" w:history="1">
+        <w:hyperlink r:id="rId33" w:history="1">
           <w:r>
             <w:rPr>
               <w:rStyle w:val="Hyperlink"/>
@@ -5725,7 +5641,7 @@
           <w:sz w:val="24"/>
           <w:u w:val="single"/>
         </w:rPr>
-        <w:hyperlink r:id="rId31" w:history="1">
+        <w:hyperlink r:id="rId33" w:history="1">
           <w:r>
             <w:rPr>
               <w:rStyle w:val="Hyperlink"/>
@@ -5743,7 +5659,7 @@
           <w:sz w:val="24"/>
           <w:u w:val="single"/>
         </w:rPr>
-        <w:hyperlink r:id="rId31" w:history="1">
+        <w:hyperlink r:id="rId33" w:history="1">
           <w:r>
             <w:rPr>
               <w:rStyle w:val="Hyperlink"/>
@@ -5924,7 +5840,7 @@
           <w:sz w:val="24"/>
           <w:u w:val="single"/>
         </w:rPr>
-        <w:hyperlink r:id="rId32" w:history="1">
+        <w:hyperlink r:id="rId34" w:history="1">
           <w:r>
             <w:rPr>
               <w:rStyle w:val="Hyperlink"/>
@@ -5942,7 +5858,7 @@
           <w:sz w:val="24"/>
           <w:u w:val="single"/>
         </w:rPr>
-        <w:hyperlink r:id="rId32" w:history="1">
+        <w:hyperlink r:id="rId34" w:history="1">
           <w:r>
             <w:rPr>
               <w:rStyle w:val="Hyperlink"/>
@@ -5960,7 +5876,7 @@
           <w:sz w:val="24"/>
           <w:u w:val="single"/>
         </w:rPr>
-        <w:hyperlink r:id="rId32" w:history="1">
+        <w:hyperlink r:id="rId34" w:history="1">
           <w:r>
             <w:rPr>
               <w:rStyle w:val="Hyperlink"/>
@@ -5978,7 +5894,7 @@
           <w:sz w:val="24"/>
           <w:u w:val="single"/>
         </w:rPr>
-        <w:hyperlink r:id="rId32" w:history="1">
+        <w:hyperlink r:id="rId34" w:history="1">
           <w:r>
             <w:rPr>
               <w:rStyle w:val="Hyperlink"/>
@@ -5996,7 +5912,7 @@
           <w:sz w:val="24"/>
           <w:u w:val="single"/>
         </w:rPr>
-        <w:hyperlink r:id="rId32" w:history="1">
+        <w:hyperlink r:id="rId34" w:history="1">
           <w:r>
             <w:rPr>
               <w:rStyle w:val="Hyperlink"/>
@@ -6014,7 +5930,7 @@
           <w:sz w:val="24"/>
           <w:u w:val="single"/>
         </w:rPr>
-        <w:hyperlink r:id="rId32" w:history="1">
+        <w:hyperlink r:id="rId34" w:history="1">
           <w:r>
             <w:rPr>
               <w:rStyle w:val="Hyperlink"/>
@@ -6032,7 +5948,7 @@
           <w:sz w:val="24"/>
           <w:u w:val="single"/>
         </w:rPr>
-        <w:hyperlink r:id="rId32" w:history="1">
+        <w:hyperlink r:id="rId34" w:history="1">
           <w:r>
             <w:rPr>
               <w:rStyle w:val="Hyperlink"/>
@@ -6050,7 +5966,7 @@
           <w:sz w:val="24"/>
           <w:u w:val="single"/>
         </w:rPr>
-        <w:hyperlink r:id="rId32" w:history="1">
+        <w:hyperlink r:id="rId34" w:history="1">
           <w:r>
             <w:rPr>
               <w:rStyle w:val="Hyperlink"/>
@@ -6079,7 +5995,7 @@
           <w:sz w:val="24"/>
           <w:u w:val="single"/>
         </w:rPr>
-        <w:hyperlink r:id="rId32" w:history="1">
+        <w:hyperlink r:id="rId34" w:history="1">
           <w:r>
             <w:rPr>
               <w:rStyle w:val="Hyperlink"/>
@@ -6107,7 +6023,7 @@
           <w:sz w:val="24"/>
           <w:u w:val="single"/>
         </w:rPr>
-        <w:hyperlink r:id="rId32" w:history="1">
+        <w:hyperlink r:id="rId34" w:history="1">
           <w:r>
             <w:rPr>
               <w:rStyle w:val="Hyperlink"/>
@@ -6125,7 +6041,7 @@
           <w:sz w:val="24"/>
           <w:u w:val="single"/>
         </w:rPr>
-        <w:hyperlink r:id="rId32" w:history="1">
+        <w:hyperlink r:id="rId34" w:history="1">
           <w:r>
             <w:rPr>
               <w:rStyle w:val="Hyperlink"/>
@@ -6143,7 +6059,7 @@
           <w:sz w:val="24"/>
           <w:u w:val="single"/>
         </w:rPr>
-        <w:hyperlink r:id="rId32" w:history="1">
+        <w:hyperlink r:id="rId34" w:history="1">
           <w:r>
             <w:rPr>
               <w:rStyle w:val="Hyperlink"/>
@@ -6161,7 +6077,7 @@
           <w:sz w:val="24"/>
           <w:u w:val="single"/>
         </w:rPr>
-        <w:hyperlink r:id="rId32" w:history="1">
+        <w:hyperlink r:id="rId34" w:history="1">
           <w:r>
             <w:rPr>
               <w:rStyle w:val="Hyperlink"/>
@@ -6282,7 +6198,7 @@
           <w:sz w:val="24"/>
           <w:u w:val="single"/>
         </w:rPr>
-        <w:hyperlink r:id="rId33" w:history="1">
+        <w:hyperlink r:id="rId35" w:history="1">
           <w:r>
             <w:rPr>
               <w:rStyle w:val="Hyperlink"/>
@@ -6311,7 +6227,7 @@
           <w:sz w:val="24"/>
           <w:u w:val="single"/>
         </w:rPr>
-        <w:hyperlink r:id="rId33" w:history="1">
+        <w:hyperlink r:id="rId35" w:history="1">
           <w:r>
             <w:rPr>
               <w:rStyle w:val="Hyperlink"/>
@@ -6339,7 +6255,7 @@
           <w:sz w:val="24"/>
           <w:u w:val="single"/>
         </w:rPr>
-        <w:hyperlink r:id="rId34" w:history="1">
+        <w:hyperlink r:id="rId36" w:history="1">
           <w:r>
             <w:rPr>
               <w:rStyle w:val="Hyperlink"/>
@@ -6368,7 +6284,7 @@
           <w:sz w:val="24"/>
           <w:u w:val="single"/>
         </w:rPr>
-        <w:hyperlink r:id="rId34" w:history="1">
+        <w:hyperlink r:id="rId36" w:history="1">
           <w:r>
             <w:rPr>
               <w:rStyle w:val="Hyperlink"/>

--- a/EXPORTS/DOCX/published/niveau2/English/Ghana.docx
+++ b/EXPORTS/DOCX/published/niveau2/English/Ghana.docx
@@ -464,18 +464,7 @@
           <w:color w:val="000000"/>
           <w:sz w:val="24"/>
         </w:rPr>
-        <w:t xml:space="preserve">adinkra cloth </w:t>
-      </w:r>
-      <w:r>
-        <w:rPr>
-          <w:u w:val="single" w:color="0000ff"/>
-          <w:rFonts w:ascii="Charis SIL Italic" w:hAnsi="Charis SIL Italic" w:eastAsia="Charis SIL Italic"/>
-          <w:b w:val="0"/>
-          <w:i/>
-          <w:color w:val="000000"/>
-          <w:sz w:val="24"/>
-        </w:rPr>
-        <w:t>in the w</w:t>
+        <w:t>adinkra cloth in the w</w:t>
       </w:r>
       <w:r>
         <w:rPr>
@@ -1060,7 +1049,25 @@
           <w:color w:val="000000"/>
           <w:sz w:val="24"/>
         </w:rPr>
-        <w:t>him to collect objects for his museum. When the ship on which D</w:t>
+        <w:t>him to collect objects for his museum. When the ship on w</w:t>
+      </w:r>
+      <w:r>
+        <w:rPr>
+          <w:u w:val="single" w:color="0000ff"/>
+          <w:rFonts w:ascii="Charis SIL Regular" w:hAnsi="Charis SIL Regular" w:eastAsia="Charis SIL Regular"/>
+          <w:b w:val="0"/>
+          <w:i w:val="0"/>
+          <w:color w:val="000000"/>
+          <w:sz w:val="24"/>
+        </w:rPr>
+        <w:hyperlink r:id="rId13" w:history="1">
+          <w:r>
+            <w:rPr>
+              <w:rStyle w:val="Hyperlink"/>
+            </w:rPr>
+            <w:t>hich D</w:t>
+          </w:r>
+        </w:hyperlink>
       </w:r>
       <w:r>
         <w:rPr>
@@ -2817,13 +2824,39 @@
       </w:r>
       <w:r>
         <w:rPr>
+          <w:u w:val="single" w:color="0000ff"/>
           <w:rFonts w:ascii="Charis SIL Regular" w:hAnsi="Charis SIL Regular" w:eastAsia="Charis SIL Regular"/>
           <w:b w:val="0"/>
           <w:i w:val="0"/>
           <w:color w:val="000000"/>
           <w:sz w:val="24"/>
         </w:rPr>
-        <w:t>published in 2</w:t>
+        <w:hyperlink r:id="rId19" w:history="1">
+          <w:r>
+            <w:rPr>
+              <w:rStyle w:val="Hyperlink"/>
+            </w:rPr>
+            <w:t>publish</w:t>
+          </w:r>
+        </w:hyperlink>
+      </w:r>
+      <w:r>
+        <w:rPr>
+          <w:u w:val="single" w:color="0000ff"/>
+          <w:rFonts w:ascii="Charis SIL Regular" w:hAnsi="Charis SIL Regular" w:eastAsia="Charis SIL Regular"/>
+          <w:b w:val="0"/>
+          <w:i w:val="0"/>
+          <w:color w:val="000000"/>
+          <w:sz w:val="24"/>
+        </w:rPr>
+        <w:hyperlink r:id="rId19" w:history="1">
+          <w:r>
+            <w:rPr>
+              <w:rStyle w:val="Hyperlink"/>
+            </w:rPr>
+            <w:t>ed in 2</w:t>
+          </w:r>
+        </w:hyperlink>
       </w:r>
       <w:r>
         <w:rPr>
@@ -5259,7 +5292,7 @@
           <w:sz w:val="24"/>
           <w:u w:val="single"/>
         </w:rPr>
-        <w:hyperlink r:id="rId29" w:history="1">
+        <w:hyperlink r:id="rId30" w:history="1">
           <w:r>
             <w:rPr>
               <w:rStyle w:val="Hyperlink"/>
@@ -5277,7 +5310,7 @@
           <w:sz w:val="24"/>
           <w:u w:val="single"/>
         </w:rPr>
-        <w:hyperlink r:id="rId29" w:history="1">
+        <w:hyperlink r:id="rId30" w:history="1">
           <w:r>
             <w:rPr>
               <w:rStyle w:val="Hyperlink"/>
@@ -6299,7 +6332,7 @@
         <w:autoSpaceDN w:val="0"/>
         <w:autoSpaceDE w:val="0"/>
         <w:widowControl/>
-        <w:spacing w:line="538" w:lineRule="exact" w:before="478" w:after="0"/>
+        <w:spacing w:line="538" w:lineRule="exact" w:before="458" w:after="0"/>
         <w:ind w:left="0" w:right="0" w:firstLine="0"/>
         <w:jc w:val="left"/>
       </w:pPr>

--- a/EXPORTS/DOCX/published/niveau2/English/Ghana.docx
+++ b/EXPORTS/DOCX/published/niveau2/English/Ghana.docx
@@ -4899,35 +4899,37 @@
           <w:i w:val="0"/>
           <w:color w:val="0000FF"/>
           <w:sz w:val="24"/>
+          <w:u w:val="single"/>
+        </w:rPr>
+        <w:t>l</w:t>
+      </w:r>
+      <w:r>
+        <w:rPr>
+          <w:rFonts w:ascii="Charis SIL Regular" w:hAnsi="Charis SIL Regular" w:eastAsia="Charis SIL Regular"/>
+          <w:b w:val="0"/>
+          <w:i w:val="0"/>
+          <w:color w:val="0000FF"/>
+          <w:sz w:val="24"/>
+        </w:rPr>
+        <w:t>e</w:t>
+      </w:r>
+      <w:r>
+        <w:rPr>
+          <w:u w:val="single" w:color="0000ff"/>
+          <w:rFonts w:ascii="Charis SIL Regular" w:hAnsi="Charis SIL Regular" w:eastAsia="Charis SIL Regular"/>
+          <w:b w:val="0"/>
+          <w:i w:val="0"/>
+          <w:color w:val="000000"/>
+          <w:sz w:val="24"/>
         </w:rPr>
         <w:hyperlink r:id="rId19" w:history="1">
           <w:r>
             <w:rPr>
               <w:rStyle w:val="Hyperlink"/>
             </w:rPr>
-            <w:t>l</w:t>
+            <w:t xml:space="preserve">, </w:t>
           </w:r>
         </w:hyperlink>
-      </w:r>
-      <w:r>
-        <w:rPr>
-          <w:rFonts w:ascii="Charis SIL Regular" w:hAnsi="Charis SIL Regular" w:eastAsia="Charis SIL Regular"/>
-          <w:b w:val="0"/>
-          <w:i w:val="0"/>
-          <w:color w:val="0000FF"/>
-          <w:sz w:val="24"/>
-        </w:rPr>
-        <w:t>e</w:t>
-      </w:r>
-      <w:r>
-        <w:rPr>
-          <w:rFonts w:ascii="Charis SIL Regular" w:hAnsi="Charis SIL Regular" w:eastAsia="Charis SIL Regular"/>
-          <w:b w:val="0"/>
-          <w:i w:val="0"/>
-          <w:color w:val="000000"/>
-          <w:sz w:val="24"/>
-        </w:rPr>
-        <w:t xml:space="preserve">, </w:t>
       </w:r>
       <w:r>
         <w:rPr>
@@ -5003,7 +5005,14 @@
           <w:color w:val="000000"/>
           <w:sz w:val="24"/>
         </w:rPr>
-        <w:t xml:space="preserve">, </w:t>
+        <w:hyperlink r:id="rId19" w:history="1">
+          <w:r>
+            <w:rPr>
+              <w:rStyle w:val="Hyperlink"/>
+            </w:rPr>
+            <w:t xml:space="preserve">, </w:t>
+          </w:r>
+        </w:hyperlink>
       </w:r>
       <w:r>
         <w:rPr>

--- a/EXPORTS/DOCX/published/niveau2/English/Ghana.docx
+++ b/EXPORTS/DOCX/published/niveau2/English/Ghana.docx
@@ -464,7 +464,25 @@
           <w:color w:val="000000"/>
           <w:sz w:val="24"/>
         </w:rPr>
-        <w:t>adinkra cloth in the w</w:t>
+        <w:t xml:space="preserve">adinkra cloth </w:t>
+      </w:r>
+      <w:r>
+        <w:rPr>
+          <w:u w:val="single" w:color="0000ff"/>
+          <w:rFonts w:ascii="Charis SIL Italic" w:hAnsi="Charis SIL Italic" w:eastAsia="Charis SIL Italic"/>
+          <w:b w:val="0"/>
+          <w:i/>
+          <w:color w:val="000000"/>
+          <w:sz w:val="24"/>
+        </w:rPr>
+        <w:hyperlink r:id="rId9" w:history="1">
+          <w:r>
+            <w:rPr>
+              <w:rStyle w:val="Hyperlink"/>
+            </w:rPr>
+            <w:t>in the w</w:t>
+          </w:r>
+        </w:hyperlink>
       </w:r>
       <w:r>
         <w:rPr>
@@ -3969,8 +3987,9 @@
           <w:i w:val="0"/>
           <w:color w:val="0000FF"/>
           <w:sz w:val="24"/>
-        </w:rPr>
-        <w:t>i</w:t>
+          <w:u w:val="single"/>
+        </w:rPr>
+        <w:t>ic Societ</w:t>
       </w:r>
       <w:r>
         <w:rPr>
@@ -3979,9 +3998,8 @@
           <w:i w:val="0"/>
           <w:color w:val="0000FF"/>
           <w:sz w:val="24"/>
-          <w:u w:val="single"/>
-        </w:rPr>
-        <w:t>c Society</w:t>
+        </w:rPr>
+        <w:t>y</w:t>
       </w:r>
       <w:r>
         <w:br/>
@@ -4416,7 +4434,7 @@
           <w:sz w:val="24"/>
           <w:u w:val="single"/>
         </w:rPr>
-        <w:hyperlink r:id="rId24" w:history="1">
+        <w:hyperlink r:id="rId23" w:history="1">
           <w:r>
             <w:rPr>
               <w:rStyle w:val="Hyperlink"/>
@@ -4427,13 +4445,31 @@
       </w:r>
       <w:r>
         <w:rPr>
+          <w:u w:val="single" w:color="0000ff"/>
           <w:rFonts w:ascii="Charis SIL Regular" w:hAnsi="Charis SIL Regular" w:eastAsia="Charis SIL Regular"/>
           <w:b w:val="0"/>
           <w:i w:val="0"/>
           <w:color w:val="000000"/>
           <w:sz w:val="24"/>
         </w:rPr>
-        <w:t xml:space="preserve">, </w:t>
+        <w:hyperlink r:id="rId23" w:history="1">
+          <w:r>
+            <w:rPr>
+              <w:rStyle w:val="Hyperlink"/>
+            </w:rPr>
+            <w:t>,</w:t>
+          </w:r>
+        </w:hyperlink>
+      </w:r>
+      <w:r>
+        <w:rPr>
+          <w:rFonts w:ascii="Charis SIL Regular" w:hAnsi="Charis SIL Regular" w:eastAsia="Charis SIL Regular"/>
+          <w:b w:val="0"/>
+          <w:i w:val="0"/>
+          <w:color w:val="000000"/>
+          <w:sz w:val="24"/>
+        </w:rPr>
+        <w:t xml:space="preserve"> </w:t>
       </w:r>
       <w:r>
         <w:rPr>
@@ -4899,9 +4935,15 @@
           <w:i w:val="0"/>
           <w:color w:val="0000FF"/>
           <w:sz w:val="24"/>
-          <w:u w:val="single"/>
-        </w:rPr>
-        <w:t>l</w:t>
+        </w:rPr>
+        <w:hyperlink r:id="rId19" w:history="1">
+          <w:r>
+            <w:rPr>
+              <w:rStyle w:val="Hyperlink"/>
+            </w:rPr>
+            <w:t>l</w:t>
+          </w:r>
+        </w:hyperlink>
       </w:r>
       <w:r>
         <w:rPr>
@@ -4915,7 +4957,6 @@
       </w:r>
       <w:r>
         <w:rPr>
-          <w:u w:val="single" w:color="0000ff"/>
           <w:rFonts w:ascii="Charis SIL Regular" w:hAnsi="Charis SIL Regular" w:eastAsia="Charis SIL Regular"/>
           <w:b w:val="0"/>
           <w:i w:val="0"/>
@@ -4940,7 +4981,7 @@
           <w:sz w:val="24"/>
           <w:u w:val="single"/>
         </w:rPr>
-        <w:hyperlink r:id="rId27" w:history="1">
+        <w:hyperlink r:id="rId19" w:history="1">
           <w:r>
             <w:rPr>
               <w:rStyle w:val="Hyperlink"/>
@@ -5005,14 +5046,7 @@
           <w:color w:val="000000"/>
           <w:sz w:val="24"/>
         </w:rPr>
-        <w:hyperlink r:id="rId19" w:history="1">
-          <w:r>
-            <w:rPr>
-              <w:rStyle w:val="Hyperlink"/>
-            </w:rPr>
-            <w:t xml:space="preserve">, </w:t>
-          </w:r>
-        </w:hyperlink>
+        <w:t xml:space="preserve">, </w:t>
       </w:r>
       <w:r>
         <w:rPr>
@@ -5041,7 +5075,7 @@
           <w:sz w:val="24"/>
           <w:u w:val="single"/>
         </w:rPr>
-        <w:hyperlink r:id="rId28" w:history="1">
+        <w:hyperlink r:id="rId19" w:history="1">
           <w:r>
             <w:rPr>
               <w:rStyle w:val="Hyperlink"/>
@@ -5070,7 +5104,7 @@
           <w:sz w:val="24"/>
           <w:u w:val="single"/>
         </w:rPr>
-        <w:hyperlink r:id="rId28" w:history="1">
+        <w:hyperlink r:id="rId19" w:history="1">
           <w:r>
             <w:rPr>
               <w:rStyle w:val="Hyperlink"/>
@@ -5088,7 +5122,7 @@
           <w:sz w:val="24"/>
           <w:u w:val="single"/>
         </w:rPr>
-        <w:hyperlink r:id="rId28" w:history="1">
+        <w:hyperlink r:id="rId19" w:history="1">
           <w:r>
             <w:rPr>
               <w:rStyle w:val="Hyperlink"/>
@@ -5348,7 +5382,7 @@
           <w:sz w:val="24"/>
           <w:u w:val="single"/>
         </w:rPr>
-        <w:hyperlink r:id="rId30" w:history="1">
+        <w:hyperlink r:id="rId29" w:history="1">
           <w:r>
             <w:rPr>
               <w:rStyle w:val="Hyperlink"/>

--- a/EXPORTS/DOCX/published/niveau2/English/Ghana.docx
+++ b/EXPORTS/DOCX/published/niveau2/English/Ghana.docx
@@ -475,14 +475,7 @@
           <w:color w:val="000000"/>
           <w:sz w:val="24"/>
         </w:rPr>
-        <w:hyperlink r:id="rId9" w:history="1">
-          <w:r>
-            <w:rPr>
-              <w:rStyle w:val="Hyperlink"/>
-            </w:rPr>
-            <w:t>in the w</w:t>
-          </w:r>
-        </w:hyperlink>
+        <w:t>in the w</w:t>
       </w:r>
       <w:r>
         <w:rPr>
@@ -1067,25 +1060,7 @@
           <w:color w:val="000000"/>
           <w:sz w:val="24"/>
         </w:rPr>
-        <w:t>him to collect objects for his museum. When the ship on w</w:t>
-      </w:r>
-      <w:r>
-        <w:rPr>
-          <w:u w:val="single" w:color="0000ff"/>
-          <w:rFonts w:ascii="Charis SIL Regular" w:hAnsi="Charis SIL Regular" w:eastAsia="Charis SIL Regular"/>
-          <w:b w:val="0"/>
-          <w:i w:val="0"/>
-          <w:color w:val="000000"/>
-          <w:sz w:val="24"/>
-        </w:rPr>
-        <w:hyperlink r:id="rId13" w:history="1">
-          <w:r>
-            <w:rPr>
-              <w:rStyle w:val="Hyperlink"/>
-            </w:rPr>
-            <w:t>hich D</w:t>
-          </w:r>
-        </w:hyperlink>
+        <w:t>him to collect objects for his museum. When the ship on which D</w:t>
       </w:r>
       <w:r>
         <w:rPr>
@@ -2842,39 +2817,13 @@
       </w:r>
       <w:r>
         <w:rPr>
-          <w:u w:val="single" w:color="0000ff"/>
           <w:rFonts w:ascii="Charis SIL Regular" w:hAnsi="Charis SIL Regular" w:eastAsia="Charis SIL Regular"/>
           <w:b w:val="0"/>
           <w:i w:val="0"/>
           <w:color w:val="000000"/>
           <w:sz w:val="24"/>
         </w:rPr>
-        <w:hyperlink r:id="rId19" w:history="1">
-          <w:r>
-            <w:rPr>
-              <w:rStyle w:val="Hyperlink"/>
-            </w:rPr>
-            <w:t>publish</w:t>
-          </w:r>
-        </w:hyperlink>
-      </w:r>
-      <w:r>
-        <w:rPr>
-          <w:u w:val="single" w:color="0000ff"/>
-          <w:rFonts w:ascii="Charis SIL Regular" w:hAnsi="Charis SIL Regular" w:eastAsia="Charis SIL Regular"/>
-          <w:b w:val="0"/>
-          <w:i w:val="0"/>
-          <w:color w:val="000000"/>
-          <w:sz w:val="24"/>
-        </w:rPr>
-        <w:hyperlink r:id="rId19" w:history="1">
-          <w:r>
-            <w:rPr>
-              <w:rStyle w:val="Hyperlink"/>
-            </w:rPr>
-            <w:t>ed in 2</w:t>
-          </w:r>
-        </w:hyperlink>
+        <w:t>published in 2</w:t>
       </w:r>
       <w:r>
         <w:rPr>
@@ -3987,19 +3936,19 @@
           <w:i w:val="0"/>
           <w:color w:val="0000FF"/>
           <w:sz w:val="24"/>
+        </w:rPr>
+        <w:t>i</w:t>
+      </w:r>
+      <w:r>
+        <w:rPr>
+          <w:rFonts w:ascii="Charis SIL Regular" w:hAnsi="Charis SIL Regular" w:eastAsia="Charis SIL Regular"/>
+          <w:b w:val="0"/>
+          <w:i w:val="0"/>
+          <w:color w:val="0000FF"/>
+          <w:sz w:val="24"/>
           <w:u w:val="single"/>
         </w:rPr>
-        <w:t>ic Societ</w:t>
-      </w:r>
-      <w:r>
-        <w:rPr>
-          <w:rFonts w:ascii="Charis SIL Regular" w:hAnsi="Charis SIL Regular" w:eastAsia="Charis SIL Regular"/>
-          <w:b w:val="0"/>
-          <w:i w:val="0"/>
-          <w:color w:val="0000FF"/>
-          <w:sz w:val="24"/>
-        </w:rPr>
-        <w:t>y</w:t>
+        <w:t>c Society</w:t>
       </w:r>
       <w:r>
         <w:br/>
@@ -4434,7 +4383,7 @@
           <w:sz w:val="24"/>
           <w:u w:val="single"/>
         </w:rPr>
-        <w:hyperlink r:id="rId23" w:history="1">
+        <w:hyperlink r:id="rId24" w:history="1">
           <w:r>
             <w:rPr>
               <w:rStyle w:val="Hyperlink"/>
@@ -4445,31 +4394,13 @@
       </w:r>
       <w:r>
         <w:rPr>
-          <w:u w:val="single" w:color="0000ff"/>
           <w:rFonts w:ascii="Charis SIL Regular" w:hAnsi="Charis SIL Regular" w:eastAsia="Charis SIL Regular"/>
           <w:b w:val="0"/>
           <w:i w:val="0"/>
           <w:color w:val="000000"/>
           <w:sz w:val="24"/>
         </w:rPr>
-        <w:hyperlink r:id="rId23" w:history="1">
-          <w:r>
-            <w:rPr>
-              <w:rStyle w:val="Hyperlink"/>
-            </w:rPr>
-            <w:t>,</w:t>
-          </w:r>
-        </w:hyperlink>
-      </w:r>
-      <w:r>
-        <w:rPr>
-          <w:rFonts w:ascii="Charis SIL Regular" w:hAnsi="Charis SIL Regular" w:eastAsia="Charis SIL Regular"/>
-          <w:b w:val="0"/>
-          <w:i w:val="0"/>
-          <w:color w:val="000000"/>
-          <w:sz w:val="24"/>
-        </w:rPr>
-        <w:t xml:space="preserve"> </w:t>
+        <w:t xml:space="preserve">, </w:t>
       </w:r>
       <w:r>
         <w:rPr>
@@ -4957,6 +4888,7 @@
       </w:r>
       <w:r>
         <w:rPr>
+          <w:u w:val="single" w:color="0000ff"/>
           <w:rFonts w:ascii="Charis SIL Regular" w:hAnsi="Charis SIL Regular" w:eastAsia="Charis SIL Regular"/>
           <w:b w:val="0"/>
           <w:i w:val="0"/>
@@ -4981,7 +4913,7 @@
           <w:sz w:val="24"/>
           <w:u w:val="single"/>
         </w:rPr>
-        <w:hyperlink r:id="rId19" w:history="1">
+        <w:hyperlink r:id="rId27" w:history="1">
           <w:r>
             <w:rPr>
               <w:rStyle w:val="Hyperlink"/>
@@ -5075,7 +5007,7 @@
           <w:sz w:val="24"/>
           <w:u w:val="single"/>
         </w:rPr>
-        <w:hyperlink r:id="rId19" w:history="1">
+        <w:hyperlink r:id="rId28" w:history="1">
           <w:r>
             <w:rPr>
               <w:rStyle w:val="Hyperlink"/>
@@ -5104,7 +5036,7 @@
           <w:sz w:val="24"/>
           <w:u w:val="single"/>
         </w:rPr>
-        <w:hyperlink r:id="rId19" w:history="1">
+        <w:hyperlink r:id="rId28" w:history="1">
           <w:r>
             <w:rPr>
               <w:rStyle w:val="Hyperlink"/>
@@ -5122,7 +5054,7 @@
           <w:sz w:val="24"/>
           <w:u w:val="single"/>
         </w:rPr>
-        <w:hyperlink r:id="rId19" w:history="1">
+        <w:hyperlink r:id="rId28" w:history="1">
           <w:r>
             <w:rPr>
               <w:rStyle w:val="Hyperlink"/>
@@ -5382,7 +5314,7 @@
           <w:sz w:val="24"/>
           <w:u w:val="single"/>
         </w:rPr>
-        <w:hyperlink r:id="rId29" w:history="1">
+        <w:hyperlink r:id="rId30" w:history="1">
           <w:r>
             <w:rPr>
               <w:rStyle w:val="Hyperlink"/>

--- a/EXPORTS/DOCX/published/niveau2/English/Ghana.docx
+++ b/EXPORTS/DOCX/published/niveau2/English/Ghana.docx
@@ -464,18 +464,7 @@
           <w:color w:val="000000"/>
           <w:sz w:val="24"/>
         </w:rPr>
-        <w:t xml:space="preserve">adinkra cloth </w:t>
-      </w:r>
-      <w:r>
-        <w:rPr>
-          <w:u w:val="single" w:color="0000ff"/>
-          <w:rFonts w:ascii="Charis SIL Italic" w:hAnsi="Charis SIL Italic" w:eastAsia="Charis SIL Italic"/>
-          <w:b w:val="0"/>
-          <w:i/>
-          <w:color w:val="000000"/>
-          <w:sz w:val="24"/>
-        </w:rPr>
-        <w:t>in the w</w:t>
+        <w:t>adinkra cloth in the w</w:t>
       </w:r>
       <w:r>
         <w:rPr>
@@ -1060,7 +1049,25 @@
           <w:color w:val="000000"/>
           <w:sz w:val="24"/>
         </w:rPr>
-        <w:t>him to collect objects for his museum. When the ship on which D</w:t>
+        <w:t>him to collect objects for his museum. When the ship on w</w:t>
+      </w:r>
+      <w:r>
+        <w:rPr>
+          <w:u w:val="single" w:color="0000ff"/>
+          <w:rFonts w:ascii="Charis SIL Regular" w:hAnsi="Charis SIL Regular" w:eastAsia="Charis SIL Regular"/>
+          <w:b w:val="0"/>
+          <w:i w:val="0"/>
+          <w:color w:val="000000"/>
+          <w:sz w:val="24"/>
+        </w:rPr>
+        <w:hyperlink r:id="rId13" w:history="1">
+          <w:r>
+            <w:rPr>
+              <w:rStyle w:val="Hyperlink"/>
+            </w:rPr>
+            <w:t>hich D</w:t>
+          </w:r>
+        </w:hyperlink>
       </w:r>
       <w:r>
         <w:rPr>
@@ -2817,13 +2824,39 @@
       </w:r>
       <w:r>
         <w:rPr>
+          <w:u w:val="single" w:color="0000ff"/>
           <w:rFonts w:ascii="Charis SIL Regular" w:hAnsi="Charis SIL Regular" w:eastAsia="Charis SIL Regular"/>
           <w:b w:val="0"/>
           <w:i w:val="0"/>
           <w:color w:val="000000"/>
           <w:sz w:val="24"/>
         </w:rPr>
-        <w:t>published in 2</w:t>
+        <w:hyperlink r:id="rId19" w:history="1">
+          <w:r>
+            <w:rPr>
+              <w:rStyle w:val="Hyperlink"/>
+            </w:rPr>
+            <w:t>publish</w:t>
+          </w:r>
+        </w:hyperlink>
+      </w:r>
+      <w:r>
+        <w:rPr>
+          <w:u w:val="single" w:color="0000ff"/>
+          <w:rFonts w:ascii="Charis SIL Regular" w:hAnsi="Charis SIL Regular" w:eastAsia="Charis SIL Regular"/>
+          <w:b w:val="0"/>
+          <w:i w:val="0"/>
+          <w:color w:val="000000"/>
+          <w:sz w:val="24"/>
+        </w:rPr>
+        <w:hyperlink r:id="rId19" w:history="1">
+          <w:r>
+            <w:rPr>
+              <w:rStyle w:val="Hyperlink"/>
+            </w:rPr>
+            <w:t>ed in 2</w:t>
+          </w:r>
+        </w:hyperlink>
       </w:r>
       <w:r>
         <w:rPr>
@@ -3936,8 +3969,9 @@
           <w:i w:val="0"/>
           <w:color w:val="0000FF"/>
           <w:sz w:val="24"/>
-        </w:rPr>
-        <w:t>i</w:t>
+          <w:u w:val="single"/>
+        </w:rPr>
+        <w:t>ic Societ</w:t>
       </w:r>
       <w:r>
         <w:rPr>
@@ -3946,9 +3980,8 @@
           <w:i w:val="0"/>
           <w:color w:val="0000FF"/>
           <w:sz w:val="24"/>
-          <w:u w:val="single"/>
-        </w:rPr>
-        <w:t>c Society</w:t>
+        </w:rPr>
+        <w:t>y</w:t>
       </w:r>
       <w:r>
         <w:br/>
@@ -4365,7 +4398,7 @@
           <w:sz w:val="24"/>
           <w:u w:val="single"/>
         </w:rPr>
-        <w:hyperlink r:id="rId24" w:history="1">
+        <w:hyperlink r:id="rId23" w:history="1">
           <w:r>
             <w:rPr>
               <w:rStyle w:val="Hyperlink"/>
@@ -4394,13 +4427,31 @@
       </w:r>
       <w:r>
         <w:rPr>
+          <w:u w:val="single" w:color="0000ff"/>
           <w:rFonts w:ascii="Charis SIL Regular" w:hAnsi="Charis SIL Regular" w:eastAsia="Charis SIL Regular"/>
           <w:b w:val="0"/>
           <w:i w:val="0"/>
           <w:color w:val="000000"/>
           <w:sz w:val="24"/>
         </w:rPr>
-        <w:t xml:space="preserve">, </w:t>
+        <w:hyperlink r:id="rId23" w:history="1">
+          <w:r>
+            <w:rPr>
+              <w:rStyle w:val="Hyperlink"/>
+            </w:rPr>
+            <w:t>,</w:t>
+          </w:r>
+        </w:hyperlink>
+      </w:r>
+      <w:r>
+        <w:rPr>
+          <w:rFonts w:ascii="Charis SIL Regular" w:hAnsi="Charis SIL Regular" w:eastAsia="Charis SIL Regular"/>
+          <w:b w:val="0"/>
+          <w:i w:val="0"/>
+          <w:color w:val="000000"/>
+          <w:sz w:val="24"/>
+        </w:rPr>
+        <w:t xml:space="preserve"> </w:t>
       </w:r>
       <w:r>
         <w:rPr>
@@ -4411,7 +4462,7 @@
           <w:sz w:val="24"/>
           <w:u w:val="single"/>
         </w:rPr>
-        <w:hyperlink r:id="rId25" w:history="1">
+        <w:hyperlink r:id="rId23" w:history="1">
           <w:r>
             <w:rPr>
               <w:rStyle w:val="Hyperlink"/>
@@ -4429,7 +4480,7 @@
           <w:sz w:val="24"/>
           <w:u w:val="single"/>
         </w:rPr>
-        <w:hyperlink r:id="rId25" w:history="1">
+        <w:hyperlink r:id="rId23" w:history="1">
           <w:r>
             <w:rPr>
               <w:rStyle w:val="Hyperlink"/>
@@ -4888,7 +4939,6 @@
       </w:r>
       <w:r>
         <w:rPr>
-          <w:u w:val="single" w:color="0000ff"/>
           <w:rFonts w:ascii="Charis SIL Regular" w:hAnsi="Charis SIL Regular" w:eastAsia="Charis SIL Regular"/>
           <w:b w:val="0"/>
           <w:i w:val="0"/>
@@ -4913,7 +4963,7 @@
           <w:sz w:val="24"/>
           <w:u w:val="single"/>
         </w:rPr>
-        <w:hyperlink r:id="rId27" w:history="1">
+        <w:hyperlink r:id="rId19" w:history="1">
           <w:r>
             <w:rPr>
               <w:rStyle w:val="Hyperlink"/>
@@ -4931,7 +4981,7 @@
           <w:sz w:val="24"/>
           <w:u w:val="single"/>
         </w:rPr>
-        <w:hyperlink r:id="rId27" w:history="1">
+        <w:hyperlink r:id="rId19" w:history="1">
           <w:r>
             <w:rPr>
               <w:rStyle w:val="Hyperlink"/>
@@ -4978,7 +5028,14 @@
           <w:color w:val="000000"/>
           <w:sz w:val="24"/>
         </w:rPr>
-        <w:t xml:space="preserve">, </w:t>
+        <w:hyperlink r:id="rId19" w:history="1">
+          <w:r>
+            <w:rPr>
+              <w:rStyle w:val="Hyperlink"/>
+            </w:rPr>
+            <w:t xml:space="preserve">, </w:t>
+          </w:r>
+        </w:hyperlink>
       </w:r>
       <w:r>
         <w:rPr>
@@ -5267,7 +5324,7 @@
           <w:sz w:val="24"/>
           <w:u w:val="single"/>
         </w:rPr>
-        <w:hyperlink r:id="rId30" w:history="1">
+        <w:hyperlink r:id="rId29" w:history="1">
           <w:r>
             <w:rPr>
               <w:rStyle w:val="Hyperlink"/>
@@ -5285,7 +5342,7 @@
           <w:sz w:val="24"/>
           <w:u w:val="single"/>
         </w:rPr>
-        <w:hyperlink r:id="rId30" w:history="1">
+        <w:hyperlink r:id="rId29" w:history="1">
           <w:r>
             <w:rPr>
               <w:rStyle w:val="Hyperlink"/>

--- a/EXPORTS/DOCX/published/niveau2/English/Ghana.docx
+++ b/EXPORTS/DOCX/published/niveau2/English/Ghana.docx
@@ -464,7 +464,18 @@
           <w:color w:val="000000"/>
           <w:sz w:val="24"/>
         </w:rPr>
-        <w:t>adinkra cloth in the w</w:t>
+        <w:t xml:space="preserve">adinkra cloth </w:t>
+      </w:r>
+      <w:r>
+        <w:rPr>
+          <w:u w:val="single" w:color="0000ff"/>
+          <w:rFonts w:ascii="Charis SIL Italic" w:hAnsi="Charis SIL Italic" w:eastAsia="Charis SIL Italic"/>
+          <w:b w:val="0"/>
+          <w:i/>
+          <w:color w:val="000000"/>
+          <w:sz w:val="24"/>
+        </w:rPr>
+        <w:t>in the w</w:t>
       </w:r>
       <w:r>
         <w:rPr>
@@ -4398,7 +4409,7 @@
           <w:sz w:val="24"/>
           <w:u w:val="single"/>
         </w:rPr>
-        <w:hyperlink r:id="rId23" w:history="1">
+        <w:hyperlink r:id="rId24" w:history="1">
           <w:r>
             <w:rPr>
               <w:rStyle w:val="Hyperlink"/>
@@ -4445,6 +4456,7 @@
       </w:r>
       <w:r>
         <w:rPr>
+          <w:u w:val="single" w:color="0000ff"/>
           <w:rFonts w:ascii="Charis SIL Regular" w:hAnsi="Charis SIL Regular" w:eastAsia="Charis SIL Regular"/>
           <w:b w:val="0"/>
           <w:i w:val="0"/>
@@ -4509,7 +4521,7 @@
           <w:sz w:val="24"/>
           <w:u w:val="single"/>
         </w:rPr>
-        <w:hyperlink r:id="rId25" w:history="1">
+        <w:hyperlink r:id="rId23" w:history="1">
           <w:r>
             <w:rPr>
               <w:rStyle w:val="Hyperlink"/>
@@ -4587,7 +4599,7 @@
           <w:sz w:val="24"/>
           <w:u w:val="single"/>
         </w:rPr>
-        <w:hyperlink r:id="rId26" w:history="1">
+        <w:hyperlink r:id="rId25" w:history="1">
           <w:r>
             <w:rPr>
               <w:rStyle w:val="Hyperlink"/>
@@ -4605,7 +4617,7 @@
           <w:sz w:val="24"/>
           <w:u w:val="single"/>
         </w:rPr>
-        <w:hyperlink r:id="rId26" w:history="1">
+        <w:hyperlink r:id="rId25" w:history="1">
           <w:r>
             <w:rPr>
               <w:rStyle w:val="Hyperlink"/>
@@ -4623,7 +4635,7 @@
           <w:sz w:val="24"/>
           <w:u w:val="single"/>
         </w:rPr>
-        <w:hyperlink r:id="rId26" w:history="1">
+        <w:hyperlink r:id="rId25" w:history="1">
           <w:r>
             <w:rPr>
               <w:rStyle w:val="Hyperlink"/>
@@ -4641,7 +4653,7 @@
           <w:sz w:val="24"/>
           <w:u w:val="single"/>
         </w:rPr>
-        <w:hyperlink r:id="rId26" w:history="1">
+        <w:hyperlink r:id="rId25" w:history="1">
           <w:r>
             <w:rPr>
               <w:rStyle w:val="Hyperlink"/>
@@ -4659,7 +4671,7 @@
           <w:sz w:val="24"/>
           <w:u w:val="single"/>
         </w:rPr>
-        <w:hyperlink r:id="rId26" w:history="1">
+        <w:hyperlink r:id="rId25" w:history="1">
           <w:r>
             <w:rPr>
               <w:rStyle w:val="Hyperlink"/>
@@ -4677,7 +4689,7 @@
           <w:sz w:val="24"/>
           <w:u w:val="single"/>
         </w:rPr>
-        <w:hyperlink r:id="rId26" w:history="1">
+        <w:hyperlink r:id="rId25" w:history="1">
           <w:r>
             <w:rPr>
               <w:rStyle w:val="Hyperlink"/>
@@ -4695,7 +4707,7 @@
           <w:sz w:val="24"/>
           <w:u w:val="single"/>
         </w:rPr>
-        <w:hyperlink r:id="rId26" w:history="1">
+        <w:hyperlink r:id="rId25" w:history="1">
           <w:r>
             <w:rPr>
               <w:rStyle w:val="Hyperlink"/>
@@ -4917,15 +4929,9 @@
           <w:i w:val="0"/>
           <w:color w:val="0000FF"/>
           <w:sz w:val="24"/>
-        </w:rPr>
-        <w:hyperlink r:id="rId19" w:history="1">
-          <w:r>
-            <w:rPr>
-              <w:rStyle w:val="Hyperlink"/>
-            </w:rPr>
-            <w:t>l</w:t>
-          </w:r>
-        </w:hyperlink>
+          <w:u w:val="single"/>
+        </w:rPr>
+        <w:t>l</w:t>
       </w:r>
       <w:r>
         <w:rPr>
@@ -4939,6 +4945,7 @@
       </w:r>
       <w:r>
         <w:rPr>
+          <w:u w:val="single" w:color="0000ff"/>
           <w:rFonts w:ascii="Charis SIL Regular" w:hAnsi="Charis SIL Regular" w:eastAsia="Charis SIL Regular"/>
           <w:b w:val="0"/>
           <w:i w:val="0"/>
@@ -5010,7 +5017,7 @@
           <w:sz w:val="24"/>
           <w:u w:val="single"/>
         </w:rPr>
-        <w:hyperlink r:id="rId27" w:history="1">
+        <w:hyperlink r:id="rId26" w:history="1">
           <w:r>
             <w:rPr>
               <w:rStyle w:val="Hyperlink"/>
@@ -5046,7 +5053,7 @@
           <w:sz w:val="24"/>
           <w:u w:val="single"/>
         </w:rPr>
-        <w:hyperlink r:id="rId28" w:history="1">
+        <w:hyperlink r:id="rId27" w:history="1">
           <w:r>
             <w:rPr>
               <w:rStyle w:val="Hyperlink"/>
@@ -5064,7 +5071,7 @@
           <w:sz w:val="24"/>
           <w:u w:val="single"/>
         </w:rPr>
-        <w:hyperlink r:id="rId28" w:history="1">
+        <w:hyperlink r:id="rId27" w:history="1">
           <w:r>
             <w:rPr>
               <w:rStyle w:val="Hyperlink"/>
@@ -5093,7 +5100,7 @@
           <w:sz w:val="24"/>
           <w:u w:val="single"/>
         </w:rPr>
-        <w:hyperlink r:id="rId28" w:history="1">
+        <w:hyperlink r:id="rId27" w:history="1">
           <w:r>
             <w:rPr>
               <w:rStyle w:val="Hyperlink"/>
@@ -5111,7 +5118,7 @@
           <w:sz w:val="24"/>
           <w:u w:val="single"/>
         </w:rPr>
-        <w:hyperlink r:id="rId28" w:history="1">
+        <w:hyperlink r:id="rId27" w:history="1">
           <w:r>
             <w:rPr>
               <w:rStyle w:val="Hyperlink"/>
@@ -5242,7 +5249,7 @@
           <w:sz w:val="24"/>
           <w:u w:val="single"/>
         </w:rPr>
-        <w:hyperlink r:id="rId29" w:history="1">
+        <w:hyperlink r:id="rId28" w:history="1">
           <w:r>
             <w:rPr>
               <w:rStyle w:val="Hyperlink"/>
@@ -5260,7 +5267,7 @@
           <w:sz w:val="24"/>
           <w:u w:val="single"/>
         </w:rPr>
-        <w:hyperlink r:id="rId29" w:history="1">
+        <w:hyperlink r:id="rId28" w:history="1">
           <w:r>
             <w:rPr>
               <w:rStyle w:val="Hyperlink"/>
@@ -5278,7 +5285,7 @@
           <w:sz w:val="24"/>
           <w:u w:val="single"/>
         </w:rPr>
-        <w:hyperlink r:id="rId29" w:history="1">
+        <w:hyperlink r:id="rId28" w:history="1">
           <w:r>
             <w:rPr>
               <w:rStyle w:val="Hyperlink"/>
@@ -5296,7 +5303,7 @@
           <w:sz w:val="24"/>
           <w:u w:val="single"/>
         </w:rPr>
-        <w:hyperlink r:id="rId29" w:history="1">
+        <w:hyperlink r:id="rId28" w:history="1">
           <w:r>
             <w:rPr>
               <w:rStyle w:val="Hyperlink"/>
@@ -5324,7 +5331,7 @@
           <w:sz w:val="24"/>
           <w:u w:val="single"/>
         </w:rPr>
-        <w:hyperlink r:id="rId29" w:history="1">
+        <w:hyperlink r:id="rId28" w:history="1">
           <w:r>
             <w:rPr>
               <w:rStyle w:val="Hyperlink"/>
@@ -5342,7 +5349,7 @@
           <w:sz w:val="24"/>
           <w:u w:val="single"/>
         </w:rPr>
-        <w:hyperlink r:id="rId29" w:history="1">
+        <w:hyperlink r:id="rId28" w:history="1">
           <w:r>
             <w:rPr>
               <w:rStyle w:val="Hyperlink"/>
@@ -5371,7 +5378,7 @@
           <w:sz w:val="24"/>
           <w:u w:val="single"/>
         </w:rPr>
-        <w:hyperlink r:id="rId30" w:history="1">
+        <w:hyperlink r:id="rId29" w:history="1">
           <w:r>
             <w:rPr>
               <w:rStyle w:val="Hyperlink"/>
@@ -5478,7 +5485,7 @@
           <w:sz w:val="24"/>
           <w:u w:val="single"/>
         </w:rPr>
-        <w:hyperlink r:id="rId31" w:history="1">
+        <w:hyperlink r:id="rId30" w:history="1">
           <w:r>
             <w:rPr>
               <w:rStyle w:val="Hyperlink"/>
@@ -5507,7 +5514,7 @@
           <w:sz w:val="24"/>
           <w:u w:val="single"/>
         </w:rPr>
-        <w:hyperlink r:id="rId31" w:history="1">
+        <w:hyperlink r:id="rId30" w:history="1">
           <w:r>
             <w:rPr>
               <w:rStyle w:val="Hyperlink"/>
@@ -5535,7 +5542,7 @@
           <w:sz w:val="24"/>
           <w:u w:val="single"/>
         </w:rPr>
-        <w:hyperlink r:id="rId32" w:history="1">
+        <w:hyperlink r:id="rId31" w:history="1">
           <w:r>
             <w:rPr>
               <w:rStyle w:val="Hyperlink"/>
@@ -5564,7 +5571,7 @@
           <w:sz w:val="24"/>
           <w:u w:val="single"/>
         </w:rPr>
-        <w:hyperlink r:id="rId32" w:history="1">
+        <w:hyperlink r:id="rId31" w:history="1">
           <w:r>
             <w:rPr>
               <w:rStyle w:val="Hyperlink"/>
@@ -5688,7 +5695,7 @@
           <w:sz w:val="24"/>
           <w:u w:val="single"/>
         </w:rPr>
-        <w:hyperlink r:id="rId33" w:history="1">
+        <w:hyperlink r:id="rId32" w:history="1">
           <w:r>
             <w:rPr>
               <w:rStyle w:val="Hyperlink"/>
@@ -5706,7 +5713,7 @@
           <w:sz w:val="24"/>
           <w:u w:val="single"/>
         </w:rPr>
-        <w:hyperlink r:id="rId33" w:history="1">
+        <w:hyperlink r:id="rId32" w:history="1">
           <w:r>
             <w:rPr>
               <w:rStyle w:val="Hyperlink"/>
@@ -5724,7 +5731,7 @@
           <w:sz w:val="24"/>
           <w:u w:val="single"/>
         </w:rPr>
-        <w:hyperlink r:id="rId33" w:history="1">
+        <w:hyperlink r:id="rId32" w:history="1">
           <w:r>
             <w:rPr>
               <w:rStyle w:val="Hyperlink"/>
@@ -5905,7 +5912,7 @@
           <w:sz w:val="24"/>
           <w:u w:val="single"/>
         </w:rPr>
-        <w:hyperlink r:id="rId34" w:history="1">
+        <w:hyperlink r:id="rId33" w:history="1">
           <w:r>
             <w:rPr>
               <w:rStyle w:val="Hyperlink"/>
@@ -5923,7 +5930,7 @@
           <w:sz w:val="24"/>
           <w:u w:val="single"/>
         </w:rPr>
-        <w:hyperlink r:id="rId34" w:history="1">
+        <w:hyperlink r:id="rId33" w:history="1">
           <w:r>
             <w:rPr>
               <w:rStyle w:val="Hyperlink"/>
@@ -5941,7 +5948,7 @@
           <w:sz w:val="24"/>
           <w:u w:val="single"/>
         </w:rPr>
-        <w:hyperlink r:id="rId34" w:history="1">
+        <w:hyperlink r:id="rId33" w:history="1">
           <w:r>
             <w:rPr>
               <w:rStyle w:val="Hyperlink"/>
@@ -5959,7 +5966,7 @@
           <w:sz w:val="24"/>
           <w:u w:val="single"/>
         </w:rPr>
-        <w:hyperlink r:id="rId34" w:history="1">
+        <w:hyperlink r:id="rId33" w:history="1">
           <w:r>
             <w:rPr>
               <w:rStyle w:val="Hyperlink"/>
@@ -5977,7 +5984,7 @@
           <w:sz w:val="24"/>
           <w:u w:val="single"/>
         </w:rPr>
-        <w:hyperlink r:id="rId34" w:history="1">
+        <w:hyperlink r:id="rId33" w:history="1">
           <w:r>
             <w:rPr>
               <w:rStyle w:val="Hyperlink"/>
@@ -5995,7 +6002,7 @@
           <w:sz w:val="24"/>
           <w:u w:val="single"/>
         </w:rPr>
-        <w:hyperlink r:id="rId34" w:history="1">
+        <w:hyperlink r:id="rId33" w:history="1">
           <w:r>
             <w:rPr>
               <w:rStyle w:val="Hyperlink"/>
@@ -6013,7 +6020,7 @@
           <w:sz w:val="24"/>
           <w:u w:val="single"/>
         </w:rPr>
-        <w:hyperlink r:id="rId34" w:history="1">
+        <w:hyperlink r:id="rId33" w:history="1">
           <w:r>
             <w:rPr>
               <w:rStyle w:val="Hyperlink"/>
@@ -6031,12 +6038,12 @@
           <w:sz w:val="24"/>
           <w:u w:val="single"/>
         </w:rPr>
-        <w:hyperlink r:id="rId34" w:history="1">
+        <w:hyperlink r:id="rId33" w:history="1">
           <w:r>
             <w:rPr>
               <w:rStyle w:val="Hyperlink"/>
             </w:rPr>
-            <w:t>profiel</w:t>
+            <w:t>profie</w:t>
           </w:r>
         </w:hyperlink>
       </w:r>
@@ -6047,25 +6054,13 @@
           <w:i w:val="0"/>
           <w:color w:val="0000FF"/>
           <w:sz w:val="24"/>
-          <w:u w:val="single"/>
-        </w:rPr>
-        <w:t>-</w:t>
-      </w:r>
-      <w:r>
-        <w:rPr>
-          <w:rFonts w:ascii="Charis SIL Regular" w:hAnsi="Charis SIL Regular" w:eastAsia="Charis SIL Regular"/>
-          <w:b w:val="0"/>
-          <w:i w:val="0"/>
-          <w:color w:val="0000FF"/>
-          <w:sz w:val="24"/>
-          <w:u w:val="single"/>
-        </w:rPr>
-        <w:hyperlink r:id="rId34" w:history="1">
+        </w:rPr>
+        <w:hyperlink r:id="rId33" w:history="1">
           <w:r>
             <w:rPr>
               <w:rStyle w:val="Hyperlink"/>
             </w:rPr>
-            <w:t>als</w:t>
+            <w:t>l</w:t>
           </w:r>
         </w:hyperlink>
       </w:r>
@@ -6088,7 +6083,25 @@
           <w:sz w:val="24"/>
           <w:u w:val="single"/>
         </w:rPr>
-        <w:hyperlink r:id="rId34" w:history="1">
+        <w:hyperlink r:id="rId33" w:history="1">
+          <w:r>
+            <w:rPr>
+              <w:rStyle w:val="Hyperlink"/>
+            </w:rPr>
+            <w:t>als-</w:t>
+          </w:r>
+        </w:hyperlink>
+      </w:r>
+      <w:r>
+        <w:rPr>
+          <w:rFonts w:ascii="Charis SIL Regular" w:hAnsi="Charis SIL Regular" w:eastAsia="Charis SIL Regular"/>
+          <w:b w:val="0"/>
+          <w:i w:val="0"/>
+          <w:color w:val="0000FF"/>
+          <w:sz w:val="24"/>
+          <w:u w:val="single"/>
+        </w:rPr>
+        <w:hyperlink r:id="rId33" w:history="1">
           <w:r>
             <w:rPr>
               <w:rStyle w:val="Hyperlink"/>
@@ -6106,7 +6119,7 @@
           <w:sz w:val="24"/>
           <w:u w:val="single"/>
         </w:rPr>
-        <w:hyperlink r:id="rId34" w:history="1">
+        <w:hyperlink r:id="rId33" w:history="1">
           <w:r>
             <w:rPr>
               <w:rStyle w:val="Hyperlink"/>
@@ -6124,7 +6137,7 @@
           <w:sz w:val="24"/>
           <w:u w:val="single"/>
         </w:rPr>
-        <w:hyperlink r:id="rId34" w:history="1">
+        <w:hyperlink r:id="rId33" w:history="1">
           <w:r>
             <w:rPr>
               <w:rStyle w:val="Hyperlink"/>
@@ -6142,7 +6155,7 @@
           <w:sz w:val="24"/>
           <w:u w:val="single"/>
         </w:rPr>
-        <w:hyperlink r:id="rId34" w:history="1">
+        <w:hyperlink r:id="rId33" w:history="1">
           <w:r>
             <w:rPr>
               <w:rStyle w:val="Hyperlink"/>
@@ -6263,7 +6276,7 @@
           <w:sz w:val="24"/>
           <w:u w:val="single"/>
         </w:rPr>
-        <w:hyperlink r:id="rId35" w:history="1">
+        <w:hyperlink r:id="rId34" w:history="1">
           <w:r>
             <w:rPr>
               <w:rStyle w:val="Hyperlink"/>
@@ -6292,7 +6305,7 @@
           <w:sz w:val="24"/>
           <w:u w:val="single"/>
         </w:rPr>
-        <w:hyperlink r:id="rId35" w:history="1">
+        <w:hyperlink r:id="rId34" w:history="1">
           <w:r>
             <w:rPr>
               <w:rStyle w:val="Hyperlink"/>
@@ -6320,7 +6333,7 @@
           <w:sz w:val="24"/>
           <w:u w:val="single"/>
         </w:rPr>
-        <w:hyperlink r:id="rId36" w:history="1">
+        <w:hyperlink r:id="rId35" w:history="1">
           <w:r>
             <w:rPr>
               <w:rStyle w:val="Hyperlink"/>
@@ -6349,7 +6362,7 @@
           <w:sz w:val="24"/>
           <w:u w:val="single"/>
         </w:rPr>
-        <w:hyperlink r:id="rId36" w:history="1">
+        <w:hyperlink r:id="rId35" w:history="1">
           <w:r>
             <w:rPr>
               <w:rStyle w:val="Hyperlink"/>

--- a/EXPORTS/DOCX/published/niveau2/English/Ghana.docx
+++ b/EXPORTS/DOCX/published/niveau2/English/Ghana.docx
@@ -475,7 +475,14 @@
           <w:color w:val="000000"/>
           <w:sz w:val="24"/>
         </w:rPr>
-        <w:t>in the w</w:t>
+        <w:hyperlink r:id="rId9" w:history="1">
+          <w:r>
+            <w:rPr>
+              <w:rStyle w:val="Hyperlink"/>
+            </w:rPr>
+            <w:t>in the w</w:t>
+          </w:r>
+        </w:hyperlink>
       </w:r>
       <w:r>
         <w:rPr>
@@ -4427,7 +4434,7 @@
           <w:sz w:val="24"/>
           <w:u w:val="single"/>
         </w:rPr>
-        <w:hyperlink r:id="rId24" w:history="1">
+        <w:hyperlink r:id="rId23" w:history="1">
           <w:r>
             <w:rPr>
               <w:rStyle w:val="Hyperlink"/>
@@ -4913,14 +4920,7 @@
           <w:sz w:val="24"/>
           <w:u w:val="single"/>
         </w:rPr>
-        <w:hyperlink r:id="rId19" w:history="1">
-          <w:r>
-            <w:rPr>
-              <w:rStyle w:val="Hyperlink"/>
-            </w:rPr>
-            <w:t>i</w:t>
-          </w:r>
-        </w:hyperlink>
+        <w:t>i</w:t>
       </w:r>
       <w:r>
         <w:rPr>
@@ -4952,14 +4952,7 @@
           <w:color w:val="000000"/>
           <w:sz w:val="24"/>
         </w:rPr>
-        <w:hyperlink r:id="rId19" w:history="1">
-          <w:r>
-            <w:rPr>
-              <w:rStyle w:val="Hyperlink"/>
-            </w:rPr>
-            <w:t xml:space="preserve">, </w:t>
-          </w:r>
-        </w:hyperlink>
+        <w:t xml:space="preserve">, </w:t>
       </w:r>
       <w:r>
         <w:rPr>
@@ -4970,7 +4963,7 @@
           <w:sz w:val="24"/>
           <w:u w:val="single"/>
         </w:rPr>
-        <w:hyperlink r:id="rId19" w:history="1">
+        <w:hyperlink r:id="rId26" w:history="1">
           <w:r>
             <w:rPr>
               <w:rStyle w:val="Hyperlink"/>
@@ -5017,7 +5010,7 @@
           <w:sz w:val="24"/>
           <w:u w:val="single"/>
         </w:rPr>
-        <w:hyperlink r:id="rId26" w:history="1">
+        <w:hyperlink r:id="rId19" w:history="1">
           <w:r>
             <w:rPr>
               <w:rStyle w:val="Hyperlink"/>
@@ -5028,7 +5021,6 @@
       </w:r>
       <w:r>
         <w:rPr>
-          <w:u w:val="single" w:color="0000ff"/>
           <w:rFonts w:ascii="Charis SIL Regular" w:hAnsi="Charis SIL Regular" w:eastAsia="Charis SIL Regular"/>
           <w:b w:val="0"/>
           <w:i w:val="0"/>
@@ -5331,7 +5323,7 @@
           <w:sz w:val="24"/>
           <w:u w:val="single"/>
         </w:rPr>
-        <w:hyperlink r:id="rId28" w:history="1">
+        <w:hyperlink r:id="rId29" w:history="1">
           <w:r>
             <w:rPr>
               <w:rStyle w:val="Hyperlink"/>
@@ -6054,15 +6046,9 @@
           <w:i w:val="0"/>
           <w:color w:val="0000FF"/>
           <w:sz w:val="24"/>
-        </w:rPr>
-        <w:hyperlink r:id="rId33" w:history="1">
-          <w:r>
-            <w:rPr>
-              <w:rStyle w:val="Hyperlink"/>
-            </w:rPr>
-            <w:t>l</w:t>
-          </w:r>
-        </w:hyperlink>
+          <w:u w:val="single"/>
+        </w:rPr>
+        <w:t>l</w:t>
       </w:r>
       <w:r>
         <w:rPr>

--- a/EXPORTS/DOCX/published/niveau2/English/Ghana.docx
+++ b/EXPORTS/DOCX/published/niveau2/English/Ghana.docx
@@ -464,25 +464,7 @@
           <w:color w:val="000000"/>
           <w:sz w:val="24"/>
         </w:rPr>
-        <w:t xml:space="preserve">adinkra cloth </w:t>
-      </w:r>
-      <w:r>
-        <w:rPr>
-          <w:u w:val="single" w:color="0000ff"/>
-          <w:rFonts w:ascii="Charis SIL Italic" w:hAnsi="Charis SIL Italic" w:eastAsia="Charis SIL Italic"/>
-          <w:b w:val="0"/>
-          <w:i/>
-          <w:color w:val="000000"/>
-          <w:sz w:val="24"/>
-        </w:rPr>
-        <w:hyperlink r:id="rId9" w:history="1">
-          <w:r>
-            <w:rPr>
-              <w:rStyle w:val="Hyperlink"/>
-            </w:rPr>
-            <w:t>in the w</w:t>
-          </w:r>
-        </w:hyperlink>
+        <w:t>adinkra cloth in the w</w:t>
       </w:r>
       <w:r>
         <w:rPr>
@@ -3645,43 +3627,7 @@
           <w:color w:val="000000"/>
           <w:sz w:val="24"/>
         </w:rPr>
-        <w:t>contains documents relat</w:t>
-      </w:r>
-      <w:r>
-        <w:rPr>
-          <w:u w:val="single" w:color="0000ff"/>
-          <w:rFonts w:ascii="Charis SIL Regular" w:hAnsi="Charis SIL Regular" w:eastAsia="Charis SIL Regular"/>
-          <w:b w:val="0"/>
-          <w:i w:val="0"/>
-          <w:color w:val="000000"/>
-          <w:sz w:val="24"/>
-        </w:rPr>
-        <w:hyperlink r:id="rId21" w:history="1">
-          <w:r>
-            <w:rPr>
-              <w:rStyle w:val="Hyperlink"/>
-            </w:rPr>
-            <w:t>ing to th</w:t>
-          </w:r>
-        </w:hyperlink>
-      </w:r>
-      <w:r>
-        <w:rPr>
-          <w:u w:val="single" w:color="0000ff"/>
-          <w:rFonts w:ascii="Charis SIL Regular" w:hAnsi="Charis SIL Regular" w:eastAsia="Charis SIL Regular"/>
-          <w:b w:val="0"/>
-          <w:i w:val="0"/>
-          <w:color w:val="000000"/>
-          <w:sz w:val="24"/>
-        </w:rPr>
-        <w:hyperlink r:id="rId21" w:history="1">
-          <w:r>
-            <w:rPr>
-              <w:rStyle w:val="Hyperlink"/>
-            </w:rPr>
-            <w:t>e co</w:t>
-          </w:r>
-        </w:hyperlink>
+        <w:t>contains documents relating to the co</w:t>
       </w:r>
       <w:r>
         <w:rPr>
@@ -3987,19 +3933,19 @@
           <w:i w:val="0"/>
           <w:color w:val="0000FF"/>
           <w:sz w:val="24"/>
+        </w:rPr>
+        <w:t>i</w:t>
+      </w:r>
+      <w:r>
+        <w:rPr>
+          <w:rFonts w:ascii="Charis SIL Regular" w:hAnsi="Charis SIL Regular" w:eastAsia="Charis SIL Regular"/>
+          <w:b w:val="0"/>
+          <w:i w:val="0"/>
+          <w:color w:val="0000FF"/>
+          <w:sz w:val="24"/>
           <w:u w:val="single"/>
         </w:rPr>
-        <w:t>ic Societ</w:t>
-      </w:r>
-      <w:r>
-        <w:rPr>
-          <w:rFonts w:ascii="Charis SIL Regular" w:hAnsi="Charis SIL Regular" w:eastAsia="Charis SIL Regular"/>
-          <w:b w:val="0"/>
-          <w:i w:val="0"/>
-          <w:color w:val="0000FF"/>
-          <w:sz w:val="24"/>
-        </w:rPr>
-        <w:t>y</w:t>
+        <w:t>c Society</w:t>
       </w:r>
       <w:r>
         <w:br/>
@@ -4434,7 +4380,7 @@
           <w:sz w:val="24"/>
           <w:u w:val="single"/>
         </w:rPr>
-        <w:hyperlink r:id="rId23" w:history="1">
+        <w:hyperlink r:id="rId24" w:history="1">
           <w:r>
             <w:rPr>
               <w:rStyle w:val="Hyperlink"/>
@@ -4463,7 +4409,6 @@
       </w:r>
       <w:r>
         <w:rPr>
-          <w:u w:val="single" w:color="0000ff"/>
           <w:rFonts w:ascii="Charis SIL Regular" w:hAnsi="Charis SIL Regular" w:eastAsia="Charis SIL Regular"/>
           <w:b w:val="0"/>
           <w:i w:val="0"/>
@@ -4481,7 +4426,7 @@
           <w:sz w:val="24"/>
           <w:u w:val="single"/>
         </w:rPr>
-        <w:hyperlink r:id="rId23" w:history="1">
+        <w:hyperlink r:id="rId25" w:history="1">
           <w:r>
             <w:rPr>
               <w:rStyle w:val="Hyperlink"/>
@@ -4606,7 +4551,7 @@
           <w:sz w:val="24"/>
           <w:u w:val="single"/>
         </w:rPr>
-        <w:hyperlink r:id="rId25" w:history="1">
+        <w:hyperlink r:id="rId26" w:history="1">
           <w:r>
             <w:rPr>
               <w:rStyle w:val="Hyperlink"/>
@@ -4624,7 +4569,7 @@
           <w:sz w:val="24"/>
           <w:u w:val="single"/>
         </w:rPr>
-        <w:hyperlink r:id="rId25" w:history="1">
+        <w:hyperlink r:id="rId26" w:history="1">
           <w:r>
             <w:rPr>
               <w:rStyle w:val="Hyperlink"/>
@@ -4642,7 +4587,7 @@
           <w:sz w:val="24"/>
           <w:u w:val="single"/>
         </w:rPr>
-        <w:hyperlink r:id="rId25" w:history="1">
+        <w:hyperlink r:id="rId26" w:history="1">
           <w:r>
             <w:rPr>
               <w:rStyle w:val="Hyperlink"/>
@@ -4660,7 +4605,7 @@
           <w:sz w:val="24"/>
           <w:u w:val="single"/>
         </w:rPr>
-        <w:hyperlink r:id="rId25" w:history="1">
+        <w:hyperlink r:id="rId26" w:history="1">
           <w:r>
             <w:rPr>
               <w:rStyle w:val="Hyperlink"/>
@@ -4678,7 +4623,7 @@
           <w:sz w:val="24"/>
           <w:u w:val="single"/>
         </w:rPr>
-        <w:hyperlink r:id="rId25" w:history="1">
+        <w:hyperlink r:id="rId26" w:history="1">
           <w:r>
             <w:rPr>
               <w:rStyle w:val="Hyperlink"/>
@@ -4696,7 +4641,7 @@
           <w:sz w:val="24"/>
           <w:u w:val="single"/>
         </w:rPr>
-        <w:hyperlink r:id="rId25" w:history="1">
+        <w:hyperlink r:id="rId26" w:history="1">
           <w:r>
             <w:rPr>
               <w:rStyle w:val="Hyperlink"/>
@@ -4714,7 +4659,7 @@
           <w:sz w:val="24"/>
           <w:u w:val="single"/>
         </w:rPr>
-        <w:hyperlink r:id="rId25" w:history="1">
+        <w:hyperlink r:id="rId26" w:history="1">
           <w:r>
             <w:rPr>
               <w:rStyle w:val="Hyperlink"/>
@@ -4920,73 +4865,12 @@
           <w:sz w:val="24"/>
           <w:u w:val="single"/>
         </w:rPr>
-        <w:t>i</w:t>
-      </w:r>
-      <w:r>
-        <w:rPr>
-          <w:rFonts w:ascii="Charis SIL Regular" w:hAnsi="Charis SIL Regular" w:eastAsia="Charis SIL Regular"/>
-          <w:b w:val="0"/>
-          <w:i w:val="0"/>
-          <w:color w:val="0000FF"/>
-          <w:sz w:val="24"/>
-          <w:u w:val="single"/>
-        </w:rPr>
-        <w:t>l</w:t>
-      </w:r>
-      <w:r>
-        <w:rPr>
-          <w:rFonts w:ascii="Charis SIL Regular" w:hAnsi="Charis SIL Regular" w:eastAsia="Charis SIL Regular"/>
-          <w:b w:val="0"/>
-          <w:i w:val="0"/>
-          <w:color w:val="0000FF"/>
-          <w:sz w:val="24"/>
-        </w:rPr>
-        <w:t>e</w:t>
-      </w:r>
-      <w:r>
-        <w:rPr>
-          <w:u w:val="single" w:color="0000ff"/>
-          <w:rFonts w:ascii="Charis SIL Regular" w:hAnsi="Charis SIL Regular" w:eastAsia="Charis SIL Regular"/>
-          <w:b w:val="0"/>
-          <w:i w:val="0"/>
-          <w:color w:val="000000"/>
-          <w:sz w:val="24"/>
-        </w:rPr>
-        <w:t xml:space="preserve">, </w:t>
-      </w:r>
-      <w:r>
-        <w:rPr>
-          <w:rFonts w:ascii="Charis SIL Regular" w:hAnsi="Charis SIL Regular" w:eastAsia="Charis SIL Regular"/>
-          <w:b w:val="0"/>
-          <w:i w:val="0"/>
-          <w:color w:val="0000FF"/>
-          <w:sz w:val="24"/>
-          <w:u w:val="single"/>
-        </w:rPr>
-        <w:hyperlink r:id="rId26" w:history="1">
-          <w:r>
-            <w:rPr>
-              <w:rStyle w:val="Hyperlink"/>
-            </w:rPr>
-            <w:t>ISB</w:t>
-          </w:r>
-        </w:hyperlink>
-      </w:r>
-      <w:r>
-        <w:rPr>
-          <w:rFonts w:ascii="Charis SIL Regular" w:hAnsi="Charis SIL Regular" w:eastAsia="Charis SIL Regular"/>
-          <w:b w:val="0"/>
-          <w:i w:val="0"/>
-          <w:color w:val="0000FF"/>
-          <w:sz w:val="24"/>
-          <w:u w:val="single"/>
-        </w:rPr>
         <w:hyperlink r:id="rId19" w:history="1">
           <w:r>
             <w:rPr>
               <w:rStyle w:val="Hyperlink"/>
             </w:rPr>
-            <w:t>N</w:t>
+            <w:t>i</w:t>
           </w:r>
         </w:hyperlink>
       </w:r>
@@ -4997,27 +4881,25 @@
           <w:i w:val="0"/>
           <w:color w:val="0000FF"/>
           <w:sz w:val="24"/>
-          <w:u w:val="single"/>
-        </w:rPr>
-        <w:t xml:space="preserve"> </w:t>
-      </w:r>
-      <w:r>
-        <w:rPr>
-          <w:rFonts w:ascii="Charis SIL Regular" w:hAnsi="Charis SIL Regular" w:eastAsia="Charis SIL Regular"/>
-          <w:b w:val="0"/>
-          <w:i w:val="0"/>
-          <w:color w:val="0000FF"/>
-          <w:sz w:val="24"/>
-          <w:u w:val="single"/>
         </w:rPr>
         <w:hyperlink r:id="rId19" w:history="1">
           <w:r>
             <w:rPr>
               <w:rStyle w:val="Hyperlink"/>
             </w:rPr>
-            <w:t>978-90-04-15850-4</w:t>
+            <w:t>l</w:t>
           </w:r>
         </w:hyperlink>
+      </w:r>
+      <w:r>
+        <w:rPr>
+          <w:rFonts w:ascii="Charis SIL Regular" w:hAnsi="Charis SIL Regular" w:eastAsia="Charis SIL Regular"/>
+          <w:b w:val="0"/>
+          <w:i w:val="0"/>
+          <w:color w:val="0000FF"/>
+          <w:sz w:val="24"/>
+        </w:rPr>
+        <w:t>e</w:t>
       </w:r>
       <w:r>
         <w:rPr>
@@ -5050,6 +4932,81 @@
             <w:rPr>
               <w:rStyle w:val="Hyperlink"/>
             </w:rPr>
+            <w:t>ISB</w:t>
+          </w:r>
+        </w:hyperlink>
+      </w:r>
+      <w:r>
+        <w:rPr>
+          <w:rFonts w:ascii="Charis SIL Regular" w:hAnsi="Charis SIL Regular" w:eastAsia="Charis SIL Regular"/>
+          <w:b w:val="0"/>
+          <w:i w:val="0"/>
+          <w:color w:val="0000FF"/>
+          <w:sz w:val="24"/>
+          <w:u w:val="single"/>
+        </w:rPr>
+        <w:hyperlink r:id="rId27" w:history="1">
+          <w:r>
+            <w:rPr>
+              <w:rStyle w:val="Hyperlink"/>
+            </w:rPr>
+            <w:t>N</w:t>
+          </w:r>
+        </w:hyperlink>
+      </w:r>
+      <w:r>
+        <w:rPr>
+          <w:rFonts w:ascii="Charis SIL Regular" w:hAnsi="Charis SIL Regular" w:eastAsia="Charis SIL Regular"/>
+          <w:b w:val="0"/>
+          <w:i w:val="0"/>
+          <w:color w:val="0000FF"/>
+          <w:sz w:val="24"/>
+          <w:u w:val="single"/>
+        </w:rPr>
+        <w:t xml:space="preserve"> </w:t>
+      </w:r>
+      <w:r>
+        <w:rPr>
+          <w:rFonts w:ascii="Charis SIL Regular" w:hAnsi="Charis SIL Regular" w:eastAsia="Charis SIL Regular"/>
+          <w:b w:val="0"/>
+          <w:i w:val="0"/>
+          <w:color w:val="0000FF"/>
+          <w:sz w:val="24"/>
+          <w:u w:val="single"/>
+        </w:rPr>
+        <w:hyperlink r:id="rId27" w:history="1">
+          <w:r>
+            <w:rPr>
+              <w:rStyle w:val="Hyperlink"/>
+            </w:rPr>
+            <w:t>978-90-04-15850-4</w:t>
+          </w:r>
+        </w:hyperlink>
+      </w:r>
+      <w:r>
+        <w:rPr>
+          <w:rFonts w:ascii="Charis SIL Regular" w:hAnsi="Charis SIL Regular" w:eastAsia="Charis SIL Regular"/>
+          <w:b w:val="0"/>
+          <w:i w:val="0"/>
+          <w:color w:val="000000"/>
+          <w:sz w:val="24"/>
+        </w:rPr>
+        <w:t xml:space="preserve">, </w:t>
+      </w:r>
+      <w:r>
+        <w:rPr>
+          <w:rFonts w:ascii="Charis SIL Regular" w:hAnsi="Charis SIL Regular" w:eastAsia="Charis SIL Regular"/>
+          <w:b w:val="0"/>
+          <w:i w:val="0"/>
+          <w:color w:val="0000FF"/>
+          <w:sz w:val="24"/>
+          <w:u w:val="single"/>
+        </w:rPr>
+        <w:hyperlink r:id="rId28" w:history="1">
+          <w:r>
+            <w:rPr>
+              <w:rStyle w:val="Hyperlink"/>
+            </w:rPr>
             <w:t>Wo</w:t>
           </w:r>
         </w:hyperlink>
@@ -5063,7 +5020,7 @@
           <w:sz w:val="24"/>
           <w:u w:val="single"/>
         </w:rPr>
-        <w:hyperlink r:id="rId27" w:history="1">
+        <w:hyperlink r:id="rId28" w:history="1">
           <w:r>
             <w:rPr>
               <w:rStyle w:val="Hyperlink"/>
@@ -5092,7 +5049,7 @@
           <w:sz w:val="24"/>
           <w:u w:val="single"/>
         </w:rPr>
-        <w:hyperlink r:id="rId27" w:history="1">
+        <w:hyperlink r:id="rId28" w:history="1">
           <w:r>
             <w:rPr>
               <w:rStyle w:val="Hyperlink"/>
@@ -5110,7 +5067,7 @@
           <w:sz w:val="24"/>
           <w:u w:val="single"/>
         </w:rPr>
-        <w:hyperlink r:id="rId27" w:history="1">
+        <w:hyperlink r:id="rId19" w:history="1">
           <w:r>
             <w:rPr>
               <w:rStyle w:val="Hyperlink"/>
@@ -5241,7 +5198,7 @@
           <w:sz w:val="24"/>
           <w:u w:val="single"/>
         </w:rPr>
-        <w:hyperlink r:id="rId28" w:history="1">
+        <w:hyperlink r:id="rId29" w:history="1">
           <w:r>
             <w:rPr>
               <w:rStyle w:val="Hyperlink"/>
@@ -5259,7 +5216,7 @@
           <w:sz w:val="24"/>
           <w:u w:val="single"/>
         </w:rPr>
-        <w:hyperlink r:id="rId28" w:history="1">
+        <w:hyperlink r:id="rId29" w:history="1">
           <w:r>
             <w:rPr>
               <w:rStyle w:val="Hyperlink"/>
@@ -5277,7 +5234,7 @@
           <w:sz w:val="24"/>
           <w:u w:val="single"/>
         </w:rPr>
-        <w:hyperlink r:id="rId28" w:history="1">
+        <w:hyperlink r:id="rId29" w:history="1">
           <w:r>
             <w:rPr>
               <w:rStyle w:val="Hyperlink"/>
@@ -5295,7 +5252,7 @@
           <w:sz w:val="24"/>
           <w:u w:val="single"/>
         </w:rPr>
-        <w:hyperlink r:id="rId28" w:history="1">
+        <w:hyperlink r:id="rId29" w:history="1">
           <w:r>
             <w:rPr>
               <w:rStyle w:val="Hyperlink"/>
@@ -5323,7 +5280,7 @@
           <w:sz w:val="24"/>
           <w:u w:val="single"/>
         </w:rPr>
-        <w:hyperlink r:id="rId29" w:history="1">
+        <w:hyperlink r:id="rId30" w:history="1">
           <w:r>
             <w:rPr>
               <w:rStyle w:val="Hyperlink"/>
@@ -5341,7 +5298,7 @@
           <w:sz w:val="24"/>
           <w:u w:val="single"/>
         </w:rPr>
-        <w:hyperlink r:id="rId28" w:history="1">
+        <w:hyperlink r:id="rId30" w:history="1">
           <w:r>
             <w:rPr>
               <w:rStyle w:val="Hyperlink"/>
@@ -5370,7 +5327,7 @@
           <w:sz w:val="24"/>
           <w:u w:val="single"/>
         </w:rPr>
-        <w:hyperlink r:id="rId29" w:history="1">
+        <w:hyperlink r:id="rId30" w:history="1">
           <w:r>
             <w:rPr>
               <w:rStyle w:val="Hyperlink"/>
@@ -5477,7 +5434,7 @@
           <w:sz w:val="24"/>
           <w:u w:val="single"/>
         </w:rPr>
-        <w:hyperlink r:id="rId30" w:history="1">
+        <w:hyperlink r:id="rId31" w:history="1">
           <w:r>
             <w:rPr>
               <w:rStyle w:val="Hyperlink"/>
@@ -5506,7 +5463,7 @@
           <w:sz w:val="24"/>
           <w:u w:val="single"/>
         </w:rPr>
-        <w:hyperlink r:id="rId30" w:history="1">
+        <w:hyperlink r:id="rId31" w:history="1">
           <w:r>
             <w:rPr>
               <w:rStyle w:val="Hyperlink"/>
@@ -5534,7 +5491,7 @@
           <w:sz w:val="24"/>
           <w:u w:val="single"/>
         </w:rPr>
-        <w:hyperlink r:id="rId31" w:history="1">
+        <w:hyperlink r:id="rId32" w:history="1">
           <w:r>
             <w:rPr>
               <w:rStyle w:val="Hyperlink"/>
@@ -5563,7 +5520,7 @@
           <w:sz w:val="24"/>
           <w:u w:val="single"/>
         </w:rPr>
-        <w:hyperlink r:id="rId31" w:history="1">
+        <w:hyperlink r:id="rId32" w:history="1">
           <w:r>
             <w:rPr>
               <w:rStyle w:val="Hyperlink"/>
@@ -5687,7 +5644,7 @@
           <w:sz w:val="24"/>
           <w:u w:val="single"/>
         </w:rPr>
-        <w:hyperlink r:id="rId32" w:history="1">
+        <w:hyperlink r:id="rId33" w:history="1">
           <w:r>
             <w:rPr>
               <w:rStyle w:val="Hyperlink"/>
@@ -5705,7 +5662,7 @@
           <w:sz w:val="24"/>
           <w:u w:val="single"/>
         </w:rPr>
-        <w:hyperlink r:id="rId32" w:history="1">
+        <w:hyperlink r:id="rId33" w:history="1">
           <w:r>
             <w:rPr>
               <w:rStyle w:val="Hyperlink"/>
@@ -5723,7 +5680,7 @@
           <w:sz w:val="24"/>
           <w:u w:val="single"/>
         </w:rPr>
-        <w:hyperlink r:id="rId32" w:history="1">
+        <w:hyperlink r:id="rId33" w:history="1">
           <w:r>
             <w:rPr>
               <w:rStyle w:val="Hyperlink"/>
@@ -5904,7 +5861,7 @@
           <w:sz w:val="24"/>
           <w:u w:val="single"/>
         </w:rPr>
-        <w:hyperlink r:id="rId33" w:history="1">
+        <w:hyperlink r:id="rId34" w:history="1">
           <w:r>
             <w:rPr>
               <w:rStyle w:val="Hyperlink"/>
@@ -5922,7 +5879,7 @@
           <w:sz w:val="24"/>
           <w:u w:val="single"/>
         </w:rPr>
-        <w:hyperlink r:id="rId33" w:history="1">
+        <w:hyperlink r:id="rId34" w:history="1">
           <w:r>
             <w:rPr>
               <w:rStyle w:val="Hyperlink"/>
@@ -5940,7 +5897,7 @@
           <w:sz w:val="24"/>
           <w:u w:val="single"/>
         </w:rPr>
-        <w:hyperlink r:id="rId33" w:history="1">
+        <w:hyperlink r:id="rId34" w:history="1">
           <w:r>
             <w:rPr>
               <w:rStyle w:val="Hyperlink"/>
@@ -5958,7 +5915,7 @@
           <w:sz w:val="24"/>
           <w:u w:val="single"/>
         </w:rPr>
-        <w:hyperlink r:id="rId33" w:history="1">
+        <w:hyperlink r:id="rId34" w:history="1">
           <w:r>
             <w:rPr>
               <w:rStyle w:val="Hyperlink"/>
@@ -5976,7 +5933,7 @@
           <w:sz w:val="24"/>
           <w:u w:val="single"/>
         </w:rPr>
-        <w:hyperlink r:id="rId33" w:history="1">
+        <w:hyperlink r:id="rId34" w:history="1">
           <w:r>
             <w:rPr>
               <w:rStyle w:val="Hyperlink"/>
@@ -5994,7 +5951,7 @@
           <w:sz w:val="24"/>
           <w:u w:val="single"/>
         </w:rPr>
-        <w:hyperlink r:id="rId33" w:history="1">
+        <w:hyperlink r:id="rId34" w:history="1">
           <w:r>
             <w:rPr>
               <w:rStyle w:val="Hyperlink"/>
@@ -6012,7 +5969,7 @@
           <w:sz w:val="24"/>
           <w:u w:val="single"/>
         </w:rPr>
-        <w:hyperlink r:id="rId33" w:history="1">
+        <w:hyperlink r:id="rId34" w:history="1">
           <w:r>
             <w:rPr>
               <w:rStyle w:val="Hyperlink"/>
@@ -6030,7 +5987,7 @@
           <w:sz w:val="24"/>
           <w:u w:val="single"/>
         </w:rPr>
-        <w:hyperlink r:id="rId33" w:history="1">
+        <w:hyperlink r:id="rId34" w:history="1">
           <w:r>
             <w:rPr>
               <w:rStyle w:val="Hyperlink"/>
@@ -6046,30 +6003,36 @@
           <w:i w:val="0"/>
           <w:color w:val="0000FF"/>
           <w:sz w:val="24"/>
+        </w:rPr>
+        <w:hyperlink r:id="rId34" w:history="1">
+          <w:r>
+            <w:rPr>
+              <w:rStyle w:val="Hyperlink"/>
+            </w:rPr>
+            <w:t>l</w:t>
+          </w:r>
+        </w:hyperlink>
+      </w:r>
+      <w:r>
+        <w:rPr>
+          <w:rFonts w:ascii="Charis SIL Regular" w:hAnsi="Charis SIL Regular" w:eastAsia="Charis SIL Regular"/>
+          <w:b w:val="0"/>
+          <w:i w:val="0"/>
+          <w:color w:val="0000FF"/>
+          <w:sz w:val="24"/>
+        </w:rPr>
+        <w:t>-</w:t>
+      </w:r>
+      <w:r>
+        <w:rPr>
+          <w:rFonts w:ascii="Charis SIL Regular" w:hAnsi="Charis SIL Regular" w:eastAsia="Charis SIL Regular"/>
+          <w:b w:val="0"/>
+          <w:i w:val="0"/>
+          <w:color w:val="0000FF"/>
+          <w:sz w:val="24"/>
           <w:u w:val="single"/>
         </w:rPr>
-        <w:t>l</w:t>
-      </w:r>
-      <w:r>
-        <w:rPr>
-          <w:rFonts w:ascii="Charis SIL Regular" w:hAnsi="Charis SIL Regular" w:eastAsia="Charis SIL Regular"/>
-          <w:b w:val="0"/>
-          <w:i w:val="0"/>
-          <w:color w:val="0000FF"/>
-          <w:sz w:val="24"/>
-        </w:rPr>
-        <w:t>-</w:t>
-      </w:r>
-      <w:r>
-        <w:rPr>
-          <w:rFonts w:ascii="Charis SIL Regular" w:hAnsi="Charis SIL Regular" w:eastAsia="Charis SIL Regular"/>
-          <w:b w:val="0"/>
-          <w:i w:val="0"/>
-          <w:color w:val="0000FF"/>
-          <w:sz w:val="24"/>
-          <w:u w:val="single"/>
-        </w:rPr>
-        <w:hyperlink r:id="rId33" w:history="1">
+        <w:hyperlink r:id="rId34" w:history="1">
           <w:r>
             <w:rPr>
               <w:rStyle w:val="Hyperlink"/>
@@ -6087,7 +6050,7 @@
           <w:sz w:val="24"/>
           <w:u w:val="single"/>
         </w:rPr>
-        <w:hyperlink r:id="rId33" w:history="1">
+        <w:hyperlink r:id="rId34" w:history="1">
           <w:r>
             <w:rPr>
               <w:rStyle w:val="Hyperlink"/>
@@ -6105,7 +6068,7 @@
           <w:sz w:val="24"/>
           <w:u w:val="single"/>
         </w:rPr>
-        <w:hyperlink r:id="rId33" w:history="1">
+        <w:hyperlink r:id="rId34" w:history="1">
           <w:r>
             <w:rPr>
               <w:rStyle w:val="Hyperlink"/>
@@ -6123,7 +6086,7 @@
           <w:sz w:val="24"/>
           <w:u w:val="single"/>
         </w:rPr>
-        <w:hyperlink r:id="rId33" w:history="1">
+        <w:hyperlink r:id="rId34" w:history="1">
           <w:r>
             <w:rPr>
               <w:rStyle w:val="Hyperlink"/>
@@ -6141,7 +6104,7 @@
           <w:sz w:val="24"/>
           <w:u w:val="single"/>
         </w:rPr>
-        <w:hyperlink r:id="rId33" w:history="1">
+        <w:hyperlink r:id="rId34" w:history="1">
           <w:r>
             <w:rPr>
               <w:rStyle w:val="Hyperlink"/>
@@ -6262,7 +6225,7 @@
           <w:sz w:val="24"/>
           <w:u w:val="single"/>
         </w:rPr>
-        <w:hyperlink r:id="rId34" w:history="1">
+        <w:hyperlink r:id="rId35" w:history="1">
           <w:r>
             <w:rPr>
               <w:rStyle w:val="Hyperlink"/>
@@ -6291,7 +6254,7 @@
           <w:sz w:val="24"/>
           <w:u w:val="single"/>
         </w:rPr>
-        <w:hyperlink r:id="rId34" w:history="1">
+        <w:hyperlink r:id="rId35" w:history="1">
           <w:r>
             <w:rPr>
               <w:rStyle w:val="Hyperlink"/>
@@ -6319,7 +6282,7 @@
           <w:sz w:val="24"/>
           <w:u w:val="single"/>
         </w:rPr>
-        <w:hyperlink r:id="rId35" w:history="1">
+        <w:hyperlink r:id="rId36" w:history="1">
           <w:r>
             <w:rPr>
               <w:rStyle w:val="Hyperlink"/>
@@ -6348,7 +6311,7 @@
           <w:sz w:val="24"/>
           <w:u w:val="single"/>
         </w:rPr>
-        <w:hyperlink r:id="rId35" w:history="1">
+        <w:hyperlink r:id="rId36" w:history="1">
           <w:r>
             <w:rPr>
               <w:rStyle w:val="Hyperlink"/>

--- a/EXPORTS/DOCX/published/niveau2/English/Ghana.docx
+++ b/EXPORTS/DOCX/published/niveau2/English/Ghana.docx
@@ -464,7 +464,25 @@
           <w:color w:val="000000"/>
           <w:sz w:val="24"/>
         </w:rPr>
-        <w:t>adinkra cloth in the w</w:t>
+        <w:t xml:space="preserve">adinkra cloth </w:t>
+      </w:r>
+      <w:r>
+        <w:rPr>
+          <w:u w:val="single" w:color="0000ff"/>
+          <w:rFonts w:ascii="Charis SIL Italic" w:hAnsi="Charis SIL Italic" w:eastAsia="Charis SIL Italic"/>
+          <w:b w:val="0"/>
+          <w:i/>
+          <w:color w:val="000000"/>
+          <w:sz w:val="24"/>
+        </w:rPr>
+        <w:hyperlink r:id="rId9" w:history="1">
+          <w:r>
+            <w:rPr>
+              <w:rStyle w:val="Hyperlink"/>
+            </w:rPr>
+            <w:t>in the w</w:t>
+          </w:r>
+        </w:hyperlink>
       </w:r>
       <w:r>
         <w:rPr>
@@ -3627,7 +3645,43 @@
           <w:color w:val="000000"/>
           <w:sz w:val="24"/>
         </w:rPr>
-        <w:t>contains documents relating to the co</w:t>
+        <w:t>contains documents relat</w:t>
+      </w:r>
+      <w:r>
+        <w:rPr>
+          <w:u w:val="single" w:color="0000ff"/>
+          <w:rFonts w:ascii="Charis SIL Regular" w:hAnsi="Charis SIL Regular" w:eastAsia="Charis SIL Regular"/>
+          <w:b w:val="0"/>
+          <w:i w:val="0"/>
+          <w:color w:val="000000"/>
+          <w:sz w:val="24"/>
+        </w:rPr>
+        <w:hyperlink r:id="rId21" w:history="1">
+          <w:r>
+            <w:rPr>
+              <w:rStyle w:val="Hyperlink"/>
+            </w:rPr>
+            <w:t>ing to th</w:t>
+          </w:r>
+        </w:hyperlink>
+      </w:r>
+      <w:r>
+        <w:rPr>
+          <w:u w:val="single" w:color="0000ff"/>
+          <w:rFonts w:ascii="Charis SIL Regular" w:hAnsi="Charis SIL Regular" w:eastAsia="Charis SIL Regular"/>
+          <w:b w:val="0"/>
+          <w:i w:val="0"/>
+          <w:color w:val="000000"/>
+          <w:sz w:val="24"/>
+        </w:rPr>
+        <w:hyperlink r:id="rId21" w:history="1">
+          <w:r>
+            <w:rPr>
+              <w:rStyle w:val="Hyperlink"/>
+            </w:rPr>
+            <w:t>e co</w:t>
+          </w:r>
+        </w:hyperlink>
       </w:r>
       <w:r>
         <w:rPr>
@@ -3933,8 +3987,9 @@
           <w:i w:val="0"/>
           <w:color w:val="0000FF"/>
           <w:sz w:val="24"/>
-        </w:rPr>
-        <w:t>i</w:t>
+          <w:u w:val="single"/>
+        </w:rPr>
+        <w:t>ic Societ</w:t>
       </w:r>
       <w:r>
         <w:rPr>
@@ -3943,9 +3998,8 @@
           <w:i w:val="0"/>
           <w:color w:val="0000FF"/>
           <w:sz w:val="24"/>
-          <w:u w:val="single"/>
-        </w:rPr>
-        <w:t>c Society</w:t>
+        </w:rPr>
+        <w:t>y</w:t>
       </w:r>
       <w:r>
         <w:br/>
@@ -4391,31 +4445,13 @@
       </w:r>
       <w:r>
         <w:rPr>
-          <w:u w:val="single" w:color="0000ff"/>
           <w:rFonts w:ascii="Charis SIL Regular" w:hAnsi="Charis SIL Regular" w:eastAsia="Charis SIL Regular"/>
           <w:b w:val="0"/>
           <w:i w:val="0"/>
           <w:color w:val="000000"/>
           <w:sz w:val="24"/>
         </w:rPr>
-        <w:hyperlink r:id="rId23" w:history="1">
-          <w:r>
-            <w:rPr>
-              <w:rStyle w:val="Hyperlink"/>
-            </w:rPr>
-            <w:t>,</w:t>
-          </w:r>
-        </w:hyperlink>
-      </w:r>
-      <w:r>
-        <w:rPr>
-          <w:rFonts w:ascii="Charis SIL Regular" w:hAnsi="Charis SIL Regular" w:eastAsia="Charis SIL Regular"/>
-          <w:b w:val="0"/>
-          <w:i w:val="0"/>
-          <w:color w:val="000000"/>
-          <w:sz w:val="24"/>
-        </w:rPr>
-        <w:t xml:space="preserve"> </w:t>
+        <w:t xml:space="preserve">, </w:t>
       </w:r>
       <w:r>
         <w:rPr>
@@ -4444,7 +4480,7 @@
           <w:sz w:val="24"/>
           <w:u w:val="single"/>
         </w:rPr>
-        <w:hyperlink r:id="rId23" w:history="1">
+        <w:hyperlink r:id="rId25" w:history="1">
           <w:r>
             <w:rPr>
               <w:rStyle w:val="Hyperlink"/>
@@ -4473,7 +4509,7 @@
           <w:sz w:val="24"/>
           <w:u w:val="single"/>
         </w:rPr>
-        <w:hyperlink r:id="rId23" w:history="1">
+        <w:hyperlink r:id="rId25" w:history="1">
           <w:r>
             <w:rPr>
               <w:rStyle w:val="Hyperlink"/>
@@ -4881,15 +4917,9 @@
           <w:i w:val="0"/>
           <w:color w:val="0000FF"/>
           <w:sz w:val="24"/>
-        </w:rPr>
-        <w:hyperlink r:id="rId19" w:history="1">
-          <w:r>
-            <w:rPr>
-              <w:rStyle w:val="Hyperlink"/>
-            </w:rPr>
-            <w:t>l</w:t>
-          </w:r>
-        </w:hyperlink>
+          <w:u w:val="single"/>
+        </w:rPr>
+        <w:t>l</w:t>
       </w:r>
       <w:r>
         <w:rPr>
@@ -4903,6 +4933,7 @@
       </w:r>
       <w:r>
         <w:rPr>
+          <w:u w:val="single" w:color="0000ff"/>
           <w:rFonts w:ascii="Charis SIL Regular" w:hAnsi="Charis SIL Regular" w:eastAsia="Charis SIL Regular"/>
           <w:b w:val="0"/>
           <w:i w:val="0"/>
@@ -4927,7 +4958,7 @@
           <w:sz w:val="24"/>
           <w:u w:val="single"/>
         </w:rPr>
-        <w:hyperlink r:id="rId27" w:history="1">
+        <w:hyperlink r:id="rId19" w:history="1">
           <w:r>
             <w:rPr>
               <w:rStyle w:val="Hyperlink"/>
@@ -4945,7 +4976,7 @@
           <w:sz w:val="24"/>
           <w:u w:val="single"/>
         </w:rPr>
-        <w:hyperlink r:id="rId27" w:history="1">
+        <w:hyperlink r:id="rId19" w:history="1">
           <w:r>
             <w:rPr>
               <w:rStyle w:val="Hyperlink"/>
@@ -4985,6 +5016,7 @@
       </w:r>
       <w:r>
         <w:rPr>
+          <w:u w:val="single" w:color="0000ff"/>
           <w:rFonts w:ascii="Charis SIL Regular" w:hAnsi="Charis SIL Regular" w:eastAsia="Charis SIL Regular"/>
           <w:b w:val="0"/>
           <w:i w:val="0"/>
@@ -5067,7 +5099,7 @@
           <w:sz w:val="24"/>
           <w:u w:val="single"/>
         </w:rPr>
-        <w:hyperlink r:id="rId19" w:history="1">
+        <w:hyperlink r:id="rId28" w:history="1">
           <w:r>
             <w:rPr>
               <w:rStyle w:val="Hyperlink"/>
@@ -5280,7 +5312,7 @@
           <w:sz w:val="24"/>
           <w:u w:val="single"/>
         </w:rPr>
-        <w:hyperlink r:id="rId30" w:history="1">
+        <w:hyperlink r:id="rId29" w:history="1">
           <w:r>
             <w:rPr>
               <w:rStyle w:val="Hyperlink"/>
@@ -5298,7 +5330,7 @@
           <w:sz w:val="24"/>
           <w:u w:val="single"/>
         </w:rPr>
-        <w:hyperlink r:id="rId30" w:history="1">
+        <w:hyperlink r:id="rId29" w:history="1">
           <w:r>
             <w:rPr>
               <w:rStyle w:val="Hyperlink"/>
@@ -5992,7 +6024,7 @@
             <w:rPr>
               <w:rStyle w:val="Hyperlink"/>
             </w:rPr>
-            <w:t>profie</w:t>
+            <w:t>profiel</w:t>
           </w:r>
         </w:hyperlink>
       </w:r>
@@ -6003,13 +6035,25 @@
           <w:i w:val="0"/>
           <w:color w:val="0000FF"/>
           <w:sz w:val="24"/>
+          <w:u w:val="single"/>
+        </w:rPr>
+        <w:t>-</w:t>
+      </w:r>
+      <w:r>
+        <w:rPr>
+          <w:rFonts w:ascii="Charis SIL Regular" w:hAnsi="Charis SIL Regular" w:eastAsia="Charis SIL Regular"/>
+          <w:b w:val="0"/>
+          <w:i w:val="0"/>
+          <w:color w:val="0000FF"/>
+          <w:sz w:val="24"/>
+          <w:u w:val="single"/>
         </w:rPr>
         <w:hyperlink r:id="rId34" w:history="1">
           <w:r>
             <w:rPr>
               <w:rStyle w:val="Hyperlink"/>
             </w:rPr>
-            <w:t>l</w:t>
+            <w:t>als</w:t>
           </w:r>
         </w:hyperlink>
       </w:r>
@@ -6022,24 +6066,6 @@
           <w:sz w:val="24"/>
         </w:rPr>
         <w:t>-</w:t>
-      </w:r>
-      <w:r>
-        <w:rPr>
-          <w:rFonts w:ascii="Charis SIL Regular" w:hAnsi="Charis SIL Regular" w:eastAsia="Charis SIL Regular"/>
-          <w:b w:val="0"/>
-          <w:i w:val="0"/>
-          <w:color w:val="0000FF"/>
-          <w:sz w:val="24"/>
-          <w:u w:val="single"/>
-        </w:rPr>
-        <w:hyperlink r:id="rId34" w:history="1">
-          <w:r>
-            <w:rPr>
-              <w:rStyle w:val="Hyperlink"/>
-            </w:rPr>
-            <w:t>als-</w:t>
-          </w:r>
-        </w:hyperlink>
       </w:r>
       <w:r>
         <w:rPr>

--- a/EXPORTS/DOCX/published/niveau2/English/Ghana.docx
+++ b/EXPORTS/DOCX/published/niveau2/English/Ghana.docx
@@ -475,14 +475,7 @@
           <w:color w:val="000000"/>
           <w:sz w:val="24"/>
         </w:rPr>
-        <w:hyperlink r:id="rId9" w:history="1">
-          <w:r>
-            <w:rPr>
-              <w:rStyle w:val="Hyperlink"/>
-            </w:rPr>
-            <w:t>in the w</w:t>
-          </w:r>
-        </w:hyperlink>
+        <w:t>in the w</w:t>
       </w:r>
       <w:r>
         <w:rPr>
@@ -1067,72 +1060,7 @@
           <w:color w:val="000000"/>
           <w:sz w:val="24"/>
         </w:rPr>
-        <w:t>him to collect objects for his museum. When the ship on w</w:t>
-      </w:r>
-      <w:r>
-        <w:rPr>
-          <w:u w:val="single" w:color="0000ff"/>
-          <w:rFonts w:ascii="Charis SIL Regular" w:hAnsi="Charis SIL Regular" w:eastAsia="Charis SIL Regular"/>
-          <w:b w:val="0"/>
-          <w:i w:val="0"/>
-          <w:color w:val="000000"/>
-          <w:sz w:val="24"/>
-        </w:rPr>
-        <w:hyperlink r:id="rId13" w:history="1">
-          <w:r>
-            <w:rPr>
-              <w:rStyle w:val="Hyperlink"/>
-            </w:rPr>
-            <w:t>hich D</w:t>
-          </w:r>
-        </w:hyperlink>
-      </w:r>
-      <w:r>
-        <w:rPr>
-          <w:u w:val="single" w:color="0000ff"/>
-          <w:rFonts w:ascii="Charis SIL Regular" w:hAnsi="Charis SIL Regular" w:eastAsia="Charis SIL Regular"/>
-          <w:b w:val="0"/>
-          <w:i w:val="0"/>
-          <w:color w:val="000000"/>
-          <w:sz w:val="24"/>
-        </w:rPr>
-        <w:hyperlink r:id="rId13" w:history="1">
-          <w:r>
-            <w:rPr>
-              <w:rStyle w:val="Hyperlink"/>
-            </w:rPr>
-            <w:t>aendels</w:t>
-          </w:r>
-        </w:hyperlink>
-      </w:r>
-      <w:r>
-        <w:rPr>
-          <w:u w:val="single" w:color="0000ff"/>
-          <w:rFonts w:ascii="Charis SIL Regular" w:hAnsi="Charis SIL Regular" w:eastAsia="Charis SIL Regular"/>
-          <w:b w:val="0"/>
-          <w:i w:val="0"/>
-          <w:color w:val="000000"/>
-          <w:sz w:val="24"/>
-        </w:rPr>
-        <w:t xml:space="preserve"> </w:t>
-      </w:r>
-      <w:r>
-        <w:rPr>
-          <w:u w:val="single" w:color="0000ff"/>
-          <w:rFonts w:ascii="Charis SIL Regular" w:hAnsi="Charis SIL Regular" w:eastAsia="Charis SIL Regular"/>
-          <w:b w:val="0"/>
-          <w:i w:val="0"/>
-          <w:color w:val="000000"/>
-          <w:sz w:val="24"/>
-        </w:rPr>
-        <w:hyperlink r:id="rId13" w:history="1">
-          <w:r>
-            <w:rPr>
-              <w:rStyle w:val="Hyperlink"/>
-            </w:rPr>
-            <w:t>tra</w:t>
-          </w:r>
-        </w:hyperlink>
+        <w:t>him to collect objects for his museum. When the ship on which Daendels tra</w:t>
       </w:r>
       <w:r>
         <w:rPr>
@@ -3987,19 +3915,19 @@
           <w:i w:val="0"/>
           <w:color w:val="0000FF"/>
           <w:sz w:val="24"/>
+        </w:rPr>
+        <w:t>i</w:t>
+      </w:r>
+      <w:r>
+        <w:rPr>
+          <w:rFonts w:ascii="Charis SIL Regular" w:hAnsi="Charis SIL Regular" w:eastAsia="Charis SIL Regular"/>
+          <w:b w:val="0"/>
+          <w:i w:val="0"/>
+          <w:color w:val="0000FF"/>
+          <w:sz w:val="24"/>
           <w:u w:val="single"/>
         </w:rPr>
-        <w:t>ic Societ</w:t>
-      </w:r>
-      <w:r>
-        <w:rPr>
-          <w:rFonts w:ascii="Charis SIL Regular" w:hAnsi="Charis SIL Regular" w:eastAsia="Charis SIL Regular"/>
-          <w:b w:val="0"/>
-          <w:i w:val="0"/>
-          <w:color w:val="0000FF"/>
-          <w:sz w:val="24"/>
-        </w:rPr>
-        <w:t>y</w:t>
+        <w:t>c Society</w:t>
       </w:r>
       <w:r>
         <w:br/>
@@ -4445,13 +4373,32 @@
       </w:r>
       <w:r>
         <w:rPr>
+          <w:u w:val="single" w:color="0000ff"/>
           <w:rFonts w:ascii="Charis SIL Regular" w:hAnsi="Charis SIL Regular" w:eastAsia="Charis SIL Regular"/>
           <w:b w:val="0"/>
           <w:i w:val="0"/>
           <w:color w:val="000000"/>
           <w:sz w:val="24"/>
         </w:rPr>
-        <w:t xml:space="preserve">, </w:t>
+        <w:hyperlink r:id="rId23" w:history="1">
+          <w:r>
+            <w:rPr>
+              <w:rStyle w:val="Hyperlink"/>
+            </w:rPr>
+            <w:t>,</w:t>
+          </w:r>
+        </w:hyperlink>
+      </w:r>
+      <w:r>
+        <w:rPr>
+          <w:u w:val="single" w:color="0000ff"/>
+          <w:rFonts w:ascii="Charis SIL Regular" w:hAnsi="Charis SIL Regular" w:eastAsia="Charis SIL Regular"/>
+          <w:b w:val="0"/>
+          <w:i w:val="0"/>
+          <w:color w:val="000000"/>
+          <w:sz w:val="24"/>
+        </w:rPr>
+        <w:t xml:space="preserve"> </w:t>
       </w:r>
       <w:r>
         <w:rPr>

--- a/EXPORTS/DOCX/published/niveau2/English/Ghana.docx
+++ b/EXPORTS/DOCX/published/niveau2/English/Ghana.docx
@@ -464,18 +464,7 @@
           <w:color w:val="000000"/>
           <w:sz w:val="24"/>
         </w:rPr>
-        <w:t xml:space="preserve">adinkra cloth </w:t>
-      </w:r>
-      <w:r>
-        <w:rPr>
-          <w:u w:val="single" w:color="0000ff"/>
-          <w:rFonts w:ascii="Charis SIL Italic" w:hAnsi="Charis SIL Italic" w:eastAsia="Charis SIL Italic"/>
-          <w:b w:val="0"/>
-          <w:i/>
-          <w:color w:val="000000"/>
-          <w:sz w:val="24"/>
-        </w:rPr>
-        <w:t>in the w</w:t>
+        <w:t>adinkra cloth in the w</w:t>
       </w:r>
       <w:r>
         <w:rPr>
@@ -3915,8 +3904,9 @@
           <w:i w:val="0"/>
           <w:color w:val="0000FF"/>
           <w:sz w:val="24"/>
-        </w:rPr>
-        <w:t>i</w:t>
+          <w:u w:val="single"/>
+        </w:rPr>
+        <w:t>ic Societ</w:t>
       </w:r>
       <w:r>
         <w:rPr>
@@ -3925,9 +3915,8 @@
           <w:i w:val="0"/>
           <w:color w:val="0000FF"/>
           <w:sz w:val="24"/>
-          <w:u w:val="single"/>
-        </w:rPr>
-        <w:t>c Society</w:t>
+        </w:rPr>
+        <w:t>y</w:t>
       </w:r>
       <w:r>
         <w:br/>
@@ -4344,7 +4333,7 @@
           <w:sz w:val="24"/>
           <w:u w:val="single"/>
         </w:rPr>
-        <w:hyperlink r:id="rId24" w:history="1">
+        <w:hyperlink r:id="rId23" w:history="1">
           <w:r>
             <w:rPr>
               <w:rStyle w:val="Hyperlink"/>
@@ -4362,7 +4351,7 @@
           <w:sz w:val="24"/>
           <w:u w:val="single"/>
         </w:rPr>
-        <w:hyperlink r:id="rId24" w:history="1">
+        <w:hyperlink r:id="rId23" w:history="1">
           <w:r>
             <w:rPr>
               <w:rStyle w:val="Hyperlink"/>
@@ -4391,7 +4380,6 @@
       </w:r>
       <w:r>
         <w:rPr>
-          <w:u w:val="single" w:color="0000ff"/>
           <w:rFonts w:ascii="Charis SIL Regular" w:hAnsi="Charis SIL Regular" w:eastAsia="Charis SIL Regular"/>
           <w:b w:val="0"/>
           <w:i w:val="0"/>
@@ -4409,7 +4397,7 @@
           <w:sz w:val="24"/>
           <w:u w:val="single"/>
         </w:rPr>
-        <w:hyperlink r:id="rId25" w:history="1">
+        <w:hyperlink r:id="rId23" w:history="1">
           <w:r>
             <w:rPr>
               <w:rStyle w:val="Hyperlink"/>
@@ -4427,7 +4415,7 @@
           <w:sz w:val="24"/>
           <w:u w:val="single"/>
         </w:rPr>
-        <w:hyperlink r:id="rId25" w:history="1">
+        <w:hyperlink r:id="rId23" w:history="1">
           <w:r>
             <w:rPr>
               <w:rStyle w:val="Hyperlink"/>
@@ -4642,14 +4630,7 @@
           <w:sz w:val="24"/>
           <w:u w:val="single"/>
         </w:rPr>
-        <w:hyperlink r:id="rId26" w:history="1">
-          <w:r>
-            <w:rPr>
-              <w:rStyle w:val="Hyperlink"/>
-            </w:rPr>
-            <w:t>page/31</w:t>
-          </w:r>
-        </w:hyperlink>
+        <w:t>page/31</w:t>
       </w:r>
     </w:p>
     <w:p>
@@ -4880,6 +4861,81 @@
       </w:r>
       <w:r>
         <w:rPr>
+          <w:rFonts w:ascii="Charis SIL Regular" w:hAnsi="Charis SIL Regular" w:eastAsia="Charis SIL Regular"/>
+          <w:b w:val="0"/>
+          <w:i w:val="0"/>
+          <w:color w:val="000000"/>
+          <w:sz w:val="24"/>
+        </w:rPr>
+        <w:t xml:space="preserve">, </w:t>
+      </w:r>
+      <w:r>
+        <w:rPr>
+          <w:rFonts w:ascii="Charis SIL Regular" w:hAnsi="Charis SIL Regular" w:eastAsia="Charis SIL Regular"/>
+          <w:b w:val="0"/>
+          <w:i w:val="0"/>
+          <w:color w:val="0000FF"/>
+          <w:sz w:val="24"/>
+          <w:u w:val="single"/>
+        </w:rPr>
+        <w:hyperlink r:id="rId27" w:history="1">
+          <w:r>
+            <w:rPr>
+              <w:rStyle w:val="Hyperlink"/>
+            </w:rPr>
+            <w:t>ISB</w:t>
+          </w:r>
+        </w:hyperlink>
+      </w:r>
+      <w:r>
+        <w:rPr>
+          <w:rFonts w:ascii="Charis SIL Regular" w:hAnsi="Charis SIL Regular" w:eastAsia="Charis SIL Regular"/>
+          <w:b w:val="0"/>
+          <w:i w:val="0"/>
+          <w:color w:val="0000FF"/>
+          <w:sz w:val="24"/>
+          <w:u w:val="single"/>
+        </w:rPr>
+        <w:hyperlink r:id="rId19" w:history="1">
+          <w:r>
+            <w:rPr>
+              <w:rStyle w:val="Hyperlink"/>
+            </w:rPr>
+            <w:t>N</w:t>
+          </w:r>
+        </w:hyperlink>
+      </w:r>
+      <w:r>
+        <w:rPr>
+          <w:rFonts w:ascii="Charis SIL Regular" w:hAnsi="Charis SIL Regular" w:eastAsia="Charis SIL Regular"/>
+          <w:b w:val="0"/>
+          <w:i w:val="0"/>
+          <w:color w:val="0000FF"/>
+          <w:sz w:val="24"/>
+          <w:u w:val="single"/>
+        </w:rPr>
+        <w:t xml:space="preserve"> </w:t>
+      </w:r>
+      <w:r>
+        <w:rPr>
+          <w:rFonts w:ascii="Charis SIL Regular" w:hAnsi="Charis SIL Regular" w:eastAsia="Charis SIL Regular"/>
+          <w:b w:val="0"/>
+          <w:i w:val="0"/>
+          <w:color w:val="0000FF"/>
+          <w:sz w:val="24"/>
+          <w:u w:val="single"/>
+        </w:rPr>
+        <w:hyperlink r:id="rId19" w:history="1">
+          <w:r>
+            <w:rPr>
+              <w:rStyle w:val="Hyperlink"/>
+            </w:rPr>
+            <w:t>978-90-04-15850-4</w:t>
+          </w:r>
+        </w:hyperlink>
+      </w:r>
+      <w:r>
+        <w:rPr>
           <w:u w:val="single" w:color="0000ff"/>
           <w:rFonts w:ascii="Charis SIL Regular" w:hAnsi="Charis SIL Regular" w:eastAsia="Charis SIL Regular"/>
           <w:b w:val="0"/>
@@ -4910,82 +4966,6 @@
             <w:rPr>
               <w:rStyle w:val="Hyperlink"/>
             </w:rPr>
-            <w:t>ISB</w:t>
-          </w:r>
-        </w:hyperlink>
-      </w:r>
-      <w:r>
-        <w:rPr>
-          <w:rFonts w:ascii="Charis SIL Regular" w:hAnsi="Charis SIL Regular" w:eastAsia="Charis SIL Regular"/>
-          <w:b w:val="0"/>
-          <w:i w:val="0"/>
-          <w:color w:val="0000FF"/>
-          <w:sz w:val="24"/>
-          <w:u w:val="single"/>
-        </w:rPr>
-        <w:hyperlink r:id="rId19" w:history="1">
-          <w:r>
-            <w:rPr>
-              <w:rStyle w:val="Hyperlink"/>
-            </w:rPr>
-            <w:t>N</w:t>
-          </w:r>
-        </w:hyperlink>
-      </w:r>
-      <w:r>
-        <w:rPr>
-          <w:rFonts w:ascii="Charis SIL Regular" w:hAnsi="Charis SIL Regular" w:eastAsia="Charis SIL Regular"/>
-          <w:b w:val="0"/>
-          <w:i w:val="0"/>
-          <w:color w:val="0000FF"/>
-          <w:sz w:val="24"/>
-          <w:u w:val="single"/>
-        </w:rPr>
-        <w:t xml:space="preserve"> </w:t>
-      </w:r>
-      <w:r>
-        <w:rPr>
-          <w:rFonts w:ascii="Charis SIL Regular" w:hAnsi="Charis SIL Regular" w:eastAsia="Charis SIL Regular"/>
-          <w:b w:val="0"/>
-          <w:i w:val="0"/>
-          <w:color w:val="0000FF"/>
-          <w:sz w:val="24"/>
-          <w:u w:val="single"/>
-        </w:rPr>
-        <w:hyperlink r:id="rId27" w:history="1">
-          <w:r>
-            <w:rPr>
-              <w:rStyle w:val="Hyperlink"/>
-            </w:rPr>
-            <w:t>978-90-04-15850-4</w:t>
-          </w:r>
-        </w:hyperlink>
-      </w:r>
-      <w:r>
-        <w:rPr>
-          <w:u w:val="single" w:color="0000ff"/>
-          <w:rFonts w:ascii="Charis SIL Regular" w:hAnsi="Charis SIL Regular" w:eastAsia="Charis SIL Regular"/>
-          <w:b w:val="0"/>
-          <w:i w:val="0"/>
-          <w:color w:val="000000"/>
-          <w:sz w:val="24"/>
-        </w:rPr>
-        <w:t xml:space="preserve">, </w:t>
-      </w:r>
-      <w:r>
-        <w:rPr>
-          <w:rFonts w:ascii="Charis SIL Regular" w:hAnsi="Charis SIL Regular" w:eastAsia="Charis SIL Regular"/>
-          <w:b w:val="0"/>
-          <w:i w:val="0"/>
-          <w:color w:val="0000FF"/>
-          <w:sz w:val="24"/>
-          <w:u w:val="single"/>
-        </w:rPr>
-        <w:hyperlink r:id="rId28" w:history="1">
-          <w:r>
-            <w:rPr>
-              <w:rStyle w:val="Hyperlink"/>
-            </w:rPr>
             <w:t>Wo</w:t>
           </w:r>
         </w:hyperlink>
@@ -4999,7 +4979,7 @@
           <w:sz w:val="24"/>
           <w:u w:val="single"/>
         </w:rPr>
-        <w:hyperlink r:id="rId28" w:history="1">
+        <w:hyperlink r:id="rId19" w:history="1">
           <w:r>
             <w:rPr>
               <w:rStyle w:val="Hyperlink"/>
@@ -5306,7 +5286,7 @@
           <w:sz w:val="24"/>
           <w:u w:val="single"/>
         </w:rPr>
-        <w:hyperlink r:id="rId30" w:history="1">
+        <w:hyperlink r:id="rId29" w:history="1">
           <w:r>
             <w:rPr>
               <w:rStyle w:val="Hyperlink"/>
@@ -5413,7 +5393,7 @@
           <w:sz w:val="24"/>
           <w:u w:val="single"/>
         </w:rPr>
-        <w:hyperlink r:id="rId31" w:history="1">
+        <w:hyperlink r:id="rId30" w:history="1">
           <w:r>
             <w:rPr>
               <w:rStyle w:val="Hyperlink"/>
@@ -5442,7 +5422,7 @@
           <w:sz w:val="24"/>
           <w:u w:val="single"/>
         </w:rPr>
-        <w:hyperlink r:id="rId31" w:history="1">
+        <w:hyperlink r:id="rId30" w:history="1">
           <w:r>
             <w:rPr>
               <w:rStyle w:val="Hyperlink"/>
@@ -5470,7 +5450,7 @@
           <w:sz w:val="24"/>
           <w:u w:val="single"/>
         </w:rPr>
-        <w:hyperlink r:id="rId32" w:history="1">
+        <w:hyperlink r:id="rId31" w:history="1">
           <w:r>
             <w:rPr>
               <w:rStyle w:val="Hyperlink"/>
@@ -5499,7 +5479,7 @@
           <w:sz w:val="24"/>
           <w:u w:val="single"/>
         </w:rPr>
-        <w:hyperlink r:id="rId32" w:history="1">
+        <w:hyperlink r:id="rId31" w:history="1">
           <w:r>
             <w:rPr>
               <w:rStyle w:val="Hyperlink"/>
@@ -5623,7 +5603,7 @@
           <w:sz w:val="24"/>
           <w:u w:val="single"/>
         </w:rPr>
-        <w:hyperlink r:id="rId33" w:history="1">
+        <w:hyperlink r:id="rId32" w:history="1">
           <w:r>
             <w:rPr>
               <w:rStyle w:val="Hyperlink"/>
@@ -5641,7 +5621,7 @@
           <w:sz w:val="24"/>
           <w:u w:val="single"/>
         </w:rPr>
-        <w:hyperlink r:id="rId33" w:history="1">
+        <w:hyperlink r:id="rId32" w:history="1">
           <w:r>
             <w:rPr>
               <w:rStyle w:val="Hyperlink"/>
@@ -5659,7 +5639,7 @@
           <w:sz w:val="24"/>
           <w:u w:val="single"/>
         </w:rPr>
-        <w:hyperlink r:id="rId33" w:history="1">
+        <w:hyperlink r:id="rId32" w:history="1">
           <w:r>
             <w:rPr>
               <w:rStyle w:val="Hyperlink"/>
@@ -5840,7 +5820,7 @@
           <w:sz w:val="24"/>
           <w:u w:val="single"/>
         </w:rPr>
-        <w:hyperlink r:id="rId34" w:history="1">
+        <w:hyperlink r:id="rId33" w:history="1">
           <w:r>
             <w:rPr>
               <w:rStyle w:val="Hyperlink"/>
@@ -5858,7 +5838,7 @@
           <w:sz w:val="24"/>
           <w:u w:val="single"/>
         </w:rPr>
-        <w:hyperlink r:id="rId34" w:history="1">
+        <w:hyperlink r:id="rId33" w:history="1">
           <w:r>
             <w:rPr>
               <w:rStyle w:val="Hyperlink"/>
@@ -5876,7 +5856,7 @@
           <w:sz w:val="24"/>
           <w:u w:val="single"/>
         </w:rPr>
-        <w:hyperlink r:id="rId34" w:history="1">
+        <w:hyperlink r:id="rId33" w:history="1">
           <w:r>
             <w:rPr>
               <w:rStyle w:val="Hyperlink"/>
@@ -5894,7 +5874,7 @@
           <w:sz w:val="24"/>
           <w:u w:val="single"/>
         </w:rPr>
-        <w:hyperlink r:id="rId34" w:history="1">
+        <w:hyperlink r:id="rId33" w:history="1">
           <w:r>
             <w:rPr>
               <w:rStyle w:val="Hyperlink"/>
@@ -5912,7 +5892,7 @@
           <w:sz w:val="24"/>
           <w:u w:val="single"/>
         </w:rPr>
-        <w:hyperlink r:id="rId34" w:history="1">
+        <w:hyperlink r:id="rId33" w:history="1">
           <w:r>
             <w:rPr>
               <w:rStyle w:val="Hyperlink"/>
@@ -5930,7 +5910,7 @@
           <w:sz w:val="24"/>
           <w:u w:val="single"/>
         </w:rPr>
-        <w:hyperlink r:id="rId34" w:history="1">
+        <w:hyperlink r:id="rId33" w:history="1">
           <w:r>
             <w:rPr>
               <w:rStyle w:val="Hyperlink"/>
@@ -5948,7 +5928,7 @@
           <w:sz w:val="24"/>
           <w:u w:val="single"/>
         </w:rPr>
-        <w:hyperlink r:id="rId34" w:history="1">
+        <w:hyperlink r:id="rId33" w:history="1">
           <w:r>
             <w:rPr>
               <w:rStyle w:val="Hyperlink"/>
@@ -5966,12 +5946,12 @@
           <w:sz w:val="24"/>
           <w:u w:val="single"/>
         </w:rPr>
-        <w:hyperlink r:id="rId34" w:history="1">
+        <w:hyperlink r:id="rId33" w:history="1">
           <w:r>
             <w:rPr>
               <w:rStyle w:val="Hyperlink"/>
             </w:rPr>
-            <w:t>profiel</w:t>
+            <w:t>profie</w:t>
           </w:r>
         </w:hyperlink>
       </w:r>
@@ -5982,25 +5962,13 @@
           <w:i w:val="0"/>
           <w:color w:val="0000FF"/>
           <w:sz w:val="24"/>
-          <w:u w:val="single"/>
-        </w:rPr>
-        <w:t>-</w:t>
-      </w:r>
-      <w:r>
-        <w:rPr>
-          <w:rFonts w:ascii="Charis SIL Regular" w:hAnsi="Charis SIL Regular" w:eastAsia="Charis SIL Regular"/>
-          <w:b w:val="0"/>
-          <w:i w:val="0"/>
-          <w:color w:val="0000FF"/>
-          <w:sz w:val="24"/>
-          <w:u w:val="single"/>
-        </w:rPr>
-        <w:hyperlink r:id="rId34" w:history="1">
+        </w:rPr>
+        <w:hyperlink r:id="rId33" w:history="1">
           <w:r>
             <w:rPr>
               <w:rStyle w:val="Hyperlink"/>
             </w:rPr>
-            <w:t>als</w:t>
+            <w:t>l</w:t>
           </w:r>
         </w:hyperlink>
       </w:r>
@@ -6023,7 +5991,25 @@
           <w:sz w:val="24"/>
           <w:u w:val="single"/>
         </w:rPr>
-        <w:hyperlink r:id="rId34" w:history="1">
+        <w:hyperlink r:id="rId33" w:history="1">
+          <w:r>
+            <w:rPr>
+              <w:rStyle w:val="Hyperlink"/>
+            </w:rPr>
+            <w:t>als-</w:t>
+          </w:r>
+        </w:hyperlink>
+      </w:r>
+      <w:r>
+        <w:rPr>
+          <w:rFonts w:ascii="Charis SIL Regular" w:hAnsi="Charis SIL Regular" w:eastAsia="Charis SIL Regular"/>
+          <w:b w:val="0"/>
+          <w:i w:val="0"/>
+          <w:color w:val="0000FF"/>
+          <w:sz w:val="24"/>
+          <w:u w:val="single"/>
+        </w:rPr>
+        <w:hyperlink r:id="rId33" w:history="1">
           <w:r>
             <w:rPr>
               <w:rStyle w:val="Hyperlink"/>
@@ -6041,7 +6027,7 @@
           <w:sz w:val="24"/>
           <w:u w:val="single"/>
         </w:rPr>
-        <w:hyperlink r:id="rId34" w:history="1">
+        <w:hyperlink r:id="rId33" w:history="1">
           <w:r>
             <w:rPr>
               <w:rStyle w:val="Hyperlink"/>
@@ -6059,7 +6045,7 @@
           <w:sz w:val="24"/>
           <w:u w:val="single"/>
         </w:rPr>
-        <w:hyperlink r:id="rId34" w:history="1">
+        <w:hyperlink r:id="rId33" w:history="1">
           <w:r>
             <w:rPr>
               <w:rStyle w:val="Hyperlink"/>
@@ -6077,7 +6063,7 @@
           <w:sz w:val="24"/>
           <w:u w:val="single"/>
         </w:rPr>
-        <w:hyperlink r:id="rId34" w:history="1">
+        <w:hyperlink r:id="rId33" w:history="1">
           <w:r>
             <w:rPr>
               <w:rStyle w:val="Hyperlink"/>
@@ -6198,7 +6184,7 @@
           <w:sz w:val="24"/>
           <w:u w:val="single"/>
         </w:rPr>
-        <w:hyperlink r:id="rId35" w:history="1">
+        <w:hyperlink r:id="rId34" w:history="1">
           <w:r>
             <w:rPr>
               <w:rStyle w:val="Hyperlink"/>
@@ -6227,7 +6213,7 @@
           <w:sz w:val="24"/>
           <w:u w:val="single"/>
         </w:rPr>
-        <w:hyperlink r:id="rId35" w:history="1">
+        <w:hyperlink r:id="rId34" w:history="1">
           <w:r>
             <w:rPr>
               <w:rStyle w:val="Hyperlink"/>
@@ -6255,7 +6241,7 @@
           <w:sz w:val="24"/>
           <w:u w:val="single"/>
         </w:rPr>
-        <w:hyperlink r:id="rId36" w:history="1">
+        <w:hyperlink r:id="rId35" w:history="1">
           <w:r>
             <w:rPr>
               <w:rStyle w:val="Hyperlink"/>
@@ -6284,7 +6270,7 @@
           <w:sz w:val="24"/>
           <w:u w:val="single"/>
         </w:rPr>
-        <w:hyperlink r:id="rId36" w:history="1">
+        <w:hyperlink r:id="rId35" w:history="1">
           <w:r>
             <w:rPr>
               <w:rStyle w:val="Hyperlink"/>

--- a/EXPORTS/DOCX/published/niveau2/English/Ghana.docx
+++ b/EXPORTS/DOCX/published/niveau2/English/Ghana.docx
@@ -1049,7 +1049,54 @@
           <w:color w:val="000000"/>
           <w:sz w:val="24"/>
         </w:rPr>
-        <w:t>him to collect objects for his museum. When the ship on which Daendels tra</w:t>
+        <w:t>him to collect objects for his museum. When the ship on which D</w:t>
+      </w:r>
+      <w:r>
+        <w:rPr>
+          <w:u w:val="single" w:color="0000ff"/>
+          <w:rFonts w:ascii="Charis SIL Regular" w:hAnsi="Charis SIL Regular" w:eastAsia="Charis SIL Regular"/>
+          <w:b w:val="0"/>
+          <w:i w:val="0"/>
+          <w:color w:val="000000"/>
+          <w:sz w:val="24"/>
+        </w:rPr>
+        <w:hyperlink r:id="rId13" w:history="1">
+          <w:r>
+            <w:rPr>
+              <w:rStyle w:val="Hyperlink"/>
+            </w:rPr>
+            <w:t>aendels</w:t>
+          </w:r>
+        </w:hyperlink>
+      </w:r>
+      <w:r>
+        <w:rPr>
+          <w:u w:val="single" w:color="0000ff"/>
+          <w:rFonts w:ascii="Charis SIL Regular" w:hAnsi="Charis SIL Regular" w:eastAsia="Charis SIL Regular"/>
+          <w:b w:val="0"/>
+          <w:i w:val="0"/>
+          <w:color w:val="000000"/>
+          <w:sz w:val="24"/>
+        </w:rPr>
+        <w:t xml:space="preserve"> </w:t>
+      </w:r>
+      <w:r>
+        <w:rPr>
+          <w:u w:val="single" w:color="0000ff"/>
+          <w:rFonts w:ascii="Charis SIL Regular" w:hAnsi="Charis SIL Regular" w:eastAsia="Charis SIL Regular"/>
+          <w:b w:val="0"/>
+          <w:i w:val="0"/>
+          <w:color w:val="000000"/>
+          <w:sz w:val="24"/>
+        </w:rPr>
+        <w:hyperlink r:id="rId13" w:history="1">
+          <w:r>
+            <w:rPr>
+              <w:rStyle w:val="Hyperlink"/>
+            </w:rPr>
+            <w:t>tra</w:t>
+          </w:r>
+        </w:hyperlink>
       </w:r>
       <w:r>
         <w:rPr>
@@ -1258,7 +1305,7 @@
             <w:rPr>
               <w:rStyle w:val="Hyperlink"/>
             </w:rPr>
-            <w:t>buffal</w:t>
+            <w:t>buffa</w:t>
           </w:r>
         </w:hyperlink>
       </w:r>
@@ -1269,36 +1316,13 @@
           <w:i w:val="0"/>
           <w:color w:val="0000FF"/>
           <w:sz w:val="24"/>
-          <w:u w:val="single"/>
-        </w:rPr>
-        <w:t>o</w:t>
-      </w:r>
-      <w:r>
-        <w:rPr>
-          <w:rFonts w:ascii="Charis SIL Regular" w:hAnsi="Charis SIL Regular" w:eastAsia="Charis SIL Regular"/>
-          <w:b w:val="0"/>
-          <w:i w:val="0"/>
-          <w:color w:val="0000FF"/>
-          <w:sz w:val="24"/>
-          <w:u w:val="single"/>
-        </w:rPr>
-        <w:t xml:space="preserve"> </w:t>
-      </w:r>
-      <w:r>
-        <w:rPr>
-          <w:rFonts w:ascii="Charis SIL Regular" w:hAnsi="Charis SIL Regular" w:eastAsia="Charis SIL Regular"/>
-          <w:b w:val="0"/>
-          <w:i w:val="0"/>
-          <w:color w:val="0000FF"/>
-          <w:sz w:val="24"/>
-          <w:u w:val="single"/>
         </w:rPr>
         <w:hyperlink r:id="rId14" w:history="1">
           <w:r>
             <w:rPr>
               <w:rStyle w:val="Hyperlink"/>
             </w:rPr>
-            <w:t>hor</w:t>
+            <w:t>l</w:t>
           </w:r>
         </w:hyperlink>
       </w:r>
@@ -1310,7 +1334,36 @@
           <w:color w:val="0000FF"/>
           <w:sz w:val="24"/>
         </w:rPr>
-        <w:t>n</w:t>
+        <w:t>o</w:t>
+      </w:r>
+      <w:r>
+        <w:rPr>
+          <w:rFonts w:ascii="Charis SIL Regular" w:hAnsi="Charis SIL Regular" w:eastAsia="Charis SIL Regular"/>
+          <w:b w:val="0"/>
+          <w:i w:val="0"/>
+          <w:color w:val="0000FF"/>
+          <w:sz w:val="24"/>
+          <w:u w:val="single"/>
+        </w:rPr>
+        <w:t xml:space="preserve"> </w:t>
+      </w:r>
+      <w:r>
+        <w:rPr>
+          <w:rFonts w:ascii="Charis SIL Regular" w:hAnsi="Charis SIL Regular" w:eastAsia="Charis SIL Regular"/>
+          <w:b w:val="0"/>
+          <w:i w:val="0"/>
+          <w:color w:val="0000FF"/>
+          <w:sz w:val="24"/>
+          <w:u w:val="single"/>
+        </w:rPr>
+        <w:hyperlink r:id="rId14" w:history="1">
+          <w:r>
+            <w:rPr>
+              <w:rStyle w:val="Hyperlink"/>
+            </w:rPr>
+            <w:t>horn</w:t>
+          </w:r>
+        </w:hyperlink>
       </w:r>
       <w:r>
         <w:rPr>
@@ -2759,39 +2812,13 @@
       </w:r>
       <w:r>
         <w:rPr>
-          <w:u w:val="single" w:color="0000ff"/>
           <w:rFonts w:ascii="Charis SIL Regular" w:hAnsi="Charis SIL Regular" w:eastAsia="Charis SIL Regular"/>
           <w:b w:val="0"/>
           <w:i w:val="0"/>
           <w:color w:val="000000"/>
           <w:sz w:val="24"/>
         </w:rPr>
-        <w:hyperlink r:id="rId19" w:history="1">
-          <w:r>
-            <w:rPr>
-              <w:rStyle w:val="Hyperlink"/>
-            </w:rPr>
-            <w:t>publish</w:t>
-          </w:r>
-        </w:hyperlink>
-      </w:r>
-      <w:r>
-        <w:rPr>
-          <w:u w:val="single" w:color="0000ff"/>
-          <w:rFonts w:ascii="Charis SIL Regular" w:hAnsi="Charis SIL Regular" w:eastAsia="Charis SIL Regular"/>
-          <w:b w:val="0"/>
-          <w:i w:val="0"/>
-          <w:color w:val="000000"/>
-          <w:sz w:val="24"/>
-        </w:rPr>
-        <w:hyperlink r:id="rId19" w:history="1">
-          <w:r>
-            <w:rPr>
-              <w:rStyle w:val="Hyperlink"/>
-            </w:rPr>
-            <w:t>ed in 2</w:t>
-          </w:r>
-        </w:hyperlink>
+        <w:t>published in 2</w:t>
       </w:r>
       <w:r>
         <w:rPr>
@@ -4333,7 +4360,7 @@
           <w:sz w:val="24"/>
           <w:u w:val="single"/>
         </w:rPr>
-        <w:hyperlink r:id="rId23" w:history="1">
+        <w:hyperlink r:id="rId24" w:history="1">
           <w:r>
             <w:rPr>
               <w:rStyle w:val="Hyperlink"/>
@@ -4351,7 +4378,7 @@
           <w:sz w:val="24"/>
           <w:u w:val="single"/>
         </w:rPr>
-        <w:hyperlink r:id="rId23" w:history="1">
+        <w:hyperlink r:id="rId24" w:history="1">
           <w:r>
             <w:rPr>
               <w:rStyle w:val="Hyperlink"/>
@@ -4362,31 +4389,13 @@
       </w:r>
       <w:r>
         <w:rPr>
-          <w:u w:val="single" w:color="0000ff"/>
           <w:rFonts w:ascii="Charis SIL Regular" w:hAnsi="Charis SIL Regular" w:eastAsia="Charis SIL Regular"/>
           <w:b w:val="0"/>
           <w:i w:val="0"/>
           <w:color w:val="000000"/>
           <w:sz w:val="24"/>
         </w:rPr>
-        <w:hyperlink r:id="rId23" w:history="1">
-          <w:r>
-            <w:rPr>
-              <w:rStyle w:val="Hyperlink"/>
-            </w:rPr>
-            <w:t>,</w:t>
-          </w:r>
-        </w:hyperlink>
-      </w:r>
-      <w:r>
-        <w:rPr>
-          <w:rFonts w:ascii="Charis SIL Regular" w:hAnsi="Charis SIL Regular" w:eastAsia="Charis SIL Regular"/>
-          <w:b w:val="0"/>
-          <w:i w:val="0"/>
-          <w:color w:val="000000"/>
-          <w:sz w:val="24"/>
-        </w:rPr>
-        <w:t xml:space="preserve"> </w:t>
+        <w:t xml:space="preserve">, </w:t>
       </w:r>
       <w:r>
         <w:rPr>
@@ -4397,7 +4406,7 @@
           <w:sz w:val="24"/>
           <w:u w:val="single"/>
         </w:rPr>
-        <w:hyperlink r:id="rId23" w:history="1">
+        <w:hyperlink r:id="rId25" w:history="1">
           <w:r>
             <w:rPr>
               <w:rStyle w:val="Hyperlink"/>
@@ -4415,7 +4424,7 @@
           <w:sz w:val="24"/>
           <w:u w:val="single"/>
         </w:rPr>
-        <w:hyperlink r:id="rId23" w:history="1">
+        <w:hyperlink r:id="rId25" w:history="1">
           <w:r>
             <w:rPr>
               <w:rStyle w:val="Hyperlink"/>
@@ -4630,7 +4639,14 @@
           <w:sz w:val="24"/>
           <w:u w:val="single"/>
         </w:rPr>
-        <w:t>page/31</w:t>
+        <w:hyperlink r:id="rId26" w:history="1">
+          <w:r>
+            <w:rPr>
+              <w:rStyle w:val="Hyperlink"/>
+            </w:rPr>
+            <w:t>page/31</w:t>
+          </w:r>
+        </w:hyperlink>
       </w:r>
     </w:p>
     <w:p>
@@ -4845,9 +4861,15 @@
           <w:i w:val="0"/>
           <w:color w:val="0000FF"/>
           <w:sz w:val="24"/>
-          <w:u w:val="single"/>
-        </w:rPr>
-        <w:t>l</w:t>
+        </w:rPr>
+        <w:hyperlink r:id="rId19" w:history="1">
+          <w:r>
+            <w:rPr>
+              <w:rStyle w:val="Hyperlink"/>
+            </w:rPr>
+            <w:t>l</w:t>
+          </w:r>
+        </w:hyperlink>
       </w:r>
       <w:r>
         <w:rPr>
@@ -4896,7 +4918,7 @@
           <w:sz w:val="24"/>
           <w:u w:val="single"/>
         </w:rPr>
-        <w:hyperlink r:id="rId19" w:history="1">
+        <w:hyperlink r:id="rId27" w:history="1">
           <w:r>
             <w:rPr>
               <w:rStyle w:val="Hyperlink"/>
@@ -4925,7 +4947,7 @@
           <w:sz w:val="24"/>
           <w:u w:val="single"/>
         </w:rPr>
-        <w:hyperlink r:id="rId19" w:history="1">
+        <w:hyperlink r:id="rId27" w:history="1">
           <w:r>
             <w:rPr>
               <w:rStyle w:val="Hyperlink"/>
@@ -4943,14 +4965,7 @@
           <w:color w:val="000000"/>
           <w:sz w:val="24"/>
         </w:rPr>
-        <w:hyperlink r:id="rId19" w:history="1">
-          <w:r>
-            <w:rPr>
-              <w:rStyle w:val="Hyperlink"/>
-            </w:rPr>
-            <w:t xml:space="preserve">, </w:t>
-          </w:r>
-        </w:hyperlink>
+        <w:t xml:space="preserve">, </w:t>
       </w:r>
       <w:r>
         <w:rPr>
@@ -4961,7 +4976,7 @@
           <w:sz w:val="24"/>
           <w:u w:val="single"/>
         </w:rPr>
-        <w:hyperlink r:id="rId19" w:history="1">
+        <w:hyperlink r:id="rId28" w:history="1">
           <w:r>
             <w:rPr>
               <w:rStyle w:val="Hyperlink"/>
@@ -4979,7 +4994,7 @@
           <w:sz w:val="24"/>
           <w:u w:val="single"/>
         </w:rPr>
-        <w:hyperlink r:id="rId19" w:history="1">
+        <w:hyperlink r:id="rId28" w:history="1">
           <w:r>
             <w:rPr>
               <w:rStyle w:val="Hyperlink"/>
@@ -5239,7 +5254,7 @@
           <w:sz w:val="24"/>
           <w:u w:val="single"/>
         </w:rPr>
-        <w:hyperlink r:id="rId29" w:history="1">
+        <w:hyperlink r:id="rId30" w:history="1">
           <w:r>
             <w:rPr>
               <w:rStyle w:val="Hyperlink"/>
@@ -5257,7 +5272,7 @@
           <w:sz w:val="24"/>
           <w:u w:val="single"/>
         </w:rPr>
-        <w:hyperlink r:id="rId29" w:history="1">
+        <w:hyperlink r:id="rId30" w:history="1">
           <w:r>
             <w:rPr>
               <w:rStyle w:val="Hyperlink"/>
@@ -5286,7 +5301,7 @@
           <w:sz w:val="24"/>
           <w:u w:val="single"/>
         </w:rPr>
-        <w:hyperlink r:id="rId29" w:history="1">
+        <w:hyperlink r:id="rId30" w:history="1">
           <w:r>
             <w:rPr>
               <w:rStyle w:val="Hyperlink"/>
@@ -5393,7 +5408,7 @@
           <w:sz w:val="24"/>
           <w:u w:val="single"/>
         </w:rPr>
-        <w:hyperlink r:id="rId30" w:history="1">
+        <w:hyperlink r:id="rId31" w:history="1">
           <w:r>
             <w:rPr>
               <w:rStyle w:val="Hyperlink"/>
@@ -5422,7 +5437,7 @@
           <w:sz w:val="24"/>
           <w:u w:val="single"/>
         </w:rPr>
-        <w:hyperlink r:id="rId30" w:history="1">
+        <w:hyperlink r:id="rId31" w:history="1">
           <w:r>
             <w:rPr>
               <w:rStyle w:val="Hyperlink"/>
@@ -5450,7 +5465,7 @@
           <w:sz w:val="24"/>
           <w:u w:val="single"/>
         </w:rPr>
-        <w:hyperlink r:id="rId31" w:history="1">
+        <w:hyperlink r:id="rId32" w:history="1">
           <w:r>
             <w:rPr>
               <w:rStyle w:val="Hyperlink"/>
@@ -5479,7 +5494,7 @@
           <w:sz w:val="24"/>
           <w:u w:val="single"/>
         </w:rPr>
-        <w:hyperlink r:id="rId31" w:history="1">
+        <w:hyperlink r:id="rId32" w:history="1">
           <w:r>
             <w:rPr>
               <w:rStyle w:val="Hyperlink"/>
@@ -5603,7 +5618,7 @@
           <w:sz w:val="24"/>
           <w:u w:val="single"/>
         </w:rPr>
-        <w:hyperlink r:id="rId32" w:history="1">
+        <w:hyperlink r:id="rId33" w:history="1">
           <w:r>
             <w:rPr>
               <w:rStyle w:val="Hyperlink"/>
@@ -5621,7 +5636,7 @@
           <w:sz w:val="24"/>
           <w:u w:val="single"/>
         </w:rPr>
-        <w:hyperlink r:id="rId32" w:history="1">
+        <w:hyperlink r:id="rId33" w:history="1">
           <w:r>
             <w:rPr>
               <w:rStyle w:val="Hyperlink"/>
@@ -5639,7 +5654,7 @@
           <w:sz w:val="24"/>
           <w:u w:val="single"/>
         </w:rPr>
-        <w:hyperlink r:id="rId32" w:history="1">
+        <w:hyperlink r:id="rId33" w:history="1">
           <w:r>
             <w:rPr>
               <w:rStyle w:val="Hyperlink"/>
@@ -5820,7 +5835,7 @@
           <w:sz w:val="24"/>
           <w:u w:val="single"/>
         </w:rPr>
-        <w:hyperlink r:id="rId33" w:history="1">
+        <w:hyperlink r:id="rId34" w:history="1">
           <w:r>
             <w:rPr>
               <w:rStyle w:val="Hyperlink"/>
@@ -5838,7 +5853,7 @@
           <w:sz w:val="24"/>
           <w:u w:val="single"/>
         </w:rPr>
-        <w:hyperlink r:id="rId33" w:history="1">
+        <w:hyperlink r:id="rId34" w:history="1">
           <w:r>
             <w:rPr>
               <w:rStyle w:val="Hyperlink"/>
@@ -5856,7 +5871,7 @@
           <w:sz w:val="24"/>
           <w:u w:val="single"/>
         </w:rPr>
-        <w:hyperlink r:id="rId33" w:history="1">
+        <w:hyperlink r:id="rId34" w:history="1">
           <w:r>
             <w:rPr>
               <w:rStyle w:val="Hyperlink"/>
@@ -5874,7 +5889,7 @@
           <w:sz w:val="24"/>
           <w:u w:val="single"/>
         </w:rPr>
-        <w:hyperlink r:id="rId33" w:history="1">
+        <w:hyperlink r:id="rId34" w:history="1">
           <w:r>
             <w:rPr>
               <w:rStyle w:val="Hyperlink"/>
@@ -5892,7 +5907,7 @@
           <w:sz w:val="24"/>
           <w:u w:val="single"/>
         </w:rPr>
-        <w:hyperlink r:id="rId33" w:history="1">
+        <w:hyperlink r:id="rId34" w:history="1">
           <w:r>
             <w:rPr>
               <w:rStyle w:val="Hyperlink"/>
@@ -5910,7 +5925,7 @@
           <w:sz w:val="24"/>
           <w:u w:val="single"/>
         </w:rPr>
-        <w:hyperlink r:id="rId33" w:history="1">
+        <w:hyperlink r:id="rId34" w:history="1">
           <w:r>
             <w:rPr>
               <w:rStyle w:val="Hyperlink"/>
@@ -5928,7 +5943,7 @@
           <w:sz w:val="24"/>
           <w:u w:val="single"/>
         </w:rPr>
-        <w:hyperlink r:id="rId33" w:history="1">
+        <w:hyperlink r:id="rId34" w:history="1">
           <w:r>
             <w:rPr>
               <w:rStyle w:val="Hyperlink"/>
@@ -5946,12 +5961,12 @@
           <w:sz w:val="24"/>
           <w:u w:val="single"/>
         </w:rPr>
-        <w:hyperlink r:id="rId33" w:history="1">
+        <w:hyperlink r:id="rId34" w:history="1">
           <w:r>
             <w:rPr>
               <w:rStyle w:val="Hyperlink"/>
             </w:rPr>
-            <w:t>profie</w:t>
+            <w:t>profiel</w:t>
           </w:r>
         </w:hyperlink>
       </w:r>
@@ -5962,13 +5977,25 @@
           <w:i w:val="0"/>
           <w:color w:val="0000FF"/>
           <w:sz w:val="24"/>
-        </w:rPr>
-        <w:hyperlink r:id="rId33" w:history="1">
+          <w:u w:val="single"/>
+        </w:rPr>
+        <w:t>-</w:t>
+      </w:r>
+      <w:r>
+        <w:rPr>
+          <w:rFonts w:ascii="Charis SIL Regular" w:hAnsi="Charis SIL Regular" w:eastAsia="Charis SIL Regular"/>
+          <w:b w:val="0"/>
+          <w:i w:val="0"/>
+          <w:color w:val="0000FF"/>
+          <w:sz w:val="24"/>
+          <w:u w:val="single"/>
+        </w:rPr>
+        <w:hyperlink r:id="rId34" w:history="1">
           <w:r>
             <w:rPr>
               <w:rStyle w:val="Hyperlink"/>
             </w:rPr>
-            <w:t>l</w:t>
+            <w:t>als</w:t>
           </w:r>
         </w:hyperlink>
       </w:r>
@@ -5991,25 +6018,7 @@
           <w:sz w:val="24"/>
           <w:u w:val="single"/>
         </w:rPr>
-        <w:hyperlink r:id="rId33" w:history="1">
-          <w:r>
-            <w:rPr>
-              <w:rStyle w:val="Hyperlink"/>
-            </w:rPr>
-            <w:t>als-</w:t>
-          </w:r>
-        </w:hyperlink>
-      </w:r>
-      <w:r>
-        <w:rPr>
-          <w:rFonts w:ascii="Charis SIL Regular" w:hAnsi="Charis SIL Regular" w:eastAsia="Charis SIL Regular"/>
-          <w:b w:val="0"/>
-          <w:i w:val="0"/>
-          <w:color w:val="0000FF"/>
-          <w:sz w:val="24"/>
-          <w:u w:val="single"/>
-        </w:rPr>
-        <w:hyperlink r:id="rId33" w:history="1">
+        <w:hyperlink r:id="rId34" w:history="1">
           <w:r>
             <w:rPr>
               <w:rStyle w:val="Hyperlink"/>
@@ -6027,7 +6036,7 @@
           <w:sz w:val="24"/>
           <w:u w:val="single"/>
         </w:rPr>
-        <w:hyperlink r:id="rId33" w:history="1">
+        <w:hyperlink r:id="rId34" w:history="1">
           <w:r>
             <w:rPr>
               <w:rStyle w:val="Hyperlink"/>
@@ -6045,7 +6054,7 @@
           <w:sz w:val="24"/>
           <w:u w:val="single"/>
         </w:rPr>
-        <w:hyperlink r:id="rId33" w:history="1">
+        <w:hyperlink r:id="rId34" w:history="1">
           <w:r>
             <w:rPr>
               <w:rStyle w:val="Hyperlink"/>
@@ -6063,7 +6072,7 @@
           <w:sz w:val="24"/>
           <w:u w:val="single"/>
         </w:rPr>
-        <w:hyperlink r:id="rId33" w:history="1">
+        <w:hyperlink r:id="rId34" w:history="1">
           <w:r>
             <w:rPr>
               <w:rStyle w:val="Hyperlink"/>
@@ -6184,7 +6193,7 @@
           <w:sz w:val="24"/>
           <w:u w:val="single"/>
         </w:rPr>
-        <w:hyperlink r:id="rId34" w:history="1">
+        <w:hyperlink r:id="rId35" w:history="1">
           <w:r>
             <w:rPr>
               <w:rStyle w:val="Hyperlink"/>
@@ -6213,7 +6222,7 @@
           <w:sz w:val="24"/>
           <w:u w:val="single"/>
         </w:rPr>
-        <w:hyperlink r:id="rId34" w:history="1">
+        <w:hyperlink r:id="rId35" w:history="1">
           <w:r>
             <w:rPr>
               <w:rStyle w:val="Hyperlink"/>
@@ -6241,7 +6250,7 @@
           <w:sz w:val="24"/>
           <w:u w:val="single"/>
         </w:rPr>
-        <w:hyperlink r:id="rId35" w:history="1">
+        <w:hyperlink r:id="rId36" w:history="1">
           <w:r>
             <w:rPr>
               <w:rStyle w:val="Hyperlink"/>
@@ -6270,7 +6279,7 @@
           <w:sz w:val="24"/>
           <w:u w:val="single"/>
         </w:rPr>
-        <w:hyperlink r:id="rId35" w:history="1">
+        <w:hyperlink r:id="rId36" w:history="1">
           <w:r>
             <w:rPr>
               <w:rStyle w:val="Hyperlink"/>

--- a/EXPORTS/DOCX/published/niveau2/English/Ghana.docx
+++ b/EXPORTS/DOCX/published/niveau2/English/Ghana.docx
@@ -464,7 +464,18 @@
           <w:color w:val="000000"/>
           <w:sz w:val="24"/>
         </w:rPr>
-        <w:t>adinkra cloth in the w</w:t>
+        <w:t xml:space="preserve">adinkra cloth </w:t>
+      </w:r>
+      <w:r>
+        <w:rPr>
+          <w:u w:val="single" w:color="0000ff"/>
+          <w:rFonts w:ascii="Charis SIL Italic" w:hAnsi="Charis SIL Italic" w:eastAsia="Charis SIL Italic"/>
+          <w:b w:val="0"/>
+          <w:i/>
+          <w:color w:val="000000"/>
+          <w:sz w:val="24"/>
+        </w:rPr>
+        <w:t>in the w</w:t>
       </w:r>
       <w:r>
         <w:rPr>
@@ -1049,7 +1060,25 @@
           <w:color w:val="000000"/>
           <w:sz w:val="24"/>
         </w:rPr>
-        <w:t>him to collect objects for his museum. When the ship on which D</w:t>
+        <w:t>him to collect objects for his museum. When the ship on w</w:t>
+      </w:r>
+      <w:r>
+        <w:rPr>
+          <w:u w:val="single" w:color="0000ff"/>
+          <w:rFonts w:ascii="Charis SIL Regular" w:hAnsi="Charis SIL Regular" w:eastAsia="Charis SIL Regular"/>
+          <w:b w:val="0"/>
+          <w:i w:val="0"/>
+          <w:color w:val="000000"/>
+          <w:sz w:val="24"/>
+        </w:rPr>
+        <w:hyperlink r:id="rId13" w:history="1">
+          <w:r>
+            <w:rPr>
+              <w:rStyle w:val="Hyperlink"/>
+            </w:rPr>
+            <w:t>hich D</w:t>
+          </w:r>
+        </w:hyperlink>
       </w:r>
       <w:r>
         <w:rPr>
@@ -1305,7 +1334,7 @@
             <w:rPr>
               <w:rStyle w:val="Hyperlink"/>
             </w:rPr>
-            <w:t>buffa</w:t>
+            <w:t>buffal</w:t>
           </w:r>
         </w:hyperlink>
       </w:r>
@@ -1316,13 +1345,36 @@
           <w:i w:val="0"/>
           <w:color w:val="0000FF"/>
           <w:sz w:val="24"/>
+          <w:u w:val="single"/>
+        </w:rPr>
+        <w:t>o</w:t>
+      </w:r>
+      <w:r>
+        <w:rPr>
+          <w:rFonts w:ascii="Charis SIL Regular" w:hAnsi="Charis SIL Regular" w:eastAsia="Charis SIL Regular"/>
+          <w:b w:val="0"/>
+          <w:i w:val="0"/>
+          <w:color w:val="0000FF"/>
+          <w:sz w:val="24"/>
+          <w:u w:val="single"/>
+        </w:rPr>
+        <w:t xml:space="preserve"> </w:t>
+      </w:r>
+      <w:r>
+        <w:rPr>
+          <w:rFonts w:ascii="Charis SIL Regular" w:hAnsi="Charis SIL Regular" w:eastAsia="Charis SIL Regular"/>
+          <w:b w:val="0"/>
+          <w:i w:val="0"/>
+          <w:color w:val="0000FF"/>
+          <w:sz w:val="24"/>
+          <w:u w:val="single"/>
         </w:rPr>
         <w:hyperlink r:id="rId14" w:history="1">
           <w:r>
             <w:rPr>
               <w:rStyle w:val="Hyperlink"/>
             </w:rPr>
-            <w:t>l</w:t>
+            <w:t>hor</w:t>
           </w:r>
         </w:hyperlink>
       </w:r>
@@ -1334,36 +1386,7 @@
           <w:color w:val="0000FF"/>
           <w:sz w:val="24"/>
         </w:rPr>
-        <w:t>o</w:t>
-      </w:r>
-      <w:r>
-        <w:rPr>
-          <w:rFonts w:ascii="Charis SIL Regular" w:hAnsi="Charis SIL Regular" w:eastAsia="Charis SIL Regular"/>
-          <w:b w:val="0"/>
-          <w:i w:val="0"/>
-          <w:color w:val="0000FF"/>
-          <w:sz w:val="24"/>
-          <w:u w:val="single"/>
-        </w:rPr>
-        <w:t xml:space="preserve"> </w:t>
-      </w:r>
-      <w:r>
-        <w:rPr>
-          <w:rFonts w:ascii="Charis SIL Regular" w:hAnsi="Charis SIL Regular" w:eastAsia="Charis SIL Regular"/>
-          <w:b w:val="0"/>
-          <w:i w:val="0"/>
-          <w:color w:val="0000FF"/>
-          <w:sz w:val="24"/>
-          <w:u w:val="single"/>
-        </w:rPr>
-        <w:hyperlink r:id="rId14" w:history="1">
-          <w:r>
-            <w:rPr>
-              <w:rStyle w:val="Hyperlink"/>
-            </w:rPr>
-            <w:t>horn</w:t>
-          </w:r>
-        </w:hyperlink>
+        <w:t>n</w:t>
       </w:r>
       <w:r>
         <w:rPr>
@@ -2812,13 +2835,39 @@
       </w:r>
       <w:r>
         <w:rPr>
+          <w:u w:val="single" w:color="0000ff"/>
           <w:rFonts w:ascii="Charis SIL Regular" w:hAnsi="Charis SIL Regular" w:eastAsia="Charis SIL Regular"/>
           <w:b w:val="0"/>
           <w:i w:val="0"/>
           <w:color w:val="000000"/>
           <w:sz w:val="24"/>
         </w:rPr>
-        <w:t>published in 2</w:t>
+        <w:hyperlink r:id="rId19" w:history="1">
+          <w:r>
+            <w:rPr>
+              <w:rStyle w:val="Hyperlink"/>
+            </w:rPr>
+            <w:t>publish</w:t>
+          </w:r>
+        </w:hyperlink>
+      </w:r>
+      <w:r>
+        <w:rPr>
+          <w:u w:val="single" w:color="0000ff"/>
+          <w:rFonts w:ascii="Charis SIL Regular" w:hAnsi="Charis SIL Regular" w:eastAsia="Charis SIL Regular"/>
+          <w:b w:val="0"/>
+          <w:i w:val="0"/>
+          <w:color w:val="000000"/>
+          <w:sz w:val="24"/>
+        </w:rPr>
+        <w:hyperlink r:id="rId19" w:history="1">
+          <w:r>
+            <w:rPr>
+              <w:rStyle w:val="Hyperlink"/>
+            </w:rPr>
+            <w:t>ed in 2</w:t>
+          </w:r>
+        </w:hyperlink>
       </w:r>
       <w:r>
         <w:rPr>
@@ -3931,19 +3980,19 @@
           <w:i w:val="0"/>
           <w:color w:val="0000FF"/>
           <w:sz w:val="24"/>
+        </w:rPr>
+        <w:t>i</w:t>
+      </w:r>
+      <w:r>
+        <w:rPr>
+          <w:rFonts w:ascii="Charis SIL Regular" w:hAnsi="Charis SIL Regular" w:eastAsia="Charis SIL Regular"/>
+          <w:b w:val="0"/>
+          <w:i w:val="0"/>
+          <w:color w:val="0000FF"/>
+          <w:sz w:val="24"/>
           <w:u w:val="single"/>
         </w:rPr>
-        <w:t>ic Societ</w:t>
-      </w:r>
-      <w:r>
-        <w:rPr>
-          <w:rFonts w:ascii="Charis SIL Regular" w:hAnsi="Charis SIL Regular" w:eastAsia="Charis SIL Regular"/>
-          <w:b w:val="0"/>
-          <w:i w:val="0"/>
-          <w:color w:val="0000FF"/>
-          <w:sz w:val="24"/>
-        </w:rPr>
-        <w:t>y</w:t>
+        <w:t>c Society</w:t>
       </w:r>
       <w:r>
         <w:br/>
@@ -4378,7 +4427,7 @@
           <w:sz w:val="24"/>
           <w:u w:val="single"/>
         </w:rPr>
-        <w:hyperlink r:id="rId24" w:history="1">
+        <w:hyperlink r:id="rId23" w:history="1">
           <w:r>
             <w:rPr>
               <w:rStyle w:val="Hyperlink"/>
@@ -4389,13 +4438,31 @@
       </w:r>
       <w:r>
         <w:rPr>
+          <w:u w:val="single" w:color="0000ff"/>
           <w:rFonts w:ascii="Charis SIL Regular" w:hAnsi="Charis SIL Regular" w:eastAsia="Charis SIL Regular"/>
           <w:b w:val="0"/>
           <w:i w:val="0"/>
           <w:color w:val="000000"/>
           <w:sz w:val="24"/>
         </w:rPr>
-        <w:t xml:space="preserve">, </w:t>
+        <w:hyperlink r:id="rId23" w:history="1">
+          <w:r>
+            <w:rPr>
+              <w:rStyle w:val="Hyperlink"/>
+            </w:rPr>
+            <w:t>,</w:t>
+          </w:r>
+        </w:hyperlink>
+      </w:r>
+      <w:r>
+        <w:rPr>
+          <w:rFonts w:ascii="Charis SIL Regular" w:hAnsi="Charis SIL Regular" w:eastAsia="Charis SIL Regular"/>
+          <w:b w:val="0"/>
+          <w:i w:val="0"/>
+          <w:color w:val="000000"/>
+          <w:sz w:val="24"/>
+        </w:rPr>
+        <w:t xml:space="preserve"> </w:t>
       </w:r>
       <w:r>
         <w:rPr>
@@ -4406,7 +4473,7 @@
           <w:sz w:val="24"/>
           <w:u w:val="single"/>
         </w:rPr>
-        <w:hyperlink r:id="rId25" w:history="1">
+        <w:hyperlink r:id="rId23" w:history="1">
           <w:r>
             <w:rPr>
               <w:rStyle w:val="Hyperlink"/>
@@ -4424,7 +4491,7 @@
           <w:sz w:val="24"/>
           <w:u w:val="single"/>
         </w:rPr>
-        <w:hyperlink r:id="rId25" w:history="1">
+        <w:hyperlink r:id="rId23" w:history="1">
           <w:r>
             <w:rPr>
               <w:rStyle w:val="Hyperlink"/>
@@ -4453,7 +4520,7 @@
           <w:sz w:val="24"/>
           <w:u w:val="single"/>
         </w:rPr>
-        <w:hyperlink r:id="rId25" w:history="1">
+        <w:hyperlink r:id="rId23" w:history="1">
           <w:r>
             <w:rPr>
               <w:rStyle w:val="Hyperlink"/>
@@ -4531,7 +4598,7 @@
           <w:sz w:val="24"/>
           <w:u w:val="single"/>
         </w:rPr>
-        <w:hyperlink r:id="rId26" w:history="1">
+        <w:hyperlink r:id="rId25" w:history="1">
           <w:r>
             <w:rPr>
               <w:rStyle w:val="Hyperlink"/>
@@ -4549,7 +4616,7 @@
           <w:sz w:val="24"/>
           <w:u w:val="single"/>
         </w:rPr>
-        <w:hyperlink r:id="rId26" w:history="1">
+        <w:hyperlink r:id="rId25" w:history="1">
           <w:r>
             <w:rPr>
               <w:rStyle w:val="Hyperlink"/>
@@ -4567,7 +4634,7 @@
           <w:sz w:val="24"/>
           <w:u w:val="single"/>
         </w:rPr>
-        <w:hyperlink r:id="rId26" w:history="1">
+        <w:hyperlink r:id="rId25" w:history="1">
           <w:r>
             <w:rPr>
               <w:rStyle w:val="Hyperlink"/>
@@ -4585,7 +4652,7 @@
           <w:sz w:val="24"/>
           <w:u w:val="single"/>
         </w:rPr>
-        <w:hyperlink r:id="rId26" w:history="1">
+        <w:hyperlink r:id="rId25" w:history="1">
           <w:r>
             <w:rPr>
               <w:rStyle w:val="Hyperlink"/>
@@ -4603,7 +4670,7 @@
           <w:sz w:val="24"/>
           <w:u w:val="single"/>
         </w:rPr>
-        <w:hyperlink r:id="rId26" w:history="1">
+        <w:hyperlink r:id="rId25" w:history="1">
           <w:r>
             <w:rPr>
               <w:rStyle w:val="Hyperlink"/>
@@ -4621,7 +4688,7 @@
           <w:sz w:val="24"/>
           <w:u w:val="single"/>
         </w:rPr>
-        <w:hyperlink r:id="rId26" w:history="1">
+        <w:hyperlink r:id="rId25" w:history="1">
           <w:r>
             <w:rPr>
               <w:rStyle w:val="Hyperlink"/>
@@ -4637,16 +4704,8 @@
           <w:i w:val="0"/>
           <w:color w:val="0000FF"/>
           <w:sz w:val="24"/>
-          <w:u w:val="single"/>
-        </w:rPr>
-        <w:hyperlink r:id="rId26" w:history="1">
-          <w:r>
-            <w:rPr>
-              <w:rStyle w:val="Hyperlink"/>
-            </w:rPr>
-            <w:t>page/31</w:t>
-          </w:r>
-        </w:hyperlink>
+        </w:rPr>
+        <w:t>page/31</w:t>
       </w:r>
     </w:p>
     <w:p>
@@ -4845,62 +4904,49 @@
           <w:sz w:val="24"/>
           <w:u w:val="single"/>
         </w:rPr>
+        <w:t>i</w:t>
+      </w:r>
+      <w:r>
+        <w:rPr>
+          <w:rFonts w:ascii="Charis SIL Regular" w:hAnsi="Charis SIL Regular" w:eastAsia="Charis SIL Regular"/>
+          <w:b w:val="0"/>
+          <w:i w:val="0"/>
+          <w:color w:val="0000FF"/>
+          <w:sz w:val="24"/>
+          <w:u w:val="single"/>
+        </w:rPr>
+        <w:t>l</w:t>
+      </w:r>
+      <w:r>
+        <w:rPr>
+          <w:rFonts w:ascii="Charis SIL Regular" w:hAnsi="Charis SIL Regular" w:eastAsia="Charis SIL Regular"/>
+          <w:b w:val="0"/>
+          <w:i w:val="0"/>
+          <w:color w:val="0000FF"/>
+          <w:sz w:val="24"/>
+        </w:rPr>
+        <w:t>e</w:t>
+      </w:r>
+      <w:r>
+        <w:rPr>
+          <w:rFonts w:ascii="Charis SIL Regular" w:hAnsi="Charis SIL Regular" w:eastAsia="Charis SIL Regular"/>
+          <w:b w:val="0"/>
+          <w:i w:val="0"/>
+          <w:color w:val="000000"/>
+          <w:sz w:val="24"/>
+        </w:rPr>
+        <w:t xml:space="preserve">, </w:t>
+      </w:r>
+      <w:r>
+        <w:rPr>
+          <w:rFonts w:ascii="Charis SIL Regular" w:hAnsi="Charis SIL Regular" w:eastAsia="Charis SIL Regular"/>
+          <w:b w:val="0"/>
+          <w:i w:val="0"/>
+          <w:color w:val="0000FF"/>
+          <w:sz w:val="24"/>
+          <w:u w:val="single"/>
+        </w:rPr>
         <w:hyperlink r:id="rId19" w:history="1">
-          <w:r>
-            <w:rPr>
-              <w:rStyle w:val="Hyperlink"/>
-            </w:rPr>
-            <w:t>i</w:t>
-          </w:r>
-        </w:hyperlink>
-      </w:r>
-      <w:r>
-        <w:rPr>
-          <w:rFonts w:ascii="Charis SIL Regular" w:hAnsi="Charis SIL Regular" w:eastAsia="Charis SIL Regular"/>
-          <w:b w:val="0"/>
-          <w:i w:val="0"/>
-          <w:color w:val="0000FF"/>
-          <w:sz w:val="24"/>
-        </w:rPr>
-        <w:hyperlink r:id="rId19" w:history="1">
-          <w:r>
-            <w:rPr>
-              <w:rStyle w:val="Hyperlink"/>
-            </w:rPr>
-            <w:t>l</w:t>
-          </w:r>
-        </w:hyperlink>
-      </w:r>
-      <w:r>
-        <w:rPr>
-          <w:rFonts w:ascii="Charis SIL Regular" w:hAnsi="Charis SIL Regular" w:eastAsia="Charis SIL Regular"/>
-          <w:b w:val="0"/>
-          <w:i w:val="0"/>
-          <w:color w:val="0000FF"/>
-          <w:sz w:val="24"/>
-        </w:rPr>
-        <w:t>e</w:t>
-      </w:r>
-      <w:r>
-        <w:rPr>
-          <w:rFonts w:ascii="Charis SIL Regular" w:hAnsi="Charis SIL Regular" w:eastAsia="Charis SIL Regular"/>
-          <w:b w:val="0"/>
-          <w:i w:val="0"/>
-          <w:color w:val="000000"/>
-          <w:sz w:val="24"/>
-        </w:rPr>
-        <w:t xml:space="preserve">, </w:t>
-      </w:r>
-      <w:r>
-        <w:rPr>
-          <w:rFonts w:ascii="Charis SIL Regular" w:hAnsi="Charis SIL Regular" w:eastAsia="Charis SIL Regular"/>
-          <w:b w:val="0"/>
-          <w:i w:val="0"/>
-          <w:color w:val="0000FF"/>
-          <w:sz w:val="24"/>
-          <w:u w:val="single"/>
-        </w:rPr>
-        <w:hyperlink r:id="rId27" w:history="1">
           <w:r>
             <w:rPr>
               <w:rStyle w:val="Hyperlink"/>
@@ -4918,7 +4964,7 @@
           <w:sz w:val="24"/>
           <w:u w:val="single"/>
         </w:rPr>
-        <w:hyperlink r:id="rId27" w:history="1">
+        <w:hyperlink r:id="rId19" w:history="1">
           <w:r>
             <w:rPr>
               <w:rStyle w:val="Hyperlink"/>
@@ -4947,7 +4993,7 @@
           <w:sz w:val="24"/>
           <w:u w:val="single"/>
         </w:rPr>
-        <w:hyperlink r:id="rId27" w:history="1">
+        <w:hyperlink r:id="rId19" w:history="1">
           <w:r>
             <w:rPr>
               <w:rStyle w:val="Hyperlink"/>
@@ -4958,7 +5004,6 @@
       </w:r>
       <w:r>
         <w:rPr>
-          <w:u w:val="single" w:color="0000ff"/>
           <w:rFonts w:ascii="Charis SIL Regular" w:hAnsi="Charis SIL Regular" w:eastAsia="Charis SIL Regular"/>
           <w:b w:val="0"/>
           <w:i w:val="0"/>
@@ -4976,7 +5021,7 @@
           <w:sz w:val="24"/>
           <w:u w:val="single"/>
         </w:rPr>
-        <w:hyperlink r:id="rId28" w:history="1">
+        <w:hyperlink r:id="rId19" w:history="1">
           <w:r>
             <w:rPr>
               <w:rStyle w:val="Hyperlink"/>
@@ -4994,7 +5039,7 @@
           <w:sz w:val="24"/>
           <w:u w:val="single"/>
         </w:rPr>
-        <w:hyperlink r:id="rId28" w:history="1">
+        <w:hyperlink r:id="rId26" w:history="1">
           <w:r>
             <w:rPr>
               <w:rStyle w:val="Hyperlink"/>
@@ -5023,7 +5068,7 @@
           <w:sz w:val="24"/>
           <w:u w:val="single"/>
         </w:rPr>
-        <w:hyperlink r:id="rId28" w:history="1">
+        <w:hyperlink r:id="rId26" w:history="1">
           <w:r>
             <w:rPr>
               <w:rStyle w:val="Hyperlink"/>
@@ -5041,7 +5086,7 @@
           <w:sz w:val="24"/>
           <w:u w:val="single"/>
         </w:rPr>
-        <w:hyperlink r:id="rId28" w:history="1">
+        <w:hyperlink r:id="rId26" w:history="1">
           <w:r>
             <w:rPr>
               <w:rStyle w:val="Hyperlink"/>
@@ -5172,7 +5217,7 @@
           <w:sz w:val="24"/>
           <w:u w:val="single"/>
         </w:rPr>
-        <w:hyperlink r:id="rId29" w:history="1">
+        <w:hyperlink r:id="rId27" w:history="1">
           <w:r>
             <w:rPr>
               <w:rStyle w:val="Hyperlink"/>
@@ -5190,7 +5235,7 @@
           <w:sz w:val="24"/>
           <w:u w:val="single"/>
         </w:rPr>
-        <w:hyperlink r:id="rId29" w:history="1">
+        <w:hyperlink r:id="rId27" w:history="1">
           <w:r>
             <w:rPr>
               <w:rStyle w:val="Hyperlink"/>
@@ -5208,7 +5253,7 @@
           <w:sz w:val="24"/>
           <w:u w:val="single"/>
         </w:rPr>
-        <w:hyperlink r:id="rId29" w:history="1">
+        <w:hyperlink r:id="rId27" w:history="1">
           <w:r>
             <w:rPr>
               <w:rStyle w:val="Hyperlink"/>
@@ -5226,7 +5271,7 @@
           <w:sz w:val="24"/>
           <w:u w:val="single"/>
         </w:rPr>
-        <w:hyperlink r:id="rId29" w:history="1">
+        <w:hyperlink r:id="rId27" w:history="1">
           <w:r>
             <w:rPr>
               <w:rStyle w:val="Hyperlink"/>
@@ -5254,7 +5299,7 @@
           <w:sz w:val="24"/>
           <w:u w:val="single"/>
         </w:rPr>
-        <w:hyperlink r:id="rId30" w:history="1">
+        <w:hyperlink r:id="rId27" w:history="1">
           <w:r>
             <w:rPr>
               <w:rStyle w:val="Hyperlink"/>
@@ -5272,7 +5317,7 @@
           <w:sz w:val="24"/>
           <w:u w:val="single"/>
         </w:rPr>
-        <w:hyperlink r:id="rId30" w:history="1">
+        <w:hyperlink r:id="rId27" w:history="1">
           <w:r>
             <w:rPr>
               <w:rStyle w:val="Hyperlink"/>
@@ -5301,7 +5346,7 @@
           <w:sz w:val="24"/>
           <w:u w:val="single"/>
         </w:rPr>
-        <w:hyperlink r:id="rId30" w:history="1">
+        <w:hyperlink r:id="rId28" w:history="1">
           <w:r>
             <w:rPr>
               <w:rStyle w:val="Hyperlink"/>
@@ -5408,7 +5453,7 @@
           <w:sz w:val="24"/>
           <w:u w:val="single"/>
         </w:rPr>
-        <w:hyperlink r:id="rId31" w:history="1">
+        <w:hyperlink r:id="rId29" w:history="1">
           <w:r>
             <w:rPr>
               <w:rStyle w:val="Hyperlink"/>
@@ -5437,7 +5482,7 @@
           <w:sz w:val="24"/>
           <w:u w:val="single"/>
         </w:rPr>
-        <w:hyperlink r:id="rId31" w:history="1">
+        <w:hyperlink r:id="rId29" w:history="1">
           <w:r>
             <w:rPr>
               <w:rStyle w:val="Hyperlink"/>
@@ -5465,7 +5510,7 @@
           <w:sz w:val="24"/>
           <w:u w:val="single"/>
         </w:rPr>
-        <w:hyperlink r:id="rId32" w:history="1">
+        <w:hyperlink r:id="rId30" w:history="1">
           <w:r>
             <w:rPr>
               <w:rStyle w:val="Hyperlink"/>
@@ -5494,7 +5539,7 @@
           <w:sz w:val="24"/>
           <w:u w:val="single"/>
         </w:rPr>
-        <w:hyperlink r:id="rId32" w:history="1">
+        <w:hyperlink r:id="rId30" w:history="1">
           <w:r>
             <w:rPr>
               <w:rStyle w:val="Hyperlink"/>
@@ -5618,7 +5663,7 @@
           <w:sz w:val="24"/>
           <w:u w:val="single"/>
         </w:rPr>
-        <w:hyperlink r:id="rId33" w:history="1">
+        <w:hyperlink r:id="rId31" w:history="1">
           <w:r>
             <w:rPr>
               <w:rStyle w:val="Hyperlink"/>
@@ -5636,7 +5681,7 @@
           <w:sz w:val="24"/>
           <w:u w:val="single"/>
         </w:rPr>
-        <w:hyperlink r:id="rId33" w:history="1">
+        <w:hyperlink r:id="rId31" w:history="1">
           <w:r>
             <w:rPr>
               <w:rStyle w:val="Hyperlink"/>
@@ -5654,7 +5699,7 @@
           <w:sz w:val="24"/>
           <w:u w:val="single"/>
         </w:rPr>
-        <w:hyperlink r:id="rId33" w:history="1">
+        <w:hyperlink r:id="rId31" w:history="1">
           <w:r>
             <w:rPr>
               <w:rStyle w:val="Hyperlink"/>
@@ -5835,7 +5880,7 @@
           <w:sz w:val="24"/>
           <w:u w:val="single"/>
         </w:rPr>
-        <w:hyperlink r:id="rId34" w:history="1">
+        <w:hyperlink r:id="rId32" w:history="1">
           <w:r>
             <w:rPr>
               <w:rStyle w:val="Hyperlink"/>
@@ -5853,7 +5898,7 @@
           <w:sz w:val="24"/>
           <w:u w:val="single"/>
         </w:rPr>
-        <w:hyperlink r:id="rId34" w:history="1">
+        <w:hyperlink r:id="rId32" w:history="1">
           <w:r>
             <w:rPr>
               <w:rStyle w:val="Hyperlink"/>
@@ -5871,7 +5916,7 @@
           <w:sz w:val="24"/>
           <w:u w:val="single"/>
         </w:rPr>
-        <w:hyperlink r:id="rId34" w:history="1">
+        <w:hyperlink r:id="rId32" w:history="1">
           <w:r>
             <w:rPr>
               <w:rStyle w:val="Hyperlink"/>
@@ -5889,7 +5934,7 @@
           <w:sz w:val="24"/>
           <w:u w:val="single"/>
         </w:rPr>
-        <w:hyperlink r:id="rId34" w:history="1">
+        <w:hyperlink r:id="rId32" w:history="1">
           <w:r>
             <w:rPr>
               <w:rStyle w:val="Hyperlink"/>
@@ -5907,7 +5952,7 @@
           <w:sz w:val="24"/>
           <w:u w:val="single"/>
         </w:rPr>
-        <w:hyperlink r:id="rId34" w:history="1">
+        <w:hyperlink r:id="rId32" w:history="1">
           <w:r>
             <w:rPr>
               <w:rStyle w:val="Hyperlink"/>
@@ -5925,7 +5970,7 @@
           <w:sz w:val="24"/>
           <w:u w:val="single"/>
         </w:rPr>
-        <w:hyperlink r:id="rId34" w:history="1">
+        <w:hyperlink r:id="rId32" w:history="1">
           <w:r>
             <w:rPr>
               <w:rStyle w:val="Hyperlink"/>
@@ -5943,7 +5988,7 @@
           <w:sz w:val="24"/>
           <w:u w:val="single"/>
         </w:rPr>
-        <w:hyperlink r:id="rId34" w:history="1">
+        <w:hyperlink r:id="rId32" w:history="1">
           <w:r>
             <w:rPr>
               <w:rStyle w:val="Hyperlink"/>
@@ -5961,7 +6006,7 @@
           <w:sz w:val="24"/>
           <w:u w:val="single"/>
         </w:rPr>
-        <w:hyperlink r:id="rId34" w:history="1">
+        <w:hyperlink r:id="rId32" w:history="1">
           <w:r>
             <w:rPr>
               <w:rStyle w:val="Hyperlink"/>
@@ -5990,7 +6035,7 @@
           <w:sz w:val="24"/>
           <w:u w:val="single"/>
         </w:rPr>
-        <w:hyperlink r:id="rId34" w:history="1">
+        <w:hyperlink r:id="rId32" w:history="1">
           <w:r>
             <w:rPr>
               <w:rStyle w:val="Hyperlink"/>
@@ -6018,7 +6063,7 @@
           <w:sz w:val="24"/>
           <w:u w:val="single"/>
         </w:rPr>
-        <w:hyperlink r:id="rId34" w:history="1">
+        <w:hyperlink r:id="rId32" w:history="1">
           <w:r>
             <w:rPr>
               <w:rStyle w:val="Hyperlink"/>
@@ -6036,7 +6081,7 @@
           <w:sz w:val="24"/>
           <w:u w:val="single"/>
         </w:rPr>
-        <w:hyperlink r:id="rId34" w:history="1">
+        <w:hyperlink r:id="rId32" w:history="1">
           <w:r>
             <w:rPr>
               <w:rStyle w:val="Hyperlink"/>
@@ -6054,7 +6099,7 @@
           <w:sz w:val="24"/>
           <w:u w:val="single"/>
         </w:rPr>
-        <w:hyperlink r:id="rId34" w:history="1">
+        <w:hyperlink r:id="rId32" w:history="1">
           <w:r>
             <w:rPr>
               <w:rStyle w:val="Hyperlink"/>
@@ -6072,7 +6117,7 @@
           <w:sz w:val="24"/>
           <w:u w:val="single"/>
         </w:rPr>
-        <w:hyperlink r:id="rId34" w:history="1">
+        <w:hyperlink r:id="rId32" w:history="1">
           <w:r>
             <w:rPr>
               <w:rStyle w:val="Hyperlink"/>
@@ -6193,7 +6238,7 @@
           <w:sz w:val="24"/>
           <w:u w:val="single"/>
         </w:rPr>
-        <w:hyperlink r:id="rId35" w:history="1">
+        <w:hyperlink r:id="rId33" w:history="1">
           <w:r>
             <w:rPr>
               <w:rStyle w:val="Hyperlink"/>
@@ -6222,7 +6267,7 @@
           <w:sz w:val="24"/>
           <w:u w:val="single"/>
         </w:rPr>
-        <w:hyperlink r:id="rId35" w:history="1">
+        <w:hyperlink r:id="rId33" w:history="1">
           <w:r>
             <w:rPr>
               <w:rStyle w:val="Hyperlink"/>
@@ -6250,7 +6295,7 @@
           <w:sz w:val="24"/>
           <w:u w:val="single"/>
         </w:rPr>
-        <w:hyperlink r:id="rId36" w:history="1">
+        <w:hyperlink r:id="rId34" w:history="1">
           <w:r>
             <w:rPr>
               <w:rStyle w:val="Hyperlink"/>
@@ -6279,7 +6324,7 @@
           <w:sz w:val="24"/>
           <w:u w:val="single"/>
         </w:rPr>
-        <w:hyperlink r:id="rId36" w:history="1">
+        <w:hyperlink r:id="rId34" w:history="1">
           <w:r>
             <w:rPr>
               <w:rStyle w:val="Hyperlink"/>

--- a/EXPORTS/DOCX/published/niveau2/English/Ghana.docx
+++ b/EXPORTS/DOCX/published/niveau2/English/Ghana.docx
@@ -464,18 +464,7 @@
           <w:color w:val="000000"/>
           <w:sz w:val="24"/>
         </w:rPr>
-        <w:t xml:space="preserve">adinkra cloth </w:t>
-      </w:r>
-      <w:r>
-        <w:rPr>
-          <w:u w:val="single" w:color="0000ff"/>
-          <w:rFonts w:ascii="Charis SIL Italic" w:hAnsi="Charis SIL Italic" w:eastAsia="Charis SIL Italic"/>
-          <w:b w:val="0"/>
-          <w:i/>
-          <w:color w:val="000000"/>
-          <w:sz w:val="24"/>
-        </w:rPr>
-        <w:t>in the w</w:t>
+        <w:t>adinkra cloth in the w</w:t>
       </w:r>
       <w:r>
         <w:rPr>
@@ -3980,8 +3969,9 @@
           <w:i w:val="0"/>
           <w:color w:val="0000FF"/>
           <w:sz w:val="24"/>
-        </w:rPr>
-        <w:t>i</w:t>
+          <w:u w:val="single"/>
+        </w:rPr>
+        <w:t>ic Societ</w:t>
       </w:r>
       <w:r>
         <w:rPr>
@@ -3990,9 +3980,8 @@
           <w:i w:val="0"/>
           <w:color w:val="0000FF"/>
           <w:sz w:val="24"/>
-          <w:u w:val="single"/>
-        </w:rPr>
-        <w:t>c Society</w:t>
+        </w:rPr>
+        <w:t>y</w:t>
       </w:r>
       <w:r>
         <w:br/>
@@ -4427,7 +4416,7 @@
           <w:sz w:val="24"/>
           <w:u w:val="single"/>
         </w:rPr>
-        <w:hyperlink r:id="rId23" w:history="1">
+        <w:hyperlink r:id="rId24" w:history="1">
           <w:r>
             <w:rPr>
               <w:rStyle w:val="Hyperlink"/>
@@ -4438,31 +4427,13 @@
       </w:r>
       <w:r>
         <w:rPr>
-          <w:u w:val="single" w:color="0000ff"/>
           <w:rFonts w:ascii="Charis SIL Regular" w:hAnsi="Charis SIL Regular" w:eastAsia="Charis SIL Regular"/>
           <w:b w:val="0"/>
           <w:i w:val="0"/>
           <w:color w:val="000000"/>
           <w:sz w:val="24"/>
         </w:rPr>
-        <w:hyperlink r:id="rId23" w:history="1">
-          <w:r>
-            <w:rPr>
-              <w:rStyle w:val="Hyperlink"/>
-            </w:rPr>
-            <w:t>,</w:t>
-          </w:r>
-        </w:hyperlink>
-      </w:r>
-      <w:r>
-        <w:rPr>
-          <w:rFonts w:ascii="Charis SIL Regular" w:hAnsi="Charis SIL Regular" w:eastAsia="Charis SIL Regular"/>
-          <w:b w:val="0"/>
-          <w:i w:val="0"/>
-          <w:color w:val="000000"/>
-          <w:sz w:val="24"/>
-        </w:rPr>
-        <w:t xml:space="preserve"> </w:t>
+        <w:t xml:space="preserve">, </w:t>
       </w:r>
       <w:r>
         <w:rPr>
@@ -4473,7 +4444,7 @@
           <w:sz w:val="24"/>
           <w:u w:val="single"/>
         </w:rPr>
-        <w:hyperlink r:id="rId23" w:history="1">
+        <w:hyperlink r:id="rId25" w:history="1">
           <w:r>
             <w:rPr>
               <w:rStyle w:val="Hyperlink"/>
@@ -4598,7 +4569,7 @@
           <w:sz w:val="24"/>
           <w:u w:val="single"/>
         </w:rPr>
-        <w:hyperlink r:id="rId25" w:history="1">
+        <w:hyperlink r:id="rId26" w:history="1">
           <w:r>
             <w:rPr>
               <w:rStyle w:val="Hyperlink"/>
@@ -4616,7 +4587,7 @@
           <w:sz w:val="24"/>
           <w:u w:val="single"/>
         </w:rPr>
-        <w:hyperlink r:id="rId25" w:history="1">
+        <w:hyperlink r:id="rId26" w:history="1">
           <w:r>
             <w:rPr>
               <w:rStyle w:val="Hyperlink"/>
@@ -4634,7 +4605,7 @@
           <w:sz w:val="24"/>
           <w:u w:val="single"/>
         </w:rPr>
-        <w:hyperlink r:id="rId25" w:history="1">
+        <w:hyperlink r:id="rId26" w:history="1">
           <w:r>
             <w:rPr>
               <w:rStyle w:val="Hyperlink"/>
@@ -4652,7 +4623,7 @@
           <w:sz w:val="24"/>
           <w:u w:val="single"/>
         </w:rPr>
-        <w:hyperlink r:id="rId25" w:history="1">
+        <w:hyperlink r:id="rId26" w:history="1">
           <w:r>
             <w:rPr>
               <w:rStyle w:val="Hyperlink"/>
@@ -4670,7 +4641,7 @@
           <w:sz w:val="24"/>
           <w:u w:val="single"/>
         </w:rPr>
-        <w:hyperlink r:id="rId25" w:history="1">
+        <w:hyperlink r:id="rId26" w:history="1">
           <w:r>
             <w:rPr>
               <w:rStyle w:val="Hyperlink"/>
@@ -4688,7 +4659,7 @@
           <w:sz w:val="24"/>
           <w:u w:val="single"/>
         </w:rPr>
-        <w:hyperlink r:id="rId25" w:history="1">
+        <w:hyperlink r:id="rId26" w:history="1">
           <w:r>
             <w:rPr>
               <w:rStyle w:val="Hyperlink"/>
@@ -4704,8 +4675,16 @@
           <w:i w:val="0"/>
           <w:color w:val="0000FF"/>
           <w:sz w:val="24"/>
-        </w:rPr>
-        <w:t>page/31</w:t>
+          <w:u w:val="single"/>
+        </w:rPr>
+        <w:hyperlink r:id="rId26" w:history="1">
+          <w:r>
+            <w:rPr>
+              <w:rStyle w:val="Hyperlink"/>
+            </w:rPr>
+            <w:t>page/31</w:t>
+          </w:r>
+        </w:hyperlink>
       </w:r>
     </w:p>
     <w:p>
@@ -4904,7 +4883,14 @@
           <w:sz w:val="24"/>
           <w:u w:val="single"/>
         </w:rPr>
-        <w:t>i</w:t>
+        <w:hyperlink r:id="rId19" w:history="1">
+          <w:r>
+            <w:rPr>
+              <w:rStyle w:val="Hyperlink"/>
+            </w:rPr>
+            <w:t>i</w:t>
+          </w:r>
+        </w:hyperlink>
       </w:r>
       <w:r>
         <w:rPr>
@@ -4946,7 +4932,7 @@
           <w:sz w:val="24"/>
           <w:u w:val="single"/>
         </w:rPr>
-        <w:hyperlink r:id="rId19" w:history="1">
+        <w:hyperlink r:id="rId27" w:history="1">
           <w:r>
             <w:rPr>
               <w:rStyle w:val="Hyperlink"/>
@@ -4964,7 +4950,7 @@
           <w:sz w:val="24"/>
           <w:u w:val="single"/>
         </w:rPr>
-        <w:hyperlink r:id="rId19" w:history="1">
+        <w:hyperlink r:id="rId27" w:history="1">
           <w:r>
             <w:rPr>
               <w:rStyle w:val="Hyperlink"/>
@@ -4993,7 +4979,7 @@
           <w:sz w:val="24"/>
           <w:u w:val="single"/>
         </w:rPr>
-        <w:hyperlink r:id="rId19" w:history="1">
+        <w:hyperlink r:id="rId27" w:history="1">
           <w:r>
             <w:rPr>
               <w:rStyle w:val="Hyperlink"/>
@@ -5021,7 +5007,7 @@
           <w:sz w:val="24"/>
           <w:u w:val="single"/>
         </w:rPr>
-        <w:hyperlink r:id="rId19" w:history="1">
+        <w:hyperlink r:id="rId28" w:history="1">
           <w:r>
             <w:rPr>
               <w:rStyle w:val="Hyperlink"/>
@@ -5039,7 +5025,7 @@
           <w:sz w:val="24"/>
           <w:u w:val="single"/>
         </w:rPr>
-        <w:hyperlink r:id="rId26" w:history="1">
+        <w:hyperlink r:id="rId28" w:history="1">
           <w:r>
             <w:rPr>
               <w:rStyle w:val="Hyperlink"/>
@@ -5068,7 +5054,7 @@
           <w:sz w:val="24"/>
           <w:u w:val="single"/>
         </w:rPr>
-        <w:hyperlink r:id="rId26" w:history="1">
+        <w:hyperlink r:id="rId28" w:history="1">
           <w:r>
             <w:rPr>
               <w:rStyle w:val="Hyperlink"/>
@@ -5086,7 +5072,7 @@
           <w:sz w:val="24"/>
           <w:u w:val="single"/>
         </w:rPr>
-        <w:hyperlink r:id="rId26" w:history="1">
+        <w:hyperlink r:id="rId28" w:history="1">
           <w:r>
             <w:rPr>
               <w:rStyle w:val="Hyperlink"/>
@@ -5217,7 +5203,7 @@
           <w:sz w:val="24"/>
           <w:u w:val="single"/>
         </w:rPr>
-        <w:hyperlink r:id="rId27" w:history="1">
+        <w:hyperlink r:id="rId29" w:history="1">
           <w:r>
             <w:rPr>
               <w:rStyle w:val="Hyperlink"/>
@@ -5235,7 +5221,7 @@
           <w:sz w:val="24"/>
           <w:u w:val="single"/>
         </w:rPr>
-        <w:hyperlink r:id="rId27" w:history="1">
+        <w:hyperlink r:id="rId29" w:history="1">
           <w:r>
             <w:rPr>
               <w:rStyle w:val="Hyperlink"/>
@@ -5253,7 +5239,7 @@
           <w:sz w:val="24"/>
           <w:u w:val="single"/>
         </w:rPr>
-        <w:hyperlink r:id="rId27" w:history="1">
+        <w:hyperlink r:id="rId29" w:history="1">
           <w:r>
             <w:rPr>
               <w:rStyle w:val="Hyperlink"/>
@@ -5271,7 +5257,7 @@
           <w:sz w:val="24"/>
           <w:u w:val="single"/>
         </w:rPr>
-        <w:hyperlink r:id="rId27" w:history="1">
+        <w:hyperlink r:id="rId29" w:history="1">
           <w:r>
             <w:rPr>
               <w:rStyle w:val="Hyperlink"/>
@@ -5299,7 +5285,7 @@
           <w:sz w:val="24"/>
           <w:u w:val="single"/>
         </w:rPr>
-        <w:hyperlink r:id="rId27" w:history="1">
+        <w:hyperlink r:id="rId30" w:history="1">
           <w:r>
             <w:rPr>
               <w:rStyle w:val="Hyperlink"/>
@@ -5317,7 +5303,7 @@
           <w:sz w:val="24"/>
           <w:u w:val="single"/>
         </w:rPr>
-        <w:hyperlink r:id="rId27" w:history="1">
+        <w:hyperlink r:id="rId30" w:history="1">
           <w:r>
             <w:rPr>
               <w:rStyle w:val="Hyperlink"/>
@@ -5346,7 +5332,7 @@
           <w:sz w:val="24"/>
           <w:u w:val="single"/>
         </w:rPr>
-        <w:hyperlink r:id="rId28" w:history="1">
+        <w:hyperlink r:id="rId30" w:history="1">
           <w:r>
             <w:rPr>
               <w:rStyle w:val="Hyperlink"/>
@@ -5453,7 +5439,7 @@
           <w:sz w:val="24"/>
           <w:u w:val="single"/>
         </w:rPr>
-        <w:hyperlink r:id="rId29" w:history="1">
+        <w:hyperlink r:id="rId31" w:history="1">
           <w:r>
             <w:rPr>
               <w:rStyle w:val="Hyperlink"/>
@@ -5482,7 +5468,7 @@
           <w:sz w:val="24"/>
           <w:u w:val="single"/>
         </w:rPr>
-        <w:hyperlink r:id="rId29" w:history="1">
+        <w:hyperlink r:id="rId31" w:history="1">
           <w:r>
             <w:rPr>
               <w:rStyle w:val="Hyperlink"/>
@@ -5510,7 +5496,7 @@
           <w:sz w:val="24"/>
           <w:u w:val="single"/>
         </w:rPr>
-        <w:hyperlink r:id="rId30" w:history="1">
+        <w:hyperlink r:id="rId32" w:history="1">
           <w:r>
             <w:rPr>
               <w:rStyle w:val="Hyperlink"/>
@@ -5539,7 +5525,7 @@
           <w:sz w:val="24"/>
           <w:u w:val="single"/>
         </w:rPr>
-        <w:hyperlink r:id="rId30" w:history="1">
+        <w:hyperlink r:id="rId32" w:history="1">
           <w:r>
             <w:rPr>
               <w:rStyle w:val="Hyperlink"/>
@@ -5663,7 +5649,7 @@
           <w:sz w:val="24"/>
           <w:u w:val="single"/>
         </w:rPr>
-        <w:hyperlink r:id="rId31" w:history="1">
+        <w:hyperlink r:id="rId33" w:history="1">
           <w:r>
             <w:rPr>
               <w:rStyle w:val="Hyperlink"/>
@@ -5681,7 +5667,7 @@
           <w:sz w:val="24"/>
           <w:u w:val="single"/>
         </w:rPr>
-        <w:hyperlink r:id="rId31" w:history="1">
+        <w:hyperlink r:id="rId33" w:history="1">
           <w:r>
             <w:rPr>
               <w:rStyle w:val="Hyperlink"/>
@@ -5699,7 +5685,7 @@
           <w:sz w:val="24"/>
           <w:u w:val="single"/>
         </w:rPr>
-        <w:hyperlink r:id="rId31" w:history="1">
+        <w:hyperlink r:id="rId33" w:history="1">
           <w:r>
             <w:rPr>
               <w:rStyle w:val="Hyperlink"/>
@@ -5880,7 +5866,7 @@
           <w:sz w:val="24"/>
           <w:u w:val="single"/>
         </w:rPr>
-        <w:hyperlink r:id="rId32" w:history="1">
+        <w:hyperlink r:id="rId34" w:history="1">
           <w:r>
             <w:rPr>
               <w:rStyle w:val="Hyperlink"/>
@@ -5898,7 +5884,7 @@
           <w:sz w:val="24"/>
           <w:u w:val="single"/>
         </w:rPr>
-        <w:hyperlink r:id="rId32" w:history="1">
+        <w:hyperlink r:id="rId34" w:history="1">
           <w:r>
             <w:rPr>
               <w:rStyle w:val="Hyperlink"/>
@@ -5916,7 +5902,7 @@
           <w:sz w:val="24"/>
           <w:u w:val="single"/>
         </w:rPr>
-        <w:hyperlink r:id="rId32" w:history="1">
+        <w:hyperlink r:id="rId34" w:history="1">
           <w:r>
             <w:rPr>
               <w:rStyle w:val="Hyperlink"/>
@@ -5934,7 +5920,7 @@
           <w:sz w:val="24"/>
           <w:u w:val="single"/>
         </w:rPr>
-        <w:hyperlink r:id="rId32" w:history="1">
+        <w:hyperlink r:id="rId34" w:history="1">
           <w:r>
             <w:rPr>
               <w:rStyle w:val="Hyperlink"/>
@@ -5952,7 +5938,7 @@
           <w:sz w:val="24"/>
           <w:u w:val="single"/>
         </w:rPr>
-        <w:hyperlink r:id="rId32" w:history="1">
+        <w:hyperlink r:id="rId34" w:history="1">
           <w:r>
             <w:rPr>
               <w:rStyle w:val="Hyperlink"/>
@@ -5970,7 +5956,7 @@
           <w:sz w:val="24"/>
           <w:u w:val="single"/>
         </w:rPr>
-        <w:hyperlink r:id="rId32" w:history="1">
+        <w:hyperlink r:id="rId34" w:history="1">
           <w:r>
             <w:rPr>
               <w:rStyle w:val="Hyperlink"/>
@@ -5988,7 +5974,7 @@
           <w:sz w:val="24"/>
           <w:u w:val="single"/>
         </w:rPr>
-        <w:hyperlink r:id="rId32" w:history="1">
+        <w:hyperlink r:id="rId34" w:history="1">
           <w:r>
             <w:rPr>
               <w:rStyle w:val="Hyperlink"/>
@@ -6006,7 +5992,7 @@
           <w:sz w:val="24"/>
           <w:u w:val="single"/>
         </w:rPr>
-        <w:hyperlink r:id="rId32" w:history="1">
+        <w:hyperlink r:id="rId34" w:history="1">
           <w:r>
             <w:rPr>
               <w:rStyle w:val="Hyperlink"/>
@@ -6035,7 +6021,7 @@
           <w:sz w:val="24"/>
           <w:u w:val="single"/>
         </w:rPr>
-        <w:hyperlink r:id="rId32" w:history="1">
+        <w:hyperlink r:id="rId34" w:history="1">
           <w:r>
             <w:rPr>
               <w:rStyle w:val="Hyperlink"/>
@@ -6063,7 +6049,7 @@
           <w:sz w:val="24"/>
           <w:u w:val="single"/>
         </w:rPr>
-        <w:hyperlink r:id="rId32" w:history="1">
+        <w:hyperlink r:id="rId34" w:history="1">
           <w:r>
             <w:rPr>
               <w:rStyle w:val="Hyperlink"/>
@@ -6081,7 +6067,7 @@
           <w:sz w:val="24"/>
           <w:u w:val="single"/>
         </w:rPr>
-        <w:hyperlink r:id="rId32" w:history="1">
+        <w:hyperlink r:id="rId34" w:history="1">
           <w:r>
             <w:rPr>
               <w:rStyle w:val="Hyperlink"/>
@@ -6099,7 +6085,7 @@
           <w:sz w:val="24"/>
           <w:u w:val="single"/>
         </w:rPr>
-        <w:hyperlink r:id="rId32" w:history="1">
+        <w:hyperlink r:id="rId34" w:history="1">
           <w:r>
             <w:rPr>
               <w:rStyle w:val="Hyperlink"/>
@@ -6117,7 +6103,7 @@
           <w:sz w:val="24"/>
           <w:u w:val="single"/>
         </w:rPr>
-        <w:hyperlink r:id="rId32" w:history="1">
+        <w:hyperlink r:id="rId34" w:history="1">
           <w:r>
             <w:rPr>
               <w:rStyle w:val="Hyperlink"/>
@@ -6238,7 +6224,7 @@
           <w:sz w:val="24"/>
           <w:u w:val="single"/>
         </w:rPr>
-        <w:hyperlink r:id="rId33" w:history="1">
+        <w:hyperlink r:id="rId35" w:history="1">
           <w:r>
             <w:rPr>
               <w:rStyle w:val="Hyperlink"/>
@@ -6267,7 +6253,7 @@
           <w:sz w:val="24"/>
           <w:u w:val="single"/>
         </w:rPr>
-        <w:hyperlink r:id="rId33" w:history="1">
+        <w:hyperlink r:id="rId35" w:history="1">
           <w:r>
             <w:rPr>
               <w:rStyle w:val="Hyperlink"/>
@@ -6295,7 +6281,7 @@
           <w:sz w:val="24"/>
           <w:u w:val="single"/>
         </w:rPr>
-        <w:hyperlink r:id="rId34" w:history="1">
+        <w:hyperlink r:id="rId36" w:history="1">
           <w:r>
             <w:rPr>
               <w:rStyle w:val="Hyperlink"/>
@@ -6324,7 +6310,7 @@
           <w:sz w:val="24"/>
           <w:u w:val="single"/>
         </w:rPr>
-        <w:hyperlink r:id="rId34" w:history="1">
+        <w:hyperlink r:id="rId36" w:history="1">
           <w:r>
             <w:rPr>
               <w:rStyle w:val="Hyperlink"/>

--- a/EXPORTS/DOCX/published/niveau2/English/Ghana.docx
+++ b/EXPORTS/DOCX/published/niveau2/English/Ghana.docx
@@ -464,7 +464,18 @@
           <w:color w:val="000000"/>
           <w:sz w:val="24"/>
         </w:rPr>
-        <w:t>adinkra cloth in the w</w:t>
+        <w:t xml:space="preserve">adinkra cloth </w:t>
+      </w:r>
+      <w:r>
+        <w:rPr>
+          <w:u w:val="single" w:color="0000ff"/>
+          <w:rFonts w:ascii="Charis SIL Italic" w:hAnsi="Charis SIL Italic" w:eastAsia="Charis SIL Italic"/>
+          <w:b w:val="0"/>
+          <w:i/>
+          <w:color w:val="000000"/>
+          <w:sz w:val="24"/>
+        </w:rPr>
+        <w:t>in the w</w:t>
       </w:r>
       <w:r>
         <w:rPr>
@@ -4398,7 +4409,7 @@
           <w:sz w:val="24"/>
           <w:u w:val="single"/>
         </w:rPr>
-        <w:hyperlink r:id="rId24" w:history="1">
+        <w:hyperlink r:id="rId23" w:history="1">
           <w:r>
             <w:rPr>
               <w:rStyle w:val="Hyperlink"/>
@@ -4416,7 +4427,7 @@
           <w:sz w:val="24"/>
           <w:u w:val="single"/>
         </w:rPr>
-        <w:hyperlink r:id="rId24" w:history="1">
+        <w:hyperlink r:id="rId23" w:history="1">
           <w:r>
             <w:rPr>
               <w:rStyle w:val="Hyperlink"/>
@@ -4427,13 +4438,32 @@
       </w:r>
       <w:r>
         <w:rPr>
+          <w:u w:val="single" w:color="0000ff"/>
           <w:rFonts w:ascii="Charis SIL Regular" w:hAnsi="Charis SIL Regular" w:eastAsia="Charis SIL Regular"/>
           <w:b w:val="0"/>
           <w:i w:val="0"/>
           <w:color w:val="000000"/>
           <w:sz w:val="24"/>
         </w:rPr>
-        <w:t xml:space="preserve">, </w:t>
+        <w:hyperlink r:id="rId23" w:history="1">
+          <w:r>
+            <w:rPr>
+              <w:rStyle w:val="Hyperlink"/>
+            </w:rPr>
+            <w:t>,</w:t>
+          </w:r>
+        </w:hyperlink>
+      </w:r>
+      <w:r>
+        <w:rPr>
+          <w:u w:val="single" w:color="0000ff"/>
+          <w:rFonts w:ascii="Charis SIL Regular" w:hAnsi="Charis SIL Regular" w:eastAsia="Charis SIL Regular"/>
+          <w:b w:val="0"/>
+          <w:i w:val="0"/>
+          <w:color w:val="000000"/>
+          <w:sz w:val="24"/>
+        </w:rPr>
+        <w:t xml:space="preserve"> </w:t>
       </w:r>
       <w:r>
         <w:rPr>
@@ -4444,7 +4474,7 @@
           <w:sz w:val="24"/>
           <w:u w:val="single"/>
         </w:rPr>
-        <w:hyperlink r:id="rId25" w:history="1">
+        <w:hyperlink r:id="rId23" w:history="1">
           <w:r>
             <w:rPr>
               <w:rStyle w:val="Hyperlink"/>
@@ -4491,7 +4521,7 @@
           <w:sz w:val="24"/>
           <w:u w:val="single"/>
         </w:rPr>
-        <w:hyperlink r:id="rId23" w:history="1">
+        <w:hyperlink r:id="rId25" w:history="1">
           <w:r>
             <w:rPr>
               <w:rStyle w:val="Hyperlink"/>
@@ -4899,40 +4929,53 @@
           <w:i w:val="0"/>
           <w:color w:val="0000FF"/>
           <w:sz w:val="24"/>
+        </w:rPr>
+        <w:hyperlink r:id="rId19" w:history="1">
+          <w:r>
+            <w:rPr>
+              <w:rStyle w:val="Hyperlink"/>
+            </w:rPr>
+            <w:t>l</w:t>
+          </w:r>
+        </w:hyperlink>
+      </w:r>
+      <w:r>
+        <w:rPr>
+          <w:rFonts w:ascii="Charis SIL Regular" w:hAnsi="Charis SIL Regular" w:eastAsia="Charis SIL Regular"/>
+          <w:b w:val="0"/>
+          <w:i w:val="0"/>
+          <w:color w:val="0000FF"/>
+          <w:sz w:val="24"/>
+        </w:rPr>
+        <w:t>e</w:t>
+      </w:r>
+      <w:r>
+        <w:rPr>
+          <w:rFonts w:ascii="Charis SIL Regular" w:hAnsi="Charis SIL Regular" w:eastAsia="Charis SIL Regular"/>
+          <w:b w:val="0"/>
+          <w:i w:val="0"/>
+          <w:color w:val="000000"/>
+          <w:sz w:val="24"/>
+        </w:rPr>
+        <w:hyperlink r:id="rId19" w:history="1">
+          <w:r>
+            <w:rPr>
+              <w:rStyle w:val="Hyperlink"/>
+            </w:rPr>
+            <w:t xml:space="preserve">, </w:t>
+          </w:r>
+        </w:hyperlink>
+      </w:r>
+      <w:r>
+        <w:rPr>
+          <w:rFonts w:ascii="Charis SIL Regular" w:hAnsi="Charis SIL Regular" w:eastAsia="Charis SIL Regular"/>
+          <w:b w:val="0"/>
+          <w:i w:val="0"/>
+          <w:color w:val="0000FF"/>
+          <w:sz w:val="24"/>
           <w:u w:val="single"/>
         </w:rPr>
-        <w:t>l</w:t>
-      </w:r>
-      <w:r>
-        <w:rPr>
-          <w:rFonts w:ascii="Charis SIL Regular" w:hAnsi="Charis SIL Regular" w:eastAsia="Charis SIL Regular"/>
-          <w:b w:val="0"/>
-          <w:i w:val="0"/>
-          <w:color w:val="0000FF"/>
-          <w:sz w:val="24"/>
-        </w:rPr>
-        <w:t>e</w:t>
-      </w:r>
-      <w:r>
-        <w:rPr>
-          <w:rFonts w:ascii="Charis SIL Regular" w:hAnsi="Charis SIL Regular" w:eastAsia="Charis SIL Regular"/>
-          <w:b w:val="0"/>
-          <w:i w:val="0"/>
-          <w:color w:val="000000"/>
-          <w:sz w:val="24"/>
-        </w:rPr>
-        <w:t xml:space="preserve">, </w:t>
-      </w:r>
-      <w:r>
-        <w:rPr>
-          <w:rFonts w:ascii="Charis SIL Regular" w:hAnsi="Charis SIL Regular" w:eastAsia="Charis SIL Regular"/>
-          <w:b w:val="0"/>
-          <w:i w:val="0"/>
-          <w:color w:val="0000FF"/>
-          <w:sz w:val="24"/>
-          <w:u w:val="single"/>
-        </w:rPr>
-        <w:hyperlink r:id="rId27" w:history="1">
+        <w:hyperlink r:id="rId19" w:history="1">
           <w:r>
             <w:rPr>
               <w:rStyle w:val="Hyperlink"/>
@@ -4950,7 +4993,7 @@
           <w:sz w:val="24"/>
           <w:u w:val="single"/>
         </w:rPr>
-        <w:hyperlink r:id="rId27" w:history="1">
+        <w:hyperlink r:id="rId19" w:history="1">
           <w:r>
             <w:rPr>
               <w:rStyle w:val="Hyperlink"/>
@@ -4996,7 +5039,14 @@
           <w:color w:val="000000"/>
           <w:sz w:val="24"/>
         </w:rPr>
-        <w:t xml:space="preserve">, </w:t>
+        <w:hyperlink r:id="rId19" w:history="1">
+          <w:r>
+            <w:rPr>
+              <w:rStyle w:val="Hyperlink"/>
+            </w:rPr>
+            <w:t xml:space="preserve">, </w:t>
+          </w:r>
+        </w:hyperlink>
       </w:r>
       <w:r>
         <w:rPr>
@@ -5285,7 +5335,7 @@
           <w:sz w:val="24"/>
           <w:u w:val="single"/>
         </w:rPr>
-        <w:hyperlink r:id="rId30" w:history="1">
+        <w:hyperlink r:id="rId29" w:history="1">
           <w:r>
             <w:rPr>
               <w:rStyle w:val="Hyperlink"/>
@@ -5303,7 +5353,7 @@
           <w:sz w:val="24"/>
           <w:u w:val="single"/>
         </w:rPr>
-        <w:hyperlink r:id="rId30" w:history="1">
+        <w:hyperlink r:id="rId29" w:history="1">
           <w:r>
             <w:rPr>
               <w:rStyle w:val="Hyperlink"/>
@@ -5332,7 +5382,7 @@
           <w:sz w:val="24"/>
           <w:u w:val="single"/>
         </w:rPr>
-        <w:hyperlink r:id="rId30" w:history="1">
+        <w:hyperlink r:id="rId29" w:history="1">
           <w:r>
             <w:rPr>
               <w:rStyle w:val="Hyperlink"/>
@@ -5439,7 +5489,7 @@
           <w:sz w:val="24"/>
           <w:u w:val="single"/>
         </w:rPr>
-        <w:hyperlink r:id="rId31" w:history="1">
+        <w:hyperlink r:id="rId30" w:history="1">
           <w:r>
             <w:rPr>
               <w:rStyle w:val="Hyperlink"/>
@@ -5468,7 +5518,7 @@
           <w:sz w:val="24"/>
           <w:u w:val="single"/>
         </w:rPr>
-        <w:hyperlink r:id="rId31" w:history="1">
+        <w:hyperlink r:id="rId30" w:history="1">
           <w:r>
             <w:rPr>
               <w:rStyle w:val="Hyperlink"/>
@@ -5496,7 +5546,7 @@
           <w:sz w:val="24"/>
           <w:u w:val="single"/>
         </w:rPr>
-        <w:hyperlink r:id="rId32" w:history="1">
+        <w:hyperlink r:id="rId31" w:history="1">
           <w:r>
             <w:rPr>
               <w:rStyle w:val="Hyperlink"/>
@@ -5525,7 +5575,7 @@
           <w:sz w:val="24"/>
           <w:u w:val="single"/>
         </w:rPr>
-        <w:hyperlink r:id="rId32" w:history="1">
+        <w:hyperlink r:id="rId31" w:history="1">
           <w:r>
             <w:rPr>
               <w:rStyle w:val="Hyperlink"/>
@@ -5649,7 +5699,7 @@
           <w:sz w:val="24"/>
           <w:u w:val="single"/>
         </w:rPr>
-        <w:hyperlink r:id="rId33" w:history="1">
+        <w:hyperlink r:id="rId32" w:history="1">
           <w:r>
             <w:rPr>
               <w:rStyle w:val="Hyperlink"/>
@@ -5667,7 +5717,7 @@
           <w:sz w:val="24"/>
           <w:u w:val="single"/>
         </w:rPr>
-        <w:hyperlink r:id="rId33" w:history="1">
+        <w:hyperlink r:id="rId32" w:history="1">
           <w:r>
             <w:rPr>
               <w:rStyle w:val="Hyperlink"/>
@@ -5685,7 +5735,7 @@
           <w:sz w:val="24"/>
           <w:u w:val="single"/>
         </w:rPr>
-        <w:hyperlink r:id="rId33" w:history="1">
+        <w:hyperlink r:id="rId32" w:history="1">
           <w:r>
             <w:rPr>
               <w:rStyle w:val="Hyperlink"/>
@@ -5866,7 +5916,7 @@
           <w:sz w:val="24"/>
           <w:u w:val="single"/>
         </w:rPr>
-        <w:hyperlink r:id="rId34" w:history="1">
+        <w:hyperlink r:id="rId33" w:history="1">
           <w:r>
             <w:rPr>
               <w:rStyle w:val="Hyperlink"/>
@@ -5884,7 +5934,7 @@
           <w:sz w:val="24"/>
           <w:u w:val="single"/>
         </w:rPr>
-        <w:hyperlink r:id="rId34" w:history="1">
+        <w:hyperlink r:id="rId33" w:history="1">
           <w:r>
             <w:rPr>
               <w:rStyle w:val="Hyperlink"/>
@@ -5902,7 +5952,7 @@
           <w:sz w:val="24"/>
           <w:u w:val="single"/>
         </w:rPr>
-        <w:hyperlink r:id="rId34" w:history="1">
+        <w:hyperlink r:id="rId33" w:history="1">
           <w:r>
             <w:rPr>
               <w:rStyle w:val="Hyperlink"/>
@@ -5920,7 +5970,7 @@
           <w:sz w:val="24"/>
           <w:u w:val="single"/>
         </w:rPr>
-        <w:hyperlink r:id="rId34" w:history="1">
+        <w:hyperlink r:id="rId33" w:history="1">
           <w:r>
             <w:rPr>
               <w:rStyle w:val="Hyperlink"/>
@@ -5938,7 +5988,7 @@
           <w:sz w:val="24"/>
           <w:u w:val="single"/>
         </w:rPr>
-        <w:hyperlink r:id="rId34" w:history="1">
+        <w:hyperlink r:id="rId33" w:history="1">
           <w:r>
             <w:rPr>
               <w:rStyle w:val="Hyperlink"/>
@@ -5956,7 +6006,7 @@
           <w:sz w:val="24"/>
           <w:u w:val="single"/>
         </w:rPr>
-        <w:hyperlink r:id="rId34" w:history="1">
+        <w:hyperlink r:id="rId33" w:history="1">
           <w:r>
             <w:rPr>
               <w:rStyle w:val="Hyperlink"/>
@@ -5974,7 +6024,7 @@
           <w:sz w:val="24"/>
           <w:u w:val="single"/>
         </w:rPr>
-        <w:hyperlink r:id="rId34" w:history="1">
+        <w:hyperlink r:id="rId33" w:history="1">
           <w:r>
             <w:rPr>
               <w:rStyle w:val="Hyperlink"/>
@@ -5992,12 +6042,12 @@
           <w:sz w:val="24"/>
           <w:u w:val="single"/>
         </w:rPr>
-        <w:hyperlink r:id="rId34" w:history="1">
+        <w:hyperlink r:id="rId33" w:history="1">
           <w:r>
             <w:rPr>
               <w:rStyle w:val="Hyperlink"/>
             </w:rPr>
-            <w:t>profiel</w:t>
+            <w:t>profie</w:t>
           </w:r>
         </w:hyperlink>
       </w:r>
@@ -6008,25 +6058,13 @@
           <w:i w:val="0"/>
           <w:color w:val="0000FF"/>
           <w:sz w:val="24"/>
-          <w:u w:val="single"/>
-        </w:rPr>
-        <w:t>-</w:t>
-      </w:r>
-      <w:r>
-        <w:rPr>
-          <w:rFonts w:ascii="Charis SIL Regular" w:hAnsi="Charis SIL Regular" w:eastAsia="Charis SIL Regular"/>
-          <w:b w:val="0"/>
-          <w:i w:val="0"/>
-          <w:color w:val="0000FF"/>
-          <w:sz w:val="24"/>
-          <w:u w:val="single"/>
-        </w:rPr>
-        <w:hyperlink r:id="rId34" w:history="1">
+        </w:rPr>
+        <w:hyperlink r:id="rId33" w:history="1">
           <w:r>
             <w:rPr>
               <w:rStyle w:val="Hyperlink"/>
             </w:rPr>
-            <w:t>als</w:t>
+            <w:t>l</w:t>
           </w:r>
         </w:hyperlink>
       </w:r>
@@ -6049,7 +6087,25 @@
           <w:sz w:val="24"/>
           <w:u w:val="single"/>
         </w:rPr>
-        <w:hyperlink r:id="rId34" w:history="1">
+        <w:hyperlink r:id="rId33" w:history="1">
+          <w:r>
+            <w:rPr>
+              <w:rStyle w:val="Hyperlink"/>
+            </w:rPr>
+            <w:t>als-</w:t>
+          </w:r>
+        </w:hyperlink>
+      </w:r>
+      <w:r>
+        <w:rPr>
+          <w:rFonts w:ascii="Charis SIL Regular" w:hAnsi="Charis SIL Regular" w:eastAsia="Charis SIL Regular"/>
+          <w:b w:val="0"/>
+          <w:i w:val="0"/>
+          <w:color w:val="0000FF"/>
+          <w:sz w:val="24"/>
+          <w:u w:val="single"/>
+        </w:rPr>
+        <w:hyperlink r:id="rId33" w:history="1">
           <w:r>
             <w:rPr>
               <w:rStyle w:val="Hyperlink"/>
@@ -6067,7 +6123,7 @@
           <w:sz w:val="24"/>
           <w:u w:val="single"/>
         </w:rPr>
-        <w:hyperlink r:id="rId34" w:history="1">
+        <w:hyperlink r:id="rId33" w:history="1">
           <w:r>
             <w:rPr>
               <w:rStyle w:val="Hyperlink"/>
@@ -6085,7 +6141,7 @@
           <w:sz w:val="24"/>
           <w:u w:val="single"/>
         </w:rPr>
-        <w:hyperlink r:id="rId34" w:history="1">
+        <w:hyperlink r:id="rId33" w:history="1">
           <w:r>
             <w:rPr>
               <w:rStyle w:val="Hyperlink"/>
@@ -6103,7 +6159,7 @@
           <w:sz w:val="24"/>
           <w:u w:val="single"/>
         </w:rPr>
-        <w:hyperlink r:id="rId34" w:history="1">
+        <w:hyperlink r:id="rId33" w:history="1">
           <w:r>
             <w:rPr>
               <w:rStyle w:val="Hyperlink"/>
@@ -6224,7 +6280,7 @@
           <w:sz w:val="24"/>
           <w:u w:val="single"/>
         </w:rPr>
-        <w:hyperlink r:id="rId35" w:history="1">
+        <w:hyperlink r:id="rId34" w:history="1">
           <w:r>
             <w:rPr>
               <w:rStyle w:val="Hyperlink"/>
@@ -6253,7 +6309,7 @@
           <w:sz w:val="24"/>
           <w:u w:val="single"/>
         </w:rPr>
-        <w:hyperlink r:id="rId35" w:history="1">
+        <w:hyperlink r:id="rId34" w:history="1">
           <w:r>
             <w:rPr>
               <w:rStyle w:val="Hyperlink"/>
@@ -6281,7 +6337,7 @@
           <w:sz w:val="24"/>
           <w:u w:val="single"/>
         </w:rPr>
-        <w:hyperlink r:id="rId36" w:history="1">
+        <w:hyperlink r:id="rId35" w:history="1">
           <w:r>
             <w:rPr>
               <w:rStyle w:val="Hyperlink"/>
@@ -6310,7 +6366,7 @@
           <w:sz w:val="24"/>
           <w:u w:val="single"/>
         </w:rPr>
-        <w:hyperlink r:id="rId36" w:history="1">
+        <w:hyperlink r:id="rId35" w:history="1">
           <w:r>
             <w:rPr>
               <w:rStyle w:val="Hyperlink"/>

--- a/EXPORTS/DOCX/published/niveau2/English/Ghana.docx
+++ b/EXPORTS/DOCX/published/niveau2/English/Ghana.docx
@@ -475,7 +475,14 @@
           <w:color w:val="000000"/>
           <w:sz w:val="24"/>
         </w:rPr>
-        <w:t>in the w</w:t>
+        <w:hyperlink r:id="rId9" w:history="1">
+          <w:r>
+            <w:rPr>
+              <w:rStyle w:val="Hyperlink"/>
+            </w:rPr>
+            <w:t>in the w</w:t>
+          </w:r>
+        </w:hyperlink>
       </w:r>
       <w:r>
         <w:rPr>
@@ -1334,7 +1341,7 @@
             <w:rPr>
               <w:rStyle w:val="Hyperlink"/>
             </w:rPr>
-            <w:t>buffal</w:t>
+            <w:t>buffa</w:t>
           </w:r>
         </w:hyperlink>
       </w:r>
@@ -1345,36 +1352,13 @@
           <w:i w:val="0"/>
           <w:color w:val="0000FF"/>
           <w:sz w:val="24"/>
-          <w:u w:val="single"/>
-        </w:rPr>
-        <w:t>o</w:t>
-      </w:r>
-      <w:r>
-        <w:rPr>
-          <w:rFonts w:ascii="Charis SIL Regular" w:hAnsi="Charis SIL Regular" w:eastAsia="Charis SIL Regular"/>
-          <w:b w:val="0"/>
-          <w:i w:val="0"/>
-          <w:color w:val="0000FF"/>
-          <w:sz w:val="24"/>
-          <w:u w:val="single"/>
-        </w:rPr>
-        <w:t xml:space="preserve"> </w:t>
-      </w:r>
-      <w:r>
-        <w:rPr>
-          <w:rFonts w:ascii="Charis SIL Regular" w:hAnsi="Charis SIL Regular" w:eastAsia="Charis SIL Regular"/>
-          <w:b w:val="0"/>
-          <w:i w:val="0"/>
-          <w:color w:val="0000FF"/>
-          <w:sz w:val="24"/>
-          <w:u w:val="single"/>
         </w:rPr>
         <w:hyperlink r:id="rId14" w:history="1">
           <w:r>
             <w:rPr>
               <w:rStyle w:val="Hyperlink"/>
             </w:rPr>
-            <w:t>hor</w:t>
+            <w:t>l</w:t>
           </w:r>
         </w:hyperlink>
       </w:r>
@@ -1386,7 +1370,36 @@
           <w:color w:val="0000FF"/>
           <w:sz w:val="24"/>
         </w:rPr>
-        <w:t>n</w:t>
+        <w:t>o</w:t>
+      </w:r>
+      <w:r>
+        <w:rPr>
+          <w:rFonts w:ascii="Charis SIL Regular" w:hAnsi="Charis SIL Regular" w:eastAsia="Charis SIL Regular"/>
+          <w:b w:val="0"/>
+          <w:i w:val="0"/>
+          <w:color w:val="0000FF"/>
+          <w:sz w:val="24"/>
+          <w:u w:val="single"/>
+        </w:rPr>
+        <w:t xml:space="preserve"> </w:t>
+      </w:r>
+      <w:r>
+        <w:rPr>
+          <w:rFonts w:ascii="Charis SIL Regular" w:hAnsi="Charis SIL Regular" w:eastAsia="Charis SIL Regular"/>
+          <w:b w:val="0"/>
+          <w:i w:val="0"/>
+          <w:color w:val="0000FF"/>
+          <w:sz w:val="24"/>
+          <w:u w:val="single"/>
+        </w:rPr>
+        <w:hyperlink r:id="rId14" w:history="1">
+          <w:r>
+            <w:rPr>
+              <w:rStyle w:val="Hyperlink"/>
+            </w:rPr>
+            <w:t>horn</w:t>
+          </w:r>
+        </w:hyperlink>
       </w:r>
       <w:r>
         <w:rPr>
@@ -3980,19 +3993,19 @@
           <w:i w:val="0"/>
           <w:color w:val="0000FF"/>
           <w:sz w:val="24"/>
+        </w:rPr>
+        <w:t>i</w:t>
+      </w:r>
+      <w:r>
+        <w:rPr>
+          <w:rFonts w:ascii="Charis SIL Regular" w:hAnsi="Charis SIL Regular" w:eastAsia="Charis SIL Regular"/>
+          <w:b w:val="0"/>
+          <w:i w:val="0"/>
+          <w:color w:val="0000FF"/>
+          <w:sz w:val="24"/>
           <w:u w:val="single"/>
         </w:rPr>
-        <w:t>ic Societ</w:t>
-      </w:r>
-      <w:r>
-        <w:rPr>
-          <w:rFonts w:ascii="Charis SIL Regular" w:hAnsi="Charis SIL Regular" w:eastAsia="Charis SIL Regular"/>
-          <w:b w:val="0"/>
-          <w:i w:val="0"/>
-          <w:color w:val="0000FF"/>
-          <w:sz w:val="24"/>
-        </w:rPr>
-        <w:t>y</w:t>
+        <w:t>c Society</w:t>
       </w:r>
       <w:r>
         <w:br/>
@@ -4521,7 +4534,7 @@
           <w:sz w:val="24"/>
           <w:u w:val="single"/>
         </w:rPr>
-        <w:hyperlink r:id="rId25" w:history="1">
+        <w:hyperlink r:id="rId23" w:history="1">
           <w:r>
             <w:rPr>
               <w:rStyle w:val="Hyperlink"/>
@@ -4599,7 +4612,7 @@
           <w:sz w:val="24"/>
           <w:u w:val="single"/>
         </w:rPr>
-        <w:hyperlink r:id="rId26" w:history="1">
+        <w:hyperlink r:id="rId25" w:history="1">
           <w:r>
             <w:rPr>
               <w:rStyle w:val="Hyperlink"/>
@@ -4617,7 +4630,7 @@
           <w:sz w:val="24"/>
           <w:u w:val="single"/>
         </w:rPr>
-        <w:hyperlink r:id="rId26" w:history="1">
+        <w:hyperlink r:id="rId25" w:history="1">
           <w:r>
             <w:rPr>
               <w:rStyle w:val="Hyperlink"/>
@@ -4635,7 +4648,7 @@
           <w:sz w:val="24"/>
           <w:u w:val="single"/>
         </w:rPr>
-        <w:hyperlink r:id="rId26" w:history="1">
+        <w:hyperlink r:id="rId25" w:history="1">
           <w:r>
             <w:rPr>
               <w:rStyle w:val="Hyperlink"/>
@@ -4653,7 +4666,7 @@
           <w:sz w:val="24"/>
           <w:u w:val="single"/>
         </w:rPr>
-        <w:hyperlink r:id="rId26" w:history="1">
+        <w:hyperlink r:id="rId25" w:history="1">
           <w:r>
             <w:rPr>
               <w:rStyle w:val="Hyperlink"/>
@@ -4671,7 +4684,7 @@
           <w:sz w:val="24"/>
           <w:u w:val="single"/>
         </w:rPr>
-        <w:hyperlink r:id="rId26" w:history="1">
+        <w:hyperlink r:id="rId25" w:history="1">
           <w:r>
             <w:rPr>
               <w:rStyle w:val="Hyperlink"/>
@@ -4689,7 +4702,7 @@
           <w:sz w:val="24"/>
           <w:u w:val="single"/>
         </w:rPr>
-        <w:hyperlink r:id="rId26" w:history="1">
+        <w:hyperlink r:id="rId25" w:history="1">
           <w:r>
             <w:rPr>
               <w:rStyle w:val="Hyperlink"/>
@@ -4707,7 +4720,7 @@
           <w:sz w:val="24"/>
           <w:u w:val="single"/>
         </w:rPr>
-        <w:hyperlink r:id="rId26" w:history="1">
+        <w:hyperlink r:id="rId25" w:history="1">
           <w:r>
             <w:rPr>
               <w:rStyle w:val="Hyperlink"/>
@@ -4911,7 +4924,6 @@
           <w:i w:val="0"/>
           <w:color w:val="0000FF"/>
           <w:sz w:val="24"/>
-          <w:u w:val="single"/>
         </w:rPr>
         <w:hyperlink r:id="rId19" w:history="1">
           <w:r>
@@ -4957,14 +4969,7 @@
           <w:color w:val="000000"/>
           <w:sz w:val="24"/>
         </w:rPr>
-        <w:hyperlink r:id="rId19" w:history="1">
-          <w:r>
-            <w:rPr>
-              <w:rStyle w:val="Hyperlink"/>
-            </w:rPr>
-            <w:t xml:space="preserve">, </w:t>
-          </w:r>
-        </w:hyperlink>
+        <w:t xml:space="preserve">, </w:t>
       </w:r>
       <w:r>
         <w:rPr>
@@ -4975,7 +4980,7 @@
           <w:sz w:val="24"/>
           <w:u w:val="single"/>
         </w:rPr>
-        <w:hyperlink r:id="rId19" w:history="1">
+        <w:hyperlink r:id="rId26" w:history="1">
           <w:r>
             <w:rPr>
               <w:rStyle w:val="Hyperlink"/>
@@ -4993,7 +4998,7 @@
           <w:sz w:val="24"/>
           <w:u w:val="single"/>
         </w:rPr>
-        <w:hyperlink r:id="rId19" w:history="1">
+        <w:hyperlink r:id="rId26" w:history="1">
           <w:r>
             <w:rPr>
               <w:rStyle w:val="Hyperlink"/>
@@ -5022,7 +5027,7 @@
           <w:sz w:val="24"/>
           <w:u w:val="single"/>
         </w:rPr>
-        <w:hyperlink r:id="rId27" w:history="1">
+        <w:hyperlink r:id="rId26" w:history="1">
           <w:r>
             <w:rPr>
               <w:rStyle w:val="Hyperlink"/>
@@ -5039,14 +5044,7 @@
           <w:color w:val="000000"/>
           <w:sz w:val="24"/>
         </w:rPr>
-        <w:hyperlink r:id="rId19" w:history="1">
-          <w:r>
-            <w:rPr>
-              <w:rStyle w:val="Hyperlink"/>
-            </w:rPr>
-            <w:t xml:space="preserve">, </w:t>
-          </w:r>
-        </w:hyperlink>
+        <w:t xml:space="preserve">, </w:t>
       </w:r>
       <w:r>
         <w:rPr>
@@ -5057,7 +5055,7 @@
           <w:sz w:val="24"/>
           <w:u w:val="single"/>
         </w:rPr>
-        <w:hyperlink r:id="rId28" w:history="1">
+        <w:hyperlink r:id="rId27" w:history="1">
           <w:r>
             <w:rPr>
               <w:rStyle w:val="Hyperlink"/>
@@ -5075,7 +5073,7 @@
           <w:sz w:val="24"/>
           <w:u w:val="single"/>
         </w:rPr>
-        <w:hyperlink r:id="rId28" w:history="1">
+        <w:hyperlink r:id="rId27" w:history="1">
           <w:r>
             <w:rPr>
               <w:rStyle w:val="Hyperlink"/>
@@ -5104,7 +5102,7 @@
           <w:sz w:val="24"/>
           <w:u w:val="single"/>
         </w:rPr>
-        <w:hyperlink r:id="rId28" w:history="1">
+        <w:hyperlink r:id="rId27" w:history="1">
           <w:r>
             <w:rPr>
               <w:rStyle w:val="Hyperlink"/>
@@ -5122,7 +5120,7 @@
           <w:sz w:val="24"/>
           <w:u w:val="single"/>
         </w:rPr>
-        <w:hyperlink r:id="rId28" w:history="1">
+        <w:hyperlink r:id="rId27" w:history="1">
           <w:r>
             <w:rPr>
               <w:rStyle w:val="Hyperlink"/>
@@ -5253,7 +5251,7 @@
           <w:sz w:val="24"/>
           <w:u w:val="single"/>
         </w:rPr>
-        <w:hyperlink r:id="rId29" w:history="1">
+        <w:hyperlink r:id="rId28" w:history="1">
           <w:r>
             <w:rPr>
               <w:rStyle w:val="Hyperlink"/>
@@ -5271,7 +5269,7 @@
           <w:sz w:val="24"/>
           <w:u w:val="single"/>
         </w:rPr>
-        <w:hyperlink r:id="rId29" w:history="1">
+        <w:hyperlink r:id="rId28" w:history="1">
           <w:r>
             <w:rPr>
               <w:rStyle w:val="Hyperlink"/>
@@ -5289,7 +5287,7 @@
           <w:sz w:val="24"/>
           <w:u w:val="single"/>
         </w:rPr>
-        <w:hyperlink r:id="rId29" w:history="1">
+        <w:hyperlink r:id="rId28" w:history="1">
           <w:r>
             <w:rPr>
               <w:rStyle w:val="Hyperlink"/>
@@ -5307,7 +5305,7 @@
           <w:sz w:val="24"/>
           <w:u w:val="single"/>
         </w:rPr>
-        <w:hyperlink r:id="rId29" w:history="1">
+        <w:hyperlink r:id="rId28" w:history="1">
           <w:r>
             <w:rPr>
               <w:rStyle w:val="Hyperlink"/>
@@ -6047,7 +6045,7 @@
             <w:rPr>
               <w:rStyle w:val="Hyperlink"/>
             </w:rPr>
-            <w:t>profie</w:t>
+            <w:t>profiel</w:t>
           </w:r>
         </w:hyperlink>
       </w:r>
@@ -6058,13 +6056,25 @@
           <w:i w:val="0"/>
           <w:color w:val="0000FF"/>
           <w:sz w:val="24"/>
+          <w:u w:val="single"/>
+        </w:rPr>
+        <w:t>-</w:t>
+      </w:r>
+      <w:r>
+        <w:rPr>
+          <w:rFonts w:ascii="Charis SIL Regular" w:hAnsi="Charis SIL Regular" w:eastAsia="Charis SIL Regular"/>
+          <w:b w:val="0"/>
+          <w:i w:val="0"/>
+          <w:color w:val="0000FF"/>
+          <w:sz w:val="24"/>
+          <w:u w:val="single"/>
         </w:rPr>
         <w:hyperlink r:id="rId33" w:history="1">
           <w:r>
             <w:rPr>
               <w:rStyle w:val="Hyperlink"/>
             </w:rPr>
-            <w:t>l</w:t>
+            <w:t>als</w:t>
           </w:r>
         </w:hyperlink>
       </w:r>
@@ -6077,24 +6087,6 @@
           <w:sz w:val="24"/>
         </w:rPr>
         <w:t>-</w:t>
-      </w:r>
-      <w:r>
-        <w:rPr>
-          <w:rFonts w:ascii="Charis SIL Regular" w:hAnsi="Charis SIL Regular" w:eastAsia="Charis SIL Regular"/>
-          <w:b w:val="0"/>
-          <w:i w:val="0"/>
-          <w:color w:val="0000FF"/>
-          <w:sz w:val="24"/>
-          <w:u w:val="single"/>
-        </w:rPr>
-        <w:hyperlink r:id="rId33" w:history="1">
-          <w:r>
-            <w:rPr>
-              <w:rStyle w:val="Hyperlink"/>
-            </w:rPr>
-            <w:t>als-</w:t>
-          </w:r>
-        </w:hyperlink>
       </w:r>
       <w:r>
         <w:rPr>

--- a/EXPORTS/DOCX/published/niveau2/English/Ghana.docx
+++ b/EXPORTS/DOCX/published/niveau2/English/Ghana.docx
@@ -475,14 +475,7 @@
           <w:color w:val="000000"/>
           <w:sz w:val="24"/>
         </w:rPr>
-        <w:hyperlink r:id="rId9" w:history="1">
-          <w:r>
-            <w:rPr>
-              <w:rStyle w:val="Hyperlink"/>
-            </w:rPr>
-            <w:t>in the w</w:t>
-          </w:r>
-        </w:hyperlink>
+        <w:t>in the w</w:t>
       </w:r>
       <w:r>
         <w:rPr>
@@ -1341,7 +1334,7 @@
             <w:rPr>
               <w:rStyle w:val="Hyperlink"/>
             </w:rPr>
-            <w:t>buffa</w:t>
+            <w:t>buffal</w:t>
           </w:r>
         </w:hyperlink>
       </w:r>
@@ -1352,13 +1345,36 @@
           <w:i w:val="0"/>
           <w:color w:val="0000FF"/>
           <w:sz w:val="24"/>
+          <w:u w:val="single"/>
+        </w:rPr>
+        <w:t>o</w:t>
+      </w:r>
+      <w:r>
+        <w:rPr>
+          <w:rFonts w:ascii="Charis SIL Regular" w:hAnsi="Charis SIL Regular" w:eastAsia="Charis SIL Regular"/>
+          <w:b w:val="0"/>
+          <w:i w:val="0"/>
+          <w:color w:val="0000FF"/>
+          <w:sz w:val="24"/>
+          <w:u w:val="single"/>
+        </w:rPr>
+        <w:t xml:space="preserve"> </w:t>
+      </w:r>
+      <w:r>
+        <w:rPr>
+          <w:rFonts w:ascii="Charis SIL Regular" w:hAnsi="Charis SIL Regular" w:eastAsia="Charis SIL Regular"/>
+          <w:b w:val="0"/>
+          <w:i w:val="0"/>
+          <w:color w:val="0000FF"/>
+          <w:sz w:val="24"/>
+          <w:u w:val="single"/>
         </w:rPr>
         <w:hyperlink r:id="rId14" w:history="1">
           <w:r>
             <w:rPr>
               <w:rStyle w:val="Hyperlink"/>
             </w:rPr>
-            <w:t>l</w:t>
+            <w:t>hor</w:t>
           </w:r>
         </w:hyperlink>
       </w:r>
@@ -1370,36 +1386,7 @@
           <w:color w:val="0000FF"/>
           <w:sz w:val="24"/>
         </w:rPr>
-        <w:t>o</w:t>
-      </w:r>
-      <w:r>
-        <w:rPr>
-          <w:rFonts w:ascii="Charis SIL Regular" w:hAnsi="Charis SIL Regular" w:eastAsia="Charis SIL Regular"/>
-          <w:b w:val="0"/>
-          <w:i w:val="0"/>
-          <w:color w:val="0000FF"/>
-          <w:sz w:val="24"/>
-          <w:u w:val="single"/>
-        </w:rPr>
-        <w:t xml:space="preserve"> </w:t>
-      </w:r>
-      <w:r>
-        <w:rPr>
-          <w:rFonts w:ascii="Charis SIL Regular" w:hAnsi="Charis SIL Regular" w:eastAsia="Charis SIL Regular"/>
-          <w:b w:val="0"/>
-          <w:i w:val="0"/>
-          <w:color w:val="0000FF"/>
-          <w:sz w:val="24"/>
-          <w:u w:val="single"/>
-        </w:rPr>
-        <w:hyperlink r:id="rId14" w:history="1">
-          <w:r>
-            <w:rPr>
-              <w:rStyle w:val="Hyperlink"/>
-            </w:rPr>
-            <w:t>horn</w:t>
-          </w:r>
-        </w:hyperlink>
+        <w:t>n</w:t>
       </w:r>
       <w:r>
         <w:rPr>
@@ -3651,172 +3638,7 @@
           <w:color w:val="000000"/>
           <w:sz w:val="24"/>
         </w:rPr>
-        <w:t>contains documents relat</w:t>
-      </w:r>
-      <w:r>
-        <w:rPr>
-          <w:u w:val="single" w:color="0000ff"/>
-          <w:rFonts w:ascii="Charis SIL Regular" w:hAnsi="Charis SIL Regular" w:eastAsia="Charis SIL Regular"/>
-          <w:b w:val="0"/>
-          <w:i w:val="0"/>
-          <w:color w:val="000000"/>
-          <w:sz w:val="24"/>
-        </w:rPr>
-        <w:hyperlink r:id="rId21" w:history="1">
-          <w:r>
-            <w:rPr>
-              <w:rStyle w:val="Hyperlink"/>
-            </w:rPr>
-            <w:t>ing to th</w:t>
-          </w:r>
-        </w:hyperlink>
-      </w:r>
-      <w:r>
-        <w:rPr>
-          <w:u w:val="single" w:color="0000ff"/>
-          <w:rFonts w:ascii="Charis SIL Regular" w:hAnsi="Charis SIL Regular" w:eastAsia="Charis SIL Regular"/>
-          <w:b w:val="0"/>
-          <w:i w:val="0"/>
-          <w:color w:val="000000"/>
-          <w:sz w:val="24"/>
-        </w:rPr>
-        <w:hyperlink r:id="rId21" w:history="1">
-          <w:r>
-            <w:rPr>
-              <w:rStyle w:val="Hyperlink"/>
-            </w:rPr>
-            <w:t>e co</w:t>
-          </w:r>
-        </w:hyperlink>
-      </w:r>
-      <w:r>
-        <w:rPr>
-          <w:u w:val="single" w:color="0000ff"/>
-          <w:rFonts w:ascii="Charis SIL Regular" w:hAnsi="Charis SIL Regular" w:eastAsia="Charis SIL Regular"/>
-          <w:b w:val="0"/>
-          <w:i w:val="0"/>
-          <w:color w:val="000000"/>
-          <w:sz w:val="24"/>
-        </w:rPr>
-        <w:hyperlink r:id="rId21" w:history="1">
-          <w:r>
-            <w:rPr>
-              <w:rStyle w:val="Hyperlink"/>
-            </w:rPr>
-            <w:t xml:space="preserve">llection </w:t>
-          </w:r>
-        </w:hyperlink>
-      </w:r>
-      <w:r>
-        <w:rPr>
-          <w:u w:val="single" w:color="0000ff"/>
-          <w:rFonts w:ascii="Charis SIL Regular" w:hAnsi="Charis SIL Regular" w:eastAsia="Charis SIL Regular"/>
-          <w:b w:val="0"/>
-          <w:i w:val="0"/>
-          <w:color w:val="000000"/>
-          <w:sz w:val="24"/>
-        </w:rPr>
-        <w:hyperlink r:id="rId21" w:history="1">
-          <w:r>
-            <w:rPr>
-              <w:rStyle w:val="Hyperlink"/>
-            </w:rPr>
-            <w:t xml:space="preserve">of </w:t>
-          </w:r>
-        </w:hyperlink>
-      </w:r>
-      <w:r>
-        <w:rPr>
-          <w:u w:val="single" w:color="0000ff"/>
-          <w:rFonts w:ascii="Charis SIL Regular" w:hAnsi="Charis SIL Regular" w:eastAsia="Charis SIL Regular"/>
-          <w:b w:val="0"/>
-          <w:i w:val="0"/>
-          <w:color w:val="000000"/>
-          <w:sz w:val="24"/>
-        </w:rPr>
-        <w:hyperlink r:id="rId21" w:history="1">
-          <w:r>
-            <w:rPr>
-              <w:rStyle w:val="Hyperlink"/>
-            </w:rPr>
-            <w:t>natu</w:t>
-          </w:r>
-        </w:hyperlink>
-      </w:r>
-      <w:r>
-        <w:rPr>
-          <w:u w:val="single" w:color="0000ff"/>
-          <w:rFonts w:ascii="Charis SIL Regular" w:hAnsi="Charis SIL Regular" w:eastAsia="Charis SIL Regular"/>
-          <w:b w:val="0"/>
-          <w:i w:val="0"/>
-          <w:color w:val="000000"/>
-          <w:sz w:val="24"/>
-        </w:rPr>
-        <w:hyperlink r:id="rId21" w:history="1">
-          <w:r>
-            <w:rPr>
-              <w:rStyle w:val="Hyperlink"/>
-            </w:rPr>
-            <w:t>r</w:t>
-          </w:r>
-        </w:hyperlink>
-      </w:r>
-      <w:r>
-        <w:rPr>
-          <w:u w:val="single" w:color="0000ff"/>
-          <w:rFonts w:ascii="Charis SIL Regular" w:hAnsi="Charis SIL Regular" w:eastAsia="Charis SIL Regular"/>
-          <w:b w:val="0"/>
-          <w:i w:val="0"/>
-          <w:color w:val="000000"/>
-          <w:sz w:val="24"/>
-        </w:rPr>
-        <w:hyperlink r:id="rId21" w:history="1">
-          <w:r>
-            <w:rPr>
-              <w:rStyle w:val="Hyperlink"/>
-            </w:rPr>
-            <w:t>al histor</w:t>
-          </w:r>
-        </w:hyperlink>
-      </w:r>
-      <w:r>
-        <w:rPr>
-          <w:rFonts w:ascii="Charis SIL Regular" w:hAnsi="Charis SIL Regular" w:eastAsia="Charis SIL Regular"/>
-          <w:b w:val="0"/>
-          <w:i w:val="0"/>
-          <w:color w:val="000000"/>
-          <w:sz w:val="24"/>
-        </w:rPr>
-        <w:t>y obj</w:t>
-      </w:r>
-      <w:r>
-        <w:rPr>
-          <w:u w:val="single" w:color="0000ff"/>
-          <w:rFonts w:ascii="Charis SIL Regular" w:hAnsi="Charis SIL Regular" w:eastAsia="Charis SIL Regular"/>
-          <w:b w:val="0"/>
-          <w:i w:val="0"/>
-          <w:color w:val="000000"/>
-          <w:sz w:val="24"/>
-        </w:rPr>
-        <w:t>e</w:t>
-      </w:r>
-      <w:r>
-        <w:rPr>
-          <w:u w:val="single" w:color="0000ff"/>
-          <w:rFonts w:ascii="Charis SIL Regular" w:hAnsi="Charis SIL Regular" w:eastAsia="Charis SIL Regular"/>
-          <w:b w:val="0"/>
-          <w:i w:val="0"/>
-          <w:color w:val="000000"/>
-          <w:sz w:val="24"/>
-        </w:rPr>
-        <w:hyperlink r:id="rId22" w:history="1">
-          <w:r>
-            <w:rPr>
-              <w:rStyle w:val="Hyperlink"/>
-            </w:rPr>
-            <w:t>cts in the</w:t>
-          </w:r>
-        </w:hyperlink>
+        <w:t>contains documents relating to the collection of natural history objects in the</w:t>
       </w:r>
       <w:r>
         <w:rPr>
@@ -3993,8 +3815,9 @@
           <w:i w:val="0"/>
           <w:color w:val="0000FF"/>
           <w:sz w:val="24"/>
-        </w:rPr>
-        <w:t>i</w:t>
+          <w:u w:val="single"/>
+        </w:rPr>
+        <w:t>ic Societ</w:t>
       </w:r>
       <w:r>
         <w:rPr>
@@ -4003,9 +3826,8 @@
           <w:i w:val="0"/>
           <w:color w:val="0000FF"/>
           <w:sz w:val="24"/>
-          <w:u w:val="single"/>
-        </w:rPr>
-        <w:t>c Society</w:t>
+        </w:rPr>
+        <w:t>y</w:t>
       </w:r>
       <w:r>
         <w:br/>
@@ -4422,7 +4244,7 @@
           <w:sz w:val="24"/>
           <w:u w:val="single"/>
         </w:rPr>
-        <w:hyperlink r:id="rId23" w:history="1">
+        <w:hyperlink r:id="rId24" w:history="1">
           <w:r>
             <w:rPr>
               <w:rStyle w:val="Hyperlink"/>
@@ -4440,7 +4262,7 @@
           <w:sz w:val="24"/>
           <w:u w:val="single"/>
         </w:rPr>
-        <w:hyperlink r:id="rId23" w:history="1">
+        <w:hyperlink r:id="rId24" w:history="1">
           <w:r>
             <w:rPr>
               <w:rStyle w:val="Hyperlink"/>
@@ -4451,32 +4273,13 @@
       </w:r>
       <w:r>
         <w:rPr>
-          <w:u w:val="single" w:color="0000ff"/>
           <w:rFonts w:ascii="Charis SIL Regular" w:hAnsi="Charis SIL Regular" w:eastAsia="Charis SIL Regular"/>
           <w:b w:val="0"/>
           <w:i w:val="0"/>
           <w:color w:val="000000"/>
           <w:sz w:val="24"/>
         </w:rPr>
-        <w:hyperlink r:id="rId23" w:history="1">
-          <w:r>
-            <w:rPr>
-              <w:rStyle w:val="Hyperlink"/>
-            </w:rPr>
-            <w:t>,</w:t>
-          </w:r>
-        </w:hyperlink>
-      </w:r>
-      <w:r>
-        <w:rPr>
-          <w:u w:val="single" w:color="0000ff"/>
-          <w:rFonts w:ascii="Charis SIL Regular" w:hAnsi="Charis SIL Regular" w:eastAsia="Charis SIL Regular"/>
-          <w:b w:val="0"/>
-          <w:i w:val="0"/>
-          <w:color w:val="000000"/>
-          <w:sz w:val="24"/>
-        </w:rPr>
-        <w:t xml:space="preserve"> </w:t>
+        <w:t xml:space="preserve">, </w:t>
       </w:r>
       <w:r>
         <w:rPr>
@@ -4487,7 +4290,7 @@
           <w:sz w:val="24"/>
           <w:u w:val="single"/>
         </w:rPr>
-        <w:hyperlink r:id="rId23" w:history="1">
+        <w:hyperlink r:id="rId25" w:history="1">
           <w:r>
             <w:rPr>
               <w:rStyle w:val="Hyperlink"/>
@@ -4505,7 +4308,7 @@
           <w:sz w:val="24"/>
           <w:u w:val="single"/>
         </w:rPr>
-        <w:hyperlink r:id="rId23" w:history="1">
+        <w:hyperlink r:id="rId25" w:history="1">
           <w:r>
             <w:rPr>
               <w:rStyle w:val="Hyperlink"/>
@@ -4534,7 +4337,7 @@
           <w:sz w:val="24"/>
           <w:u w:val="single"/>
         </w:rPr>
-        <w:hyperlink r:id="rId23" w:history="1">
+        <w:hyperlink r:id="rId25" w:history="1">
           <w:r>
             <w:rPr>
               <w:rStyle w:val="Hyperlink"/>
@@ -4612,7 +4415,7 @@
           <w:sz w:val="24"/>
           <w:u w:val="single"/>
         </w:rPr>
-        <w:hyperlink r:id="rId25" w:history="1">
+        <w:hyperlink r:id="rId26" w:history="1">
           <w:r>
             <w:rPr>
               <w:rStyle w:val="Hyperlink"/>
@@ -4630,7 +4433,7 @@
           <w:sz w:val="24"/>
           <w:u w:val="single"/>
         </w:rPr>
-        <w:hyperlink r:id="rId25" w:history="1">
+        <w:hyperlink r:id="rId26" w:history="1">
           <w:r>
             <w:rPr>
               <w:rStyle w:val="Hyperlink"/>
@@ -4648,7 +4451,7 @@
           <w:sz w:val="24"/>
           <w:u w:val="single"/>
         </w:rPr>
-        <w:hyperlink r:id="rId25" w:history="1">
+        <w:hyperlink r:id="rId26" w:history="1">
           <w:r>
             <w:rPr>
               <w:rStyle w:val="Hyperlink"/>
@@ -4666,7 +4469,7 @@
           <w:sz w:val="24"/>
           <w:u w:val="single"/>
         </w:rPr>
-        <w:hyperlink r:id="rId25" w:history="1">
+        <w:hyperlink r:id="rId26" w:history="1">
           <w:r>
             <w:rPr>
               <w:rStyle w:val="Hyperlink"/>
@@ -4684,7 +4487,7 @@
           <w:sz w:val="24"/>
           <w:u w:val="single"/>
         </w:rPr>
-        <w:hyperlink r:id="rId25" w:history="1">
+        <w:hyperlink r:id="rId26" w:history="1">
           <w:r>
             <w:rPr>
               <w:rStyle w:val="Hyperlink"/>
@@ -4702,7 +4505,7 @@
           <w:sz w:val="24"/>
           <w:u w:val="single"/>
         </w:rPr>
-        <w:hyperlink r:id="rId25" w:history="1">
+        <w:hyperlink r:id="rId26" w:history="1">
           <w:r>
             <w:rPr>
               <w:rStyle w:val="Hyperlink"/>
@@ -4720,7 +4523,7 @@
           <w:sz w:val="24"/>
           <w:u w:val="single"/>
         </w:rPr>
-        <w:hyperlink r:id="rId25" w:history="1">
+        <w:hyperlink r:id="rId26" w:history="1">
           <w:r>
             <w:rPr>
               <w:rStyle w:val="Hyperlink"/>
@@ -4924,6 +4727,7 @@
           <w:i w:val="0"/>
           <w:color w:val="0000FF"/>
           <w:sz w:val="24"/>
+          <w:u w:val="single"/>
         </w:rPr>
         <w:hyperlink r:id="rId19" w:history="1">
           <w:r>
@@ -4963,13 +4767,21 @@
       </w:r>
       <w:r>
         <w:rPr>
+          <w:u w:val="single" w:color="0000ff"/>
           <w:rFonts w:ascii="Charis SIL Regular" w:hAnsi="Charis SIL Regular" w:eastAsia="Charis SIL Regular"/>
           <w:b w:val="0"/>
           <w:i w:val="0"/>
           <w:color w:val="000000"/>
           <w:sz w:val="24"/>
         </w:rPr>
-        <w:t xml:space="preserve">, </w:t>
+        <w:hyperlink r:id="rId19" w:history="1">
+          <w:r>
+            <w:rPr>
+              <w:rStyle w:val="Hyperlink"/>
+            </w:rPr>
+            <w:t xml:space="preserve">, </w:t>
+          </w:r>
+        </w:hyperlink>
       </w:r>
       <w:r>
         <w:rPr>
@@ -4980,7 +4792,7 @@
           <w:sz w:val="24"/>
           <w:u w:val="single"/>
         </w:rPr>
-        <w:hyperlink r:id="rId26" w:history="1">
+        <w:hyperlink r:id="rId27" w:history="1">
           <w:r>
             <w:rPr>
               <w:rStyle w:val="Hyperlink"/>
@@ -4998,7 +4810,7 @@
           <w:sz w:val="24"/>
           <w:u w:val="single"/>
         </w:rPr>
-        <w:hyperlink r:id="rId26" w:history="1">
+        <w:hyperlink r:id="rId27" w:history="1">
           <w:r>
             <w:rPr>
               <w:rStyle w:val="Hyperlink"/>
@@ -5027,7 +4839,7 @@
           <w:sz w:val="24"/>
           <w:u w:val="single"/>
         </w:rPr>
-        <w:hyperlink r:id="rId26" w:history="1">
+        <w:hyperlink r:id="rId27" w:history="1">
           <w:r>
             <w:rPr>
               <w:rStyle w:val="Hyperlink"/>
@@ -5038,6 +4850,7 @@
       </w:r>
       <w:r>
         <w:rPr>
+          <w:u w:val="single" w:color="0000ff"/>
           <w:rFonts w:ascii="Charis SIL Regular" w:hAnsi="Charis SIL Regular" w:eastAsia="Charis SIL Regular"/>
           <w:b w:val="0"/>
           <w:i w:val="0"/>
@@ -5055,7 +4868,7 @@
           <w:sz w:val="24"/>
           <w:u w:val="single"/>
         </w:rPr>
-        <w:hyperlink r:id="rId27" w:history="1">
+        <w:hyperlink r:id="rId28" w:history="1">
           <w:r>
             <w:rPr>
               <w:rStyle w:val="Hyperlink"/>
@@ -5073,7 +4886,7 @@
           <w:sz w:val="24"/>
           <w:u w:val="single"/>
         </w:rPr>
-        <w:hyperlink r:id="rId27" w:history="1">
+        <w:hyperlink r:id="rId28" w:history="1">
           <w:r>
             <w:rPr>
               <w:rStyle w:val="Hyperlink"/>
@@ -5102,7 +4915,7 @@
           <w:sz w:val="24"/>
           <w:u w:val="single"/>
         </w:rPr>
-        <w:hyperlink r:id="rId27" w:history="1">
+        <w:hyperlink r:id="rId28" w:history="1">
           <w:r>
             <w:rPr>
               <w:rStyle w:val="Hyperlink"/>
@@ -5120,7 +4933,7 @@
           <w:sz w:val="24"/>
           <w:u w:val="single"/>
         </w:rPr>
-        <w:hyperlink r:id="rId27" w:history="1">
+        <w:hyperlink r:id="rId28" w:history="1">
           <w:r>
             <w:rPr>
               <w:rStyle w:val="Hyperlink"/>
@@ -5251,7 +5064,7 @@
           <w:sz w:val="24"/>
           <w:u w:val="single"/>
         </w:rPr>
-        <w:hyperlink r:id="rId28" w:history="1">
+        <w:hyperlink r:id="rId29" w:history="1">
           <w:r>
             <w:rPr>
               <w:rStyle w:val="Hyperlink"/>
@@ -5269,7 +5082,7 @@
           <w:sz w:val="24"/>
           <w:u w:val="single"/>
         </w:rPr>
-        <w:hyperlink r:id="rId28" w:history="1">
+        <w:hyperlink r:id="rId29" w:history="1">
           <w:r>
             <w:rPr>
               <w:rStyle w:val="Hyperlink"/>
@@ -5287,7 +5100,7 @@
           <w:sz w:val="24"/>
           <w:u w:val="single"/>
         </w:rPr>
-        <w:hyperlink r:id="rId28" w:history="1">
+        <w:hyperlink r:id="rId29" w:history="1">
           <w:r>
             <w:rPr>
               <w:rStyle w:val="Hyperlink"/>
@@ -5305,7 +5118,7 @@
           <w:sz w:val="24"/>
           <w:u w:val="single"/>
         </w:rPr>
-        <w:hyperlink r:id="rId28" w:history="1">
+        <w:hyperlink r:id="rId29" w:history="1">
           <w:r>
             <w:rPr>
               <w:rStyle w:val="Hyperlink"/>
@@ -5380,7 +5193,7 @@
           <w:sz w:val="24"/>
           <w:u w:val="single"/>
         </w:rPr>
-        <w:hyperlink r:id="rId29" w:history="1">
+        <w:hyperlink r:id="rId30" w:history="1">
           <w:r>
             <w:rPr>
               <w:rStyle w:val="Hyperlink"/>
@@ -5487,7 +5300,7 @@
           <w:sz w:val="24"/>
           <w:u w:val="single"/>
         </w:rPr>
-        <w:hyperlink r:id="rId30" w:history="1">
+        <w:hyperlink r:id="rId31" w:history="1">
           <w:r>
             <w:rPr>
               <w:rStyle w:val="Hyperlink"/>
@@ -5516,7 +5329,7 @@
           <w:sz w:val="24"/>
           <w:u w:val="single"/>
         </w:rPr>
-        <w:hyperlink r:id="rId30" w:history="1">
+        <w:hyperlink r:id="rId31" w:history="1">
           <w:r>
             <w:rPr>
               <w:rStyle w:val="Hyperlink"/>
@@ -5544,7 +5357,7 @@
           <w:sz w:val="24"/>
           <w:u w:val="single"/>
         </w:rPr>
-        <w:hyperlink r:id="rId31" w:history="1">
+        <w:hyperlink r:id="rId32" w:history="1">
           <w:r>
             <w:rPr>
               <w:rStyle w:val="Hyperlink"/>
@@ -5573,7 +5386,7 @@
           <w:sz w:val="24"/>
           <w:u w:val="single"/>
         </w:rPr>
-        <w:hyperlink r:id="rId31" w:history="1">
+        <w:hyperlink r:id="rId32" w:history="1">
           <w:r>
             <w:rPr>
               <w:rStyle w:val="Hyperlink"/>
@@ -5697,7 +5510,7 @@
           <w:sz w:val="24"/>
           <w:u w:val="single"/>
         </w:rPr>
-        <w:hyperlink r:id="rId32" w:history="1">
+        <w:hyperlink r:id="rId33" w:history="1">
           <w:r>
             <w:rPr>
               <w:rStyle w:val="Hyperlink"/>
@@ -5715,7 +5528,7 @@
           <w:sz w:val="24"/>
           <w:u w:val="single"/>
         </w:rPr>
-        <w:hyperlink r:id="rId32" w:history="1">
+        <w:hyperlink r:id="rId33" w:history="1">
           <w:r>
             <w:rPr>
               <w:rStyle w:val="Hyperlink"/>
@@ -5733,7 +5546,7 @@
           <w:sz w:val="24"/>
           <w:u w:val="single"/>
         </w:rPr>
-        <w:hyperlink r:id="rId32" w:history="1">
+        <w:hyperlink r:id="rId33" w:history="1">
           <w:r>
             <w:rPr>
               <w:rStyle w:val="Hyperlink"/>
@@ -5914,7 +5727,7 @@
           <w:sz w:val="24"/>
           <w:u w:val="single"/>
         </w:rPr>
-        <w:hyperlink r:id="rId33" w:history="1">
+        <w:hyperlink r:id="rId34" w:history="1">
           <w:r>
             <w:rPr>
               <w:rStyle w:val="Hyperlink"/>
@@ -5932,7 +5745,7 @@
           <w:sz w:val="24"/>
           <w:u w:val="single"/>
         </w:rPr>
-        <w:hyperlink r:id="rId33" w:history="1">
+        <w:hyperlink r:id="rId34" w:history="1">
           <w:r>
             <w:rPr>
               <w:rStyle w:val="Hyperlink"/>
@@ -5950,7 +5763,7 @@
           <w:sz w:val="24"/>
           <w:u w:val="single"/>
         </w:rPr>
-        <w:hyperlink r:id="rId33" w:history="1">
+        <w:hyperlink r:id="rId34" w:history="1">
           <w:r>
             <w:rPr>
               <w:rStyle w:val="Hyperlink"/>
@@ -5968,7 +5781,7 @@
           <w:sz w:val="24"/>
           <w:u w:val="single"/>
         </w:rPr>
-        <w:hyperlink r:id="rId33" w:history="1">
+        <w:hyperlink r:id="rId34" w:history="1">
           <w:r>
             <w:rPr>
               <w:rStyle w:val="Hyperlink"/>
@@ -5986,7 +5799,7 @@
           <w:sz w:val="24"/>
           <w:u w:val="single"/>
         </w:rPr>
-        <w:hyperlink r:id="rId33" w:history="1">
+        <w:hyperlink r:id="rId34" w:history="1">
           <w:r>
             <w:rPr>
               <w:rStyle w:val="Hyperlink"/>
@@ -6004,7 +5817,7 @@
           <w:sz w:val="24"/>
           <w:u w:val="single"/>
         </w:rPr>
-        <w:hyperlink r:id="rId33" w:history="1">
+        <w:hyperlink r:id="rId34" w:history="1">
           <w:r>
             <w:rPr>
               <w:rStyle w:val="Hyperlink"/>
@@ -6022,7 +5835,7 @@
           <w:sz w:val="24"/>
           <w:u w:val="single"/>
         </w:rPr>
-        <w:hyperlink r:id="rId33" w:history="1">
+        <w:hyperlink r:id="rId34" w:history="1">
           <w:r>
             <w:rPr>
               <w:rStyle w:val="Hyperlink"/>
@@ -6040,7 +5853,7 @@
           <w:sz w:val="24"/>
           <w:u w:val="single"/>
         </w:rPr>
-        <w:hyperlink r:id="rId33" w:history="1">
+        <w:hyperlink r:id="rId34" w:history="1">
           <w:r>
             <w:rPr>
               <w:rStyle w:val="Hyperlink"/>
@@ -6069,7 +5882,7 @@
           <w:sz w:val="24"/>
           <w:u w:val="single"/>
         </w:rPr>
-        <w:hyperlink r:id="rId33" w:history="1">
+        <w:hyperlink r:id="rId34" w:history="1">
           <w:r>
             <w:rPr>
               <w:rStyle w:val="Hyperlink"/>
@@ -6097,7 +5910,7 @@
           <w:sz w:val="24"/>
           <w:u w:val="single"/>
         </w:rPr>
-        <w:hyperlink r:id="rId33" w:history="1">
+        <w:hyperlink r:id="rId34" w:history="1">
           <w:r>
             <w:rPr>
               <w:rStyle w:val="Hyperlink"/>
@@ -6115,7 +5928,7 @@
           <w:sz w:val="24"/>
           <w:u w:val="single"/>
         </w:rPr>
-        <w:hyperlink r:id="rId33" w:history="1">
+        <w:hyperlink r:id="rId34" w:history="1">
           <w:r>
             <w:rPr>
               <w:rStyle w:val="Hyperlink"/>
@@ -6133,7 +5946,7 @@
           <w:sz w:val="24"/>
           <w:u w:val="single"/>
         </w:rPr>
-        <w:hyperlink r:id="rId33" w:history="1">
+        <w:hyperlink r:id="rId34" w:history="1">
           <w:r>
             <w:rPr>
               <w:rStyle w:val="Hyperlink"/>
@@ -6151,7 +5964,7 @@
           <w:sz w:val="24"/>
           <w:u w:val="single"/>
         </w:rPr>
-        <w:hyperlink r:id="rId33" w:history="1">
+        <w:hyperlink r:id="rId34" w:history="1">
           <w:r>
             <w:rPr>
               <w:rStyle w:val="Hyperlink"/>
@@ -6272,7 +6085,7 @@
           <w:sz w:val="24"/>
           <w:u w:val="single"/>
         </w:rPr>
-        <w:hyperlink r:id="rId34" w:history="1">
+        <w:hyperlink r:id="rId35" w:history="1">
           <w:r>
             <w:rPr>
               <w:rStyle w:val="Hyperlink"/>
@@ -6301,7 +6114,7 @@
           <w:sz w:val="24"/>
           <w:u w:val="single"/>
         </w:rPr>
-        <w:hyperlink r:id="rId34" w:history="1">
+        <w:hyperlink r:id="rId35" w:history="1">
           <w:r>
             <w:rPr>
               <w:rStyle w:val="Hyperlink"/>
@@ -6329,7 +6142,7 @@
           <w:sz w:val="24"/>
           <w:u w:val="single"/>
         </w:rPr>
-        <w:hyperlink r:id="rId35" w:history="1">
+        <w:hyperlink r:id="rId36" w:history="1">
           <w:r>
             <w:rPr>
               <w:rStyle w:val="Hyperlink"/>
@@ -6358,7 +6171,7 @@
           <w:sz w:val="24"/>
           <w:u w:val="single"/>
         </w:rPr>
-        <w:hyperlink r:id="rId35" w:history="1">
+        <w:hyperlink r:id="rId36" w:history="1">
           <w:r>
             <w:rPr>
               <w:rStyle w:val="Hyperlink"/>

--- a/EXPORTS/DOCX/published/niveau2/English/Ghana.docx
+++ b/EXPORTS/DOCX/published/niveau2/English/Ghana.docx
@@ -1289,6 +1289,16 @@
           <w:sz w:val="24"/>
           <w:u w:val="single"/>
         </w:rPr>
+        <w:t xml:space="preserve"> of buffalo</w:t>
+      </w:r>
+      <w:r>
+        <w:rPr>
+          <w:rFonts w:ascii="Charis SIL Regular" w:hAnsi="Charis SIL Regular" w:eastAsia="Charis SIL Regular"/>
+          <w:b w:val="0"/>
+          <w:i w:val="0"/>
+          <w:color w:val="0000FF"/>
+          <w:sz w:val="24"/>
+        </w:rPr>
         <w:t xml:space="preserve"> </w:t>
       </w:r>
       <w:r>
@@ -1305,88 +1315,9 @@
             <w:rPr>
               <w:rStyle w:val="Hyperlink"/>
             </w:rPr>
-            <w:t>of</w:t>
+            <w:t>horn</w:t>
           </w:r>
         </w:hyperlink>
-      </w:r>
-      <w:r>
-        <w:rPr>
-          <w:rFonts w:ascii="Charis SIL Regular" w:hAnsi="Charis SIL Regular" w:eastAsia="Charis SIL Regular"/>
-          <w:b w:val="0"/>
-          <w:i w:val="0"/>
-          <w:color w:val="0000FF"/>
-          <w:sz w:val="24"/>
-          <w:u w:val="single"/>
-        </w:rPr>
-        <w:t xml:space="preserve"> </w:t>
-      </w:r>
-      <w:r>
-        <w:rPr>
-          <w:rFonts w:ascii="Charis SIL Regular" w:hAnsi="Charis SIL Regular" w:eastAsia="Charis SIL Regular"/>
-          <w:b w:val="0"/>
-          <w:i w:val="0"/>
-          <w:color w:val="0000FF"/>
-          <w:sz w:val="24"/>
-          <w:u w:val="single"/>
-        </w:rPr>
-        <w:hyperlink r:id="rId14" w:history="1">
-          <w:r>
-            <w:rPr>
-              <w:rStyle w:val="Hyperlink"/>
-            </w:rPr>
-            <w:t>buffal</w:t>
-          </w:r>
-        </w:hyperlink>
-      </w:r>
-      <w:r>
-        <w:rPr>
-          <w:rFonts w:ascii="Charis SIL Regular" w:hAnsi="Charis SIL Regular" w:eastAsia="Charis SIL Regular"/>
-          <w:b w:val="0"/>
-          <w:i w:val="0"/>
-          <w:color w:val="0000FF"/>
-          <w:sz w:val="24"/>
-          <w:u w:val="single"/>
-        </w:rPr>
-        <w:t>o</w:t>
-      </w:r>
-      <w:r>
-        <w:rPr>
-          <w:rFonts w:ascii="Charis SIL Regular" w:hAnsi="Charis SIL Regular" w:eastAsia="Charis SIL Regular"/>
-          <w:b w:val="0"/>
-          <w:i w:val="0"/>
-          <w:color w:val="0000FF"/>
-          <w:sz w:val="24"/>
-          <w:u w:val="single"/>
-        </w:rPr>
-        <w:t xml:space="preserve"> </w:t>
-      </w:r>
-      <w:r>
-        <w:rPr>
-          <w:rFonts w:ascii="Charis SIL Regular" w:hAnsi="Charis SIL Regular" w:eastAsia="Charis SIL Regular"/>
-          <w:b w:val="0"/>
-          <w:i w:val="0"/>
-          <w:color w:val="0000FF"/>
-          <w:sz w:val="24"/>
-          <w:u w:val="single"/>
-        </w:rPr>
-        <w:hyperlink r:id="rId14" w:history="1">
-          <w:r>
-            <w:rPr>
-              <w:rStyle w:val="Hyperlink"/>
-            </w:rPr>
-            <w:t>hor</w:t>
-          </w:r>
-        </w:hyperlink>
-      </w:r>
-      <w:r>
-        <w:rPr>
-          <w:rFonts w:ascii="Charis SIL Regular" w:hAnsi="Charis SIL Regular" w:eastAsia="Charis SIL Regular"/>
-          <w:b w:val="0"/>
-          <w:i w:val="0"/>
-          <w:color w:val="0000FF"/>
-          <w:sz w:val="24"/>
-        </w:rPr>
-        <w:t>n</w:t>
       </w:r>
       <w:r>
         <w:rPr>
@@ -1518,68 +1449,7 @@
           <w:color w:val="000000"/>
           <w:sz w:val="24"/>
         </w:rPr>
-        <w:hyperlink r:id="rId14" w:history="1">
-          <w:r>
-            <w:rPr>
-              <w:rStyle w:val="Hyperlink"/>
-            </w:rPr>
-            <w:t>f</w:t>
-          </w:r>
-        </w:hyperlink>
-      </w:r>
-      <w:r>
-        <w:rPr>
-          <w:u w:val="single" w:color="0000ff"/>
-          <w:rFonts w:ascii="Charis SIL Regular" w:hAnsi="Charis SIL Regular" w:eastAsia="Charis SIL Regular"/>
-          <w:b w:val="0"/>
-          <w:i w:val="0"/>
-          <w:color w:val="000000"/>
-          <w:sz w:val="24"/>
-        </w:rPr>
-        <w:hyperlink r:id="rId14" w:history="1">
-          <w:r>
-            <w:rPr>
-              <w:rStyle w:val="Hyperlink"/>
-            </w:rPr>
-            <w:t xml:space="preserve"> t</w:t>
-          </w:r>
-        </w:hyperlink>
-      </w:r>
-      <w:r>
-        <w:rPr>
-          <w:u w:val="single" w:color="0000ff"/>
-          <w:rFonts w:ascii="Charis SIL Regular" w:hAnsi="Charis SIL Regular" w:eastAsia="Charis SIL Regular"/>
-          <w:b w:val="0"/>
-          <w:i w:val="0"/>
-          <w:color w:val="000000"/>
-          <w:sz w:val="24"/>
-        </w:rPr>
-        <w:hyperlink r:id="rId14" w:history="1">
-          <w:r>
-            <w:rPr>
-              <w:rStyle w:val="Hyperlink"/>
-            </w:rPr>
-            <w:t>h</w:t>
-          </w:r>
-        </w:hyperlink>
-      </w:r>
-      <w:r>
-        <w:rPr>
-          <w:u w:val="single" w:color="0000ff"/>
-          <w:rFonts w:ascii="Charis SIL Regular" w:hAnsi="Charis SIL Regular" w:eastAsia="Charis SIL Regular"/>
-          <w:b w:val="0"/>
-          <w:i w:val="0"/>
-          <w:color w:val="000000"/>
-          <w:sz w:val="24"/>
-        </w:rPr>
-        <w:hyperlink r:id="rId14" w:history="1">
-          <w:r>
-            <w:rPr>
-              <w:rStyle w:val="Hyperlink"/>
-            </w:rPr>
-            <w:t>e Rijks</w:t>
-          </w:r>
-        </w:hyperlink>
+        <w:t>f the Rijks</w:t>
       </w:r>
       <w:r>
         <w:rPr>
@@ -3638,7 +3508,172 @@
           <w:color w:val="000000"/>
           <w:sz w:val="24"/>
         </w:rPr>
-        <w:t>contains documents relating to the collection of natural history objects in the</w:t>
+        <w:t>contains documents relat</w:t>
+      </w:r>
+      <w:r>
+        <w:rPr>
+          <w:u w:val="single" w:color="0000ff"/>
+          <w:rFonts w:ascii="Charis SIL Regular" w:hAnsi="Charis SIL Regular" w:eastAsia="Charis SIL Regular"/>
+          <w:b w:val="0"/>
+          <w:i w:val="0"/>
+          <w:color w:val="000000"/>
+          <w:sz w:val="24"/>
+        </w:rPr>
+        <w:hyperlink r:id="rId21" w:history="1">
+          <w:r>
+            <w:rPr>
+              <w:rStyle w:val="Hyperlink"/>
+            </w:rPr>
+            <w:t>ing to th</w:t>
+          </w:r>
+        </w:hyperlink>
+      </w:r>
+      <w:r>
+        <w:rPr>
+          <w:u w:val="single" w:color="0000ff"/>
+          <w:rFonts w:ascii="Charis SIL Regular" w:hAnsi="Charis SIL Regular" w:eastAsia="Charis SIL Regular"/>
+          <w:b w:val="0"/>
+          <w:i w:val="0"/>
+          <w:color w:val="000000"/>
+          <w:sz w:val="24"/>
+        </w:rPr>
+        <w:hyperlink r:id="rId21" w:history="1">
+          <w:r>
+            <w:rPr>
+              <w:rStyle w:val="Hyperlink"/>
+            </w:rPr>
+            <w:t>e co</w:t>
+          </w:r>
+        </w:hyperlink>
+      </w:r>
+      <w:r>
+        <w:rPr>
+          <w:u w:val="single" w:color="0000ff"/>
+          <w:rFonts w:ascii="Charis SIL Regular" w:hAnsi="Charis SIL Regular" w:eastAsia="Charis SIL Regular"/>
+          <w:b w:val="0"/>
+          <w:i w:val="0"/>
+          <w:color w:val="000000"/>
+          <w:sz w:val="24"/>
+        </w:rPr>
+        <w:hyperlink r:id="rId21" w:history="1">
+          <w:r>
+            <w:rPr>
+              <w:rStyle w:val="Hyperlink"/>
+            </w:rPr>
+            <w:t xml:space="preserve">llection </w:t>
+          </w:r>
+        </w:hyperlink>
+      </w:r>
+      <w:r>
+        <w:rPr>
+          <w:u w:val="single" w:color="0000ff"/>
+          <w:rFonts w:ascii="Charis SIL Regular" w:hAnsi="Charis SIL Regular" w:eastAsia="Charis SIL Regular"/>
+          <w:b w:val="0"/>
+          <w:i w:val="0"/>
+          <w:color w:val="000000"/>
+          <w:sz w:val="24"/>
+        </w:rPr>
+        <w:hyperlink r:id="rId21" w:history="1">
+          <w:r>
+            <w:rPr>
+              <w:rStyle w:val="Hyperlink"/>
+            </w:rPr>
+            <w:t xml:space="preserve">of </w:t>
+          </w:r>
+        </w:hyperlink>
+      </w:r>
+      <w:r>
+        <w:rPr>
+          <w:u w:val="single" w:color="0000ff"/>
+          <w:rFonts w:ascii="Charis SIL Regular" w:hAnsi="Charis SIL Regular" w:eastAsia="Charis SIL Regular"/>
+          <w:b w:val="0"/>
+          <w:i w:val="0"/>
+          <w:color w:val="000000"/>
+          <w:sz w:val="24"/>
+        </w:rPr>
+        <w:hyperlink r:id="rId21" w:history="1">
+          <w:r>
+            <w:rPr>
+              <w:rStyle w:val="Hyperlink"/>
+            </w:rPr>
+            <w:t>natu</w:t>
+          </w:r>
+        </w:hyperlink>
+      </w:r>
+      <w:r>
+        <w:rPr>
+          <w:u w:val="single" w:color="0000ff"/>
+          <w:rFonts w:ascii="Charis SIL Regular" w:hAnsi="Charis SIL Regular" w:eastAsia="Charis SIL Regular"/>
+          <w:b w:val="0"/>
+          <w:i w:val="0"/>
+          <w:color w:val="000000"/>
+          <w:sz w:val="24"/>
+        </w:rPr>
+        <w:hyperlink r:id="rId21" w:history="1">
+          <w:r>
+            <w:rPr>
+              <w:rStyle w:val="Hyperlink"/>
+            </w:rPr>
+            <w:t>r</w:t>
+          </w:r>
+        </w:hyperlink>
+      </w:r>
+      <w:r>
+        <w:rPr>
+          <w:u w:val="single" w:color="0000ff"/>
+          <w:rFonts w:ascii="Charis SIL Regular" w:hAnsi="Charis SIL Regular" w:eastAsia="Charis SIL Regular"/>
+          <w:b w:val="0"/>
+          <w:i w:val="0"/>
+          <w:color w:val="000000"/>
+          <w:sz w:val="24"/>
+        </w:rPr>
+        <w:hyperlink r:id="rId21" w:history="1">
+          <w:r>
+            <w:rPr>
+              <w:rStyle w:val="Hyperlink"/>
+            </w:rPr>
+            <w:t>al histor</w:t>
+          </w:r>
+        </w:hyperlink>
+      </w:r>
+      <w:r>
+        <w:rPr>
+          <w:rFonts w:ascii="Charis SIL Regular" w:hAnsi="Charis SIL Regular" w:eastAsia="Charis SIL Regular"/>
+          <w:b w:val="0"/>
+          <w:i w:val="0"/>
+          <w:color w:val="000000"/>
+          <w:sz w:val="24"/>
+        </w:rPr>
+        <w:t>y obj</w:t>
+      </w:r>
+      <w:r>
+        <w:rPr>
+          <w:u w:val="single" w:color="0000ff"/>
+          <w:rFonts w:ascii="Charis SIL Regular" w:hAnsi="Charis SIL Regular" w:eastAsia="Charis SIL Regular"/>
+          <w:b w:val="0"/>
+          <w:i w:val="0"/>
+          <w:color w:val="000000"/>
+          <w:sz w:val="24"/>
+        </w:rPr>
+        <w:t>e</w:t>
+      </w:r>
+      <w:r>
+        <w:rPr>
+          <w:u w:val="single" w:color="0000ff"/>
+          <w:rFonts w:ascii="Charis SIL Regular" w:hAnsi="Charis SIL Regular" w:eastAsia="Charis SIL Regular"/>
+          <w:b w:val="0"/>
+          <w:i w:val="0"/>
+          <w:color w:val="000000"/>
+          <w:sz w:val="24"/>
+        </w:rPr>
+        <w:hyperlink r:id="rId22" w:history="1">
+          <w:r>
+            <w:rPr>
+              <w:rStyle w:val="Hyperlink"/>
+            </w:rPr>
+            <w:t>cts in the</w:t>
+          </w:r>
+        </w:hyperlink>
       </w:r>
       <w:r>
         <w:rPr>
@@ -3815,19 +3850,19 @@
           <w:i w:val="0"/>
           <w:color w:val="0000FF"/>
           <w:sz w:val="24"/>
+        </w:rPr>
+        <w:t>i</w:t>
+      </w:r>
+      <w:r>
+        <w:rPr>
+          <w:rFonts w:ascii="Charis SIL Regular" w:hAnsi="Charis SIL Regular" w:eastAsia="Charis SIL Regular"/>
+          <w:b w:val="0"/>
+          <w:i w:val="0"/>
+          <w:color w:val="0000FF"/>
+          <w:sz w:val="24"/>
           <w:u w:val="single"/>
         </w:rPr>
-        <w:t>ic Societ</w:t>
-      </w:r>
-      <w:r>
-        <w:rPr>
-          <w:rFonts w:ascii="Charis SIL Regular" w:hAnsi="Charis SIL Regular" w:eastAsia="Charis SIL Regular"/>
-          <w:b w:val="0"/>
-          <w:i w:val="0"/>
-          <w:color w:val="0000FF"/>
-          <w:sz w:val="24"/>
-        </w:rPr>
-        <w:t>y</w:t>
+        <w:t>c Society</w:t>
       </w:r>
       <w:r>
         <w:br/>
@@ -4308,7 +4343,7 @@
           <w:sz w:val="24"/>
           <w:u w:val="single"/>
         </w:rPr>
-        <w:hyperlink r:id="rId25" w:history="1">
+        <w:hyperlink r:id="rId23" w:history="1">
           <w:r>
             <w:rPr>
               <w:rStyle w:val="Hyperlink"/>
@@ -4337,7 +4372,7 @@
           <w:sz w:val="24"/>
           <w:u w:val="single"/>
         </w:rPr>
-        <w:hyperlink r:id="rId25" w:history="1">
+        <w:hyperlink r:id="rId23" w:history="1">
           <w:r>
             <w:rPr>
               <w:rStyle w:val="Hyperlink"/>
@@ -4767,21 +4802,13 @@
       </w:r>
       <w:r>
         <w:rPr>
-          <w:u w:val="single" w:color="0000ff"/>
           <w:rFonts w:ascii="Charis SIL Regular" w:hAnsi="Charis SIL Regular" w:eastAsia="Charis SIL Regular"/>
           <w:b w:val="0"/>
           <w:i w:val="0"/>
           <w:color w:val="000000"/>
           <w:sz w:val="24"/>
         </w:rPr>
-        <w:hyperlink r:id="rId19" w:history="1">
-          <w:r>
-            <w:rPr>
-              <w:rStyle w:val="Hyperlink"/>
-            </w:rPr>
-            <w:t xml:space="preserve">, </w:t>
-          </w:r>
-        </w:hyperlink>
+        <w:t xml:space="preserve">, </w:t>
       </w:r>
       <w:r>
         <w:rPr>
@@ -5146,7 +5173,7 @@
           <w:sz w:val="24"/>
           <w:u w:val="single"/>
         </w:rPr>
-        <w:hyperlink r:id="rId29" w:history="1">
+        <w:hyperlink r:id="rId30" w:history="1">
           <w:r>
             <w:rPr>
               <w:rStyle w:val="Hyperlink"/>
@@ -5164,7 +5191,7 @@
           <w:sz w:val="24"/>
           <w:u w:val="single"/>
         </w:rPr>
-        <w:hyperlink r:id="rId29" w:history="1">
+        <w:hyperlink r:id="rId30" w:history="1">
           <w:r>
             <w:rPr>
               <w:rStyle w:val="Hyperlink"/>

--- a/EXPORTS/DOCX/published/niveau2/English/Ghana.docx
+++ b/EXPORTS/DOCX/published/niveau2/English/Ghana.docx
@@ -1289,16 +1289,6 @@
           <w:sz w:val="24"/>
           <w:u w:val="single"/>
         </w:rPr>
-        <w:t xml:space="preserve"> of buffalo</w:t>
-      </w:r>
-      <w:r>
-        <w:rPr>
-          <w:rFonts w:ascii="Charis SIL Regular" w:hAnsi="Charis SIL Regular" w:eastAsia="Charis SIL Regular"/>
-          <w:b w:val="0"/>
-          <w:i w:val="0"/>
-          <w:color w:val="0000FF"/>
-          <w:sz w:val="24"/>
-        </w:rPr>
         <w:t xml:space="preserve"> </w:t>
       </w:r>
       <w:r>
@@ -1315,9 +1305,88 @@
             <w:rPr>
               <w:rStyle w:val="Hyperlink"/>
             </w:rPr>
-            <w:t>horn</w:t>
+            <w:t>of</w:t>
           </w:r>
         </w:hyperlink>
+      </w:r>
+      <w:r>
+        <w:rPr>
+          <w:rFonts w:ascii="Charis SIL Regular" w:hAnsi="Charis SIL Regular" w:eastAsia="Charis SIL Regular"/>
+          <w:b w:val="0"/>
+          <w:i w:val="0"/>
+          <w:color w:val="0000FF"/>
+          <w:sz w:val="24"/>
+          <w:u w:val="single"/>
+        </w:rPr>
+        <w:t xml:space="preserve"> </w:t>
+      </w:r>
+      <w:r>
+        <w:rPr>
+          <w:rFonts w:ascii="Charis SIL Regular" w:hAnsi="Charis SIL Regular" w:eastAsia="Charis SIL Regular"/>
+          <w:b w:val="0"/>
+          <w:i w:val="0"/>
+          <w:color w:val="0000FF"/>
+          <w:sz w:val="24"/>
+          <w:u w:val="single"/>
+        </w:rPr>
+        <w:hyperlink r:id="rId14" w:history="1">
+          <w:r>
+            <w:rPr>
+              <w:rStyle w:val="Hyperlink"/>
+            </w:rPr>
+            <w:t>buffal</w:t>
+          </w:r>
+        </w:hyperlink>
+      </w:r>
+      <w:r>
+        <w:rPr>
+          <w:rFonts w:ascii="Charis SIL Regular" w:hAnsi="Charis SIL Regular" w:eastAsia="Charis SIL Regular"/>
+          <w:b w:val="0"/>
+          <w:i w:val="0"/>
+          <w:color w:val="0000FF"/>
+          <w:sz w:val="24"/>
+          <w:u w:val="single"/>
+        </w:rPr>
+        <w:t>o</w:t>
+      </w:r>
+      <w:r>
+        <w:rPr>
+          <w:rFonts w:ascii="Charis SIL Regular" w:hAnsi="Charis SIL Regular" w:eastAsia="Charis SIL Regular"/>
+          <w:b w:val="0"/>
+          <w:i w:val="0"/>
+          <w:color w:val="0000FF"/>
+          <w:sz w:val="24"/>
+          <w:u w:val="single"/>
+        </w:rPr>
+        <w:t xml:space="preserve"> </w:t>
+      </w:r>
+      <w:r>
+        <w:rPr>
+          <w:rFonts w:ascii="Charis SIL Regular" w:hAnsi="Charis SIL Regular" w:eastAsia="Charis SIL Regular"/>
+          <w:b w:val="0"/>
+          <w:i w:val="0"/>
+          <w:color w:val="0000FF"/>
+          <w:sz w:val="24"/>
+          <w:u w:val="single"/>
+        </w:rPr>
+        <w:hyperlink r:id="rId14" w:history="1">
+          <w:r>
+            <w:rPr>
+              <w:rStyle w:val="Hyperlink"/>
+            </w:rPr>
+            <w:t>hor</w:t>
+          </w:r>
+        </w:hyperlink>
+      </w:r>
+      <w:r>
+        <w:rPr>
+          <w:rFonts w:ascii="Charis SIL Regular" w:hAnsi="Charis SIL Regular" w:eastAsia="Charis SIL Regular"/>
+          <w:b w:val="0"/>
+          <w:i w:val="0"/>
+          <w:color w:val="0000FF"/>
+          <w:sz w:val="24"/>
+        </w:rPr>
+        <w:t>n</w:t>
       </w:r>
       <w:r>
         <w:rPr>
@@ -1449,7 +1518,68 @@
           <w:color w:val="000000"/>
           <w:sz w:val="24"/>
         </w:rPr>
-        <w:t>f the Rijks</w:t>
+        <w:hyperlink r:id="rId14" w:history="1">
+          <w:r>
+            <w:rPr>
+              <w:rStyle w:val="Hyperlink"/>
+            </w:rPr>
+            <w:t>f</w:t>
+          </w:r>
+        </w:hyperlink>
+      </w:r>
+      <w:r>
+        <w:rPr>
+          <w:u w:val="single" w:color="0000ff"/>
+          <w:rFonts w:ascii="Charis SIL Regular" w:hAnsi="Charis SIL Regular" w:eastAsia="Charis SIL Regular"/>
+          <w:b w:val="0"/>
+          <w:i w:val="0"/>
+          <w:color w:val="000000"/>
+          <w:sz w:val="24"/>
+        </w:rPr>
+        <w:hyperlink r:id="rId14" w:history="1">
+          <w:r>
+            <w:rPr>
+              <w:rStyle w:val="Hyperlink"/>
+            </w:rPr>
+            <w:t xml:space="preserve"> t</w:t>
+          </w:r>
+        </w:hyperlink>
+      </w:r>
+      <w:r>
+        <w:rPr>
+          <w:u w:val="single" w:color="0000ff"/>
+          <w:rFonts w:ascii="Charis SIL Regular" w:hAnsi="Charis SIL Regular" w:eastAsia="Charis SIL Regular"/>
+          <w:b w:val="0"/>
+          <w:i w:val="0"/>
+          <w:color w:val="000000"/>
+          <w:sz w:val="24"/>
+        </w:rPr>
+        <w:hyperlink r:id="rId14" w:history="1">
+          <w:r>
+            <w:rPr>
+              <w:rStyle w:val="Hyperlink"/>
+            </w:rPr>
+            <w:t>h</w:t>
+          </w:r>
+        </w:hyperlink>
+      </w:r>
+      <w:r>
+        <w:rPr>
+          <w:u w:val="single" w:color="0000ff"/>
+          <w:rFonts w:ascii="Charis SIL Regular" w:hAnsi="Charis SIL Regular" w:eastAsia="Charis SIL Regular"/>
+          <w:b w:val="0"/>
+          <w:i w:val="0"/>
+          <w:color w:val="000000"/>
+          <w:sz w:val="24"/>
+        </w:rPr>
+        <w:hyperlink r:id="rId14" w:history="1">
+          <w:r>
+            <w:rPr>
+              <w:rStyle w:val="Hyperlink"/>
+            </w:rPr>
+            <w:t>e Rijks</w:t>
+          </w:r>
+        </w:hyperlink>
       </w:r>
       <w:r>
         <w:rPr>
@@ -2705,57 +2835,13 @@
       </w:r>
       <w:r>
         <w:rPr>
-          <w:u w:val="single" w:color="0000ff"/>
           <w:rFonts w:ascii="Charis SIL Regular" w:hAnsi="Charis SIL Regular" w:eastAsia="Charis SIL Regular"/>
           <w:b w:val="0"/>
           <w:i w:val="0"/>
           <w:color w:val="000000"/>
           <w:sz w:val="24"/>
         </w:rPr>
-        <w:hyperlink r:id="rId19" w:history="1">
-          <w:r>
-            <w:rPr>
-              <w:rStyle w:val="Hyperlink"/>
-            </w:rPr>
-            <w:t>publish</w:t>
-          </w:r>
-        </w:hyperlink>
-      </w:r>
-      <w:r>
-        <w:rPr>
-          <w:u w:val="single" w:color="0000ff"/>
-          <w:rFonts w:ascii="Charis SIL Regular" w:hAnsi="Charis SIL Regular" w:eastAsia="Charis SIL Regular"/>
-          <w:b w:val="0"/>
-          <w:i w:val="0"/>
-          <w:color w:val="000000"/>
-          <w:sz w:val="24"/>
-        </w:rPr>
-        <w:hyperlink r:id="rId19" w:history="1">
-          <w:r>
-            <w:rPr>
-              <w:rStyle w:val="Hyperlink"/>
-            </w:rPr>
-            <w:t>ed in 2</w:t>
-          </w:r>
-        </w:hyperlink>
-      </w:r>
-      <w:r>
-        <w:rPr>
-          <w:u w:val="single" w:color="0000ff"/>
-          <w:rFonts w:ascii="Charis SIL Regular" w:hAnsi="Charis SIL Regular" w:eastAsia="Charis SIL Regular"/>
-          <w:b w:val="0"/>
-          <w:i w:val="0"/>
-          <w:color w:val="000000"/>
-          <w:sz w:val="24"/>
-        </w:rPr>
-        <w:hyperlink r:id="rId19" w:history="1">
-          <w:r>
-            <w:rPr>
-              <w:rStyle w:val="Hyperlink"/>
-            </w:rPr>
-            <w:t>00</w:t>
-          </w:r>
-        </w:hyperlink>
+        <w:t>published in 200</w:t>
       </w:r>
       <w:r>
         <w:rPr>
@@ -3850,8 +3936,9 @@
           <w:i w:val="0"/>
           <w:color w:val="0000FF"/>
           <w:sz w:val="24"/>
-        </w:rPr>
-        <w:t>i</w:t>
+          <w:u w:val="single"/>
+        </w:rPr>
+        <w:t>ic Societ</w:t>
       </w:r>
       <w:r>
         <w:rPr>
@@ -3860,9 +3947,8 @@
           <w:i w:val="0"/>
           <w:color w:val="0000FF"/>
           <w:sz w:val="24"/>
-          <w:u w:val="single"/>
-        </w:rPr>
-        <w:t>c Society</w:t>
+        </w:rPr>
+        <w:t>y</w:t>
       </w:r>
       <w:r>
         <w:br/>
@@ -4308,13 +4394,31 @@
       </w:r>
       <w:r>
         <w:rPr>
+          <w:u w:val="single" w:color="0000ff"/>
           <w:rFonts w:ascii="Charis SIL Regular" w:hAnsi="Charis SIL Regular" w:eastAsia="Charis SIL Regular"/>
           <w:b w:val="0"/>
           <w:i w:val="0"/>
           <w:color w:val="000000"/>
           <w:sz w:val="24"/>
         </w:rPr>
-        <w:t xml:space="preserve">, </w:t>
+        <w:hyperlink r:id="rId23" w:history="1">
+          <w:r>
+            <w:rPr>
+              <w:rStyle w:val="Hyperlink"/>
+            </w:rPr>
+            <w:t>,</w:t>
+          </w:r>
+        </w:hyperlink>
+      </w:r>
+      <w:r>
+        <w:rPr>
+          <w:rFonts w:ascii="Charis SIL Regular" w:hAnsi="Charis SIL Regular" w:eastAsia="Charis SIL Regular"/>
+          <w:b w:val="0"/>
+          <w:i w:val="0"/>
+          <w:color w:val="000000"/>
+          <w:sz w:val="24"/>
+        </w:rPr>
+        <w:t xml:space="preserve"> </w:t>
       </w:r>
       <w:r>
         <w:rPr>
@@ -4325,7 +4429,7 @@
           <w:sz w:val="24"/>
           <w:u w:val="single"/>
         </w:rPr>
-        <w:hyperlink r:id="rId25" w:history="1">
+        <w:hyperlink r:id="rId23" w:history="1">
           <w:r>
             <w:rPr>
               <w:rStyle w:val="Hyperlink"/>
@@ -4450,7 +4554,7 @@
           <w:sz w:val="24"/>
           <w:u w:val="single"/>
         </w:rPr>
-        <w:hyperlink r:id="rId26" w:history="1">
+        <w:hyperlink r:id="rId25" w:history="1">
           <w:r>
             <w:rPr>
               <w:rStyle w:val="Hyperlink"/>
@@ -4468,7 +4572,7 @@
           <w:sz w:val="24"/>
           <w:u w:val="single"/>
         </w:rPr>
-        <w:hyperlink r:id="rId26" w:history="1">
+        <w:hyperlink r:id="rId25" w:history="1">
           <w:r>
             <w:rPr>
               <w:rStyle w:val="Hyperlink"/>
@@ -4486,7 +4590,7 @@
           <w:sz w:val="24"/>
           <w:u w:val="single"/>
         </w:rPr>
-        <w:hyperlink r:id="rId26" w:history="1">
+        <w:hyperlink r:id="rId25" w:history="1">
           <w:r>
             <w:rPr>
               <w:rStyle w:val="Hyperlink"/>
@@ -4504,7 +4608,7 @@
           <w:sz w:val="24"/>
           <w:u w:val="single"/>
         </w:rPr>
-        <w:hyperlink r:id="rId26" w:history="1">
+        <w:hyperlink r:id="rId25" w:history="1">
           <w:r>
             <w:rPr>
               <w:rStyle w:val="Hyperlink"/>
@@ -4522,7 +4626,7 @@
           <w:sz w:val="24"/>
           <w:u w:val="single"/>
         </w:rPr>
-        <w:hyperlink r:id="rId26" w:history="1">
+        <w:hyperlink r:id="rId25" w:history="1">
           <w:r>
             <w:rPr>
               <w:rStyle w:val="Hyperlink"/>
@@ -4540,7 +4644,7 @@
           <w:sz w:val="24"/>
           <w:u w:val="single"/>
         </w:rPr>
-        <w:hyperlink r:id="rId26" w:history="1">
+        <w:hyperlink r:id="rId25" w:history="1">
           <w:r>
             <w:rPr>
               <w:rStyle w:val="Hyperlink"/>
@@ -4558,7 +4662,7 @@
           <w:sz w:val="24"/>
           <w:u w:val="single"/>
         </w:rPr>
-        <w:hyperlink r:id="rId26" w:history="1">
+        <w:hyperlink r:id="rId25" w:history="1">
           <w:r>
             <w:rPr>
               <w:rStyle w:val="Hyperlink"/>
@@ -4780,15 +4884,9 @@
           <w:i w:val="0"/>
           <w:color w:val="0000FF"/>
           <w:sz w:val="24"/>
-        </w:rPr>
-        <w:hyperlink r:id="rId19" w:history="1">
-          <w:r>
-            <w:rPr>
-              <w:rStyle w:val="Hyperlink"/>
-            </w:rPr>
-            <w:t>l</w:t>
-          </w:r>
-        </w:hyperlink>
+          <w:u w:val="single"/>
+        </w:rPr>
+        <w:t>l</w:t>
       </w:r>
       <w:r>
         <w:rPr>
@@ -4819,7 +4917,7 @@
           <w:sz w:val="24"/>
           <w:u w:val="single"/>
         </w:rPr>
-        <w:hyperlink r:id="rId27" w:history="1">
+        <w:hyperlink r:id="rId26" w:history="1">
           <w:r>
             <w:rPr>
               <w:rStyle w:val="Hyperlink"/>
@@ -4837,7 +4935,7 @@
           <w:sz w:val="24"/>
           <w:u w:val="single"/>
         </w:rPr>
-        <w:hyperlink r:id="rId27" w:history="1">
+        <w:hyperlink r:id="rId26" w:history="1">
           <w:r>
             <w:rPr>
               <w:rStyle w:val="Hyperlink"/>
@@ -4866,7 +4964,7 @@
           <w:sz w:val="24"/>
           <w:u w:val="single"/>
         </w:rPr>
-        <w:hyperlink r:id="rId27" w:history="1">
+        <w:hyperlink r:id="rId26" w:history="1">
           <w:r>
             <w:rPr>
               <w:rStyle w:val="Hyperlink"/>
@@ -4895,7 +4993,7 @@
           <w:sz w:val="24"/>
           <w:u w:val="single"/>
         </w:rPr>
-        <w:hyperlink r:id="rId28" w:history="1">
+        <w:hyperlink r:id="rId27" w:history="1">
           <w:r>
             <w:rPr>
               <w:rStyle w:val="Hyperlink"/>
@@ -4913,7 +5011,7 @@
           <w:sz w:val="24"/>
           <w:u w:val="single"/>
         </w:rPr>
-        <w:hyperlink r:id="rId28" w:history="1">
+        <w:hyperlink r:id="rId27" w:history="1">
           <w:r>
             <w:rPr>
               <w:rStyle w:val="Hyperlink"/>
@@ -4942,7 +5040,7 @@
           <w:sz w:val="24"/>
           <w:u w:val="single"/>
         </w:rPr>
-        <w:hyperlink r:id="rId28" w:history="1">
+        <w:hyperlink r:id="rId27" w:history="1">
           <w:r>
             <w:rPr>
               <w:rStyle w:val="Hyperlink"/>
@@ -4960,7 +5058,7 @@
           <w:sz w:val="24"/>
           <w:u w:val="single"/>
         </w:rPr>
-        <w:hyperlink r:id="rId28" w:history="1">
+        <w:hyperlink r:id="rId19" w:history="1">
           <w:r>
             <w:rPr>
               <w:rStyle w:val="Hyperlink"/>
@@ -5091,7 +5189,7 @@
           <w:sz w:val="24"/>
           <w:u w:val="single"/>
         </w:rPr>
-        <w:hyperlink r:id="rId29" w:history="1">
+        <w:hyperlink r:id="rId28" w:history="1">
           <w:r>
             <w:rPr>
               <w:rStyle w:val="Hyperlink"/>
@@ -5109,7 +5207,7 @@
           <w:sz w:val="24"/>
           <w:u w:val="single"/>
         </w:rPr>
-        <w:hyperlink r:id="rId29" w:history="1">
+        <w:hyperlink r:id="rId28" w:history="1">
           <w:r>
             <w:rPr>
               <w:rStyle w:val="Hyperlink"/>
@@ -5127,7 +5225,7 @@
           <w:sz w:val="24"/>
           <w:u w:val="single"/>
         </w:rPr>
-        <w:hyperlink r:id="rId29" w:history="1">
+        <w:hyperlink r:id="rId28" w:history="1">
           <w:r>
             <w:rPr>
               <w:rStyle w:val="Hyperlink"/>
@@ -5145,7 +5243,7 @@
           <w:sz w:val="24"/>
           <w:u w:val="single"/>
         </w:rPr>
-        <w:hyperlink r:id="rId29" w:history="1">
+        <w:hyperlink r:id="rId28" w:history="1">
           <w:r>
             <w:rPr>
               <w:rStyle w:val="Hyperlink"/>
@@ -5173,7 +5271,7 @@
           <w:sz w:val="24"/>
           <w:u w:val="single"/>
         </w:rPr>
-        <w:hyperlink r:id="rId30" w:history="1">
+        <w:hyperlink r:id="rId29" w:history="1">
           <w:r>
             <w:rPr>
               <w:rStyle w:val="Hyperlink"/>
@@ -5191,7 +5289,7 @@
           <w:sz w:val="24"/>
           <w:u w:val="single"/>
         </w:rPr>
-        <w:hyperlink r:id="rId30" w:history="1">
+        <w:hyperlink r:id="rId29" w:history="1">
           <w:r>
             <w:rPr>
               <w:rStyle w:val="Hyperlink"/>
@@ -5220,7 +5318,7 @@
           <w:sz w:val="24"/>
           <w:u w:val="single"/>
         </w:rPr>
-        <w:hyperlink r:id="rId30" w:history="1">
+        <w:hyperlink r:id="rId29" w:history="1">
           <w:r>
             <w:rPr>
               <w:rStyle w:val="Hyperlink"/>
@@ -5327,7 +5425,7 @@
           <w:sz w:val="24"/>
           <w:u w:val="single"/>
         </w:rPr>
-        <w:hyperlink r:id="rId31" w:history="1">
+        <w:hyperlink r:id="rId30" w:history="1">
           <w:r>
             <w:rPr>
               <w:rStyle w:val="Hyperlink"/>
@@ -5356,7 +5454,7 @@
           <w:sz w:val="24"/>
           <w:u w:val="single"/>
         </w:rPr>
-        <w:hyperlink r:id="rId31" w:history="1">
+        <w:hyperlink r:id="rId30" w:history="1">
           <w:r>
             <w:rPr>
               <w:rStyle w:val="Hyperlink"/>
@@ -5384,7 +5482,7 @@
           <w:sz w:val="24"/>
           <w:u w:val="single"/>
         </w:rPr>
-        <w:hyperlink r:id="rId32" w:history="1">
+        <w:hyperlink r:id="rId31" w:history="1">
           <w:r>
             <w:rPr>
               <w:rStyle w:val="Hyperlink"/>
@@ -5413,7 +5511,7 @@
           <w:sz w:val="24"/>
           <w:u w:val="single"/>
         </w:rPr>
-        <w:hyperlink r:id="rId32" w:history="1">
+        <w:hyperlink r:id="rId31" w:history="1">
           <w:r>
             <w:rPr>
               <w:rStyle w:val="Hyperlink"/>
@@ -5537,7 +5635,7 @@
           <w:sz w:val="24"/>
           <w:u w:val="single"/>
         </w:rPr>
-        <w:hyperlink r:id="rId33" w:history="1">
+        <w:hyperlink r:id="rId32" w:history="1">
           <w:r>
             <w:rPr>
               <w:rStyle w:val="Hyperlink"/>
@@ -5555,7 +5653,7 @@
           <w:sz w:val="24"/>
           <w:u w:val="single"/>
         </w:rPr>
-        <w:hyperlink r:id="rId33" w:history="1">
+        <w:hyperlink r:id="rId32" w:history="1">
           <w:r>
             <w:rPr>
               <w:rStyle w:val="Hyperlink"/>
@@ -5573,7 +5671,7 @@
           <w:sz w:val="24"/>
           <w:u w:val="single"/>
         </w:rPr>
-        <w:hyperlink r:id="rId33" w:history="1">
+        <w:hyperlink r:id="rId32" w:history="1">
           <w:r>
             <w:rPr>
               <w:rStyle w:val="Hyperlink"/>
@@ -5754,7 +5852,7 @@
           <w:sz w:val="24"/>
           <w:u w:val="single"/>
         </w:rPr>
-        <w:hyperlink r:id="rId34" w:history="1">
+        <w:hyperlink r:id="rId33" w:history="1">
           <w:r>
             <w:rPr>
               <w:rStyle w:val="Hyperlink"/>
@@ -5772,7 +5870,7 @@
           <w:sz w:val="24"/>
           <w:u w:val="single"/>
         </w:rPr>
-        <w:hyperlink r:id="rId34" w:history="1">
+        <w:hyperlink r:id="rId33" w:history="1">
           <w:r>
             <w:rPr>
               <w:rStyle w:val="Hyperlink"/>
@@ -5790,7 +5888,7 @@
           <w:sz w:val="24"/>
           <w:u w:val="single"/>
         </w:rPr>
-        <w:hyperlink r:id="rId34" w:history="1">
+        <w:hyperlink r:id="rId33" w:history="1">
           <w:r>
             <w:rPr>
               <w:rStyle w:val="Hyperlink"/>
@@ -5808,7 +5906,7 @@
           <w:sz w:val="24"/>
           <w:u w:val="single"/>
         </w:rPr>
-        <w:hyperlink r:id="rId34" w:history="1">
+        <w:hyperlink r:id="rId33" w:history="1">
           <w:r>
             <w:rPr>
               <w:rStyle w:val="Hyperlink"/>
@@ -5826,7 +5924,7 @@
           <w:sz w:val="24"/>
           <w:u w:val="single"/>
         </w:rPr>
-        <w:hyperlink r:id="rId34" w:history="1">
+        <w:hyperlink r:id="rId33" w:history="1">
           <w:r>
             <w:rPr>
               <w:rStyle w:val="Hyperlink"/>
@@ -5844,7 +5942,7 @@
           <w:sz w:val="24"/>
           <w:u w:val="single"/>
         </w:rPr>
-        <w:hyperlink r:id="rId34" w:history="1">
+        <w:hyperlink r:id="rId33" w:history="1">
           <w:r>
             <w:rPr>
               <w:rStyle w:val="Hyperlink"/>
@@ -5862,7 +5960,7 @@
           <w:sz w:val="24"/>
           <w:u w:val="single"/>
         </w:rPr>
-        <w:hyperlink r:id="rId34" w:history="1">
+        <w:hyperlink r:id="rId33" w:history="1">
           <w:r>
             <w:rPr>
               <w:rStyle w:val="Hyperlink"/>
@@ -5880,7 +5978,7 @@
           <w:sz w:val="24"/>
           <w:u w:val="single"/>
         </w:rPr>
-        <w:hyperlink r:id="rId34" w:history="1">
+        <w:hyperlink r:id="rId33" w:history="1">
           <w:r>
             <w:rPr>
               <w:rStyle w:val="Hyperlink"/>
@@ -5909,7 +6007,7 @@
           <w:sz w:val="24"/>
           <w:u w:val="single"/>
         </w:rPr>
-        <w:hyperlink r:id="rId34" w:history="1">
+        <w:hyperlink r:id="rId33" w:history="1">
           <w:r>
             <w:rPr>
               <w:rStyle w:val="Hyperlink"/>
@@ -5937,7 +6035,7 @@
           <w:sz w:val="24"/>
           <w:u w:val="single"/>
         </w:rPr>
-        <w:hyperlink r:id="rId34" w:history="1">
+        <w:hyperlink r:id="rId33" w:history="1">
           <w:r>
             <w:rPr>
               <w:rStyle w:val="Hyperlink"/>
@@ -5955,7 +6053,7 @@
           <w:sz w:val="24"/>
           <w:u w:val="single"/>
         </w:rPr>
-        <w:hyperlink r:id="rId34" w:history="1">
+        <w:hyperlink r:id="rId33" w:history="1">
           <w:r>
             <w:rPr>
               <w:rStyle w:val="Hyperlink"/>
@@ -5973,7 +6071,7 @@
           <w:sz w:val="24"/>
           <w:u w:val="single"/>
         </w:rPr>
-        <w:hyperlink r:id="rId34" w:history="1">
+        <w:hyperlink r:id="rId33" w:history="1">
           <w:r>
             <w:rPr>
               <w:rStyle w:val="Hyperlink"/>
@@ -5991,7 +6089,7 @@
           <w:sz w:val="24"/>
           <w:u w:val="single"/>
         </w:rPr>
-        <w:hyperlink r:id="rId34" w:history="1">
+        <w:hyperlink r:id="rId33" w:history="1">
           <w:r>
             <w:rPr>
               <w:rStyle w:val="Hyperlink"/>
@@ -6112,7 +6210,7 @@
           <w:sz w:val="24"/>
           <w:u w:val="single"/>
         </w:rPr>
-        <w:hyperlink r:id="rId35" w:history="1">
+        <w:hyperlink r:id="rId34" w:history="1">
           <w:r>
             <w:rPr>
               <w:rStyle w:val="Hyperlink"/>
@@ -6141,7 +6239,7 @@
           <w:sz w:val="24"/>
           <w:u w:val="single"/>
         </w:rPr>
-        <w:hyperlink r:id="rId35" w:history="1">
+        <w:hyperlink r:id="rId34" w:history="1">
           <w:r>
             <w:rPr>
               <w:rStyle w:val="Hyperlink"/>
@@ -6169,7 +6267,7 @@
           <w:sz w:val="24"/>
           <w:u w:val="single"/>
         </w:rPr>
-        <w:hyperlink r:id="rId36" w:history="1">
+        <w:hyperlink r:id="rId35" w:history="1">
           <w:r>
             <w:rPr>
               <w:rStyle w:val="Hyperlink"/>
@@ -6198,7 +6296,7 @@
           <w:sz w:val="24"/>
           <w:u w:val="single"/>
         </w:rPr>
-        <w:hyperlink r:id="rId36" w:history="1">
+        <w:hyperlink r:id="rId35" w:history="1">
           <w:r>
             <w:rPr>
               <w:rStyle w:val="Hyperlink"/>

--- a/EXPORTS/DOCX/published/niveau2/English/Ghana.docx
+++ b/EXPORTS/DOCX/published/niveau2/English/Ghana.docx
@@ -2835,13 +2835,57 @@
       </w:r>
       <w:r>
         <w:rPr>
+          <w:u w:val="single" w:color="0000ff"/>
           <w:rFonts w:ascii="Charis SIL Regular" w:hAnsi="Charis SIL Regular" w:eastAsia="Charis SIL Regular"/>
           <w:b w:val="0"/>
           <w:i w:val="0"/>
           <w:color w:val="000000"/>
           <w:sz w:val="24"/>
         </w:rPr>
-        <w:t>published in 200</w:t>
+        <w:hyperlink r:id="rId19" w:history="1">
+          <w:r>
+            <w:rPr>
+              <w:rStyle w:val="Hyperlink"/>
+            </w:rPr>
+            <w:t>publish</w:t>
+          </w:r>
+        </w:hyperlink>
+      </w:r>
+      <w:r>
+        <w:rPr>
+          <w:u w:val="single" w:color="0000ff"/>
+          <w:rFonts w:ascii="Charis SIL Regular" w:hAnsi="Charis SIL Regular" w:eastAsia="Charis SIL Regular"/>
+          <w:b w:val="0"/>
+          <w:i w:val="0"/>
+          <w:color w:val="000000"/>
+          <w:sz w:val="24"/>
+        </w:rPr>
+        <w:hyperlink r:id="rId19" w:history="1">
+          <w:r>
+            <w:rPr>
+              <w:rStyle w:val="Hyperlink"/>
+            </w:rPr>
+            <w:t>ed in 2</w:t>
+          </w:r>
+        </w:hyperlink>
+      </w:r>
+      <w:r>
+        <w:rPr>
+          <w:u w:val="single" w:color="0000ff"/>
+          <w:rFonts w:ascii="Charis SIL Regular" w:hAnsi="Charis SIL Regular" w:eastAsia="Charis SIL Regular"/>
+          <w:b w:val="0"/>
+          <w:i w:val="0"/>
+          <w:color w:val="000000"/>
+          <w:sz w:val="24"/>
+        </w:rPr>
+        <w:hyperlink r:id="rId19" w:history="1">
+          <w:r>
+            <w:rPr>
+              <w:rStyle w:val="Hyperlink"/>
+            </w:rPr>
+            <w:t>00</w:t>
+          </w:r>
+        </w:hyperlink>
       </w:r>
       <w:r>
         <w:rPr>
@@ -3594,43 +3638,7 @@
           <w:color w:val="000000"/>
           <w:sz w:val="24"/>
         </w:rPr>
-        <w:t>contains documents relat</w:t>
-      </w:r>
-      <w:r>
-        <w:rPr>
-          <w:u w:val="single" w:color="0000ff"/>
-          <w:rFonts w:ascii="Charis SIL Regular" w:hAnsi="Charis SIL Regular" w:eastAsia="Charis SIL Regular"/>
-          <w:b w:val="0"/>
-          <w:i w:val="0"/>
-          <w:color w:val="000000"/>
-          <w:sz w:val="24"/>
-        </w:rPr>
-        <w:hyperlink r:id="rId21" w:history="1">
-          <w:r>
-            <w:rPr>
-              <w:rStyle w:val="Hyperlink"/>
-            </w:rPr>
-            <w:t>ing to th</w:t>
-          </w:r>
-        </w:hyperlink>
-      </w:r>
-      <w:r>
-        <w:rPr>
-          <w:u w:val="single" w:color="0000ff"/>
-          <w:rFonts w:ascii="Charis SIL Regular" w:hAnsi="Charis SIL Regular" w:eastAsia="Charis SIL Regular"/>
-          <w:b w:val="0"/>
-          <w:i w:val="0"/>
-          <w:color w:val="000000"/>
-          <w:sz w:val="24"/>
-        </w:rPr>
-        <w:hyperlink r:id="rId21" w:history="1">
-          <w:r>
-            <w:rPr>
-              <w:rStyle w:val="Hyperlink"/>
-            </w:rPr>
-            <w:t>e co</w:t>
-          </w:r>
-        </w:hyperlink>
+        <w:t>contains documents relating to the co</w:t>
       </w:r>
       <w:r>
         <w:rPr>
@@ -4394,31 +4402,13 @@
       </w:r>
       <w:r>
         <w:rPr>
-          <w:u w:val="single" w:color="0000ff"/>
           <w:rFonts w:ascii="Charis SIL Regular" w:hAnsi="Charis SIL Regular" w:eastAsia="Charis SIL Regular"/>
           <w:b w:val="0"/>
           <w:i w:val="0"/>
           <w:color w:val="000000"/>
           <w:sz w:val="24"/>
         </w:rPr>
-        <w:hyperlink r:id="rId23" w:history="1">
-          <w:r>
-            <w:rPr>
-              <w:rStyle w:val="Hyperlink"/>
-            </w:rPr>
-            <w:t>,</w:t>
-          </w:r>
-        </w:hyperlink>
-      </w:r>
-      <w:r>
-        <w:rPr>
-          <w:rFonts w:ascii="Charis SIL Regular" w:hAnsi="Charis SIL Regular" w:eastAsia="Charis SIL Regular"/>
-          <w:b w:val="0"/>
-          <w:i w:val="0"/>
-          <w:color w:val="000000"/>
-          <w:sz w:val="24"/>
-        </w:rPr>
-        <w:t xml:space="preserve"> </w:t>
+        <w:t xml:space="preserve">, </w:t>
       </w:r>
       <w:r>
         <w:rPr>
@@ -4429,7 +4419,7 @@
           <w:sz w:val="24"/>
           <w:u w:val="single"/>
         </w:rPr>
-        <w:hyperlink r:id="rId23" w:history="1">
+        <w:hyperlink r:id="rId25" w:history="1">
           <w:r>
             <w:rPr>
               <w:rStyle w:val="Hyperlink"/>
@@ -4447,7 +4437,7 @@
           <w:sz w:val="24"/>
           <w:u w:val="single"/>
         </w:rPr>
-        <w:hyperlink r:id="rId23" w:history="1">
+        <w:hyperlink r:id="rId25" w:history="1">
           <w:r>
             <w:rPr>
               <w:rStyle w:val="Hyperlink"/>
@@ -4476,7 +4466,7 @@
           <w:sz w:val="24"/>
           <w:u w:val="single"/>
         </w:rPr>
-        <w:hyperlink r:id="rId23" w:history="1">
+        <w:hyperlink r:id="rId25" w:history="1">
           <w:r>
             <w:rPr>
               <w:rStyle w:val="Hyperlink"/>
@@ -4554,7 +4544,7 @@
           <w:sz w:val="24"/>
           <w:u w:val="single"/>
         </w:rPr>
-        <w:hyperlink r:id="rId25" w:history="1">
+        <w:hyperlink r:id="rId26" w:history="1">
           <w:r>
             <w:rPr>
               <w:rStyle w:val="Hyperlink"/>
@@ -4572,7 +4562,7 @@
           <w:sz w:val="24"/>
           <w:u w:val="single"/>
         </w:rPr>
-        <w:hyperlink r:id="rId25" w:history="1">
+        <w:hyperlink r:id="rId26" w:history="1">
           <w:r>
             <w:rPr>
               <w:rStyle w:val="Hyperlink"/>
@@ -4590,7 +4580,7 @@
           <w:sz w:val="24"/>
           <w:u w:val="single"/>
         </w:rPr>
-        <w:hyperlink r:id="rId25" w:history="1">
+        <w:hyperlink r:id="rId26" w:history="1">
           <w:r>
             <w:rPr>
               <w:rStyle w:val="Hyperlink"/>
@@ -4608,7 +4598,7 @@
           <w:sz w:val="24"/>
           <w:u w:val="single"/>
         </w:rPr>
-        <w:hyperlink r:id="rId25" w:history="1">
+        <w:hyperlink r:id="rId26" w:history="1">
           <w:r>
             <w:rPr>
               <w:rStyle w:val="Hyperlink"/>
@@ -4626,7 +4616,7 @@
           <w:sz w:val="24"/>
           <w:u w:val="single"/>
         </w:rPr>
-        <w:hyperlink r:id="rId25" w:history="1">
+        <w:hyperlink r:id="rId26" w:history="1">
           <w:r>
             <w:rPr>
               <w:rStyle w:val="Hyperlink"/>
@@ -4644,7 +4634,7 @@
           <w:sz w:val="24"/>
           <w:u w:val="single"/>
         </w:rPr>
-        <w:hyperlink r:id="rId25" w:history="1">
+        <w:hyperlink r:id="rId26" w:history="1">
           <w:r>
             <w:rPr>
               <w:rStyle w:val="Hyperlink"/>
@@ -4662,7 +4652,7 @@
           <w:sz w:val="24"/>
           <w:u w:val="single"/>
         </w:rPr>
-        <w:hyperlink r:id="rId25" w:history="1">
+        <w:hyperlink r:id="rId26" w:history="1">
           <w:r>
             <w:rPr>
               <w:rStyle w:val="Hyperlink"/>
@@ -4900,13 +4890,21 @@
       </w:r>
       <w:r>
         <w:rPr>
+          <w:u w:val="single" w:color="0000ff"/>
           <w:rFonts w:ascii="Charis SIL Regular" w:hAnsi="Charis SIL Regular" w:eastAsia="Charis SIL Regular"/>
           <w:b w:val="0"/>
           <w:i w:val="0"/>
           <w:color w:val="000000"/>
           <w:sz w:val="24"/>
         </w:rPr>
-        <w:t xml:space="preserve">, </w:t>
+        <w:hyperlink r:id="rId19" w:history="1">
+          <w:r>
+            <w:rPr>
+              <w:rStyle w:val="Hyperlink"/>
+            </w:rPr>
+            <w:t xml:space="preserve">, </w:t>
+          </w:r>
+        </w:hyperlink>
       </w:r>
       <w:r>
         <w:rPr>
@@ -4917,7 +4915,7 @@
           <w:sz w:val="24"/>
           <w:u w:val="single"/>
         </w:rPr>
-        <w:hyperlink r:id="rId26" w:history="1">
+        <w:hyperlink r:id="rId27" w:history="1">
           <w:r>
             <w:rPr>
               <w:rStyle w:val="Hyperlink"/>
@@ -4935,7 +4933,7 @@
           <w:sz w:val="24"/>
           <w:u w:val="single"/>
         </w:rPr>
-        <w:hyperlink r:id="rId26" w:history="1">
+        <w:hyperlink r:id="rId27" w:history="1">
           <w:r>
             <w:rPr>
               <w:rStyle w:val="Hyperlink"/>
@@ -4964,7 +4962,7 @@
           <w:sz w:val="24"/>
           <w:u w:val="single"/>
         </w:rPr>
-        <w:hyperlink r:id="rId26" w:history="1">
+        <w:hyperlink r:id="rId19" w:history="1">
           <w:r>
             <w:rPr>
               <w:rStyle w:val="Hyperlink"/>
@@ -4993,7 +4991,7 @@
           <w:sz w:val="24"/>
           <w:u w:val="single"/>
         </w:rPr>
-        <w:hyperlink r:id="rId27" w:history="1">
+        <w:hyperlink r:id="rId19" w:history="1">
           <w:r>
             <w:rPr>
               <w:rStyle w:val="Hyperlink"/>
@@ -5011,7 +5009,7 @@
           <w:sz w:val="24"/>
           <w:u w:val="single"/>
         </w:rPr>
-        <w:hyperlink r:id="rId27" w:history="1">
+        <w:hyperlink r:id="rId19" w:history="1">
           <w:r>
             <w:rPr>
               <w:rStyle w:val="Hyperlink"/>
@@ -5040,7 +5038,7 @@
           <w:sz w:val="24"/>
           <w:u w:val="single"/>
         </w:rPr>
-        <w:hyperlink r:id="rId27" w:history="1">
+        <w:hyperlink r:id="rId28" w:history="1">
           <w:r>
             <w:rPr>
               <w:rStyle w:val="Hyperlink"/>
@@ -5058,7 +5056,7 @@
           <w:sz w:val="24"/>
           <w:u w:val="single"/>
         </w:rPr>
-        <w:hyperlink r:id="rId19" w:history="1">
+        <w:hyperlink r:id="rId28" w:history="1">
           <w:r>
             <w:rPr>
               <w:rStyle w:val="Hyperlink"/>
@@ -5189,7 +5187,7 @@
           <w:sz w:val="24"/>
           <w:u w:val="single"/>
         </w:rPr>
-        <w:hyperlink r:id="rId28" w:history="1">
+        <w:hyperlink r:id="rId29" w:history="1">
           <w:r>
             <w:rPr>
               <w:rStyle w:val="Hyperlink"/>
@@ -5207,7 +5205,7 @@
           <w:sz w:val="24"/>
           <w:u w:val="single"/>
         </w:rPr>
-        <w:hyperlink r:id="rId28" w:history="1">
+        <w:hyperlink r:id="rId29" w:history="1">
           <w:r>
             <w:rPr>
               <w:rStyle w:val="Hyperlink"/>
@@ -5225,7 +5223,7 @@
           <w:sz w:val="24"/>
           <w:u w:val="single"/>
         </w:rPr>
-        <w:hyperlink r:id="rId28" w:history="1">
+        <w:hyperlink r:id="rId29" w:history="1">
           <w:r>
             <w:rPr>
               <w:rStyle w:val="Hyperlink"/>
@@ -5243,7 +5241,7 @@
           <w:sz w:val="24"/>
           <w:u w:val="single"/>
         </w:rPr>
-        <w:hyperlink r:id="rId28" w:history="1">
+        <w:hyperlink r:id="rId29" w:history="1">
           <w:r>
             <w:rPr>
               <w:rStyle w:val="Hyperlink"/>
@@ -5271,7 +5269,7 @@
           <w:sz w:val="24"/>
           <w:u w:val="single"/>
         </w:rPr>
-        <w:hyperlink r:id="rId29" w:history="1">
+        <w:hyperlink r:id="rId30" w:history="1">
           <w:r>
             <w:rPr>
               <w:rStyle w:val="Hyperlink"/>
@@ -5289,7 +5287,7 @@
           <w:sz w:val="24"/>
           <w:u w:val="single"/>
         </w:rPr>
-        <w:hyperlink r:id="rId29" w:history="1">
+        <w:hyperlink r:id="rId30" w:history="1">
           <w:r>
             <w:rPr>
               <w:rStyle w:val="Hyperlink"/>
@@ -5318,7 +5316,7 @@
           <w:sz w:val="24"/>
           <w:u w:val="single"/>
         </w:rPr>
-        <w:hyperlink r:id="rId29" w:history="1">
+        <w:hyperlink r:id="rId30" w:history="1">
           <w:r>
             <w:rPr>
               <w:rStyle w:val="Hyperlink"/>
@@ -5425,7 +5423,7 @@
           <w:sz w:val="24"/>
           <w:u w:val="single"/>
         </w:rPr>
-        <w:hyperlink r:id="rId30" w:history="1">
+        <w:hyperlink r:id="rId31" w:history="1">
           <w:r>
             <w:rPr>
               <w:rStyle w:val="Hyperlink"/>
@@ -5454,7 +5452,7 @@
           <w:sz w:val="24"/>
           <w:u w:val="single"/>
         </w:rPr>
-        <w:hyperlink r:id="rId30" w:history="1">
+        <w:hyperlink r:id="rId31" w:history="1">
           <w:r>
             <w:rPr>
               <w:rStyle w:val="Hyperlink"/>
@@ -5482,7 +5480,7 @@
           <w:sz w:val="24"/>
           <w:u w:val="single"/>
         </w:rPr>
-        <w:hyperlink r:id="rId31" w:history="1">
+        <w:hyperlink r:id="rId32" w:history="1">
           <w:r>
             <w:rPr>
               <w:rStyle w:val="Hyperlink"/>
@@ -5511,7 +5509,7 @@
           <w:sz w:val="24"/>
           <w:u w:val="single"/>
         </w:rPr>
-        <w:hyperlink r:id="rId31" w:history="1">
+        <w:hyperlink r:id="rId32" w:history="1">
           <w:r>
             <w:rPr>
               <w:rStyle w:val="Hyperlink"/>
@@ -5635,7 +5633,7 @@
           <w:sz w:val="24"/>
           <w:u w:val="single"/>
         </w:rPr>
-        <w:hyperlink r:id="rId32" w:history="1">
+        <w:hyperlink r:id="rId33" w:history="1">
           <w:r>
             <w:rPr>
               <w:rStyle w:val="Hyperlink"/>
@@ -5653,7 +5651,7 @@
           <w:sz w:val="24"/>
           <w:u w:val="single"/>
         </w:rPr>
-        <w:hyperlink r:id="rId32" w:history="1">
+        <w:hyperlink r:id="rId33" w:history="1">
           <w:r>
             <w:rPr>
               <w:rStyle w:val="Hyperlink"/>
@@ -5671,7 +5669,7 @@
           <w:sz w:val="24"/>
           <w:u w:val="single"/>
         </w:rPr>
-        <w:hyperlink r:id="rId32" w:history="1">
+        <w:hyperlink r:id="rId33" w:history="1">
           <w:r>
             <w:rPr>
               <w:rStyle w:val="Hyperlink"/>
@@ -5852,7 +5850,7 @@
           <w:sz w:val="24"/>
           <w:u w:val="single"/>
         </w:rPr>
-        <w:hyperlink r:id="rId33" w:history="1">
+        <w:hyperlink r:id="rId34" w:history="1">
           <w:r>
             <w:rPr>
               <w:rStyle w:val="Hyperlink"/>
@@ -5870,7 +5868,7 @@
           <w:sz w:val="24"/>
           <w:u w:val="single"/>
         </w:rPr>
-        <w:hyperlink r:id="rId33" w:history="1">
+        <w:hyperlink r:id="rId34" w:history="1">
           <w:r>
             <w:rPr>
               <w:rStyle w:val="Hyperlink"/>
@@ -5888,7 +5886,7 @@
           <w:sz w:val="24"/>
           <w:u w:val="single"/>
         </w:rPr>
-        <w:hyperlink r:id="rId33" w:history="1">
+        <w:hyperlink r:id="rId34" w:history="1">
           <w:r>
             <w:rPr>
               <w:rStyle w:val="Hyperlink"/>
@@ -5906,7 +5904,7 @@
           <w:sz w:val="24"/>
           <w:u w:val="single"/>
         </w:rPr>
-        <w:hyperlink r:id="rId33" w:history="1">
+        <w:hyperlink r:id="rId34" w:history="1">
           <w:r>
             <w:rPr>
               <w:rStyle w:val="Hyperlink"/>
@@ -5924,7 +5922,7 @@
           <w:sz w:val="24"/>
           <w:u w:val="single"/>
         </w:rPr>
-        <w:hyperlink r:id="rId33" w:history="1">
+        <w:hyperlink r:id="rId34" w:history="1">
           <w:r>
             <w:rPr>
               <w:rStyle w:val="Hyperlink"/>
@@ -5942,7 +5940,7 @@
           <w:sz w:val="24"/>
           <w:u w:val="single"/>
         </w:rPr>
-        <w:hyperlink r:id="rId33" w:history="1">
+        <w:hyperlink r:id="rId34" w:history="1">
           <w:r>
             <w:rPr>
               <w:rStyle w:val="Hyperlink"/>
@@ -5960,7 +5958,7 @@
           <w:sz w:val="24"/>
           <w:u w:val="single"/>
         </w:rPr>
-        <w:hyperlink r:id="rId33" w:history="1">
+        <w:hyperlink r:id="rId34" w:history="1">
           <w:r>
             <w:rPr>
               <w:rStyle w:val="Hyperlink"/>
@@ -5978,7 +5976,7 @@
           <w:sz w:val="24"/>
           <w:u w:val="single"/>
         </w:rPr>
-        <w:hyperlink r:id="rId33" w:history="1">
+        <w:hyperlink r:id="rId34" w:history="1">
           <w:r>
             <w:rPr>
               <w:rStyle w:val="Hyperlink"/>
@@ -6007,7 +6005,7 @@
           <w:sz w:val="24"/>
           <w:u w:val="single"/>
         </w:rPr>
-        <w:hyperlink r:id="rId33" w:history="1">
+        <w:hyperlink r:id="rId34" w:history="1">
           <w:r>
             <w:rPr>
               <w:rStyle w:val="Hyperlink"/>
@@ -6035,7 +6033,7 @@
           <w:sz w:val="24"/>
           <w:u w:val="single"/>
         </w:rPr>
-        <w:hyperlink r:id="rId33" w:history="1">
+        <w:hyperlink r:id="rId34" w:history="1">
           <w:r>
             <w:rPr>
               <w:rStyle w:val="Hyperlink"/>
@@ -6053,7 +6051,7 @@
           <w:sz w:val="24"/>
           <w:u w:val="single"/>
         </w:rPr>
-        <w:hyperlink r:id="rId33" w:history="1">
+        <w:hyperlink r:id="rId34" w:history="1">
           <w:r>
             <w:rPr>
               <w:rStyle w:val="Hyperlink"/>
@@ -6071,7 +6069,7 @@
           <w:sz w:val="24"/>
           <w:u w:val="single"/>
         </w:rPr>
-        <w:hyperlink r:id="rId33" w:history="1">
+        <w:hyperlink r:id="rId34" w:history="1">
           <w:r>
             <w:rPr>
               <w:rStyle w:val="Hyperlink"/>
@@ -6089,7 +6087,7 @@
           <w:sz w:val="24"/>
           <w:u w:val="single"/>
         </w:rPr>
-        <w:hyperlink r:id="rId33" w:history="1">
+        <w:hyperlink r:id="rId34" w:history="1">
           <w:r>
             <w:rPr>
               <w:rStyle w:val="Hyperlink"/>
@@ -6210,7 +6208,7 @@
           <w:sz w:val="24"/>
           <w:u w:val="single"/>
         </w:rPr>
-        <w:hyperlink r:id="rId34" w:history="1">
+        <w:hyperlink r:id="rId35" w:history="1">
           <w:r>
             <w:rPr>
               <w:rStyle w:val="Hyperlink"/>
@@ -6239,7 +6237,7 @@
           <w:sz w:val="24"/>
           <w:u w:val="single"/>
         </w:rPr>
-        <w:hyperlink r:id="rId34" w:history="1">
+        <w:hyperlink r:id="rId35" w:history="1">
           <w:r>
             <w:rPr>
               <w:rStyle w:val="Hyperlink"/>
@@ -6267,7 +6265,7 @@
           <w:sz w:val="24"/>
           <w:u w:val="single"/>
         </w:rPr>
-        <w:hyperlink r:id="rId35" w:history="1">
+        <w:hyperlink r:id="rId36" w:history="1">
           <w:r>
             <w:rPr>
               <w:rStyle w:val="Hyperlink"/>
@@ -6296,7 +6294,7 @@
           <w:sz w:val="24"/>
           <w:u w:val="single"/>
         </w:rPr>
-        <w:hyperlink r:id="rId35" w:history="1">
+        <w:hyperlink r:id="rId36" w:history="1">
           <w:r>
             <w:rPr>
               <w:rStyle w:val="Hyperlink"/>

--- a/EXPORTS/DOCX/published/niveau2/English/Ghana.docx
+++ b/EXPORTS/DOCX/published/niveau2/English/Ghana.docx
@@ -3944,19 +3944,19 @@
           <w:i w:val="0"/>
           <w:color w:val="0000FF"/>
           <w:sz w:val="24"/>
+        </w:rPr>
+        <w:t>i</w:t>
+      </w:r>
+      <w:r>
+        <w:rPr>
+          <w:rFonts w:ascii="Charis SIL Regular" w:hAnsi="Charis SIL Regular" w:eastAsia="Charis SIL Regular"/>
+          <w:b w:val="0"/>
+          <w:i w:val="0"/>
+          <w:color w:val="0000FF"/>
+          <w:sz w:val="24"/>
           <w:u w:val="single"/>
         </w:rPr>
-        <w:t>ic Societ</w:t>
-      </w:r>
-      <w:r>
-        <w:rPr>
-          <w:rFonts w:ascii="Charis SIL Regular" w:hAnsi="Charis SIL Regular" w:eastAsia="Charis SIL Regular"/>
-          <w:b w:val="0"/>
-          <w:i w:val="0"/>
-          <w:color w:val="0000FF"/>
-          <w:sz w:val="24"/>
-        </w:rPr>
-        <w:t>y</w:t>
+        <w:t>c Society</w:t>
       </w:r>
       <w:r>
         <w:br/>
@@ -4437,7 +4437,7 @@
           <w:sz w:val="24"/>
           <w:u w:val="single"/>
         </w:rPr>
-        <w:hyperlink r:id="rId25" w:history="1">
+        <w:hyperlink r:id="rId23" w:history="1">
           <w:r>
             <w:rPr>
               <w:rStyle w:val="Hyperlink"/>
@@ -4466,7 +4466,7 @@
           <w:sz w:val="24"/>
           <w:u w:val="single"/>
         </w:rPr>
-        <w:hyperlink r:id="rId25" w:history="1">
+        <w:hyperlink r:id="rId23" w:history="1">
           <w:r>
             <w:rPr>
               <w:rStyle w:val="Hyperlink"/>
@@ -4874,37 +4874,35 @@
           <w:i w:val="0"/>
           <w:color w:val="0000FF"/>
           <w:sz w:val="24"/>
-          <w:u w:val="single"/>
-        </w:rPr>
-        <w:t>l</w:t>
-      </w:r>
-      <w:r>
-        <w:rPr>
-          <w:rFonts w:ascii="Charis SIL Regular" w:hAnsi="Charis SIL Regular" w:eastAsia="Charis SIL Regular"/>
-          <w:b w:val="0"/>
-          <w:i w:val="0"/>
-          <w:color w:val="0000FF"/>
-          <w:sz w:val="24"/>
-        </w:rPr>
-        <w:t>e</w:t>
-      </w:r>
-      <w:r>
-        <w:rPr>
-          <w:u w:val="single" w:color="0000ff"/>
-          <w:rFonts w:ascii="Charis SIL Regular" w:hAnsi="Charis SIL Regular" w:eastAsia="Charis SIL Regular"/>
-          <w:b w:val="0"/>
-          <w:i w:val="0"/>
-          <w:color w:val="000000"/>
-          <w:sz w:val="24"/>
         </w:rPr>
         <w:hyperlink r:id="rId19" w:history="1">
           <w:r>
             <w:rPr>
               <w:rStyle w:val="Hyperlink"/>
             </w:rPr>
-            <w:t xml:space="preserve">, </w:t>
+            <w:t>l</w:t>
           </w:r>
         </w:hyperlink>
+      </w:r>
+      <w:r>
+        <w:rPr>
+          <w:rFonts w:ascii="Charis SIL Regular" w:hAnsi="Charis SIL Regular" w:eastAsia="Charis SIL Regular"/>
+          <w:b w:val="0"/>
+          <w:i w:val="0"/>
+          <w:color w:val="0000FF"/>
+          <w:sz w:val="24"/>
+        </w:rPr>
+        <w:t>e</w:t>
+      </w:r>
+      <w:r>
+        <w:rPr>
+          <w:rFonts w:ascii="Charis SIL Regular" w:hAnsi="Charis SIL Regular" w:eastAsia="Charis SIL Regular"/>
+          <w:b w:val="0"/>
+          <w:i w:val="0"/>
+          <w:color w:val="000000"/>
+          <w:sz w:val="24"/>
+        </w:rPr>
+        <w:t xml:space="preserve">, </w:t>
       </w:r>
       <w:r>
         <w:rPr>
@@ -4962,7 +4960,7 @@
           <w:sz w:val="24"/>
           <w:u w:val="single"/>
         </w:rPr>
-        <w:hyperlink r:id="rId19" w:history="1">
+        <w:hyperlink r:id="rId27" w:history="1">
           <w:r>
             <w:rPr>
               <w:rStyle w:val="Hyperlink"/>
@@ -4991,7 +4989,7 @@
           <w:sz w:val="24"/>
           <w:u w:val="single"/>
         </w:rPr>
-        <w:hyperlink r:id="rId19" w:history="1">
+        <w:hyperlink r:id="rId28" w:history="1">
           <w:r>
             <w:rPr>
               <w:rStyle w:val="Hyperlink"/>
@@ -5009,7 +5007,7 @@
           <w:sz w:val="24"/>
           <w:u w:val="single"/>
         </w:rPr>
-        <w:hyperlink r:id="rId19" w:history="1">
+        <w:hyperlink r:id="rId28" w:history="1">
           <w:r>
             <w:rPr>
               <w:rStyle w:val="Hyperlink"/>

--- a/EXPORTS/DOCX/published/niveau2/English/Ghana.docx
+++ b/EXPORTS/DOCX/published/niveau2/English/Ghana.docx
@@ -475,7 +475,14 @@
           <w:color w:val="000000"/>
           <w:sz w:val="24"/>
         </w:rPr>
-        <w:t>in the w</w:t>
+        <w:hyperlink r:id="rId9" w:history="1">
+          <w:r>
+            <w:rPr>
+              <w:rStyle w:val="Hyperlink"/>
+            </w:rPr>
+            <w:t>in the w</w:t>
+          </w:r>
+        </w:hyperlink>
       </w:r>
       <w:r>
         <w:rPr>
@@ -1356,7 +1363,6 @@
           <w:i w:val="0"/>
           <w:color w:val="0000FF"/>
           <w:sz w:val="24"/>
-          <w:u w:val="single"/>
         </w:rPr>
         <w:t xml:space="preserve"> </w:t>
       </w:r>
@@ -1374,19 +1380,9 @@
             <w:rPr>
               <w:rStyle w:val="Hyperlink"/>
             </w:rPr>
-            <w:t>hor</w:t>
+            <w:t>horn</w:t>
           </w:r>
         </w:hyperlink>
-      </w:r>
-      <w:r>
-        <w:rPr>
-          <w:rFonts w:ascii="Charis SIL Regular" w:hAnsi="Charis SIL Regular" w:eastAsia="Charis SIL Regular"/>
-          <w:b w:val="0"/>
-          <w:i w:val="0"/>
-          <w:color w:val="0000FF"/>
-          <w:sz w:val="24"/>
-        </w:rPr>
-        <w:t>n</w:t>
       </w:r>
       <w:r>
         <w:rPr>
@@ -3638,7 +3634,43 @@
           <w:color w:val="000000"/>
           <w:sz w:val="24"/>
         </w:rPr>
-        <w:t>contains documents relating to the co</w:t>
+        <w:t>contains documents relat</w:t>
+      </w:r>
+      <w:r>
+        <w:rPr>
+          <w:u w:val="single" w:color="0000ff"/>
+          <w:rFonts w:ascii="Charis SIL Regular" w:hAnsi="Charis SIL Regular" w:eastAsia="Charis SIL Regular"/>
+          <w:b w:val="0"/>
+          <w:i w:val="0"/>
+          <w:color w:val="000000"/>
+          <w:sz w:val="24"/>
+        </w:rPr>
+        <w:hyperlink r:id="rId21" w:history="1">
+          <w:r>
+            <w:rPr>
+              <w:rStyle w:val="Hyperlink"/>
+            </w:rPr>
+            <w:t>ing to th</w:t>
+          </w:r>
+        </w:hyperlink>
+      </w:r>
+      <w:r>
+        <w:rPr>
+          <w:u w:val="single" w:color="0000ff"/>
+          <w:rFonts w:ascii="Charis SIL Regular" w:hAnsi="Charis SIL Regular" w:eastAsia="Charis SIL Regular"/>
+          <w:b w:val="0"/>
+          <w:i w:val="0"/>
+          <w:color w:val="000000"/>
+          <w:sz w:val="24"/>
+        </w:rPr>
+        <w:hyperlink r:id="rId21" w:history="1">
+          <w:r>
+            <w:rPr>
+              <w:rStyle w:val="Hyperlink"/>
+            </w:rPr>
+            <w:t>e co</w:t>
+          </w:r>
+        </w:hyperlink>
       </w:r>
       <w:r>
         <w:rPr>
@@ -4402,13 +4434,32 @@
       </w:r>
       <w:r>
         <w:rPr>
+          <w:u w:val="single" w:color="0000ff"/>
           <w:rFonts w:ascii="Charis SIL Regular" w:hAnsi="Charis SIL Regular" w:eastAsia="Charis SIL Regular"/>
           <w:b w:val="0"/>
           <w:i w:val="0"/>
           <w:color w:val="000000"/>
           <w:sz w:val="24"/>
         </w:rPr>
-        <w:t xml:space="preserve">, </w:t>
+        <w:hyperlink r:id="rId23" w:history="1">
+          <w:r>
+            <w:rPr>
+              <w:rStyle w:val="Hyperlink"/>
+            </w:rPr>
+            <w:t>,</w:t>
+          </w:r>
+        </w:hyperlink>
+      </w:r>
+      <w:r>
+        <w:rPr>
+          <w:u w:val="single" w:color="0000ff"/>
+          <w:rFonts w:ascii="Charis SIL Regular" w:hAnsi="Charis SIL Regular" w:eastAsia="Charis SIL Regular"/>
+          <w:b w:val="0"/>
+          <w:i w:val="0"/>
+          <w:color w:val="000000"/>
+          <w:sz w:val="24"/>
+        </w:rPr>
+        <w:t xml:space="preserve"> </w:t>
       </w:r>
       <w:r>
         <w:rPr>
@@ -4437,7 +4488,7 @@
           <w:sz w:val="24"/>
           <w:u w:val="single"/>
         </w:rPr>
-        <w:hyperlink r:id="rId23" w:history="1">
+        <w:hyperlink r:id="rId25" w:history="1">
           <w:r>
             <w:rPr>
               <w:rStyle w:val="Hyperlink"/>
@@ -4466,7 +4517,7 @@
           <w:sz w:val="24"/>
           <w:u w:val="single"/>
         </w:rPr>
-        <w:hyperlink r:id="rId23" w:history="1">
+        <w:hyperlink r:id="rId25" w:history="1">
           <w:r>
             <w:rPr>
               <w:rStyle w:val="Hyperlink"/>
@@ -4874,13 +4925,35 @@
           <w:i w:val="0"/>
           <w:color w:val="0000FF"/>
           <w:sz w:val="24"/>
+          <w:u w:val="single"/>
+        </w:rPr>
+        <w:t>l</w:t>
+      </w:r>
+      <w:r>
+        <w:rPr>
+          <w:rFonts w:ascii="Charis SIL Regular" w:hAnsi="Charis SIL Regular" w:eastAsia="Charis SIL Regular"/>
+          <w:b w:val="0"/>
+          <w:i w:val="0"/>
+          <w:color w:val="0000FF"/>
+          <w:sz w:val="24"/>
+        </w:rPr>
+        <w:t>e</w:t>
+      </w:r>
+      <w:r>
+        <w:rPr>
+          <w:u w:val="single" w:color="0000ff"/>
+          <w:rFonts w:ascii="Charis SIL Regular" w:hAnsi="Charis SIL Regular" w:eastAsia="Charis SIL Regular"/>
+          <w:b w:val="0"/>
+          <w:i w:val="0"/>
+          <w:color w:val="000000"/>
+          <w:sz w:val="24"/>
         </w:rPr>
         <w:hyperlink r:id="rId19" w:history="1">
           <w:r>
             <w:rPr>
               <w:rStyle w:val="Hyperlink"/>
             </w:rPr>
-            <w:t>l</w:t>
+            <w:t xml:space="preserve">, </w:t>
           </w:r>
         </w:hyperlink>
       </w:r>
@@ -4891,29 +4964,9 @@
           <w:i w:val="0"/>
           <w:color w:val="0000FF"/>
           <w:sz w:val="24"/>
-        </w:rPr>
-        <w:t>e</w:t>
-      </w:r>
-      <w:r>
-        <w:rPr>
-          <w:rFonts w:ascii="Charis SIL Regular" w:hAnsi="Charis SIL Regular" w:eastAsia="Charis SIL Regular"/>
-          <w:b w:val="0"/>
-          <w:i w:val="0"/>
-          <w:color w:val="000000"/>
-          <w:sz w:val="24"/>
-        </w:rPr>
-        <w:t xml:space="preserve">, </w:t>
-      </w:r>
-      <w:r>
-        <w:rPr>
-          <w:rFonts w:ascii="Charis SIL Regular" w:hAnsi="Charis SIL Regular" w:eastAsia="Charis SIL Regular"/>
-          <w:b w:val="0"/>
-          <w:i w:val="0"/>
-          <w:color w:val="0000FF"/>
-          <w:sz w:val="24"/>
           <w:u w:val="single"/>
         </w:rPr>
-        <w:hyperlink r:id="rId27" w:history="1">
+        <w:hyperlink r:id="rId19" w:history="1">
           <w:r>
             <w:rPr>
               <w:rStyle w:val="Hyperlink"/>
@@ -4931,7 +4984,7 @@
           <w:sz w:val="24"/>
           <w:u w:val="single"/>
         </w:rPr>
-        <w:hyperlink r:id="rId27" w:history="1">
+        <w:hyperlink r:id="rId19" w:history="1">
           <w:r>
             <w:rPr>
               <w:rStyle w:val="Hyperlink"/>
@@ -4960,7 +5013,7 @@
           <w:sz w:val="24"/>
           <w:u w:val="single"/>
         </w:rPr>
-        <w:hyperlink r:id="rId27" w:history="1">
+        <w:hyperlink r:id="rId19" w:history="1">
           <w:r>
             <w:rPr>
               <w:rStyle w:val="Hyperlink"/>
@@ -4989,7 +5042,7 @@
           <w:sz w:val="24"/>
           <w:u w:val="single"/>
         </w:rPr>
-        <w:hyperlink r:id="rId28" w:history="1">
+        <w:hyperlink r:id="rId27" w:history="1">
           <w:r>
             <w:rPr>
               <w:rStyle w:val="Hyperlink"/>
@@ -5007,7 +5060,7 @@
           <w:sz w:val="24"/>
           <w:u w:val="single"/>
         </w:rPr>
-        <w:hyperlink r:id="rId28" w:history="1">
+        <w:hyperlink r:id="rId27" w:history="1">
           <w:r>
             <w:rPr>
               <w:rStyle w:val="Hyperlink"/>
@@ -5036,7 +5089,7 @@
           <w:sz w:val="24"/>
           <w:u w:val="single"/>
         </w:rPr>
-        <w:hyperlink r:id="rId28" w:history="1">
+        <w:hyperlink r:id="rId27" w:history="1">
           <w:r>
             <w:rPr>
               <w:rStyle w:val="Hyperlink"/>
@@ -5054,7 +5107,7 @@
           <w:sz w:val="24"/>
           <w:u w:val="single"/>
         </w:rPr>
-        <w:hyperlink r:id="rId28" w:history="1">
+        <w:hyperlink r:id="rId27" w:history="1">
           <w:r>
             <w:rPr>
               <w:rStyle w:val="Hyperlink"/>
@@ -5185,7 +5238,7 @@
           <w:sz w:val="24"/>
           <w:u w:val="single"/>
         </w:rPr>
-        <w:hyperlink r:id="rId29" w:history="1">
+        <w:hyperlink r:id="rId28" w:history="1">
           <w:r>
             <w:rPr>
               <w:rStyle w:val="Hyperlink"/>
@@ -5203,7 +5256,7 @@
           <w:sz w:val="24"/>
           <w:u w:val="single"/>
         </w:rPr>
-        <w:hyperlink r:id="rId29" w:history="1">
+        <w:hyperlink r:id="rId28" w:history="1">
           <w:r>
             <w:rPr>
               <w:rStyle w:val="Hyperlink"/>
@@ -5221,7 +5274,7 @@
           <w:sz w:val="24"/>
           <w:u w:val="single"/>
         </w:rPr>
-        <w:hyperlink r:id="rId29" w:history="1">
+        <w:hyperlink r:id="rId28" w:history="1">
           <w:r>
             <w:rPr>
               <w:rStyle w:val="Hyperlink"/>
@@ -5239,7 +5292,7 @@
           <w:sz w:val="24"/>
           <w:u w:val="single"/>
         </w:rPr>
-        <w:hyperlink r:id="rId29" w:history="1">
+        <w:hyperlink r:id="rId28" w:history="1">
           <w:r>
             <w:rPr>
               <w:rStyle w:val="Hyperlink"/>
@@ -5267,7 +5320,7 @@
           <w:sz w:val="24"/>
           <w:u w:val="single"/>
         </w:rPr>
-        <w:hyperlink r:id="rId30" w:history="1">
+        <w:hyperlink r:id="rId28" w:history="1">
           <w:r>
             <w:rPr>
               <w:rStyle w:val="Hyperlink"/>
@@ -5285,7 +5338,7 @@
           <w:sz w:val="24"/>
           <w:u w:val="single"/>
         </w:rPr>
-        <w:hyperlink r:id="rId30" w:history="1">
+        <w:hyperlink r:id="rId28" w:history="1">
           <w:r>
             <w:rPr>
               <w:rStyle w:val="Hyperlink"/>
@@ -5314,7 +5367,7 @@
           <w:sz w:val="24"/>
           <w:u w:val="single"/>
         </w:rPr>
-        <w:hyperlink r:id="rId30" w:history="1">
+        <w:hyperlink r:id="rId28" w:history="1">
           <w:r>
             <w:rPr>
               <w:rStyle w:val="Hyperlink"/>
@@ -5421,7 +5474,7 @@
           <w:sz w:val="24"/>
           <w:u w:val="single"/>
         </w:rPr>
-        <w:hyperlink r:id="rId31" w:history="1">
+        <w:hyperlink r:id="rId29" w:history="1">
           <w:r>
             <w:rPr>
               <w:rStyle w:val="Hyperlink"/>
@@ -5450,7 +5503,7 @@
           <w:sz w:val="24"/>
           <w:u w:val="single"/>
         </w:rPr>
-        <w:hyperlink r:id="rId31" w:history="1">
+        <w:hyperlink r:id="rId29" w:history="1">
           <w:r>
             <w:rPr>
               <w:rStyle w:val="Hyperlink"/>
@@ -5478,7 +5531,7 @@
           <w:sz w:val="24"/>
           <w:u w:val="single"/>
         </w:rPr>
-        <w:hyperlink r:id="rId32" w:history="1">
+        <w:hyperlink r:id="rId30" w:history="1">
           <w:r>
             <w:rPr>
               <w:rStyle w:val="Hyperlink"/>
@@ -5507,7 +5560,7 @@
           <w:sz w:val="24"/>
           <w:u w:val="single"/>
         </w:rPr>
-        <w:hyperlink r:id="rId32" w:history="1">
+        <w:hyperlink r:id="rId30" w:history="1">
           <w:r>
             <w:rPr>
               <w:rStyle w:val="Hyperlink"/>
@@ -5631,7 +5684,7 @@
           <w:sz w:val="24"/>
           <w:u w:val="single"/>
         </w:rPr>
-        <w:hyperlink r:id="rId33" w:history="1">
+        <w:hyperlink r:id="rId31" w:history="1">
           <w:r>
             <w:rPr>
               <w:rStyle w:val="Hyperlink"/>
@@ -5649,7 +5702,7 @@
           <w:sz w:val="24"/>
           <w:u w:val="single"/>
         </w:rPr>
-        <w:hyperlink r:id="rId33" w:history="1">
+        <w:hyperlink r:id="rId31" w:history="1">
           <w:r>
             <w:rPr>
               <w:rStyle w:val="Hyperlink"/>
@@ -5667,7 +5720,7 @@
           <w:sz w:val="24"/>
           <w:u w:val="single"/>
         </w:rPr>
-        <w:hyperlink r:id="rId33" w:history="1">
+        <w:hyperlink r:id="rId31" w:history="1">
           <w:r>
             <w:rPr>
               <w:rStyle w:val="Hyperlink"/>
@@ -5848,7 +5901,7 @@
           <w:sz w:val="24"/>
           <w:u w:val="single"/>
         </w:rPr>
-        <w:hyperlink r:id="rId34" w:history="1">
+        <w:hyperlink r:id="rId32" w:history="1">
           <w:r>
             <w:rPr>
               <w:rStyle w:val="Hyperlink"/>
@@ -5866,7 +5919,7 @@
           <w:sz w:val="24"/>
           <w:u w:val="single"/>
         </w:rPr>
-        <w:hyperlink r:id="rId34" w:history="1">
+        <w:hyperlink r:id="rId32" w:history="1">
           <w:r>
             <w:rPr>
               <w:rStyle w:val="Hyperlink"/>
@@ -5884,7 +5937,7 @@
           <w:sz w:val="24"/>
           <w:u w:val="single"/>
         </w:rPr>
-        <w:hyperlink r:id="rId34" w:history="1">
+        <w:hyperlink r:id="rId32" w:history="1">
           <w:r>
             <w:rPr>
               <w:rStyle w:val="Hyperlink"/>
@@ -5902,7 +5955,7 @@
           <w:sz w:val="24"/>
           <w:u w:val="single"/>
         </w:rPr>
-        <w:hyperlink r:id="rId34" w:history="1">
+        <w:hyperlink r:id="rId32" w:history="1">
           <w:r>
             <w:rPr>
               <w:rStyle w:val="Hyperlink"/>
@@ -5920,7 +5973,7 @@
           <w:sz w:val="24"/>
           <w:u w:val="single"/>
         </w:rPr>
-        <w:hyperlink r:id="rId34" w:history="1">
+        <w:hyperlink r:id="rId32" w:history="1">
           <w:r>
             <w:rPr>
               <w:rStyle w:val="Hyperlink"/>
@@ -5938,7 +5991,7 @@
           <w:sz w:val="24"/>
           <w:u w:val="single"/>
         </w:rPr>
-        <w:hyperlink r:id="rId34" w:history="1">
+        <w:hyperlink r:id="rId32" w:history="1">
           <w:r>
             <w:rPr>
               <w:rStyle w:val="Hyperlink"/>
@@ -5956,7 +6009,7 @@
           <w:sz w:val="24"/>
           <w:u w:val="single"/>
         </w:rPr>
-        <w:hyperlink r:id="rId34" w:history="1">
+        <w:hyperlink r:id="rId32" w:history="1">
           <w:r>
             <w:rPr>
               <w:rStyle w:val="Hyperlink"/>
@@ -5974,12 +6027,12 @@
           <w:sz w:val="24"/>
           <w:u w:val="single"/>
         </w:rPr>
-        <w:hyperlink r:id="rId34" w:history="1">
+        <w:hyperlink r:id="rId32" w:history="1">
           <w:r>
             <w:rPr>
               <w:rStyle w:val="Hyperlink"/>
             </w:rPr>
-            <w:t>profiel</w:t>
+            <w:t>profie</w:t>
           </w:r>
         </w:hyperlink>
       </w:r>
@@ -5990,25 +6043,13 @@
           <w:i w:val="0"/>
           <w:color w:val="0000FF"/>
           <w:sz w:val="24"/>
-          <w:u w:val="single"/>
-        </w:rPr>
-        <w:t>-</w:t>
-      </w:r>
-      <w:r>
-        <w:rPr>
-          <w:rFonts w:ascii="Charis SIL Regular" w:hAnsi="Charis SIL Regular" w:eastAsia="Charis SIL Regular"/>
-          <w:b w:val="0"/>
-          <w:i w:val="0"/>
-          <w:color w:val="0000FF"/>
-          <w:sz w:val="24"/>
-          <w:u w:val="single"/>
-        </w:rPr>
-        <w:hyperlink r:id="rId34" w:history="1">
+        </w:rPr>
+        <w:hyperlink r:id="rId32" w:history="1">
           <w:r>
             <w:rPr>
               <w:rStyle w:val="Hyperlink"/>
             </w:rPr>
-            <w:t>als</w:t>
+            <w:t>l</w:t>
           </w:r>
         </w:hyperlink>
       </w:r>
@@ -6031,7 +6072,25 @@
           <w:sz w:val="24"/>
           <w:u w:val="single"/>
         </w:rPr>
-        <w:hyperlink r:id="rId34" w:history="1">
+        <w:hyperlink r:id="rId32" w:history="1">
+          <w:r>
+            <w:rPr>
+              <w:rStyle w:val="Hyperlink"/>
+            </w:rPr>
+            <w:t>als-</w:t>
+          </w:r>
+        </w:hyperlink>
+      </w:r>
+      <w:r>
+        <w:rPr>
+          <w:rFonts w:ascii="Charis SIL Regular" w:hAnsi="Charis SIL Regular" w:eastAsia="Charis SIL Regular"/>
+          <w:b w:val="0"/>
+          <w:i w:val="0"/>
+          <w:color w:val="0000FF"/>
+          <w:sz w:val="24"/>
+          <w:u w:val="single"/>
+        </w:rPr>
+        <w:hyperlink r:id="rId32" w:history="1">
           <w:r>
             <w:rPr>
               <w:rStyle w:val="Hyperlink"/>
@@ -6049,7 +6108,7 @@
           <w:sz w:val="24"/>
           <w:u w:val="single"/>
         </w:rPr>
-        <w:hyperlink r:id="rId34" w:history="1">
+        <w:hyperlink r:id="rId32" w:history="1">
           <w:r>
             <w:rPr>
               <w:rStyle w:val="Hyperlink"/>
@@ -6067,7 +6126,7 @@
           <w:sz w:val="24"/>
           <w:u w:val="single"/>
         </w:rPr>
-        <w:hyperlink r:id="rId34" w:history="1">
+        <w:hyperlink r:id="rId32" w:history="1">
           <w:r>
             <w:rPr>
               <w:rStyle w:val="Hyperlink"/>
@@ -6085,7 +6144,7 @@
           <w:sz w:val="24"/>
           <w:u w:val="single"/>
         </w:rPr>
-        <w:hyperlink r:id="rId34" w:history="1">
+        <w:hyperlink r:id="rId32" w:history="1">
           <w:r>
             <w:rPr>
               <w:rStyle w:val="Hyperlink"/>
@@ -6206,7 +6265,7 @@
           <w:sz w:val="24"/>
           <w:u w:val="single"/>
         </w:rPr>
-        <w:hyperlink r:id="rId35" w:history="1">
+        <w:hyperlink r:id="rId33" w:history="1">
           <w:r>
             <w:rPr>
               <w:rStyle w:val="Hyperlink"/>
@@ -6235,7 +6294,7 @@
           <w:sz w:val="24"/>
           <w:u w:val="single"/>
         </w:rPr>
-        <w:hyperlink r:id="rId35" w:history="1">
+        <w:hyperlink r:id="rId33" w:history="1">
           <w:r>
             <w:rPr>
               <w:rStyle w:val="Hyperlink"/>
@@ -6263,7 +6322,7 @@
           <w:sz w:val="24"/>
           <w:u w:val="single"/>
         </w:rPr>
-        <w:hyperlink r:id="rId36" w:history="1">
+        <w:hyperlink r:id="rId34" w:history="1">
           <w:r>
             <w:rPr>
               <w:rStyle w:val="Hyperlink"/>
@@ -6292,7 +6351,7 @@
           <w:sz w:val="24"/>
           <w:u w:val="single"/>
         </w:rPr>
-        <w:hyperlink r:id="rId36" w:history="1">
+        <w:hyperlink r:id="rId34" w:history="1">
           <w:r>
             <w:rPr>
               <w:rStyle w:val="Hyperlink"/>

--- a/EXPORTS/DOCX/published/niveau2/English/Ghana.docx
+++ b/EXPORTS/DOCX/published/niveau2/English/Ghana.docx
@@ -1363,6 +1363,7 @@
           <w:i w:val="0"/>
           <w:color w:val="0000FF"/>
           <w:sz w:val="24"/>
+          <w:u w:val="single"/>
         </w:rPr>
         <w:t xml:space="preserve"> </w:t>
       </w:r>
@@ -1380,9 +1381,19 @@
             <w:rPr>
               <w:rStyle w:val="Hyperlink"/>
             </w:rPr>
-            <w:t>horn</w:t>
+            <w:t>hor</w:t>
           </w:r>
         </w:hyperlink>
+      </w:r>
+      <w:r>
+        <w:rPr>
+          <w:rFonts w:ascii="Charis SIL Regular" w:hAnsi="Charis SIL Regular" w:eastAsia="Charis SIL Regular"/>
+          <w:b w:val="0"/>
+          <w:i w:val="0"/>
+          <w:color w:val="0000FF"/>
+          <w:sz w:val="24"/>
+        </w:rPr>
+        <w:t>n</w:t>
       </w:r>
       <w:r>
         <w:rPr>
@@ -4405,7 +4416,7 @@
           <w:sz w:val="24"/>
           <w:u w:val="single"/>
         </w:rPr>
-        <w:hyperlink r:id="rId24" w:history="1">
+        <w:hyperlink r:id="rId23" w:history="1">
           <w:r>
             <w:rPr>
               <w:rStyle w:val="Hyperlink"/>
@@ -4423,7 +4434,7 @@
           <w:sz w:val="24"/>
           <w:u w:val="single"/>
         </w:rPr>
-        <w:hyperlink r:id="rId24" w:history="1">
+        <w:hyperlink r:id="rId23" w:history="1">
           <w:r>
             <w:rPr>
               <w:rStyle w:val="Hyperlink"/>
@@ -4470,7 +4481,7 @@
           <w:sz w:val="24"/>
           <w:u w:val="single"/>
         </w:rPr>
-        <w:hyperlink r:id="rId25" w:history="1">
+        <w:hyperlink r:id="rId23" w:history="1">
           <w:r>
             <w:rPr>
               <w:rStyle w:val="Hyperlink"/>
@@ -4488,7 +4499,7 @@
           <w:sz w:val="24"/>
           <w:u w:val="single"/>
         </w:rPr>
-        <w:hyperlink r:id="rId25" w:history="1">
+        <w:hyperlink r:id="rId23" w:history="1">
           <w:r>
             <w:rPr>
               <w:rStyle w:val="Hyperlink"/>
@@ -4925,9 +4936,15 @@
           <w:i w:val="0"/>
           <w:color w:val="0000FF"/>
           <w:sz w:val="24"/>
-          <w:u w:val="single"/>
-        </w:rPr>
-        <w:t>l</w:t>
+        </w:rPr>
+        <w:hyperlink r:id="rId19" w:history="1">
+          <w:r>
+            <w:rPr>
+              <w:rStyle w:val="Hyperlink"/>
+            </w:rPr>
+            <w:t>l</w:t>
+          </w:r>
+        </w:hyperlink>
       </w:r>
       <w:r>
         <w:rPr>
@@ -4941,7 +4958,6 @@
       </w:r>
       <w:r>
         <w:rPr>
-          <w:u w:val="single" w:color="0000ff"/>
           <w:rFonts w:ascii="Charis SIL Regular" w:hAnsi="Charis SIL Regular" w:eastAsia="Charis SIL Regular"/>
           <w:b w:val="0"/>
           <w:i w:val="0"/>
@@ -5013,7 +5029,7 @@
           <w:sz w:val="24"/>
           <w:u w:val="single"/>
         </w:rPr>
-        <w:hyperlink r:id="rId19" w:history="1">
+        <w:hyperlink r:id="rId27" w:history="1">
           <w:r>
             <w:rPr>
               <w:rStyle w:val="Hyperlink"/>
@@ -5031,7 +5047,14 @@
           <w:color w:val="000000"/>
           <w:sz w:val="24"/>
         </w:rPr>
-        <w:t xml:space="preserve">, </w:t>
+        <w:hyperlink r:id="rId19" w:history="1">
+          <w:r>
+            <w:rPr>
+              <w:rStyle w:val="Hyperlink"/>
+            </w:rPr>
+            <w:t xml:space="preserve">, </w:t>
+          </w:r>
+        </w:hyperlink>
       </w:r>
       <w:r>
         <w:rPr>
@@ -5042,7 +5065,7 @@
           <w:sz w:val="24"/>
           <w:u w:val="single"/>
         </w:rPr>
-        <w:hyperlink r:id="rId27" w:history="1">
+        <w:hyperlink r:id="rId28" w:history="1">
           <w:r>
             <w:rPr>
               <w:rStyle w:val="Hyperlink"/>
@@ -5060,7 +5083,7 @@
           <w:sz w:val="24"/>
           <w:u w:val="single"/>
         </w:rPr>
-        <w:hyperlink r:id="rId27" w:history="1">
+        <w:hyperlink r:id="rId28" w:history="1">
           <w:r>
             <w:rPr>
               <w:rStyle w:val="Hyperlink"/>
@@ -5089,7 +5112,7 @@
           <w:sz w:val="24"/>
           <w:u w:val="single"/>
         </w:rPr>
-        <w:hyperlink r:id="rId27" w:history="1">
+        <w:hyperlink r:id="rId28" w:history="1">
           <w:r>
             <w:rPr>
               <w:rStyle w:val="Hyperlink"/>
@@ -5107,7 +5130,7 @@
           <w:sz w:val="24"/>
           <w:u w:val="single"/>
         </w:rPr>
-        <w:hyperlink r:id="rId27" w:history="1">
+        <w:hyperlink r:id="rId28" w:history="1">
           <w:r>
             <w:rPr>
               <w:rStyle w:val="Hyperlink"/>
@@ -5238,7 +5261,7 @@
           <w:sz w:val="24"/>
           <w:u w:val="single"/>
         </w:rPr>
-        <w:hyperlink r:id="rId28" w:history="1">
+        <w:hyperlink r:id="rId29" w:history="1">
           <w:r>
             <w:rPr>
               <w:rStyle w:val="Hyperlink"/>
@@ -5256,7 +5279,7 @@
           <w:sz w:val="24"/>
           <w:u w:val="single"/>
         </w:rPr>
-        <w:hyperlink r:id="rId28" w:history="1">
+        <w:hyperlink r:id="rId29" w:history="1">
           <w:r>
             <w:rPr>
               <w:rStyle w:val="Hyperlink"/>
@@ -5274,7 +5297,7 @@
           <w:sz w:val="24"/>
           <w:u w:val="single"/>
         </w:rPr>
-        <w:hyperlink r:id="rId28" w:history="1">
+        <w:hyperlink r:id="rId29" w:history="1">
           <w:r>
             <w:rPr>
               <w:rStyle w:val="Hyperlink"/>
@@ -5292,7 +5315,7 @@
           <w:sz w:val="24"/>
           <w:u w:val="single"/>
         </w:rPr>
-        <w:hyperlink r:id="rId28" w:history="1">
+        <w:hyperlink r:id="rId29" w:history="1">
           <w:r>
             <w:rPr>
               <w:rStyle w:val="Hyperlink"/>
@@ -5320,7 +5343,7 @@
           <w:sz w:val="24"/>
           <w:u w:val="single"/>
         </w:rPr>
-        <w:hyperlink r:id="rId28" w:history="1">
+        <w:hyperlink r:id="rId29" w:history="1">
           <w:r>
             <w:rPr>
               <w:rStyle w:val="Hyperlink"/>
@@ -5338,7 +5361,7 @@
           <w:sz w:val="24"/>
           <w:u w:val="single"/>
         </w:rPr>
-        <w:hyperlink r:id="rId28" w:history="1">
+        <w:hyperlink r:id="rId29" w:history="1">
           <w:r>
             <w:rPr>
               <w:rStyle w:val="Hyperlink"/>
@@ -5367,7 +5390,7 @@
           <w:sz w:val="24"/>
           <w:u w:val="single"/>
         </w:rPr>
-        <w:hyperlink r:id="rId28" w:history="1">
+        <w:hyperlink r:id="rId29" w:history="1">
           <w:r>
             <w:rPr>
               <w:rStyle w:val="Hyperlink"/>
@@ -5474,7 +5497,7 @@
           <w:sz w:val="24"/>
           <w:u w:val="single"/>
         </w:rPr>
-        <w:hyperlink r:id="rId29" w:history="1">
+        <w:hyperlink r:id="rId30" w:history="1">
           <w:r>
             <w:rPr>
               <w:rStyle w:val="Hyperlink"/>
@@ -5503,7 +5526,7 @@
           <w:sz w:val="24"/>
           <w:u w:val="single"/>
         </w:rPr>
-        <w:hyperlink r:id="rId29" w:history="1">
+        <w:hyperlink r:id="rId30" w:history="1">
           <w:r>
             <w:rPr>
               <w:rStyle w:val="Hyperlink"/>
@@ -5531,7 +5554,7 @@
           <w:sz w:val="24"/>
           <w:u w:val="single"/>
         </w:rPr>
-        <w:hyperlink r:id="rId30" w:history="1">
+        <w:hyperlink r:id="rId31" w:history="1">
           <w:r>
             <w:rPr>
               <w:rStyle w:val="Hyperlink"/>
@@ -5560,7 +5583,7 @@
           <w:sz w:val="24"/>
           <w:u w:val="single"/>
         </w:rPr>
-        <w:hyperlink r:id="rId30" w:history="1">
+        <w:hyperlink r:id="rId31" w:history="1">
           <w:r>
             <w:rPr>
               <w:rStyle w:val="Hyperlink"/>
@@ -5684,7 +5707,7 @@
           <w:sz w:val="24"/>
           <w:u w:val="single"/>
         </w:rPr>
-        <w:hyperlink r:id="rId31" w:history="1">
+        <w:hyperlink r:id="rId32" w:history="1">
           <w:r>
             <w:rPr>
               <w:rStyle w:val="Hyperlink"/>
@@ -5702,7 +5725,7 @@
           <w:sz w:val="24"/>
           <w:u w:val="single"/>
         </w:rPr>
-        <w:hyperlink r:id="rId31" w:history="1">
+        <w:hyperlink r:id="rId32" w:history="1">
           <w:r>
             <w:rPr>
               <w:rStyle w:val="Hyperlink"/>
@@ -5720,7 +5743,7 @@
           <w:sz w:val="24"/>
           <w:u w:val="single"/>
         </w:rPr>
-        <w:hyperlink r:id="rId31" w:history="1">
+        <w:hyperlink r:id="rId32" w:history="1">
           <w:r>
             <w:rPr>
               <w:rStyle w:val="Hyperlink"/>
@@ -5901,7 +5924,7 @@
           <w:sz w:val="24"/>
           <w:u w:val="single"/>
         </w:rPr>
-        <w:hyperlink r:id="rId32" w:history="1">
+        <w:hyperlink r:id="rId33" w:history="1">
           <w:r>
             <w:rPr>
               <w:rStyle w:val="Hyperlink"/>
@@ -5919,7 +5942,7 @@
           <w:sz w:val="24"/>
           <w:u w:val="single"/>
         </w:rPr>
-        <w:hyperlink r:id="rId32" w:history="1">
+        <w:hyperlink r:id="rId33" w:history="1">
           <w:r>
             <w:rPr>
               <w:rStyle w:val="Hyperlink"/>
@@ -5937,7 +5960,7 @@
           <w:sz w:val="24"/>
           <w:u w:val="single"/>
         </w:rPr>
-        <w:hyperlink r:id="rId32" w:history="1">
+        <w:hyperlink r:id="rId33" w:history="1">
           <w:r>
             <w:rPr>
               <w:rStyle w:val="Hyperlink"/>
@@ -5955,7 +5978,7 @@
           <w:sz w:val="24"/>
           <w:u w:val="single"/>
         </w:rPr>
-        <w:hyperlink r:id="rId32" w:history="1">
+        <w:hyperlink r:id="rId33" w:history="1">
           <w:r>
             <w:rPr>
               <w:rStyle w:val="Hyperlink"/>
@@ -5973,7 +5996,7 @@
           <w:sz w:val="24"/>
           <w:u w:val="single"/>
         </w:rPr>
-        <w:hyperlink r:id="rId32" w:history="1">
+        <w:hyperlink r:id="rId33" w:history="1">
           <w:r>
             <w:rPr>
               <w:rStyle w:val="Hyperlink"/>
@@ -5991,7 +6014,7 @@
           <w:sz w:val="24"/>
           <w:u w:val="single"/>
         </w:rPr>
-        <w:hyperlink r:id="rId32" w:history="1">
+        <w:hyperlink r:id="rId33" w:history="1">
           <w:r>
             <w:rPr>
               <w:rStyle w:val="Hyperlink"/>
@@ -6009,7 +6032,7 @@
           <w:sz w:val="24"/>
           <w:u w:val="single"/>
         </w:rPr>
-        <w:hyperlink r:id="rId32" w:history="1">
+        <w:hyperlink r:id="rId33" w:history="1">
           <w:r>
             <w:rPr>
               <w:rStyle w:val="Hyperlink"/>
@@ -6027,7 +6050,7 @@
           <w:sz w:val="24"/>
           <w:u w:val="single"/>
         </w:rPr>
-        <w:hyperlink r:id="rId32" w:history="1">
+        <w:hyperlink r:id="rId33" w:history="1">
           <w:r>
             <w:rPr>
               <w:rStyle w:val="Hyperlink"/>
@@ -6044,7 +6067,7 @@
           <w:color w:val="0000FF"/>
           <w:sz w:val="24"/>
         </w:rPr>
-        <w:hyperlink r:id="rId32" w:history="1">
+        <w:hyperlink r:id="rId33" w:history="1">
           <w:r>
             <w:rPr>
               <w:rStyle w:val="Hyperlink"/>
@@ -6072,7 +6095,7 @@
           <w:sz w:val="24"/>
           <w:u w:val="single"/>
         </w:rPr>
-        <w:hyperlink r:id="rId32" w:history="1">
+        <w:hyperlink r:id="rId33" w:history="1">
           <w:r>
             <w:rPr>
               <w:rStyle w:val="Hyperlink"/>
@@ -6090,7 +6113,7 @@
           <w:sz w:val="24"/>
           <w:u w:val="single"/>
         </w:rPr>
-        <w:hyperlink r:id="rId32" w:history="1">
+        <w:hyperlink r:id="rId33" w:history="1">
           <w:r>
             <w:rPr>
               <w:rStyle w:val="Hyperlink"/>
@@ -6108,7 +6131,7 @@
           <w:sz w:val="24"/>
           <w:u w:val="single"/>
         </w:rPr>
-        <w:hyperlink r:id="rId32" w:history="1">
+        <w:hyperlink r:id="rId33" w:history="1">
           <w:r>
             <w:rPr>
               <w:rStyle w:val="Hyperlink"/>
@@ -6126,7 +6149,7 @@
           <w:sz w:val="24"/>
           <w:u w:val="single"/>
         </w:rPr>
-        <w:hyperlink r:id="rId32" w:history="1">
+        <w:hyperlink r:id="rId33" w:history="1">
           <w:r>
             <w:rPr>
               <w:rStyle w:val="Hyperlink"/>
@@ -6144,7 +6167,7 @@
           <w:sz w:val="24"/>
           <w:u w:val="single"/>
         </w:rPr>
-        <w:hyperlink r:id="rId32" w:history="1">
+        <w:hyperlink r:id="rId33" w:history="1">
           <w:r>
             <w:rPr>
               <w:rStyle w:val="Hyperlink"/>
@@ -6265,7 +6288,7 @@
           <w:sz w:val="24"/>
           <w:u w:val="single"/>
         </w:rPr>
-        <w:hyperlink r:id="rId33" w:history="1">
+        <w:hyperlink r:id="rId34" w:history="1">
           <w:r>
             <w:rPr>
               <w:rStyle w:val="Hyperlink"/>
@@ -6294,7 +6317,7 @@
           <w:sz w:val="24"/>
           <w:u w:val="single"/>
         </w:rPr>
-        <w:hyperlink r:id="rId33" w:history="1">
+        <w:hyperlink r:id="rId34" w:history="1">
           <w:r>
             <w:rPr>
               <w:rStyle w:val="Hyperlink"/>
@@ -6322,7 +6345,7 @@
           <w:sz w:val="24"/>
           <w:u w:val="single"/>
         </w:rPr>
-        <w:hyperlink r:id="rId34" w:history="1">
+        <w:hyperlink r:id="rId35" w:history="1">
           <w:r>
             <w:rPr>
               <w:rStyle w:val="Hyperlink"/>
@@ -6351,7 +6374,7 @@
           <w:sz w:val="24"/>
           <w:u w:val="single"/>
         </w:rPr>
-        <w:hyperlink r:id="rId34" w:history="1">
+        <w:hyperlink r:id="rId35" w:history="1">
           <w:r>
             <w:rPr>
               <w:rStyle w:val="Hyperlink"/>

--- a/EXPORTS/DOCX/published/niveau2/English/Ghana.docx
+++ b/EXPORTS/DOCX/published/niveau2/English/Ghana.docx
@@ -1747,7 +1747,7 @@
           <w:color w:val="000000"/>
           <w:sz w:val="24"/>
         </w:rPr>
-        <w:t xml:space="preserve">objects from West Africa to the cabinet in 1860. Finally, when the possessions were handed </w:t>
+        <w:t xml:space="preserve">objects from West Africa to the cabinet in 1860. Finally in 1874, after the Dutch possessions </w:t>
       </w:r>
       <w:r>
         <w:rPr>
@@ -1757,7 +1757,7 @@
           <w:color w:val="000000"/>
           <w:sz w:val="24"/>
         </w:rPr>
-        <w:t xml:space="preserve">over to the United Kingdom in 1874, the Ministry of Colonies donated a number of objects </w:t>
+        <w:t xml:space="preserve">had been handed over to the United Kingdom, the Ministry of Colonies donated a number of </w:t>
       </w:r>
       <w:r>
         <w:rPr>
@@ -1767,7 +1767,7 @@
           <w:color w:val="000000"/>
           <w:sz w:val="24"/>
         </w:rPr>
-        <w:t xml:space="preserve">that were considered 'less suitable for passing into foreign hands'. These included the </w:t>
+        <w:t xml:space="preserve">objects that were considered 'less suitable for passing into foreign hands'. These included the </w:t>
       </w:r>
       <w:r>
         <w:rPr>
@@ -1783,9 +1783,20 @@
             <w:rPr>
               <w:rStyle w:val="Hyperlink"/>
             </w:rPr>
-            <w:t xml:space="preserve">ivory </w:t>
+            <w:t>ivory</w:t>
           </w:r>
         </w:hyperlink>
+      </w:r>
+      <w:r>
+        <w:rPr>
+          <w:rFonts w:ascii="Charis SIL Regular" w:hAnsi="Charis SIL Regular" w:eastAsia="Charis SIL Regular"/>
+          <w:b w:val="0"/>
+          <w:i w:val="0"/>
+          <w:color w:val="0000FF"/>
+          <w:sz w:val="24"/>
+          <w:u w:val="single"/>
+        </w:rPr>
+        <w:t xml:space="preserve"> </w:t>
       </w:r>
       <w:r>
         <w:rPr>
@@ -3987,8 +3998,9 @@
           <w:i w:val="0"/>
           <w:color w:val="0000FF"/>
           <w:sz w:val="24"/>
-        </w:rPr>
-        <w:t>i</w:t>
+          <w:u w:val="single"/>
+        </w:rPr>
+        <w:t>ic Societ</w:t>
       </w:r>
       <w:r>
         <w:rPr>
@@ -3997,9 +4009,8 @@
           <w:i w:val="0"/>
           <w:color w:val="0000FF"/>
           <w:sz w:val="24"/>
-          <w:u w:val="single"/>
-        </w:rPr>
-        <w:t>c Society</w:t>
+        </w:rPr>
+        <w:t>y</w:t>
       </w:r>
       <w:r>
         <w:br/>
@@ -5029,7 +5040,7 @@
           <w:sz w:val="24"/>
           <w:u w:val="single"/>
         </w:rPr>
-        <w:hyperlink r:id="rId27" w:history="1">
+        <w:hyperlink r:id="rId19" w:history="1">
           <w:r>
             <w:rPr>
               <w:rStyle w:val="Hyperlink"/>
@@ -5040,7 +5051,6 @@
       </w:r>
       <w:r>
         <w:rPr>
-          <w:u w:val="single" w:color="0000ff"/>
           <w:rFonts w:ascii="Charis SIL Regular" w:hAnsi="Charis SIL Regular" w:eastAsia="Charis SIL Regular"/>
           <w:b w:val="0"/>
           <w:i w:val="0"/>
@@ -5065,7 +5075,7 @@
           <w:sz w:val="24"/>
           <w:u w:val="single"/>
         </w:rPr>
-        <w:hyperlink r:id="rId28" w:history="1">
+        <w:hyperlink r:id="rId19" w:history="1">
           <w:r>
             <w:rPr>
               <w:rStyle w:val="Hyperlink"/>
@@ -5083,7 +5093,7 @@
           <w:sz w:val="24"/>
           <w:u w:val="single"/>
         </w:rPr>
-        <w:hyperlink r:id="rId28" w:history="1">
+        <w:hyperlink r:id="rId19" w:history="1">
           <w:r>
             <w:rPr>
               <w:rStyle w:val="Hyperlink"/>
@@ -5112,7 +5122,7 @@
           <w:sz w:val="24"/>
           <w:u w:val="single"/>
         </w:rPr>
-        <w:hyperlink r:id="rId28" w:history="1">
+        <w:hyperlink r:id="rId27" w:history="1">
           <w:r>
             <w:rPr>
               <w:rStyle w:val="Hyperlink"/>
@@ -5130,7 +5140,7 @@
           <w:sz w:val="24"/>
           <w:u w:val="single"/>
         </w:rPr>
-        <w:hyperlink r:id="rId28" w:history="1">
+        <w:hyperlink r:id="rId27" w:history="1">
           <w:r>
             <w:rPr>
               <w:rStyle w:val="Hyperlink"/>
@@ -5261,7 +5271,7 @@
           <w:sz w:val="24"/>
           <w:u w:val="single"/>
         </w:rPr>
-        <w:hyperlink r:id="rId29" w:history="1">
+        <w:hyperlink r:id="rId28" w:history="1">
           <w:r>
             <w:rPr>
               <w:rStyle w:val="Hyperlink"/>
@@ -5279,7 +5289,7 @@
           <w:sz w:val="24"/>
           <w:u w:val="single"/>
         </w:rPr>
-        <w:hyperlink r:id="rId29" w:history="1">
+        <w:hyperlink r:id="rId28" w:history="1">
           <w:r>
             <w:rPr>
               <w:rStyle w:val="Hyperlink"/>
@@ -5297,7 +5307,7 @@
           <w:sz w:val="24"/>
           <w:u w:val="single"/>
         </w:rPr>
-        <w:hyperlink r:id="rId29" w:history="1">
+        <w:hyperlink r:id="rId28" w:history="1">
           <w:r>
             <w:rPr>
               <w:rStyle w:val="Hyperlink"/>
@@ -5315,7 +5325,7 @@
           <w:sz w:val="24"/>
           <w:u w:val="single"/>
         </w:rPr>
-        <w:hyperlink r:id="rId29" w:history="1">
+        <w:hyperlink r:id="rId28" w:history="1">
           <w:r>
             <w:rPr>
               <w:rStyle w:val="Hyperlink"/>
@@ -5343,7 +5353,7 @@
           <w:sz w:val="24"/>
           <w:u w:val="single"/>
         </w:rPr>
-        <w:hyperlink r:id="rId29" w:history="1">
+        <w:hyperlink r:id="rId28" w:history="1">
           <w:r>
             <w:rPr>
               <w:rStyle w:val="Hyperlink"/>
@@ -5361,7 +5371,7 @@
           <w:sz w:val="24"/>
           <w:u w:val="single"/>
         </w:rPr>
-        <w:hyperlink r:id="rId29" w:history="1">
+        <w:hyperlink r:id="rId28" w:history="1">
           <w:r>
             <w:rPr>
               <w:rStyle w:val="Hyperlink"/>
@@ -5390,7 +5400,7 @@
           <w:sz w:val="24"/>
           <w:u w:val="single"/>
         </w:rPr>
-        <w:hyperlink r:id="rId29" w:history="1">
+        <w:hyperlink r:id="rId28" w:history="1">
           <w:r>
             <w:rPr>
               <w:rStyle w:val="Hyperlink"/>
@@ -5497,7 +5507,7 @@
           <w:sz w:val="24"/>
           <w:u w:val="single"/>
         </w:rPr>
-        <w:hyperlink r:id="rId30" w:history="1">
+        <w:hyperlink r:id="rId29" w:history="1">
           <w:r>
             <w:rPr>
               <w:rStyle w:val="Hyperlink"/>
@@ -5526,7 +5536,7 @@
           <w:sz w:val="24"/>
           <w:u w:val="single"/>
         </w:rPr>
-        <w:hyperlink r:id="rId30" w:history="1">
+        <w:hyperlink r:id="rId29" w:history="1">
           <w:r>
             <w:rPr>
               <w:rStyle w:val="Hyperlink"/>
@@ -5554,7 +5564,7 @@
           <w:sz w:val="24"/>
           <w:u w:val="single"/>
         </w:rPr>
-        <w:hyperlink r:id="rId31" w:history="1">
+        <w:hyperlink r:id="rId30" w:history="1">
           <w:r>
             <w:rPr>
               <w:rStyle w:val="Hyperlink"/>
@@ -5583,7 +5593,7 @@
           <w:sz w:val="24"/>
           <w:u w:val="single"/>
         </w:rPr>
-        <w:hyperlink r:id="rId31" w:history="1">
+        <w:hyperlink r:id="rId30" w:history="1">
           <w:r>
             <w:rPr>
               <w:rStyle w:val="Hyperlink"/>
@@ -5707,7 +5717,7 @@
           <w:sz w:val="24"/>
           <w:u w:val="single"/>
         </w:rPr>
-        <w:hyperlink r:id="rId32" w:history="1">
+        <w:hyperlink r:id="rId31" w:history="1">
           <w:r>
             <w:rPr>
               <w:rStyle w:val="Hyperlink"/>
@@ -5725,7 +5735,7 @@
           <w:sz w:val="24"/>
           <w:u w:val="single"/>
         </w:rPr>
-        <w:hyperlink r:id="rId32" w:history="1">
+        <w:hyperlink r:id="rId31" w:history="1">
           <w:r>
             <w:rPr>
               <w:rStyle w:val="Hyperlink"/>
@@ -5743,7 +5753,7 @@
           <w:sz w:val="24"/>
           <w:u w:val="single"/>
         </w:rPr>
-        <w:hyperlink r:id="rId32" w:history="1">
+        <w:hyperlink r:id="rId31" w:history="1">
           <w:r>
             <w:rPr>
               <w:rStyle w:val="Hyperlink"/>
@@ -5924,7 +5934,7 @@
           <w:sz w:val="24"/>
           <w:u w:val="single"/>
         </w:rPr>
-        <w:hyperlink r:id="rId33" w:history="1">
+        <w:hyperlink r:id="rId32" w:history="1">
           <w:r>
             <w:rPr>
               <w:rStyle w:val="Hyperlink"/>
@@ -5942,7 +5952,7 @@
           <w:sz w:val="24"/>
           <w:u w:val="single"/>
         </w:rPr>
-        <w:hyperlink r:id="rId33" w:history="1">
+        <w:hyperlink r:id="rId32" w:history="1">
           <w:r>
             <w:rPr>
               <w:rStyle w:val="Hyperlink"/>
@@ -5960,7 +5970,7 @@
           <w:sz w:val="24"/>
           <w:u w:val="single"/>
         </w:rPr>
-        <w:hyperlink r:id="rId33" w:history="1">
+        <w:hyperlink r:id="rId32" w:history="1">
           <w:r>
             <w:rPr>
               <w:rStyle w:val="Hyperlink"/>
@@ -5978,7 +5988,7 @@
           <w:sz w:val="24"/>
           <w:u w:val="single"/>
         </w:rPr>
-        <w:hyperlink r:id="rId33" w:history="1">
+        <w:hyperlink r:id="rId32" w:history="1">
           <w:r>
             <w:rPr>
               <w:rStyle w:val="Hyperlink"/>
@@ -5996,7 +6006,7 @@
           <w:sz w:val="24"/>
           <w:u w:val="single"/>
         </w:rPr>
-        <w:hyperlink r:id="rId33" w:history="1">
+        <w:hyperlink r:id="rId32" w:history="1">
           <w:r>
             <w:rPr>
               <w:rStyle w:val="Hyperlink"/>
@@ -6014,7 +6024,7 @@
           <w:sz w:val="24"/>
           <w:u w:val="single"/>
         </w:rPr>
-        <w:hyperlink r:id="rId33" w:history="1">
+        <w:hyperlink r:id="rId32" w:history="1">
           <w:r>
             <w:rPr>
               <w:rStyle w:val="Hyperlink"/>
@@ -6032,7 +6042,7 @@
           <w:sz w:val="24"/>
           <w:u w:val="single"/>
         </w:rPr>
-        <w:hyperlink r:id="rId33" w:history="1">
+        <w:hyperlink r:id="rId32" w:history="1">
           <w:r>
             <w:rPr>
               <w:rStyle w:val="Hyperlink"/>
@@ -6050,7 +6060,7 @@
           <w:sz w:val="24"/>
           <w:u w:val="single"/>
         </w:rPr>
-        <w:hyperlink r:id="rId33" w:history="1">
+        <w:hyperlink r:id="rId32" w:history="1">
           <w:r>
             <w:rPr>
               <w:rStyle w:val="Hyperlink"/>
@@ -6067,7 +6077,7 @@
           <w:color w:val="0000FF"/>
           <w:sz w:val="24"/>
         </w:rPr>
-        <w:hyperlink r:id="rId33" w:history="1">
+        <w:hyperlink r:id="rId32" w:history="1">
           <w:r>
             <w:rPr>
               <w:rStyle w:val="Hyperlink"/>
@@ -6095,7 +6105,7 @@
           <w:sz w:val="24"/>
           <w:u w:val="single"/>
         </w:rPr>
-        <w:hyperlink r:id="rId33" w:history="1">
+        <w:hyperlink r:id="rId32" w:history="1">
           <w:r>
             <w:rPr>
               <w:rStyle w:val="Hyperlink"/>
@@ -6113,7 +6123,7 @@
           <w:sz w:val="24"/>
           <w:u w:val="single"/>
         </w:rPr>
-        <w:hyperlink r:id="rId33" w:history="1">
+        <w:hyperlink r:id="rId32" w:history="1">
           <w:r>
             <w:rPr>
               <w:rStyle w:val="Hyperlink"/>
@@ -6131,7 +6141,7 @@
           <w:sz w:val="24"/>
           <w:u w:val="single"/>
         </w:rPr>
-        <w:hyperlink r:id="rId33" w:history="1">
+        <w:hyperlink r:id="rId32" w:history="1">
           <w:r>
             <w:rPr>
               <w:rStyle w:val="Hyperlink"/>
@@ -6149,7 +6159,7 @@
           <w:sz w:val="24"/>
           <w:u w:val="single"/>
         </w:rPr>
-        <w:hyperlink r:id="rId33" w:history="1">
+        <w:hyperlink r:id="rId32" w:history="1">
           <w:r>
             <w:rPr>
               <w:rStyle w:val="Hyperlink"/>
@@ -6167,7 +6177,7 @@
           <w:sz w:val="24"/>
           <w:u w:val="single"/>
         </w:rPr>
-        <w:hyperlink r:id="rId33" w:history="1">
+        <w:hyperlink r:id="rId32" w:history="1">
           <w:r>
             <w:rPr>
               <w:rStyle w:val="Hyperlink"/>
@@ -6288,7 +6298,7 @@
           <w:sz w:val="24"/>
           <w:u w:val="single"/>
         </w:rPr>
-        <w:hyperlink r:id="rId34" w:history="1">
+        <w:hyperlink r:id="rId33" w:history="1">
           <w:r>
             <w:rPr>
               <w:rStyle w:val="Hyperlink"/>
@@ -6317,7 +6327,7 @@
           <w:sz w:val="24"/>
           <w:u w:val="single"/>
         </w:rPr>
-        <w:hyperlink r:id="rId34" w:history="1">
+        <w:hyperlink r:id="rId33" w:history="1">
           <w:r>
             <w:rPr>
               <w:rStyle w:val="Hyperlink"/>
@@ -6345,7 +6355,7 @@
           <w:sz w:val="24"/>
           <w:u w:val="single"/>
         </w:rPr>
-        <w:hyperlink r:id="rId35" w:history="1">
+        <w:hyperlink r:id="rId34" w:history="1">
           <w:r>
             <w:rPr>
               <w:rStyle w:val="Hyperlink"/>
@@ -6374,7 +6384,7 @@
           <w:sz w:val="24"/>
           <w:u w:val="single"/>
         </w:rPr>
-        <w:hyperlink r:id="rId35" w:history="1">
+        <w:hyperlink r:id="rId34" w:history="1">
           <w:r>
             <w:rPr>
               <w:rStyle w:val="Hyperlink"/>
